--- a/manuscript/Manuscript_v2_revised_track_changes.docx
+++ b/manuscript/Manuscript_v2_revised_track_changes.docx
@@ -13,8 +13,7 @@
           <w:szCs w:val="28"/>
         </w:rPr>
       </w:pPr>
-      <w:commentRangeStart w:id="0"/>
-      <w:del w:id="1" w:author="Raven, Olivier (Student)" w:date="2026-03-12T13:04:00Z" w16du:dateUtc="2026-03-12T00:04:00Z">
+      <w:del w:id="0" w:author="Raven, Olivier (Student)" w:date="2026-03-12T13:04:00Z" w16du:dateUtc="2026-03-12T00:04:00Z">
         <w:r>
           <w:rPr>
             <w:rFonts w:ascii="Calibri" w:eastAsia="Calibri" w:hAnsi="Calibri" w:cs="Calibri"/>
@@ -26,7 +25,7 @@
           <w:delText>Complex l</w:delText>
         </w:r>
       </w:del>
-      <w:ins w:id="2" w:author="Raven, Olivier (Student)" w:date="2026-03-12T13:04:00Z" w16du:dateUtc="2026-03-12T00:04:00Z">
+      <w:ins w:id="1" w:author="Raven, Olivier (Student)" w:date="2026-03-12T13:04:00Z" w16du:dateUtc="2026-03-12T00:04:00Z">
         <w:r>
           <w:rPr>
             <w:rFonts w:ascii="Calibri" w:eastAsia="Calibri" w:hAnsi="Calibri" w:cs="Calibri"/>
@@ -48,7 +47,7 @@
         </w:rPr>
         <w:t>ittoral habitat</w:t>
       </w:r>
-      <w:del w:id="3" w:author="Raven, Olivier (Student)" w:date="2026-03-12T13:04:00Z" w16du:dateUtc="2026-03-12T00:04:00Z">
+      <w:del w:id="2" w:author="Raven, Olivier (Student)" w:date="2026-03-12T13:04:00Z" w16du:dateUtc="2026-03-12T00:04:00Z">
         <w:r>
           <w:rPr>
             <w:rFonts w:ascii="Calibri" w:eastAsia="Calibri" w:hAnsi="Calibri" w:cs="Calibri"/>
@@ -60,7 +59,7 @@
           <w:delText>s</w:delText>
         </w:r>
       </w:del>
-      <w:ins w:id="4" w:author="Raven, Olivier (Student)" w:date="2026-03-12T13:04:00Z" w16du:dateUtc="2026-03-12T00:04:00Z">
+      <w:ins w:id="3" w:author="Raven, Olivier (Student)" w:date="2026-03-12T13:04:00Z" w16du:dateUtc="2026-03-12T00:04:00Z">
         <w:r>
           <w:rPr>
             <w:rFonts w:ascii="Calibri" w:eastAsia="Calibri" w:hAnsi="Calibri" w:cs="Calibri"/>
@@ -72,7 +71,7 @@
           <w:t xml:space="preserve"> </w:t>
         </w:r>
       </w:ins>
-      <w:ins w:id="5" w:author="Raven, Olivier (Student)" w:date="2026-03-12T13:05:00Z" w16du:dateUtc="2026-03-12T00:05:00Z">
+      <w:ins w:id="4" w:author="Raven, Olivier (Student)" w:date="2026-03-12T13:05:00Z" w16du:dateUtc="2026-03-12T00:05:00Z">
         <w:r>
           <w:rPr>
             <w:rFonts w:ascii="Calibri" w:eastAsia="Calibri" w:hAnsi="Calibri" w:cs="Calibri"/>
@@ -94,7 +93,7 @@
         </w:rPr>
         <w:t xml:space="preserve"> </w:t>
       </w:r>
-      <w:del w:id="6" w:author="Raven, Olivier (Student)" w:date="2026-03-12T13:05:00Z" w16du:dateUtc="2026-03-12T00:05:00Z">
+      <w:del w:id="5" w:author="Raven, Olivier (Student)" w:date="2026-03-12T13:05:00Z" w16du:dateUtc="2026-03-12T00:05:00Z">
         <w:r>
           <w:rPr>
             <w:rFonts w:ascii="Calibri" w:eastAsia="Calibri" w:hAnsi="Calibri" w:cs="Calibri"/>
@@ -106,7 +105,7 @@
           <w:delText xml:space="preserve">enhance </w:delText>
         </w:r>
       </w:del>
-      <w:ins w:id="7" w:author="Raven, Olivier (Student)" w:date="2026-03-16T10:08:00Z">
+      <w:ins w:id="6" w:author="Raven, Olivier (Student)" w:date="2026-03-16T10:08:00Z">
         <w:r>
           <w:rPr>
             <w:rFonts w:ascii="Calibri" w:eastAsia="Calibri" w:hAnsi="Calibri" w:cs="Calibri"/>
@@ -118,22 +117,7 @@
           <w:t>influences</w:t>
         </w:r>
       </w:ins>
-      <w:commentRangeStart w:id="8"/>
-      <w:commentRangeEnd w:id="8"/>
-      <w:del w:id="9" w:author="Raven, Olivier (Student)" w:date="2026-03-16T10:08:00Z" w16du:dateUtc="2026-03-15T21:08:00Z">
-        <w:r>
-          <w:rPr>
-            <w:rStyle w:val="CommentReference"/>
-            <w:rFonts w:ascii="Calibri" w:eastAsia="Calibri" w:hAnsi="Calibri" w:cs="Calibri"/>
-            <w:b/>
-            <w:bCs/>
-            <w:sz w:val="28"/>
-            <w:szCs w:val="28"/>
-          </w:rPr>
-          <w:commentReference w:id="8"/>
-        </w:r>
-      </w:del>
-      <w:ins w:id="10" w:author="Raven, Olivier (Student)" w:date="2026-03-16T10:08:00Z" w16du:dateUtc="2026-03-15T21:08:00Z">
+      <w:ins w:id="7" w:author="Raven, Olivier (Student)" w:date="2026-03-16T10:08:00Z" w16du:dateUtc="2026-03-15T21:08:00Z">
         <w:r>
           <w:rPr>
             <w:rFonts w:ascii="Calibri" w:eastAsia="Calibri" w:hAnsi="Calibri" w:cs="Calibri"/>
@@ -155,18 +139,6 @@
         </w:rPr>
         <w:t>freshwater crayfish populations in five volcanic lakes of Aotearoa New Zealand</w:t>
       </w:r>
-      <w:commentRangeEnd w:id="0"/>
-      <w:r>
-        <w:rPr>
-          <w:rStyle w:val="CommentReference"/>
-          <w:rFonts w:ascii="Calibri" w:eastAsia="Calibri" w:hAnsi="Calibri" w:cs="Calibri"/>
-          <w:b/>
-          <w:bCs/>
-          <w:sz w:val="28"/>
-          <w:szCs w:val="28"/>
-        </w:rPr>
-        <w:commentReference w:id="0"/>
-      </w:r>
     </w:p>
     <w:p>
       <w:pPr>
@@ -177,7 +149,7 @@
           <w:szCs w:val="18"/>
         </w:rPr>
       </w:pPr>
-      <w:bookmarkStart w:id="11" w:name="_Hlk220409855"/>
+      <w:bookmarkStart w:id="8" w:name="_Hlk220409855"/>
       <w:r>
         <w:rPr>
           <w:sz w:val="18"/>
@@ -523,7 +495,7 @@
         </w:rPr>
         <w:t xml:space="preserve">olivier.raven@icloud.com; </w:t>
       </w:r>
-      <w:hyperlink r:id="rId12" w:history="1">
+      <w:hyperlink r:id="rId8" w:history="1">
         <w:r>
           <w:rPr>
             <w:rStyle w:val="Hyperlink"/>
@@ -546,7 +518,7 @@
         </w:rPr>
       </w:pPr>
     </w:p>
-    <w:bookmarkEnd w:id="11"/>
+    <w:bookmarkEnd w:id="8"/>
     <w:p>
       <w:pPr>
         <w:spacing w:line="360" w:lineRule="auto"/>
@@ -669,7 +641,7 @@
       <w:r>
         <w:t xml:space="preserve">by habitat </w:t>
       </w:r>
-      <w:ins w:id="12" w:author="Raven, Olivier (Student)" w:date="2026-03-11T15:26:00Z" w16du:dateUtc="2026-03-11T02:26:00Z">
+      <w:ins w:id="9" w:author="Raven, Olivier (Student)" w:date="2026-03-11T15:26:00Z" w16du:dateUtc="2026-03-11T02:26:00Z">
         <w:r>
           <w:t>characteristics</w:t>
         </w:r>
@@ -677,24 +649,20 @@
           <w:t xml:space="preserve"> </w:t>
         </w:r>
       </w:ins>
-      <w:del w:id="13" w:author="Raven, Olivier (Student)" w:date="2026-03-11T15:26:00Z" w16du:dateUtc="2026-03-11T02:26:00Z">
+      <w:del w:id="10" w:author="Raven, Olivier (Student)" w:date="2026-03-11T15:26:00Z" w16du:dateUtc="2026-03-11T02:26:00Z">
         <w:r>
           <w:delText xml:space="preserve">conditions </w:delText>
         </w:r>
       </w:del>
       <w:r>
-        <w:t xml:space="preserve">rather than lake-scale processes. </w:t>
-      </w:r>
-      <w:commentRangeStart w:id="14"/>
-      <w:r>
-        <w:t xml:space="preserve">Occupancy increased with shoreline habitat </w:t>
-      </w:r>
-      <w:ins w:id="15" w:author="Raven, Olivier (Student)" w:date="2026-03-11T15:17:00Z">
+        <w:t xml:space="preserve">rather than lake-scale processes. Occupancy increased with shoreline habitat </w:t>
+      </w:r>
+      <w:ins w:id="11" w:author="Raven, Olivier (Student)" w:date="2026-03-11T15:17:00Z">
         <w:r>
           <w:t>characteristics</w:t>
         </w:r>
       </w:ins>
-      <w:del w:id="16" w:author="Raven, Olivier (Student)" w:date="2026-03-11T15:17:00Z" w16du:dateUtc="2026-03-11T02:17:00Z">
+      <w:del w:id="12" w:author="Raven, Olivier (Student)" w:date="2026-03-11T15:17:00Z" w16du:dateUtc="2026-03-11T02:17:00Z">
         <w:r>
           <w:delText>complexity</w:delText>
         </w:r>
@@ -702,55 +670,43 @@
       <w:r>
         <w:t xml:space="preserve">, particularly </w:t>
       </w:r>
-      <w:del w:id="17" w:author="Raven, Olivier (Student)" w:date="2026-03-10T11:31:00Z" w16du:dateUtc="2026-03-09T22:31:00Z">
+      <w:del w:id="13" w:author="Raven, Olivier (Student)" w:date="2026-03-10T11:31:00Z" w16du:dateUtc="2026-03-09T22:31:00Z">
         <w:r>
           <w:delText xml:space="preserve">higher substrate </w:delText>
         </w:r>
       </w:del>
-      <w:ins w:id="18" w:author="Raven, Olivier (Student)" w:date="2026-03-10T11:29:00Z" w16du:dateUtc="2026-03-09T22:29:00Z">
+      <w:ins w:id="14" w:author="Raven, Olivier (Student)" w:date="2026-03-10T11:29:00Z" w16du:dateUtc="2026-03-09T22:29:00Z">
         <w:r>
           <w:t>coarse</w:t>
         </w:r>
       </w:ins>
-      <w:ins w:id="19" w:author="Raven, Olivier (Student)" w:date="2026-03-10T11:31:00Z" w16du:dateUtc="2026-03-09T22:31:00Z">
+      <w:ins w:id="15" w:author="Raven, Olivier (Student)" w:date="2026-03-10T11:31:00Z" w16du:dateUtc="2026-03-09T22:31:00Z">
         <w:r>
           <w:t>r</w:t>
         </w:r>
       </w:ins>
-      <w:ins w:id="20" w:author="Raven, Olivier (Student)" w:date="2026-03-10T11:29:00Z" w16du:dateUtc="2026-03-09T22:29:00Z">
+      <w:ins w:id="16" w:author="Raven, Olivier (Student)" w:date="2026-03-10T11:29:00Z" w16du:dateUtc="2026-03-09T22:29:00Z">
         <w:r>
           <w:t xml:space="preserve"> substrate types</w:t>
         </w:r>
       </w:ins>
-      <w:ins w:id="21" w:author="Raven, Olivier (Student)" w:date="2026-03-10T11:30:00Z" w16du:dateUtc="2026-03-09T22:30:00Z">
+      <w:ins w:id="17" w:author="Raven, Olivier (Student)" w:date="2026-03-10T11:30:00Z" w16du:dateUtc="2026-03-09T22:30:00Z">
         <w:r>
           <w:t xml:space="preserve"> </w:t>
         </w:r>
       </w:ins>
-      <w:del w:id="22" w:author="Raven, Olivier (Student)" w:date="2026-03-10T11:28:00Z" w16du:dateUtc="2026-03-09T22:28:00Z">
+      <w:del w:id="18" w:author="Raven, Olivier (Student)" w:date="2026-03-10T11:28:00Z" w16du:dateUtc="2026-03-09T22:28:00Z">
         <w:r>
           <w:delText xml:space="preserve">index values </w:delText>
         </w:r>
       </w:del>
       <w:r>
-        <w:t>and greater riparian vegetation cover</w:t>
-      </w:r>
-      <w:commentRangeEnd w:id="14"/>
-      <w:r>
-        <w:rPr>
-          <w:rStyle w:val="CommentReference"/>
-          <w:sz w:val="22"/>
-          <w:szCs w:val="22"/>
-        </w:rPr>
-        <w:commentReference w:id="14"/>
-      </w:r>
-      <w:r>
-        <w:t>. Elevated summer surface water temperatures were negatively associated with kōura occupancy and abundance, indicating reduced habitat suitability during warm periods. Water chemistry variables</w:t>
+        <w:t>and greater riparian vegetation cover. Elevated summer surface water temperatures were negatively associated with kōura occupancy and abundance, indicating reduced habitat suitability during warm periods. Water chemistry variables</w:t>
       </w:r>
       <w:r>
         <w:t xml:space="preserve">, </w:t>
       </w:r>
-      <w:del w:id="23" w:author="Raven, Olivier (Student)" w:date="2026-03-12T15:06:00Z" w16du:dateUtc="2026-03-12T02:06:00Z">
+      <w:del w:id="19" w:author="Raven, Olivier (Student)" w:date="2026-03-12T15:06:00Z" w16du:dateUtc="2026-03-12T02:06:00Z">
         <w:r>
           <w:delText xml:space="preserve">pH and </w:delText>
         </w:r>
@@ -758,7 +714,7 @@
       <w:r>
         <w:t>conductivity</w:t>
       </w:r>
-      <w:ins w:id="24" w:author="Raven, Olivier (Student)" w:date="2026-03-12T15:06:00Z" w16du:dateUtc="2026-03-12T02:06:00Z">
+      <w:ins w:id="20" w:author="Raven, Olivier (Student)" w:date="2026-03-12T15:06:00Z" w16du:dateUtc="2026-03-12T02:06:00Z">
         <w:r>
           <w:t xml:space="preserve"> </w:t>
         </w:r>
@@ -767,11 +723,7 @@
         </w:r>
       </w:ins>
       <w:r>
-        <w:t xml:space="preserve">, were positively related to kōura presence and biomass. </w:t>
-      </w:r>
-      <w:commentRangeStart w:id="25"/>
-      <w:r>
-        <w:t>In contrast, emergent macrophyte</w:t>
+        <w:t>, were positively related to kōura presence and biomass. In contrast, emergent macrophyte</w:t>
       </w:r>
       <w:r>
         <w:t>-</w:t>
@@ -785,12 +737,12 @@
       <w:r>
         <w:t xml:space="preserve"> results </w:t>
       </w:r>
-      <w:ins w:id="26" w:author="Raven, Olivier (Student)" w:date="2026-03-10T11:32:00Z" w16du:dateUtc="2026-03-09T22:32:00Z">
+      <w:ins w:id="21" w:author="Raven, Olivier (Student)" w:date="2026-03-10T11:32:00Z" w16du:dateUtc="2026-03-09T22:32:00Z">
         <w:r>
           <w:t xml:space="preserve">suggest that </w:t>
         </w:r>
       </w:ins>
-      <w:ins w:id="27" w:author="Raven, Olivier (Student)" w:date="2026-03-10T11:33:00Z" w16du:dateUtc="2026-03-09T22:33:00Z">
+      <w:ins w:id="22" w:author="Raven, Olivier (Student)" w:date="2026-03-10T11:33:00Z" w16du:dateUtc="2026-03-09T22:33:00Z">
         <w:r>
           <w:t>the comp</w:t>
         </w:r>
@@ -798,12 +750,12 @@
           <w:t xml:space="preserve">osition and physical structure </w:t>
         </w:r>
       </w:ins>
-      <w:ins w:id="28" w:author="Raven, Olivier (Student)" w:date="2026-03-10T11:34:00Z" w16du:dateUtc="2026-03-09T22:34:00Z">
+      <w:ins w:id="23" w:author="Raven, Olivier (Student)" w:date="2026-03-10T11:34:00Z" w16du:dateUtc="2026-03-09T22:34:00Z">
         <w:r>
           <w:t xml:space="preserve">of </w:t>
         </w:r>
       </w:ins>
-      <w:del w:id="29" w:author="Raven, Olivier (Student)" w:date="2026-03-10T11:34:00Z" w16du:dateUtc="2026-03-09T22:34:00Z">
+      <w:del w:id="24" w:author="Raven, Olivier (Student)" w:date="2026-03-10T11:34:00Z" w16du:dateUtc="2026-03-09T22:34:00Z">
         <w:r>
           <w:delText xml:space="preserve">demonstrate the importance of structurally complex </w:delText>
         </w:r>
@@ -811,7 +763,7 @@
       <w:r>
         <w:t>littoral habitats</w:t>
       </w:r>
-      <w:ins w:id="30" w:author="Raven, Olivier (Student)" w:date="2026-03-10T11:37:00Z" w16du:dateUtc="2026-03-09T22:37:00Z">
+      <w:ins w:id="25" w:author="Raven, Olivier (Student)" w:date="2026-03-10T11:37:00Z" w16du:dateUtc="2026-03-09T22:37:00Z">
         <w:r>
           <w:t xml:space="preserve"> are important drivers</w:t>
         </w:r>
@@ -819,17 +771,17 @@
           <w:t xml:space="preserve"> of </w:t>
         </w:r>
       </w:ins>
-      <w:del w:id="31" w:author="Raven, Olivier (Student)" w:date="2026-03-10T11:35:00Z" w16du:dateUtc="2026-03-09T22:35:00Z">
+      <w:del w:id="26" w:author="Raven, Olivier (Student)" w:date="2026-03-10T11:35:00Z" w16du:dateUtc="2026-03-09T22:35:00Z">
         <w:r>
           <w:delText xml:space="preserve"> </w:delText>
         </w:r>
       </w:del>
-      <w:del w:id="32" w:author="Raven, Olivier (Student)" w:date="2026-03-10T11:37:00Z" w16du:dateUtc="2026-03-09T22:37:00Z">
+      <w:del w:id="27" w:author="Raven, Olivier (Student)" w:date="2026-03-10T11:37:00Z" w16du:dateUtc="2026-03-09T22:37:00Z">
         <w:r>
           <w:delText>in supporting</w:delText>
         </w:r>
       </w:del>
-      <w:del w:id="33" w:author="Raven, Olivier (Student)" w:date="2026-03-12T15:05:00Z" w16du:dateUtc="2026-03-12T02:05:00Z">
+      <w:del w:id="28" w:author="Raven, Olivier (Student)" w:date="2026-03-12T15:05:00Z" w16du:dateUtc="2026-03-12T02:05:00Z">
         <w:r>
           <w:delText xml:space="preserve"> </w:delText>
         </w:r>
@@ -837,12 +789,12 @@
       <w:r>
         <w:t xml:space="preserve">kōura </w:t>
       </w:r>
-      <w:del w:id="34" w:author="Raven, Olivier (Student)" w:date="2026-03-10T11:38:00Z" w16du:dateUtc="2026-03-09T22:38:00Z">
+      <w:del w:id="29" w:author="Raven, Olivier (Student)" w:date="2026-03-10T11:38:00Z" w16du:dateUtc="2026-03-09T22:38:00Z">
         <w:r>
           <w:delText>populations</w:delText>
         </w:r>
       </w:del>
-      <w:ins w:id="35" w:author="Raven, Olivier (Student)" w:date="2026-03-10T11:38:00Z" w16du:dateUtc="2026-03-09T22:38:00Z">
+      <w:ins w:id="30" w:author="Raven, Olivier (Student)" w:date="2026-03-10T11:38:00Z" w16du:dateUtc="2026-03-09T22:38:00Z">
         <w:r>
           <w:t xml:space="preserve">distribution and </w:t>
         </w:r>
@@ -851,19 +803,7 @@
         </w:r>
       </w:ins>
       <w:r>
-        <w:t>.</w:t>
-      </w:r>
-      <w:commentRangeEnd w:id="25"/>
-      <w:r>
-        <w:rPr>
-          <w:rStyle w:val="CommentReference"/>
-          <w:sz w:val="22"/>
-          <w:szCs w:val="22"/>
-        </w:rPr>
-        <w:commentReference w:id="25"/>
-      </w:r>
-      <w:r>
-        <w:t xml:space="preserve"> As climatic drivers </w:t>
+        <w:t xml:space="preserve">. As climatic drivers </w:t>
       </w:r>
       <w:r>
         <w:t>resulting in</w:t>
@@ -886,17 +826,17 @@
       <w:r>
         <w:t xml:space="preserve">are difficult to manage, targeted protection and restoration of </w:t>
       </w:r>
-      <w:ins w:id="36" w:author="Raven, Olivier (Student)" w:date="2026-03-12T12:10:00Z">
+      <w:ins w:id="31" w:author="Raven, Olivier (Student)" w:date="2026-03-12T12:10:00Z">
         <w:r>
           <w:t>coarse substrate</w:t>
         </w:r>
       </w:ins>
-      <w:ins w:id="37" w:author="Raven, Olivier (Student)" w:date="2026-03-12T13:06:00Z" w16du:dateUtc="2026-03-12T00:06:00Z">
+      <w:ins w:id="32" w:author="Raven, Olivier (Student)" w:date="2026-03-12T13:06:00Z" w16du:dateUtc="2026-03-12T00:06:00Z">
         <w:r>
           <w:t xml:space="preserve"> </w:t>
         </w:r>
       </w:ins>
-      <w:del w:id="38" w:author="Raven, Olivier (Student)" w:date="2026-03-12T12:10:00Z" w16du:dateUtc="2026-03-11T23:10:00Z">
+      <w:del w:id="33" w:author="Raven, Olivier (Student)" w:date="2026-03-12T12:10:00Z" w16du:dateUtc="2026-03-11T23:10:00Z">
         <w:r>
           <w:delText xml:space="preserve">complex </w:delText>
         </w:r>
@@ -1022,7 +962,7 @@
         <w:rPr>
           <w:i/>
           <w:iCs/>
-          <w:rPrChange w:id="39" w:author="ian.kusabs@outlook.com" w:date="2026-03-20T02:23:00Z" w16du:dateUtc="2026-03-20T02:23:16Z">
+          <w:rPrChange w:id="34" w:author="ian.kusabs@outlook.com" w:date="2026-03-20T02:23:00Z" w16du:dateUtc="2026-03-20T02:23:16Z">
             <w:rPr/>
           </w:rPrChange>
         </w:rPr>
@@ -1291,25 +1231,15 @@
       <w:r>
         <w:t xml:space="preserve"> </w:t>
       </w:r>
-      <w:del w:id="40" w:author="Raven, Olivier (Student)" w:date="2026-03-10T10:53:00Z" w16du:dateUtc="2026-03-09T21:53:00Z">
+      <w:del w:id="35" w:author="Raven, Olivier (Student)" w:date="2026-03-10T10:53:00Z" w16du:dateUtc="2026-03-09T21:53:00Z">
         <w:r>
           <w:delText>(</w:delText>
         </w:r>
       </w:del>
-      <w:commentRangeStart w:id="41"/>
       <w:r>
         <w:t>White, 1842</w:t>
       </w:r>
-      <w:commentRangeEnd w:id="41"/>
-      <w:r>
-        <w:rPr>
-          <w:rStyle w:val="CommentReference"/>
-          <w:sz w:val="22"/>
-          <w:szCs w:val="22"/>
-        </w:rPr>
-        <w:commentReference w:id="41"/>
-      </w:r>
-      <w:del w:id="42" w:author="Raven, Olivier (Student)" w:date="2026-03-10T10:53:00Z" w16du:dateUtc="2026-03-09T21:53:00Z">
+      <w:del w:id="36" w:author="Raven, Olivier (Student)" w:date="2026-03-10T10:53:00Z" w16du:dateUtc="2026-03-09T21:53:00Z">
         <w:r>
           <w:delText>)</w:delText>
         </w:r>
@@ -1494,8 +1424,6 @@
       <w:r>
         <w:t xml:space="preserve"> (</w:t>
       </w:r>
-      <w:commentRangeStart w:id="43"/>
-      <w:commentRangeStart w:id="44"/>
       <w:r>
         <w:t>Kusabs et al</w:t>
       </w:r>
@@ -1508,32 +1436,14 @@
       <w:r>
         <w:t>rev</w:t>
       </w:r>
-      <w:ins w:id="45" w:author="Raven, Olivier (Student)" w:date="2026-03-16T10:13:00Z" w16du:dateUtc="2026-03-15T21:13:00Z">
+      <w:ins w:id="37" w:author="Raven, Olivier (Student)" w:date="2026-03-16T10:13:00Z" w16du:dateUtc="2026-03-15T21:13:00Z">
         <w:r>
           <w:t>ision)</w:t>
         </w:r>
       </w:ins>
-      <w:del w:id="46" w:author="Raven, Olivier (Student)" w:date="2026-03-16T10:13:00Z" w16du:dateUtc="2026-03-15T21:13:00Z">
+      <w:del w:id="38" w:author="Raven, Olivier (Student)" w:date="2026-03-16T10:13:00Z" w16du:dateUtc="2026-03-15T21:13:00Z">
         <w:r>
           <w:delText>iew</w:delText>
-        </w:r>
-        <w:commentRangeEnd w:id="43"/>
-        <w:r>
-          <w:rPr>
-            <w:rStyle w:val="CommentReference"/>
-            <w:sz w:val="22"/>
-            <w:szCs w:val="22"/>
-          </w:rPr>
-          <w:commentReference w:id="43"/>
-        </w:r>
-        <w:commentRangeEnd w:id="44"/>
-        <w:r>
-          <w:rPr>
-            <w:rStyle w:val="CommentReference"/>
-            <w:sz w:val="22"/>
-            <w:szCs w:val="22"/>
-          </w:rPr>
-          <w:commentReference w:id="44"/>
         </w:r>
         <w:r>
           <w:delText>)</w:delText>
@@ -1666,12 +1576,12 @@
       <w:r>
         <w:t>re</w:t>
       </w:r>
-      <w:ins w:id="47" w:author="Raven, Olivier (Student)" w:date="2026-03-16T10:13:00Z" w16du:dateUtc="2026-03-15T21:13:00Z">
+      <w:ins w:id="39" w:author="Raven, Olivier (Student)" w:date="2026-03-16T10:13:00Z" w16du:dateUtc="2026-03-15T21:13:00Z">
         <w:r>
           <w:t>vision</w:t>
         </w:r>
       </w:ins>
-      <w:del w:id="48" w:author="Raven, Olivier (Student)" w:date="2026-03-16T10:13:00Z" w16du:dateUtc="2026-03-15T21:13:00Z">
+      <w:del w:id="40" w:author="Raven, Olivier (Student)" w:date="2026-03-16T10:13:00Z" w16du:dateUtc="2026-03-15T21:13:00Z">
         <w:r>
           <w:delText>view</w:delText>
         </w:r>
@@ -2037,12 +1947,12 @@
       <w:r>
         <w:t xml:space="preserve">has shown that kōura preferentially occupy </w:t>
       </w:r>
-      <w:del w:id="49" w:author="Raven, Olivier (Student)" w:date="2026-03-12T15:22:00Z" w16du:dateUtc="2026-03-12T02:22:00Z">
+      <w:del w:id="41" w:author="Raven, Olivier (Student)" w:date="2026-03-12T15:22:00Z" w16du:dateUtc="2026-03-12T02:22:00Z">
         <w:r>
           <w:delText xml:space="preserve">structurally </w:delText>
         </w:r>
       </w:del>
-      <w:ins w:id="50" w:author="Raven, Olivier (Student)" w:date="2026-03-11T17:12:00Z" w16du:dateUtc="2026-03-11T17:12:00Z">
+      <w:ins w:id="42" w:author="Raven, Olivier (Student)" w:date="2026-03-11T17:12:00Z" w16du:dateUtc="2026-03-11T17:12:00Z">
         <w:r>
           <w:t>habitats with physical structure and shelter</w:t>
         </w:r>
@@ -2050,7 +1960,7 @@
           <w:t xml:space="preserve"> including </w:t>
         </w:r>
       </w:ins>
-      <w:del w:id="51" w:author="Raven, Olivier (Student)" w:date="2026-03-11T17:12:00Z" w16du:dateUtc="2026-03-11T04:12:00Z">
+      <w:del w:id="43" w:author="Raven, Olivier (Student)" w:date="2026-03-11T17:12:00Z" w16du:dateUtc="2026-03-11T04:12:00Z">
         <w:r>
           <w:delText xml:space="preserve">complex habitats characterised by </w:delText>
         </w:r>
@@ -2061,15 +1971,13 @@
       <w:r>
         <w:t>(</w:t>
       </w:r>
-      <w:commentRangeStart w:id="52"/>
-      <w:commentRangeStart w:id="53"/>
       <w:r>
         <w:rPr>
           <w:lang w:val="en-NZ"/>
         </w:rPr>
         <w:t>Usio &amp; Townsend, 2000</w:t>
       </w:r>
-      <w:del w:id="54" w:author="Raven, Olivier (Student)" w:date="2026-03-10T10:50:00Z" w16du:dateUtc="2026-03-09T21:50:00Z">
+      <w:del w:id="44" w:author="Raven, Olivier (Student)" w:date="2026-03-10T10:50:00Z" w16du:dateUtc="2026-03-09T21:50:00Z">
         <w:r>
           <w:rPr>
             <w:lang w:val="en-NZ"/>
@@ -2083,27 +1991,7 @@
         </w:rPr>
         <w:t>; Parkyn &amp; Collier, 2004; Jowett et al., 2008</w:t>
       </w:r>
-      <w:commentRangeEnd w:id="52"/>
-      <w:r>
-        <w:rPr>
-          <w:rStyle w:val="CommentReference"/>
-          <w:sz w:val="22"/>
-          <w:szCs w:val="22"/>
-          <w:lang w:val="en-NZ"/>
-        </w:rPr>
-        <w:commentReference w:id="52"/>
-      </w:r>
-      <w:commentRangeEnd w:id="53"/>
-      <w:r>
-        <w:rPr>
-          <w:rStyle w:val="CommentReference"/>
-          <w:sz w:val="22"/>
-          <w:szCs w:val="22"/>
-          <w:lang w:val="en-NZ"/>
-        </w:rPr>
-        <w:commentReference w:id="53"/>
-      </w:r>
-      <w:ins w:id="55" w:author="Raven, Olivier (Student)" w:date="2026-03-10T10:50:00Z" w16du:dateUtc="2026-03-09T21:50:00Z">
+      <w:ins w:id="45" w:author="Raven, Olivier (Student)" w:date="2026-03-10T10:50:00Z" w16du:dateUtc="2026-03-09T21:50:00Z">
         <w:r>
           <w:rPr>
             <w:lang w:val="en-NZ"/>
@@ -2117,12 +2005,12 @@
       <w:r>
         <w:t xml:space="preserve">In contrast, </w:t>
       </w:r>
-      <w:ins w:id="56" w:author="Raven, Olivier (Student)" w:date="2026-03-12T15:19:00Z" w16du:dateUtc="2026-03-12T02:19:00Z">
+      <w:ins w:id="46" w:author="Raven, Olivier (Student)" w:date="2026-03-12T15:19:00Z" w16du:dateUtc="2026-03-12T02:19:00Z">
         <w:r>
           <w:t xml:space="preserve">habitats </w:t>
         </w:r>
       </w:ins>
-      <w:ins w:id="57" w:author="Raven, Olivier (Student)" w:date="2026-03-12T15:20:00Z" w16du:dateUtc="2026-03-12T02:20:00Z">
+      <w:ins w:id="47" w:author="Raven, Olivier (Student)" w:date="2026-03-12T15:20:00Z" w16du:dateUtc="2026-03-12T02:20:00Z">
         <w:r>
           <w:t xml:space="preserve">used by </w:t>
         </w:r>
@@ -2130,12 +2018,12 @@
       <w:r>
         <w:t xml:space="preserve">kōura </w:t>
       </w:r>
-      <w:del w:id="58" w:author="Raven, Olivier (Student)" w:date="2026-03-12T15:19:00Z" w16du:dateUtc="2026-03-12T02:19:00Z">
+      <w:del w:id="48" w:author="Raven, Olivier (Student)" w:date="2026-03-12T15:19:00Z" w16du:dateUtc="2026-03-12T02:19:00Z">
         <w:r>
           <w:delText xml:space="preserve">habitat </w:delText>
         </w:r>
       </w:del>
-      <w:del w:id="59" w:author="Raven, Olivier (Student)" w:date="2026-03-12T15:20:00Z" w16du:dateUtc="2026-03-12T02:20:00Z">
+      <w:del w:id="49" w:author="Raven, Olivier (Student)" w:date="2026-03-12T15:20:00Z" w16du:dateUtc="2026-03-12T02:20:00Z">
         <w:r>
           <w:delText xml:space="preserve">use </w:delText>
         </w:r>
@@ -2185,25 +2073,15 @@
       <w:r>
         <w:t xml:space="preserve">may be more important than nutrient enrichment or </w:t>
       </w:r>
-      <w:commentRangeStart w:id="60"/>
       <w:r>
         <w:t>predator</w:t>
       </w:r>
-      <w:commentRangeEnd w:id="60"/>
-      <w:r>
-        <w:rPr>
-          <w:rStyle w:val="CommentReference"/>
-          <w:sz w:val="22"/>
-          <w:szCs w:val="22"/>
-        </w:rPr>
-        <w:commentReference w:id="60"/>
-      </w:r>
-      <w:ins w:id="61" w:author="Raven, Olivier (Student)" w:date="2026-04-17T09:32:00Z" w16du:dateUtc="2026-04-16T21:32:00Z">
+      <w:ins w:id="50" w:author="Raven, Olivier (Student)" w:date="2026-04-17T09:32:00Z" w16du:dateUtc="2026-04-16T21:32:00Z">
         <w:r>
           <w:t xml:space="preserve"> </w:t>
         </w:r>
       </w:ins>
-      <w:del w:id="62" w:author="ian.kusabs@outlook.com" w:date="2026-03-20T02:29:00Z" w16du:dateUtc="2026-03-20T02:29:46Z">
+      <w:del w:id="51" w:author="ian.kusabs@outlook.com" w:date="2026-03-20T02:29:00Z" w16du:dateUtc="2026-03-20T02:29:46Z">
         <w:r>
           <w:delText xml:space="preserve"> </w:delText>
         </w:r>
@@ -2211,17 +2089,17 @@
       <w:r>
         <w:t>abundance</w:t>
       </w:r>
-      <w:del w:id="63" w:author="ian.kusabs@outlook.com" w:date="2026-03-20T02:30:00Z" w16du:dateUtc="2026-03-20T02:30:27Z">
+      <w:del w:id="52" w:author="ian.kusabs@outlook.com" w:date="2026-03-20T02:30:00Z" w16du:dateUtc="2026-03-20T02:30:27Z">
         <w:r>
           <w:delText>s</w:delText>
         </w:r>
       </w:del>
-      <w:ins w:id="64" w:author="ian.kusabs@outlook.com" w:date="2026-03-20T02:30:00Z" w16du:dateUtc="2026-03-20T02:30:39Z">
+      <w:ins w:id="53" w:author="ian.kusabs@outlook.com" w:date="2026-03-20T02:30:00Z" w16du:dateUtc="2026-03-20T02:30:39Z">
         <w:r>
           <w:t>—specifically rainbow trout—</w:t>
         </w:r>
       </w:ins>
-      <w:del w:id="65" w:author="ian.kusabs@outlook.com" w:date="2026-03-20T02:30:00Z" w16du:dateUtc="2026-03-20T02:30:48Z">
+      <w:del w:id="54" w:author="ian.kusabs@outlook.com" w:date="2026-03-20T02:30:00Z" w16du:dateUtc="2026-03-20T02:30:48Z">
         <w:r>
           <w:delText xml:space="preserve"> </w:delText>
         </w:r>
@@ -2328,7 +2206,7 @@
       <w:r>
         <w:t xml:space="preserve"> abundance and biomass</w:t>
       </w:r>
-      <w:ins w:id="66" w:author="Raven, Olivier (Student)" w:date="2026-03-12T12:32:00Z" w16du:dateUtc="2026-03-11T23:32:00Z">
+      <w:ins w:id="55" w:author="Raven, Olivier (Student)" w:date="2026-03-12T12:32:00Z" w16du:dateUtc="2026-03-11T23:32:00Z">
         <w:r>
           <w:t xml:space="preserve"> across five Rotorua Te Arawa Lakes</w:t>
         </w:r>
@@ -2345,22 +2223,22 @@
       <w:r>
         <w:t xml:space="preserve">that </w:t>
       </w:r>
-      <w:ins w:id="67" w:author="Raven, Olivier (Student)" w:date="2026-03-12T12:50:00Z" w16du:dateUtc="2026-03-12T12:50:00Z">
+      <w:ins w:id="56" w:author="Raven, Olivier (Student)" w:date="2026-03-12T12:50:00Z" w16du:dateUtc="2026-03-12T12:50:00Z">
         <w:r>
           <w:t xml:space="preserve">structurally </w:t>
         </w:r>
       </w:ins>
-      <w:ins w:id="68" w:author="Raven, Olivier (Student)" w:date="2026-03-12T12:38:00Z" w16du:dateUtc="2026-03-11T23:38:00Z">
+      <w:ins w:id="57" w:author="Raven, Olivier (Student)" w:date="2026-03-12T12:38:00Z" w16du:dateUtc="2026-03-11T23:38:00Z">
         <w:r>
           <w:t>diverse littoral habitats</w:t>
         </w:r>
       </w:ins>
-      <w:ins w:id="69" w:author="Raven, Olivier (Student)" w:date="2026-03-12T12:51:00Z" w16du:dateUtc="2026-03-11T23:51:00Z">
+      <w:ins w:id="58" w:author="Raven, Olivier (Student)" w:date="2026-03-12T12:51:00Z" w16du:dateUtc="2026-03-11T23:51:00Z">
         <w:r>
           <w:t>,</w:t>
         </w:r>
       </w:ins>
-      <w:ins w:id="70" w:author="Raven, Olivier (Student)" w:date="2026-03-12T12:38:00Z" w16du:dateUtc="2026-03-11T23:38:00Z">
+      <w:ins w:id="59" w:author="Raven, Olivier (Student)" w:date="2026-03-12T12:38:00Z" w16du:dateUtc="2026-03-11T23:38:00Z">
         <w:r>
           <w:t xml:space="preserve"> including coarse substrates and </w:t>
         </w:r>
@@ -2368,17 +2246,17 @@
           <w:t xml:space="preserve">native aquatic vegetation, would </w:t>
         </w:r>
       </w:ins>
-      <w:ins w:id="71" w:author="Raven, Olivier (Student)" w:date="2026-03-12T12:39:00Z" w16du:dateUtc="2026-03-11T23:39:00Z">
+      <w:ins w:id="60" w:author="Raven, Olivier (Student)" w:date="2026-03-12T12:39:00Z" w16du:dateUtc="2026-03-11T23:39:00Z">
         <w:r>
           <w:t>be</w:t>
         </w:r>
       </w:ins>
-      <w:ins w:id="72" w:author="Raven, Olivier (Student)" w:date="2026-03-12T12:38:00Z" w16du:dateUtc="2026-03-11T23:38:00Z">
+      <w:ins w:id="61" w:author="Raven, Olivier (Student)" w:date="2026-03-12T12:38:00Z" w16du:dateUtc="2026-03-11T23:38:00Z">
         <w:r>
           <w:t xml:space="preserve"> </w:t>
         </w:r>
       </w:ins>
-      <w:ins w:id="73" w:author="Raven, Olivier (Student)" w:date="2026-03-12T12:39:00Z" w16du:dateUtc="2026-03-11T23:39:00Z">
+      <w:ins w:id="62" w:author="Raven, Olivier (Student)" w:date="2026-03-12T12:39:00Z" w16du:dateUtc="2026-03-11T23:39:00Z">
         <w:r>
           <w:t>positively associated with kōura occurrence and abundance</w:t>
         </w:r>
@@ -2386,17 +2264,17 @@
           <w:t xml:space="preserve">, </w:t>
         </w:r>
       </w:ins>
-      <w:ins w:id="74" w:author="Raven, Olivier (Student)" w:date="2026-03-12T12:40:00Z" w16du:dateUtc="2026-03-11T23:40:00Z">
+      <w:ins w:id="63" w:author="Raven, Olivier (Student)" w:date="2026-03-12T12:40:00Z" w16du:dateUtc="2026-03-11T23:40:00Z">
         <w:r>
           <w:t>as the</w:t>
         </w:r>
       </w:ins>
-      <w:ins w:id="75" w:author="Raven, Olivier (Student)" w:date="2026-03-12T12:51:00Z" w16du:dateUtc="2026-03-11T23:51:00Z">
+      <w:ins w:id="64" w:author="Raven, Olivier (Student)" w:date="2026-03-12T12:51:00Z" w16du:dateUtc="2026-03-11T23:51:00Z">
         <w:r>
           <w:t xml:space="preserve">y </w:t>
         </w:r>
       </w:ins>
-      <w:ins w:id="76" w:author="Raven, Olivier (Student)" w:date="2026-03-12T12:40:00Z" w16du:dateUtc="2026-03-11T23:40:00Z">
+      <w:ins w:id="65" w:author="Raven, Olivier (Student)" w:date="2026-03-12T12:40:00Z" w16du:dateUtc="2026-03-11T23:40:00Z">
         <w:r>
           <w:t xml:space="preserve">provide physical refuge </w:t>
         </w:r>
@@ -2404,22 +2282,22 @@
           <w:t>and foraging opportunities.</w:t>
         </w:r>
       </w:ins>
-      <w:ins w:id="77" w:author="Raven, Olivier (Student)" w:date="2026-03-12T12:42:00Z" w16du:dateUtc="2026-03-11T23:42:00Z">
+      <w:ins w:id="66" w:author="Raven, Olivier (Student)" w:date="2026-03-12T12:42:00Z" w16du:dateUtc="2026-03-11T23:42:00Z">
         <w:r>
           <w:t xml:space="preserve"> </w:t>
         </w:r>
       </w:ins>
-      <w:ins w:id="78" w:author="Raven, Olivier (Student)" w:date="2026-03-12T12:52:00Z" w16du:dateUtc="2026-03-12T12:52:00Z">
+      <w:ins w:id="67" w:author="Raven, Olivier (Student)" w:date="2026-03-12T12:52:00Z" w16du:dateUtc="2026-03-12T12:52:00Z">
         <w:r>
           <w:t>Conversely,</w:t>
         </w:r>
       </w:ins>
-      <w:ins w:id="79" w:author="Raven, Olivier (Student)" w:date="2026-03-12T12:47:00Z" w16du:dateUtc="2026-03-11T23:47:00Z">
+      <w:ins w:id="68" w:author="Raven, Olivier (Student)" w:date="2026-03-12T12:47:00Z" w16du:dateUtc="2026-03-11T23:47:00Z">
         <w:r>
           <w:t xml:space="preserve"> </w:t>
         </w:r>
       </w:ins>
-      <w:ins w:id="80" w:author="Raven, Olivier (Student)" w:date="2026-03-12T12:48:00Z" w16du:dateUtc="2026-03-11T23:48:00Z">
+      <w:ins w:id="69" w:author="Raven, Olivier (Student)" w:date="2026-03-12T12:48:00Z" w16du:dateUtc="2026-03-11T23:48:00Z">
         <w:r>
           <w:t xml:space="preserve">invasive submerged </w:t>
         </w:r>
@@ -2427,17 +2305,17 @@
           <w:t xml:space="preserve">weed </w:t>
         </w:r>
       </w:ins>
-      <w:ins w:id="81" w:author="Raven, Olivier (Student)" w:date="2026-03-12T12:52:00Z" w16du:dateUtc="2026-03-11T23:52:00Z">
+      <w:ins w:id="70" w:author="Raven, Olivier (Student)" w:date="2026-03-12T12:52:00Z" w16du:dateUtc="2026-03-11T23:52:00Z">
         <w:r>
           <w:t xml:space="preserve">beds </w:t>
         </w:r>
       </w:ins>
-      <w:ins w:id="82" w:author="Raven, Olivier (Student)" w:date="2026-03-12T12:48:00Z" w16du:dateUtc="2026-03-11T23:48:00Z">
+      <w:ins w:id="71" w:author="Raven, Olivier (Student)" w:date="2026-03-12T12:48:00Z" w16du:dateUtc="2026-03-11T23:48:00Z">
         <w:r>
           <w:t>w</w:t>
         </w:r>
       </w:ins>
-      <w:ins w:id="83" w:author="Raven, Olivier (Student)" w:date="2026-03-12T12:53:00Z" w16du:dateUtc="2026-03-11T23:53:00Z">
+      <w:ins w:id="72" w:author="Raven, Olivier (Student)" w:date="2026-03-12T12:53:00Z" w16du:dateUtc="2026-03-11T23:53:00Z">
         <w:r>
           <w:t xml:space="preserve">ere expected to have negative associations </w:t>
         </w:r>
@@ -2445,156 +2323,136 @@
           <w:t>with kōura as these dense beds</w:t>
         </w:r>
       </w:ins>
-      <w:ins w:id="84" w:author="Raven, Olivier (Student)" w:date="2026-03-12T12:48:00Z" w16du:dateUtc="2026-03-11T23:48:00Z">
+      <w:ins w:id="73" w:author="Raven, Olivier (Student)" w:date="2026-03-12T12:48:00Z" w16du:dateUtc="2026-03-11T23:48:00Z">
         <w:r>
           <w:t xml:space="preserve"> hinder movement and </w:t>
         </w:r>
         <w:r>
-          <w:t xml:space="preserve">reduce </w:t>
-        </w:r>
-        <w:commentRangeStart w:id="85"/>
-        <w:r>
-          <w:t>native</w:t>
+          <w:t>reduce native biodiversity</w:t>
         </w:r>
       </w:ins>
-      <w:commentRangeEnd w:id="85"/>
-      <w:r>
-        <w:rPr>
-          <w:rStyle w:val="CommentReference"/>
-          <w:sz w:val="22"/>
-          <w:szCs w:val="22"/>
-        </w:rPr>
-        <w:commentReference w:id="85"/>
-      </w:r>
-      <w:ins w:id="86" w:author="Raven, Olivier (Student)" w:date="2026-03-12T12:48:00Z" w16du:dateUtc="2026-03-11T23:48:00Z">
-        <w:r>
-          <w:t xml:space="preserve"> biodiversity</w:t>
+      <w:ins w:id="74" w:author="Raven, Olivier (Student)" w:date="2026-03-23T10:42:00Z" w16du:dateUtc="2026-03-22T21:42:00Z">
+        <w:r>
+          <w:t xml:space="preserve"> </w:t>
         </w:r>
       </w:ins>
-      <w:ins w:id="87" w:author="Raven, Olivier (Student)" w:date="2026-03-23T10:42:00Z" w16du:dateUtc="2026-03-22T21:42:00Z">
+      <w:ins w:id="75" w:author="Raven, Olivier (Student)" w:date="2026-03-23T10:42:00Z">
+        <w:r>
+          <w:t xml:space="preserve">by displacing native macrophytes, altering habitat structure, and modifying ecological </w:t>
+        </w:r>
+      </w:ins>
+      <w:ins w:id="76" w:author="Raven, Olivier (Student)" w:date="2026-03-23T10:43:00Z" w16du:dateUtc="2026-03-22T21:43:00Z">
+        <w:r>
+          <w:t>processes</w:t>
+        </w:r>
+      </w:ins>
+      <w:ins w:id="77" w:author="Raven, Olivier (Student)" w:date="2026-03-12T12:49:00Z" w16du:dateUtc="2026-03-11T23:49:00Z">
+        <w:r>
+          <w:t xml:space="preserve">. </w:t>
+        </w:r>
+      </w:ins>
+      <w:ins w:id="78" w:author="Raven, Olivier (Student)" w:date="2026-03-12T12:46:00Z" w16du:dateUtc="2026-03-11T23:46:00Z">
+        <w:r>
+          <w:t xml:space="preserve">We </w:t>
+        </w:r>
+      </w:ins>
+      <w:ins w:id="79" w:author="Raven, Olivier (Student)" w:date="2026-03-12T12:55:00Z" w16du:dateUtc="2026-03-11T23:55:00Z">
+        <w:r>
+          <w:t>further</w:t>
+        </w:r>
+      </w:ins>
+      <w:ins w:id="80" w:author="Raven, Olivier (Student)" w:date="2026-03-12T12:46:00Z" w16du:dateUtc="2026-03-11T23:46:00Z">
+        <w:r>
+          <w:t xml:space="preserve"> expected that </w:t>
+        </w:r>
+      </w:ins>
+      <w:ins w:id="81" w:author="Raven, Olivier (Student)" w:date="2026-03-12T12:55:00Z" w16du:dateUtc="2026-03-11T23:55:00Z">
+        <w:r>
+          <w:t xml:space="preserve">kōura abundance </w:t>
+        </w:r>
+        <w:r>
+          <w:t xml:space="preserve">would be lower in </w:t>
+        </w:r>
+      </w:ins>
+      <w:ins w:id="82" w:author="Raven, Olivier (Student)" w:date="2026-03-12T12:46:00Z" w16du:dateUtc="2026-03-11T23:46:00Z">
+        <w:r>
+          <w:t xml:space="preserve">lakes </w:t>
+        </w:r>
+      </w:ins>
+      <w:ins w:id="83" w:author="Raven, Olivier (Student)" w:date="2026-03-12T12:56:00Z" w16du:dateUtc="2026-03-11T23:56:00Z">
+        <w:r>
+          <w:t>where</w:t>
+        </w:r>
+      </w:ins>
+      <w:ins w:id="84" w:author="Raven, Olivier (Student)" w:date="2026-03-12T12:46:00Z" w16du:dateUtc="2026-03-11T23:46:00Z">
+        <w:r>
+          <w:t xml:space="preserve"> catfish</w:t>
+        </w:r>
+      </w:ins>
+      <w:ins w:id="85" w:author="Raven, Olivier (Student)" w:date="2026-03-12T12:49:00Z" w16du:dateUtc="2026-03-11T23:49:00Z">
         <w:r>
           <w:t xml:space="preserve"> </w:t>
         </w:r>
       </w:ins>
-      <w:ins w:id="88" w:author="Raven, Olivier (Student)" w:date="2026-03-23T10:42:00Z">
-        <w:r>
-          <w:t xml:space="preserve">by displacing native macrophytes, altering habitat structure, and modifying ecological </w:t>
+      <w:ins w:id="86" w:author="Raven, Olivier (Student)" w:date="2026-03-12T12:56:00Z" w16du:dateUtc="2026-03-11T23:56:00Z">
+        <w:r>
+          <w:t xml:space="preserve">are present, as </w:t>
         </w:r>
       </w:ins>
-      <w:ins w:id="89" w:author="Raven, Olivier (Student)" w:date="2026-03-23T10:43:00Z" w16du:dateUtc="2026-03-22T21:43:00Z">
-        <w:r>
-          <w:t>processes</w:t>
+      <w:ins w:id="87" w:author="Raven, Olivier (Student)" w:date="2026-03-12T12:58:00Z" w16du:dateUtc="2026-03-11T23:58:00Z">
+        <w:r>
+          <w:t>catfish</w:t>
         </w:r>
       </w:ins>
-      <w:ins w:id="90" w:author="Raven, Olivier (Student)" w:date="2026-03-12T12:49:00Z" w16du:dateUtc="2026-03-11T23:49:00Z">
-        <w:r>
-          <w:t xml:space="preserve">. </w:t>
+      <w:ins w:id="88" w:author="Raven, Olivier (Student)" w:date="2026-03-12T12:56:00Z" w16du:dateUtc="2026-03-11T23:56:00Z">
+        <w:r>
+          <w:t xml:space="preserve"> are </w:t>
         </w:r>
       </w:ins>
-      <w:ins w:id="91" w:author="Raven, Olivier (Student)" w:date="2026-03-12T12:46:00Z" w16du:dateUtc="2026-03-11T23:46:00Z">
-        <w:r>
-          <w:t xml:space="preserve">We </w:t>
+      <w:ins w:id="89" w:author="Raven, Olivier (Student)" w:date="2026-03-12T12:57:00Z" w16du:dateUtc="2026-03-11T23:57:00Z">
+        <w:r>
+          <w:t xml:space="preserve">a </w:t>
         </w:r>
       </w:ins>
-      <w:ins w:id="92" w:author="Raven, Olivier (Student)" w:date="2026-03-12T12:55:00Z" w16du:dateUtc="2026-03-11T23:55:00Z">
-        <w:r>
-          <w:t>further</w:t>
+      <w:ins w:id="90" w:author="Raven, Olivier (Student)" w:date="2026-03-12T12:56:00Z" w16du:dateUtc="2026-03-11T23:56:00Z">
+        <w:r>
+          <w:t xml:space="preserve">known predator </w:t>
+        </w:r>
+        <w:r>
+          <w:t>on benthic invertebrates and native fauna.</w:t>
         </w:r>
       </w:ins>
-      <w:ins w:id="93" w:author="Raven, Olivier (Student)" w:date="2026-03-12T12:46:00Z" w16du:dateUtc="2026-03-11T23:46:00Z">
-        <w:r>
-          <w:t xml:space="preserve"> expected that </w:t>
+      <w:ins w:id="91" w:author="Raven, Olivier (Student)" w:date="2026-03-12T12:55:00Z" w16du:dateUtc="2026-03-11T23:55:00Z">
+        <w:r>
+          <w:t xml:space="preserve"> </w:t>
         </w:r>
       </w:ins>
-      <w:ins w:id="94" w:author="Raven, Olivier (Student)" w:date="2026-03-12T12:55:00Z" w16du:dateUtc="2026-03-11T23:55:00Z">
-        <w:r>
-          <w:t xml:space="preserve">kōura abundance </w:t>
-        </w:r>
-        <w:r>
-          <w:t xml:space="preserve">would be lower in </w:t>
-        </w:r>
-      </w:ins>
-      <w:ins w:id="95" w:author="Raven, Olivier (Student)" w:date="2026-03-12T12:46:00Z" w16du:dateUtc="2026-03-11T23:46:00Z">
-        <w:r>
-          <w:t xml:space="preserve">lakes </w:t>
-        </w:r>
-      </w:ins>
-      <w:ins w:id="96" w:author="Raven, Olivier (Student)" w:date="2026-03-12T12:56:00Z" w16du:dateUtc="2026-03-11T23:56:00Z">
-        <w:r>
-          <w:t>where</w:t>
-        </w:r>
-      </w:ins>
-      <w:ins w:id="97" w:author="Raven, Olivier (Student)" w:date="2026-03-12T12:46:00Z" w16du:dateUtc="2026-03-11T23:46:00Z">
-        <w:r>
-          <w:t xml:space="preserve"> catfish</w:t>
-        </w:r>
-      </w:ins>
-      <w:ins w:id="98" w:author="Raven, Olivier (Student)" w:date="2026-03-12T12:49:00Z" w16du:dateUtc="2026-03-11T23:49:00Z">
-        <w:r>
-          <w:t xml:space="preserve"> </w:t>
-        </w:r>
-      </w:ins>
-      <w:ins w:id="99" w:author="Raven, Olivier (Student)" w:date="2026-03-12T12:56:00Z" w16du:dateUtc="2026-03-11T23:56:00Z">
-        <w:r>
-          <w:t xml:space="preserve">are present, as </w:t>
-        </w:r>
-      </w:ins>
-      <w:ins w:id="100" w:author="Raven, Olivier (Student)" w:date="2026-03-12T12:58:00Z" w16du:dateUtc="2026-03-11T23:58:00Z">
-        <w:r>
-          <w:t>catfish</w:t>
-        </w:r>
-      </w:ins>
-      <w:ins w:id="101" w:author="Raven, Olivier (Student)" w:date="2026-03-12T12:56:00Z" w16du:dateUtc="2026-03-11T23:56:00Z">
-        <w:r>
-          <w:t xml:space="preserve"> are </w:t>
-        </w:r>
-      </w:ins>
-      <w:ins w:id="102" w:author="Raven, Olivier (Student)" w:date="2026-03-12T12:57:00Z" w16du:dateUtc="2026-03-11T23:57:00Z">
-        <w:r>
-          <w:t xml:space="preserve">a </w:t>
-        </w:r>
-      </w:ins>
-      <w:ins w:id="103" w:author="Raven, Olivier (Student)" w:date="2026-03-12T12:56:00Z" w16du:dateUtc="2026-03-11T23:56:00Z">
-        <w:r>
-          <w:t xml:space="preserve">known predator </w:t>
-        </w:r>
-        <w:r>
-          <w:t>on benthic invertebrates and native fauna.</w:t>
-        </w:r>
-      </w:ins>
-      <w:ins w:id="104" w:author="Raven, Olivier (Student)" w:date="2026-03-12T12:55:00Z" w16du:dateUtc="2026-03-11T23:55:00Z">
-        <w:r>
-          <w:t xml:space="preserve"> </w:t>
-        </w:r>
-      </w:ins>
-      <w:del w:id="105" w:author="Raven, Olivier (Student)" w:date="2026-03-12T12:40:00Z" w16du:dateUtc="2026-03-11T23:40:00Z">
+      <w:del w:id="92" w:author="Raven, Olivier (Student)" w:date="2026-03-12T12:40:00Z" w16du:dateUtc="2026-03-11T23:40:00Z">
         <w:r>
           <w:delText xml:space="preserve">habitat </w:delText>
         </w:r>
       </w:del>
-      <w:del w:id="106" w:author="Raven, Olivier (Student)" w:date="2026-03-11T15:17:00Z" w16du:dateUtc="2026-03-11T02:17:00Z">
+      <w:del w:id="93" w:author="Raven, Olivier (Student)" w:date="2026-03-11T15:17:00Z" w16du:dateUtc="2026-03-11T02:17:00Z">
         <w:r>
           <w:delText xml:space="preserve">complexity </w:delText>
         </w:r>
       </w:del>
-      <w:del w:id="107" w:author="Raven, Olivier (Student)" w:date="2026-03-12T12:40:00Z" w16du:dateUtc="2026-03-11T23:40:00Z">
+      <w:del w:id="94" w:author="Raven, Olivier (Student)" w:date="2026-03-12T12:40:00Z" w16du:dateUtc="2026-03-11T23:40:00Z">
         <w:r>
           <w:delText>would be a strong driver of kōura presence</w:delText>
         </w:r>
       </w:del>
-      <w:del w:id="108" w:author="Raven, Olivier (Student)" w:date="2026-03-12T12:58:00Z" w16du:dateUtc="2026-03-11T23:58:00Z">
+      <w:del w:id="95" w:author="Raven, Olivier (Student)" w:date="2026-03-12T12:58:00Z" w16du:dateUtc="2026-03-11T23:58:00Z">
         <w:r>
           <w:delText xml:space="preserve">. </w:delText>
         </w:r>
       </w:del>
-      <w:commentRangeStart w:id="109"/>
-      <w:commentRangeStart w:id="110"/>
-      <w:del w:id="111" w:author="Raven, Olivier (Student)" w:date="2026-03-12T12:47:00Z" w16du:dateUtc="2026-03-11T23:47:00Z">
+      <w:del w:id="96" w:author="Raven, Olivier (Student)" w:date="2026-03-12T12:47:00Z" w16du:dateUtc="2026-03-11T23:47:00Z">
         <w:r>
           <w:delText>Shoreline habitats were surveyed</w:delText>
         </w:r>
       </w:del>
-      <w:del w:id="112" w:author="Raven, Olivier (Student)" w:date="2026-03-12T12:32:00Z" w16du:dateUtc="2026-03-11T23:32:00Z">
+      <w:del w:id="97" w:author="Raven, Olivier (Student)" w:date="2026-03-12T12:32:00Z" w16du:dateUtc="2026-03-11T23:32:00Z">
         <w:r>
           <w:delText xml:space="preserve"> across </w:delText>
         </w:r>
@@ -2605,7 +2463,7 @@
           <w:delText>Te Arawa Lakes</w:delText>
         </w:r>
       </w:del>
-      <w:del w:id="113" w:author="Raven, Olivier (Student)" w:date="2026-03-12T12:47:00Z" w16du:dateUtc="2026-03-11T23:47:00Z">
+      <w:del w:id="98" w:author="Raven, Olivier (Student)" w:date="2026-03-12T12:47:00Z" w16du:dateUtc="2026-03-11T23:47:00Z">
         <w:r>
           <w:delText>,</w:delText>
         </w:r>
@@ -2655,28 +2513,10 @@
           <w:delText xml:space="preserve">). </w:delText>
         </w:r>
       </w:del>
-      <w:commentRangeEnd w:id="109"/>
-      <w:r>
-        <w:rPr>
-          <w:rStyle w:val="CommentReference"/>
-          <w:sz w:val="22"/>
-          <w:szCs w:val="22"/>
-        </w:rPr>
-        <w:commentReference w:id="109"/>
-      </w:r>
-      <w:commentRangeEnd w:id="110"/>
-      <w:r>
-        <w:rPr>
-          <w:rStyle w:val="CommentReference"/>
-          <w:sz w:val="22"/>
-          <w:szCs w:val="22"/>
-        </w:rPr>
-        <w:commentReference w:id="110"/>
-      </w:r>
       <w:r>
         <w:t xml:space="preserve">By quantifying </w:t>
       </w:r>
-      <w:ins w:id="114" w:author="Raven, Olivier (Student)" w:date="2026-03-12T12:47:00Z" w16du:dateUtc="2026-03-11T23:47:00Z">
+      <w:ins w:id="99" w:author="Raven, Olivier (Student)" w:date="2026-03-12T12:47:00Z" w16du:dateUtc="2026-03-11T23:47:00Z">
         <w:r>
           <w:t xml:space="preserve">these </w:t>
         </w:r>
@@ -2840,7 +2680,7 @@
       <w:r>
         <w:t xml:space="preserve">was </w:t>
       </w:r>
-      <w:ins w:id="115" w:author="ian.kusabs@outlook.com" w:date="2026-03-20T02:36:00Z" w16du:dateUtc="2026-03-20T02:36:40Z">
+      <w:ins w:id="100" w:author="ian.kusabs@outlook.com" w:date="2026-03-20T02:36:00Z" w16du:dateUtc="2026-03-20T02:36:40Z">
         <w:r>
           <w:t xml:space="preserve">officially </w:t>
         </w:r>
@@ -2935,12 +2775,12 @@
       <w:r>
         <w:t>then ground</w:t>
       </w:r>
-      <w:ins w:id="116" w:author="ian.kusabs@outlook.com" w:date="2026-03-20T02:37:00Z" w16du:dateUtc="2026-03-20T02:37:15Z">
+      <w:ins w:id="101" w:author="ian.kusabs@outlook.com" w:date="2026-03-20T02:37:00Z" w16du:dateUtc="2026-03-20T02:37:15Z">
         <w:r>
           <w:t xml:space="preserve"> </w:t>
         </w:r>
       </w:ins>
-      <w:del w:id="117" w:author="ian.kusabs@outlook.com" w:date="2026-03-20T02:37:00Z" w16du:dateUtc="2026-03-20T02:37:15Z">
+      <w:del w:id="102" w:author="ian.kusabs@outlook.com" w:date="2026-03-20T02:37:00Z" w16du:dateUtc="2026-03-20T02:37:15Z">
         <w:r>
           <w:delText>-</w:delText>
         </w:r>
@@ -3029,18 +2869,17 @@
       <w:r>
         <w:t xml:space="preserve"> </w:t>
       </w:r>
-      <w:commentRangeStart w:id="118"/>
-      <w:del w:id="119" w:author="Raven, Olivier (Student)" w:date="2026-03-10T11:43:00Z" w16du:dateUtc="2026-03-09T22:43:00Z">
+      <w:del w:id="103" w:author="Raven, Olivier (Student)" w:date="2026-03-10T11:43:00Z" w16du:dateUtc="2026-03-09T22:43:00Z">
         <w:r>
           <w:delText xml:space="preserve">If a </w:delText>
         </w:r>
       </w:del>
-      <w:ins w:id="120" w:author="Raven, Olivier (Student)" w:date="2026-03-10T11:43:00Z" w16du:dateUtc="2026-03-09T22:43:00Z">
+      <w:ins w:id="104" w:author="Raven, Olivier (Student)" w:date="2026-03-10T11:43:00Z" w16du:dateUtc="2026-03-09T22:43:00Z">
         <w:r>
           <w:t>S</w:t>
         </w:r>
       </w:ins>
-      <w:del w:id="121" w:author="Raven, Olivier (Student)" w:date="2026-03-10T11:43:00Z" w16du:dateUtc="2026-03-09T22:43:00Z">
+      <w:del w:id="105" w:author="Raven, Olivier (Student)" w:date="2026-03-10T11:43:00Z" w16du:dateUtc="2026-03-09T22:43:00Z">
         <w:r>
           <w:delText>s</w:delText>
         </w:r>
@@ -3048,7 +2887,7 @@
       <w:r>
         <w:t>horeline site</w:t>
       </w:r>
-      <w:ins w:id="122" w:author="ian.kusabs@outlook.com" w:date="2026-03-20T02:38:00Z" w16du:dateUtc="2026-03-20T02:38:07Z">
+      <w:ins w:id="106" w:author="ian.kusabs@outlook.com" w:date="2026-03-20T02:38:00Z" w16du:dateUtc="2026-03-20T02:38:07Z">
         <w:r>
           <w:t>s</w:t>
         </w:r>
@@ -3056,12 +2895,12 @@
       <w:r>
         <w:t xml:space="preserve"> </w:t>
       </w:r>
-      <w:ins w:id="123" w:author="Raven, Olivier (Student)" w:date="2026-03-10T11:44:00Z" w16du:dateUtc="2026-03-09T22:44:00Z">
+      <w:ins w:id="107" w:author="Raven, Olivier (Student)" w:date="2026-03-10T11:44:00Z" w16du:dateUtc="2026-03-09T22:44:00Z">
         <w:r>
           <w:t xml:space="preserve">exceeding </w:t>
         </w:r>
       </w:ins>
-      <w:del w:id="124" w:author="Raven, Olivier (Student)" w:date="2026-03-10T11:44:00Z" w16du:dateUtc="2026-03-09T22:44:00Z">
+      <w:del w:id="108" w:author="Raven, Olivier (Student)" w:date="2026-03-10T11:44:00Z" w16du:dateUtc="2026-03-09T22:44:00Z">
         <w:r>
           <w:delText>had a</w:delText>
         </w:r>
@@ -3069,12 +2908,12 @@
           <w:delText xml:space="preserve"> </w:delText>
         </w:r>
       </w:del>
-      <w:ins w:id="125" w:author="Raven, Olivier (Student)" w:date="2026-03-10T11:44:00Z" w16du:dateUtc="2026-03-09T22:44:00Z">
+      <w:ins w:id="109" w:author="Raven, Olivier (Student)" w:date="2026-03-10T11:44:00Z" w16du:dateUtc="2026-03-09T22:44:00Z">
         <w:r>
           <w:t xml:space="preserve">two meters </w:t>
         </w:r>
       </w:ins>
-      <w:ins w:id="126" w:author="ian.kusabs@outlook.com" w:date="2026-03-20T02:38:00Z" w16du:dateUtc="2026-03-20T02:38:30Z">
+      <w:ins w:id="110" w:author="ian.kusabs@outlook.com" w:date="2026-03-20T02:38:00Z" w16du:dateUtc="2026-03-20T02:38:30Z">
         <w:r>
           <w:t xml:space="preserve">in </w:t>
         </w:r>
@@ -3082,7 +2921,7 @@
       <w:r>
         <w:t xml:space="preserve">depth </w:t>
       </w:r>
-      <w:del w:id="127" w:author="Raven, Olivier (Student)" w:date="2026-03-10T11:44:00Z" w16du:dateUtc="2026-03-09T22:44:00Z">
+      <w:del w:id="111" w:author="Raven, Olivier (Student)" w:date="2026-03-10T11:44:00Z" w16du:dateUtc="2026-03-09T22:44:00Z">
         <w:r>
           <w:delText xml:space="preserve">over </w:delText>
         </w:r>
@@ -3105,11 +2944,11 @@
       <w:r>
         <w:t>or</w:t>
       </w:r>
-      <w:ins w:id="128" w:author="Raven, Olivier (Student)" w:date="2026-03-10T11:44:00Z" w16du:dateUtc="2026-03-09T22:44:00Z">
+      <w:ins w:id="112" w:author="Raven, Olivier (Student)" w:date="2026-03-10T11:44:00Z" w16du:dateUtc="2026-03-09T22:44:00Z">
         <w:r>
           <w:t xml:space="preserve"> </w:t>
         </w:r>
-        <w:del w:id="129" w:author="ian.kusabs@outlook.com" w:date="2026-03-20T02:38:00Z" w16du:dateUtc="2026-03-20T02:38:34Z">
+        <w:del w:id="113" w:author="ian.kusabs@outlook.com" w:date="2026-03-20T02:38:00Z" w16du:dateUtc="2026-03-20T02:38:34Z">
           <w:r>
             <w:delText xml:space="preserve">where </w:delText>
           </w:r>
@@ -3118,7 +2957,7 @@
           <w:t>classified as</w:t>
         </w:r>
       </w:ins>
-      <w:del w:id="130" w:author="Raven, Olivier (Student)" w:date="2026-03-10T11:44:00Z" w16du:dateUtc="2026-03-09T22:44:00Z">
+      <w:del w:id="114" w:author="Raven, Olivier (Student)" w:date="2026-03-10T11:44:00Z" w16du:dateUtc="2026-03-09T22:44:00Z">
         <w:r>
           <w:delText xml:space="preserve"> was</w:delText>
         </w:r>
@@ -3126,12 +2965,12 @@
       <w:r>
         <w:t xml:space="preserve"> geothermal </w:t>
       </w:r>
-      <w:del w:id="131" w:author="Raven, Olivier (Student)" w:date="2026-03-10T11:45:00Z" w16du:dateUtc="2026-03-09T22:45:00Z">
+      <w:del w:id="115" w:author="Raven, Olivier (Student)" w:date="2026-03-10T11:45:00Z" w16du:dateUtc="2026-03-09T22:45:00Z">
         <w:r>
           <w:delText>it was</w:delText>
         </w:r>
       </w:del>
-      <w:ins w:id="132" w:author="Raven, Olivier (Student)" w:date="2026-03-10T11:45:00Z" w16du:dateUtc="2026-03-09T22:45:00Z">
+      <w:ins w:id="116" w:author="Raven, Olivier (Student)" w:date="2026-03-10T11:45:00Z" w16du:dateUtc="2026-03-09T22:45:00Z">
         <w:r>
           <w:t>were</w:t>
         </w:r>
@@ -3139,7 +2978,7 @@
       <w:r>
         <w:t xml:space="preserve"> excluded</w:t>
       </w:r>
-      <w:ins w:id="133" w:author="Raven, Olivier (Student)" w:date="2026-03-10T11:45:00Z" w16du:dateUtc="2026-03-09T22:45:00Z">
+      <w:ins w:id="117" w:author="Raven, Olivier (Student)" w:date="2026-03-10T11:45:00Z" w16du:dateUtc="2026-03-09T22:45:00Z">
         <w:r>
           <w:t>, as</w:t>
         </w:r>
@@ -3147,7 +2986,7 @@
       <w:r>
         <w:t xml:space="preserve"> </w:t>
       </w:r>
-      <w:del w:id="134" w:author="Raven, Olivier (Student)" w:date="2026-03-10T11:45:00Z" w16du:dateUtc="2026-03-09T22:45:00Z">
+      <w:del w:id="118" w:author="Raven, Olivier (Student)" w:date="2026-03-10T11:45:00Z" w16du:dateUtc="2026-03-09T22:45:00Z">
         <w:r>
           <w:delText xml:space="preserve">because </w:delText>
         </w:r>
@@ -3155,12 +2994,12 @@
       <w:r>
         <w:t>the</w:t>
       </w:r>
-      <w:ins w:id="135" w:author="Raven, Olivier (Student)" w:date="2026-03-10T11:45:00Z" w16du:dateUtc="2026-03-09T22:45:00Z">
+      <w:ins w:id="119" w:author="Raven, Olivier (Student)" w:date="2026-03-10T11:45:00Z" w16du:dateUtc="2026-03-09T22:45:00Z">
         <w:r>
           <w:t>se</w:t>
         </w:r>
       </w:ins>
-      <w:del w:id="136" w:author="Raven, Olivier (Student)" w:date="2026-03-10T11:45:00Z" w16du:dateUtc="2026-03-09T22:45:00Z">
+      <w:del w:id="120" w:author="Raven, Olivier (Student)" w:date="2026-03-10T11:45:00Z" w16du:dateUtc="2026-03-09T22:45:00Z">
         <w:r>
           <w:delText>y</w:delText>
         </w:r>
@@ -3168,17 +3007,17 @@
       <w:r>
         <w:t xml:space="preserve"> </w:t>
       </w:r>
-      <w:ins w:id="137" w:author="Raven, Olivier (Student)" w:date="2026-03-10T11:45:00Z" w16du:dateUtc="2026-03-09T22:45:00Z">
+      <w:ins w:id="121" w:author="Raven, Olivier (Student)" w:date="2026-03-10T11:45:00Z" w16du:dateUtc="2026-03-09T22:45:00Z">
         <w:r>
           <w:t>conditions were either</w:t>
         </w:r>
       </w:ins>
-      <w:del w:id="138" w:author="Raven, Olivier (Student)" w:date="2026-03-10T11:45:00Z" w16du:dateUtc="2026-03-09T22:45:00Z">
+      <w:del w:id="122" w:author="Raven, Olivier (Student)" w:date="2026-03-10T11:45:00Z" w16du:dateUtc="2026-03-09T22:45:00Z">
         <w:r>
           <w:delText>provide atypical</w:delText>
         </w:r>
       </w:del>
-      <w:ins w:id="139" w:author="Raven, Olivier (Student)" w:date="2026-03-10T11:46:00Z" w16du:dateUtc="2026-03-09T22:46:00Z">
+      <w:ins w:id="123" w:author="Raven, Olivier (Student)" w:date="2026-03-10T11:46:00Z" w16du:dateUtc="2026-03-09T22:46:00Z">
         <w:r>
           <w:t xml:space="preserve"> unsuitable</w:t>
         </w:r>
@@ -3189,32 +3028,32 @@
       <w:r>
         <w:t xml:space="preserve"> or </w:t>
       </w:r>
-      <w:ins w:id="140" w:author="Raven, Olivier (Student)" w:date="2026-03-10T11:46:00Z" w16du:dateUtc="2026-03-09T22:46:00Z">
+      <w:ins w:id="124" w:author="Raven, Olivier (Student)" w:date="2026-03-10T11:46:00Z" w16du:dateUtc="2026-03-09T22:46:00Z">
         <w:r>
           <w:t xml:space="preserve">inaccessible </w:t>
         </w:r>
       </w:ins>
-      <w:ins w:id="141" w:author="Raven, Olivier (Student)" w:date="2026-03-10T11:47:00Z" w16du:dateUtc="2026-03-09T22:47:00Z">
+      <w:ins w:id="125" w:author="Raven, Olivier (Student)" w:date="2026-03-10T11:47:00Z" w16du:dateUtc="2026-03-09T22:47:00Z">
         <w:r>
           <w:t>for field sampling</w:t>
         </w:r>
       </w:ins>
-      <w:ins w:id="142" w:author="Raven, Olivier (Student)" w:date="2026-04-17T10:23:00Z" w16du:dateUtc="2026-04-16T22:23:00Z">
+      <w:ins w:id="126" w:author="Raven, Olivier (Student)" w:date="2026-04-17T10:23:00Z" w16du:dateUtc="2026-04-16T22:23:00Z">
         <w:r>
           <w:t xml:space="preserve"> </w:t>
         </w:r>
       </w:ins>
-      <w:ins w:id="143" w:author="Raven, Olivier (Student)" w:date="2026-04-17T10:23:00Z">
+      <w:ins w:id="127" w:author="Raven, Olivier (Student)" w:date="2026-04-17T10:23:00Z">
         <w:r>
           <w:t>,</w:t>
         </w:r>
       </w:ins>
-      <w:ins w:id="144" w:author="Raven, Olivier (Student)" w:date="2026-04-17T10:23:00Z" w16du:dateUtc="2026-04-16T22:23:00Z">
+      <w:ins w:id="128" w:author="Raven, Olivier (Student)" w:date="2026-04-17T10:23:00Z" w16du:dateUtc="2026-04-16T22:23:00Z">
         <w:r>
           <w:t>respectively</w:t>
         </w:r>
       </w:ins>
-      <w:del w:id="145" w:author="Raven, Olivier (Student)" w:date="2026-03-10T11:47:00Z" w16du:dateUtc="2026-03-09T22:47:00Z">
+      <w:del w:id="129" w:author="Raven, Olivier (Student)" w:date="2026-03-10T11:47:00Z" w16du:dateUtc="2026-03-09T22:47:00Z">
         <w:r>
           <w:delText>unsafe habitat conditions</w:delText>
         </w:r>
@@ -3227,15 +3066,6 @@
       </w:del>
       <w:r>
         <w:t>.</w:t>
-      </w:r>
-      <w:commentRangeEnd w:id="118"/>
-      <w:r>
-        <w:rPr>
-          <w:rStyle w:val="CommentReference"/>
-          <w:sz w:val="22"/>
-          <w:szCs w:val="22"/>
-        </w:rPr>
-        <w:commentReference w:id="118"/>
       </w:r>
     </w:p>
     <w:p>
@@ -3297,7 +3127,6 @@
       <w:r>
         <w:t xml:space="preserve"> </w:t>
       </w:r>
-      <w:commentRangeStart w:id="146"/>
       <w:r>
         <w:t xml:space="preserve">Within each habitat </w:t>
       </w:r>
@@ -3337,21 +3166,12 @@
       <w:r>
         <w:t>)</w:t>
       </w:r>
-      <w:commentRangeEnd w:id="146"/>
-      <w:r>
-        <w:rPr>
-          <w:rStyle w:val="CommentReference"/>
-          <w:sz w:val="22"/>
-          <w:szCs w:val="22"/>
-        </w:rPr>
-        <w:commentReference w:id="146"/>
-      </w:r>
-      <w:ins w:id="147" w:author="Raven, Olivier (Student)" w:date="2026-03-10T11:54:00Z" w16du:dateUtc="2026-03-09T22:54:00Z">
+      <w:ins w:id="130" w:author="Raven, Olivier (Student)" w:date="2026-03-10T11:54:00Z" w16du:dateUtc="2026-03-09T22:54:00Z">
         <w:r>
           <w:t>,</w:t>
         </w:r>
       </w:ins>
-      <w:del w:id="148" w:author="Raven, Olivier (Student)" w:date="2026-03-10T11:54:00Z" w16du:dateUtc="2026-03-09T22:54:00Z">
+      <w:del w:id="131" w:author="Raven, Olivier (Student)" w:date="2026-03-10T11:54:00Z" w16du:dateUtc="2026-03-09T22:54:00Z">
         <w:r>
           <w:delText>.</w:delText>
         </w:r>
@@ -3359,7 +3179,7 @@
       <w:r>
         <w:t xml:space="preserve"> </w:t>
       </w:r>
-      <w:del w:id="149" w:author="Raven, Olivier (Student)" w:date="2026-03-10T11:54:00Z" w16du:dateUtc="2026-03-09T22:54:00Z">
+      <w:del w:id="132" w:author="Raven, Olivier (Student)" w:date="2026-03-10T11:54:00Z" w16du:dateUtc="2026-03-09T22:54:00Z">
         <w:r>
           <w:delText xml:space="preserve">This procedure </w:delText>
         </w:r>
@@ -3367,12 +3187,12 @@
       <w:r>
         <w:t>produc</w:t>
       </w:r>
-      <w:ins w:id="150" w:author="Raven, Olivier (Student)" w:date="2026-03-10T11:54:00Z" w16du:dateUtc="2026-03-09T22:54:00Z">
+      <w:ins w:id="133" w:author="Raven, Olivier (Student)" w:date="2026-03-10T11:54:00Z" w16du:dateUtc="2026-03-09T22:54:00Z">
         <w:r>
           <w:t>ing</w:t>
         </w:r>
       </w:ins>
-      <w:del w:id="151" w:author="Raven, Olivier (Student)" w:date="2026-03-10T11:54:00Z" w16du:dateUtc="2026-03-09T22:54:00Z">
+      <w:del w:id="134" w:author="Raven, Olivier (Student)" w:date="2026-03-10T11:54:00Z" w16du:dateUtc="2026-03-09T22:54:00Z">
         <w:r>
           <w:delText>ed</w:delText>
         </w:r>
@@ -3380,7 +3200,7 @@
       <w:r>
         <w:t xml:space="preserve"> unbiased random coordinates</w:t>
       </w:r>
-      <w:del w:id="152" w:author="Raven, Olivier (Student)" w:date="2026-03-10T11:55:00Z" w16du:dateUtc="2026-03-09T22:55:00Z">
+      <w:del w:id="135" w:author="Raven, Olivier (Student)" w:date="2026-03-10T11:55:00Z" w16du:dateUtc="2026-03-09T22:55:00Z">
         <w:r>
           <w:delText xml:space="preserve"> within each habitat </w:delText>
         </w:r>
@@ -3388,7 +3208,7 @@
           <w:delText>type</w:delText>
         </w:r>
       </w:del>
-      <w:del w:id="153" w:author="Raven, Olivier (Student)" w:date="2026-03-10T11:54:00Z" w16du:dateUtc="2026-03-09T22:54:00Z">
+      <w:del w:id="136" w:author="Raven, Olivier (Student)" w:date="2026-03-10T11:54:00Z" w16du:dateUtc="2026-03-09T22:54:00Z">
         <w:r>
           <w:delText>,</w:delText>
         </w:r>
@@ -3552,7 +3372,6 @@
       <w:r>
         <w:t xml:space="preserve"> </w:t>
       </w:r>
-      <w:commentRangeStart w:id="154"/>
       <w:r>
         <w:t>A</w:t>
       </w:r>
@@ -3633,15 +3452,6 @@
       </w:r>
       <w:r>
         <w:t>:</w:t>
-      </w:r>
-      <w:commentRangeEnd w:id="154"/>
-      <w:r>
-        <w:rPr>
-          <w:rStyle w:val="CommentReference"/>
-          <w:sz w:val="22"/>
-          <w:szCs w:val="22"/>
-        </w:rPr>
-        <w:commentReference w:id="154"/>
       </w:r>
     </w:p>
     <w:p>
@@ -3665,32 +3475,32 @@
         <w:spacing w:before="120" w:line="360" w:lineRule="auto"/>
         <w:jc w:val="left"/>
       </w:pPr>
-      <w:ins w:id="155" w:author="Raven, Olivier (Student)" w:date="2026-03-10T15:26:00Z" w16du:dateUtc="2026-03-10T15:26:00Z">
+      <w:ins w:id="137" w:author="Raven, Olivier (Student)" w:date="2026-03-10T15:26:00Z" w16du:dateUtc="2026-03-10T15:26:00Z">
         <w:r>
           <w:t>Larger substrate classes were assigned higher weights because coarse substrates such as cobble and boulders create greater interstitial pore spaces</w:t>
         </w:r>
       </w:ins>
-      <w:ins w:id="156" w:author="Frank Burdon" w:date="2026-03-13T04:55:00Z" w16du:dateUtc="2026-03-13T04:55:59Z">
+      <w:ins w:id="138" w:author="Frank Burdon" w:date="2026-03-13T04:55:00Z" w16du:dateUtc="2026-03-13T04:55:59Z">
         <w:r>
           <w:t xml:space="preserve"> and stable</w:t>
         </w:r>
       </w:ins>
-      <w:ins w:id="157" w:author="Frank Burdon" w:date="2026-03-13T04:56:00Z" w16du:dateUtc="2026-03-13T04:56:05Z">
+      <w:ins w:id="139" w:author="Frank Burdon" w:date="2026-03-13T04:56:00Z" w16du:dateUtc="2026-03-13T04:56:05Z">
         <w:r>
           <w:t xml:space="preserve"> structures</w:t>
         </w:r>
       </w:ins>
-      <w:ins w:id="158" w:author="Raven, Olivier (Student)" w:date="2026-03-10T15:26:00Z" w16du:dateUtc="2026-03-10T15:26:00Z">
+      <w:ins w:id="140" w:author="Raven, Olivier (Student)" w:date="2026-03-10T15:26:00Z" w16du:dateUtc="2026-03-10T15:26:00Z">
         <w:r>
           <w:t xml:space="preserve"> that kōura use as refuge from predators, </w:t>
         </w:r>
       </w:ins>
-      <w:ins w:id="159" w:author="Raven, Olivier (Student)" w:date="2026-03-16T11:52:00Z">
+      <w:ins w:id="141" w:author="Raven, Olivier (Student)" w:date="2026-03-16T11:52:00Z">
         <w:r>
           <w:t xml:space="preserve">as coarse substrate availability has been shown to mediate crayfish vulnerability to predation and directly influence crayfish abundance in lakes </w:t>
         </w:r>
       </w:ins>
-      <w:ins w:id="160" w:author="Raven, Olivier (Student)" w:date="2026-03-16T11:51:00Z" w16du:dateUtc="2026-03-15T22:51:00Z">
+      <w:ins w:id="142" w:author="Raven, Olivier (Student)" w:date="2026-03-16T11:51:00Z" w16du:dateUtc="2026-03-15T22:51:00Z">
         <w:r>
           <w:t>(</w:t>
         </w:r>
@@ -3713,8 +3523,8 @@
           <w:t xml:space="preserve"> </w:t>
         </w:r>
       </w:ins>
-      <w:ins w:id="161" w:author="Raven, Olivier (Student)" w:date="2026-03-10T15:26:00Z" w16du:dateUtc="2026-03-10T15:26:00Z">
-        <w:del w:id="162" w:author="Frank Burdon" w:date="2026-03-13T04:56:00Z" w16du:dateUtc="2026-03-13T04:56:13Z">
+      <w:ins w:id="143" w:author="Raven, Olivier (Student)" w:date="2026-03-10T15:26:00Z" w16du:dateUtc="2026-03-10T15:26:00Z">
+        <w:del w:id="144" w:author="Frank Burdon" w:date="2026-03-13T04:56:00Z" w16du:dateUtc="2026-03-13T04:56:13Z">
           <w:r>
             <w:delText xml:space="preserve">and provide </w:delText>
           </w:r>
@@ -3729,7 +3539,7 @@
           <w:t>whereas fine substrates such as silt and mud alone offer limited physical refugia</w:t>
         </w:r>
       </w:ins>
-      <w:ins w:id="163" w:author="Raven, Olivier (Student)" w:date="2026-04-17T10:24:00Z" w16du:dateUtc="2026-04-16T22:24:00Z">
+      <w:ins w:id="145" w:author="Raven, Olivier (Student)" w:date="2026-04-17T10:24:00Z" w16du:dateUtc="2026-04-16T22:24:00Z">
         <w:r>
           <w:t xml:space="preserve"> </w:t>
         </w:r>
@@ -3740,7 +3550,7 @@
           <w:t>due to high mobility of</w:t>
         </w:r>
       </w:ins>
-      <w:ins w:id="164" w:author="Raven, Olivier (Student)" w:date="2026-04-17T10:25:00Z" w16du:dateUtc="2026-04-16T22:25:00Z">
+      <w:ins w:id="146" w:author="Raven, Olivier (Student)" w:date="2026-04-17T10:25:00Z" w16du:dateUtc="2026-04-16T22:25:00Z">
         <w:r>
           <w:rPr>
             <w:color w:val="0070C0"/>
@@ -3748,21 +3558,15 @@
           <w:t xml:space="preserve"> </w:t>
         </w:r>
       </w:ins>
-      <w:ins w:id="165" w:author="Raven, Olivier (Student)" w:date="2026-04-17T10:24:00Z" w16du:dateUtc="2026-04-16T22:24:00Z">
+      <w:ins w:id="147" w:author="Raven, Olivier (Student)" w:date="2026-04-17T10:24:00Z" w16du:dateUtc="2026-04-16T22:24:00Z">
         <w:r>
           <w:rPr>
             <w:color w:val="0070C0"/>
           </w:rPr>
-          <w:t>these</w:t>
-        </w:r>
-        <w:r>
-          <w:rPr>
-            <w:color w:val="0070C0"/>
-          </w:rPr>
-          <w:t xml:space="preserve"> sediment</w:t>
+          <w:t>these sediment</w:t>
         </w:r>
       </w:ins>
-      <w:ins w:id="166" w:author="Raven, Olivier (Student)" w:date="2026-04-17T10:25:00Z" w16du:dateUtc="2026-04-16T22:25:00Z">
+      <w:ins w:id="148" w:author="Raven, Olivier (Student)" w:date="2026-04-17T10:25:00Z" w16du:dateUtc="2026-04-16T22:25:00Z">
         <w:r>
           <w:rPr>
             <w:color w:val="0070C0"/>
@@ -3770,12 +3574,12 @@
           <w:t>s</w:t>
         </w:r>
       </w:ins>
-      <w:ins w:id="167" w:author="Raven, Olivier (Student)" w:date="2026-03-16T11:51:00Z" w16du:dateUtc="2026-03-15T22:51:00Z">
+      <w:ins w:id="149" w:author="Raven, Olivier (Student)" w:date="2026-03-16T11:51:00Z" w16du:dateUtc="2026-03-15T22:51:00Z">
         <w:r>
           <w:t>.</w:t>
         </w:r>
       </w:ins>
-      <w:ins w:id="168" w:author="Raven, Olivier (Student)" w:date="2026-03-10T15:26:00Z" w16du:dateUtc="2026-03-10T15:26:00Z">
+      <w:ins w:id="150" w:author="Raven, Olivier (Student)" w:date="2026-03-10T15:26:00Z" w16du:dateUtc="2026-03-10T15:26:00Z">
         <w:r>
           <w:t xml:space="preserve"> </w:t>
         </w:r>
@@ -3861,12 +3665,17 @@
       <w:r>
         <w:t xml:space="preserve">Catch data for kōura and fish were collected using two single-winged, double-throated fyke nets (600 mm high D-shaped entrance hoop) and two collapsible </w:t>
       </w:r>
-      <w:ins w:id="169" w:author="Raven, Olivier (Student)" w:date="2026-03-12T15:30:00Z" w16du:dateUtc="2026-03-12T02:30:00Z">
-        <w:r>
-          <w:t xml:space="preserve">bait </w:t>
+      <w:proofErr w:type="gramStart"/>
+      <w:ins w:id="151" w:author="Raven, Olivier (Student)" w:date="2026-03-12T15:30:00Z" w16du:dateUtc="2026-03-12T02:30:00Z">
+        <w:r>
+          <w:t>bait</w:t>
+        </w:r>
+        <w:proofErr w:type="gramEnd"/>
+        <w:r>
+          <w:t xml:space="preserve"> </w:t>
         </w:r>
       </w:ins>
-      <w:del w:id="170" w:author="Raven, Olivier (Student)" w:date="2026-03-12T15:30:00Z" w16du:dateUtc="2026-03-12T02:30:00Z">
+      <w:del w:id="152" w:author="Raven, Olivier (Student)" w:date="2026-03-12T15:30:00Z" w16du:dateUtc="2026-03-12T02:30:00Z">
         <w:r>
           <w:delText xml:space="preserve">box </w:delText>
         </w:r>
@@ -3874,12 +3683,12 @@
       <w:r>
         <w:t>traps baited with trout flesh (4</w:t>
       </w:r>
-      <w:ins w:id="171" w:author="Raven, Olivier (Student)" w:date="2026-03-12T15:30:00Z" w16du:dateUtc="2026-03-12T02:30:00Z">
+      <w:ins w:id="153" w:author="Raven, Olivier (Student)" w:date="2026-03-12T15:30:00Z" w16du:dateUtc="2026-03-12T02:30:00Z">
         <w:r>
           <w:t>8</w:t>
         </w:r>
       </w:ins>
-      <w:del w:id="172" w:author="Raven, Olivier (Student)" w:date="2026-03-12T15:30:00Z" w16du:dateUtc="2026-03-12T02:30:00Z">
+      <w:del w:id="154" w:author="Raven, Olivier (Student)" w:date="2026-03-12T15:30:00Z" w16du:dateUtc="2026-03-12T02:30:00Z">
         <w:r>
           <w:delText>5</w:delText>
         </w:r>
@@ -3887,12 +3696,12 @@
       <w:r>
         <w:t xml:space="preserve">0 × 250 mm; two 50 mm entrance openings). Fyke nets were placed perpendicular to the shoreline at 10 m intervals, with box traps positioned between them. All equipment was deployed simultaneously at each site for a 24-h period. The use of two fyke nets and two baited </w:t>
       </w:r>
-      <w:del w:id="173" w:author="Raven, Olivier (Student)" w:date="2026-03-12T15:33:00Z" w16du:dateUtc="2026-03-12T02:33:00Z">
+      <w:del w:id="155" w:author="Raven, Olivier (Student)" w:date="2026-03-12T15:33:00Z" w16du:dateUtc="2026-03-12T02:33:00Z">
         <w:r>
           <w:delText xml:space="preserve">box </w:delText>
         </w:r>
       </w:del>
-      <w:ins w:id="174" w:author="Raven, Olivier (Student)" w:date="2026-03-12T15:33:00Z" w16du:dateUtc="2026-03-12T02:33:00Z">
+      <w:ins w:id="156" w:author="Raven, Olivier (Student)" w:date="2026-03-12T15:33:00Z" w16du:dateUtc="2026-03-12T02:33:00Z">
         <w:r>
           <w:t xml:space="preserve">bait </w:t>
         </w:r>
@@ -3955,7 +3764,7 @@
       <w:r>
         <w:t>), kōaro (</w:t>
       </w:r>
-      <w:del w:id="175" w:author="ian.kusabs@outlook.com" w:date="2026-03-20T02:43:00Z" w16du:dateUtc="2026-03-20T02:43:08Z">
+      <w:del w:id="157" w:author="ian.kusabs@outlook.com" w:date="2026-03-20T02:43:00Z" w16du:dateUtc="2026-03-20T02:43:08Z">
         <w:r>
           <w:delText>climbing galaxias;</w:delText>
         </w:r>
@@ -4024,7 +3833,6 @@
       <w:r>
         <w:t xml:space="preserve">for wet mass. </w:t>
       </w:r>
-      <w:commentRangeStart w:id="176"/>
       <w:r>
         <w:t>Catch per unit effort (CPUE) and biomass per unit effort (B</w:t>
       </w:r>
@@ -4040,7 +3848,7 @@
       <w:r>
         <w:t xml:space="preserve"> used at each site</w:t>
       </w:r>
-      <w:ins w:id="177" w:author="Raven, Olivier (Student)" w:date="2026-03-10T15:33:00Z" w16du:dateUtc="2026-03-10T02:33:00Z">
+      <w:ins w:id="158" w:author="Raven, Olivier (Student)" w:date="2026-03-10T15:33:00Z" w16du:dateUtc="2026-03-10T02:33:00Z">
         <w:r>
           <w:t xml:space="preserve"> </w:t>
         </w:r>
@@ -4048,7 +3856,7 @@
           <w:t>(</w:t>
         </w:r>
       </w:ins>
-      <w:ins w:id="178" w:author="Raven, Olivier (Student)" w:date="2026-03-10T15:34:00Z" w16du:dateUtc="2026-03-10T02:34:00Z">
+      <w:ins w:id="159" w:author="Raven, Olivier (Student)" w:date="2026-03-10T15:34:00Z" w16du:dateUtc="2026-03-10T02:34:00Z">
         <w:r>
           <w:t>Kusab</w:t>
         </w:r>
@@ -4056,7 +3864,7 @@
           <w:t>s et al., 2015b</w:t>
         </w:r>
       </w:ins>
-      <w:ins w:id="179" w:author="Raven, Olivier (Student)" w:date="2026-03-10T15:33:00Z" w16du:dateUtc="2026-03-10T02:33:00Z">
+      <w:ins w:id="160" w:author="Raven, Olivier (Student)" w:date="2026-03-10T15:33:00Z" w16du:dateUtc="2026-03-10T02:33:00Z">
         <w:r>
           <w:t>)</w:t>
         </w:r>
@@ -4064,15 +3872,6 @@
       <w:r>
         <w:t>.</w:t>
       </w:r>
-      <w:commentRangeEnd w:id="176"/>
-      <w:r>
-        <w:rPr>
-          <w:rStyle w:val="CommentReference"/>
-          <w:sz w:val="22"/>
-          <w:szCs w:val="22"/>
-        </w:rPr>
-        <w:commentReference w:id="176"/>
-      </w:r>
       <w:r>
         <w:t xml:space="preserve"> </w:t>
       </w:r>
@@ -4113,13 +3912,21 @@
         <w:t>,</w:t>
       </w:r>
       <w:r>
-        <w:t xml:space="preserve"> 2006). Predicted values were back</w:t>
+        <w:t xml:space="preserve"> 2006). Predicted values were </w:t>
+      </w:r>
+      <w:proofErr w:type="gramStart"/>
+      <w:r>
+        <w:t>back</w:t>
       </w:r>
       <w:r>
         <w:t>-</w:t>
       </w:r>
       <w:r>
-        <w:t>transformed with a lognormal bias</w:t>
+        <w:t>transformed</w:t>
+      </w:r>
+      <w:proofErr w:type="gramEnd"/>
+      <w:r>
+        <w:t xml:space="preserve"> with a lognormal bias</w:t>
       </w:r>
       <w:r>
         <w:t xml:space="preserve"> </w:t>
@@ -4190,22 +3997,18 @@
       <w:r>
         <w:t>Kōura presence or absence, CPUE, and BPUE were analysed using mixed-effects models to account for non-independence among sampling sites</w:t>
       </w:r>
-      <w:ins w:id="180" w:author="Raven, Olivier (Student)" w:date="2026-03-10T15:46:00Z" w16du:dateUtc="2026-03-10T02:46:00Z">
+      <w:ins w:id="161" w:author="Raven, Olivier (Student)" w:date="2026-03-10T15:46:00Z" w16du:dateUtc="2026-03-10T02:46:00Z">
         <w:r>
           <w:t xml:space="preserve"> </w:t>
         </w:r>
       </w:ins>
-      <w:ins w:id="181" w:author="Raven, Olivier (Student)" w:date="2026-03-10T15:46:00Z">
+      <w:ins w:id="162" w:author="Raven, Olivier (Student)" w:date="2026-03-10T15:46:00Z">
         <w:r>
           <w:t>(Bolker et al., 2009)</w:t>
         </w:r>
       </w:ins>
       <w:r>
-        <w:t xml:space="preserve">. </w:t>
-      </w:r>
-      <w:commentRangeStart w:id="182"/>
-      <w:r>
-        <w:t>To test for differences among lakes, kōura presence was modelled using a binomial generalised linear mixed model (</w:t>
+        <w:t>. To test for differences among lakes, kōura presence was modelled using a binomial generalised linear mixed model (</w:t>
       </w:r>
       <w:r>
         <w:t>GLMM;</w:t>
@@ -4216,22 +4019,22 @@
       <w:r>
         <w:t>logit link)</w:t>
       </w:r>
-      <w:ins w:id="183" w:author="Raven, Olivier (Student)" w:date="2026-03-10T15:37:00Z" w16du:dateUtc="2026-03-10T02:37:00Z">
+      <w:ins w:id="163" w:author="Raven, Olivier (Student)" w:date="2026-03-10T15:37:00Z" w16du:dateUtc="2026-03-10T02:37:00Z">
         <w:r>
           <w:t>.</w:t>
         </w:r>
       </w:ins>
-      <w:del w:id="184" w:author="Raven, Olivier (Student)" w:date="2026-03-10T15:37:00Z" w16du:dateUtc="2026-03-10T02:37:00Z">
+      <w:del w:id="164" w:author="Raven, Olivier (Student)" w:date="2026-03-10T15:37:00Z" w16du:dateUtc="2026-03-10T02:37:00Z">
         <w:r>
           <w:delText>,</w:delText>
         </w:r>
       </w:del>
-      <w:del w:id="185" w:author="Raven, Olivier (Student)" w:date="2026-03-12T15:38:00Z" w16du:dateUtc="2026-03-12T02:38:00Z">
+      <w:del w:id="165" w:author="Raven, Olivier (Student)" w:date="2026-03-12T15:38:00Z" w16du:dateUtc="2026-03-12T02:38:00Z">
         <w:r>
           <w:delText xml:space="preserve"> </w:delText>
         </w:r>
       </w:del>
-      <w:del w:id="186" w:author="Raven, Olivier (Student)" w:date="2026-03-10T15:38:00Z" w16du:dateUtc="2026-03-10T02:38:00Z">
+      <w:del w:id="166" w:author="Raven, Olivier (Student)" w:date="2026-03-10T15:38:00Z" w16du:dateUtc="2026-03-10T02:38:00Z">
         <w:r>
           <w:delText>and</w:delText>
         </w:r>
@@ -4245,27 +4048,27 @@
       <w:r>
         <w:t xml:space="preserve"> (log link)</w:t>
       </w:r>
-      <w:ins w:id="187" w:author="Raven, Olivier (Student)" w:date="2026-03-10T15:38:00Z" w16du:dateUtc="2026-03-10T02:38:00Z">
+      <w:ins w:id="167" w:author="Raven, Olivier (Student)" w:date="2026-03-10T15:38:00Z" w16du:dateUtc="2026-03-10T02:38:00Z">
         <w:r>
           <w:t>, which is appro</w:t>
         </w:r>
       </w:ins>
-      <w:ins w:id="188" w:author="Raven, Olivier (Student)" w:date="2026-03-10T15:40:00Z" w16du:dateUtc="2026-03-10T02:40:00Z">
+      <w:ins w:id="168" w:author="Raven, Olivier (Student)" w:date="2026-03-10T15:40:00Z" w16du:dateUtc="2026-03-10T02:40:00Z">
         <w:r>
           <w:t xml:space="preserve">priate </w:t>
         </w:r>
       </w:ins>
-      <w:ins w:id="189" w:author="Raven, Olivier (Student)" w:date="2026-03-10T15:41:00Z" w16du:dateUtc="2026-03-10T02:41:00Z">
+      <w:ins w:id="169" w:author="Raven, Olivier (Student)" w:date="2026-03-10T15:41:00Z" w16du:dateUtc="2026-03-10T02:41:00Z">
         <w:r>
           <w:t xml:space="preserve">for </w:t>
         </w:r>
       </w:ins>
-      <w:ins w:id="190" w:author="Raven, Olivier (Student)" w:date="2026-03-10T15:42:00Z" w16du:dateUtc="2026-03-10T02:42:00Z">
+      <w:ins w:id="170" w:author="Raven, Olivier (Student)" w:date="2026-03-10T15:42:00Z" w16du:dateUtc="2026-03-10T02:42:00Z">
         <w:r>
           <w:t>continuous</w:t>
         </w:r>
       </w:ins>
-      <w:ins w:id="191" w:author="Raven, Olivier (Student)" w:date="2026-03-10T15:41:00Z" w16du:dateUtc="2026-03-10T02:41:00Z">
+      <w:ins w:id="171" w:author="Raven, Olivier (Student)" w:date="2026-03-10T15:41:00Z" w16du:dateUtc="2026-03-10T02:41:00Z">
         <w:r>
           <w:t xml:space="preserve"> </w:t>
         </w:r>
@@ -4276,12 +4079,12 @@
           <w:t>common in ecological count and biomass data</w:t>
         </w:r>
       </w:ins>
-      <w:ins w:id="192" w:author="Raven, Olivier (Student)" w:date="2026-03-10T15:42:00Z" w16du:dateUtc="2026-03-10T02:42:00Z">
+      <w:ins w:id="172" w:author="Raven, Olivier (Student)" w:date="2026-03-10T15:42:00Z" w16du:dateUtc="2026-03-10T02:42:00Z">
         <w:r>
           <w:t xml:space="preserve"> </w:t>
         </w:r>
       </w:ins>
-      <w:ins w:id="193" w:author="Raven, Olivier (Student)" w:date="2026-03-10T15:56:00Z">
+      <w:ins w:id="173" w:author="Raven, Olivier (Student)" w:date="2026-03-10T15:56:00Z">
         <w:r>
           <w:t>(Shono, 2008)</w:t>
         </w:r>
@@ -4289,7 +4092,7 @@
       <w:r>
         <w:t xml:space="preserve">. These models were fitted using </w:t>
       </w:r>
-      <w:ins w:id="194" w:author="Raven, Olivier (Student)" w:date="2026-03-10T15:52:00Z" w16du:dateUtc="2026-03-10T02:52:00Z">
+      <w:ins w:id="174" w:author="Raven, Olivier (Student)" w:date="2026-03-10T15:52:00Z" w16du:dateUtc="2026-03-10T02:52:00Z">
         <w:r>
           <w:t xml:space="preserve">the </w:t>
         </w:r>
@@ -4297,37 +4100,28 @@
       <w:r>
         <w:t>glmmTMB</w:t>
       </w:r>
-      <w:ins w:id="195" w:author="Raven, Olivier (Student)" w:date="2026-03-10T15:52:00Z" w16du:dateUtc="2026-03-10T02:52:00Z">
+      <w:ins w:id="175" w:author="Raven, Olivier (Student)" w:date="2026-03-10T15:52:00Z" w16du:dateUtc="2026-03-10T02:52:00Z">
         <w:r>
           <w:t xml:space="preserve"> package</w:t>
         </w:r>
       </w:ins>
-      <w:ins w:id="196" w:author="Raven, Olivier (Student)" w:date="2026-03-10T15:42:00Z" w16du:dateUtc="2026-03-10T02:42:00Z">
+      <w:ins w:id="176" w:author="Raven, Olivier (Student)" w:date="2026-03-10T15:42:00Z" w16du:dateUtc="2026-03-10T02:42:00Z">
         <w:r>
           <w:t xml:space="preserve"> (</w:t>
         </w:r>
       </w:ins>
-      <w:ins w:id="197" w:author="Raven, Olivier (Student)" w:date="2026-03-10T15:52:00Z">
+      <w:ins w:id="177" w:author="Raven, Olivier (Student)" w:date="2026-03-10T15:52:00Z">
         <w:r>
           <w:t>Brooks et al., 2017</w:t>
         </w:r>
       </w:ins>
-      <w:ins w:id="198" w:author="Raven, Olivier (Student)" w:date="2026-03-10T15:42:00Z" w16du:dateUtc="2026-03-10T02:42:00Z">
+      <w:ins w:id="178" w:author="Raven, Olivier (Student)" w:date="2026-03-10T15:42:00Z" w16du:dateUtc="2026-03-10T02:42:00Z">
         <w:r>
           <w:t>)</w:t>
         </w:r>
       </w:ins>
       <w:r>
         <w:t>, with habitat type included as a random intercept.</w:t>
-      </w:r>
-      <w:commentRangeEnd w:id="182"/>
-      <w:r>
-        <w:rPr>
-          <w:rStyle w:val="CommentReference"/>
-          <w:sz w:val="22"/>
-          <w:szCs w:val="22"/>
-        </w:rPr>
-        <w:commentReference w:id="182"/>
       </w:r>
     </w:p>
     <w:p>
@@ -4404,44 +4198,27 @@
         <w:spacing w:before="120" w:line="360" w:lineRule="auto"/>
         <w:jc w:val="left"/>
       </w:pPr>
-      <w:commentRangeStart w:id="199"/>
       <w:r>
         <w:lastRenderedPageBreak/>
-        <w:t xml:space="preserve">For occupancy analyses, kōura presence–absence was </w:t>
-      </w:r>
-      <w:commentRangeStart w:id="200"/>
-      <w:r>
-        <w:t>modelled using a binomial GAMM with a logit link function</w:t>
-      </w:r>
-      <w:ins w:id="201" w:author="Raven, Olivier (Student)" w:date="2026-03-10T16:01:00Z" w16du:dateUtc="2026-03-10T03:01:00Z">
+        <w:t>For occupancy analyses, kōura presence–absence was modelled using a binomial GAMM with a logit link function</w:t>
+      </w:r>
+      <w:ins w:id="179" w:author="Raven, Olivier (Student)" w:date="2026-03-10T16:01:00Z" w16du:dateUtc="2026-03-10T03:01:00Z">
         <w:r>
           <w:t xml:space="preserve"> (</w:t>
         </w:r>
       </w:ins>
-      <w:ins w:id="202" w:author="Raven, Olivier (Student)" w:date="2026-03-11T10:51:00Z">
+      <w:ins w:id="180" w:author="Raven, Olivier (Student)" w:date="2026-03-11T10:51:00Z">
         <w:r>
           <w:t>Zuur et al., 2009; Wood, 2017</w:t>
         </w:r>
       </w:ins>
-      <w:ins w:id="203" w:author="Raven, Olivier (Student)" w:date="2026-03-10T16:01:00Z" w16du:dateUtc="2026-03-10T03:01:00Z">
+      <w:ins w:id="181" w:author="Raven, Olivier (Student)" w:date="2026-03-10T16:01:00Z" w16du:dateUtc="2026-03-10T03:01:00Z">
         <w:r>
           <w:t>)</w:t>
         </w:r>
       </w:ins>
       <w:r>
-        <w:t xml:space="preserve">. </w:t>
-      </w:r>
-      <w:commentRangeEnd w:id="200"/>
-      <w:r>
-        <w:rPr>
-          <w:rStyle w:val="CommentReference"/>
-          <w:sz w:val="22"/>
-          <w:szCs w:val="22"/>
-        </w:rPr>
-        <w:commentReference w:id="200"/>
-      </w:r>
-      <w:r>
-        <w:t xml:space="preserve">For CPUE and BPUE, a hurdle modelling </w:t>
+        <w:t xml:space="preserve">. For CPUE and BPUE, a hurdle modelling </w:t>
       </w:r>
       <w:r>
         <w:t>approach</w:t>
@@ -4518,21 +4295,12 @@
       <w:r>
         <w:t>⁻¹), pH, specific conductivity (µS cm⁻¹), and the presence of catfish, eels, goldfish, and common smelt. Continuous predictors were centred and standardised prior to modelling to improve convergence and facilitate comparison of effect sizes</w:t>
       </w:r>
-      <w:del w:id="204" w:author="Raven, Olivier (Student)" w:date="2026-03-11T10:48:00Z" w16du:dateUtc="2026-03-10T21:48:00Z">
+      <w:del w:id="182" w:author="Raven, Olivier (Student)" w:date="2026-03-11T10:48:00Z" w16du:dateUtc="2026-03-10T21:48:00Z">
         <w:r>
           <w:delText>.</w:delText>
         </w:r>
-        <w:commentRangeEnd w:id="199"/>
-        <w:r>
-          <w:rPr>
-            <w:rStyle w:val="CommentReference"/>
-            <w:sz w:val="22"/>
-            <w:szCs w:val="22"/>
-          </w:rPr>
-          <w:commentReference w:id="199"/>
-        </w:r>
       </w:del>
-      <w:ins w:id="205" w:author="Raven, Olivier (Student)" w:date="2026-03-11T10:48:00Z" w16du:dateUtc="2026-03-10T21:48:00Z">
+      <w:ins w:id="183" w:author="Raven, Olivier (Student)" w:date="2026-03-11T10:48:00Z" w16du:dateUtc="2026-03-10T21:48:00Z">
         <w:r>
           <w:t>, a</w:t>
         </w:r>
@@ -4540,17 +4308,25 @@
           <w:t xml:space="preserve">nd </w:t>
         </w:r>
       </w:ins>
-      <w:ins w:id="206" w:author="Raven, Olivier (Student)" w:date="2026-03-11T10:46:00Z">
-        <w:r>
-          <w:t xml:space="preserve">were modelled as smooth terms using thin plate regression splines (bs = 'ts'), which apply additional shrinkage to penalise overly complex relationships and can shrink smooth terms fully to zero during selection (Wood, 2017). Basis dimensions (k) were set based on the number of unique values per predictor and adjusted where necessary to balance flexibility and parsimony. </w:t>
+      <w:ins w:id="184" w:author="Raven, Olivier (Student)" w:date="2026-03-11T10:46:00Z">
+        <w:r>
+          <w:t>were modelled as smooth terms using thin plate regression splines (bs = '</w:t>
+        </w:r>
+        <w:proofErr w:type="spellStart"/>
+        <w:r>
+          <w:t>ts'</w:t>
+        </w:r>
+        <w:proofErr w:type="spellEnd"/>
+        <w:r>
+          <w:t xml:space="preserve">), which apply additional shrinkage to penalise overly complex relationships and can shrink smooth terms fully to zero during selection (Wood, 2017). Basis dimensions (k) were set based on the number of unique values per predictor and adjusted where necessary to balance flexibility and parsimony. </w:t>
         </w:r>
       </w:ins>
-      <w:ins w:id="207" w:author="Raven, Olivier (Student)" w:date="2026-03-11T10:52:00Z">
+      <w:ins w:id="185" w:author="Raven, Olivier (Student)" w:date="2026-03-11T10:52:00Z">
         <w:r>
           <w:t xml:space="preserve">Binary </w:t>
         </w:r>
       </w:ins>
-      <w:ins w:id="208" w:author="Raven, Olivier (Student)" w:date="2026-03-11T10:46:00Z">
+      <w:ins w:id="186" w:author="Raven, Olivier (Student)" w:date="2026-03-11T10:46:00Z">
         <w:r>
           <w:t>predictors (fish presence variables) were included as parametric terms.</w:t>
         </w:r>
@@ -4595,11 +4371,10 @@
       <w:r>
         <w:t xml:space="preserve"> </w:t>
       </w:r>
-      <w:commentRangeStart w:id="209"/>
       <w:r>
         <w:t>Lake identity (LID) was included as a random effect in all GAMMs to account for spatial clustering and non-independence among observations and was not subject to the variable selection procedure</w:t>
       </w:r>
-      <w:ins w:id="210" w:author="Raven, Olivier (Student)" w:date="2026-03-10T16:16:00Z" w16du:dateUtc="2026-03-10T03:16:00Z">
+      <w:ins w:id="187" w:author="Raven, Olivier (Student)" w:date="2026-03-10T16:16:00Z" w16du:dateUtc="2026-03-10T03:16:00Z">
         <w:r>
           <w:t xml:space="preserve"> (Zuur et al</w:t>
         </w:r>
@@ -4612,15 +4387,6 @@
       </w:ins>
       <w:r>
         <w:t>.</w:t>
-      </w:r>
-      <w:commentRangeEnd w:id="209"/>
-      <w:r>
-        <w:rPr>
-          <w:rStyle w:val="CommentReference"/>
-          <w:sz w:val="22"/>
-          <w:szCs w:val="22"/>
-        </w:rPr>
-        <w:commentReference w:id="209"/>
       </w:r>
     </w:p>
     <w:p>
@@ -4628,29 +4394,28 @@
         <w:spacing w:before="120" w:line="360" w:lineRule="auto"/>
         <w:jc w:val="left"/>
         <w:rPr>
-          <w:ins w:id="211" w:author="Raven, Olivier (Student)" w:date="2026-03-11T12:03:00Z" w16du:dateUtc="2026-03-10T23:03:00Z"/>
+          <w:ins w:id="188" w:author="Raven, Olivier (Student)" w:date="2026-03-11T12:03:00Z" w16du:dateUtc="2026-03-10T23:03:00Z"/>
         </w:rPr>
       </w:pPr>
-      <w:commentRangeStart w:id="212"/>
       <w:r>
         <w:t xml:space="preserve">Model diagnostics </w:t>
       </w:r>
-      <w:ins w:id="213" w:author="Raven, Olivier (Student)" w:date="2026-03-10T16:23:00Z" w16du:dateUtc="2026-03-10T03:23:00Z">
+      <w:ins w:id="189" w:author="Raven, Olivier (Student)" w:date="2026-03-10T16:23:00Z" w16du:dateUtc="2026-03-10T03:23:00Z">
         <w:r>
           <w:t>were p</w:t>
         </w:r>
       </w:ins>
-      <w:ins w:id="214" w:author="Raven, Olivier (Student)" w:date="2026-03-10T17:06:00Z" w16du:dateUtc="2026-03-10T04:06:00Z">
+      <w:ins w:id="190" w:author="Raven, Olivier (Student)" w:date="2026-03-10T17:06:00Z" w16du:dateUtc="2026-03-10T04:06:00Z">
         <w:r>
           <w:t>e</w:t>
         </w:r>
       </w:ins>
-      <w:ins w:id="215" w:author="Raven, Olivier (Student)" w:date="2026-03-10T16:23:00Z" w16du:dateUtc="2026-03-10T03:23:00Z">
+      <w:ins w:id="191" w:author="Raven, Olivier (Student)" w:date="2026-03-10T16:23:00Z" w16du:dateUtc="2026-03-10T03:23:00Z">
         <w:r>
           <w:t>r</w:t>
         </w:r>
       </w:ins>
-      <w:ins w:id="216" w:author="Raven, Olivier (Student)" w:date="2026-03-10T16:24:00Z" w16du:dateUtc="2026-03-10T03:24:00Z">
+      <w:ins w:id="192" w:author="Raven, Olivier (Student)" w:date="2026-03-10T16:24:00Z" w16du:dateUtc="2026-03-10T03:24:00Z">
         <w:r>
           <w:t xml:space="preserve">formed to evaluate </w:t>
         </w:r>
@@ -4658,12 +4423,12 @@
           <w:t>model fit and assumptions.</w:t>
         </w:r>
       </w:ins>
-      <w:del w:id="217" w:author="Raven, Olivier (Student)" w:date="2026-03-10T16:24:00Z" w16du:dateUtc="2026-03-10T03:24:00Z">
+      <w:del w:id="193" w:author="Raven, Olivier (Student)" w:date="2026-03-10T16:24:00Z" w16du:dateUtc="2026-03-10T03:24:00Z">
         <w:r>
           <w:delText>included inspection of r</w:delText>
         </w:r>
       </w:del>
-      <w:ins w:id="218" w:author="Raven, Olivier (Student)" w:date="2026-03-10T16:24:00Z" w16du:dateUtc="2026-03-10T03:24:00Z">
+      <w:ins w:id="194" w:author="Raven, Olivier (Student)" w:date="2026-03-10T16:24:00Z" w16du:dateUtc="2026-03-10T03:24:00Z">
         <w:r>
           <w:t xml:space="preserve"> </w:t>
         </w:r>
@@ -4674,22 +4439,22 @@
       <w:r>
         <w:t>esiduals</w:t>
       </w:r>
-      <w:ins w:id="219" w:author="Raven, Olivier (Student)" w:date="2026-03-10T16:24:00Z" w16du:dateUtc="2026-03-10T03:24:00Z">
+      <w:ins w:id="195" w:author="Raven, Olivier (Student)" w:date="2026-03-10T16:24:00Z" w16du:dateUtc="2026-03-10T03:24:00Z">
         <w:r>
           <w:t xml:space="preserve"> were inspected </w:t>
         </w:r>
       </w:ins>
-      <w:ins w:id="220" w:author="Raven, Olivier (Student)" w:date="2026-03-10T16:25:00Z" w16du:dateUtc="2026-03-10T03:25:00Z">
+      <w:ins w:id="196" w:author="Raven, Olivier (Student)" w:date="2026-03-10T16:25:00Z" w16du:dateUtc="2026-03-10T03:25:00Z">
         <w:r>
           <w:t>to asses</w:t>
         </w:r>
       </w:ins>
-      <w:ins w:id="221" w:author="Raven, Olivier (Student)" w:date="2026-03-10T17:08:00Z" w16du:dateUtc="2026-03-10T04:08:00Z">
+      <w:ins w:id="197" w:author="Raven, Olivier (Student)" w:date="2026-03-10T17:08:00Z" w16du:dateUtc="2026-03-10T04:08:00Z">
         <w:r>
           <w:t>s</w:t>
         </w:r>
       </w:ins>
-      <w:ins w:id="222" w:author="Raven, Olivier (Student)" w:date="2026-03-10T16:25:00Z" w16du:dateUtc="2026-03-10T03:25:00Z">
+      <w:ins w:id="198" w:author="Raven, Olivier (Student)" w:date="2026-03-10T16:25:00Z" w16du:dateUtc="2026-03-10T03:25:00Z">
         <w:r>
           <w:t xml:space="preserve"> homogeneity of variance</w:t>
         </w:r>
@@ -4697,7 +4462,7 @@
           <w:t xml:space="preserve"> and normality (Zuur et al., 2009).</w:t>
         </w:r>
       </w:ins>
-      <w:del w:id="223" w:author="Raven, Olivier (Student)" w:date="2026-03-10T16:25:00Z" w16du:dateUtc="2026-03-10T03:25:00Z">
+      <w:del w:id="199" w:author="Raven, Olivier (Student)" w:date="2026-03-10T16:25:00Z" w16du:dateUtc="2026-03-10T03:25:00Z">
         <w:r>
           <w:delText>,</w:delText>
         </w:r>
@@ -4705,7 +4470,7 @@
       <w:r>
         <w:t xml:space="preserve"> </w:t>
       </w:r>
-      <w:ins w:id="224" w:author="Raven, Olivier (Student)" w:date="2026-03-10T16:25:00Z" w16du:dateUtc="2026-03-10T03:25:00Z">
+      <w:ins w:id="200" w:author="Raven, Olivier (Student)" w:date="2026-03-10T16:25:00Z" w16du:dateUtc="2026-03-10T03:25:00Z">
         <w:r>
           <w:t>C</w:t>
         </w:r>
@@ -4713,12 +4478,12 @@
           <w:t>oncurvity</w:t>
         </w:r>
       </w:ins>
-      <w:ins w:id="225" w:author="Raven, Olivier (Student)" w:date="2026-03-10T16:27:00Z" w16du:dateUtc="2026-03-10T03:27:00Z">
+      <w:ins w:id="201" w:author="Raven, Olivier (Student)" w:date="2026-03-10T16:27:00Z" w16du:dateUtc="2026-03-10T03:27:00Z">
         <w:r>
           <w:t>, the degree to which smooth terms can be approximated by other smooths in the model,</w:t>
         </w:r>
       </w:ins>
-      <w:ins w:id="226" w:author="Raven, Olivier (Student)" w:date="2026-03-10T16:25:00Z" w16du:dateUtc="2026-03-10T03:25:00Z">
+      <w:ins w:id="202" w:author="Raven, Olivier (Student)" w:date="2026-03-10T16:25:00Z" w16du:dateUtc="2026-03-10T03:25:00Z">
         <w:r>
           <w:t xml:space="preserve"> </w:t>
         </w:r>
@@ -4726,7 +4491,7 @@
           <w:t>was</w:t>
         </w:r>
       </w:ins>
-      <w:ins w:id="227" w:author="Raven, Olivier (Student)" w:date="2026-03-10T16:26:00Z" w16du:dateUtc="2026-03-10T03:26:00Z">
+      <w:ins w:id="203" w:author="Raven, Olivier (Student)" w:date="2026-03-10T16:26:00Z" w16du:dateUtc="2026-03-10T03:26:00Z">
         <w:r>
           <w:t xml:space="preserve"> </w:t>
         </w:r>
@@ -4734,22 +4499,22 @@
       <w:r>
         <w:t>assess</w:t>
       </w:r>
-      <w:ins w:id="228" w:author="Raven, Olivier (Student)" w:date="2026-03-10T16:26:00Z" w16du:dateUtc="2026-03-10T03:26:00Z">
+      <w:ins w:id="204" w:author="Raven, Olivier (Student)" w:date="2026-03-10T16:26:00Z" w16du:dateUtc="2026-03-10T03:26:00Z">
         <w:r>
           <w:t>ed</w:t>
         </w:r>
       </w:ins>
-      <w:del w:id="229" w:author="Raven, Olivier (Student)" w:date="2026-03-10T16:26:00Z" w16du:dateUtc="2026-03-10T03:26:00Z">
+      <w:del w:id="205" w:author="Raven, Olivier (Student)" w:date="2026-03-10T16:26:00Z" w16du:dateUtc="2026-03-10T03:26:00Z">
         <w:r>
           <w:delText>ment of</w:delText>
         </w:r>
       </w:del>
-      <w:del w:id="230" w:author="Raven, Olivier (Student)" w:date="2026-03-10T16:25:00Z" w16du:dateUtc="2026-03-10T03:25:00Z">
+      <w:del w:id="206" w:author="Raven, Olivier (Student)" w:date="2026-03-10T16:25:00Z" w16du:dateUtc="2026-03-10T03:25:00Z">
         <w:r>
           <w:delText xml:space="preserve"> concurvity</w:delText>
         </w:r>
       </w:del>
-      <w:ins w:id="231" w:author="Raven, Olivier (Student)" w:date="2026-03-10T16:26:00Z" w16du:dateUtc="2026-03-10T03:26:00Z">
+      <w:ins w:id="207" w:author="Raven, Olivier (Student)" w:date="2026-03-10T16:26:00Z" w16du:dateUtc="2026-03-10T03:26:00Z">
         <w:r>
           <w:t xml:space="preserve"> to identify potential instability </w:t>
         </w:r>
@@ -4757,17 +4522,17 @@
           <w:t>in smooth term estimates (</w:t>
         </w:r>
       </w:ins>
-      <w:ins w:id="232" w:author="Raven, Olivier (Student)" w:date="2026-03-11T10:24:00Z" w16du:dateUtc="2026-03-10T21:24:00Z">
+      <w:ins w:id="208" w:author="Raven, Olivier (Student)" w:date="2026-03-11T10:24:00Z" w16du:dateUtc="2026-03-10T21:24:00Z">
         <w:r>
           <w:t>Wood, 2017</w:t>
         </w:r>
       </w:ins>
-      <w:ins w:id="233" w:author="Raven, Olivier (Student)" w:date="2026-03-10T16:26:00Z" w16du:dateUtc="2026-03-10T03:26:00Z">
+      <w:ins w:id="209" w:author="Raven, Olivier (Student)" w:date="2026-03-10T16:26:00Z" w16du:dateUtc="2026-03-10T03:26:00Z">
         <w:r>
           <w:t>).</w:t>
         </w:r>
       </w:ins>
-      <w:del w:id="234" w:author="Raven, Olivier (Student)" w:date="2026-03-10T16:26:00Z" w16du:dateUtc="2026-03-10T03:26:00Z">
+      <w:del w:id="210" w:author="Raven, Olivier (Student)" w:date="2026-03-10T16:26:00Z" w16du:dateUtc="2026-03-10T03:26:00Z">
         <w:r>
           <w:delText>,</w:delText>
         </w:r>
@@ -4775,12 +4540,12 @@
       <w:r>
         <w:t xml:space="preserve"> </w:t>
       </w:r>
-      <w:ins w:id="235" w:author="Raven, Olivier (Student)" w:date="2026-03-10T16:27:00Z" w16du:dateUtc="2026-03-10T03:27:00Z">
+      <w:ins w:id="211" w:author="Raven, Olivier (Student)" w:date="2026-03-10T16:27:00Z" w16du:dateUtc="2026-03-10T03:27:00Z">
         <w:r>
           <w:t>B</w:t>
         </w:r>
       </w:ins>
-      <w:del w:id="236" w:author="Raven, Olivier (Student)" w:date="2026-03-10T16:27:00Z" w16du:dateUtc="2026-03-10T03:27:00Z">
+      <w:del w:id="212" w:author="Raven, Olivier (Student)" w:date="2026-03-10T16:27:00Z" w16du:dateUtc="2026-03-10T03:27:00Z">
         <w:r>
           <w:delText>b</w:delText>
         </w:r>
@@ -4788,17 +4553,17 @@
       <w:r>
         <w:t>asis dimension checks using effective degrees of freedom (</w:t>
       </w:r>
-      <w:del w:id="237" w:author="Raven, Olivier (Student)" w:date="2026-03-10T17:01:00Z" w16du:dateUtc="2026-03-10T04:01:00Z">
+      <w:del w:id="213" w:author="Raven, Olivier (Student)" w:date="2026-03-10T17:01:00Z" w16du:dateUtc="2026-03-10T04:01:00Z">
         <w:r>
           <w:delText>E</w:delText>
         </w:r>
       </w:del>
-      <w:ins w:id="238" w:author="Raven, Olivier (Student)" w:date="2026-03-10T17:00:00Z" w16du:dateUtc="2026-03-10T04:00:00Z">
+      <w:ins w:id="214" w:author="Raven, Olivier (Student)" w:date="2026-03-10T17:00:00Z" w16du:dateUtc="2026-03-10T04:00:00Z">
         <w:r>
           <w:t>edf</w:t>
         </w:r>
       </w:ins>
-      <w:del w:id="239" w:author="Raven, Olivier (Student)" w:date="2026-03-10T17:00:00Z" w16du:dateUtc="2026-03-10T04:00:00Z">
+      <w:del w:id="215" w:author="Raven, Olivier (Student)" w:date="2026-03-10T17:00:00Z" w16du:dateUtc="2026-03-10T04:00:00Z">
         <w:r>
           <w:delText>DF</w:delText>
         </w:r>
@@ -4806,17 +4571,17 @@
       <w:r>
         <w:t>)</w:t>
       </w:r>
-      <w:ins w:id="240" w:author="Raven, Olivier (Student)" w:date="2026-03-10T16:28:00Z" w16du:dateUtc="2026-03-10T03:28:00Z">
+      <w:ins w:id="216" w:author="Raven, Olivier (Student)" w:date="2026-03-10T16:28:00Z" w16du:dateUtc="2026-03-10T03:28:00Z">
         <w:r>
           <w:t xml:space="preserve"> were pe</w:t>
         </w:r>
       </w:ins>
-      <w:ins w:id="241" w:author="Raven, Olivier (Student)" w:date="2026-03-10T17:07:00Z" w16du:dateUtc="2026-03-10T04:07:00Z">
+      <w:ins w:id="217" w:author="Raven, Olivier (Student)" w:date="2026-03-10T17:07:00Z" w16du:dateUtc="2026-03-10T04:07:00Z">
         <w:r>
           <w:t>r</w:t>
         </w:r>
       </w:ins>
-      <w:ins w:id="242" w:author="Raven, Olivier (Student)" w:date="2026-03-10T16:28:00Z" w16du:dateUtc="2026-03-10T03:28:00Z">
+      <w:ins w:id="218" w:author="Raven, Olivier (Student)" w:date="2026-03-10T16:28:00Z" w16du:dateUtc="2026-03-10T03:28:00Z">
         <w:r>
           <w:t xml:space="preserve">formed to ensure </w:t>
         </w:r>
@@ -4824,23 +4589,23 @@
           <w:t xml:space="preserve">smoothing terms had sufficient flexibility to capture underlying patterns without overfitting </w:t>
         </w:r>
       </w:ins>
-      <w:ins w:id="243" w:author="Raven, Olivier (Student)" w:date="2026-03-10T17:00:00Z" w16du:dateUtc="2026-03-10T04:00:00Z">
+      <w:ins w:id="219" w:author="Raven, Olivier (Student)" w:date="2026-03-10T17:00:00Z" w16du:dateUtc="2026-03-10T04:00:00Z">
         <w:r>
           <w:lastRenderedPageBreak/>
           <w:t>(Zuur et al., 2009</w:t>
         </w:r>
       </w:ins>
-      <w:ins w:id="244" w:author="Raven, Olivier (Student)" w:date="2026-03-10T16:28:00Z" w16du:dateUtc="2026-03-10T03:28:00Z">
+      <w:ins w:id="220" w:author="Raven, Olivier (Student)" w:date="2026-03-10T16:28:00Z" w16du:dateUtc="2026-03-10T03:28:00Z">
         <w:r>
           <w:t>)</w:t>
         </w:r>
       </w:ins>
-      <w:ins w:id="245" w:author="Raven, Olivier (Student)" w:date="2026-03-10T16:37:00Z" w16du:dateUtc="2026-03-10T03:37:00Z">
+      <w:ins w:id="221" w:author="Raven, Olivier (Student)" w:date="2026-03-10T16:37:00Z" w16du:dateUtc="2026-03-10T03:37:00Z">
         <w:r>
           <w:t>.</w:t>
         </w:r>
       </w:ins>
-      <w:del w:id="246" w:author="Raven, Olivier (Student)" w:date="2026-03-10T16:37:00Z" w16du:dateUtc="2026-03-10T03:37:00Z">
+      <w:del w:id="222" w:author="Raven, Olivier (Student)" w:date="2026-03-10T16:37:00Z" w16du:dateUtc="2026-03-10T03:37:00Z">
         <w:r>
           <w:delText>,</w:delText>
         </w:r>
@@ -4848,7 +4613,7 @@
       <w:r>
         <w:t xml:space="preserve"> </w:t>
       </w:r>
-      <w:ins w:id="247" w:author="Raven, Olivier (Student)" w:date="2026-03-10T16:38:00Z" w16du:dateUtc="2026-03-10T03:38:00Z">
+      <w:ins w:id="223" w:author="Raven, Olivier (Student)" w:date="2026-03-10T16:38:00Z" w16du:dateUtc="2026-03-10T03:38:00Z">
         <w:r>
           <w:t>F</w:t>
         </w:r>
@@ -4865,12 +4630,12 @@
           <w:t xml:space="preserve"> </w:t>
         </w:r>
       </w:ins>
-      <w:del w:id="248" w:author="Raven, Olivier (Student)" w:date="2026-03-10T16:38:00Z" w16du:dateUtc="2026-03-10T03:38:00Z">
+      <w:del w:id="224" w:author="Raven, Olivier (Student)" w:date="2026-03-10T16:38:00Z" w16du:dateUtc="2026-03-10T03:38:00Z">
         <w:r>
           <w:delText xml:space="preserve">evaluation </w:delText>
         </w:r>
       </w:del>
-      <w:ins w:id="249" w:author="Raven, Olivier (Student)" w:date="2026-03-10T16:38:00Z" w16du:dateUtc="2026-03-10T03:38:00Z">
+      <w:ins w:id="225" w:author="Raven, Olivier (Student)" w:date="2026-03-10T16:38:00Z" w16du:dateUtc="2026-03-10T03:38:00Z">
         <w:r>
           <w:t>evaluat</w:t>
         </w:r>
@@ -4884,7 +4649,7 @@
           <w:t>using</w:t>
         </w:r>
       </w:ins>
-      <w:del w:id="250" w:author="Raven, Olivier (Student)" w:date="2026-03-10T16:38:00Z" w16du:dateUtc="2026-03-10T03:38:00Z">
+      <w:del w:id="226" w:author="Raven, Olivier (Student)" w:date="2026-03-10T16:38:00Z" w16du:dateUtc="2026-03-10T03:38:00Z">
         <w:r>
           <w:delText>of</w:delText>
         </w:r>
@@ -4892,7 +4657,7 @@
       <w:r>
         <w:t xml:space="preserve"> Receiver Operating Characteristic and Area Under the Curve (ROC/AUC)</w:t>
       </w:r>
-      <w:del w:id="251" w:author="Raven, Olivier (Student)" w:date="2026-03-10T16:38:00Z" w16du:dateUtc="2026-03-10T03:38:00Z">
+      <w:del w:id="227" w:author="Raven, Olivier (Student)" w:date="2026-03-10T16:38:00Z" w16du:dateUtc="2026-03-10T03:38:00Z">
         <w:r>
           <w:delText xml:space="preserve"> for binomial components</w:delText>
         </w:r>
@@ -4900,7 +4665,7 @@
       <w:r>
         <w:t xml:space="preserve">, </w:t>
       </w:r>
-      <w:ins w:id="252" w:author="Raven, Olivier (Student)" w:date="2026-03-10T16:39:00Z" w16du:dateUtc="2026-03-10T03:39:00Z">
+      <w:ins w:id="228" w:author="Raven, Olivier (Student)" w:date="2026-03-10T16:39:00Z" w16du:dateUtc="2026-03-10T03:39:00Z">
         <w:r>
           <w:t xml:space="preserve">where values approaching 1 indicate perfect discrimination between </w:t>
         </w:r>
@@ -4908,37 +4673,37 @@
           <w:t>presences and absences</w:t>
         </w:r>
       </w:ins>
-      <w:ins w:id="253" w:author="Raven, Olivier (Student)" w:date="2026-03-10T16:40:00Z" w16du:dateUtc="2026-03-10T03:40:00Z">
+      <w:ins w:id="229" w:author="Raven, Olivier (Student)" w:date="2026-03-10T16:40:00Z" w16du:dateUtc="2026-03-10T03:40:00Z">
         <w:r>
           <w:t xml:space="preserve"> </w:t>
         </w:r>
       </w:ins>
-      <w:ins w:id="254" w:author="Raven, Olivier (Student)" w:date="2026-03-10T16:44:00Z">
+      <w:ins w:id="230" w:author="Raven, Olivier (Student)" w:date="2026-03-10T16:44:00Z">
         <w:r>
           <w:t>(Fielding &amp; Bell, 1997)</w:t>
         </w:r>
       </w:ins>
-      <w:ins w:id="255" w:author="Raven, Olivier (Student)" w:date="2026-03-10T16:40:00Z" w16du:dateUtc="2026-03-10T03:40:00Z">
+      <w:ins w:id="231" w:author="Raven, Olivier (Student)" w:date="2026-03-10T16:40:00Z" w16du:dateUtc="2026-03-10T03:40:00Z">
         <w:r>
           <w:t>.</w:t>
         </w:r>
       </w:ins>
-      <w:ins w:id="256" w:author="Raven, Olivier (Student)" w:date="2026-03-10T16:39:00Z" w16du:dateUtc="2026-03-10T03:39:00Z">
+      <w:ins w:id="232" w:author="Raven, Olivier (Student)" w:date="2026-03-10T16:39:00Z" w16du:dateUtc="2026-03-10T03:39:00Z">
         <w:r>
           <w:t xml:space="preserve"> </w:t>
         </w:r>
       </w:ins>
-      <w:del w:id="257" w:author="Raven, Olivier (Student)" w:date="2026-03-10T16:45:00Z" w16du:dateUtc="2026-03-10T03:45:00Z">
+      <w:del w:id="233" w:author="Raven, Olivier (Student)" w:date="2026-03-10T16:45:00Z" w16du:dateUtc="2026-03-10T03:45:00Z">
         <w:r>
           <w:delText xml:space="preserve">and comparison of predicted versus observed values </w:delText>
         </w:r>
       </w:del>
-      <w:ins w:id="258" w:author="Raven, Olivier (Student)" w:date="2026-03-10T16:45:00Z" w16du:dateUtc="2026-03-10T03:45:00Z">
+      <w:ins w:id="234" w:author="Raven, Olivier (Student)" w:date="2026-03-10T16:45:00Z" w16du:dateUtc="2026-03-10T03:45:00Z">
         <w:r>
           <w:t>F</w:t>
         </w:r>
       </w:ins>
-      <w:del w:id="259" w:author="Raven, Olivier (Student)" w:date="2026-03-10T16:45:00Z" w16du:dateUtc="2026-03-10T03:45:00Z">
+      <w:del w:id="235" w:author="Raven, Olivier (Student)" w:date="2026-03-10T16:45:00Z" w16du:dateUtc="2026-03-10T03:45:00Z">
         <w:r>
           <w:delText>f</w:delText>
         </w:r>
@@ -4946,21 +4711,12 @@
       <w:r>
         <w:t>or positive-only abundance models</w:t>
       </w:r>
-      <w:del w:id="260" w:author="Raven, Olivier (Student)" w:date="2026-03-10T16:45:00Z" w16du:dateUtc="2026-03-10T03:45:00Z">
+      <w:del w:id="236" w:author="Raven, Olivier (Student)" w:date="2026-03-10T16:45:00Z" w16du:dateUtc="2026-03-10T03:45:00Z">
         <w:r>
           <w:delText>.</w:delText>
         </w:r>
       </w:del>
-      <w:commentRangeEnd w:id="212"/>
-      <w:r>
-        <w:rPr>
-          <w:rStyle w:val="CommentReference"/>
-          <w:sz w:val="22"/>
-          <w:szCs w:val="22"/>
-        </w:rPr>
-        <w:commentReference w:id="212"/>
-      </w:r>
-      <w:ins w:id="261" w:author="Raven, Olivier (Student)" w:date="2026-03-10T16:45:00Z" w16du:dateUtc="2026-03-10T03:45:00Z">
+      <w:ins w:id="237" w:author="Raven, Olivier (Student)" w:date="2026-03-10T16:45:00Z" w16du:dateUtc="2026-03-10T03:45:00Z">
         <w:r>
           <w:t>,</w:t>
         </w:r>
@@ -4968,12 +4724,12 @@
           <w:t xml:space="preserve"> </w:t>
         </w:r>
       </w:ins>
-      <w:ins w:id="262" w:author="Raven, Olivier (Student)" w:date="2026-03-10T17:06:00Z">
+      <w:ins w:id="238" w:author="Raven, Olivier (Student)" w:date="2026-03-10T17:06:00Z">
         <w:r>
           <w:t>predicted versus observed values were compared to assess how well the model reproduces observed CPUE and BPUE values across the range of the data</w:t>
         </w:r>
       </w:ins>
-      <w:ins w:id="263" w:author="Raven, Olivier (Student)" w:date="2026-03-10T16:46:00Z" w16du:dateUtc="2026-03-10T03:46:00Z">
+      <w:ins w:id="239" w:author="Raven, Olivier (Student)" w:date="2026-03-10T16:46:00Z" w16du:dateUtc="2026-03-10T03:46:00Z">
         <w:r>
           <w:t>.</w:t>
         </w:r>
@@ -4984,12 +4740,12 @@
         <w:spacing w:before="120" w:line="360" w:lineRule="auto"/>
         <w:jc w:val="left"/>
       </w:pPr>
-      <w:ins w:id="264" w:author="Raven, Olivier (Student)" w:date="2026-03-11T12:03:00Z">
+      <w:ins w:id="240" w:author="Raven, Olivier (Student)" w:date="2026-03-11T12:03:00Z">
         <w:r>
           <w:t xml:space="preserve">To </w:t>
         </w:r>
       </w:ins>
-      <w:ins w:id="265" w:author="Raven, Olivier (Student)" w:date="2026-03-11T12:04:00Z" w16du:dateUtc="2026-03-10T23:04:00Z">
+      <w:ins w:id="241" w:author="Raven, Olivier (Student)" w:date="2026-03-11T12:04:00Z" w16du:dateUtc="2026-03-10T23:04:00Z">
         <w:r>
           <w:t>provide conte</w:t>
         </w:r>
@@ -4997,7 +4753,7 @@
           <w:t>xt for</w:t>
         </w:r>
       </w:ins>
-      <w:ins w:id="266" w:author="Raven, Olivier (Student)" w:date="2026-03-11T12:03:00Z">
+      <w:ins w:id="242" w:author="Raven, Olivier (Student)" w:date="2026-03-11T12:03:00Z">
         <w:r>
           <w:t xml:space="preserve"> the association between catfish presence and kōura metrics detected in the GAMM, a descriptive comparison of kōura presence rate, CPUE, and BPUE was conducted across catfish-present and catfish-absent sites, and across lakes with and without catfish.</w:t>
         </w:r>
@@ -5464,12 +5220,7 @@
         <w:t>positive</w:t>
       </w:r>
       <w:r>
-        <w:t xml:space="preserve">) as parametric terms. </w:t>
-      </w:r>
-      <w:commentRangeStart w:id="267"/>
-      <w:commentRangeStart w:id="268"/>
-      <w:r>
-        <w:t xml:space="preserve">The final model refitted using REML explained </w:t>
+        <w:t xml:space="preserve">) as parametric terms. The final model refitted using REML explained </w:t>
       </w:r>
       <w:r>
         <w:t xml:space="preserve">57.9 </w:t>
@@ -5493,7 +5244,7 @@
       <w:r>
         <w:t>) and retained</w:t>
       </w:r>
-      <w:ins w:id="269" w:author="Frank Burdon" w:date="2026-03-13T04:59:00Z" w16du:dateUtc="2026-03-13T04:59:20Z">
+      <w:ins w:id="243" w:author="Frank Burdon" w:date="2026-03-13T04:59:00Z" w16du:dateUtc="2026-03-13T04:59:20Z">
         <w:r>
           <w:t xml:space="preserve"> positive influences of</w:t>
         </w:r>
@@ -5504,8 +5255,8 @@
       <w:r>
         <w:t>riparian vegetation (</w:t>
       </w:r>
-      <w:ins w:id="270" w:author="Raven, Olivier (Student)" w:date="2026-03-11T10:33:00Z" w16du:dateUtc="2026-03-10T21:33:00Z">
-        <w:del w:id="271" w:author="Frank Burdon" w:date="2026-03-13T04:59:00Z" w16du:dateUtc="2026-03-13T04:59:30Z">
+      <w:ins w:id="244" w:author="Raven, Olivier (Student)" w:date="2026-03-11T10:33:00Z" w16du:dateUtc="2026-03-10T21:33:00Z">
+        <w:del w:id="245" w:author="Frank Burdon" w:date="2026-03-13T04:59:00Z" w16du:dateUtc="2026-03-13T04:59:30Z">
           <w:r>
             <w:delText xml:space="preserve">positive, </w:delText>
           </w:r>
@@ -5527,7 +5278,7 @@
       <w:r>
         <w:t>)</w:t>
       </w:r>
-      <w:ins w:id="272" w:author="Raven, Olivier (Student)" w:date="2026-03-16T10:19:00Z" w16du:dateUtc="2026-03-15T21:19:00Z">
+      <w:ins w:id="246" w:author="Raven, Olivier (Student)" w:date="2026-03-16T10:19:00Z" w16du:dateUtc="2026-03-15T21:19:00Z">
         <w:r>
           <w:t>,</w:t>
         </w:r>
@@ -5538,18 +5289,18 @@
       <w:r>
         <w:t>ubstrate index</w:t>
       </w:r>
-      <w:del w:id="273" w:author="Frank Burdon" w:date="2026-03-13T05:00:00Z" w16du:dateUtc="2026-03-13T05:00:28Z">
+      <w:del w:id="247" w:author="Frank Burdon" w:date="2026-03-13T05:00:00Z" w16du:dateUtc="2026-03-13T05:00:28Z">
         <w:r>
           <w:delText xml:space="preserve"> (</w:delText>
         </w:r>
       </w:del>
-      <w:ins w:id="274" w:author="Frank Burdon" w:date="2026-03-13T05:00:00Z" w16du:dateUtc="2026-03-13T05:00:33Z">
+      <w:ins w:id="248" w:author="Frank Burdon" w:date="2026-03-13T05:00:00Z" w16du:dateUtc="2026-03-13T05:00:33Z">
         <w:r>
           <w:t>(</w:t>
         </w:r>
       </w:ins>
-      <w:ins w:id="275" w:author="Raven, Olivier (Student)" w:date="2026-03-11T10:33:00Z" w16du:dateUtc="2026-03-11T10:33:00Z">
-        <w:del w:id="276" w:author="Frank Burdon" w:date="2026-03-13T05:00:00Z" w16du:dateUtc="2026-03-13T05:00:27Z">
+      <w:ins w:id="249" w:author="Raven, Olivier (Student)" w:date="2026-03-11T10:33:00Z" w16du:dateUtc="2026-03-11T10:33:00Z">
+        <w:del w:id="250" w:author="Frank Burdon" w:date="2026-03-13T05:00:00Z" w16du:dateUtc="2026-03-13T05:00:27Z">
           <w:r>
             <w:delText xml:space="preserve">positive, </w:delText>
           </w:r>
@@ -5574,11 +5325,11 @@
       <w:r>
         <w:t>,</w:t>
       </w:r>
-      <w:ins w:id="277" w:author="Frank Burdon" w:date="2026-03-13T04:59:00Z" w16du:dateUtc="2026-03-13T04:59:56Z">
+      <w:ins w:id="251" w:author="Frank Burdon" w:date="2026-03-13T04:59:00Z" w16du:dateUtc="2026-03-13T04:59:56Z">
         <w:r>
           <w:t xml:space="preserve"> specific conductivity (</w:t>
         </w:r>
-        <w:del w:id="278" w:author="Raven, Olivier (Student)" w:date="2026-03-16T10:17:00Z" w16du:dateUtc="2026-03-15T21:17:00Z">
+        <w:del w:id="252" w:author="Raven, Olivier (Student)" w:date="2026-03-16T10:17:00Z" w16du:dateUtc="2026-03-15T21:17:00Z">
           <w:r>
             <w:delText xml:space="preserve">positive, </w:delText>
           </w:r>
@@ -5594,17 +5345,17 @@
           <w:t xml:space="preserve"> = 0.0019) a</w:t>
         </w:r>
       </w:ins>
-      <w:ins w:id="279" w:author="Frank Burdon" w:date="2026-03-13T05:00:00Z" w16du:dateUtc="2026-03-13T05:00:17Z">
+      <w:ins w:id="253" w:author="Frank Burdon" w:date="2026-03-13T05:00:00Z" w16du:dateUtc="2026-03-13T05:00:17Z">
         <w:r>
           <w:t>nd a negative influence of</w:t>
         </w:r>
       </w:ins>
-      <w:ins w:id="280" w:author="Raven, Olivier (Student)" w:date="2026-03-16T13:21:00Z" w16du:dateUtc="2026-03-16T00:21:00Z">
+      <w:ins w:id="254" w:author="Raven, Olivier (Student)" w:date="2026-03-16T13:21:00Z" w16du:dateUtc="2026-03-16T00:21:00Z">
         <w:r>
           <w:t xml:space="preserve"> </w:t>
         </w:r>
       </w:ins>
-      <w:del w:id="281" w:author="Frank Burdon" w:date="2026-03-13T05:00:00Z" w16du:dateUtc="2026-03-13T05:00:07Z">
+      <w:del w:id="255" w:author="Frank Burdon" w:date="2026-03-13T05:00:00Z" w16du:dateUtc="2026-03-13T05:00:07Z">
         <w:r>
           <w:delText xml:space="preserve"> </w:delText>
         </w:r>
@@ -5615,8 +5366,8 @@
       <w:r>
         <w:t>emperature (</w:t>
       </w:r>
-      <w:ins w:id="282" w:author="Raven, Olivier (Student)" w:date="2026-03-11T10:33:00Z" w16du:dateUtc="2026-03-10T21:33:00Z">
-        <w:del w:id="283" w:author="Frank Burdon" w:date="2026-03-13T05:00:00Z" w16du:dateUtc="2026-03-13T05:00:21Z">
+      <w:ins w:id="256" w:author="Raven, Olivier (Student)" w:date="2026-03-11T10:33:00Z" w16du:dateUtc="2026-03-10T21:33:00Z">
+        <w:del w:id="257" w:author="Frank Burdon" w:date="2026-03-13T05:00:00Z" w16du:dateUtc="2026-03-13T05:00:21Z">
           <w:r>
             <w:delText xml:space="preserve">negative, </w:delText>
           </w:r>
@@ -5641,12 +5392,12 @@
       <w:r>
         <w:t>, a</w:t>
       </w:r>
-      <w:del w:id="284" w:author="Frank Burdon" w:date="2026-03-13T05:01:00Z" w16du:dateUtc="2026-03-13T05:01:17Z">
+      <w:del w:id="258" w:author="Frank Burdon" w:date="2026-03-13T05:01:00Z" w16du:dateUtc="2026-03-13T05:01:17Z">
         <w:r>
           <w:delText xml:space="preserve">nd </w:delText>
         </w:r>
       </w:del>
-      <w:del w:id="285" w:author="Frank Burdon" w:date="2026-03-13T04:59:00Z" w16du:dateUtc="2026-03-13T04:59:56Z">
+      <w:del w:id="259" w:author="Frank Burdon" w:date="2026-03-13T04:59:00Z" w16du:dateUtc="2026-03-13T04:59:56Z">
         <w:r>
           <w:delText>specific conductivity</w:delText>
         </w:r>
@@ -5654,14 +5405,14 @@
           <w:delText xml:space="preserve"> (</w:delText>
         </w:r>
       </w:del>
-      <w:ins w:id="286" w:author="Raven, Olivier (Student)" w:date="2026-03-11T10:33:00Z" w16du:dateUtc="2026-03-10T21:33:00Z">
-        <w:del w:id="287" w:author="Frank Burdon" w:date="2026-03-13T04:59:00Z" w16du:dateUtc="2026-03-13T04:59:56Z">
+      <w:ins w:id="260" w:author="Raven, Olivier (Student)" w:date="2026-03-11T10:33:00Z" w16du:dateUtc="2026-03-10T21:33:00Z">
+        <w:del w:id="261" w:author="Frank Burdon" w:date="2026-03-13T04:59:00Z" w16du:dateUtc="2026-03-13T04:59:56Z">
           <w:r>
             <w:delText xml:space="preserve">positive, </w:delText>
           </w:r>
         </w:del>
       </w:ins>
-      <w:del w:id="288" w:author="Frank Burdon" w:date="2026-03-13T04:59:00Z" w16du:dateUtc="2026-03-13T04:59:56Z">
+      <w:del w:id="262" w:author="Frank Burdon" w:date="2026-03-13T04:59:00Z" w16du:dateUtc="2026-03-13T04:59:56Z">
         <w:r>
           <w:rPr>
             <w:i/>
@@ -5695,28 +5446,7 @@
         <w:t>.</w:t>
       </w:r>
       <w:r>
-        <w:t xml:space="preserve"> 3a). </w:t>
-      </w:r>
-      <w:commentRangeEnd w:id="267"/>
-      <w:r>
-        <w:rPr>
-          <w:rStyle w:val="CommentReference"/>
-          <w:sz w:val="22"/>
-          <w:szCs w:val="22"/>
-        </w:rPr>
-        <w:commentReference w:id="267"/>
-      </w:r>
-      <w:commentRangeEnd w:id="268"/>
-      <w:r>
-        <w:rPr>
-          <w:rStyle w:val="CommentReference"/>
-          <w:sz w:val="22"/>
-          <w:szCs w:val="22"/>
-        </w:rPr>
-        <w:commentReference w:id="268"/>
-      </w:r>
-      <w:r>
-        <w:t xml:space="preserve">The random effect </w:t>
+        <w:t xml:space="preserve"> 3a). The random effect </w:t>
       </w:r>
       <w:r>
         <w:t>of</w:t>
@@ -5829,22 +5559,22 @@
       <w:r>
         <w:t>). Model diagnostics showed no evidence of overfitting (</w:t>
       </w:r>
-      <w:del w:id="289" w:author="Raven, Olivier (Student)" w:date="2026-03-11T12:10:00Z" w16du:dateUtc="2026-03-10T23:10:00Z">
+      <w:del w:id="263" w:author="Raven, Olivier (Student)" w:date="2026-03-11T12:10:00Z" w16du:dateUtc="2026-03-10T23:10:00Z">
         <w:r>
           <w:delText xml:space="preserve">EDF </w:delText>
         </w:r>
       </w:del>
-      <w:ins w:id="290" w:author="Raven, Olivier (Student)" w:date="2026-03-11T12:10:00Z" w16du:dateUtc="2026-03-10T23:10:00Z">
+      <w:ins w:id="264" w:author="Raven, Olivier (Student)" w:date="2026-03-11T12:10:00Z" w16du:dateUtc="2026-03-10T23:10:00Z">
         <w:r>
           <w:t>ed</w:t>
         </w:r>
       </w:ins>
-      <w:ins w:id="291" w:author="Raven, Olivier (Student)" w:date="2026-03-11T12:11:00Z" w16du:dateUtc="2026-03-10T23:11:00Z">
+      <w:ins w:id="265" w:author="Raven, Olivier (Student)" w:date="2026-03-11T12:11:00Z" w16du:dateUtc="2026-03-10T23:11:00Z">
         <w:r>
           <w:t>f</w:t>
         </w:r>
       </w:ins>
-      <w:ins w:id="292" w:author="Raven, Olivier (Student)" w:date="2026-03-11T12:10:00Z" w16du:dateUtc="2026-03-10T23:10:00Z">
+      <w:ins w:id="266" w:author="Raven, Olivier (Student)" w:date="2026-03-11T12:10:00Z" w16du:dateUtc="2026-03-10T23:10:00Z">
         <w:r>
           <w:t xml:space="preserve"> </w:t>
         </w:r>
@@ -6059,7 +5789,7 @@
       <w:r>
         <w:t xml:space="preserve">² = 0.195) and retained </w:t>
       </w:r>
-      <w:ins w:id="293" w:author="Raven, Olivier (Student)" w:date="2026-03-16T10:17:00Z" w16du:dateUtc="2026-03-15T21:17:00Z">
+      <w:ins w:id="267" w:author="Raven, Olivier (Student)" w:date="2026-03-16T10:17:00Z" w16du:dateUtc="2026-03-15T21:17:00Z">
         <w:r>
           <w:t>p</w:t>
         </w:r>
@@ -6067,7 +5797,7 @@
           <w:t xml:space="preserve">ositive influence of </w:t>
         </w:r>
       </w:ins>
-      <w:ins w:id="294" w:author="Raven, Olivier (Student)" w:date="2026-03-16T10:18:00Z" w16du:dateUtc="2026-03-15T21:18:00Z">
+      <w:ins w:id="268" w:author="Raven, Olivier (Student)" w:date="2026-03-16T10:18:00Z" w16du:dateUtc="2026-03-15T21:18:00Z">
         <w:r>
           <w:t>pH (</w:t>
         </w:r>
@@ -6111,7 +5841,7 @@
       <w:r>
         <w:t>)</w:t>
       </w:r>
-      <w:del w:id="295" w:author="Raven, Olivier (Student)" w:date="2026-03-16T10:18:00Z" w16du:dateUtc="2026-03-15T21:18:00Z">
+      <w:del w:id="269" w:author="Raven, Olivier (Student)" w:date="2026-03-16T10:18:00Z" w16du:dateUtc="2026-03-15T21:18:00Z">
         <w:r>
           <w:delText>,</w:delText>
         </w:r>
@@ -6119,7 +5849,7 @@
       <w:r>
         <w:t xml:space="preserve"> </w:t>
       </w:r>
-      <w:del w:id="296" w:author="Raven, Olivier (Student)" w:date="2026-03-16T10:18:00Z" w16du:dateUtc="2026-03-15T21:18:00Z">
+      <w:del w:id="270" w:author="Raven, Olivier (Student)" w:date="2026-03-16T10:18:00Z" w16du:dateUtc="2026-03-15T21:18:00Z">
         <w:r>
           <w:delText>pH (</w:delText>
         </w:r>
@@ -6237,7 +5967,7 @@
       <w:r>
         <w:t>emperature and pH, but both variables were retained because they were ecologically interpretable and contributed significantly to model fit. Model diagnostics showed no evidence of overfitting (</w:t>
       </w:r>
-      <w:del w:id="297" w:author="Raven, Olivier (Student)" w:date="2026-03-11T12:11:00Z" w16du:dateUtc="2026-03-10T23:11:00Z">
+      <w:del w:id="271" w:author="Raven, Olivier (Student)" w:date="2026-03-11T12:11:00Z" w16du:dateUtc="2026-03-10T23:11:00Z">
         <w:r>
           <w:delText>EDF</w:delText>
         </w:r>
@@ -6245,7 +5975,7 @@
           <w:delText xml:space="preserve"> </w:delText>
         </w:r>
       </w:del>
-      <w:ins w:id="298" w:author="Raven, Olivier (Student)" w:date="2026-03-11T12:11:00Z" w16du:dateUtc="2026-03-10T23:11:00Z">
+      <w:ins w:id="272" w:author="Raven, Olivier (Student)" w:date="2026-03-11T12:11:00Z" w16du:dateUtc="2026-03-10T23:11:00Z">
         <w:r>
           <w:t>edf</w:t>
         </w:r>
@@ -6423,32 +6153,32 @@
       <w:r>
         <w:t xml:space="preserve">² = 0.14) and retained </w:t>
       </w:r>
-      <w:ins w:id="299" w:author="Raven, Olivier (Student)" w:date="2026-03-16T10:22:00Z" w16du:dateUtc="2026-03-15T21:22:00Z">
+      <w:ins w:id="273" w:author="Raven, Olivier (Student)" w:date="2026-03-16T10:22:00Z" w16du:dateUtc="2026-03-15T21:22:00Z">
         <w:r>
           <w:t xml:space="preserve">a </w:t>
         </w:r>
       </w:ins>
-      <w:ins w:id="300" w:author="Raven, Olivier (Student)" w:date="2026-03-16T10:18:00Z" w16du:dateUtc="2026-03-15T21:18:00Z">
+      <w:ins w:id="274" w:author="Raven, Olivier (Student)" w:date="2026-03-16T10:18:00Z" w16du:dateUtc="2026-03-15T21:18:00Z">
         <w:r>
           <w:t>positive influence</w:t>
         </w:r>
       </w:ins>
-      <w:ins w:id="301" w:author="Raven, Olivier (Student)" w:date="2026-03-16T10:19:00Z" w16du:dateUtc="2026-03-15T21:19:00Z">
+      <w:ins w:id="275" w:author="Raven, Olivier (Student)" w:date="2026-03-16T10:19:00Z" w16du:dateUtc="2026-03-15T21:19:00Z">
         <w:r>
           <w:t xml:space="preserve"> </w:t>
         </w:r>
       </w:ins>
-      <w:ins w:id="302" w:author="Raven, Olivier (Student)" w:date="2026-03-16T10:22:00Z" w16du:dateUtc="2026-03-15T21:22:00Z">
+      <w:ins w:id="276" w:author="Raven, Olivier (Student)" w:date="2026-03-16T10:22:00Z" w16du:dateUtc="2026-03-15T21:22:00Z">
         <w:r>
           <w:t>of</w:t>
         </w:r>
       </w:ins>
-      <w:ins w:id="303" w:author="Raven, Olivier (Student)" w:date="2026-03-16T10:19:00Z" w16du:dateUtc="2026-03-15T21:19:00Z">
+      <w:ins w:id="277" w:author="Raven, Olivier (Student)" w:date="2026-03-16T10:19:00Z" w16du:dateUtc="2026-03-15T21:19:00Z">
         <w:r>
           <w:t xml:space="preserve"> </w:t>
         </w:r>
       </w:ins>
-      <w:del w:id="304" w:author="Raven, Olivier (Student)" w:date="2026-03-16T10:19:00Z" w16du:dateUtc="2026-03-15T21:19:00Z">
+      <w:del w:id="278" w:author="Raven, Olivier (Student)" w:date="2026-03-16T10:19:00Z" w16du:dateUtc="2026-03-15T21:19:00Z">
         <w:r>
           <w:delText xml:space="preserve">both </w:delText>
         </w:r>
@@ -6465,22 +6195,22 @@
       <w:r>
         <w:t xml:space="preserve">= 0.0015) and </w:t>
       </w:r>
-      <w:ins w:id="305" w:author="Raven, Olivier (Student)" w:date="2026-03-16T10:22:00Z" w16du:dateUtc="2026-03-15T21:22:00Z">
+      <w:ins w:id="279" w:author="Raven, Olivier (Student)" w:date="2026-03-16T10:22:00Z" w16du:dateUtc="2026-03-15T21:22:00Z">
         <w:r>
           <w:t xml:space="preserve">a </w:t>
         </w:r>
       </w:ins>
-      <w:ins w:id="306" w:author="Raven, Olivier (Student)" w:date="2026-03-16T10:19:00Z" w16du:dateUtc="2026-03-15T21:19:00Z">
+      <w:ins w:id="280" w:author="Raven, Olivier (Student)" w:date="2026-03-16T10:19:00Z" w16du:dateUtc="2026-03-15T21:19:00Z">
         <w:r>
           <w:t xml:space="preserve">negative influence </w:t>
         </w:r>
       </w:ins>
-      <w:ins w:id="307" w:author="Raven, Olivier (Student)" w:date="2026-03-16T10:21:00Z" w16du:dateUtc="2026-03-15T21:21:00Z">
+      <w:ins w:id="281" w:author="Raven, Olivier (Student)" w:date="2026-03-16T10:21:00Z" w16du:dateUtc="2026-03-15T21:21:00Z">
         <w:r>
           <w:t>of</w:t>
         </w:r>
       </w:ins>
-      <w:ins w:id="308" w:author="Raven, Olivier (Student)" w:date="2026-03-16T10:19:00Z" w16du:dateUtc="2026-03-15T21:19:00Z">
+      <w:ins w:id="282" w:author="Raven, Olivier (Student)" w:date="2026-03-16T10:19:00Z" w16du:dateUtc="2026-03-15T21:19:00Z">
         <w:r>
           <w:t xml:space="preserve"> </w:t>
         </w:r>
@@ -6530,12 +6260,12 @@
       <w:r>
         <w:t xml:space="preserve"> </w:t>
       </w:r>
-      <w:ins w:id="309" w:author="Raven, Olivier (Student)" w:date="2026-03-12T15:55:00Z" w16du:dateUtc="2026-03-12T02:55:00Z">
+      <w:ins w:id="283" w:author="Raven, Olivier (Student)" w:date="2026-03-12T15:55:00Z" w16du:dateUtc="2026-03-12T02:55:00Z">
         <w:r>
           <w:t xml:space="preserve">identity </w:t>
         </w:r>
       </w:ins>
-      <w:del w:id="310" w:author="Raven, Olivier (Student)" w:date="2026-03-12T15:55:00Z" w16du:dateUtc="2026-03-12T02:55:00Z">
+      <w:del w:id="284" w:author="Raven, Olivier (Student)" w:date="2026-03-12T15:55:00Z" w16du:dateUtc="2026-03-12T02:55:00Z">
         <w:r>
           <w:delText>ID</w:delText>
         </w:r>
@@ -6567,17 +6297,17 @@
       <w:r>
         <w:t>lake variation after accounting for environmental predictors. Diagnostic checks showed appropriate basis dimensions (</w:t>
       </w:r>
-      <w:del w:id="311" w:author="Raven, Olivier (Student)" w:date="2026-03-11T12:11:00Z" w16du:dateUtc="2026-03-10T23:11:00Z">
+      <w:del w:id="285" w:author="Raven, Olivier (Student)" w:date="2026-03-11T12:11:00Z" w16du:dateUtc="2026-03-10T23:11:00Z">
         <w:r>
           <w:delText>E</w:delText>
         </w:r>
       </w:del>
-      <w:ins w:id="312" w:author="Raven, Olivier (Student)" w:date="2026-03-11T12:10:00Z" w16du:dateUtc="2026-03-10T23:10:00Z">
+      <w:ins w:id="286" w:author="Raven, Olivier (Student)" w:date="2026-03-11T12:10:00Z" w16du:dateUtc="2026-03-10T23:10:00Z">
         <w:r>
           <w:t>edf</w:t>
         </w:r>
       </w:ins>
-      <w:del w:id="313" w:author="Raven, Olivier (Student)" w:date="2026-03-11T12:10:00Z" w16du:dateUtc="2026-03-10T23:10:00Z">
+      <w:del w:id="287" w:author="Raven, Olivier (Student)" w:date="2026-03-11T12:10:00Z" w16du:dateUtc="2026-03-10T23:10:00Z">
         <w:r>
           <w:delText>DF</w:delText>
         </w:r>
@@ -6633,8 +6363,6 @@
           <w:szCs w:val="28"/>
         </w:rPr>
       </w:pPr>
-      <w:commentRangeStart w:id="314"/>
-      <w:commentRangeStart w:id="315"/>
       <w:r>
         <w:rPr>
           <w:b/>
@@ -6643,28 +6371,6 @@
           <w:szCs w:val="28"/>
         </w:rPr>
         <w:t>Discussion</w:t>
-      </w:r>
-      <w:commentRangeEnd w:id="315"/>
-      <w:r>
-        <w:rPr>
-          <w:rStyle w:val="CommentReference"/>
-          <w:b/>
-          <w:bCs/>
-          <w:sz w:val="28"/>
-          <w:szCs w:val="28"/>
-        </w:rPr>
-        <w:commentReference w:id="315"/>
-      </w:r>
-      <w:commentRangeEnd w:id="314"/>
-      <w:r>
-        <w:rPr>
-          <w:rStyle w:val="CommentReference"/>
-          <w:b/>
-          <w:bCs/>
-          <w:sz w:val="28"/>
-          <w:szCs w:val="28"/>
-        </w:rPr>
-        <w:commentReference w:id="314"/>
       </w:r>
     </w:p>
     <w:p>
@@ -6726,7 +6432,7 @@
       <w:r>
         <w:t xml:space="preserve"> In the final models, lake identity was retained </w:t>
       </w:r>
-      <w:del w:id="316" w:author="Raven, Olivier (Student)" w:date="2026-03-11T13:34:00Z" w16du:dateUtc="2026-03-11T00:34:00Z">
+      <w:del w:id="288" w:author="Raven, Olivier (Student)" w:date="2026-03-11T13:34:00Z" w16du:dateUtc="2026-03-11T00:34:00Z">
         <w:r>
           <w:delText xml:space="preserve">only </w:delText>
         </w:r>
@@ -6734,12 +6440,12 @@
       <w:r>
         <w:t xml:space="preserve">as a random effect </w:t>
       </w:r>
-      <w:ins w:id="317" w:author="Raven, Olivier (Student)" w:date="2026-03-11T13:36:00Z" w16du:dateUtc="2026-03-11T00:36:00Z">
+      <w:ins w:id="289" w:author="Raven, Olivier (Student)" w:date="2026-03-11T13:36:00Z" w16du:dateUtc="2026-03-11T00:36:00Z">
         <w:r>
           <w:t xml:space="preserve">to account for spatial </w:t>
         </w:r>
       </w:ins>
-      <w:ins w:id="318" w:author="Raven, Olivier (Student)" w:date="2026-03-11T13:37:00Z" w16du:dateUtc="2026-03-11T00:37:00Z">
+      <w:ins w:id="290" w:author="Raven, Olivier (Student)" w:date="2026-03-11T13:37:00Z" w16du:dateUtc="2026-03-11T00:37:00Z">
         <w:r>
           <w:t>non-independence a</w:t>
         </w:r>
@@ -6750,12 +6456,12 @@
           <w:t xml:space="preserve">tistically significant, indicating </w:t>
         </w:r>
       </w:ins>
-      <w:ins w:id="319" w:author="Raven, Olivier (Student)" w:date="2026-03-11T13:38:00Z" w16du:dateUtc="2026-03-11T00:38:00Z">
+      <w:ins w:id="291" w:author="Raven, Olivier (Student)" w:date="2026-03-11T13:38:00Z" w16du:dateUtc="2026-03-11T00:38:00Z">
         <w:r>
           <w:t>that it</w:t>
         </w:r>
       </w:ins>
-      <w:del w:id="320" w:author="Raven, Olivier (Student)" w:date="2026-03-11T13:40:00Z" w16du:dateUtc="2026-03-11T00:40:00Z">
+      <w:del w:id="292" w:author="Raven, Olivier (Student)" w:date="2026-03-11T13:40:00Z" w16du:dateUtc="2026-03-11T00:40:00Z">
         <w:r>
           <w:delText>and</w:delText>
         </w:r>
@@ -6763,12 +6469,12 @@
       <w:r>
         <w:t xml:space="preserve"> did not explain additional variation beyond that accounted for by littoral habitat characteristics and fish composition. </w:t>
       </w:r>
-      <w:ins w:id="321" w:author="Raven, Olivier (Student)" w:date="2026-03-11T13:40:00Z" w16du:dateUtc="2026-03-11T00:40:00Z">
+      <w:ins w:id="293" w:author="Raven, Olivier (Student)" w:date="2026-03-11T13:40:00Z" w16du:dateUtc="2026-03-11T00:40:00Z">
         <w:r>
           <w:t xml:space="preserve">This finding </w:t>
         </w:r>
       </w:ins>
-      <w:ins w:id="322" w:author="Raven, Olivier (Student)" w:date="2026-03-11T13:46:00Z" w16du:dateUtc="2026-03-11T00:46:00Z">
+      <w:ins w:id="294" w:author="Raven, Olivier (Student)" w:date="2026-03-11T13:46:00Z" w16du:dateUtc="2026-03-11T00:46:00Z">
         <w:r>
           <w:t>suggest</w:t>
         </w:r>
@@ -6776,7 +6482,7 @@
           <w:t>s</w:t>
         </w:r>
       </w:ins>
-      <w:ins w:id="323" w:author="Raven, Olivier (Student)" w:date="2026-03-11T13:41:00Z" w16du:dateUtc="2026-03-11T00:41:00Z">
+      <w:ins w:id="295" w:author="Raven, Olivier (Student)" w:date="2026-03-11T13:41:00Z" w16du:dateUtc="2026-03-11T00:41:00Z">
         <w:r>
           <w:t xml:space="preserve"> that major lake</w:t>
         </w:r>
@@ -6784,42 +6490,42 @@
           <w:t>-scale processes</w:t>
         </w:r>
       </w:ins>
-      <w:ins w:id="324" w:author="Raven, Olivier (Student)" w:date="2026-03-12T15:56:00Z" w16du:dateUtc="2026-03-12T02:56:00Z">
+      <w:ins w:id="296" w:author="Raven, Olivier (Student)" w:date="2026-03-12T15:56:00Z" w16du:dateUtc="2026-03-12T02:56:00Z">
         <w:r>
           <w:t>,</w:t>
         </w:r>
       </w:ins>
-      <w:ins w:id="325" w:author="Raven, Olivier (Student)" w:date="2026-03-11T13:47:00Z" w16du:dateUtc="2026-03-11T13:47:00Z">
+      <w:ins w:id="297" w:author="Raven, Olivier (Student)" w:date="2026-03-11T13:47:00Z" w16du:dateUtc="2026-03-11T13:47:00Z">
         <w:r>
           <w:t xml:space="preserve"> are less important determinants of kōura distribution than local, within-lake variation in habitat quality. </w:t>
         </w:r>
       </w:ins>
-      <w:ins w:id="326" w:author="Raven, Olivier (Student)" w:date="2026-03-11T13:48:00Z" w16du:dateUtc="2026-03-11T00:48:00Z">
+      <w:ins w:id="298" w:author="Raven, Olivier (Student)" w:date="2026-03-11T13:48:00Z" w16du:dateUtc="2026-03-11T00:48:00Z">
         <w:r>
           <w:t xml:space="preserve">If </w:t>
         </w:r>
       </w:ins>
-      <w:ins w:id="327" w:author="Raven, Olivier (Student)" w:date="2026-03-11T13:47:00Z" w16du:dateUtc="2026-03-11T13:47:00Z">
+      <w:ins w:id="299" w:author="Raven, Olivier (Student)" w:date="2026-03-11T13:47:00Z" w16du:dateUtc="2026-03-11T13:47:00Z">
         <w:r>
           <w:t xml:space="preserve">lake-scale processes </w:t>
         </w:r>
       </w:ins>
-      <w:ins w:id="328" w:author="Raven, Olivier (Student)" w:date="2026-03-11T13:49:00Z" w16du:dateUtc="2026-03-11T00:49:00Z">
+      <w:ins w:id="300" w:author="Raven, Olivier (Student)" w:date="2026-03-11T13:49:00Z" w16du:dateUtc="2026-03-11T00:49:00Z">
         <w:r>
           <w:t>were</w:t>
         </w:r>
       </w:ins>
-      <w:ins w:id="329" w:author="Raven, Olivier (Student)" w:date="2026-03-11T13:47:00Z" w16du:dateUtc="2026-03-11T13:47:00Z">
+      <w:ins w:id="301" w:author="Raven, Olivier (Student)" w:date="2026-03-11T13:47:00Z" w16du:dateUtc="2026-03-11T13:47:00Z">
         <w:r>
           <w:t xml:space="preserve"> primary drivers, lake identity would be expected to remain significant even after </w:t>
         </w:r>
       </w:ins>
-      <w:ins w:id="330" w:author="Raven, Olivier (Student)" w:date="2026-03-11T13:49:00Z" w16du:dateUtc="2026-03-11T00:49:00Z">
+      <w:ins w:id="302" w:author="Raven, Olivier (Student)" w:date="2026-03-11T13:49:00Z" w16du:dateUtc="2026-03-11T00:49:00Z">
         <w:r>
           <w:t>including</w:t>
         </w:r>
       </w:ins>
-      <w:ins w:id="331" w:author="Raven, Olivier (Student)" w:date="2026-03-11T13:47:00Z" w16du:dateUtc="2026-03-11T13:47:00Z">
+      <w:ins w:id="303" w:author="Raven, Olivier (Student)" w:date="2026-03-11T13:47:00Z" w16du:dateUtc="2026-03-11T13:47:00Z">
         <w:r>
           <w:t xml:space="preserve"> local predictors. </w:t>
         </w:r>
@@ -6827,7 +6533,7 @@
       <w:r>
         <w:t>As predictors were often correlated at the site scale, the GAMMs are best interpreted as identifying habitat associations rather than mechanistic drivers of kōura distribution.</w:t>
       </w:r>
-      <w:del w:id="332" w:author="Raven, Olivier (Student)" w:date="2026-03-12T16:00:00Z" w16du:dateUtc="2026-03-12T03:00:00Z">
+      <w:del w:id="304" w:author="Raven, Olivier (Student)" w:date="2026-03-12T16:00:00Z" w16du:dateUtc="2026-03-12T03:00:00Z">
         <w:r>
           <w:delText xml:space="preserve"> </w:delText>
         </w:r>
@@ -6943,17 +6649,16 @@
         <w:spacing w:before="120" w:line="360" w:lineRule="auto"/>
         <w:jc w:val="left"/>
       </w:pPr>
-      <w:commentRangeStart w:id="333"/>
       <w:r>
         <w:lastRenderedPageBreak/>
         <w:t xml:space="preserve">Kōura occurrence </w:t>
       </w:r>
-      <w:del w:id="334" w:author="Raven, Olivier (Student)" w:date="2026-03-11T17:14:00Z" w16du:dateUtc="2026-03-11T04:14:00Z">
+      <w:del w:id="305" w:author="Raven, Olivier (Student)" w:date="2026-03-11T17:14:00Z" w16du:dateUtc="2026-03-11T04:14:00Z">
         <w:r>
           <w:delText>and abundance were</w:delText>
         </w:r>
       </w:del>
-      <w:ins w:id="335" w:author="Raven, Olivier (Student)" w:date="2026-03-11T17:14:00Z" w16du:dateUtc="2026-03-11T04:14:00Z">
+      <w:ins w:id="306" w:author="Raven, Olivier (Student)" w:date="2026-03-11T17:14:00Z" w16du:dateUtc="2026-03-11T04:14:00Z">
         <w:r>
           <w:t>was</w:t>
         </w:r>
@@ -6961,7 +6666,7 @@
       <w:r>
         <w:t xml:space="preserve"> consistently associated with </w:t>
       </w:r>
-      <w:ins w:id="336" w:author="Raven, Olivier (Student)" w:date="2026-03-11T17:15:00Z" w16du:dateUtc="2026-03-11T04:15:00Z">
+      <w:ins w:id="307" w:author="Raven, Olivier (Student)" w:date="2026-03-11T17:15:00Z" w16du:dateUtc="2026-03-11T04:15:00Z">
         <w:r>
           <w:t xml:space="preserve">coarser substrate types </w:t>
         </w:r>
@@ -6969,32 +6674,32 @@
           <w:t>a</w:t>
         </w:r>
       </w:ins>
-      <w:ins w:id="337" w:author="Raven, Olivier (Student)" w:date="2026-03-11T17:16:00Z" w16du:dateUtc="2026-03-11T04:16:00Z">
+      <w:ins w:id="308" w:author="Raven, Olivier (Student)" w:date="2026-03-11T17:16:00Z" w16du:dateUtc="2026-03-11T04:16:00Z">
         <w:r>
           <w:t>n</w:t>
         </w:r>
       </w:ins>
-      <w:ins w:id="338" w:author="Raven, Olivier (Student)" w:date="2026-03-12T10:50:00Z" w16du:dateUtc="2026-03-11T21:50:00Z">
+      <w:ins w:id="309" w:author="Raven, Olivier (Student)" w:date="2026-03-12T10:50:00Z" w16du:dateUtc="2026-03-11T21:50:00Z">
         <w:r>
           <w:t>d</w:t>
         </w:r>
       </w:ins>
-      <w:ins w:id="339" w:author="Raven, Olivier (Student)" w:date="2026-03-11T17:16:00Z" w16du:dateUtc="2026-03-11T04:16:00Z">
+      <w:ins w:id="310" w:author="Raven, Olivier (Student)" w:date="2026-03-11T17:16:00Z" w16du:dateUtc="2026-03-11T04:16:00Z">
         <w:r>
           <w:t xml:space="preserve"> gr</w:t>
         </w:r>
       </w:ins>
-      <w:ins w:id="340" w:author="Raven, Olivier (Student)" w:date="2026-03-12T10:50:00Z" w16du:dateUtc="2026-03-11T21:50:00Z">
+      <w:ins w:id="311" w:author="Raven, Olivier (Student)" w:date="2026-03-12T10:50:00Z" w16du:dateUtc="2026-03-11T21:50:00Z">
         <w:r>
           <w:t>e</w:t>
         </w:r>
       </w:ins>
-      <w:ins w:id="341" w:author="Raven, Olivier (Student)" w:date="2026-03-11T17:16:00Z" w16du:dateUtc="2026-03-11T04:16:00Z">
+      <w:ins w:id="312" w:author="Raven, Olivier (Student)" w:date="2026-03-11T17:16:00Z" w16du:dateUtc="2026-03-11T04:16:00Z">
         <w:r>
           <w:t>ater riparian vegetation cover.</w:t>
         </w:r>
       </w:ins>
-      <w:del w:id="342" w:author="Raven, Olivier (Student)" w:date="2026-03-11T17:16:00Z" w16du:dateUtc="2026-03-11T04:16:00Z">
+      <w:del w:id="313" w:author="Raven, Olivier (Student)" w:date="2026-03-11T17:16:00Z" w16du:dateUtc="2026-03-11T04:16:00Z">
         <w:r>
           <w:delText xml:space="preserve">structurally complex littoral habitats, particularly higher substrate </w:delText>
         </w:r>
@@ -7057,7 +6762,7 @@
       <w:r>
         <w:t>rse</w:t>
       </w:r>
-      <w:del w:id="343" w:author="Raven, Olivier (Student)" w:date="2026-03-11T17:17:00Z" w16du:dateUtc="2026-03-11T04:17:00Z">
+      <w:del w:id="314" w:author="Raven, Olivier (Student)" w:date="2026-03-11T17:17:00Z" w16du:dateUtc="2026-03-11T04:17:00Z">
         <w:r>
           <w:delText>, stable</w:delText>
         </w:r>
@@ -7065,12 +6770,12 @@
       <w:r>
         <w:t xml:space="preserve"> substrates rather than proportional mixing</w:t>
       </w:r>
-      <w:ins w:id="344" w:author="Raven, Olivier (Student)" w:date="2026-03-11T17:17:00Z" w16du:dateUtc="2026-03-11T04:17:00Z">
+      <w:ins w:id="315" w:author="Raven, Olivier (Student)" w:date="2026-03-11T17:17:00Z" w16du:dateUtc="2026-03-11T04:17:00Z">
         <w:r>
           <w:t xml:space="preserve"> </w:t>
         </w:r>
       </w:ins>
-      <w:ins w:id="345" w:author="Raven, Olivier (Student)" w:date="2026-03-11T17:17:00Z">
+      <w:ins w:id="316" w:author="Raven, Olivier (Student)" w:date="2026-03-11T17:17:00Z">
         <w:r>
           <w:t>of particle sizes</w:t>
         </w:r>
@@ -7081,37 +6786,37 @@
       <w:r>
         <w:t xml:space="preserve"> </w:t>
       </w:r>
-      <w:ins w:id="346" w:author="Raven, Olivier (Student)" w:date="2026-03-11T17:25:00Z" w16du:dateUtc="2026-03-11T04:25:00Z">
+      <w:ins w:id="317" w:author="Raven, Olivier (Student)" w:date="2026-03-11T17:25:00Z" w16du:dateUtc="2026-03-11T04:25:00Z">
         <w:r>
           <w:t xml:space="preserve">Higher substrate index values </w:t>
         </w:r>
       </w:ins>
-      <w:ins w:id="347" w:author="Raven, Olivier (Student)" w:date="2026-03-12T16:03:00Z">
+      <w:ins w:id="318" w:author="Raven, Olivier (Student)" w:date="2026-03-12T16:03:00Z">
         <w:r>
           <w:t>therefore reflect</w:t>
         </w:r>
       </w:ins>
-      <w:ins w:id="348" w:author="Raven, Olivier (Student)" w:date="2026-03-12T16:03:00Z" w16du:dateUtc="2026-03-12T03:03:00Z">
+      <w:ins w:id="319" w:author="Raven, Olivier (Student)" w:date="2026-03-12T16:03:00Z" w16du:dateUtc="2026-03-12T03:03:00Z">
         <w:r>
           <w:t xml:space="preserve"> </w:t>
         </w:r>
       </w:ins>
-      <w:ins w:id="349" w:author="Raven, Olivier (Student)" w:date="2026-03-11T17:26:00Z" w16du:dateUtc="2026-03-11T04:26:00Z">
+      <w:ins w:id="320" w:author="Raven, Olivier (Student)" w:date="2026-03-11T17:26:00Z" w16du:dateUtc="2026-03-11T04:26:00Z">
         <w:r>
           <w:t xml:space="preserve">the </w:t>
         </w:r>
       </w:ins>
-      <w:ins w:id="350" w:author="Raven, Olivier (Student)" w:date="2026-03-11T17:27:00Z" w16du:dateUtc="2026-03-11T04:27:00Z">
+      <w:ins w:id="321" w:author="Raven, Olivier (Student)" w:date="2026-03-11T17:27:00Z" w16du:dateUtc="2026-03-11T04:27:00Z">
         <w:r>
           <w:t>presence</w:t>
         </w:r>
       </w:ins>
-      <w:ins w:id="351" w:author="Raven, Olivier (Student)" w:date="2026-03-11T17:26:00Z" w16du:dateUtc="2026-03-11T04:26:00Z">
+      <w:ins w:id="322" w:author="Raven, Olivier (Student)" w:date="2026-03-11T17:26:00Z" w16du:dateUtc="2026-03-11T04:26:00Z">
         <w:r>
           <w:t xml:space="preserve"> </w:t>
         </w:r>
       </w:ins>
-      <w:ins w:id="352" w:author="Raven, Olivier (Student)" w:date="2026-03-11T17:27:00Z" w16du:dateUtc="2026-03-11T04:27:00Z">
+      <w:ins w:id="323" w:author="Raven, Olivier (Student)" w:date="2026-03-11T17:27:00Z" w16du:dateUtc="2026-03-11T04:27:00Z">
         <w:r>
           <w:t xml:space="preserve">of large </w:t>
         </w:r>
@@ -7128,22 +6833,22 @@
           <w:t>obbles</w:t>
         </w:r>
       </w:ins>
-      <w:ins w:id="353" w:author="Raven, Olivier (Student)" w:date="2026-03-12T16:05:00Z" w16du:dateUtc="2026-03-12T03:05:00Z">
+      <w:ins w:id="324" w:author="Raven, Olivier (Student)" w:date="2026-03-12T16:05:00Z" w16du:dateUtc="2026-03-12T03:05:00Z">
         <w:r>
           <w:t>,</w:t>
         </w:r>
       </w:ins>
-      <w:ins w:id="354" w:author="Raven, Olivier (Student)" w:date="2026-03-11T17:27:00Z" w16du:dateUtc="2026-03-11T04:27:00Z">
+      <w:ins w:id="325" w:author="Raven, Olivier (Student)" w:date="2026-03-11T17:27:00Z" w16du:dateUtc="2026-03-11T04:27:00Z">
         <w:r>
           <w:t xml:space="preserve"> </w:t>
         </w:r>
       </w:ins>
-      <w:ins w:id="355" w:author="Raven, Olivier (Student)" w:date="2026-03-12T16:05:00Z" w16du:dateUtc="2026-03-12T03:05:00Z">
+      <w:ins w:id="326" w:author="Raven, Olivier (Student)" w:date="2026-03-12T16:05:00Z" w16du:dateUtc="2026-03-12T03:05:00Z">
         <w:r>
           <w:t>which</w:t>
         </w:r>
       </w:ins>
-      <w:del w:id="356" w:author="Raven, Olivier (Student)" w:date="2026-03-11T17:25:00Z" w16du:dateUtc="2026-03-11T04:25:00Z">
+      <w:del w:id="327" w:author="Raven, Olivier (Student)" w:date="2026-03-11T17:25:00Z" w16du:dateUtc="2026-03-11T04:25:00Z">
         <w:r>
           <w:delText xml:space="preserve">This pattern indicates a strong affinity for heterogeneous shoreline environments that provide physical structure within the littoral zone </w:delText>
         </w:r>
@@ -7157,22 +6862,22 @@
           <w:delText>)</w:delText>
         </w:r>
       </w:del>
-      <w:del w:id="357" w:author="Raven, Olivier (Student)" w:date="2026-03-12T16:01:00Z" w16du:dateUtc="2026-03-12T03:01:00Z">
+      <w:del w:id="328" w:author="Raven, Olivier (Student)" w:date="2026-03-12T16:01:00Z" w16du:dateUtc="2026-03-12T03:01:00Z">
         <w:r>
           <w:delText xml:space="preserve">. </w:delText>
         </w:r>
       </w:del>
-      <w:del w:id="358" w:author="Raven, Olivier (Student)" w:date="2026-03-12T16:05:00Z" w16du:dateUtc="2026-03-12T03:05:00Z">
+      <w:del w:id="329" w:author="Raven, Olivier (Student)" w:date="2026-03-12T16:05:00Z" w16du:dateUtc="2026-03-12T03:05:00Z">
         <w:r>
           <w:delText xml:space="preserve">Coarse </w:delText>
         </w:r>
       </w:del>
-      <w:del w:id="359" w:author="Raven, Olivier (Student)" w:date="2026-03-12T09:44:00Z" w16du:dateUtc="2026-03-11T20:44:00Z">
+      <w:del w:id="330" w:author="Raven, Olivier (Student)" w:date="2026-03-12T09:44:00Z" w16du:dateUtc="2026-03-11T20:44:00Z">
         <w:r>
           <w:delText xml:space="preserve">and mixed </w:delText>
         </w:r>
       </w:del>
-      <w:del w:id="360" w:author="Raven, Olivier (Student)" w:date="2026-03-12T16:05:00Z" w16du:dateUtc="2026-03-12T03:05:00Z">
+      <w:del w:id="331" w:author="Raven, Olivier (Student)" w:date="2026-03-12T16:05:00Z" w16du:dateUtc="2026-03-12T03:05:00Z">
         <w:r>
           <w:delText>substrates</w:delText>
         </w:r>
@@ -7180,7 +6885,7 @@
       <w:r>
         <w:t xml:space="preserve"> </w:t>
       </w:r>
-      <w:ins w:id="361" w:author="Raven, Olivier (Student)" w:date="2026-03-12T09:46:00Z" w16du:dateUtc="2026-03-11T20:46:00Z">
+      <w:ins w:id="332" w:author="Raven, Olivier (Student)" w:date="2026-03-12T09:46:00Z" w16du:dateUtc="2026-03-11T20:46:00Z">
         <w:r>
           <w:t xml:space="preserve">create large </w:t>
         </w:r>
@@ -7188,17 +6893,17 @@
           <w:t>inter</w:t>
         </w:r>
       </w:ins>
-      <w:ins w:id="362" w:author="Raven, Olivier (Student)" w:date="2026-03-12T09:47:00Z" w16du:dateUtc="2026-03-11T20:47:00Z">
+      <w:ins w:id="333" w:author="Raven, Olivier (Student)" w:date="2026-03-12T09:47:00Z" w16du:dateUtc="2026-03-11T20:47:00Z">
         <w:r>
           <w:t xml:space="preserve">stitial pore spaces that function as </w:t>
         </w:r>
       </w:ins>
-      <w:ins w:id="363" w:author="Raven, Olivier (Student)" w:date="2026-03-12T09:48:00Z" w16du:dateUtc="2026-03-11T20:48:00Z">
+      <w:ins w:id="334" w:author="Raven, Olivier (Student)" w:date="2026-03-12T09:48:00Z" w16du:dateUtc="2026-03-11T20:48:00Z">
         <w:r>
           <w:t xml:space="preserve">physical refugia, providing shelter from </w:t>
         </w:r>
       </w:ins>
-      <w:ins w:id="364" w:author="Raven, Olivier (Student)" w:date="2026-03-12T09:49:00Z" w16du:dateUtc="2026-03-11T20:49:00Z">
+      <w:ins w:id="335" w:author="Raven, Olivier (Student)" w:date="2026-03-12T09:49:00Z" w16du:dateUtc="2026-03-11T20:49:00Z">
         <w:r>
           <w:t xml:space="preserve">predators </w:t>
         </w:r>
@@ -7224,27 +6929,27 @@
           <w:t xml:space="preserve">. </w:t>
         </w:r>
       </w:ins>
-      <w:ins w:id="365" w:author="Raven, Olivier (Student)" w:date="2026-03-16T10:59:00Z">
+      <w:ins w:id="336" w:author="Raven, Olivier (Student)" w:date="2026-03-16T10:59:00Z">
         <w:r>
           <w:t xml:space="preserve">The relationship between substrate size and </w:t>
         </w:r>
       </w:ins>
-      <w:ins w:id="366" w:author="Raven, Olivier (Student)" w:date="2026-03-16T11:22:00Z">
+      <w:ins w:id="337" w:author="Raven, Olivier (Student)" w:date="2026-03-16T11:22:00Z">
         <w:r>
           <w:t>benthic invertebrates</w:t>
         </w:r>
       </w:ins>
-      <w:ins w:id="367" w:author="Raven, Olivier (Student)" w:date="2026-03-16T11:22:00Z" w16du:dateUtc="2026-03-15T22:22:00Z">
+      <w:ins w:id="338" w:author="Raven, Olivier (Student)" w:date="2026-03-16T11:22:00Z" w16du:dateUtc="2026-03-15T22:22:00Z">
         <w:r>
           <w:t xml:space="preserve"> </w:t>
         </w:r>
       </w:ins>
-      <w:ins w:id="368" w:author="Raven, Olivier (Student)" w:date="2026-03-16T10:59:00Z">
+      <w:ins w:id="339" w:author="Raven, Olivier (Student)" w:date="2026-03-16T10:59:00Z">
         <w:r>
           <w:t>is not linear</w:t>
         </w:r>
       </w:ins>
-      <w:ins w:id="369" w:author="Raven, Olivier (Student)" w:date="2026-03-16T11:23:00Z" w16du:dateUtc="2026-03-15T22:23:00Z">
+      <w:ins w:id="340" w:author="Raven, Olivier (Student)" w:date="2026-03-16T11:23:00Z" w16du:dateUtc="2026-03-15T22:23:00Z">
         <w:r>
           <w:t xml:space="preserve"> </w:t>
         </w:r>
@@ -7252,57 +6957,57 @@
           <w:t>(Quinn &amp; Hickey, 1990)</w:t>
         </w:r>
       </w:ins>
-      <w:ins w:id="370" w:author="Raven, Olivier (Student)" w:date="2026-03-16T11:26:00Z" w16du:dateUtc="2026-03-15T22:26:00Z">
+      <w:ins w:id="341" w:author="Raven, Olivier (Student)" w:date="2026-03-16T11:26:00Z" w16du:dateUtc="2026-03-15T22:26:00Z">
         <w:r>
           <w:t xml:space="preserve">, where </w:t>
         </w:r>
       </w:ins>
-      <w:ins w:id="371" w:author="Raven, Olivier (Student)" w:date="2026-03-16T10:59:00Z">
+      <w:ins w:id="342" w:author="Raven, Olivier (Student)" w:date="2026-03-16T10:59:00Z">
         <w:r>
           <w:t xml:space="preserve">larger pore spaces between coarse particles </w:t>
         </w:r>
       </w:ins>
-      <w:ins w:id="372" w:author="Raven, Olivier (Student)" w:date="2026-03-16T11:00:00Z" w16du:dateUtc="2026-03-15T22:00:00Z">
+      <w:ins w:id="343" w:author="Raven, Olivier (Student)" w:date="2026-03-16T11:00:00Z" w16du:dateUtc="2026-03-15T22:00:00Z">
         <w:r>
           <w:t xml:space="preserve">may </w:t>
         </w:r>
       </w:ins>
-      <w:ins w:id="373" w:author="Raven, Olivier (Student)" w:date="2026-03-16T10:59:00Z">
+      <w:ins w:id="344" w:author="Raven, Olivier (Student)" w:date="2026-03-16T10:59:00Z">
         <w:r>
           <w:t xml:space="preserve">favour adult kōura, smaller interstitial spaces within mixed substrates may provide refugia for juveniles, suggesting that </w:t>
         </w:r>
       </w:ins>
-      <w:ins w:id="374" w:author="Raven, Olivier (Student)" w:date="2026-03-16T11:01:00Z" w16du:dateUtc="2026-03-15T22:01:00Z">
+      <w:ins w:id="345" w:author="Raven, Olivier (Student)" w:date="2026-03-16T11:01:00Z" w16du:dateUtc="2026-03-15T22:01:00Z">
         <w:r>
           <w:t xml:space="preserve">heterogenous </w:t>
         </w:r>
       </w:ins>
-      <w:ins w:id="375" w:author="Raven, Olivier (Student)" w:date="2026-03-16T10:59:00Z">
+      <w:ins w:id="346" w:author="Raven, Olivier (Student)" w:date="2026-03-16T10:59:00Z">
         <w:r>
           <w:t>substrate</w:t>
         </w:r>
       </w:ins>
-      <w:ins w:id="376" w:author="Raven, Olivier (Student)" w:date="2026-03-16T11:02:00Z" w16du:dateUtc="2026-03-15T22:02:00Z">
+      <w:ins w:id="347" w:author="Raven, Olivier (Student)" w:date="2026-03-16T11:02:00Z" w16du:dateUtc="2026-03-15T22:02:00Z">
         <w:r>
           <w:t>s</w:t>
         </w:r>
       </w:ins>
-      <w:ins w:id="377" w:author="Raven, Olivier (Student)" w:date="2026-03-16T10:59:00Z">
+      <w:ins w:id="348" w:author="Raven, Olivier (Student)" w:date="2026-03-16T10:59:00Z">
         <w:r>
           <w:t xml:space="preserve"> support kōura across life stages</w:t>
         </w:r>
       </w:ins>
-      <w:ins w:id="378" w:author="Raven, Olivier (Student)" w:date="2026-03-16T11:23:00Z" w16du:dateUtc="2026-03-15T22:23:00Z">
+      <w:ins w:id="349" w:author="Raven, Olivier (Student)" w:date="2026-03-16T11:23:00Z" w16du:dateUtc="2026-03-15T22:23:00Z">
         <w:r>
           <w:t>.</w:t>
         </w:r>
       </w:ins>
-      <w:ins w:id="379" w:author="Raven, Olivier (Student)" w:date="2026-03-16T11:02:00Z" w16du:dateUtc="2026-03-15T22:02:00Z">
+      <w:ins w:id="350" w:author="Raven, Olivier (Student)" w:date="2026-03-16T11:02:00Z" w16du:dateUtc="2026-03-15T22:02:00Z">
         <w:r>
           <w:t xml:space="preserve"> </w:t>
         </w:r>
       </w:ins>
-      <w:ins w:id="380" w:author="Raven, Olivier (Student)" w:date="2026-03-16T11:03:00Z" w16du:dateUtc="2026-03-15T22:03:00Z">
+      <w:ins w:id="351" w:author="Raven, Olivier (Student)" w:date="2026-03-16T11:03:00Z" w16du:dateUtc="2026-03-15T22:03:00Z">
         <w:r>
           <w:t>However</w:t>
         </w:r>
@@ -7319,7 +7024,7 @@
           <w:t xml:space="preserve"> for adults. </w:t>
         </w:r>
       </w:ins>
-      <w:del w:id="381" w:author="Raven, Olivier (Student)" w:date="2026-03-12T09:49:00Z" w16du:dateUtc="2026-03-11T20:49:00Z">
+      <w:del w:id="352" w:author="Raven, Olivier (Student)" w:date="2026-03-12T09:49:00Z" w16du:dateUtc="2026-03-11T20:49:00Z">
         <w:r>
           <w:delText xml:space="preserve">are likely to offer stable shelter across a range of spatial scales, supporting kōura occupancy by providing refuge from </w:delText>
         </w:r>
@@ -7357,17 +7062,17 @@
           <w:delText xml:space="preserve"> </w:delText>
         </w:r>
       </w:del>
-      <w:ins w:id="382" w:author="Raven, Olivier (Student)" w:date="2026-03-12T10:06:00Z" w16du:dateUtc="2026-03-11T21:06:00Z">
+      <w:ins w:id="353" w:author="Raven, Olivier (Student)" w:date="2026-03-12T10:06:00Z" w16du:dateUtc="2026-03-11T21:06:00Z">
         <w:r>
           <w:t>A</w:t>
         </w:r>
       </w:ins>
-      <w:ins w:id="383" w:author="Raven, Olivier (Student)" w:date="2026-03-12T10:06:00Z">
+      <w:ins w:id="354" w:author="Raven, Olivier (Student)" w:date="2026-03-12T10:06:00Z">
         <w:r>
           <w:t xml:space="preserve">dditionally </w:t>
         </w:r>
       </w:ins>
-      <w:ins w:id="384" w:author="Raven, Olivier (Student)" w:date="2026-03-12T10:06:00Z" w16du:dateUtc="2026-03-11T21:06:00Z">
+      <w:ins w:id="355" w:author="Raven, Olivier (Student)" w:date="2026-03-12T10:06:00Z" w16du:dateUtc="2026-03-11T21:06:00Z">
         <w:r>
           <w:t>c</w:t>
         </w:r>
@@ -7375,12 +7080,12 @@
           <w:t xml:space="preserve">oarse substrates may </w:t>
         </w:r>
       </w:ins>
-      <w:ins w:id="385" w:author="Raven, Olivier (Student)" w:date="2026-03-12T10:06:00Z">
+      <w:ins w:id="356" w:author="Raven, Olivier (Student)" w:date="2026-03-12T10:06:00Z">
         <w:r>
           <w:t>facilitate burrowing by kōura at the margins of rocky areas where softer sediments are accessible, providing an additional form of refuge (Usio &amp; Townsend, 2000)</w:t>
         </w:r>
       </w:ins>
-      <w:ins w:id="386" w:author="Raven, Olivier (Student)" w:date="2026-03-12T10:07:00Z" w16du:dateUtc="2026-03-11T21:07:00Z">
+      <w:ins w:id="357" w:author="Raven, Olivier (Student)" w:date="2026-03-12T10:07:00Z" w16du:dateUtc="2026-03-11T21:07:00Z">
         <w:r>
           <w:t xml:space="preserve">. </w:t>
         </w:r>
@@ -7388,22 +7093,22 @@
       <w:r>
         <w:t xml:space="preserve">Similar </w:t>
       </w:r>
-      <w:del w:id="387" w:author="Raven, Olivier (Student)" w:date="2026-03-12T10:10:00Z" w16du:dateUtc="2026-03-11T21:10:00Z">
+      <w:del w:id="358" w:author="Raven, Olivier (Student)" w:date="2026-03-12T10:10:00Z" w16du:dateUtc="2026-03-11T21:10:00Z">
         <w:r>
           <w:delText xml:space="preserve">associations </w:delText>
         </w:r>
       </w:del>
-      <w:ins w:id="388" w:author="Raven, Olivier (Student)" w:date="2026-03-12T10:10:00Z" w16du:dateUtc="2026-03-11T21:10:00Z">
+      <w:ins w:id="359" w:author="Raven, Olivier (Student)" w:date="2026-03-12T10:10:00Z" w16du:dateUtc="2026-03-11T21:10:00Z">
         <w:r>
           <w:t>preference</w:t>
         </w:r>
       </w:ins>
-      <w:ins w:id="389" w:author="Raven, Olivier (Student)" w:date="2026-03-16T11:20:00Z" w16du:dateUtc="2026-03-15T22:20:00Z">
+      <w:ins w:id="360" w:author="Raven, Olivier (Student)" w:date="2026-03-16T11:20:00Z" w16du:dateUtc="2026-03-15T22:20:00Z">
         <w:r>
           <w:t>s</w:t>
         </w:r>
       </w:ins>
-      <w:ins w:id="390" w:author="Raven, Olivier (Student)" w:date="2026-03-12T10:10:00Z" w16du:dateUtc="2026-03-11T21:10:00Z">
+      <w:ins w:id="361" w:author="Raven, Olivier (Student)" w:date="2026-03-12T10:10:00Z" w16du:dateUtc="2026-03-11T21:10:00Z">
         <w:r>
           <w:t xml:space="preserve"> for coarse substrates</w:t>
         </w:r>
@@ -7411,7 +7116,7 @@
           <w:t xml:space="preserve"> </w:t>
         </w:r>
       </w:ins>
-      <w:del w:id="391" w:author="Raven, Olivier (Student)" w:date="2026-03-12T10:11:00Z" w16du:dateUtc="2026-03-11T21:11:00Z">
+      <w:del w:id="362" w:author="Raven, Olivier (Student)" w:date="2026-03-12T10:11:00Z" w16du:dateUtc="2026-03-11T21:11:00Z">
         <w:r>
           <w:delText xml:space="preserve">between shelter availability and kōura distribution </w:delText>
         </w:r>
@@ -7419,77 +7124,77 @@
       <w:r>
         <w:t xml:space="preserve">have been reported in stream environments (Olsson et al., 2006; Jowett et al., 2008), </w:t>
       </w:r>
-      <w:ins w:id="392" w:author="Raven, Olivier (Student)" w:date="2026-03-16T11:35:00Z">
+      <w:ins w:id="363" w:author="Raven, Olivier (Student)" w:date="2026-03-16T11:35:00Z">
         <w:r>
           <w:t xml:space="preserve">although the optimal substrate size may differ between habitat types. </w:t>
         </w:r>
       </w:ins>
-      <w:ins w:id="393" w:author="Raven, Olivier (Student)" w:date="2026-03-16T11:39:00Z">
+      <w:ins w:id="364" w:author="Raven, Olivier (Student)" w:date="2026-03-16T11:39:00Z">
         <w:r>
           <w:t>In streams, kōura show a non-linear response to substrate size with an optimum around 130 mm, with probability of occurrence declining at boulder substrates larger than 256 mm, likely because larger substrates are associated with higher flow velocities that kōura actively avoid</w:t>
         </w:r>
       </w:ins>
-      <w:ins w:id="394" w:author="Raven, Olivier (Student)" w:date="2026-03-16T11:39:00Z" w16du:dateUtc="2026-03-15T22:39:00Z">
+      <w:ins w:id="365" w:author="Raven, Olivier (Student)" w:date="2026-03-16T11:39:00Z" w16du:dateUtc="2026-03-15T22:39:00Z">
         <w:r>
           <w:t xml:space="preserve"> </w:t>
         </w:r>
       </w:ins>
-      <w:del w:id="395" w:author="Raven, Olivier (Student)" w:date="2026-03-16T11:35:00Z" w16du:dateUtc="2026-03-15T22:35:00Z">
+      <w:del w:id="366" w:author="Raven, Olivier (Student)" w:date="2026-03-16T11:35:00Z" w16du:dateUtc="2026-03-15T22:35:00Z">
         <w:r>
           <w:delText xml:space="preserve">although the </w:delText>
         </w:r>
       </w:del>
-      <w:del w:id="396" w:author="Raven, Olivier (Student)" w:date="2026-03-12T10:11:00Z" w16du:dateUtc="2026-03-11T21:11:00Z">
+      <w:del w:id="367" w:author="Raven, Olivier (Student)" w:date="2026-03-12T10:11:00Z" w16du:dateUtc="2026-03-11T21:11:00Z">
         <w:r>
           <w:delText>ecological context</w:delText>
         </w:r>
       </w:del>
-      <w:del w:id="397" w:author="Raven, Olivier (Student)" w:date="2026-03-16T11:35:00Z" w16du:dateUtc="2026-03-15T22:35:00Z">
+      <w:del w:id="368" w:author="Raven, Olivier (Student)" w:date="2026-03-16T11:35:00Z" w16du:dateUtc="2026-03-15T22:35:00Z">
         <w:r>
           <w:delText xml:space="preserve"> differ</w:delText>
         </w:r>
       </w:del>
-      <w:del w:id="398" w:author="Raven, Olivier (Student)" w:date="2026-03-12T10:12:00Z" w16du:dateUtc="2026-03-11T21:12:00Z">
+      <w:del w:id="369" w:author="Raven, Olivier (Student)" w:date="2026-03-12T10:12:00Z" w16du:dateUtc="2026-03-11T21:12:00Z">
         <w:r>
           <w:delText>s</w:delText>
         </w:r>
       </w:del>
-      <w:del w:id="399" w:author="Raven, Olivier (Student)" w:date="2026-03-12T10:11:00Z" w16du:dateUtc="2026-03-11T21:11:00Z">
+      <w:del w:id="370" w:author="Raven, Olivier (Student)" w:date="2026-03-12T10:11:00Z" w16du:dateUtc="2026-03-11T21:11:00Z">
         <w:r>
           <w:delText xml:space="preserve"> between lotic and lentic systems</w:delText>
         </w:r>
       </w:del>
-      <w:del w:id="400" w:author="Raven, Olivier (Student)" w:date="2026-03-16T11:35:00Z" w16du:dateUtc="2026-03-15T22:35:00Z">
+      <w:del w:id="371" w:author="Raven, Olivier (Student)" w:date="2026-03-16T11:35:00Z" w16du:dateUtc="2026-03-15T22:35:00Z">
         <w:r>
           <w:delText>.</w:delText>
         </w:r>
       </w:del>
-      <w:ins w:id="401" w:author="Raven, Olivier (Student)" w:date="2026-03-12T10:16:00Z" w16du:dateUtc="2026-03-11T21:16:00Z">
+      <w:ins w:id="372" w:author="Raven, Olivier (Student)" w:date="2026-03-12T10:16:00Z" w16du:dateUtc="2026-03-11T21:16:00Z">
         <w:r>
           <w:t>(</w:t>
         </w:r>
       </w:ins>
-      <w:ins w:id="402" w:author="Raven, Olivier (Student)" w:date="2026-03-12T11:11:00Z" w16du:dateUtc="2026-03-11T22:11:00Z">
+      <w:ins w:id="373" w:author="Raven, Olivier (Student)" w:date="2026-03-12T11:11:00Z" w16du:dateUtc="2026-03-11T22:11:00Z">
         <w:r>
           <w:t>Jowett et al., 2008</w:t>
         </w:r>
       </w:ins>
-      <w:ins w:id="403" w:author="Raven, Olivier (Student)" w:date="2026-03-12T10:16:00Z">
+      <w:ins w:id="374" w:author="Raven, Olivier (Student)" w:date="2026-03-12T10:16:00Z">
         <w:r>
           <w:t>)</w:t>
         </w:r>
       </w:ins>
-      <w:ins w:id="404" w:author="Raven, Olivier (Student)" w:date="2026-03-12T10:16:00Z" w16du:dateUtc="2026-03-11T21:16:00Z">
+      <w:ins w:id="375" w:author="Raven, Olivier (Student)" w:date="2026-03-12T10:16:00Z" w16du:dateUtc="2026-03-11T21:16:00Z">
         <w:r>
           <w:t>.</w:t>
         </w:r>
       </w:ins>
-      <w:ins w:id="405" w:author="Raven, Olivier (Student)" w:date="2026-03-16T11:12:00Z" w16du:dateUtc="2026-03-15T22:12:00Z">
+      <w:ins w:id="376" w:author="Raven, Olivier (Student)" w:date="2026-03-16T11:12:00Z" w16du:dateUtc="2026-03-15T22:12:00Z">
         <w:r>
           <w:t xml:space="preserve"> </w:t>
         </w:r>
       </w:ins>
-      <w:ins w:id="406" w:author="Raven, Olivier (Student)" w:date="2026-03-16T11:12:00Z">
+      <w:ins w:id="377" w:author="Raven, Olivier (Student)" w:date="2026-03-16T11:12:00Z">
         <w:r>
           <w:t>Coarse particles in streams are also relatively stable under typical flow conditions, as their size reduces the likelihood of transport during high flows.</w:t>
         </w:r>
@@ -7497,22 +7202,22 @@
       <w:r>
         <w:t xml:space="preserve"> </w:t>
       </w:r>
-      <w:ins w:id="407" w:author="Raven, Olivier (Student)" w:date="2026-03-16T11:40:00Z">
+      <w:ins w:id="378" w:author="Raven, Olivier (Student)" w:date="2026-03-16T11:40:00Z">
         <w:r>
           <w:t>In lakes, where flow is minimal, kōura may preferentially use larger substrates such as boulders, as this constraint is removed and larger particles create more accessible interstitial refugia.</w:t>
         </w:r>
       </w:ins>
-      <w:del w:id="408" w:author="Raven, Olivier (Student)" w:date="2026-03-16T11:40:00Z" w16du:dateUtc="2026-03-15T22:40:00Z">
+      <w:del w:id="379" w:author="Raven, Olivier (Student)" w:date="2026-03-16T11:40:00Z" w16du:dateUtc="2026-03-15T22:40:00Z">
         <w:r>
           <w:delText>In lake</w:delText>
         </w:r>
       </w:del>
-      <w:del w:id="409" w:author="Raven, Olivier (Student)" w:date="2026-03-12T10:16:00Z" w16du:dateUtc="2026-03-11T21:16:00Z">
+      <w:del w:id="380" w:author="Raven, Olivier (Student)" w:date="2026-03-12T10:16:00Z" w16du:dateUtc="2026-03-11T21:16:00Z">
         <w:r>
           <w:delText xml:space="preserve"> environments</w:delText>
         </w:r>
       </w:del>
-      <w:del w:id="410" w:author="Raven, Olivier (Student)" w:date="2026-03-16T11:40:00Z" w16du:dateUtc="2026-03-15T22:40:00Z">
+      <w:del w:id="381" w:author="Raven, Olivier (Student)" w:date="2026-03-16T11:40:00Z" w16du:dateUtc="2026-03-15T22:40:00Z">
         <w:r>
           <w:delText>, coarse substrates</w:delText>
         </w:r>
@@ -7520,12 +7225,12 @@
       <w:r>
         <w:t xml:space="preserve"> </w:t>
       </w:r>
-      <w:ins w:id="411" w:author="Raven, Olivier (Student)" w:date="2026-03-16T11:06:00Z" w16du:dateUtc="2026-03-15T22:06:00Z">
+      <w:ins w:id="382" w:author="Raven, Olivier (Student)" w:date="2026-03-16T11:06:00Z" w16du:dateUtc="2026-03-15T22:06:00Z">
         <w:r>
           <w:t xml:space="preserve">However, </w:t>
         </w:r>
       </w:ins>
-      <w:ins w:id="412" w:author="Raven, Olivier (Student)" w:date="2026-03-16T11:07:00Z" w16du:dateUtc="2026-03-15T22:07:00Z">
+      <w:ins w:id="383" w:author="Raven, Olivier (Student)" w:date="2026-03-16T11:07:00Z" w16du:dateUtc="2026-03-15T22:07:00Z">
         <w:r>
           <w:t>substrate stability</w:t>
         </w:r>
@@ -7533,77 +7238,77 @@
           <w:t xml:space="preserve"> </w:t>
         </w:r>
       </w:ins>
-      <w:ins w:id="413" w:author="Raven, Olivier (Student)" w:date="2026-03-16T11:06:00Z" w16du:dateUtc="2026-03-15T22:06:00Z">
+      <w:ins w:id="384" w:author="Raven, Olivier (Student)" w:date="2026-03-16T11:06:00Z" w16du:dateUtc="2026-03-15T22:06:00Z">
         <w:r>
           <w:t xml:space="preserve">in </w:t>
         </w:r>
       </w:ins>
-      <w:ins w:id="414" w:author="Raven, Olivier (Student)" w:date="2026-03-16T11:14:00Z" w16du:dateUtc="2026-03-15T22:14:00Z">
+      <w:ins w:id="385" w:author="Raven, Olivier (Student)" w:date="2026-03-16T11:14:00Z" w16du:dateUtc="2026-03-15T22:14:00Z">
         <w:r>
           <w:t xml:space="preserve">these </w:t>
         </w:r>
       </w:ins>
-      <w:ins w:id="415" w:author="Raven, Olivier (Student)" w:date="2026-03-16T11:09:00Z" w16du:dateUtc="2026-03-15T22:09:00Z">
+      <w:ins w:id="386" w:author="Raven, Olivier (Student)" w:date="2026-03-16T11:09:00Z" w16du:dateUtc="2026-03-15T22:09:00Z">
         <w:r>
           <w:t>volcanic</w:t>
         </w:r>
       </w:ins>
-      <w:ins w:id="416" w:author="Raven, Olivier (Student)" w:date="2026-03-16T11:07:00Z" w16du:dateUtc="2026-03-15T22:07:00Z">
+      <w:ins w:id="387" w:author="Raven, Olivier (Student)" w:date="2026-03-16T11:07:00Z" w16du:dateUtc="2026-03-15T22:07:00Z">
         <w:r>
           <w:t xml:space="preserve"> lakes </w:t>
         </w:r>
       </w:ins>
-      <w:ins w:id="417" w:author="Raven, Olivier (Student)" w:date="2026-03-16T11:15:00Z">
+      <w:ins w:id="388" w:author="Raven, Olivier (Student)" w:date="2026-03-16T11:15:00Z">
         <w:r>
           <w:t>remain</w:t>
         </w:r>
       </w:ins>
-      <w:ins w:id="418" w:author="Raven, Olivier (Student)" w:date="2026-03-16T11:16:00Z" w16du:dateUtc="2026-03-15T22:16:00Z">
+      <w:ins w:id="389" w:author="Raven, Olivier (Student)" w:date="2026-03-16T11:16:00Z" w16du:dateUtc="2026-03-15T22:16:00Z">
         <w:r>
           <w:t>s</w:t>
         </w:r>
       </w:ins>
-      <w:ins w:id="419" w:author="Raven, Olivier (Student)" w:date="2026-03-16T11:15:00Z">
+      <w:ins w:id="390" w:author="Raven, Olivier (Student)" w:date="2026-03-16T11:15:00Z">
         <w:r>
           <w:t xml:space="preserve"> relevant in wave-exposed littoral zones</w:t>
         </w:r>
       </w:ins>
-      <w:ins w:id="420" w:author="Raven, Olivier (Student)" w:date="2026-03-16T11:15:00Z" w16du:dateUtc="2026-03-15T22:15:00Z">
+      <w:ins w:id="391" w:author="Raven, Olivier (Student)" w:date="2026-03-16T11:15:00Z" w16du:dateUtc="2026-03-15T22:15:00Z">
         <w:r>
           <w:t xml:space="preserve">, as </w:t>
         </w:r>
       </w:ins>
-      <w:ins w:id="421" w:author="Raven, Olivier (Student)" w:date="2026-03-16T11:21:00Z">
+      <w:ins w:id="392" w:author="Raven, Olivier (Student)" w:date="2026-03-16T11:21:00Z">
         <w:r>
           <w:t xml:space="preserve">pumice substrates, being lighter than other lithologies of </w:t>
         </w:r>
       </w:ins>
-      <w:ins w:id="422" w:author="Raven, Olivier (Student)" w:date="2026-03-16T11:41:00Z" w16du:dateUtc="2026-03-15T22:41:00Z">
+      <w:ins w:id="393" w:author="Raven, Olivier (Student)" w:date="2026-03-16T11:41:00Z" w16du:dateUtc="2026-03-15T22:41:00Z">
         <w:r>
           <w:t>similar</w:t>
         </w:r>
       </w:ins>
-      <w:ins w:id="423" w:author="Raven, Olivier (Student)" w:date="2026-03-16T11:21:00Z">
+      <w:ins w:id="394" w:author="Raven, Olivier (Student)" w:date="2026-03-16T11:21:00Z">
         <w:r>
           <w:t xml:space="preserve"> size, are more </w:t>
         </w:r>
       </w:ins>
-      <w:ins w:id="424" w:author="Raven, Olivier (Student)" w:date="2026-03-16T11:41:00Z" w16du:dateUtc="2026-03-15T22:41:00Z">
+      <w:ins w:id="395" w:author="Raven, Olivier (Student)" w:date="2026-03-16T11:41:00Z" w16du:dateUtc="2026-03-15T22:41:00Z">
         <w:r>
           <w:t>likely</w:t>
         </w:r>
       </w:ins>
-      <w:ins w:id="425" w:author="Raven, Olivier (Student)" w:date="2026-03-16T11:21:00Z">
+      <w:ins w:id="396" w:author="Raven, Olivier (Student)" w:date="2026-03-16T11:21:00Z">
         <w:r>
           <w:t xml:space="preserve"> to redistribution</w:t>
         </w:r>
       </w:ins>
-      <w:ins w:id="426" w:author="Raven, Olivier (Student)" w:date="2026-03-16T11:21:00Z" w16du:dateUtc="2026-03-15T22:21:00Z">
+      <w:ins w:id="397" w:author="Raven, Olivier (Student)" w:date="2026-03-16T11:21:00Z" w16du:dateUtc="2026-03-15T22:21:00Z">
         <w:r>
           <w:t xml:space="preserve"> </w:t>
         </w:r>
       </w:ins>
-      <w:ins w:id="427" w:author="Raven, Olivier (Student)" w:date="2026-03-16T11:16:00Z">
+      <w:ins w:id="398" w:author="Raven, Olivier (Student)" w:date="2026-03-16T11:16:00Z">
         <w:r>
           <w:t xml:space="preserve">during wave action, </w:t>
         </w:r>
@@ -7612,12 +7317,12 @@
           <w:t>potentially reducing the stability of interstitial refugia.</w:t>
         </w:r>
       </w:ins>
-      <w:ins w:id="428" w:author="Raven, Olivier (Student)" w:date="2026-03-16T11:18:00Z" w16du:dateUtc="2026-03-15T22:18:00Z">
+      <w:ins w:id="399" w:author="Raven, Olivier (Student)" w:date="2026-03-16T11:18:00Z" w16du:dateUtc="2026-03-15T22:18:00Z">
         <w:r>
           <w:t xml:space="preserve"> </w:t>
         </w:r>
       </w:ins>
-      <w:del w:id="429" w:author="Raven, Olivier (Student)" w:date="2026-03-12T10:45:00Z" w16du:dateUtc="2026-03-11T21:45:00Z">
+      <w:del w:id="400" w:author="Raven, Olivier (Student)" w:date="2026-03-12T10:45:00Z" w16du:dateUtc="2026-03-11T21:45:00Z">
         <w:r>
           <w:delText>primarily function as stable structural habitat rather than as hydraulic refuges, emphasising the role of physical complexity itself rather than flow-mediated processes. Structural complexity in lentic systems can reduce encounter rates between crayfish and predators by increasing habitat heterogeneity and the availability of refugia, thereby lowering predation risk even in the absence of flow (Lodge et al., 1988)</w:delText>
         </w:r>
@@ -7628,12 +7333,12 @@
           <w:delText xml:space="preserve"> </w:delText>
         </w:r>
       </w:del>
-      <w:del w:id="430" w:author="Raven, Olivier (Student)" w:date="2026-03-12T16:58:00Z" w16du:dateUtc="2026-03-12T03:58:00Z">
+      <w:del w:id="401" w:author="Raven, Olivier (Student)" w:date="2026-03-12T16:58:00Z" w16du:dateUtc="2026-03-12T03:58:00Z">
         <w:r>
           <w:delText>Although</w:delText>
         </w:r>
       </w:del>
-      <w:ins w:id="431" w:author="Raven, Olivier (Student)" w:date="2026-03-16T11:17:00Z" w16du:dateUtc="2026-03-15T22:17:00Z">
+      <w:ins w:id="402" w:author="Raven, Olivier (Student)" w:date="2026-03-16T11:17:00Z" w16du:dateUtc="2026-03-15T22:17:00Z">
         <w:r>
           <w:t>Al</w:t>
         </w:r>
@@ -7644,7 +7349,7 @@
       <w:r>
         <w:t xml:space="preserve"> fyke net</w:t>
       </w:r>
-      <w:del w:id="432" w:author="Raven, Olivier (Student)" w:date="2026-03-16T11:21:00Z" w16du:dateUtc="2026-03-15T22:21:00Z">
+      <w:del w:id="403" w:author="Raven, Olivier (Student)" w:date="2026-03-16T11:21:00Z" w16du:dateUtc="2026-03-15T22:21:00Z">
         <w:r>
           <w:delText>s</w:delText>
         </w:r>
@@ -7652,12 +7357,12 @@
       <w:r>
         <w:t xml:space="preserve"> </w:t>
       </w:r>
-      <w:del w:id="433" w:author="Raven, Olivier (Student)" w:date="2026-03-12T16:58:00Z" w16du:dateUtc="2026-03-12T03:58:00Z">
+      <w:del w:id="404" w:author="Raven, Olivier (Student)" w:date="2026-03-12T16:58:00Z" w16du:dateUtc="2026-03-12T03:58:00Z">
         <w:r>
           <w:delText xml:space="preserve">are </w:delText>
         </w:r>
       </w:del>
-      <w:ins w:id="434" w:author="Raven, Olivier (Student)" w:date="2026-03-12T16:58:00Z" w16du:dateUtc="2026-03-12T03:58:00Z">
+      <w:ins w:id="405" w:author="Raven, Olivier (Student)" w:date="2026-03-12T16:58:00Z" w16du:dateUtc="2026-03-12T03:58:00Z">
         <w:r>
           <w:t>deployment is</w:t>
         </w:r>
@@ -7668,12 +7373,12 @@
       <w:r>
         <w:t xml:space="preserve">more </w:t>
       </w:r>
-      <w:ins w:id="435" w:author="Raven, Olivier (Student)" w:date="2026-03-12T16:58:00Z">
+      <w:ins w:id="406" w:author="Raven, Olivier (Student)" w:date="2026-03-12T16:58:00Z">
         <w:r>
           <w:t xml:space="preserve">challenging </w:t>
         </w:r>
       </w:ins>
-      <w:del w:id="436" w:author="Raven, Olivier (Student)" w:date="2026-03-12T16:58:00Z" w16du:dateUtc="2026-03-12T03:58:00Z">
+      <w:del w:id="407" w:author="Raven, Olivier (Student)" w:date="2026-03-12T16:58:00Z" w16du:dateUtc="2026-03-12T03:58:00Z">
         <w:r>
           <w:delText xml:space="preserve">difficult to deploy effectively </w:delText>
         </w:r>
@@ -7681,12 +7386,12 @@
       <w:r>
         <w:t>in highly structured rocky habitats</w:t>
       </w:r>
-      <w:ins w:id="437" w:author="Raven, Olivier (Student)" w:date="2026-03-12T16:58:00Z" w16du:dateUtc="2026-03-12T03:58:00Z">
+      <w:ins w:id="408" w:author="Raven, Olivier (Student)" w:date="2026-03-12T16:58:00Z" w16du:dateUtc="2026-03-12T03:58:00Z">
         <w:r>
           <w:t xml:space="preserve"> and may lead </w:t>
         </w:r>
       </w:ins>
-      <w:del w:id="438" w:author="Raven, Olivier (Student)" w:date="2026-03-12T16:59:00Z" w16du:dateUtc="2026-03-12T03:59:00Z">
+      <w:del w:id="409" w:author="Raven, Olivier (Student)" w:date="2026-03-12T16:59:00Z" w16du:dateUtc="2026-03-12T03:59:00Z">
         <w:r>
           <w:delText xml:space="preserve">, potentially leading </w:delText>
         </w:r>
@@ -7706,7 +7411,7 @@
       <w:r>
         <w:t xml:space="preserve"> across </w:t>
       </w:r>
-      <w:ins w:id="439" w:author="Raven, Olivier (Student)" w:date="2026-03-12T16:59:00Z" w16du:dateUtc="2026-03-12T03:59:00Z">
+      <w:ins w:id="410" w:author="Raven, Olivier (Student)" w:date="2026-03-12T16:59:00Z" w16du:dateUtc="2026-03-12T03:59:00Z">
         <w:r>
           <w:t xml:space="preserve">all five </w:t>
         </w:r>
@@ -7714,12 +7419,12 @@
       <w:r>
         <w:t xml:space="preserve">lakes highlights the importance of </w:t>
       </w:r>
-      <w:del w:id="440" w:author="Raven, Olivier (Student)" w:date="2026-03-12T10:09:00Z" w16du:dateUtc="2026-03-11T21:09:00Z">
+      <w:del w:id="411" w:author="Raven, Olivier (Student)" w:date="2026-03-12T10:09:00Z" w16du:dateUtc="2026-03-11T21:09:00Z">
         <w:r>
           <w:delText>structurally complex</w:delText>
         </w:r>
       </w:del>
-      <w:ins w:id="441" w:author="Raven, Olivier (Student)" w:date="2026-03-12T10:09:00Z" w16du:dateUtc="2026-03-11T21:09:00Z">
+      <w:ins w:id="412" w:author="Raven, Olivier (Student)" w:date="2026-03-12T10:09:00Z" w16du:dateUtc="2026-03-11T21:09:00Z">
         <w:r>
           <w:t>coarse</w:t>
         </w:r>
@@ -7727,12 +7432,12 @@
       <w:r>
         <w:t xml:space="preserve"> littoral </w:t>
       </w:r>
-      <w:del w:id="442" w:author="Raven, Olivier (Student)" w:date="2026-03-12T10:09:00Z" w16du:dateUtc="2026-03-11T21:09:00Z">
+      <w:del w:id="413" w:author="Raven, Olivier (Student)" w:date="2026-03-12T10:09:00Z" w16du:dateUtc="2026-03-11T21:09:00Z">
         <w:r>
           <w:delText xml:space="preserve">habitats </w:delText>
         </w:r>
       </w:del>
-      <w:ins w:id="443" w:author="Raven, Olivier (Student)" w:date="2026-03-12T10:09:00Z" w16du:dateUtc="2026-03-11T21:09:00Z">
+      <w:ins w:id="414" w:author="Raven, Olivier (Student)" w:date="2026-03-12T10:09:00Z" w16du:dateUtc="2026-03-11T21:09:00Z">
         <w:r>
           <w:t>substrates</w:t>
         </w:r>
@@ -7742,15 +7447,6 @@
       </w:ins>
       <w:r>
         <w:t>for kōura.</w:t>
-      </w:r>
-      <w:commentRangeEnd w:id="333"/>
-      <w:r>
-        <w:rPr>
-          <w:rStyle w:val="CommentReference"/>
-          <w:sz w:val="22"/>
-          <w:szCs w:val="22"/>
-        </w:rPr>
-        <w:commentReference w:id="333"/>
       </w:r>
     </w:p>
     <w:p>
@@ -7758,17 +7454,17 @@
         <w:spacing w:before="120" w:line="360" w:lineRule="auto"/>
         <w:jc w:val="left"/>
       </w:pPr>
-      <w:del w:id="444" w:author="Raven, Olivier (Student)" w:date="2026-03-12T10:55:00Z" w16du:dateUtc="2026-03-11T21:55:00Z">
+      <w:del w:id="415" w:author="Raven, Olivier (Student)" w:date="2026-03-12T10:55:00Z" w16du:dateUtc="2026-03-11T21:55:00Z">
         <w:r>
           <w:delText>Not all forms of littoral habitat complexity were associated with higher kōura abundance or biomass</w:delText>
         </w:r>
       </w:del>
-      <w:ins w:id="445" w:author="Raven, Olivier (Student)" w:date="2026-03-12T10:55:00Z" w16du:dateUtc="2026-03-11T21:55:00Z">
+      <w:ins w:id="416" w:author="Raven, Olivier (Student)" w:date="2026-03-12T10:55:00Z" w16du:dateUtc="2026-03-11T21:55:00Z">
         <w:r>
           <w:t>This refugia mechanism als</w:t>
         </w:r>
       </w:ins>
-      <w:ins w:id="446" w:author="Raven, Olivier (Student)" w:date="2026-03-12T10:56:00Z" w16du:dateUtc="2026-03-11T21:56:00Z">
+      <w:ins w:id="417" w:author="Raven, Olivier (Student)" w:date="2026-03-12T10:56:00Z" w16du:dateUtc="2026-03-11T21:56:00Z">
         <w:r>
           <w:t xml:space="preserve">o helps explain why emergent </w:t>
         </w:r>
@@ -7776,12 +7472,12 @@
           <w:t xml:space="preserve">macrophyte habitats were </w:t>
         </w:r>
       </w:ins>
-      <w:ins w:id="447" w:author="Raven, Olivier (Student)" w:date="2026-03-12T10:57:00Z" w16du:dateUtc="2026-03-11T21:57:00Z">
+      <w:ins w:id="418" w:author="Raven, Olivier (Student)" w:date="2026-03-12T10:57:00Z" w16du:dateUtc="2026-03-11T21:57:00Z">
         <w:r>
           <w:t>negatively</w:t>
         </w:r>
       </w:ins>
-      <w:ins w:id="448" w:author="Raven, Olivier (Student)" w:date="2026-03-12T10:56:00Z" w16du:dateUtc="2026-03-11T21:56:00Z">
+      <w:ins w:id="419" w:author="Raven, Olivier (Student)" w:date="2026-03-12T10:56:00Z" w16du:dateUtc="2026-03-11T21:56:00Z">
         <w:r>
           <w:t xml:space="preserve"> associated with kōura abundance and biomass despite providing vertical structure</w:t>
         </w:r>
@@ -7809,7 +7505,7 @@
       <w:r>
         <w:t xml:space="preserve">), </w:t>
       </w:r>
-      <w:del w:id="449" w:author="Raven, Olivier (Student)" w:date="2026-03-12T10:57:00Z" w16du:dateUtc="2026-03-11T21:57:00Z">
+      <w:del w:id="420" w:author="Raven, Olivier (Student)" w:date="2026-03-12T10:57:00Z" w16du:dateUtc="2026-03-11T21:57:00Z">
         <w:r>
           <w:delText>were negatively associated with kōura CPUE and BPUE</w:delText>
         </w:r>
@@ -7827,7 +7523,7 @@
           <w:delText xml:space="preserve">-dominated </w:delText>
         </w:r>
       </w:del>
-      <w:del w:id="450" w:author="Raven, Olivier (Student)" w:date="2026-03-12T10:58:00Z" w16du:dateUtc="2026-03-11T21:58:00Z">
+      <w:del w:id="421" w:author="Raven, Olivier (Student)" w:date="2026-03-12T10:58:00Z" w16du:dateUtc="2026-03-11T21:58:00Z">
         <w:r>
           <w:delText xml:space="preserve">stands </w:delText>
         </w:r>
@@ -7835,7 +7531,7 @@
       <w:r>
         <w:t>often form</w:t>
       </w:r>
-      <w:ins w:id="451" w:author="Raven, Olivier (Student)" w:date="2026-03-12T10:58:00Z" w16du:dateUtc="2026-03-11T21:58:00Z">
+      <w:ins w:id="422" w:author="Raven, Olivier (Student)" w:date="2026-03-12T10:58:00Z" w16du:dateUtc="2026-03-11T21:58:00Z">
         <w:r>
           <w:t xml:space="preserve"> in</w:t>
         </w:r>
@@ -7843,7 +7539,7 @@
       <w:r>
         <w:t xml:space="preserve"> relatively homogeneous habitats</w:t>
       </w:r>
-      <w:ins w:id="452" w:author="Raven, Olivier (Student)" w:date="2026-03-12T10:58:00Z" w16du:dateUtc="2026-03-11T21:58:00Z">
+      <w:ins w:id="423" w:author="Raven, Olivier (Student)" w:date="2026-03-12T10:58:00Z" w16du:dateUtc="2026-03-11T21:58:00Z">
         <w:r>
           <w:t>,</w:t>
         </w:r>
@@ -7881,12 +7577,12 @@
       <w:r>
         <w:t xml:space="preserve"> </w:t>
       </w:r>
-      <w:del w:id="453" w:author="Raven, Olivier (Student)" w:date="2026-03-12T11:16:00Z" w16du:dateUtc="2026-03-11T22:16:00Z">
+      <w:del w:id="424" w:author="Raven, Olivier (Student)" w:date="2026-03-12T11:16:00Z" w16du:dateUtc="2026-03-11T22:16:00Z">
         <w:r>
           <w:delText>In contrast</w:delText>
         </w:r>
       </w:del>
-      <w:ins w:id="454" w:author="Raven, Olivier (Student)" w:date="2026-03-12T11:16:00Z" w16du:dateUtc="2026-03-11T22:16:00Z">
+      <w:ins w:id="425" w:author="Raven, Olivier (Student)" w:date="2026-03-12T11:16:00Z" w16du:dateUtc="2026-03-11T22:16:00Z">
         <w:r>
           <w:t>Th</w:t>
         </w:r>
@@ -7897,22 +7593,22 @@
       <w:r>
         <w:t xml:space="preserve">, rocky shorelines </w:t>
       </w:r>
-      <w:ins w:id="455" w:author="Raven, Olivier (Student)" w:date="2026-03-12T11:16:00Z" w16du:dateUtc="2026-03-11T22:16:00Z">
+      <w:ins w:id="426" w:author="Raven, Olivier (Student)" w:date="2026-03-12T11:16:00Z" w16du:dateUtc="2026-03-11T22:16:00Z">
         <w:r>
           <w:t xml:space="preserve">maintain </w:t>
         </w:r>
       </w:ins>
-      <w:ins w:id="456" w:author="Raven, Olivier (Student)" w:date="2026-03-12T11:17:00Z" w16du:dateUtc="2026-03-11T22:17:00Z">
+      <w:ins w:id="427" w:author="Raven, Olivier (Student)" w:date="2026-03-12T11:17:00Z" w16du:dateUtc="2026-03-11T22:17:00Z">
         <w:r>
           <w:t xml:space="preserve">accessible </w:t>
         </w:r>
       </w:ins>
-      <w:ins w:id="457" w:author="Raven, Olivier (Student)" w:date="2026-03-12T11:17:00Z">
+      <w:ins w:id="428" w:author="Raven, Olivier (Student)" w:date="2026-03-12T11:17:00Z">
         <w:r>
           <w:t xml:space="preserve">interstitial </w:t>
         </w:r>
       </w:ins>
-      <w:ins w:id="458" w:author="Raven, Olivier (Student)" w:date="2026-03-12T11:17:00Z" w16du:dateUtc="2026-03-11T22:17:00Z">
+      <w:ins w:id="429" w:author="Raven, Olivier (Student)" w:date="2026-03-12T11:17:00Z" w16du:dateUtc="2026-03-11T22:17:00Z">
         <w:r>
           <w:t>pore spaces</w:t>
         </w:r>
@@ -7923,32 +7619,32 @@
           <w:t xml:space="preserve">that function as </w:t>
         </w:r>
       </w:ins>
-      <w:ins w:id="459" w:author="Raven, Olivier (Student)" w:date="2026-03-12T11:18:00Z" w16du:dateUtc="2026-03-11T22:18:00Z">
+      <w:ins w:id="430" w:author="Raven, Olivier (Student)" w:date="2026-03-12T11:18:00Z" w16du:dateUtc="2026-03-11T22:18:00Z">
         <w:r>
           <w:t>refugia</w:t>
         </w:r>
       </w:ins>
-      <w:ins w:id="460" w:author="Raven, Olivier (Student)" w:date="2026-03-12T11:18:00Z">
+      <w:ins w:id="431" w:author="Raven, Olivier (Student)" w:date="2026-03-12T11:18:00Z">
         <w:r>
           <w:t>, whereas macrophyte-dominated habitats accumulate fine sediments that infill potential void spaces and reduce refugia availability.</w:t>
         </w:r>
       </w:ins>
-      <w:del w:id="461" w:author="Raven, Olivier (Student)" w:date="2026-03-12T11:17:00Z" w16du:dateUtc="2026-03-11T22:17:00Z">
+      <w:del w:id="432" w:author="Raven, Olivier (Student)" w:date="2026-03-12T11:17:00Z" w16du:dateUtc="2026-03-11T22:17:00Z">
         <w:r>
           <w:delText xml:space="preserve">provide </w:delText>
         </w:r>
       </w:del>
-      <w:del w:id="462" w:author="Raven, Olivier (Student)" w:date="2026-03-12T11:01:00Z" w16du:dateUtc="2026-03-11T22:01:00Z">
+      <w:del w:id="433" w:author="Raven, Olivier (Student)" w:date="2026-03-12T11:01:00Z" w16du:dateUtc="2026-03-11T22:01:00Z">
         <w:r>
           <w:delText xml:space="preserve">structural complexity while maintaining substrate stability and limiting sediment infilling of </w:delText>
         </w:r>
       </w:del>
-      <w:del w:id="463" w:author="Raven, Olivier (Student)" w:date="2026-03-12T11:18:00Z" w16du:dateUtc="2026-03-11T22:18:00Z">
+      <w:del w:id="434" w:author="Raven, Olivier (Student)" w:date="2026-03-12T11:18:00Z" w16du:dateUtc="2026-03-11T22:18:00Z">
         <w:r>
           <w:delText xml:space="preserve">refuge spaces. </w:delText>
         </w:r>
       </w:del>
-      <w:del w:id="464" w:author="Raven, Olivier (Student)" w:date="2026-03-12T11:01:00Z" w16du:dateUtc="2026-03-11T22:01:00Z">
+      <w:del w:id="435" w:author="Raven, Olivier (Student)" w:date="2026-03-12T11:01:00Z" w16du:dateUtc="2026-03-11T22:01:00Z">
         <w:r>
           <w:delText xml:space="preserve">Together, these patterns suggest that kōura benefit more from habitat complexity derived from coarse, </w:delText>
         </w:r>
@@ -7967,8 +7663,7 @@
           <w:iCs/>
         </w:rPr>
       </w:pPr>
-      <w:commentRangeStart w:id="465"/>
-      <w:ins w:id="466" w:author="Raven, Olivier (Student)" w:date="2026-03-11T13:29:00Z" w16du:dateUtc="2026-03-11T00:29:00Z">
+      <w:ins w:id="436" w:author="Raven, Olivier (Student)" w:date="2026-03-11T13:29:00Z" w16du:dateUtc="2026-03-11T00:29:00Z">
         <w:r>
           <w:rPr>
             <w:b/>
@@ -7986,7 +7681,7 @@
           <w:t>associations as in</w:t>
         </w:r>
       </w:ins>
-      <w:ins w:id="467" w:author="Raven, Olivier (Student)" w:date="2026-03-11T13:30:00Z" w16du:dateUtc="2026-03-11T00:30:00Z">
+      <w:ins w:id="437" w:author="Raven, Olivier (Student)" w:date="2026-03-11T13:30:00Z" w16du:dateUtc="2026-03-11T00:30:00Z">
         <w:r>
           <w:rPr>
             <w:b/>
@@ -8004,21 +7699,7 @@
           <w:t>tor of habitat quality</w:t>
         </w:r>
       </w:ins>
-      <w:commentRangeEnd w:id="465"/>
-      <w:ins w:id="468" w:author="Raven, Olivier (Student)" w:date="2026-03-13T12:00:00Z" w16du:dateUtc="2026-03-12T23:00:00Z">
-        <w:r>
-          <w:rPr>
-            <w:rStyle w:val="CommentReference"/>
-            <w:b/>
-            <w:bCs/>
-            <w:iCs/>
-            <w:sz w:val="22"/>
-            <w:szCs w:val="22"/>
-          </w:rPr>
-          <w:commentReference w:id="465"/>
-        </w:r>
-      </w:ins>
-      <w:del w:id="469" w:author="Raven, Olivier (Student)" w:date="2026-03-11T13:30:00Z" w16du:dateUtc="2026-03-11T00:30:00Z">
+      <w:del w:id="438" w:author="Raven, Olivier (Student)" w:date="2026-03-11T13:30:00Z" w16du:dateUtc="2026-03-11T00:30:00Z">
         <w:r>
           <w:rPr>
             <w:b/>
@@ -8058,17 +7739,15 @@
         <w:spacing w:before="120" w:line="360" w:lineRule="auto"/>
         <w:jc w:val="left"/>
       </w:pPr>
-      <w:commentRangeStart w:id="470"/>
-      <w:commentRangeStart w:id="471"/>
       <w:r>
         <w:t xml:space="preserve">A weak positive association between catfish presence and kōura </w:t>
       </w:r>
-      <w:del w:id="472" w:author="Raven, Olivier (Student)" w:date="2026-03-11T11:57:00Z" w16du:dateUtc="2026-03-10T22:57:00Z">
+      <w:del w:id="439" w:author="Raven, Olivier (Student)" w:date="2026-03-11T11:57:00Z" w16du:dateUtc="2026-03-10T22:57:00Z">
         <w:r>
           <w:delText xml:space="preserve">abundance </w:delText>
         </w:r>
       </w:del>
-      <w:ins w:id="473" w:author="Raven, Olivier (Student)" w:date="2026-03-11T11:57:00Z" w16du:dateUtc="2026-03-10T22:57:00Z">
+      <w:ins w:id="440" w:author="Raven, Olivier (Student)" w:date="2026-03-11T11:57:00Z" w16du:dateUtc="2026-03-10T22:57:00Z">
         <w:r>
           <w:t>occupancy</w:t>
         </w:r>
@@ -8079,17 +7758,17 @@
       <w:r>
         <w:t xml:space="preserve">was </w:t>
       </w:r>
-      <w:del w:id="474" w:author="Raven, Olivier (Student)" w:date="2026-03-11T12:29:00Z" w16du:dateUtc="2026-03-10T23:29:00Z">
+      <w:del w:id="441" w:author="Raven, Olivier (Student)" w:date="2026-03-11T12:29:00Z" w16du:dateUtc="2026-03-10T23:29:00Z">
         <w:r>
           <w:delText>observed</w:delText>
         </w:r>
       </w:del>
-      <w:ins w:id="475" w:author="Raven, Olivier (Student)" w:date="2026-03-11T12:29:00Z" w16du:dateUtc="2026-03-10T23:29:00Z">
+      <w:ins w:id="442" w:author="Raven, Olivier (Student)" w:date="2026-03-11T12:29:00Z" w16du:dateUtc="2026-03-10T23:29:00Z">
         <w:r>
           <w:t xml:space="preserve">detected </w:t>
         </w:r>
       </w:ins>
-      <w:ins w:id="476" w:author="Raven, Olivier (Student)" w:date="2026-03-11T11:57:00Z" w16du:dateUtc="2026-03-10T22:57:00Z">
+      <w:ins w:id="443" w:author="Raven, Olivier (Student)" w:date="2026-03-11T11:57:00Z" w16du:dateUtc="2026-03-10T22:57:00Z">
         <w:r>
           <w:t>in the GAMM</w:t>
         </w:r>
@@ -8097,7 +7776,7 @@
       <w:r>
         <w:t xml:space="preserve">, although this pattern </w:t>
       </w:r>
-      <w:del w:id="477" w:author="Raven, Olivier (Student)" w:date="2026-03-11T11:59:00Z" w16du:dateUtc="2026-03-10T22:59:00Z">
+      <w:del w:id="444" w:author="Raven, Olivier (Student)" w:date="2026-03-11T11:59:00Z" w16du:dateUtc="2026-03-10T22:59:00Z">
         <w:r>
           <w:delText xml:space="preserve">was based on a small number of sites and </w:delText>
         </w:r>
@@ -8105,70 +7784,78 @@
       <w:r>
         <w:t>should be interpreted cautiously.</w:t>
       </w:r>
-      <w:ins w:id="478" w:author="Raven, Olivier (Student)" w:date="2026-03-11T11:59:00Z" w16du:dateUtc="2026-03-10T22:59:00Z">
+      <w:ins w:id="445" w:author="Raven, Olivier (Student)" w:date="2026-03-11T11:59:00Z" w16du:dateUtc="2026-03-10T22:59:00Z">
         <w:r>
           <w:t xml:space="preserve"> </w:t>
         </w:r>
       </w:ins>
-      <w:ins w:id="479" w:author="Raven, Olivier (Student)" w:date="2026-03-11T11:59:00Z">
+      <w:ins w:id="446" w:author="Raven, Olivier (Student)" w:date="2026-03-11T11:59:00Z">
         <w:r>
           <w:t xml:space="preserve">Catfish were restricted to </w:t>
         </w:r>
       </w:ins>
-      <w:ins w:id="480" w:author="Raven, Olivier (Student)" w:date="2026-03-11T11:59:00Z" w16du:dateUtc="2026-03-10T22:59:00Z">
+      <w:ins w:id="447" w:author="Raven, Olivier (Student)" w:date="2026-03-11T11:59:00Z" w16du:dateUtc="2026-03-10T22:59:00Z">
         <w:r>
           <w:t xml:space="preserve">lakes </w:t>
         </w:r>
       </w:ins>
-      <w:ins w:id="481" w:author="Raven, Olivier (Student)" w:date="2026-03-11T11:59:00Z">
+      <w:ins w:id="448" w:author="Raven, Olivier (Student)" w:date="2026-03-11T11:59:00Z">
         <w:r>
           <w:t>Rotorua and Rotoiti, occurring at only 6 of 24 sites within these two lakes</w:t>
         </w:r>
       </w:ins>
-      <w:ins w:id="482" w:author="Raven, Olivier (Student)" w:date="2026-03-11T11:59:00Z" w16du:dateUtc="2026-03-10T22:59:00Z">
+      <w:ins w:id="449" w:author="Raven, Olivier (Student)" w:date="2026-03-11T11:59:00Z" w16du:dateUtc="2026-03-10T22:59:00Z">
         <w:r>
           <w:t>.</w:t>
         </w:r>
       </w:ins>
-      <w:ins w:id="483" w:author="Raven, Olivier (Student)" w:date="2026-03-11T12:29:00Z" w16du:dateUtc="2026-03-10T23:29:00Z">
+      <w:ins w:id="450" w:author="Raven, Olivier (Student)" w:date="2026-03-11T12:29:00Z" w16du:dateUtc="2026-03-10T23:29:00Z">
         <w:r>
           <w:t xml:space="preserve"> </w:t>
         </w:r>
       </w:ins>
-      <w:ins w:id="484" w:author="Raven, Olivier (Student)" w:date="2026-03-11T12:29:00Z">
-        <w:r>
-          <w:t>Examining this association across multiple spatial scales reveals a scale-dependent pattern consistent with Levin (1992), who demonstrated that ecological relationships can shift direction depending on the scale of analysis.</w:t>
+      <w:ins w:id="451" w:author="Raven, Olivier (Student)" w:date="2026-03-11T12:29:00Z">
+        <w:r>
+          <w:t xml:space="preserve">Examining this association across multiple spatial scales reveals a scale-dependent pattern consistent with Levin (1992), who demonstrated that ecological relationships </w:t>
+        </w:r>
+        <w:proofErr w:type="gramStart"/>
+        <w:r>
+          <w:t>can</w:t>
+        </w:r>
+        <w:proofErr w:type="gramEnd"/>
+        <w:r>
+          <w:t xml:space="preserve"> shift direction depending on the scale of analysis.</w:t>
         </w:r>
       </w:ins>
       <w:r>
         <w:t xml:space="preserve"> </w:t>
       </w:r>
-      <w:ins w:id="485" w:author="Raven, Olivier (Student)" w:date="2026-03-11T12:23:00Z" w16du:dateUtc="2026-03-10T23:23:00Z">
+      <w:ins w:id="452" w:author="Raven, Olivier (Student)" w:date="2026-03-11T12:23:00Z" w16du:dateUtc="2026-03-10T23:23:00Z">
         <w:r>
           <w:t xml:space="preserve">At </w:t>
         </w:r>
       </w:ins>
-      <w:ins w:id="486" w:author="Raven, Olivier (Student)" w:date="2026-03-11T12:26:00Z" w16du:dateUtc="2026-03-10T23:26:00Z">
+      <w:ins w:id="453" w:author="Raven, Olivier (Student)" w:date="2026-03-11T12:26:00Z" w16du:dateUtc="2026-03-10T23:26:00Z">
         <w:r>
           <w:t>the</w:t>
         </w:r>
       </w:ins>
-      <w:ins w:id="487" w:author="Raven, Olivier (Student)" w:date="2026-03-11T12:23:00Z" w16du:dateUtc="2026-03-10T23:23:00Z">
+      <w:ins w:id="454" w:author="Raven, Olivier (Student)" w:date="2026-03-11T12:23:00Z" w16du:dateUtc="2026-03-10T23:23:00Z">
         <w:r>
           <w:t xml:space="preserve"> lake </w:t>
         </w:r>
       </w:ins>
-      <w:ins w:id="488" w:author="Raven, Olivier (Student)" w:date="2026-03-11T12:30:00Z" w16du:dateUtc="2026-03-10T23:30:00Z">
+      <w:ins w:id="455" w:author="Raven, Olivier (Student)" w:date="2026-03-11T12:30:00Z" w16du:dateUtc="2026-03-10T23:30:00Z">
         <w:r>
           <w:t>scale,</w:t>
         </w:r>
       </w:ins>
-      <w:ins w:id="489" w:author="Raven, Olivier (Student)" w:date="2026-03-11T12:23:00Z" w16du:dateUtc="2026-03-10T23:23:00Z">
+      <w:ins w:id="456" w:author="Raven, Olivier (Student)" w:date="2026-03-11T12:23:00Z" w16du:dateUtc="2026-03-10T23:23:00Z">
         <w:r>
           <w:t xml:space="preserve"> </w:t>
         </w:r>
       </w:ins>
-      <w:ins w:id="490" w:author="Raven, Olivier (Student)" w:date="2026-03-11T12:30:00Z" w16du:dateUtc="2026-03-10T23:30:00Z">
+      <w:ins w:id="457" w:author="Raven, Olivier (Student)" w:date="2026-03-11T12:30:00Z" w16du:dateUtc="2026-03-10T23:30:00Z">
         <w:r>
           <w:t>kōura</w:t>
         </w:r>
@@ -8179,37 +7866,37 @@
           <w:t xml:space="preserve">were all substantially lower in </w:t>
         </w:r>
       </w:ins>
-      <w:ins w:id="491" w:author="Raven, Olivier (Student)" w:date="2026-03-11T12:23:00Z" w16du:dateUtc="2026-03-10T23:23:00Z">
+      <w:ins w:id="458" w:author="Raven, Olivier (Student)" w:date="2026-03-11T12:23:00Z" w16du:dateUtc="2026-03-10T23:23:00Z">
         <w:r>
           <w:t>catfish</w:t>
         </w:r>
       </w:ins>
-      <w:ins w:id="492" w:author="Raven, Olivier (Student)" w:date="2026-03-11T12:37:00Z" w16du:dateUtc="2026-03-10T23:37:00Z">
+      <w:ins w:id="459" w:author="Raven, Olivier (Student)" w:date="2026-03-11T12:37:00Z" w16du:dateUtc="2026-03-10T23:37:00Z">
         <w:r>
           <w:t>-</w:t>
         </w:r>
       </w:ins>
-      <w:ins w:id="493" w:author="Raven, Olivier (Student)" w:date="2026-03-11T12:23:00Z" w16du:dateUtc="2026-03-10T23:23:00Z">
+      <w:ins w:id="460" w:author="Raven, Olivier (Student)" w:date="2026-03-11T12:23:00Z" w16du:dateUtc="2026-03-10T23:23:00Z">
         <w:r>
           <w:t>invaded lakes</w:t>
         </w:r>
       </w:ins>
-      <w:ins w:id="494" w:author="Raven, Olivier (Student)" w:date="2026-03-11T12:30:00Z" w16du:dateUtc="2026-03-10T23:30:00Z">
+      <w:ins w:id="461" w:author="Raven, Olivier (Student)" w:date="2026-03-11T12:30:00Z" w16du:dateUtc="2026-03-10T23:30:00Z">
         <w:r>
           <w:t xml:space="preserve"> than in catfish</w:t>
         </w:r>
       </w:ins>
-      <w:ins w:id="495" w:author="Raven, Olivier (Student)" w:date="2026-03-11T12:31:00Z" w16du:dateUtc="2026-03-10T23:31:00Z">
+      <w:ins w:id="462" w:author="Raven, Olivier (Student)" w:date="2026-03-11T12:31:00Z" w16du:dateUtc="2026-03-10T23:31:00Z">
         <w:r>
           <w:t>-</w:t>
         </w:r>
       </w:ins>
-      <w:ins w:id="496" w:author="Raven, Olivier (Student)" w:date="2026-03-11T12:30:00Z" w16du:dateUtc="2026-03-10T23:30:00Z">
+      <w:ins w:id="463" w:author="Raven, Olivier (Student)" w:date="2026-03-11T12:30:00Z" w16du:dateUtc="2026-03-10T23:30:00Z">
         <w:r>
           <w:t xml:space="preserve">free </w:t>
         </w:r>
       </w:ins>
-      <w:ins w:id="497" w:author="Raven, Olivier (Student)" w:date="2026-03-11T12:31:00Z" w16du:dateUtc="2026-03-10T23:31:00Z">
+      <w:ins w:id="464" w:author="Raven, Olivier (Student)" w:date="2026-03-11T12:31:00Z" w16du:dateUtc="2026-03-10T23:31:00Z">
         <w:r>
           <w:t>lakes</w:t>
         </w:r>
@@ -8217,82 +7904,82 @@
           <w:t>, suggesting a negative association</w:t>
         </w:r>
       </w:ins>
-      <w:ins w:id="498" w:author="Raven, Olivier (Student)" w:date="2026-03-11T12:26:00Z" w16du:dateUtc="2026-03-10T23:26:00Z">
+      <w:ins w:id="465" w:author="Raven, Olivier (Student)" w:date="2026-03-11T12:26:00Z" w16du:dateUtc="2026-03-10T23:26:00Z">
         <w:r>
           <w:t xml:space="preserve">. At the site </w:t>
         </w:r>
       </w:ins>
-      <w:ins w:id="499" w:author="Raven, Olivier (Student)" w:date="2026-03-11T12:31:00Z" w16du:dateUtc="2026-03-10T23:31:00Z">
+      <w:ins w:id="466" w:author="Raven, Olivier (Student)" w:date="2026-03-11T12:31:00Z" w16du:dateUtc="2026-03-10T23:31:00Z">
         <w:r>
           <w:t>scale within invaded lakes</w:t>
         </w:r>
       </w:ins>
-      <w:ins w:id="500" w:author="Raven, Olivier (Student)" w:date="2026-03-11T12:26:00Z" w16du:dateUtc="2026-03-10T23:26:00Z">
+      <w:ins w:id="467" w:author="Raven, Olivier (Student)" w:date="2026-03-11T12:26:00Z" w16du:dateUtc="2026-03-10T23:26:00Z">
         <w:r>
           <w:t xml:space="preserve">, </w:t>
         </w:r>
       </w:ins>
-      <w:ins w:id="501" w:author="Raven, Olivier (Student)" w:date="2026-03-11T12:31:00Z" w16du:dateUtc="2026-03-10T23:31:00Z">
+      <w:ins w:id="468" w:author="Raven, Olivier (Student)" w:date="2026-03-11T12:31:00Z" w16du:dateUtc="2026-03-10T23:31:00Z">
         <w:r>
           <w:t xml:space="preserve">catfish-present sites </w:t>
         </w:r>
       </w:ins>
-      <w:ins w:id="502" w:author="Raven, Olivier (Student)" w:date="2026-03-11T12:32:00Z" w16du:dateUtc="2026-03-10T23:32:00Z">
+      <w:ins w:id="469" w:author="Raven, Olivier (Student)" w:date="2026-03-11T12:32:00Z" w16du:dateUtc="2026-03-10T23:32:00Z">
         <w:r>
           <w:t>also</w:t>
         </w:r>
       </w:ins>
-      <w:ins w:id="503" w:author="Raven, Olivier (Student)" w:date="2026-03-11T12:32:00Z">
+      <w:ins w:id="470" w:author="Raven, Olivier (Student)" w:date="2026-03-11T12:32:00Z">
         <w:r>
           <w:t xml:space="preserve"> had lower kōura presence rates and abundance than catfish-absent sites</w:t>
         </w:r>
       </w:ins>
-      <w:ins w:id="504" w:author="Raven, Olivier (Student)" w:date="2026-03-11T12:27:00Z" w16du:dateUtc="2026-03-10T23:27:00Z">
+      <w:ins w:id="471" w:author="Raven, Olivier (Student)" w:date="2026-03-11T12:27:00Z" w16du:dateUtc="2026-03-10T23:27:00Z">
         <w:r>
           <w:t xml:space="preserve">. </w:t>
         </w:r>
       </w:ins>
-      <w:ins w:id="505" w:author="Raven, Olivier (Student)" w:date="2026-03-11T12:32:00Z">
+      <w:ins w:id="472" w:author="Raven, Olivier (Student)" w:date="2026-03-11T12:32:00Z">
         <w:r>
           <w:t>The positive parametric term in the GAMM therefore likely</w:t>
         </w:r>
       </w:ins>
-      <w:ins w:id="506" w:author="Raven, Olivier (Student)" w:date="2026-03-11T12:33:00Z" w16du:dateUtc="2026-03-10T23:33:00Z">
+      <w:ins w:id="473" w:author="Raven, Olivier (Student)" w:date="2026-03-11T12:33:00Z" w16du:dateUtc="2026-03-10T23:33:00Z">
         <w:r>
           <w:t xml:space="preserve"> result</w:t>
         </w:r>
       </w:ins>
-      <w:ins w:id="507" w:author="Raven, Olivier (Student)" w:date="2026-03-11T12:39:00Z" w16du:dateUtc="2026-03-10T23:39:00Z">
+      <w:ins w:id="474" w:author="Raven, Olivier (Student)" w:date="2026-03-11T12:39:00Z" w16du:dateUtc="2026-03-10T23:39:00Z">
         <w:r>
           <w:t>ed</w:t>
         </w:r>
       </w:ins>
-      <w:ins w:id="508" w:author="Raven, Olivier (Student)" w:date="2026-03-11T12:32:00Z">
+      <w:ins w:id="475" w:author="Raven, Olivier (Student)" w:date="2026-03-11T12:32:00Z">
         <w:r>
           <w:t xml:space="preserve"> </w:t>
         </w:r>
       </w:ins>
-      <w:ins w:id="509" w:author="Raven, Olivier (Student)" w:date="2026-03-11T12:39:00Z" w16du:dateUtc="2026-03-10T23:39:00Z">
+      <w:ins w:id="476" w:author="Raven, Olivier (Student)" w:date="2026-03-11T12:39:00Z" w16du:dateUtc="2026-03-10T23:39:00Z">
         <w:r>
           <w:t>from</w:t>
         </w:r>
       </w:ins>
-      <w:ins w:id="510" w:author="Raven, Olivier (Student)" w:date="2026-03-11T12:32:00Z">
+      <w:ins w:id="477" w:author="Raven, Olivier (Student)" w:date="2026-03-11T12:32:00Z">
         <w:r>
           <w:t xml:space="preserve"> habitat covariate adjustment, where catfish and kōura co-occur in </w:t>
         </w:r>
       </w:ins>
-      <w:ins w:id="511" w:author="Raven, Olivier (Student)" w:date="2026-03-12T11:20:00Z" w16du:dateUtc="2026-03-11T22:20:00Z">
+      <w:ins w:id="478" w:author="Raven, Olivier (Student)" w:date="2026-03-12T11:20:00Z" w16du:dateUtc="2026-03-11T22:20:00Z">
         <w:r>
           <w:t>coarse substrate</w:t>
         </w:r>
       </w:ins>
-      <w:ins w:id="512" w:author="Raven, Olivier (Student)" w:date="2026-03-11T12:32:00Z">
+      <w:ins w:id="479" w:author="Raven, Olivier (Student)" w:date="2026-03-11T12:32:00Z">
         <w:r>
           <w:t xml:space="preserve"> </w:t>
         </w:r>
       </w:ins>
-      <w:del w:id="513" w:author="Raven, Olivier (Student)" w:date="2026-03-11T12:34:00Z" w16du:dateUtc="2026-03-10T23:34:00Z">
+      <w:del w:id="480" w:author="Raven, Olivier (Student)" w:date="2026-03-11T12:34:00Z" w16du:dateUtc="2026-03-10T23:34:00Z">
         <w:r>
           <w:delText xml:space="preserve">Rather than indicating a positive effect of catfish on kōura, this association likely reflects co-occurrence in productive </w:delText>
         </w:r>
@@ -8300,7 +7987,7 @@
       <w:r>
         <w:t>littoral habitats that support higher benthic invertebrate biomass and historically higher kōura densities (Barnes, 1996; Barnes &amp; Hicks, 2003). Importantly,</w:t>
       </w:r>
-      <w:ins w:id="514" w:author="Raven, Olivier (Student)" w:date="2026-03-11T12:34:00Z" w16du:dateUtc="2026-03-10T23:34:00Z">
+      <w:ins w:id="481" w:author="Raven, Olivier (Student)" w:date="2026-03-11T12:34:00Z" w16du:dateUtc="2026-03-10T23:34:00Z">
         <w:r>
           <w:t xml:space="preserve"> the positive GAMM</w:t>
         </w:r>
@@ -8308,12 +7995,12 @@
       <w:r>
         <w:t xml:space="preserve"> </w:t>
       </w:r>
-      <w:ins w:id="515" w:author="Raven, Olivier (Student)" w:date="2026-03-11T12:39:00Z" w16du:dateUtc="2026-03-10T23:39:00Z">
+      <w:ins w:id="482" w:author="Raven, Olivier (Student)" w:date="2026-03-11T12:39:00Z" w16du:dateUtc="2026-03-10T23:39:00Z">
         <w:r>
           <w:t xml:space="preserve">term </w:t>
         </w:r>
       </w:ins>
-      <w:del w:id="516" w:author="Raven, Olivier (Student)" w:date="2026-03-11T12:35:00Z" w16du:dateUtc="2026-03-10T23:35:00Z">
+      <w:del w:id="483" w:author="Raven, Olivier (Student)" w:date="2026-03-11T12:35:00Z" w16du:dateUtc="2026-03-10T23:35:00Z">
         <w:r>
           <w:delText xml:space="preserve">this pattern </w:delText>
         </w:r>
@@ -8321,7 +8008,7 @@
       <w:r>
         <w:t xml:space="preserve">does not preclude strong negative impacts of catfish during earlier stages of invasion; instead, </w:t>
       </w:r>
-      <w:ins w:id="517" w:author="Raven, Olivier (Student)" w:date="2026-03-11T12:36:00Z">
+      <w:ins w:id="484" w:author="Raven, Olivier (Student)" w:date="2026-03-11T12:36:00Z">
         <w:r>
           <w:t>current distributions</w:t>
         </w:r>
@@ -8329,7 +8016,7 @@
           <w:t xml:space="preserve"> </w:t>
         </w:r>
       </w:ins>
-      <w:del w:id="518" w:author="Raven, Olivier (Student)" w:date="2026-03-11T12:36:00Z" w16du:dateUtc="2026-03-10T23:36:00Z">
+      <w:del w:id="485" w:author="Raven, Olivier (Student)" w:date="2026-03-11T12:36:00Z" w16du:dateUtc="2026-03-10T23:36:00Z">
         <w:r>
           <w:delText xml:space="preserve">it </w:delText>
         </w:r>
@@ -8337,7 +8024,7 @@
       <w:r>
         <w:t xml:space="preserve">may represent a residual distribution following substantial historical declines, with </w:t>
       </w:r>
-      <w:del w:id="519" w:author="Raven, Olivier (Student)" w:date="2026-03-11T12:42:00Z" w16du:dateUtc="2026-03-10T23:42:00Z">
+      <w:del w:id="486" w:author="Raven, Olivier (Student)" w:date="2026-03-11T12:42:00Z" w16du:dateUtc="2026-03-10T23:42:00Z">
         <w:r>
           <w:delText xml:space="preserve">remaining </w:delText>
         </w:r>
@@ -8345,7 +8032,7 @@
       <w:r>
         <w:t xml:space="preserve">kōura </w:t>
       </w:r>
-      <w:del w:id="520" w:author="Raven, Olivier (Student)" w:date="2026-03-11T12:40:00Z" w16du:dateUtc="2026-03-10T23:40:00Z">
+      <w:del w:id="487" w:author="Raven, Olivier (Student)" w:date="2026-03-11T12:40:00Z" w16du:dateUtc="2026-03-10T23:40:00Z">
         <w:r>
           <w:delText xml:space="preserve">populations </w:delText>
         </w:r>
@@ -8356,36 +8043,18 @@
       <w:r>
         <w:t>in revi</w:t>
       </w:r>
-      <w:ins w:id="521" w:author="Raven, Olivier (Student)" w:date="2026-03-16T10:13:00Z" w16du:dateUtc="2026-03-15T21:13:00Z">
+      <w:ins w:id="488" w:author="Raven, Olivier (Student)" w:date="2026-03-16T10:13:00Z" w16du:dateUtc="2026-03-15T21:13:00Z">
         <w:r>
           <w:t>sion</w:t>
         </w:r>
       </w:ins>
-      <w:del w:id="522" w:author="Raven, Olivier (Student)" w:date="2026-03-16T10:13:00Z" w16du:dateUtc="2026-03-15T21:13:00Z">
+      <w:del w:id="489" w:author="Raven, Olivier (Student)" w:date="2026-03-16T10:13:00Z" w16du:dateUtc="2026-03-15T21:13:00Z">
         <w:r>
           <w:delText>ew</w:delText>
         </w:r>
       </w:del>
       <w:r>
         <w:t>). Overall, fish associations observed in this study appear to reflect shared responses to habitat structure and productivity rather than direct biotic regulation of kōura populations.</w:t>
-      </w:r>
-      <w:commentRangeEnd w:id="470"/>
-      <w:r>
-        <w:rPr>
-          <w:rStyle w:val="CommentReference"/>
-          <w:sz w:val="22"/>
-          <w:szCs w:val="22"/>
-        </w:rPr>
-        <w:commentReference w:id="470"/>
-      </w:r>
-      <w:commentRangeEnd w:id="471"/>
-      <w:r>
-        <w:rPr>
-          <w:rStyle w:val="CommentReference"/>
-          <w:sz w:val="22"/>
-          <w:szCs w:val="22"/>
-        </w:rPr>
-        <w:commentReference w:id="471"/>
       </w:r>
     </w:p>
     <w:p>
@@ -8432,76 +8101,68 @@
         <w:t>, for example,</w:t>
       </w:r>
       <w:r>
+        <w:t xml:space="preserve"> experience</w:t>
+      </w:r>
+      <w:del w:id="490" w:author="Raven, Olivier (Student)" w:date="2026-03-10T10:52:00Z" w16du:dateUtc="2026-03-09T21:52:00Z">
+        <w:r>
+          <w:delText>s</w:delText>
+        </w:r>
+      </w:del>
+      <w:r>
+        <w:t xml:space="preserve"> extended stratification and reduced bottom-water oxygen concentrations during the </w:t>
+      </w:r>
+      <w:r>
+        <w:t>summer</w:t>
+      </w:r>
+      <w:r>
+        <w:t xml:space="preserve"> period</w:t>
+      </w:r>
+      <w:r>
+        <w:t>s</w:t>
+      </w:r>
+      <w:r>
+        <w:t xml:space="preserve"> (</w:t>
+      </w:r>
+      <w:r>
+        <w:t xml:space="preserve">von </w:t>
+      </w:r>
+      <w:proofErr w:type="spellStart"/>
+      <w:r>
+        <w:t>Westernhagen</w:t>
+      </w:r>
+      <w:proofErr w:type="spellEnd"/>
+      <w:r>
+        <w:t xml:space="preserve"> et al., 2010</w:t>
+      </w:r>
+      <w:r>
+        <w:t>),</w:t>
+      </w:r>
+      <w:r>
+        <w:t xml:space="preserve"> conditions that may restrict kōura to warmer nearshore or surface habitats where thermal stress is also elevated.</w:t>
+      </w:r>
+      <w:r>
         <w:t xml:space="preserve"> </w:t>
       </w:r>
-      <w:commentRangeStart w:id="523"/>
-      <w:r>
-        <w:t>experience</w:t>
-      </w:r>
-      <w:del w:id="524" w:author="Raven, Olivier (Student)" w:date="2026-03-10T10:52:00Z" w16du:dateUtc="2026-03-09T21:52:00Z">
-        <w:r>
-          <w:delText>s</w:delText>
-        </w:r>
-      </w:del>
+      <w:r>
+        <w:t>Although vertical movements and depth-specific habitat use were not assessed directly, the negative association between temperature and kōura abundance observed here is consistent with broader constraints on habitat suitability arising from the combined effects of thermal stress and reduced oxygen availability during prolonged stratification, rather than from surface temperature alone.</w:t>
+      </w:r>
       <w:r>
         <w:t xml:space="preserve"> </w:t>
       </w:r>
-      <w:commentRangeEnd w:id="523"/>
-      <w:r>
-        <w:rPr>
-          <w:rStyle w:val="CommentReference"/>
-          <w:sz w:val="22"/>
-          <w:szCs w:val="22"/>
-        </w:rPr>
-        <w:commentReference w:id="523"/>
-      </w:r>
-      <w:r>
-        <w:t xml:space="preserve">extended stratification and reduced bottom-water oxygen concentrations during the </w:t>
-      </w:r>
-      <w:r>
-        <w:t>summer</w:t>
-      </w:r>
-      <w:r>
-        <w:t xml:space="preserve"> period</w:t>
-      </w:r>
-      <w:r>
-        <w:t>s</w:t>
-      </w:r>
-      <w:r>
-        <w:t xml:space="preserve"> (</w:t>
-      </w:r>
-      <w:r>
-        <w:t>von Westernhagen et al., 2010</w:t>
-      </w:r>
-      <w:r>
-        <w:t>),</w:t>
-      </w:r>
-      <w:r>
-        <w:t xml:space="preserve"> conditions that may restrict kōura to warmer nearshore or surface habitats where thermal stress is also elevated.</w:t>
-      </w:r>
-      <w:r>
-        <w:t xml:space="preserve"> </w:t>
-      </w:r>
-      <w:r>
-        <w:t>Although vertical movements and depth-specific habitat use were not assessed directly, the negative association between temperature and kōura abundance observed here is consistent with broader constraints on habitat suitability arising from the combined effects of thermal stress and reduced oxygen availability during prolonged stratification, rather than from surface temperature alone.</w:t>
-      </w:r>
-      <w:r>
-        <w:t xml:space="preserve"> </w:t>
-      </w:r>
       <w:r>
         <w:t xml:space="preserve">Importantly, this temperature effect was detected independently of littoral habitat structure, suggesting that elevated summer temperatures may compress kōura into a narrower subset of thermally and structurally suitable microhabitats, where local habitat </w:t>
       </w:r>
-      <w:ins w:id="525" w:author="Raven, Olivier (Student)" w:date="2026-03-11T15:18:00Z">
+      <w:ins w:id="491" w:author="Raven, Olivier (Student)" w:date="2026-03-11T15:18:00Z">
         <w:r>
           <w:t>characteristics</w:t>
         </w:r>
       </w:ins>
-      <w:ins w:id="526" w:author="Raven, Olivier (Student)" w:date="2026-03-11T15:18:00Z" w16du:dateUtc="2026-03-11T02:18:00Z">
+      <w:ins w:id="492" w:author="Raven, Olivier (Student)" w:date="2026-03-11T15:18:00Z" w16du:dateUtc="2026-03-11T02:18:00Z">
         <w:r>
           <w:t xml:space="preserve"> </w:t>
         </w:r>
       </w:ins>
-      <w:del w:id="527" w:author="Raven, Olivier (Student)" w:date="2026-03-11T15:18:00Z" w16du:dateUtc="2026-03-11T02:18:00Z">
+      <w:del w:id="493" w:author="Raven, Olivier (Student)" w:date="2026-03-11T15:18:00Z" w16du:dateUtc="2026-03-11T02:18:00Z">
         <w:r>
           <w:delText xml:space="preserve">complexity </w:delText>
         </w:r>
@@ -8596,7 +8257,7 @@
         <w:spacing w:before="120" w:line="360" w:lineRule="auto"/>
         <w:jc w:val="left"/>
         <w:rPr>
-          <w:ins w:id="528" w:author="Raven, Olivier (Student)" w:date="2026-03-12T11:41:00Z" w16du:dateUtc="2026-03-11T22:41:00Z"/>
+          <w:ins w:id="494" w:author="Raven, Olivier (Student)" w:date="2026-03-12T11:41:00Z" w16du:dateUtc="2026-03-11T22:41:00Z"/>
         </w:rPr>
       </w:pPr>
       <w:r>
@@ -8605,7 +8266,7 @@
       <w:r>
         <w:t xml:space="preserve"> study demonstrates that kōura occurrence and abundance </w:t>
       </w:r>
-      <w:ins w:id="529" w:author="ian.kusabs@outlook.com" w:date="2026-03-20T02:59:00Z" w16du:dateUtc="2026-03-20T02:59:43Z">
+      <w:ins w:id="495" w:author="ian.kusabs@outlook.com" w:date="2026-03-20T02:59:00Z" w16du:dateUtc="2026-03-20T02:59:43Z">
         <w:r>
           <w:t xml:space="preserve">in nearshore habitats </w:t>
         </w:r>
@@ -8619,17 +8280,17 @@
       <w:r>
         <w:t xml:space="preserve"> by local littoral habitat conditions rather than by lake-scale processes. </w:t>
       </w:r>
-      <w:ins w:id="530" w:author="Raven, Olivier (Student)" w:date="2026-03-12T11:40:00Z" w16du:dateUtc="2026-03-11T22:40:00Z">
+      <w:ins w:id="496" w:author="Raven, Olivier (Student)" w:date="2026-03-12T11:40:00Z" w16du:dateUtc="2026-03-11T22:40:00Z">
         <w:r>
           <w:t xml:space="preserve">Coarse substrate availability </w:t>
         </w:r>
       </w:ins>
-      <w:del w:id="531" w:author="Raven, Olivier (Student)" w:date="2026-03-12T11:40:00Z" w16du:dateUtc="2026-03-11T22:40:00Z">
+      <w:del w:id="497" w:author="Raven, Olivier (Student)" w:date="2026-03-12T11:40:00Z" w16du:dateUtc="2026-03-11T22:40:00Z">
         <w:r>
           <w:delText xml:space="preserve">Structural habitat </w:delText>
         </w:r>
       </w:del>
-      <w:del w:id="532" w:author="Raven, Olivier (Student)" w:date="2026-03-11T15:19:00Z" w16du:dateUtc="2026-03-11T02:19:00Z">
+      <w:del w:id="498" w:author="Raven, Olivier (Student)" w:date="2026-03-11T15:19:00Z" w16du:dateUtc="2026-03-11T02:19:00Z">
         <w:r>
           <w:delText xml:space="preserve">complexity </w:delText>
         </w:r>
@@ -8647,27 +8308,27 @@
         <w:spacing w:before="120" w:line="360" w:lineRule="auto"/>
         <w:jc w:val="left"/>
       </w:pPr>
-      <w:ins w:id="533" w:author="Raven, Olivier (Student)" w:date="2026-03-12T11:56:00Z">
+      <w:ins w:id="499" w:author="Raven, Olivier (Student)" w:date="2026-03-12T11:56:00Z">
         <w:r>
           <w:t xml:space="preserve">This study contributes to understanding of how habitat complexity structures </w:t>
         </w:r>
       </w:ins>
-      <w:ins w:id="534" w:author="Raven, Olivier (Student)" w:date="2026-03-23T10:55:00Z" w16du:dateUtc="2026-03-22T21:55:00Z">
+      <w:ins w:id="500" w:author="Raven, Olivier (Student)" w:date="2026-03-23T10:55:00Z" w16du:dateUtc="2026-03-22T21:55:00Z">
         <w:r>
           <w:t xml:space="preserve">influence </w:t>
         </w:r>
       </w:ins>
-      <w:ins w:id="535" w:author="Raven, Olivier (Student)" w:date="2026-03-12T11:56:00Z">
+      <w:ins w:id="501" w:author="Raven, Olivier (Student)" w:date="2026-03-12T11:56:00Z">
         <w:r>
           <w:t xml:space="preserve">freshwater crayfish </w:t>
         </w:r>
       </w:ins>
-      <w:ins w:id="536" w:author="Raven, Olivier (Student)" w:date="2026-03-12T11:56:00Z" w16du:dateUtc="2026-03-11T22:56:00Z">
+      <w:ins w:id="502" w:author="Raven, Olivier (Student)" w:date="2026-03-12T11:56:00Z" w16du:dateUtc="2026-03-11T22:56:00Z">
         <w:r>
           <w:t>populations and</w:t>
         </w:r>
       </w:ins>
-      <w:ins w:id="537" w:author="Raven, Olivier (Student)" w:date="2026-03-12T11:56:00Z">
+      <w:ins w:id="503" w:author="Raven, Olivier (Student)" w:date="2026-03-12T11:56:00Z">
         <w:r>
           <w:t xml:space="preserve"> demonstrates that not all forms of structural complexity equally support biodiversity. </w:t>
         </w:r>
@@ -8675,32 +8336,48 @@
           <w:t>Different forms of structural complexity likely support different species and ecological functions, meaning that maintaining diversity of habitat types within the littoral zone is important for broader biodiversity conservation</w:t>
         </w:r>
       </w:ins>
-      <w:ins w:id="538" w:author="Raven, Olivier (Student)" w:date="2026-03-12T17:03:00Z" w16du:dateUtc="2026-03-12T04:03:00Z">
+      <w:ins w:id="504" w:author="Raven, Olivier (Student)" w:date="2026-03-12T17:03:00Z" w16du:dateUtc="2026-03-12T04:03:00Z">
         <w:r>
           <w:t xml:space="preserve"> </w:t>
         </w:r>
       </w:ins>
-      <w:ins w:id="539" w:author="Raven, Olivier (Student)" w:date="2026-03-13T11:47:00Z">
-        <w:r>
-          <w:t>(Meerhoff &amp; de los Ángeles González-Sagrario, 2022)</w:t>
+      <w:ins w:id="505" w:author="Raven, Olivier (Student)" w:date="2026-03-13T11:47:00Z">
+        <w:r>
+          <w:t>(</w:t>
+        </w:r>
+        <w:proofErr w:type="spellStart"/>
+        <w:r>
+          <w:t>Meerhoff</w:t>
+        </w:r>
+        <w:proofErr w:type="spellEnd"/>
+        <w:r>
+          <w:t xml:space="preserve"> &amp; de </w:t>
+        </w:r>
+        <w:proofErr w:type="spellStart"/>
+        <w:r>
+          <w:t>los</w:t>
+        </w:r>
+        <w:proofErr w:type="spellEnd"/>
+        <w:r>
+          <w:t xml:space="preserve"> Ángeles González-Sagrario, 2022)</w:t>
         </w:r>
       </w:ins>
-      <w:ins w:id="540" w:author="Raven, Olivier (Student)" w:date="2026-03-12T11:56:00Z">
+      <w:ins w:id="506" w:author="Raven, Olivier (Student)" w:date="2026-03-12T11:56:00Z">
         <w:r>
           <w:t>.</w:t>
         </w:r>
       </w:ins>
-      <w:ins w:id="541" w:author="Raven, Olivier (Student)" w:date="2026-03-12T11:56:00Z" w16du:dateUtc="2026-03-11T22:56:00Z">
+      <w:ins w:id="507" w:author="Raven, Olivier (Student)" w:date="2026-03-12T11:56:00Z" w16du:dateUtc="2026-03-11T22:56:00Z">
         <w:r>
           <w:t xml:space="preserve"> </w:t>
         </w:r>
       </w:ins>
-      <w:ins w:id="542" w:author="Raven, Olivier (Student)" w:date="2026-03-12T11:51:00Z">
+      <w:ins w:id="508" w:author="Raven, Olivier (Student)" w:date="2026-03-12T11:51:00Z">
         <w:r>
           <w:t xml:space="preserve">As shoreline modification, sedimentation, and invasive macrophyte expansion </w:t>
         </w:r>
       </w:ins>
-      <w:ins w:id="543" w:author="Raven, Olivier (Student)" w:date="2026-03-12T11:57:00Z">
+      <w:ins w:id="509" w:author="Raven, Olivier (Student)" w:date="2026-03-12T11:57:00Z">
         <w:r>
           <w:t>continue to reduce variation and structural diversity in littoral habitats, understanding which components of habitat complexity are functionally important for target species becomes critical for effective restoration planning.</w:t>
         </w:r>
@@ -8738,12 +8415,12 @@
       <w:r>
         <w:t xml:space="preserve">Climate warming is expected to impose increasing constraints on freshwater crayfish populations through rising summer water temperatures, prolonged periods of thermal stratification, and intensified interactions with non-native species that are better adapted to warmer conditions (Capinha et al., 2013; Lee et al., 2025). While such broad-scale drivers are difficult to manage directly, local habitat conditions represent a tractable management lever. The strong association between kōura occurrence and </w:t>
       </w:r>
-      <w:ins w:id="544" w:author="Raven, Olivier (Student)" w:date="2026-03-12T11:30:00Z" w16du:dateUtc="2026-03-11T22:30:00Z">
+      <w:ins w:id="510" w:author="Raven, Olivier (Student)" w:date="2026-03-12T11:30:00Z" w16du:dateUtc="2026-03-11T22:30:00Z">
         <w:r>
           <w:t>c</w:t>
         </w:r>
       </w:ins>
-      <w:ins w:id="545" w:author="Raven, Olivier (Student)" w:date="2026-03-12T11:31:00Z" w16du:dateUtc="2026-03-11T22:31:00Z">
+      <w:ins w:id="511" w:author="Raven, Olivier (Student)" w:date="2026-03-12T11:31:00Z" w16du:dateUtc="2026-03-11T22:31:00Z">
         <w:r>
           <w:t xml:space="preserve">oarse </w:t>
         </w:r>
@@ -8751,17 +8428,17 @@
           <w:t xml:space="preserve">substrate availability </w:t>
         </w:r>
       </w:ins>
-      <w:del w:id="546" w:author="Raven, Olivier (Student)" w:date="2026-03-12T11:31:00Z" w16du:dateUtc="2026-03-11T22:31:00Z">
+      <w:del w:id="512" w:author="Raven, Olivier (Student)" w:date="2026-03-12T11:31:00Z" w16du:dateUtc="2026-03-11T22:31:00Z">
         <w:r>
           <w:delText xml:space="preserve">structural habitat </w:delText>
         </w:r>
       </w:del>
-      <w:del w:id="547" w:author="Raven, Olivier (Student)" w:date="2026-03-11T15:19:00Z" w16du:dateUtc="2026-03-11T02:19:00Z">
+      <w:del w:id="513" w:author="Raven, Olivier (Student)" w:date="2026-03-11T15:19:00Z" w16du:dateUtc="2026-03-11T02:19:00Z">
         <w:r>
           <w:delText xml:space="preserve">complexity </w:delText>
         </w:r>
       </w:del>
-      <w:del w:id="548" w:author="Raven, Olivier (Student)" w:date="2026-03-12T11:35:00Z" w16du:dateUtc="2026-03-11T22:35:00Z">
+      <w:del w:id="514" w:author="Raven, Olivier (Student)" w:date="2026-03-12T11:35:00Z" w16du:dateUtc="2026-03-11T22:35:00Z">
         <w:r>
           <w:delText xml:space="preserve">observed in this study </w:delText>
         </w:r>
@@ -8769,12 +8446,12 @@
       <w:r>
         <w:t xml:space="preserve">suggests that </w:t>
       </w:r>
-      <w:ins w:id="549" w:author="Raven, Olivier (Student)" w:date="2026-03-12T12:00:00Z">
+      <w:ins w:id="515" w:author="Raven, Olivier (Student)" w:date="2026-03-12T12:00:00Z">
         <w:r>
           <w:t xml:space="preserve">interstitial refuge </w:t>
         </w:r>
       </w:ins>
-      <w:del w:id="550" w:author="Raven, Olivier (Student)" w:date="2026-03-12T12:00:00Z" w16du:dateUtc="2026-03-11T23:00:00Z">
+      <w:del w:id="516" w:author="Raven, Olivier (Student)" w:date="2026-03-12T12:00:00Z" w16du:dateUtc="2026-03-11T23:00:00Z">
         <w:r>
           <w:delText xml:space="preserve">shelter </w:delText>
         </w:r>
@@ -8782,12 +8459,12 @@
       <w:r>
         <w:t xml:space="preserve">availability may act as a limiting factor in these systems. Accordingly, management actions that prioritise the protection and enhancement of </w:t>
       </w:r>
-      <w:del w:id="551" w:author="Raven, Olivier (Student)" w:date="2026-03-12T11:29:00Z" w16du:dateUtc="2026-03-11T22:29:00Z">
+      <w:del w:id="517" w:author="Raven, Olivier (Student)" w:date="2026-03-12T11:29:00Z" w16du:dateUtc="2026-03-11T22:29:00Z">
         <w:r>
           <w:delText>structurally complex</w:delText>
         </w:r>
       </w:del>
-      <w:ins w:id="552" w:author="Raven, Olivier (Student)" w:date="2026-03-12T11:29:00Z" w16du:dateUtc="2026-03-11T22:29:00Z">
+      <w:ins w:id="518" w:author="Raven, Olivier (Student)" w:date="2026-03-12T11:29:00Z" w16du:dateUtc="2026-03-11T22:29:00Z">
         <w:r>
           <w:t>coarse</w:t>
         </w:r>
@@ -8795,12 +8472,12 @@
       <w:r>
         <w:t xml:space="preserve"> littoral </w:t>
       </w:r>
-      <w:del w:id="553" w:author="Raven, Olivier (Student)" w:date="2026-03-12T11:29:00Z" w16du:dateUtc="2026-03-11T22:29:00Z">
+      <w:del w:id="519" w:author="Raven, Olivier (Student)" w:date="2026-03-12T11:29:00Z" w16du:dateUtc="2026-03-11T22:29:00Z">
         <w:r>
           <w:delText>habitats</w:delText>
         </w:r>
       </w:del>
-      <w:ins w:id="554" w:author="Raven, Olivier (Student)" w:date="2026-03-12T11:29:00Z" w16du:dateUtc="2026-03-11T22:29:00Z">
+      <w:ins w:id="520" w:author="Raven, Olivier (Student)" w:date="2026-03-12T11:29:00Z" w16du:dateUtc="2026-03-11T22:29:00Z">
         <w:r>
           <w:t>substrates and riparian vegetation</w:t>
         </w:r>
@@ -8823,12 +8500,12 @@
       <w:r>
         <w:t>in lakes</w:t>
       </w:r>
-      <w:ins w:id="555" w:author="Raven, Olivier (Student)" w:date="2026-03-12T12:04:00Z" w16du:dateUtc="2026-03-11T23:04:00Z">
+      <w:ins w:id="521" w:author="Raven, Olivier (Student)" w:date="2026-03-12T12:04:00Z" w16du:dateUtc="2026-03-11T23:04:00Z">
         <w:r>
           <w:t xml:space="preserve"> </w:t>
         </w:r>
       </w:ins>
-      <w:ins w:id="556" w:author="Raven, Olivier (Student)" w:date="2026-03-12T12:04:00Z">
+      <w:ins w:id="522" w:author="Raven, Olivier (Student)" w:date="2026-03-12T12:04:00Z">
         <w:r>
           <w:t>and represent a practical approach to conserving functionally important habitat complexity in littoral ecosystems</w:t>
         </w:r>
@@ -8862,22 +8539,22 @@
       <w:r>
         <w:t>We thank Te Arawa Lakes Trust and Te Komiti Whakahaere for the opportunity to study kōura in these special lakes. We are grateful to Soweeta Fort-D’ath and William Anaru (Te Arawa Lakes Trust), and Tihini Grant</w:t>
       </w:r>
-      <w:ins w:id="557" w:author="ian.kusabs@outlook.com" w:date="2026-03-20T03:10:00Z" w16du:dateUtc="2026-03-20T03:10:02Z">
+      <w:ins w:id="523" w:author="ian.kusabs@outlook.com" w:date="2026-03-20T03:10:00Z" w16du:dateUtc="2026-03-20T03:10:02Z">
         <w:r>
           <w:t xml:space="preserve"> </w:t>
         </w:r>
       </w:ins>
-      <w:ins w:id="558" w:author="ian.kusabs@outlook.com" w:date="2026-03-20T03:11:00Z" w16du:dateUtc="2026-03-20T03:11:28Z">
+      <w:ins w:id="524" w:author="ian.kusabs@outlook.com" w:date="2026-03-20T03:11:00Z" w16du:dateUtc="2026-03-20T03:11:28Z">
         <w:r>
           <w:t xml:space="preserve">(Ngāti </w:t>
         </w:r>
       </w:ins>
-      <w:ins w:id="559" w:author="ian.kusabs@outlook.com" w:date="2026-03-20T04:03:00Z" w16du:dateUtc="2026-03-20T04:03:58Z">
+      <w:ins w:id="525" w:author="ian.kusabs@outlook.com" w:date="2026-03-20T04:03:00Z" w16du:dateUtc="2026-03-20T04:03:58Z">
         <w:r>
           <w:t>Pikiao</w:t>
         </w:r>
       </w:ins>
-      <w:ins w:id="560" w:author="ian.kusabs@outlook.com" w:date="2026-03-20T03:11:00Z" w16du:dateUtc="2026-03-20T03:11:28Z">
+      <w:ins w:id="526" w:author="ian.kusabs@outlook.com" w:date="2026-03-20T03:11:00Z" w16du:dateUtc="2026-03-20T03:11:28Z">
         <w:r>
           <w:t>)</w:t>
         </w:r>
@@ -8889,17 +8566,17 @@
         <w:lastRenderedPageBreak/>
         <w:t>Bruere and Bay of Plenty Regional Council in helping to fund the fieldwork.</w:t>
       </w:r>
-      <w:ins w:id="561" w:author="Raven, Olivier (Student)" w:date="2026-03-31T12:01:00Z" w16du:dateUtc="2026-03-30T23:01:00Z">
+      <w:ins w:id="527" w:author="Raven, Olivier (Student)" w:date="2026-03-31T12:01:00Z" w16du:dateUtc="2026-03-30T23:01:00Z">
         <w:r>
           <w:t xml:space="preserve"> </w:t>
         </w:r>
       </w:ins>
-      <w:ins w:id="562" w:author="Raven, Olivier (Student)" w:date="2026-03-10T12:19:00Z" w16du:dateUtc="2026-03-09T23:19:00Z">
+      <w:ins w:id="528" w:author="Raven, Olivier (Student)" w:date="2026-03-10T12:19:00Z" w16du:dateUtc="2026-03-09T23:19:00Z">
         <w:r>
           <w:t xml:space="preserve">We thank </w:t>
         </w:r>
       </w:ins>
-      <w:ins w:id="563" w:author="Raven, Olivier (Student)" w:date="2026-03-31T12:03:00Z" w16du:dateUtc="2026-03-30T23:03:00Z">
+      <w:ins w:id="529" w:author="Raven, Olivier (Student)" w:date="2026-03-31T12:03:00Z" w16du:dateUtc="2026-03-30T23:03:00Z">
         <w:r>
           <w:t>Calum MacNeil</w:t>
         </w:r>
@@ -8907,32 +8584,32 @@
           <w:t xml:space="preserve"> and </w:t>
         </w:r>
       </w:ins>
-      <w:ins w:id="564" w:author="Raven, Olivier (Student)" w:date="2026-03-10T12:19:00Z" w16du:dateUtc="2026-03-09T23:19:00Z">
+      <w:ins w:id="530" w:author="Raven, Olivier (Student)" w:date="2026-03-10T12:19:00Z" w16du:dateUtc="2026-03-09T23:19:00Z">
         <w:r>
           <w:t xml:space="preserve">three </w:t>
         </w:r>
       </w:ins>
-      <w:ins w:id="565" w:author="Raven, Olivier (Student)" w:date="2026-03-10T12:20:00Z" w16du:dateUtc="2026-03-10T12:20:00Z">
+      <w:ins w:id="531" w:author="Raven, Olivier (Student)" w:date="2026-03-10T12:20:00Z" w16du:dateUtc="2026-03-10T12:20:00Z">
         <w:r>
           <w:t xml:space="preserve">anonymous </w:t>
         </w:r>
       </w:ins>
-      <w:ins w:id="566" w:author="Raven, Olivier (Student)" w:date="2026-03-10T12:19:00Z" w16du:dateUtc="2026-03-09T23:19:00Z">
+      <w:ins w:id="532" w:author="Raven, Olivier (Student)" w:date="2026-03-10T12:19:00Z" w16du:dateUtc="2026-03-09T23:19:00Z">
         <w:r>
           <w:t>reviewers for feedback on a</w:t>
         </w:r>
       </w:ins>
-      <w:ins w:id="567" w:author="Raven, Olivier (Student)" w:date="2026-03-10T12:20:00Z" w16du:dateUtc="2026-03-09T23:20:00Z">
+      <w:ins w:id="533" w:author="Raven, Olivier (Student)" w:date="2026-03-10T12:20:00Z" w16du:dateUtc="2026-03-09T23:20:00Z">
         <w:r>
           <w:t>n</w:t>
         </w:r>
       </w:ins>
-      <w:ins w:id="568" w:author="Raven, Olivier (Student)" w:date="2026-03-10T12:19:00Z" w16du:dateUtc="2026-03-09T23:19:00Z">
+      <w:ins w:id="534" w:author="Raven, Olivier (Student)" w:date="2026-03-10T12:19:00Z" w16du:dateUtc="2026-03-09T23:19:00Z">
         <w:r>
           <w:t xml:space="preserve"> </w:t>
         </w:r>
       </w:ins>
-      <w:ins w:id="569" w:author="Raven, Olivier (Student)" w:date="2026-03-10T12:20:00Z" w16du:dateUtc="2026-03-09T23:20:00Z">
+      <w:ins w:id="535" w:author="Raven, Olivier (Student)" w:date="2026-03-10T12:20:00Z" w16du:dateUtc="2026-03-09T23:20:00Z">
         <w:r>
           <w:t>earlier version of this manuscript.</w:t>
         </w:r>
@@ -9006,7 +8683,7 @@
       <w:r>
         <w:t xml:space="preserve"> I.A.</w:t>
       </w:r>
-      <w:ins w:id="570" w:author="ian.kusabs@outlook.com" w:date="2026-03-20T02:56:00Z" w16du:dateUtc="2026-03-20T02:56:03Z">
+      <w:ins w:id="536" w:author="ian.kusabs@outlook.com" w:date="2026-03-20T02:56:00Z" w16du:dateUtc="2026-03-20T02:56:03Z">
         <w:r>
           <w:t>K.</w:t>
         </w:r>
@@ -9017,12 +8694,12 @@
       <w:r>
         <w:t xml:space="preserve"> R.H., and D.Ö. Fieldwork was conducted by O.V.R. Data analysis was performed by O.V.R., with statistical advice from F.J.B. Local ecological knowledge was contributed by </w:t>
       </w:r>
-      <w:ins w:id="571" w:author="Raven, Olivier (Student)" w:date="2026-03-23T10:14:00Z" w16du:dateUtc="2026-03-22T21:14:00Z">
+      <w:ins w:id="537" w:author="Raven, Olivier (Student)" w:date="2026-03-23T10:14:00Z" w16du:dateUtc="2026-03-22T21:14:00Z">
         <w:r>
           <w:t>I.A.K.K</w:t>
         </w:r>
       </w:ins>
-      <w:del w:id="572" w:author="Raven, Olivier (Student)" w:date="2026-03-23T10:14:00Z" w16du:dateUtc="2026-03-22T21:14:00Z">
+      <w:del w:id="538" w:author="Raven, Olivier (Student)" w:date="2026-03-23T10:14:00Z" w16du:dateUtc="2026-03-22T21:14:00Z">
         <w:r>
           <w:delText>I.A.K</w:delText>
         </w:r>
@@ -9096,12 +8773,12 @@
         <w:spacing w:before="120" w:line="360" w:lineRule="auto"/>
         <w:jc w:val="left"/>
         <w:rPr>
-          <w:del w:id="573" w:author="Raven, Olivier (Student)" w:date="2026-03-12T13:41:00Z" w16du:dateUtc="2026-03-12T00:41:00Z"/>
+          <w:del w:id="539" w:author="Raven, Olivier (Student)" w:date="2026-03-12T13:41:00Z" w16du:dateUtc="2026-03-12T00:41:00Z"/>
           <w:b/>
           <w:bCs/>
         </w:rPr>
       </w:pPr>
-      <w:del w:id="574" w:author="Raven, Olivier (Student)" w:date="2026-03-12T13:41:00Z" w16du:dateUtc="2026-03-12T00:41:00Z">
+      <w:del w:id="540" w:author="Raven, Olivier (Student)" w:date="2026-03-12T13:41:00Z" w16du:dateUtc="2026-03-12T00:41:00Z">
         <w:r>
           <w:rPr>
             <w:b/>
@@ -9130,10 +8807,10 @@
         <w:spacing w:before="120" w:line="360" w:lineRule="auto"/>
         <w:jc w:val="left"/>
         <w:rPr>
-          <w:del w:id="575" w:author="Raven, Olivier (Student)" w:date="2026-03-12T13:41:00Z" w16du:dateUtc="2026-03-12T00:41:00Z"/>
+          <w:del w:id="541" w:author="Raven, Olivier (Student)" w:date="2026-03-12T13:41:00Z" w16du:dateUtc="2026-03-12T00:41:00Z"/>
         </w:rPr>
       </w:pPr>
-      <w:del w:id="576" w:author="Raven, Olivier (Student)" w:date="2026-03-12T13:41:00Z" w16du:dateUtc="2026-03-12T00:41:00Z">
+      <w:del w:id="542" w:author="Raven, Olivier (Student)" w:date="2026-03-12T13:41:00Z" w16du:dateUtc="2026-03-12T00:41:00Z">
         <w:r>
           <w:delText>Not applicable.</w:delText>
         </w:r>
@@ -9144,12 +8821,12 @@
         <w:spacing w:before="120" w:line="360" w:lineRule="auto"/>
         <w:jc w:val="left"/>
         <w:rPr>
-          <w:del w:id="577" w:author="Raven, Olivier (Student)" w:date="2026-03-12T13:41:00Z" w16du:dateUtc="2026-03-12T00:41:00Z"/>
+          <w:del w:id="543" w:author="Raven, Olivier (Student)" w:date="2026-03-12T13:41:00Z" w16du:dateUtc="2026-03-12T00:41:00Z"/>
           <w:b/>
           <w:bCs/>
         </w:rPr>
       </w:pPr>
-      <w:del w:id="578" w:author="Raven, Olivier (Student)" w:date="2026-03-12T13:41:00Z" w16du:dateUtc="2026-03-12T00:41:00Z">
+      <w:del w:id="544" w:author="Raven, Olivier (Student)" w:date="2026-03-12T13:41:00Z" w16du:dateUtc="2026-03-12T00:41:00Z">
         <w:r>
           <w:rPr>
             <w:b/>
@@ -9178,10 +8855,10 @@
         <w:spacing w:before="120" w:line="360" w:lineRule="auto"/>
         <w:jc w:val="left"/>
         <w:rPr>
-          <w:del w:id="579" w:author="Raven, Olivier (Student)" w:date="2026-03-12T13:41:00Z" w16du:dateUtc="2026-03-12T00:41:00Z"/>
+          <w:del w:id="545" w:author="Raven, Olivier (Student)" w:date="2026-03-12T13:41:00Z" w16du:dateUtc="2026-03-12T00:41:00Z"/>
         </w:rPr>
       </w:pPr>
-      <w:del w:id="580" w:author="Raven, Olivier (Student)" w:date="2026-03-12T13:41:00Z" w16du:dateUtc="2026-03-12T00:41:00Z">
+      <w:del w:id="546" w:author="Raven, Olivier (Student)" w:date="2026-03-12T13:41:00Z" w16du:dateUtc="2026-03-12T00:41:00Z">
         <w:r>
           <w:delText>Not applicable.</w:delText>
         </w:r>
@@ -9230,8 +8907,6 @@
         <w:spacing w:before="120" w:line="360" w:lineRule="auto"/>
         <w:jc w:val="left"/>
       </w:pPr>
-      <w:commentRangeStart w:id="581"/>
-      <w:commentRangeStart w:id="582"/>
       <w:r>
         <w:rPr>
           <w:b/>
@@ -9271,7 +8946,7 @@
         <w:br/>
         <w:t xml:space="preserve">The </w:t>
       </w:r>
-      <w:ins w:id="583" w:author="Raven, Olivier (Student)" w:date="2026-03-12T15:01:00Z" w16du:dateUtc="2026-03-12T02:01:00Z">
+      <w:ins w:id="547" w:author="Raven, Olivier (Student)" w:date="2026-03-12T15:01:00Z" w16du:dateUtc="2026-03-12T02:01:00Z">
         <w:r>
           <w:t xml:space="preserve">code and </w:t>
         </w:r>
@@ -9282,7 +8957,7 @@
       <w:r>
         <w:t xml:space="preserve">data </w:t>
       </w:r>
-      <w:del w:id="584" w:author="Raven, Olivier (Student)" w:date="2026-03-12T15:01:00Z" w16du:dateUtc="2026-03-12T02:01:00Z">
+      <w:del w:id="548" w:author="Raven, Olivier (Student)" w:date="2026-03-12T15:01:00Z" w16du:dateUtc="2026-03-12T02:01:00Z">
         <w:r>
           <w:delText xml:space="preserve">and code </w:delText>
         </w:r>
@@ -9290,22 +8965,22 @@
       <w:r>
         <w:t xml:space="preserve">supporting the findings of this study </w:t>
       </w:r>
-      <w:ins w:id="585" w:author="Raven, Olivier (Student)" w:date="2026-03-12T14:59:00Z" w16du:dateUtc="2026-03-12T01:59:00Z">
+      <w:ins w:id="549" w:author="Raven, Olivier (Student)" w:date="2026-03-12T14:59:00Z" w16du:dateUtc="2026-03-12T01:59:00Z">
         <w:r>
           <w:t>are</w:t>
         </w:r>
       </w:ins>
-      <w:ins w:id="586" w:author="Raven, Olivier (Student)" w:date="2026-03-12T15:01:00Z" w16du:dateUtc="2026-03-12T02:01:00Z">
+      <w:ins w:id="550" w:author="Raven, Olivier (Student)" w:date="2026-03-12T15:01:00Z" w16du:dateUtc="2026-03-12T02:01:00Z">
         <w:r>
           <w:t xml:space="preserve"> openly</w:t>
         </w:r>
       </w:ins>
-      <w:ins w:id="587" w:author="Raven, Olivier (Student)" w:date="2026-03-12T14:59:00Z" w16du:dateUtc="2026-03-12T01:59:00Z">
+      <w:ins w:id="551" w:author="Raven, Olivier (Student)" w:date="2026-03-12T14:59:00Z" w16du:dateUtc="2026-03-12T01:59:00Z">
         <w:r>
           <w:t xml:space="preserve"> </w:t>
         </w:r>
       </w:ins>
-      <w:del w:id="588" w:author="Raven, Olivier (Student)" w:date="2026-03-12T14:59:00Z" w16du:dateUtc="2026-03-12T01:59:00Z">
+      <w:del w:id="552" w:author="Raven, Olivier (Student)" w:date="2026-03-12T14:59:00Z" w16du:dateUtc="2026-03-12T01:59:00Z">
         <w:r>
           <w:delText xml:space="preserve">will be made publicly </w:delText>
         </w:r>
@@ -9313,17 +8988,17 @@
       <w:r>
         <w:t xml:space="preserve">available </w:t>
       </w:r>
-      <w:del w:id="589" w:author="Raven, Olivier (Student)" w:date="2026-03-12T15:01:00Z" w16du:dateUtc="2026-03-12T02:01:00Z">
+      <w:del w:id="553" w:author="Raven, Olivier (Student)" w:date="2026-03-12T15:01:00Z" w16du:dateUtc="2026-03-12T02:01:00Z">
         <w:r>
           <w:delText xml:space="preserve">in an </w:delText>
         </w:r>
       </w:del>
-      <w:ins w:id="590" w:author="Raven, Olivier (Student)" w:date="2026-03-12T15:01:00Z" w16du:dateUtc="2026-03-12T02:01:00Z">
+      <w:ins w:id="554" w:author="Raven, Olivier (Student)" w:date="2026-03-12T15:01:00Z" w16du:dateUtc="2026-03-12T02:01:00Z">
         <w:r>
           <w:t>on GitHub at</w:t>
         </w:r>
       </w:ins>
-      <w:ins w:id="591" w:author="Raven, Olivier (Student)" w:date="2026-03-12T14:59:00Z" w16du:dateUtc="2026-03-12T01:59:00Z">
+      <w:ins w:id="555" w:author="Raven, Olivier (Student)" w:date="2026-03-12T14:59:00Z" w16du:dateUtc="2026-03-12T01:59:00Z">
         <w:r>
           <w:t xml:space="preserve"> </w:t>
         </w:r>
@@ -9334,49 +9009,14 @@
       <w:r>
         <w:t>.</w:t>
       </w:r>
-      <w:ins w:id="592" w:author="Raven, Olivier (Student)" w:date="2026-03-12T13:41:00Z" w16du:dateUtc="2026-03-12T00:41:00Z">
+      <w:ins w:id="556" w:author="Raven, Olivier (Student)" w:date="2026-03-12T13:41:00Z" w16du:dateUtc="2026-03-12T00:41:00Z">
         <w:r>
           <w:t xml:space="preserve"> </w:t>
         </w:r>
       </w:ins>
-      <w:commentRangeEnd w:id="581"/>
-      <w:ins w:id="593" w:author="Raven, Olivier (Student)" w:date="2026-03-12T14:19:00Z" w16du:dateUtc="2026-03-12T01:19:00Z">
-        <w:r>
-          <w:rPr>
-            <w:rStyle w:val="CommentReference"/>
-            <w:sz w:val="22"/>
-            <w:szCs w:val="22"/>
-          </w:rPr>
-          <w:commentReference w:id="581"/>
-        </w:r>
-        <w:commentRangeEnd w:id="582"/>
-        <w:r>
-          <w:rPr>
-            <w:rStyle w:val="CommentReference"/>
-            <w:sz w:val="22"/>
-            <w:szCs w:val="22"/>
-          </w:rPr>
-          <w:commentReference w:id="582"/>
-        </w:r>
-      </w:ins>
-      <w:ins w:id="594" w:author="Raven, Olivier (Student)" w:date="2026-03-12T15:02:00Z">
-        <w:r>
-          <w:t xml:space="preserve">The primary raw dataset will be archived in an open-access repository upon manuscript acceptance (DOI to be added). </w:t>
-        </w:r>
-        <w:commentRangeStart w:id="595"/>
-        <w:r>
-          <w:t>Peer review documents including the cover letter and reviewer responses are also available in the manuscript repository in the interest of open and transparent science.</w:t>
-        </w:r>
-      </w:ins>
-      <w:commentRangeEnd w:id="595"/>
-      <w:ins w:id="596" w:author="Raven, Olivier (Student)" w:date="2026-03-13T11:50:00Z" w16du:dateUtc="2026-03-12T22:50:00Z">
-        <w:r>
-          <w:rPr>
-            <w:rStyle w:val="CommentReference"/>
-            <w:sz w:val="22"/>
-            <w:szCs w:val="22"/>
-          </w:rPr>
-          <w:commentReference w:id="595"/>
+      <w:ins w:id="557" w:author="Raven, Olivier (Student)" w:date="2026-03-12T15:02:00Z">
+        <w:r>
+          <w:t>The primary raw dataset will be archived in an open-access repository upon manuscript acceptance (DOI to be added). Peer review documents including the cover letter and reviewer responses are also available in the manuscript repository in the interest of open and transparent science.</w:t>
         </w:r>
       </w:ins>
     </w:p>
@@ -9418,7 +9058,7 @@
         </w:rPr>
         <w:t xml:space="preserve">Albertson, L. K., &amp; Daniels, M. D. (2018). </w:t>
       </w:r>
-      <w:bookmarkStart w:id="597" w:name="_Int_OdNN9IVh"/>
+      <w:bookmarkStart w:id="558" w:name="_Int_OdNN9IVh"/>
       <w:r>
         <w:rPr>
           <w:sz w:val="18"/>
@@ -9426,7 +9066,7 @@
         </w:rPr>
         <w:t>Crayfish ecosystem engineering effects on riverbed disturbance and topography are mediated by size and behavior.</w:t>
       </w:r>
-      <w:bookmarkEnd w:id="597"/>
+      <w:bookmarkEnd w:id="558"/>
       <w:r>
         <w:rPr>
           <w:sz w:val="18"/>
@@ -9469,7 +9109,7 @@
         <w:lastRenderedPageBreak/>
         <w:t xml:space="preserve">Angilletta, M. J., Jr., Steury, T. D., &amp; Sears, M. W. (2004). </w:t>
       </w:r>
-      <w:bookmarkStart w:id="598" w:name="_Int_g7KExUUm"/>
+      <w:bookmarkStart w:id="559" w:name="_Int_g7KExUUm"/>
       <w:r>
         <w:rPr>
           <w:sz w:val="18"/>
@@ -9477,7 +9117,7 @@
         </w:rPr>
         <w:t>Temperature, Growth Rate, and Body Size in Ectotherms: Fitting Pieces of a Life-History Puzzle1.</w:t>
       </w:r>
-      <w:bookmarkEnd w:id="598"/>
+      <w:bookmarkEnd w:id="559"/>
       <w:r>
         <w:rPr>
           <w:sz w:val="18"/>
@@ -9508,12 +9148,12 @@
         <w:ind w:left="810" w:hanging="720"/>
         <w:jc w:val="left"/>
         <w:rPr>
-          <w:ins w:id="599" w:author="Raven, Olivier (Student)" w:date="2026-03-23T11:09:00Z" w16du:dateUtc="2026-03-22T22:09:00Z"/>
+          <w:ins w:id="560" w:author="Raven, Olivier (Student)" w:date="2026-03-23T11:09:00Z" w16du:dateUtc="2026-03-22T22:09:00Z"/>
           <w:sz w:val="18"/>
           <w:szCs w:val="18"/>
         </w:rPr>
       </w:pPr>
-      <w:ins w:id="600" w:author="Raven, Olivier (Student)" w:date="2026-03-23T11:09:00Z" w16du:dateUtc="2026-03-22T22:09:00Z">
+      <w:ins w:id="561" w:author="Raven, Olivier (Student)" w:date="2026-03-23T11:09:00Z" w16du:dateUtc="2026-03-22T22:09:00Z">
         <w:r>
           <w:rPr>
             <w:sz w:val="18"/>
@@ -9627,7 +9267,7 @@
           <w:szCs w:val="18"/>
         </w:rPr>
       </w:pPr>
-      <w:del w:id="601" w:author="Raven, Olivier (Student)" w:date="2026-03-23T11:09:00Z" w16du:dateUtc="2026-03-22T22:09:00Z">
+      <w:del w:id="562" w:author="Raven, Olivier (Student)" w:date="2026-03-23T11:09:00Z" w16du:dateUtc="2026-03-22T22:09:00Z">
         <w:r>
           <w:rPr>
             <w:sz w:val="18"/>
@@ -9652,7 +9292,7 @@
           <w:delText xml:space="preserve">) in Lake Taupo (Thesis, Master of Science (MSc)). </w:delText>
         </w:r>
       </w:del>
-      <w:ins w:id="602" w:author="Raven, Olivier (Student)" w:date="2026-03-12T13:09:00Z">
+      <w:ins w:id="563" w:author="Raven, Olivier (Student)" w:date="2026-03-12T13:09:00Z">
         <w:r>
           <w:rPr>
             <w:sz w:val="18"/>
@@ -9726,7 +9366,7 @@
             <w:sz w:val="18"/>
             <w:szCs w:val="18"/>
             <w:u w:val="none"/>
-            <w:rPrChange w:id="603" w:author="Raven, Olivier (Student)" w:date="2026-03-12T13:12:00Z" w16du:dateUtc="2026-03-12T00:12:00Z">
+            <w:rPrChange w:id="564" w:author="Raven, Olivier (Student)" w:date="2026-03-12T13:12:00Z" w16du:dateUtc="2026-03-12T00:12:00Z">
               <w:rPr>
                 <w:rStyle w:val="Hyperlink"/>
                 <w:sz w:val="18"/>
@@ -9737,7 +9377,7 @@
           <w:t>https://doi.org/10.1016/j.tree.2008.10.008</w:t>
         </w:r>
       </w:ins>
-      <w:ins w:id="604" w:author="Raven, Olivier (Student)" w:date="2026-03-12T13:09:00Z" w16du:dateUtc="2026-03-12T00:09:00Z">
+      <w:ins w:id="565" w:author="Raven, Olivier (Student)" w:date="2026-03-12T13:09:00Z" w16du:dateUtc="2026-03-12T00:09:00Z">
         <w:r>
           <w:rPr>
             <w:sz w:val="18"/>
@@ -9753,12 +9393,12 @@
         <w:ind w:left="810" w:hanging="720"/>
         <w:jc w:val="left"/>
         <w:rPr>
-          <w:ins w:id="605" w:author="Raven, Olivier (Student)" w:date="2026-03-12T13:11:00Z" w16du:dateUtc="2026-03-12T00:11:00Z"/>
+          <w:ins w:id="566" w:author="Raven, Olivier (Student)" w:date="2026-03-12T13:11:00Z" w16du:dateUtc="2026-03-12T00:11:00Z"/>
           <w:sz w:val="18"/>
           <w:szCs w:val="18"/>
         </w:rPr>
       </w:pPr>
-      <w:ins w:id="606" w:author="Raven, Olivier (Student)" w:date="2026-03-12T13:11:00Z">
+      <w:ins w:id="567" w:author="Raven, Olivier (Student)" w:date="2026-03-12T13:11:00Z">
         <w:r>
           <w:rPr>
             <w:sz w:val="18"/>
@@ -9832,7 +9472,7 @@
             <w:sz w:val="18"/>
             <w:szCs w:val="18"/>
             <w:u w:val="none"/>
-            <w:rPrChange w:id="607" w:author="Raven, Olivier (Student)" w:date="2026-03-12T13:12:00Z" w16du:dateUtc="2026-03-12T00:12:00Z">
+            <w:rPrChange w:id="568" w:author="Raven, Olivier (Student)" w:date="2026-03-12T13:12:00Z" w16du:dateUtc="2026-03-12T00:12:00Z">
               <w:rPr>
                 <w:rStyle w:val="Hyperlink"/>
                 <w:sz w:val="18"/>
@@ -9843,7 +9483,7 @@
           <w:t>https://doi.org/10.32614/RJ-2017-066</w:t>
         </w:r>
       </w:ins>
-      <w:ins w:id="608" w:author="Raven, Olivier (Student)" w:date="2026-03-12T13:11:00Z" w16du:dateUtc="2026-03-12T00:11:00Z">
+      <w:ins w:id="569" w:author="Raven, Olivier (Student)" w:date="2026-03-12T13:11:00Z" w16du:dateUtc="2026-03-12T00:11:00Z">
         <w:r>
           <w:rPr>
             <w:sz w:val="18"/>
@@ -9870,7 +9510,7 @@
         </w:rPr>
         <w:t xml:space="preserve">Broughton, R. J., Marsden, I. D., Hill, J. V., &amp; Glover, C. N. (2017). </w:t>
       </w:r>
-      <w:bookmarkStart w:id="609" w:name="_Int_eMpWWp2Y"/>
+      <w:bookmarkStart w:id="570" w:name="_Int_eMpWWp2Y"/>
       <w:r>
         <w:rPr>
           <w:sz w:val="18"/>
@@ -9894,7 +9534,7 @@
         </w:rPr>
         <w:t>.</w:t>
       </w:r>
-      <w:bookmarkEnd w:id="609"/>
+      <w:bookmarkEnd w:id="570"/>
       <w:r>
         <w:rPr>
           <w:sz w:val="18"/>
@@ -9918,7 +9558,7 @@
         </w:rPr>
         <w:t xml:space="preserve"> 212, 72–80. </w:t>
       </w:r>
-      <w:hyperlink r:id="rId13">
+      <w:hyperlink r:id="rId9">
         <w:r>
           <w:rPr>
             <w:rStyle w:val="Hyperlink"/>
@@ -9980,7 +9620,7 @@
         </w:rPr>
         <w:t xml:space="preserve">(3), 429–435. </w:t>
       </w:r>
-      <w:hyperlink r:id="rId14" w:history="1">
+      <w:hyperlink r:id="rId10" w:history="1">
         <w:r>
           <w:rPr>
             <w:rStyle w:val="Hyperlink"/>
@@ -10044,7 +9684,7 @@
         </w:rPr>
         <w:t xml:space="preserve">Chambers, P. A. (1987). </w:t>
       </w:r>
-      <w:bookmarkStart w:id="610" w:name="_Int_8tDOL1WN"/>
+      <w:bookmarkStart w:id="571" w:name="_Int_8tDOL1WN"/>
       <w:r>
         <w:rPr>
           <w:sz w:val="18"/>
@@ -10052,7 +9692,7 @@
         </w:rPr>
         <w:t>Nearshore Occurrence of Submersed Aquatic Macrophytes in Relation to Wave Action.</w:t>
       </w:r>
-      <w:bookmarkEnd w:id="610"/>
+      <w:bookmarkEnd w:id="571"/>
       <w:r>
         <w:rPr>
           <w:sz w:val="18"/>
@@ -10094,7 +9734,7 @@
         </w:rPr>
         <w:t xml:space="preserve">Coffey, B. T., &amp; Clayton, J. S. (1988). </w:t>
       </w:r>
-      <w:bookmarkStart w:id="611" w:name="_Int_miwunxuW"/>
+      <w:bookmarkStart w:id="572" w:name="_Int_miwunxuW"/>
       <w:r>
         <w:rPr>
           <w:sz w:val="18"/>
@@ -10134,7 +9774,7 @@
         </w:rPr>
         <w:t>, 22(2), 225–230.</w:t>
       </w:r>
-      <w:bookmarkEnd w:id="611"/>
+      <w:bookmarkEnd w:id="572"/>
       <w:r>
         <w:rPr>
           <w:sz w:val="18"/>
@@ -10185,7 +9825,27 @@
           <w:sz w:val="18"/>
           <w:szCs w:val="18"/>
         </w:rPr>
-        <w:t>The North American Benthological Society</w:t>
+        <w:t xml:space="preserve">The North American </w:t>
+      </w:r>
+      <w:proofErr w:type="spellStart"/>
+      <w:r>
+        <w:rPr>
+          <w:i/>
+          <w:iCs/>
+          <w:sz w:val="18"/>
+          <w:szCs w:val="18"/>
+        </w:rPr>
+        <w:t>Benthological</w:t>
+      </w:r>
+      <w:proofErr w:type="spellEnd"/>
+      <w:r>
+        <w:rPr>
+          <w:i/>
+          <w:iCs/>
+          <w:sz w:val="18"/>
+          <w:szCs w:val="18"/>
+        </w:rPr>
+        <w:t xml:space="preserve"> Society</w:t>
       </w:r>
       <w:r>
         <w:rPr>
@@ -10205,7 +9865,7 @@
           <w:szCs w:val="18"/>
         </w:rPr>
       </w:pPr>
-      <w:bookmarkStart w:id="612" w:name="_Int_sKNHLq5d"/>
+      <w:bookmarkStart w:id="573" w:name="_Int_sKNHLq5d"/>
       <w:r>
         <w:rPr>
           <w:sz w:val="18"/>
@@ -10213,7 +9873,7 @@
         </w:rPr>
         <w:t>Danilović, M., Maguire, I., &amp; Füreder, L. (2022). Overlooked keystone species in conservation plans of fluvial ecosystems in Southeast Europe: A review of native freshwater crayfish species.</w:t>
       </w:r>
-      <w:bookmarkEnd w:id="612"/>
+      <w:bookmarkEnd w:id="573"/>
       <w:r>
         <w:rPr>
           <w:sz w:val="18"/>
@@ -10255,7 +9915,7 @@
         </w:rPr>
         <w:t xml:space="preserve">Dedual, M. (2002). </w:t>
       </w:r>
-      <w:bookmarkStart w:id="613" w:name="_Int_cxUJtc3E"/>
+      <w:bookmarkStart w:id="574" w:name="_Int_cxUJtc3E"/>
       <w:r>
         <w:rPr>
           <w:sz w:val="18"/>
@@ -10279,7 +9939,7 @@
         </w:rPr>
         <w:t xml:space="preserve"> Lesueur 1819) in Motuoapa Bay, southern Lake Taupo, New Zealand.</w:t>
       </w:r>
-      <w:bookmarkEnd w:id="613"/>
+      <w:bookmarkEnd w:id="574"/>
       <w:r>
         <w:rPr>
           <w:sz w:val="18"/>
@@ -10305,7 +9965,7 @@
         </w:rPr>
         <w:t xml:space="preserve">Devcich, A. A. (1979). </w:t>
       </w:r>
-      <w:bookmarkStart w:id="614" w:name="_Int_4jmxGcwc"/>
+      <w:bookmarkStart w:id="575" w:name="_Int_4jmxGcwc"/>
       <w:r>
         <w:rPr>
           <w:sz w:val="18"/>
@@ -10345,7 +10005,7 @@
         </w:rPr>
         <w:t>) in Lake Rotoiti, North Island.</w:t>
       </w:r>
-      <w:bookmarkEnd w:id="614"/>
+      <w:bookmarkEnd w:id="575"/>
       <w:r>
         <w:rPr>
           <w:sz w:val="18"/>
@@ -10360,7 +10020,7 @@
         <w:ind w:left="810" w:hanging="720"/>
         <w:jc w:val="left"/>
         <w:rPr>
-          <w:ins w:id="615" w:author="Raven, Olivier (Student)" w:date="2026-03-12T13:13:00Z" w16du:dateUtc="2026-03-12T00:13:00Z"/>
+          <w:ins w:id="576" w:author="Raven, Olivier (Student)" w:date="2026-03-12T13:13:00Z" w16du:dateUtc="2026-03-12T00:13:00Z"/>
           <w:sz w:val="18"/>
           <w:szCs w:val="18"/>
         </w:rPr>
@@ -10389,7 +10049,7 @@
         </w:rPr>
         <w:t xml:space="preserve">, 105(3). </w:t>
       </w:r>
-      <w:ins w:id="616" w:author="Raven, Olivier (Student)" w:date="2026-03-12T13:13:00Z" w16du:dateUtc="2026-03-12T00:13:00Z">
+      <w:ins w:id="577" w:author="Raven, Olivier (Student)" w:date="2026-03-12T13:13:00Z" w16du:dateUtc="2026-03-12T00:13:00Z">
         <w:r>
           <w:rPr>
             <w:sz w:val="18"/>
@@ -10412,7 +10072,7 @@
         </w:rPr>
         <w:instrText>https://doi.org/10.18637/jss.v105.i03</w:instrText>
       </w:r>
-      <w:ins w:id="617" w:author="Raven, Olivier (Student)" w:date="2026-03-12T13:13:00Z" w16du:dateUtc="2026-03-12T00:13:00Z">
+      <w:ins w:id="578" w:author="Raven, Olivier (Student)" w:date="2026-03-12T13:13:00Z" w16du:dateUtc="2026-03-12T00:13:00Z">
         <w:r>
           <w:rPr>
             <w:sz w:val="18"/>
@@ -10441,7 +10101,7 @@
           <w:sz w:val="18"/>
           <w:szCs w:val="18"/>
           <w:u w:val="none"/>
-          <w:rPrChange w:id="618" w:author="Raven, Olivier (Student)" w:date="2026-03-12T13:13:00Z" w16du:dateUtc="2026-03-12T00:13:00Z">
+          <w:rPrChange w:id="579" w:author="Raven, Olivier (Student)" w:date="2026-03-12T13:13:00Z" w16du:dateUtc="2026-03-12T00:13:00Z">
             <w:rPr>
               <w:rStyle w:val="Hyperlink"/>
               <w:sz w:val="18"/>
@@ -10451,7 +10111,7 @@
         </w:rPr>
         <w:t>https://doi.org/10.18637/jss.v105.i03</w:t>
       </w:r>
-      <w:ins w:id="619" w:author="Raven, Olivier (Student)" w:date="2026-03-12T13:13:00Z" w16du:dateUtc="2026-03-12T00:13:00Z">
+      <w:ins w:id="580" w:author="Raven, Olivier (Student)" w:date="2026-03-12T13:13:00Z" w16du:dateUtc="2026-03-12T00:13:00Z">
         <w:r>
           <w:rPr>
             <w:sz w:val="18"/>
@@ -10471,7 +10131,7 @@
           <w:szCs w:val="18"/>
         </w:rPr>
       </w:pPr>
-      <w:ins w:id="620" w:author="Raven, Olivier (Student)" w:date="2026-03-12T13:13:00Z">
+      <w:ins w:id="581" w:author="Raven, Olivier (Student)" w:date="2026-03-12T13:13:00Z">
         <w:r>
           <w:rPr>
             <w:sz w:val="18"/>
@@ -10545,7 +10205,7 @@
             <w:sz w:val="18"/>
             <w:szCs w:val="18"/>
             <w:u w:val="none"/>
-            <w:rPrChange w:id="621" w:author="Raven, Olivier (Student)" w:date="2026-03-12T13:13:00Z" w16du:dateUtc="2026-03-12T00:13:00Z">
+            <w:rPrChange w:id="582" w:author="Raven, Olivier (Student)" w:date="2026-03-12T13:13:00Z" w16du:dateUtc="2026-03-12T00:13:00Z">
               <w:rPr>
                 <w:rStyle w:val="Hyperlink"/>
                 <w:sz w:val="18"/>
@@ -10556,7 +10216,7 @@
           <w:t>https://doi.org/10.1017/S0376892997000088</w:t>
         </w:r>
       </w:ins>
-      <w:ins w:id="622" w:author="Raven, Olivier (Student)" w:date="2026-03-12T13:13:00Z" w16du:dateUtc="2026-03-12T00:13:00Z">
+      <w:ins w:id="583" w:author="Raven, Olivier (Student)" w:date="2026-03-12T13:13:00Z" w16du:dateUtc="2026-03-12T00:13:00Z">
         <w:r>
           <w:rPr>
             <w:sz w:val="18"/>
@@ -10576,7 +10236,7 @@
           <w:szCs w:val="18"/>
         </w:rPr>
       </w:pPr>
-      <w:bookmarkStart w:id="623" w:name="_Int_9PLvn9q8"/>
+      <w:bookmarkStart w:id="584" w:name="_Int_9PLvn9q8"/>
       <w:r>
         <w:rPr>
           <w:sz w:val="18"/>
@@ -10616,7 +10276,7 @@
         </w:rPr>
         <w:t>, 30(2), 147–152.</w:t>
       </w:r>
-      <w:bookmarkEnd w:id="623"/>
+      <w:bookmarkEnd w:id="584"/>
       <w:r>
         <w:rPr>
           <w:sz w:val="18"/>
@@ -10624,7 +10284,7 @@
         </w:rPr>
         <w:t xml:space="preserve"> </w:t>
       </w:r>
-      <w:hyperlink r:id="rId15">
+      <w:hyperlink r:id="rId11">
         <w:r>
           <w:rPr>
             <w:rStyle w:val="Hyperlink"/>
@@ -10704,7 +10364,7 @@
         </w:rPr>
         <w:t xml:space="preserve">Froese, R. (2006). </w:t>
       </w:r>
-      <w:bookmarkStart w:id="624" w:name="_Int_PnEs04cc"/>
+      <w:bookmarkStart w:id="585" w:name="_Int_PnEs04cc"/>
       <w:r>
         <w:rPr>
           <w:sz w:val="18"/>
@@ -10712,7 +10372,7 @@
         </w:rPr>
         <w:t>Cube law, condition factor and weight–length relationships: History, meta-analysis and recommendations.</w:t>
       </w:r>
-      <w:bookmarkEnd w:id="624"/>
+      <w:bookmarkEnd w:id="585"/>
       <w:r>
         <w:rPr>
           <w:sz w:val="18"/>
@@ -10747,7 +10407,7 @@
           <w:szCs w:val="18"/>
         </w:rPr>
       </w:pPr>
-      <w:bookmarkStart w:id="625" w:name="_Int_MmczO7Wb"/>
+      <w:bookmarkStart w:id="586" w:name="_Int_MmczO7Wb"/>
       <w:r>
         <w:rPr>
           <w:sz w:val="18"/>
@@ -10755,7 +10415,7 @@
         </w:rPr>
         <w:t>Fry, F. E. J., &amp; Hart, J. S. (1948). Cruising Speed of Goldfish in Relation to Water Temperature.</w:t>
       </w:r>
-      <w:bookmarkEnd w:id="625"/>
+      <w:bookmarkEnd w:id="586"/>
       <w:r>
         <w:rPr>
           <w:sz w:val="18"/>
@@ -10849,7 +10509,7 @@
         </w:rPr>
         <w:t xml:space="preserve">Hamilton, D., McBride, C., &amp; Uraoka, T. (2005). </w:t>
       </w:r>
-      <w:bookmarkStart w:id="626" w:name="_Int_XHNaSX2g"/>
+      <w:bookmarkStart w:id="587" w:name="_Int_XHNaSX2g"/>
       <w:r>
         <w:rPr>
           <w:sz w:val="18"/>
@@ -10871,7 +10531,7 @@
         </w:rPr>
         <w:t xml:space="preserve"> to support considerations of Ohau channel diversion from Lake Rotoiti.</w:t>
       </w:r>
-      <w:bookmarkEnd w:id="626"/>
+      <w:bookmarkEnd w:id="587"/>
       <w:r>
         <w:rPr>
           <w:sz w:val="18"/>
@@ -10897,7 +10557,7 @@
         </w:rPr>
         <w:t xml:space="preserve">Hammond, K. S., Hollows, J. W., Townsend, C. R., &amp; Lokman, P. M. (2006). </w:t>
       </w:r>
-      <w:bookmarkStart w:id="627" w:name="_Int_7g7VVxsQ"/>
+      <w:bookmarkStart w:id="588" w:name="_Int_7g7VVxsQ"/>
       <w:r>
         <w:rPr>
           <w:sz w:val="18"/>
@@ -10914,7 +10574,7 @@
         </w:rPr>
         <w:t>Paranephrops zealandicus.</w:t>
       </w:r>
-      <w:bookmarkEnd w:id="627"/>
+      <w:bookmarkEnd w:id="588"/>
       <w:r>
         <w:rPr>
           <w:i/>
@@ -10938,12 +10598,12 @@
         <w:ind w:left="810" w:hanging="720"/>
         <w:jc w:val="left"/>
         <w:rPr>
-          <w:ins w:id="628" w:author="Raven, Olivier (Student)" w:date="2026-03-12T13:27:00Z" w16du:dateUtc="2026-03-12T00:27:00Z"/>
+          <w:ins w:id="589" w:author="Raven, Olivier (Student)" w:date="2026-03-12T13:27:00Z" w16du:dateUtc="2026-03-12T00:27:00Z"/>
           <w:sz w:val="18"/>
           <w:szCs w:val="18"/>
         </w:rPr>
       </w:pPr>
-      <w:bookmarkStart w:id="629" w:name="_Int_7dmYwi9i"/>
+      <w:bookmarkStart w:id="590" w:name="_Int_7dmYwi9i"/>
       <w:r>
         <w:rPr>
           <w:sz w:val="18"/>
@@ -10951,7 +10611,7 @@
         </w:rPr>
         <w:t>Harding, J. S., Clapcott, J. E., Quinn, J. M., Hayes, J. W., Joy, M. K., Storey, R. G., Greig, H. S., Hay, J., James, T., Beech, M. A., Ozane, R., Meredith, A. S., &amp; Boothroyd, I. K. G. (2009).</w:t>
       </w:r>
-      <w:bookmarkEnd w:id="629"/>
+      <w:bookmarkEnd w:id="590"/>
       <w:r>
         <w:rPr>
           <w:sz w:val="18"/>
@@ -10959,7 +10619,7 @@
         </w:rPr>
         <w:t xml:space="preserve"> </w:t>
       </w:r>
-      <w:bookmarkStart w:id="630" w:name="_Int_UOdtaxM8"/>
+      <w:bookmarkStart w:id="591" w:name="_Int_UOdtaxM8"/>
       <w:r>
         <w:rPr>
           <w:sz w:val="18"/>
@@ -10967,7 +10627,7 @@
         </w:rPr>
         <w:t>Stream Habitat Assessment Protocols for wadeable rivers and streams of New Zealand.</w:t>
       </w:r>
-      <w:bookmarkEnd w:id="630"/>
+      <w:bookmarkEnd w:id="591"/>
       <w:r>
         <w:rPr>
           <w:sz w:val="18"/>
@@ -10986,7 +10646,7 @@
           <w:szCs w:val="18"/>
         </w:rPr>
       </w:pPr>
-      <w:ins w:id="631" w:author="Raven, Olivier (Student)" w:date="2026-03-12T13:27:00Z">
+      <w:ins w:id="592" w:author="Raven, Olivier (Student)" w:date="2026-03-12T13:27:00Z">
         <w:r>
           <w:rPr>
             <w:sz w:val="18"/>
@@ -11060,7 +10720,7 @@
             <w:sz w:val="18"/>
             <w:szCs w:val="18"/>
             <w:u w:val="none"/>
-            <w:rPrChange w:id="632" w:author="Raven, Olivier (Student)" w:date="2026-03-12T13:27:00Z" w16du:dateUtc="2026-03-12T00:27:00Z">
+            <w:rPrChange w:id="593" w:author="Raven, Olivier (Student)" w:date="2026-03-12T13:27:00Z" w16du:dateUtc="2026-03-12T00:27:00Z">
               <w:rPr>
                 <w:rStyle w:val="Hyperlink"/>
                 <w:sz w:val="18"/>
@@ -11071,7 +10731,7 @@
           <w:t>https://doi.org/10.1002/rra.1168</w:t>
         </w:r>
       </w:ins>
-      <w:ins w:id="633" w:author="Raven, Olivier (Student)" w:date="2026-03-12T13:27:00Z" w16du:dateUtc="2026-03-12T00:27:00Z">
+      <w:ins w:id="594" w:author="Raven, Olivier (Student)" w:date="2026-03-12T13:27:00Z" w16du:dateUtc="2026-03-12T00:27:00Z">
         <w:r>
           <w:rPr>
             <w:sz w:val="18"/>
@@ -11098,15 +10758,31 @@
         </w:rPr>
         <w:t xml:space="preserve">Hessen, D. O., Skurdal, J., &amp; Braathen, J. E. (2004). </w:t>
       </w:r>
-      <w:bookmarkStart w:id="634" w:name="_Int_0wVf3kf7"/>
+      <w:bookmarkStart w:id="595" w:name="_Int_0wVf3kf7"/>
       <w:r>
         <w:rPr>
           <w:sz w:val="18"/>
           <w:szCs w:val="18"/>
         </w:rPr>
-        <w:t>Plant Exclusion of a Herbivore; Crayfish Population Decline caused by an Invading Waterweed.</w:t>
-      </w:r>
-      <w:bookmarkEnd w:id="634"/>
+        <w:t xml:space="preserve">Plant Exclusion of </w:t>
+      </w:r>
+      <w:proofErr w:type="gramStart"/>
+      <w:r>
+        <w:rPr>
+          <w:sz w:val="18"/>
+          <w:szCs w:val="18"/>
+        </w:rPr>
+        <w:t>a</w:t>
+      </w:r>
+      <w:proofErr w:type="gramEnd"/>
+      <w:r>
+        <w:rPr>
+          <w:sz w:val="18"/>
+          <w:szCs w:val="18"/>
+        </w:rPr>
+        <w:t xml:space="preserve"> Herbivore; Crayfish Population Decline caused by an Invading Waterweed.</w:t>
+      </w:r>
+      <w:bookmarkEnd w:id="595"/>
       <w:r>
         <w:rPr>
           <w:sz w:val="18"/>
@@ -11148,7 +10824,7 @@
         </w:rPr>
         <w:t xml:space="preserve">Hiroa, T. R. (1921). </w:t>
       </w:r>
-      <w:bookmarkStart w:id="635" w:name="_Int_YNVhnzr4"/>
+      <w:bookmarkStart w:id="596" w:name="_Int_YNVhnzr4"/>
       <w:r>
         <w:rPr>
           <w:sz w:val="18"/>
@@ -11163,7 +10839,7 @@
         </w:rPr>
         <w:t xml:space="preserve"> Food-supplies of Lake Rotorua, with Methods of obtaining them, and Usages and Customs appertaining thereto.</w:t>
       </w:r>
-      <w:bookmarkEnd w:id="635"/>
+      <w:bookmarkEnd w:id="596"/>
       <w:r>
         <w:rPr>
           <w:sz w:val="18"/>
@@ -11205,7 +10881,7 @@
         </w:rPr>
         <w:t xml:space="preserve">Hopkins, C. L. (1970). </w:t>
       </w:r>
-      <w:bookmarkStart w:id="636" w:name="_Int_z4hH45JW"/>
+      <w:bookmarkStart w:id="597" w:name="_Int_z4hH45JW"/>
       <w:r>
         <w:rPr>
           <w:sz w:val="18"/>
@@ -11245,7 +10921,7 @@
         </w:rPr>
         <w:t>).</w:t>
       </w:r>
-      <w:bookmarkEnd w:id="636"/>
+      <w:bookmarkEnd w:id="597"/>
       <w:r>
         <w:rPr>
           <w:sz w:val="18"/>
@@ -11340,7 +11016,7 @@
         <w:lastRenderedPageBreak/>
         <w:t xml:space="preserve">Jowett, I. G., &amp; Richardson, J. (1990). </w:t>
       </w:r>
-      <w:bookmarkStart w:id="637" w:name="_Int_aznHVA18"/>
+      <w:bookmarkStart w:id="598" w:name="_Int_aznHVA18"/>
       <w:r>
         <w:rPr>
           <w:sz w:val="18"/>
@@ -11364,7 +11040,7 @@
         </w:rPr>
         <w:t>. New Zealand Journal of Marine and Freshwater Research, 24(1), 19–30.</w:t>
       </w:r>
-      <w:bookmarkEnd w:id="637"/>
+      <w:bookmarkEnd w:id="598"/>
       <w:r>
         <w:rPr>
           <w:sz w:val="18"/>
@@ -11440,7 +11116,7 @@
         </w:rPr>
         <w:t xml:space="preserve">Kusabs, I. A., &amp; Quinn, J. M. (2009). </w:t>
       </w:r>
-      <w:bookmarkStart w:id="638" w:name="_Int_m0hLZJKG"/>
+      <w:bookmarkStart w:id="599" w:name="_Int_m0hLZJKG"/>
       <w:r>
         <w:rPr>
           <w:sz w:val="18"/>
@@ -11478,7 +11154,7 @@
         </w:rPr>
         <w:t>) in Lake Rotoiti, North Island, New Zealand.</w:t>
       </w:r>
-      <w:bookmarkEnd w:id="638"/>
+      <w:bookmarkEnd w:id="599"/>
       <w:r>
         <w:rPr>
           <w:sz w:val="18"/>
@@ -11520,7 +11196,7 @@
         </w:rPr>
         <w:t xml:space="preserve">Kusabs, I. A., Hicks, B. J., Quinn, J. M., &amp; Hamilton, D. P. (2015a). </w:t>
       </w:r>
-      <w:bookmarkStart w:id="639" w:name="_Int_AqC8guwu"/>
+      <w:bookmarkStart w:id="600" w:name="_Int_AqC8guwu"/>
       <w:r>
         <w:rPr>
           <w:sz w:val="18"/>
@@ -11544,7 +11220,7 @@
         </w:rPr>
         <w:t>) in Te Arawa (Rotorua) lakes, North Island, New Zealand.</w:t>
       </w:r>
-      <w:bookmarkEnd w:id="639"/>
+      <w:bookmarkEnd w:id="600"/>
       <w:r>
         <w:rPr>
           <w:sz w:val="18"/>
@@ -11586,7 +11262,7 @@
         </w:rPr>
         <w:t xml:space="preserve">Kusabs, I. A., Quinn, J. M., &amp; Hamilton, D. P. (2015b). </w:t>
       </w:r>
-      <w:bookmarkStart w:id="640" w:name="_Int_SgWbqDvz"/>
+      <w:bookmarkStart w:id="601" w:name="_Int_SgWbqDvz"/>
       <w:r>
         <w:rPr>
           <w:sz w:val="18"/>
@@ -11610,7 +11286,7 @@
         </w:rPr>
         <w:t>) population characteristics in seven Te Arawa (Rotorua) lakes, North Island, New Zealand.</w:t>
       </w:r>
-      <w:bookmarkEnd w:id="640"/>
+      <w:bookmarkEnd w:id="601"/>
       <w:r>
         <w:rPr>
           <w:sz w:val="18"/>
@@ -11634,7 +11310,7 @@
         </w:rPr>
         <w:t xml:space="preserve">, 66(7), 631. </w:t>
       </w:r>
-      <w:hyperlink r:id="rId16" w:history="1">
+      <w:hyperlink r:id="rId12" w:history="1">
         <w:r>
           <w:rPr>
             <w:rStyle w:val="Hyperlink"/>
@@ -11722,7 +11398,7 @@
         </w:rPr>
         <w:t>J. (</w:t>
       </w:r>
-      <w:del w:id="641" w:author="Raven, Olivier (Student)" w:date="2026-03-16T10:14:00Z" w16du:dateUtc="2026-03-15T21:14:00Z">
+      <w:del w:id="602" w:author="Raven, Olivier (Student)" w:date="2026-03-16T10:14:00Z" w16du:dateUtc="2026-03-15T21:14:00Z">
         <w:r>
           <w:rPr>
             <w:sz w:val="18"/>
@@ -11731,7 +11407,7 @@
           <w:delText xml:space="preserve">under </w:delText>
         </w:r>
       </w:del>
-      <w:ins w:id="642" w:author="Raven, Olivier (Student)" w:date="2026-03-16T10:14:00Z" w16du:dateUtc="2026-03-15T21:14:00Z">
+      <w:ins w:id="603" w:author="Raven, Olivier (Student)" w:date="2026-03-16T10:14:00Z" w16du:dateUtc="2026-03-15T21:14:00Z">
         <w:r>
           <w:rPr>
             <w:sz w:val="18"/>
@@ -11754,7 +11430,7 @@
         </w:rPr>
         <w:t>revi</w:t>
       </w:r>
-      <w:ins w:id="643" w:author="Raven, Olivier (Student)" w:date="2026-03-16T10:14:00Z" w16du:dateUtc="2026-03-15T21:14:00Z">
+      <w:ins w:id="604" w:author="Raven, Olivier (Student)" w:date="2026-03-16T10:14:00Z" w16du:dateUtc="2026-03-15T21:14:00Z">
         <w:r>
           <w:rPr>
             <w:sz w:val="18"/>
@@ -11763,7 +11439,7 @@
           <w:t>sion</w:t>
         </w:r>
       </w:ins>
-      <w:del w:id="644" w:author="Raven, Olivier (Student)" w:date="2026-03-16T10:14:00Z" w16du:dateUtc="2026-03-15T21:14:00Z">
+      <w:del w:id="605" w:author="Raven, Olivier (Student)" w:date="2026-03-16T10:14:00Z" w16du:dateUtc="2026-03-15T21:14:00Z">
         <w:r>
           <w:rPr>
             <w:sz w:val="18"/>
@@ -11779,7 +11455,7 @@
         </w:rPr>
         <w:t>)</w:t>
       </w:r>
-      <w:ins w:id="645" w:author="Raven, Olivier (Student)" w:date="2026-03-16T10:14:00Z" w16du:dateUtc="2026-03-15T21:14:00Z">
+      <w:ins w:id="606" w:author="Raven, Olivier (Student)" w:date="2026-03-16T10:14:00Z" w16du:dateUtc="2026-03-15T21:14:00Z">
         <w:r>
           <w:rPr>
             <w:sz w:val="18"/>
@@ -11820,7 +11496,23 @@
           <w:sz w:val="18"/>
           <w:szCs w:val="18"/>
         </w:rPr>
-        <w:t xml:space="preserve">Kutner, M. H., Nachtsheim, C. J., Neter, J., &amp; Li, W. (2005). </w:t>
+        <w:t xml:space="preserve">Kutner, M. H., Nachtsheim, C. J., </w:t>
+      </w:r>
+      <w:proofErr w:type="spellStart"/>
+      <w:r>
+        <w:rPr>
+          <w:sz w:val="18"/>
+          <w:szCs w:val="18"/>
+        </w:rPr>
+        <w:t>Neter</w:t>
+      </w:r>
+      <w:proofErr w:type="spellEnd"/>
+      <w:r>
+        <w:rPr>
+          <w:sz w:val="18"/>
+          <w:szCs w:val="18"/>
+        </w:rPr>
+        <w:t xml:space="preserve">, J., &amp; Li, W. (2005). </w:t>
       </w:r>
       <w:r>
         <w:rPr>
@@ -11863,7 +11555,7 @@
         <w:ind w:left="810" w:hanging="720"/>
         <w:jc w:val="left"/>
         <w:rPr>
-          <w:ins w:id="646" w:author="Raven, Olivier (Student)" w:date="2026-03-12T13:29:00Z" w16du:dateUtc="2026-03-12T00:29:00Z"/>
+          <w:ins w:id="607" w:author="Raven, Olivier (Student)" w:date="2026-03-12T13:29:00Z" w16du:dateUtc="2026-03-12T00:29:00Z"/>
         </w:rPr>
       </w:pPr>
       <w:r>
@@ -11889,7 +11581,7 @@
         </w:rPr>
         <w:t xml:space="preserve">, 25(2), 221–239. </w:t>
       </w:r>
-      <w:hyperlink r:id="rId17" w:history="1">
+      <w:hyperlink r:id="rId13" w:history="1">
         <w:r>
           <w:rPr>
             <w:rStyle w:val="Hyperlink"/>
@@ -11912,7 +11604,7 @@
           <w:szCs w:val="18"/>
         </w:rPr>
       </w:pPr>
-      <w:ins w:id="647" w:author="Raven, Olivier (Student)" w:date="2026-03-12T13:29:00Z">
+      <w:ins w:id="608" w:author="Raven, Olivier (Student)" w:date="2026-03-12T13:29:00Z">
         <w:r>
           <w:rPr>
             <w:sz w:val="18"/>
@@ -11986,7 +11678,7 @@
             <w:sz w:val="18"/>
             <w:szCs w:val="18"/>
             <w:u w:val="none"/>
-            <w:rPrChange w:id="648" w:author="Raven, Olivier (Student)" w:date="2026-03-12T13:30:00Z" w16du:dateUtc="2026-03-12T00:30:00Z">
+            <w:rPrChange w:id="609" w:author="Raven, Olivier (Student)" w:date="2026-03-12T13:30:00Z" w16du:dateUtc="2026-03-12T00:30:00Z">
               <w:rPr>
                 <w:rStyle w:val="Hyperlink"/>
                 <w:sz w:val="18"/>
@@ -11997,7 +11689,7 @@
           <w:t>https://doi.org/10.2307/1941447</w:t>
         </w:r>
       </w:ins>
-      <w:ins w:id="649" w:author="Raven, Olivier (Student)" w:date="2026-03-12T13:29:00Z" w16du:dateUtc="2026-03-12T00:29:00Z">
+      <w:ins w:id="610" w:author="Raven, Olivier (Student)" w:date="2026-03-12T13:29:00Z" w16du:dateUtc="2026-03-12T00:29:00Z">
         <w:r>
           <w:rPr>
             <w:sz w:val="18"/>
@@ -12013,7 +11705,7 @@
         <w:ind w:left="810" w:hanging="720"/>
         <w:jc w:val="left"/>
         <w:rPr>
-          <w:ins w:id="650" w:author="Raven, Olivier (Student)" w:date="2026-03-13T11:46:00Z" w16du:dateUtc="2026-03-12T22:46:00Z"/>
+          <w:ins w:id="611" w:author="Raven, Olivier (Student)" w:date="2026-03-13T11:46:00Z" w16du:dateUtc="2026-03-12T22:46:00Z"/>
         </w:rPr>
       </w:pPr>
       <w:r>
@@ -12055,7 +11747,7 @@
         </w:rPr>
         <w:t xml:space="preserve">(8), 1462–1477. </w:t>
       </w:r>
-      <w:hyperlink r:id="rId18" w:history="1">
+      <w:hyperlink r:id="rId14" w:history="1">
         <w:r>
           <w:rPr>
             <w:rStyle w:val="Hyperlink"/>
@@ -12078,13 +11770,29 @@
           <w:szCs w:val="18"/>
         </w:rPr>
       </w:pPr>
-      <w:ins w:id="651" w:author="Raven, Olivier (Student)" w:date="2026-03-13T11:46:00Z">
+      <w:ins w:id="612" w:author="Raven, Olivier (Student)" w:date="2026-03-13T11:46:00Z">
         <w:r>
           <w:rPr>
             <w:sz w:val="18"/>
             <w:szCs w:val="18"/>
           </w:rPr>
-          <w:t xml:space="preserve">Meerhoff, M., &amp; de los Ángeles González-Sagrario, M. (2022). Habitat complexity in shallow lakes and ponds: Importance, threats, and potential for restoration. </w:t>
+          <w:t xml:space="preserve">Meerhoff, M., &amp; de </w:t>
+        </w:r>
+        <w:proofErr w:type="spellStart"/>
+        <w:r>
+          <w:rPr>
+            <w:sz w:val="18"/>
+            <w:szCs w:val="18"/>
+          </w:rPr>
+          <w:t>los</w:t>
+        </w:r>
+        <w:proofErr w:type="spellEnd"/>
+        <w:r>
+          <w:rPr>
+            <w:sz w:val="18"/>
+            <w:szCs w:val="18"/>
+          </w:rPr>
+          <w:t xml:space="preserve"> Ángeles González-Sagrario, M. (2022). Habitat complexity in shallow lakes and ponds: Importance, threats, and potential for restoration. </w:t>
         </w:r>
         <w:r>
           <w:rPr>
@@ -12152,7 +11860,7 @@
             <w:sz w:val="18"/>
             <w:szCs w:val="18"/>
             <w:u w:val="none"/>
-            <w:rPrChange w:id="652" w:author="Raven, Olivier (Student)" w:date="2026-03-13T11:46:00Z" w16du:dateUtc="2026-03-12T22:46:00Z">
+            <w:rPrChange w:id="613" w:author="Raven, Olivier (Student)" w:date="2026-03-13T11:46:00Z" w16du:dateUtc="2026-03-12T22:46:00Z">
               <w:rPr>
                 <w:rStyle w:val="Hyperlink"/>
                 <w:sz w:val="18"/>
@@ -12163,7 +11871,7 @@
           <w:t>https://doi.org/10.1007/s10750-021-04771-y</w:t>
         </w:r>
       </w:ins>
-      <w:ins w:id="653" w:author="Raven, Olivier (Student)" w:date="2026-03-13T11:46:00Z" w16du:dateUtc="2026-03-12T22:46:00Z">
+      <w:ins w:id="614" w:author="Raven, Olivier (Student)" w:date="2026-03-13T11:46:00Z" w16du:dateUtc="2026-03-12T22:46:00Z">
         <w:r>
           <w:rPr>
             <w:sz w:val="18"/>
@@ -12179,12 +11887,12 @@
         <w:ind w:left="810" w:hanging="720"/>
         <w:jc w:val="left"/>
         <w:rPr>
-          <w:del w:id="654" w:author="Raven, Olivier (Student)" w:date="2026-03-12T13:29:00Z" w16du:dateUtc="2026-03-12T00:29:00Z"/>
+          <w:del w:id="615" w:author="Raven, Olivier (Student)" w:date="2026-03-12T13:29:00Z" w16du:dateUtc="2026-03-12T00:29:00Z"/>
           <w:sz w:val="18"/>
           <w:szCs w:val="18"/>
         </w:rPr>
       </w:pPr>
-      <w:del w:id="655" w:author="Raven, Olivier (Student)" w:date="2026-03-12T13:29:00Z" w16du:dateUtc="2026-03-12T00:29:00Z">
+      <w:del w:id="616" w:author="Raven, Olivier (Student)" w:date="2026-03-12T13:29:00Z" w16du:dateUtc="2026-03-12T00:29:00Z">
         <w:r>
           <w:rPr>
             <w:sz w:val="18"/>
@@ -12270,7 +11978,7 @@
         <w:ind w:left="810" w:hanging="720"/>
         <w:jc w:val="left"/>
         <w:rPr>
-          <w:ins w:id="656" w:author="Raven, Olivier (Student)" w:date="2026-03-16T11:52:00Z" w16du:dateUtc="2026-03-15T22:52:00Z"/>
+          <w:ins w:id="617" w:author="Raven, Olivier (Student)" w:date="2026-03-16T11:52:00Z" w16du:dateUtc="2026-03-15T22:52:00Z"/>
         </w:rPr>
       </w:pPr>
       <w:r>
@@ -12296,7 +12004,7 @@
         </w:rPr>
         <w:t xml:space="preserve">, 3(1), 33–63. </w:t>
       </w:r>
-      <w:hyperlink r:id="rId19">
+      <w:hyperlink r:id="rId15">
         <w:r>
           <w:rPr>
             <w:rStyle w:val="Hyperlink"/>
@@ -12319,7 +12027,7 @@
           <w:szCs w:val="18"/>
         </w:rPr>
       </w:pPr>
-      <w:ins w:id="657" w:author="Raven, Olivier (Student)" w:date="2026-03-16T11:52:00Z">
+      <w:ins w:id="618" w:author="Raven, Olivier (Student)" w:date="2026-03-16T11:52:00Z">
         <w:r>
           <w:rPr>
             <w:sz w:val="18"/>
@@ -12393,7 +12101,7 @@
             <w:sz w:val="18"/>
             <w:szCs w:val="18"/>
             <w:u w:val="none"/>
-            <w:rPrChange w:id="658" w:author="Raven, Olivier (Student)" w:date="2026-03-16T11:53:00Z" w16du:dateUtc="2026-03-15T22:53:00Z">
+            <w:rPrChange w:id="619" w:author="Raven, Olivier (Student)" w:date="2026-03-16T11:53:00Z" w16du:dateUtc="2026-03-15T22:53:00Z">
               <w:rPr>
                 <w:rStyle w:val="Hyperlink"/>
                 <w:sz w:val="18"/>
@@ -12404,7 +12112,7 @@
           <w:t>https://doi.org/10.1111/j.1365-2427.2006.01641.x</w:t>
         </w:r>
       </w:ins>
-      <w:ins w:id="659" w:author="Raven, Olivier (Student)" w:date="2026-03-16T11:52:00Z" w16du:dateUtc="2026-03-15T22:52:00Z">
+      <w:ins w:id="620" w:author="Raven, Olivier (Student)" w:date="2026-03-16T11:52:00Z" w16du:dateUtc="2026-03-15T22:52:00Z">
         <w:r>
           <w:rPr>
             <w:sz w:val="18"/>
@@ -12431,7 +12139,7 @@
         </w:rPr>
         <w:t xml:space="preserve">Olsson, K., Stenroth, P., Nyström, P., Holmqvist, N., McIntosh, A. R., &amp; Winterbourn, M. J. (2006). </w:t>
       </w:r>
-      <w:bookmarkStart w:id="660" w:name="_Int_D2MSB3Iv"/>
+      <w:bookmarkStart w:id="621" w:name="_Int_D2MSB3Iv"/>
       <w:r>
         <w:rPr>
           <w:sz w:val="18"/>
@@ -12447,7 +12155,7 @@
         <w:lastRenderedPageBreak/>
         <w:t>Coast New Zealand streams?</w:t>
       </w:r>
-      <w:bookmarkEnd w:id="660"/>
+      <w:bookmarkEnd w:id="621"/>
       <w:r>
         <w:rPr>
           <w:sz w:val="18"/>
@@ -12478,12 +12186,12 @@
         <w:ind w:left="810" w:hanging="720"/>
         <w:jc w:val="left"/>
         <w:rPr>
-          <w:ins w:id="661" w:author="Raven, Olivier (Student)" w:date="2026-03-23T11:09:00Z" w16du:dateUtc="2026-03-22T22:09:00Z"/>
+          <w:ins w:id="622" w:author="Raven, Olivier (Student)" w:date="2026-03-23T11:09:00Z" w16du:dateUtc="2026-03-22T22:09:00Z"/>
           <w:sz w:val="18"/>
           <w:szCs w:val="18"/>
         </w:rPr>
       </w:pPr>
-      <w:ins w:id="662" w:author="Raven, Olivier (Student)" w:date="2026-03-23T11:09:00Z" w16du:dateUtc="2026-03-22T22:09:00Z">
+      <w:ins w:id="623" w:author="Raven, Olivier (Student)" w:date="2026-03-23T11:09:00Z" w16du:dateUtc="2026-03-22T22:09:00Z">
         <w:r>
           <w:rPr>
             <w:sz w:val="18"/>
@@ -12599,12 +12307,12 @@
         <w:ind w:left="810" w:hanging="720"/>
         <w:jc w:val="left"/>
         <w:rPr>
-          <w:del w:id="663" w:author="Raven, Olivier (Student)" w:date="2026-03-23T11:09:00Z" w16du:dateUtc="2026-03-22T22:09:00Z"/>
+          <w:del w:id="624" w:author="Raven, Olivier (Student)" w:date="2026-03-23T11:09:00Z" w16du:dateUtc="2026-03-22T22:09:00Z"/>
           <w:sz w:val="18"/>
           <w:szCs w:val="18"/>
         </w:rPr>
       </w:pPr>
-      <w:del w:id="664" w:author="Raven, Olivier (Student)" w:date="2026-03-23T11:09:00Z" w16du:dateUtc="2026-03-22T22:09:00Z">
+      <w:del w:id="625" w:author="Raven, Olivier (Student)" w:date="2026-03-23T11:09:00Z" w16du:dateUtc="2026-03-22T22:09:00Z">
         <w:r>
           <w:rPr>
             <w:sz w:val="18"/>
@@ -12636,12 +12344,12 @@
         <w:ind w:left="810" w:hanging="720"/>
         <w:jc w:val="left"/>
         <w:rPr>
-          <w:del w:id="665" w:author="Raven, Olivier (Student)" w:date="2026-03-12T13:15:00Z" w16du:dateUtc="2026-03-12T00:15:00Z"/>
+          <w:del w:id="626" w:author="Raven, Olivier (Student)" w:date="2026-03-12T13:15:00Z" w16du:dateUtc="2026-03-12T00:15:00Z"/>
           <w:sz w:val="18"/>
           <w:szCs w:val="18"/>
         </w:rPr>
       </w:pPr>
-      <w:del w:id="666" w:author="Raven, Olivier (Student)" w:date="2026-03-12T13:15:00Z" w16du:dateUtc="2026-03-12T00:15:00Z">
+      <w:del w:id="627" w:author="Raven, Olivier (Student)" w:date="2026-03-12T13:15:00Z" w16du:dateUtc="2026-03-12T00:15:00Z">
         <w:r>
           <w:rPr>
             <w:sz w:val="18"/>
@@ -12700,7 +12408,7 @@
         </w:rPr>
         <w:t xml:space="preserve">Parkyn, S. M., Meleason, M. A., &amp; Davies‐Colley, R. J. (2009). </w:t>
       </w:r>
-      <w:bookmarkStart w:id="667" w:name="_Int_2Mu3bJJd"/>
+      <w:bookmarkStart w:id="628" w:name="_Int_2Mu3bJJd"/>
       <w:r>
         <w:rPr>
           <w:sz w:val="18"/>
@@ -12724,7 +12432,7 @@
         </w:rPr>
         <w:t>) habitat in a forested stream.</w:t>
       </w:r>
-      <w:bookmarkEnd w:id="667"/>
+      <w:bookmarkEnd w:id="628"/>
       <w:r>
         <w:rPr>
           <w:sz w:val="18"/>
@@ -12755,12 +12463,12 @@
         <w:ind w:left="810" w:hanging="720"/>
         <w:jc w:val="left"/>
         <w:rPr>
-          <w:ins w:id="668" w:author="Raven, Olivier (Student)" w:date="2026-04-09T15:26:00Z" w16du:dateUtc="2026-04-09T03:26:00Z"/>
+          <w:ins w:id="629" w:author="Raven, Olivier (Student)" w:date="2026-04-09T15:26:00Z" w16du:dateUtc="2026-04-09T03:26:00Z"/>
           <w:sz w:val="18"/>
           <w:szCs w:val="18"/>
         </w:rPr>
       </w:pPr>
-      <w:ins w:id="669" w:author="Raven, Olivier (Student)" w:date="2026-04-09T15:26:00Z" w16du:dateUtc="2026-04-09T03:26:00Z">
+      <w:ins w:id="630" w:author="Raven, Olivier (Student)" w:date="2026-04-09T15:26:00Z" w16du:dateUtc="2026-04-09T03:26:00Z">
         <w:r>
           <w:rPr>
             <w:sz w:val="18"/>
@@ -12852,7 +12560,7 @@
         <w:ind w:left="810" w:hanging="720"/>
         <w:jc w:val="left"/>
         <w:rPr>
-          <w:del w:id="670" w:author="Raven, Olivier (Student)" w:date="2026-04-09T15:26:00Z" w16du:dateUtc="2026-04-09T03:26:00Z"/>
+          <w:del w:id="631" w:author="Raven, Olivier (Student)" w:date="2026-04-09T15:26:00Z" w16du:dateUtc="2026-04-09T03:26:00Z"/>
           <w:sz w:val="18"/>
           <w:szCs w:val="18"/>
         </w:rPr>
@@ -12862,7 +12570,15 @@
           <w:sz w:val="18"/>
           <w:szCs w:val="18"/>
         </w:rPr>
-        <w:t>Quinn, G. P., &amp; Keough, M. J. (2002). Experimental Design and Data Analysis for Biologists. Cambridge University Press.</w:t>
+        <w:t xml:space="preserve">Quinn, G. P., &amp; Keough, M. J. (2002). Experimental Design and Data Analysis for Biologists. Cambridge University </w:t>
+      </w:r>
+      <w:proofErr w:type="spellStart"/>
+      <w:r>
+        <w:rPr>
+          <w:sz w:val="18"/>
+          <w:szCs w:val="18"/>
+        </w:rPr>
+        <w:t>Press.</w:t>
       </w:r>
     </w:p>
     <w:p>
@@ -12880,9 +12596,17 @@
           <w:sz w:val="18"/>
           <w:szCs w:val="18"/>
         </w:rPr>
-        <w:t xml:space="preserve">R Core Team (2025). </w:t>
-      </w:r>
-      <w:ins w:id="671" w:author="Raven, Olivier (Student)" w:date="2026-03-23T12:10:00Z" w16du:dateUtc="2026-03-22T23:10:00Z">
+        <w:t>R</w:t>
+      </w:r>
+      <w:proofErr w:type="spellEnd"/>
+      <w:r>
+        <w:rPr>
+          <w:sz w:val="18"/>
+          <w:szCs w:val="18"/>
+        </w:rPr>
+        <w:t xml:space="preserve"> Core Team (2025). </w:t>
+      </w:r>
+      <w:ins w:id="632" w:author="Raven, Olivier (Student)" w:date="2026-03-23T12:10:00Z" w16du:dateUtc="2026-03-22T23:10:00Z">
         <w:r>
           <w:rPr>
             <w:sz w:val="18"/>
@@ -12898,7 +12622,7 @@
         </w:rPr>
         <w:t xml:space="preserve">R: A Language and Environment for Statistical Computing. R Foundation for Statistical Computing, Vienna, Austria. </w:t>
       </w:r>
-      <w:ins w:id="672" w:author="Raven, Olivier (Student)" w:date="2026-03-23T12:10:00Z" w16du:dateUtc="2026-03-22T23:10:00Z">
+      <w:ins w:id="633" w:author="Raven, Olivier (Student)" w:date="2026-03-23T12:10:00Z" w16du:dateUtc="2026-03-22T23:10:00Z">
         <w:r>
           <w:rPr>
             <w:sz w:val="18"/>
@@ -12907,7 +12631,7 @@
           <w:t>&lt;</w:t>
         </w:r>
       </w:ins>
-      <w:del w:id="673" w:author="Raven, Olivier (Student)" w:date="2026-03-16T12:20:00Z" w16du:dateUtc="2026-03-15T23:20:00Z">
+      <w:del w:id="634" w:author="Raven, Olivier (Student)" w:date="2026-03-16T12:20:00Z" w16du:dateUtc="2026-03-15T23:20:00Z">
         <w:r>
           <w:rPr>
             <w:sz w:val="18"/>
@@ -12923,7 +12647,7 @@
         </w:rPr>
         <w:t>https://www.R-project.org/</w:t>
       </w:r>
-      <w:ins w:id="674" w:author="Raven, Olivier (Student)" w:date="2026-03-23T12:10:00Z" w16du:dateUtc="2026-03-22T23:10:00Z">
+      <w:ins w:id="635" w:author="Raven, Olivier (Student)" w:date="2026-03-23T12:10:00Z" w16du:dateUtc="2026-03-22T23:10:00Z">
         <w:r>
           <w:rPr>
             <w:sz w:val="18"/>
@@ -12932,7 +12656,7 @@
           <w:t>&gt;</w:t>
         </w:r>
       </w:ins>
-      <w:del w:id="675" w:author="Raven, Olivier (Student)" w:date="2026-03-16T12:20:00Z" w16du:dateUtc="2026-03-15T23:20:00Z">
+      <w:del w:id="636" w:author="Raven, Olivier (Student)" w:date="2026-03-16T12:20:00Z" w16du:dateUtc="2026-03-15T23:20:00Z">
         <w:r>
           <w:rPr>
             <w:sz w:val="18"/>
@@ -12957,9 +12681,25 @@
           <w:sz w:val="18"/>
           <w:szCs w:val="18"/>
         </w:rPr>
-        <w:t xml:space="preserve">Richman, N. I., Böhm, M., Adams, S. B., Alvarez, F., Bergey, E. A., Bunn, J. J. S., Burnham, Q., Cordeiro, J., Coughran, J., Crandall, K. A., Dawkins, K. L., DiStefano, R. J., Doran, N. E., Edsman, L., Eversole, A. G., Füreder, L., Furse, J. M., Gherardi, F., Hamr, P., … Collen, B. (2015). </w:t>
-      </w:r>
-      <w:bookmarkStart w:id="676" w:name="_Int_IuMPugpq"/>
+        <w:t xml:space="preserve">Richman, N. I., Böhm, M., Adams, S. B., Alvarez, F., Bergey, E. A., Bunn, J. J. S., Burnham, Q., Cordeiro, J., Coughran, J., Crandall, K. A., Dawkins, K. L., DiStefano, R. J., Doran, N. E., </w:t>
+      </w:r>
+      <w:proofErr w:type="spellStart"/>
+      <w:r>
+        <w:rPr>
+          <w:sz w:val="18"/>
+          <w:szCs w:val="18"/>
+        </w:rPr>
+        <w:t>Edsman</w:t>
+      </w:r>
+      <w:proofErr w:type="spellEnd"/>
+      <w:r>
+        <w:rPr>
+          <w:sz w:val="18"/>
+          <w:szCs w:val="18"/>
+        </w:rPr>
+        <w:t xml:space="preserve">, L., Eversole, A. G., Füreder, L., Furse, J. M., Gherardi, F., Hamr, P., … Collen, B. (2015). </w:t>
+      </w:r>
+      <w:bookmarkStart w:id="637" w:name="_Int_IuMPugpq"/>
       <w:r>
         <w:rPr>
           <w:sz w:val="18"/>
@@ -12983,7 +12723,7 @@
         </w:rPr>
         <w:t>).</w:t>
       </w:r>
-      <w:bookmarkEnd w:id="676"/>
+      <w:bookmarkEnd w:id="637"/>
       <w:r>
         <w:rPr>
           <w:sz w:val="18"/>
@@ -12991,7 +12731,7 @@
         </w:rPr>
         <w:t xml:space="preserve"> </w:t>
       </w:r>
-      <w:bookmarkStart w:id="677" w:name="_Int_JLxiY2Df"/>
+      <w:bookmarkStart w:id="638" w:name="_Int_JLxiY2Df"/>
       <w:r>
         <w:rPr>
           <w:i/>
@@ -13008,7 +12748,7 @@
         </w:rPr>
         <w:t>, 370(1662), 20140060.</w:t>
       </w:r>
-      <w:bookmarkEnd w:id="677"/>
+      <w:bookmarkEnd w:id="638"/>
       <w:r>
         <w:rPr>
           <w:sz w:val="18"/>
@@ -13016,7 +12756,7 @@
         </w:rPr>
         <w:t xml:space="preserve"> </w:t>
       </w:r>
-      <w:hyperlink r:id="rId20" w:history="1">
+      <w:hyperlink r:id="rId16" w:history="1">
         <w:r>
           <w:rPr>
             <w:rStyle w:val="Hyperlink"/>
@@ -13046,6 +12786,7 @@
         </w:rPr>
         <w:t>Rosewarne, P., Piper, A., Wright, R., &amp; Dunn, A. (2013). Do low-head riverine structures hinder the spread of invasive crayfish? Case study of signal crayfish (</w:t>
       </w:r>
+      <w:proofErr w:type="spellStart"/>
       <w:r>
         <w:rPr>
           <w:i/>
@@ -13053,15 +12794,9 @@
           <w:sz w:val="18"/>
           <w:szCs w:val="18"/>
         </w:rPr>
-        <w:t>Pacifastacus leniusculus</w:t>
-      </w:r>
-      <w:r>
-        <w:rPr>
-          <w:sz w:val="18"/>
-          <w:szCs w:val="18"/>
-        </w:rPr>
-        <w:t xml:space="preserve">) movements at a flow gauging weir. </w:t>
-      </w:r>
+        <w:t>Pacifastacus</w:t>
+      </w:r>
+      <w:proofErr w:type="spellEnd"/>
       <w:r>
         <w:rPr>
           <w:i/>
@@ -13069,15 +12804,9 @@
           <w:sz w:val="18"/>
           <w:szCs w:val="18"/>
         </w:rPr>
-        <w:t>Management of Biological Invasions</w:t>
-      </w:r>
-      <w:r>
-        <w:rPr>
-          <w:sz w:val="18"/>
-          <w:szCs w:val="18"/>
-        </w:rPr>
-        <w:t xml:space="preserve">, </w:t>
-      </w:r>
+        <w:t xml:space="preserve"> </w:t>
+      </w:r>
+      <w:proofErr w:type="spellStart"/>
       <w:r>
         <w:rPr>
           <w:i/>
@@ -13085,16 +12814,49 @@
           <w:sz w:val="18"/>
           <w:szCs w:val="18"/>
         </w:rPr>
-        <w:t>4</w:t>
-      </w:r>
+        <w:t>leniusculus</w:t>
+      </w:r>
+      <w:proofErr w:type="spellEnd"/>
       <w:r>
         <w:rPr>
           <w:sz w:val="18"/>
           <w:szCs w:val="18"/>
         </w:rPr>
+        <w:t xml:space="preserve">) movements at a flow gauging weir. </w:t>
+      </w:r>
+      <w:r>
+        <w:rPr>
+          <w:i/>
+          <w:iCs/>
+          <w:sz w:val="18"/>
+          <w:szCs w:val="18"/>
+        </w:rPr>
+        <w:t>Management of Biological Invasions</w:t>
+      </w:r>
+      <w:r>
+        <w:rPr>
+          <w:sz w:val="18"/>
+          <w:szCs w:val="18"/>
+        </w:rPr>
+        <w:t xml:space="preserve">, </w:t>
+      </w:r>
+      <w:r>
+        <w:rPr>
+          <w:i/>
+          <w:iCs/>
+          <w:sz w:val="18"/>
+          <w:szCs w:val="18"/>
+        </w:rPr>
+        <w:t>4</w:t>
+      </w:r>
+      <w:r>
+        <w:rPr>
+          <w:sz w:val="18"/>
+          <w:szCs w:val="18"/>
+        </w:rPr>
         <w:t xml:space="preserve">(4), 273–282. </w:t>
       </w:r>
-      <w:hyperlink r:id="rId21" w:history="1">
+      <w:hyperlink r:id="rId17" w:history="1">
         <w:r>
           <w:rPr>
             <w:rStyle w:val="Hyperlink"/>
@@ -13124,15 +12886,31 @@
         </w:rPr>
         <w:t xml:space="preserve">Rowe, D. K. (1993). </w:t>
       </w:r>
-      <w:bookmarkStart w:id="678" w:name="_Int_rJX6Amkd"/>
+      <w:bookmarkStart w:id="639" w:name="_Int_rJX6Amkd"/>
       <w:r>
         <w:rPr>
           <w:sz w:val="18"/>
           <w:szCs w:val="18"/>
         </w:rPr>
-        <w:t>Identification of fish responsible for five layers of echoes recorded by high‐frequency (200 kHz) echosounding in Lake Rotoiti, North Island, New Zealand.</w:t>
-      </w:r>
-      <w:bookmarkEnd w:id="678"/>
+        <w:t xml:space="preserve">Identification of fish responsible for five layers of echoes recorded by </w:t>
+      </w:r>
+      <w:proofErr w:type="gramStart"/>
+      <w:r>
+        <w:rPr>
+          <w:sz w:val="18"/>
+          <w:szCs w:val="18"/>
+        </w:rPr>
+        <w:t>high‐frequency</w:t>
+      </w:r>
+      <w:proofErr w:type="gramEnd"/>
+      <w:r>
+        <w:rPr>
+          <w:sz w:val="18"/>
+          <w:szCs w:val="18"/>
+        </w:rPr>
+        <w:t xml:space="preserve"> (200 kHz) echosounding in Lake Rotoiti, North Island, New Zealand.</w:t>
+      </w:r>
+      <w:bookmarkEnd w:id="639"/>
       <w:r>
         <w:rPr>
           <w:sz w:val="18"/>
@@ -13156,7 +12934,7 @@
         </w:rPr>
         <w:t xml:space="preserve">, 27(1), 87–100. </w:t>
       </w:r>
-      <w:hyperlink r:id="rId22">
+      <w:hyperlink r:id="rId18">
         <w:r>
           <w:rPr>
             <w:rStyle w:val="Hyperlink"/>
@@ -13230,7 +13008,7 @@
         </w:rPr>
         <w:t xml:space="preserve">(7), 1962–1975. </w:t>
       </w:r>
-      <w:hyperlink r:id="rId23">
+      <w:hyperlink r:id="rId19">
         <w:r>
           <w:rPr>
             <w:rStyle w:val="Hyperlink"/>
@@ -13292,7 +13070,7 @@
         </w:rPr>
         <w:t xml:space="preserve">(6), 1251–1259. </w:t>
       </w:r>
-      <w:hyperlink r:id="rId24" w:history="1">
+      <w:hyperlink r:id="rId20" w:history="1">
         <w:r>
           <w:rPr>
             <w:rStyle w:val="Hyperlink"/>
@@ -13323,7 +13101,7 @@
         <w:lastRenderedPageBreak/>
         <w:t xml:space="preserve">Shave, Cathy. R., Townsend, C. R., &amp; Crowl, T. A. (1994). </w:t>
       </w:r>
-      <w:bookmarkStart w:id="679" w:name="_Int_ntsQPcvK"/>
+      <w:bookmarkStart w:id="640" w:name="_Int_ntsQPcvK"/>
       <w:r>
         <w:rPr>
           <w:sz w:val="18"/>
@@ -13347,7 +13125,7 @@
         </w:rPr>
         <w:t>) to a native and an introduced predator.</w:t>
       </w:r>
-      <w:bookmarkEnd w:id="679"/>
+      <w:bookmarkEnd w:id="640"/>
       <w:r>
         <w:rPr>
           <w:sz w:val="18"/>
@@ -13378,13 +13156,13 @@
         <w:ind w:left="810" w:hanging="720"/>
         <w:jc w:val="left"/>
         <w:rPr>
-          <w:ins w:id="680" w:author="Raven, Olivier (Student)" w:date="2026-03-12T13:10:00Z" w16du:dateUtc="2026-03-12T00:10:00Z"/>
+          <w:ins w:id="641" w:author="Raven, Olivier (Student)" w:date="2026-03-12T13:10:00Z" w16du:dateUtc="2026-03-12T00:10:00Z"/>
           <w:sz w:val="18"/>
           <w:szCs w:val="18"/>
           <w:lang w:val="en-NZ"/>
         </w:rPr>
       </w:pPr>
-      <w:ins w:id="681" w:author="Raven, Olivier (Student)" w:date="2026-03-12T13:10:00Z">
+      <w:ins w:id="642" w:author="Raven, Olivier (Student)" w:date="2026-03-12T13:10:00Z">
         <w:r>
           <w:rPr>
             <w:sz w:val="18"/>
@@ -13458,7 +13236,7 @@
             <w:sz w:val="18"/>
             <w:szCs w:val="18"/>
             <w:u w:val="none"/>
-            <w:rPrChange w:id="682" w:author="Raven, Olivier (Student)" w:date="2026-03-12T13:10:00Z" w16du:dateUtc="2026-03-12T00:10:00Z">
+            <w:rPrChange w:id="643" w:author="Raven, Olivier (Student)" w:date="2026-03-12T13:10:00Z" w16du:dateUtc="2026-03-12T00:10:00Z">
               <w:rPr>
                 <w:rStyle w:val="Hyperlink"/>
                 <w:sz w:val="18"/>
@@ -13469,7 +13247,7 @@
           <w:t>https://doi.org/10.1016/j.fishres.2008.03.006</w:t>
         </w:r>
       </w:ins>
-      <w:ins w:id="683" w:author="Raven, Olivier (Student)" w:date="2026-03-12T13:10:00Z" w16du:dateUtc="2026-03-12T00:10:00Z">
+      <w:ins w:id="644" w:author="Raven, Olivier (Student)" w:date="2026-03-12T13:10:00Z" w16du:dateUtc="2026-03-12T00:10:00Z">
         <w:r>
           <w:rPr>
             <w:sz w:val="18"/>
@@ -13553,7 +13331,7 @@
         </w:rPr>
         <w:t xml:space="preserve">(3), 239–246. </w:t>
       </w:r>
-      <w:hyperlink r:id="rId25">
+      <w:hyperlink r:id="rId21">
         <w:r>
           <w:rPr>
             <w:rStyle w:val="Hyperlink"/>
@@ -13686,7 +13464,7 @@
         </w:rPr>
         <w:t xml:space="preserve">Taylor, C. A., DiStefano, R. J., Larson, E. R., &amp; Stoeckel, J. (2019). </w:t>
       </w:r>
-      <w:bookmarkStart w:id="684" w:name="_Int_gMiZn63W"/>
+      <w:bookmarkStart w:id="645" w:name="_Int_gMiZn63W"/>
       <w:r>
         <w:rPr>
           <w:sz w:val="18"/>
@@ -13710,7 +13488,7 @@
         </w:rPr>
         <w:t>, 846(1), 39–58.</w:t>
       </w:r>
-      <w:bookmarkEnd w:id="684"/>
+      <w:bookmarkEnd w:id="645"/>
       <w:r>
         <w:rPr>
           <w:sz w:val="18"/>
@@ -13736,7 +13514,7 @@
         </w:rPr>
         <w:t xml:space="preserve">Usio, N., &amp; Townsend, C. R. (2000). </w:t>
       </w:r>
-      <w:bookmarkStart w:id="685" w:name="_Int_7nott8bv"/>
+      <w:bookmarkStart w:id="646" w:name="_Int_7nott8bv"/>
       <w:r>
         <w:rPr>
           <w:sz w:val="18"/>
@@ -13760,7 +13538,7 @@
         </w:rPr>
         <w:t>) in relation to stream physico‐chemistry, predatory fish, and invertebrate prey.</w:t>
       </w:r>
-      <w:bookmarkEnd w:id="685"/>
+      <w:bookmarkEnd w:id="646"/>
       <w:r>
         <w:rPr>
           <w:sz w:val="18"/>
@@ -13802,7 +13580,7 @@
         </w:rPr>
         <w:t xml:space="preserve">Usio, N., &amp; Townsend, C. R. (2004). </w:t>
       </w:r>
-      <w:bookmarkStart w:id="686" w:name="_Int_03jp1Aeh"/>
+      <w:bookmarkStart w:id="647" w:name="_Int_03jp1Aeh"/>
       <w:r>
         <w:rPr>
           <w:sz w:val="18"/>
@@ -13810,7 +13588,7 @@
         </w:rPr>
         <w:t>Roles of crayfish: Consequences of predation and bioturbation for stream invertebrates.</w:t>
       </w:r>
-      <w:bookmarkEnd w:id="686"/>
+      <w:bookmarkEnd w:id="647"/>
       <w:r>
         <w:rPr>
           <w:sz w:val="18"/>
@@ -13845,7 +13623,7 @@
           <w:szCs w:val="18"/>
         </w:rPr>
       </w:pPr>
-      <w:bookmarkStart w:id="687" w:name="_Int_soyLvIva"/>
+      <w:bookmarkStart w:id="648" w:name="_Int_soyLvIva"/>
       <w:r>
         <w:rPr>
           <w:sz w:val="18"/>
@@ -13853,7 +13631,7 @@
         </w:rPr>
         <w:t>Vedia, I., Galicia, D., Baquero, E., Oscoz, J., &amp; Miranda, R. (2017). Environmental factors influencing the distribution and abundance of the introduced signal crayfish in the north of Iberian Peninsula.</w:t>
       </w:r>
-      <w:bookmarkEnd w:id="687"/>
+      <w:bookmarkEnd w:id="648"/>
       <w:r>
         <w:rPr>
           <w:sz w:val="18"/>
@@ -13895,7 +13673,7 @@
         </w:rPr>
         <w:t xml:space="preserve">Vincent, W. F., Gibbs, M. M., &amp; Dryden, S. J. (1984). </w:t>
       </w:r>
-      <w:bookmarkStart w:id="688" w:name="_Int_3386iD1L"/>
+      <w:bookmarkStart w:id="649" w:name="_Int_3386iD1L"/>
       <w:r>
         <w:rPr>
           <w:sz w:val="18"/>
@@ -13903,7 +13681,7 @@
         </w:rPr>
         <w:t>Accelerated eutrophication in a New Zealand lake: Lake Rotoiti, central North Island.</w:t>
       </w:r>
-      <w:bookmarkEnd w:id="688"/>
+      <w:bookmarkEnd w:id="649"/>
       <w:r>
         <w:rPr>
           <w:sz w:val="18"/>
@@ -13943,7 +13721,55 @@
           <w:sz w:val="18"/>
           <w:szCs w:val="18"/>
         </w:rPr>
-        <w:t xml:space="preserve">von Westernhagen, N., Hamilton, D. P., &amp; Pilditch, C. A. (2010). Temporal and spatial variations in phytoplankton productivity in surface waters of a warm-temperate, monomictic lake in New Zealand. </w:t>
+        <w:t xml:space="preserve">von </w:t>
+      </w:r>
+      <w:proofErr w:type="spellStart"/>
+      <w:r>
+        <w:rPr>
+          <w:sz w:val="18"/>
+          <w:szCs w:val="18"/>
+        </w:rPr>
+        <w:t>Westernhagen</w:t>
+      </w:r>
+      <w:proofErr w:type="spellEnd"/>
+      <w:r>
+        <w:rPr>
+          <w:sz w:val="18"/>
+          <w:szCs w:val="18"/>
+        </w:rPr>
+        <w:t xml:space="preserve">, N., Hamilton, D. P., &amp; </w:t>
+      </w:r>
+      <w:proofErr w:type="spellStart"/>
+      <w:r>
+        <w:rPr>
+          <w:sz w:val="18"/>
+          <w:szCs w:val="18"/>
+        </w:rPr>
+        <w:t>Pilditch</w:t>
+      </w:r>
+      <w:proofErr w:type="spellEnd"/>
+      <w:r>
+        <w:rPr>
+          <w:sz w:val="18"/>
+          <w:szCs w:val="18"/>
+        </w:rPr>
+        <w:t xml:space="preserve">, C. A. (2010). Temporal and spatial variations in phytoplankton productivity in surface waters of a warm-temperate, </w:t>
+      </w:r>
+      <w:proofErr w:type="spellStart"/>
+      <w:r>
+        <w:rPr>
+          <w:sz w:val="18"/>
+          <w:szCs w:val="18"/>
+        </w:rPr>
+        <w:t>monomictic</w:t>
+      </w:r>
+      <w:proofErr w:type="spellEnd"/>
+      <w:r>
+        <w:rPr>
+          <w:sz w:val="18"/>
+          <w:szCs w:val="18"/>
+        </w:rPr>
+        <w:t xml:space="preserve"> lake in New Zealand. </w:t>
       </w:r>
       <w:r>
         <w:rPr>
@@ -13961,7 +13787,7 @@
         </w:rPr>
         <w:t xml:space="preserve">, 652(1), 57–70. </w:t>
       </w:r>
-      <w:hyperlink r:id="rId26">
+      <w:hyperlink r:id="rId22">
         <w:r>
           <w:rPr>
             <w:rStyle w:val="Hyperlink"/>
@@ -13980,7 +13806,7 @@
         <w:ind w:left="810" w:hanging="720"/>
         <w:jc w:val="left"/>
         <w:rPr>
-          <w:ins w:id="689" w:author="Raven, Olivier (Student)" w:date="2026-03-12T13:16:00Z" w16du:dateUtc="2026-03-12T00:16:00Z"/>
+          <w:ins w:id="650" w:author="Raven, Olivier (Student)" w:date="2026-03-12T13:16:00Z" w16du:dateUtc="2026-03-12T00:16:00Z"/>
           <w:sz w:val="18"/>
           <w:szCs w:val="18"/>
         </w:rPr>
@@ -14003,7 +13829,7 @@
           <w:szCs w:val="18"/>
         </w:rPr>
       </w:pPr>
-      <w:ins w:id="690" w:author="Raven, Olivier (Student)" w:date="2026-03-12T13:16:00Z">
+      <w:ins w:id="651" w:author="Raven, Olivier (Student)" w:date="2026-03-12T13:16:00Z">
         <w:r>
           <w:rPr>
             <w:sz w:val="18"/>
@@ -14077,7 +13903,7 @@
             <w:sz w:val="18"/>
             <w:szCs w:val="18"/>
             <w:u w:val="none"/>
-            <w:rPrChange w:id="691" w:author="Raven, Olivier (Student)" w:date="2026-03-13T11:51:00Z" w16du:dateUtc="2026-03-12T22:51:00Z">
+            <w:rPrChange w:id="652" w:author="Raven, Olivier (Student)" w:date="2026-03-13T11:51:00Z" w16du:dateUtc="2026-03-12T22:51:00Z">
               <w:rPr>
                 <w:rStyle w:val="Hyperlink"/>
                 <w:sz w:val="18"/>
@@ -14088,7 +13914,7 @@
           <w:t>https://doi.org/10.1002/aqc.586</w:t>
         </w:r>
       </w:ins>
-      <w:ins w:id="692" w:author="Raven, Olivier (Student)" w:date="2026-03-12T13:16:00Z" w16du:dateUtc="2026-03-12T00:16:00Z">
+      <w:ins w:id="653" w:author="Raven, Olivier (Student)" w:date="2026-03-12T13:16:00Z" w16du:dateUtc="2026-03-12T00:16:00Z">
         <w:r>
           <w:rPr>
             <w:sz w:val="18"/>
@@ -14115,7 +13941,7 @@
         </w:rPr>
         <w:t xml:space="preserve">Wood, S. N. (2004). </w:t>
       </w:r>
-      <w:bookmarkStart w:id="693" w:name="_Int_oomhmmwu"/>
+      <w:bookmarkStart w:id="654" w:name="_Int_oomhmmwu"/>
       <w:r>
         <w:rPr>
           <w:sz w:val="18"/>
@@ -14123,7 +13949,7 @@
         </w:rPr>
         <w:t>Stable and Efficient Multiple Smoothing Parameter Estimation for Generalized Additive Models.</w:t>
       </w:r>
-      <w:bookmarkEnd w:id="693"/>
+      <w:bookmarkEnd w:id="654"/>
       <w:r>
         <w:rPr>
           <w:sz w:val="18"/>
@@ -14131,7 +13957,7 @@
         </w:rPr>
         <w:t xml:space="preserve"> </w:t>
       </w:r>
-      <w:bookmarkStart w:id="694" w:name="_Int_TIGLzrOi"/>
+      <w:bookmarkStart w:id="655" w:name="_Int_TIGLzrOi"/>
       <w:r>
         <w:rPr>
           <w:i/>
@@ -14148,7 +13974,7 @@
         </w:rPr>
         <w:t>, 99(467), 673–686.</w:t>
       </w:r>
-      <w:bookmarkEnd w:id="694"/>
+      <w:bookmarkEnd w:id="655"/>
       <w:r>
         <w:rPr>
           <w:sz w:val="18"/>
@@ -14239,7 +14065,7 @@
         </w:rPr>
         <w:t xml:space="preserve">(1), 2318. </w:t>
       </w:r>
-      <w:hyperlink r:id="rId27">
+      <w:hyperlink r:id="rId23">
         <w:r>
           <w:rPr>
             <w:rStyle w:val="Hyperlink"/>
@@ -14297,23 +14123,39 @@
           <w:szCs w:val="18"/>
         </w:rPr>
       </w:pPr>
-      <w:bookmarkStart w:id="695" w:name="_Int_zjJOtydd"/>
+      <w:bookmarkStart w:id="656" w:name="_Int_zjJOtydd"/>
       <w:r>
         <w:rPr>
           <w:sz w:val="18"/>
           <w:szCs w:val="18"/>
         </w:rPr>
-        <w:t>Zuur, A. F., Ieno, E. N., Walker, N., Saveliev, A. A., &amp; Smith, G. M. (2009).</w:t>
-      </w:r>
-      <w:bookmarkEnd w:id="695"/>
+        <w:t xml:space="preserve">Zuur, A. F., </w:t>
+      </w:r>
+      <w:proofErr w:type="spellStart"/>
       <w:r>
         <w:rPr>
           <w:sz w:val="18"/>
           <w:szCs w:val="18"/>
         </w:rPr>
+        <w:t>Ieno</w:t>
+      </w:r>
+      <w:proofErr w:type="spellEnd"/>
+      <w:r>
+        <w:rPr>
+          <w:sz w:val="18"/>
+          <w:szCs w:val="18"/>
+        </w:rPr>
+        <w:t>, E. N., Walker, N., Saveliev, A. A., &amp; Smith, G. M. (2009).</w:t>
+      </w:r>
+      <w:bookmarkEnd w:id="656"/>
+      <w:r>
+        <w:rPr>
+          <w:sz w:val="18"/>
+          <w:szCs w:val="18"/>
+        </w:rPr>
         <w:t xml:space="preserve"> Mixed effects models and extensions in ecology with R. Springer. </w:t>
       </w:r>
-      <w:hyperlink r:id="rId28">
+      <w:hyperlink r:id="rId24">
         <w:r>
           <w:rPr>
             <w:rStyle w:val="Hyperlink"/>
@@ -16541,7 +16383,7 @@
               </w:rPr>
               <w:t xml:space="preserve">Lake </w:t>
             </w:r>
-            <w:ins w:id="696" w:author="Raven, Olivier (Student)" w:date="2026-03-12T15:55:00Z" w16du:dateUtc="2026-03-12T02:55:00Z">
+            <w:ins w:id="657" w:author="Raven, Olivier (Student)" w:date="2026-03-12T15:55:00Z" w16du:dateUtc="2026-03-12T02:55:00Z">
               <w:r>
                 <w:rPr>
                   <w:sz w:val="16"/>
@@ -16550,7 +16392,7 @@
                 <w:t>identity (LID)</w:t>
               </w:r>
             </w:ins>
-            <w:del w:id="697" w:author="Raven, Olivier (Student)" w:date="2026-03-12T15:55:00Z" w16du:dateUtc="2026-03-12T02:55:00Z">
+            <w:del w:id="658" w:author="Raven, Olivier (Student)" w:date="2026-03-12T15:55:00Z" w16du:dateUtc="2026-03-12T02:55:00Z">
               <w:r>
                 <w:rPr>
                   <w:sz w:val="16"/>
@@ -16887,7 +16729,7 @@
               </w:rPr>
               <w:t>Steeper slopes may facilitate access to deeper water during daylight refuging and are often associated with coarser</w:t>
             </w:r>
-            <w:ins w:id="698" w:author="Raven, Olivier (Student)" w:date="2026-03-13T11:52:00Z" w16du:dateUtc="2026-03-12T22:52:00Z">
+            <w:ins w:id="659" w:author="Raven, Olivier (Student)" w:date="2026-03-13T11:52:00Z" w16du:dateUtc="2026-03-12T22:52:00Z">
               <w:r>
                 <w:rPr>
                   <w:sz w:val="16"/>
@@ -16896,7 +16738,7 @@
                 <w:t xml:space="preserve"> </w:t>
               </w:r>
             </w:ins>
-            <w:del w:id="699" w:author="Raven, Olivier (Student)" w:date="2026-03-13T11:52:00Z" w16du:dateUtc="2026-03-12T22:52:00Z">
+            <w:del w:id="660" w:author="Raven, Olivier (Student)" w:date="2026-03-13T11:52:00Z" w16du:dateUtc="2026-03-12T22:52:00Z">
               <w:r>
                 <w:rPr>
                   <w:sz w:val="16"/>
@@ -17302,7 +17144,7 @@
               </w:rPr>
               <w:t>Wood</w:t>
             </w:r>
-            <w:del w:id="700" w:author="Raven, Olivier (Student)" w:date="2026-03-11T15:21:00Z" w16du:dateUtc="2026-03-11T02:21:00Z">
+            <w:del w:id="661" w:author="Raven, Olivier (Student)" w:date="2026-03-11T15:21:00Z" w16du:dateUtc="2026-03-11T02:21:00Z">
               <w:r>
                 <w:rPr>
                   <w:sz w:val="16"/>
@@ -17318,7 +17160,7 @@
               </w:rPr>
               <w:t xml:space="preserve"> provides </w:t>
             </w:r>
-            <w:ins w:id="701" w:author="Raven, Olivier (Student)" w:date="2026-03-11T15:21:00Z">
+            <w:ins w:id="662" w:author="Raven, Olivier (Student)" w:date="2026-03-11T15:21:00Z">
               <w:r>
                 <w:rPr>
                   <w:sz w:val="16"/>
@@ -17327,7 +17169,7 @@
                 <w:t>physical structure</w:t>
               </w:r>
             </w:ins>
-            <w:ins w:id="702" w:author="Raven, Olivier (Student)" w:date="2026-03-11T15:21:00Z" w16du:dateUtc="2026-03-11T02:21:00Z">
+            <w:ins w:id="663" w:author="Raven, Olivier (Student)" w:date="2026-03-11T15:21:00Z" w16du:dateUtc="2026-03-11T02:21:00Z">
               <w:r>
                 <w:rPr>
                   <w:sz w:val="16"/>
@@ -17336,7 +17178,7 @@
                 <w:t xml:space="preserve"> </w:t>
               </w:r>
             </w:ins>
-            <w:ins w:id="703" w:author="Raven, Olivier (Student)" w:date="2026-03-11T15:22:00Z" w16du:dateUtc="2026-03-11T02:22:00Z">
+            <w:ins w:id="664" w:author="Raven, Olivier (Student)" w:date="2026-03-11T15:22:00Z" w16du:dateUtc="2026-03-11T02:22:00Z">
               <w:r>
                 <w:rPr>
                   <w:sz w:val="16"/>
@@ -17345,7 +17187,7 @@
                 <w:t>which creates</w:t>
               </w:r>
             </w:ins>
-            <w:ins w:id="704" w:author="Raven, Olivier (Student)" w:date="2026-03-11T15:21:00Z" w16du:dateUtc="2026-03-11T02:21:00Z">
+            <w:ins w:id="665" w:author="Raven, Olivier (Student)" w:date="2026-03-11T15:21:00Z" w16du:dateUtc="2026-03-11T02:21:00Z">
               <w:r>
                 <w:rPr>
                   <w:sz w:val="16"/>
@@ -17361,7 +17203,7 @@
               </w:rPr>
               <w:t>refuge</w:t>
             </w:r>
-            <w:ins w:id="705" w:author="Raven, Olivier (Student)" w:date="2026-03-11T15:22:00Z" w16du:dateUtc="2026-03-11T02:22:00Z">
+            <w:ins w:id="666" w:author="Raven, Olivier (Student)" w:date="2026-03-11T15:22:00Z" w16du:dateUtc="2026-03-11T02:22:00Z">
               <w:r>
                 <w:rPr>
                   <w:sz w:val="16"/>
@@ -17370,7 +17212,7 @@
                 <w:t xml:space="preserve"> </w:t>
               </w:r>
             </w:ins>
-            <w:del w:id="706" w:author="Raven, Olivier (Student)" w:date="2026-03-13T11:52:00Z" w16du:dateUtc="2026-03-12T22:52:00Z">
+            <w:del w:id="667" w:author="Raven, Olivier (Student)" w:date="2026-03-13T11:52:00Z" w16du:dateUtc="2026-03-12T22:52:00Z">
               <w:r>
                 <w:rPr>
                   <w:sz w:val="16"/>
@@ -17379,7 +17221,7 @@
                 <w:delText>, and</w:delText>
               </w:r>
             </w:del>
-            <w:ins w:id="707" w:author="Raven, Olivier (Student)" w:date="2026-03-13T11:52:00Z" w16du:dateUtc="2026-03-12T22:52:00Z">
+            <w:ins w:id="668" w:author="Raven, Olivier (Student)" w:date="2026-03-13T11:52:00Z" w16du:dateUtc="2026-03-12T22:52:00Z">
               <w:r>
                 <w:rPr>
                   <w:sz w:val="16"/>
@@ -17402,7 +17244,7 @@
               </w:rPr>
               <w:t xml:space="preserve"> supports macroinvertebrate prey</w:t>
             </w:r>
-            <w:ins w:id="708" w:author="Raven, Olivier (Student)" w:date="2026-03-11T15:22:00Z" w16du:dateUtc="2026-03-11T02:22:00Z">
+            <w:ins w:id="669" w:author="Raven, Olivier (Student)" w:date="2026-03-11T15:22:00Z" w16du:dateUtc="2026-03-11T02:22:00Z">
               <w:r>
                 <w:rPr>
                   <w:sz w:val="16"/>
@@ -18366,7 +18208,7 @@
                     </pic:cNvPicPr>
                   </pic:nvPicPr>
                   <pic:blipFill>
-                    <a:blip r:embed="rId29" cstate="print">
+                    <a:blip r:embed="rId25" cstate="print">
                       <a:extLst>
                         <a:ext uri="{28A0092B-C50C-407E-A947-70E740481C1C}">
                           <a14:useLocalDpi xmlns:a14="http://schemas.microsoft.com/office/drawing/2010/main" val="0"/>
@@ -18405,7 +18247,7 @@
           <w:szCs w:val="18"/>
         </w:rPr>
       </w:pPr>
-      <w:bookmarkStart w:id="709" w:name="_Ref214546195"/>
+      <w:bookmarkStart w:id="670" w:name="_Ref214546195"/>
       <w:r>
         <w:rPr>
           <w:i/>
@@ -18479,7 +18321,7 @@
         </w:rPr>
         <w:fldChar w:fldCharType="end"/>
       </w:r>
-      <w:bookmarkEnd w:id="709"/>
+      <w:bookmarkEnd w:id="670"/>
       <w:r>
         <w:rPr>
           <w:i/>
@@ -18685,7 +18527,7 @@
         <w:spacing w:line="360" w:lineRule="auto"/>
         <w:jc w:val="left"/>
       </w:pPr>
-      <w:del w:id="710" w:author="Raven, Olivier (Student)" w:date="2026-03-11T13:10:00Z" w16du:dateUtc="2026-03-11T00:10:00Z">
+      <w:del w:id="671" w:author="Raven, Olivier (Student)" w:date="2026-03-11T13:10:00Z" w16du:dateUtc="2026-03-11T00:10:00Z">
         <w:r>
           <w:rPr>
             <w:noProof/>
@@ -18707,7 +18549,7 @@
                       <pic:cNvPicPr/>
                     </pic:nvPicPr>
                     <pic:blipFill>
-                      <a:blip r:embed="rId30" cstate="print">
+                      <a:blip r:embed="rId26" cstate="print">
                         <a:extLst>
                           <a:ext uri="{28A0092B-C50C-407E-A947-70E740481C1C}">
                             <a14:useLocalDpi xmlns:a14="http://schemas.microsoft.com/office/drawing/2010/main" val="0"/>
@@ -18734,7 +18576,7 @@
           </w:drawing>
         </w:r>
       </w:del>
-      <w:ins w:id="711" w:author="Raven, Olivier (Student)" w:date="2026-03-11T13:10:00Z" w16du:dateUtc="2026-03-11T00:10:00Z">
+      <w:ins w:id="672" w:author="Raven, Olivier (Student)" w:date="2026-03-11T13:10:00Z" w16du:dateUtc="2026-03-11T00:10:00Z">
         <w:r>
           <w:rPr>
             <w:noProof/>
@@ -18755,7 +18597,7 @@
                       <pic:cNvPicPr/>
                     </pic:nvPicPr>
                     <pic:blipFill>
-                      <a:blip r:embed="rId31" cstate="print">
+                      <a:blip r:embed="rId27" cstate="print">
                         <a:extLst>
                           <a:ext uri="{28A0092B-C50C-407E-A947-70E740481C1C}">
                             <a14:useLocalDpi xmlns:a14="http://schemas.microsoft.com/office/drawing/2010/main" val="0"/>
@@ -18792,8 +18634,7 @@
           <w:color w:val="auto"/>
         </w:rPr>
       </w:pPr>
-      <w:bookmarkStart w:id="712" w:name="_Ref214958216"/>
-      <w:commentRangeStart w:id="713"/>
+      <w:bookmarkStart w:id="673" w:name="_Ref214958216"/>
       <w:r>
         <w:rPr>
           <w:color w:val="auto"/>
@@ -18844,7 +18685,7 @@
         </w:rPr>
         <w:fldChar w:fldCharType="end"/>
       </w:r>
-      <w:bookmarkEnd w:id="712"/>
+      <w:bookmarkEnd w:id="673"/>
       <w:r>
         <w:rPr>
           <w:color w:val="auto"/>
@@ -18856,16 +18697,6 @@
           <w:color w:val="auto"/>
         </w:rPr>
         <w:t>Kōura presence, CPUE, and BPUE across lakes. The upper panel shows the proportion of sampled sites with kōura present in each lake, with error bars indicating 95% binomial confidence intervals. The middle and lower panels show the distribution of kōura CPUE and BPUE, respectively, across lakes using boxplots (median, interquartile range, and range).</w:t>
-      </w:r>
-      <w:commentRangeEnd w:id="713"/>
-      <w:r>
-        <w:rPr>
-          <w:rStyle w:val="CommentReference"/>
-          <w:color w:val="auto"/>
-          <w:sz w:val="18"/>
-          <w:szCs w:val="18"/>
-        </w:rPr>
-        <w:commentReference w:id="713"/>
       </w:r>
     </w:p>
     <w:p>
@@ -18899,7 +18730,7 @@
                     </pic:cNvPicPr>
                   </pic:nvPicPr>
                   <pic:blipFill>
-                    <a:blip r:embed="rId32">
+                    <a:blip r:embed="rId28">
                       <a:extLst>
                         <a:ext uri="{28A0092B-C50C-407E-A947-70E740481C1C}">
                           <a14:useLocalDpi xmlns:a14="http://schemas.microsoft.com/office/drawing/2010/main" val="0"/>
@@ -18927,7 +18758,7 @@
           </wp:inline>
         </w:drawing>
       </w:r>
-      <w:bookmarkStart w:id="714" w:name="_Ref214960294"/>
+      <w:bookmarkStart w:id="674" w:name="_Ref214960294"/>
       <w:r>
         <w:rPr>
           <w:color w:val="auto"/>
@@ -18983,7 +18814,7 @@
         </w:rPr>
         <w:fldChar w:fldCharType="end"/>
       </w:r>
-      <w:bookmarkEnd w:id="714"/>
+      <w:bookmarkEnd w:id="674"/>
       <w:r>
         <w:rPr>
           <w:color w:val="auto"/>
@@ -19062,7 +18893,7 @@
                     </pic:cNvPicPr>
                   </pic:nvPicPr>
                   <pic:blipFill>
-                    <a:blip r:embed="rId33">
+                    <a:blip r:embed="rId29">
                       <a:extLst>
                         <a:ext uri="{28A0092B-C50C-407E-A947-70E740481C1C}">
                           <a14:useLocalDpi xmlns:a14="http://schemas.microsoft.com/office/drawing/2010/main" val="0"/>
@@ -19101,8 +18932,7 @@
           <w:color w:val="auto"/>
         </w:rPr>
       </w:pPr>
-      <w:bookmarkStart w:id="715" w:name="_Ref214960333"/>
-      <w:commentRangeStart w:id="716"/>
+      <w:bookmarkStart w:id="675" w:name="_Ref214960333"/>
       <w:r>
         <w:rPr>
           <w:color w:val="auto"/>
@@ -19158,60 +18988,50 @@
         </w:rPr>
         <w:fldChar w:fldCharType="end"/>
       </w:r>
-      <w:bookmarkEnd w:id="715"/>
-      <w:commentRangeEnd w:id="716"/>
-      <w:r>
-        <w:rPr>
-          <w:rStyle w:val="CommentReference"/>
+      <w:bookmarkEnd w:id="675"/>
+      <w:r>
+        <w:rPr>
           <w:color w:val="auto"/>
-          <w:sz w:val="18"/>
-          <w:szCs w:val="18"/>
-        </w:rPr>
-        <w:commentReference w:id="716"/>
+        </w:rPr>
+        <w:t xml:space="preserve"> </w:t>
       </w:r>
       <w:r>
         <w:rPr>
           <w:color w:val="auto"/>
         </w:rPr>
-        <w:t xml:space="preserve"> </w:t>
+        <w:t>Kōura CPUE GAM</w:t>
       </w:r>
       <w:r>
         <w:rPr>
           <w:color w:val="auto"/>
         </w:rPr>
-        <w:t>Kōura CPUE GAM</w:t>
+        <w:t>M</w:t>
       </w:r>
       <w:r>
         <w:rPr>
           <w:color w:val="auto"/>
         </w:rPr>
-        <w:t>M</w:t>
+        <w:t xml:space="preserve"> results and model performance. </w:t>
       </w:r>
       <w:r>
         <w:rPr>
           <w:color w:val="auto"/>
         </w:rPr>
-        <w:t xml:space="preserve"> results and model performance. </w:t>
+        <w:t>a</w:t>
       </w:r>
       <w:r>
         <w:rPr>
           <w:color w:val="auto"/>
         </w:rPr>
-        <w:t>a</w:t>
+        <w:t>) Estimated smooth terms for surface water temperature, pH, and emergent native vegetation, shown with partial effects and 95% confidence intervals</w:t>
       </w:r>
       <w:r>
         <w:rPr>
           <w:color w:val="auto"/>
         </w:rPr>
-        <w:t>) Estimated smooth terms for surface water temperature, pH, and emergent native vegetation, shown with partial effects and 95% confidence intervals</w:t>
-      </w:r>
-      <w:r>
-        <w:rPr>
-          <w:color w:val="auto"/>
-        </w:rPr>
         <w:t>.</w:t>
       </w:r>
-      <w:ins w:id="717" w:author="Raven, Olivier (Student)" w:date="2026-03-11T13:16:00Z" w16du:dateUtc="2026-03-11T00:16:00Z">
+      <w:ins w:id="676" w:author="Raven, Olivier (Student)" w:date="2026-03-11T13:16:00Z" w16du:dateUtc="2026-03-11T00:16:00Z">
         <w:r>
           <w:rPr>
             <w:color w:val="auto"/>
@@ -19219,7 +19039,7 @@
           <w:t xml:space="preserve"> </w:t>
         </w:r>
       </w:ins>
-      <w:ins w:id="718" w:author="Raven, Olivier (Student)" w:date="2026-03-11T13:16:00Z">
+      <w:ins w:id="677" w:author="Raven, Olivier (Student)" w:date="2026-03-11T13:16:00Z">
         <w:r>
           <w:rPr>
             <w:color w:val="auto"/>
@@ -19227,7 +19047,7 @@
           <w:t>See Fig. S2 for raw data underlying modelled relationships</w:t>
         </w:r>
       </w:ins>
-      <w:ins w:id="719" w:author="Raven, Olivier (Student)" w:date="2026-03-11T13:19:00Z" w16du:dateUtc="2026-03-11T00:19:00Z">
+      <w:ins w:id="678" w:author="Raven, Olivier (Student)" w:date="2026-03-11T13:19:00Z" w16du:dateUtc="2026-03-11T00:19:00Z">
         <w:r>
           <w:rPr>
             <w:color w:val="auto"/>
@@ -19283,7 +19103,7 @@
                     </pic:cNvPicPr>
                   </pic:nvPicPr>
                   <pic:blipFill>
-                    <a:blip r:embed="rId34">
+                    <a:blip r:embed="rId30">
                       <a:extLst>
                         <a:ext uri="{28A0092B-C50C-407E-A947-70E740481C1C}">
                           <a14:useLocalDpi xmlns:a14="http://schemas.microsoft.com/office/drawing/2010/main" val="0"/>
@@ -19321,8 +19141,7 @@
           <w:color w:val="auto"/>
         </w:rPr>
       </w:pPr>
-      <w:bookmarkStart w:id="720" w:name="_Ref214960353"/>
-      <w:commentRangeStart w:id="721"/>
+      <w:bookmarkStart w:id="679" w:name="_Ref214960353"/>
       <w:r>
         <w:rPr>
           <w:color w:val="auto"/>
@@ -19372,60 +19191,50 @@
         </w:rPr>
         <w:fldChar w:fldCharType="end"/>
       </w:r>
-      <w:bookmarkEnd w:id="720"/>
+      <w:bookmarkEnd w:id="679"/>
       <w:r>
         <w:rPr>
           <w:color w:val="auto"/>
         </w:rPr>
         <w:t xml:space="preserve"> </w:t>
       </w:r>
-      <w:commentRangeEnd w:id="721"/>
-      <w:r>
-        <w:rPr>
-          <w:rStyle w:val="CommentReference"/>
+      <w:r>
+        <w:rPr>
           <w:color w:val="auto"/>
-          <w:sz w:val="18"/>
-          <w:szCs w:val="18"/>
-        </w:rPr>
-        <w:commentReference w:id="721"/>
+        </w:rPr>
+        <w:t>Kōura BPUE GAM</w:t>
       </w:r>
       <w:r>
         <w:rPr>
           <w:color w:val="auto"/>
         </w:rPr>
-        <w:t>Kōura BPUE GAM</w:t>
+        <w:t>M</w:t>
       </w:r>
       <w:r>
         <w:rPr>
           <w:color w:val="auto"/>
         </w:rPr>
-        <w:t>M</w:t>
+        <w:t xml:space="preserve"> results and model performance. </w:t>
       </w:r>
       <w:r>
         <w:rPr>
           <w:color w:val="auto"/>
         </w:rPr>
-        <w:t xml:space="preserve"> results and model performance. </w:t>
+        <w:t>a</w:t>
       </w:r>
       <w:r>
         <w:rPr>
           <w:color w:val="auto"/>
         </w:rPr>
-        <w:t>a</w:t>
+        <w:t>) Estimated smooth terms for pH and emergent native vegetation, shown with partial effects and 95% confidence intervals</w:t>
       </w:r>
       <w:r>
         <w:rPr>
           <w:color w:val="auto"/>
         </w:rPr>
-        <w:t>) Estimated smooth terms for pH and emergent native vegetation, shown with partial effects and 95% confidence intervals</w:t>
-      </w:r>
-      <w:r>
-        <w:rPr>
-          <w:color w:val="auto"/>
-        </w:rPr>
         <w:t>.</w:t>
       </w:r>
-      <w:ins w:id="722" w:author="Raven, Olivier (Student)" w:date="2026-03-11T13:19:00Z" w16du:dateUtc="2026-03-11T00:19:00Z">
+      <w:ins w:id="680" w:author="Raven, Olivier (Student)" w:date="2026-03-11T13:19:00Z" w16du:dateUtc="2026-03-11T00:19:00Z">
         <w:r>
           <w:rPr>
             <w:color w:val="auto"/>
@@ -19551,7 +19360,7 @@
                     <pic:cNvPicPr/>
                   </pic:nvPicPr>
                   <pic:blipFill>
-                    <a:blip r:embed="rId35" cstate="print">
+                    <a:blip r:embed="rId31" cstate="print">
                       <a:extLst>
                         <a:ext uri="{28A0092B-C50C-407E-A947-70E740481C1C}">
                           <a14:useLocalDpi xmlns:a14="http://schemas.microsoft.com/office/drawing/2010/main" val="0"/>
@@ -19583,7 +19392,7 @@
         <w:pStyle w:val="Caption"/>
         <w:jc w:val="left"/>
         <w:rPr>
-          <w:ins w:id="723" w:author="Raven, Olivier (Student)" w:date="2026-03-11T13:16:00Z" w16du:dateUtc="2026-03-11T00:16:00Z"/>
+          <w:ins w:id="681" w:author="Raven, Olivier (Student)" w:date="2026-03-11T13:16:00Z" w16du:dateUtc="2026-03-11T00:16:00Z"/>
           <w:color w:val="auto"/>
         </w:rPr>
       </w:pPr>
@@ -19609,32 +19418,46 @@
         <w:rPr>
           <w:color w:val="auto"/>
         </w:rPr>
-        <w:t>Length–weight relationship used to estimate missing kōura weights. Observed (measured) and model-predicted body weights are shown in relation to orbital carapace length (OCL). The log₁₀–log₁₀ regression was fitted to individuals with both length and weight measurements (n = 240) and used to estimate missing weights (n = 81). Predicted values were back</w:t>
-      </w:r>
+        <w:t xml:space="preserve">Length–weight relationship used to estimate missing kōura weights. Observed (measured) and model-predicted body weights are shown in relation to orbital carapace length (OCL). The log₁₀–log₁₀ regression was fitted to individuals with both length and weight measurements (n = 240) and used to estimate missing weights (n = 81). Predicted values were </w:t>
+      </w:r>
+      <w:proofErr w:type="gramStart"/>
       <w:r>
         <w:rPr>
           <w:color w:val="auto"/>
         </w:rPr>
+        <w:t>back</w:t>
+      </w:r>
+      <w:r>
+        <w:rPr>
+          <w:color w:val="auto"/>
+        </w:rPr>
         <w:t>-</w:t>
       </w:r>
       <w:r>
         <w:rPr>
           <w:color w:val="auto"/>
         </w:rPr>
-        <w:t>transformed using a lognormal bias correction factor. The fitted regression equation is shown on the plot.</w:t>
+        <w:t>transformed</w:t>
+      </w:r>
+      <w:proofErr w:type="gramEnd"/>
+      <w:r>
+        <w:rPr>
+          <w:color w:val="auto"/>
+        </w:rPr>
+        <w:t xml:space="preserve"> using a lognormal bias correction factor. The fitted regression equation is shown on the plot.</w:t>
       </w:r>
     </w:p>
     <w:p>
       <w:pPr>
         <w:keepNext/>
         <w:rPr>
-          <w:ins w:id="724" w:author="Raven, Olivier (Student)" w:date="2026-03-11T13:17:00Z" w16du:dateUtc="2026-03-11T00:17:00Z"/>
-        </w:rPr>
-        <w:pPrChange w:id="725" w:author="Raven, Olivier (Student)" w:date="2026-03-11T13:17:00Z" w16du:dateUtc="2026-03-11T00:17:00Z">
+          <w:ins w:id="682" w:author="Raven, Olivier (Student)" w:date="2026-03-11T13:17:00Z" w16du:dateUtc="2026-03-11T00:17:00Z"/>
+        </w:rPr>
+        <w:pPrChange w:id="683" w:author="Raven, Olivier (Student)" w:date="2026-03-11T13:17:00Z" w16du:dateUtc="2026-03-11T00:17:00Z">
           <w:pPr/>
         </w:pPrChange>
       </w:pPr>
-      <w:ins w:id="726" w:author="Raven, Olivier (Student)" w:date="2026-03-11T13:17:00Z" w16du:dateUtc="2026-03-11T00:17:00Z">
+      <w:ins w:id="684" w:author="Raven, Olivier (Student)" w:date="2026-03-11T13:17:00Z" w16du:dateUtc="2026-03-11T00:17:00Z">
         <w:r>
           <w:rPr>
             <w:noProof/>
@@ -19656,7 +19479,7 @@
                       <pic:cNvPicPr/>
                     </pic:nvPicPr>
                     <pic:blipFill>
-                      <a:blip r:embed="rId36" cstate="print">
+                      <a:blip r:embed="rId32" cstate="print">
                         <a:extLst>
                           <a:ext uri="{28A0092B-C50C-407E-A947-70E740481C1C}">
                             <a14:useLocalDpi xmlns:a14="http://schemas.microsoft.com/office/drawing/2010/main" val="0"/>
@@ -19688,13 +19511,13 @@
       <w:pPr>
         <w:pStyle w:val="Caption"/>
         <w:rPr>
-          <w:ins w:id="727" w:author="Raven, Olivier (Student)" w:date="2026-03-11T13:17:00Z" w16du:dateUtc="2026-03-11T00:17:00Z"/>
-        </w:rPr>
-        <w:pPrChange w:id="728" w:author="Raven, Olivier (Student)" w:date="2026-03-11T13:17:00Z" w16du:dateUtc="2026-03-11T00:17:00Z">
+          <w:ins w:id="685" w:author="Raven, Olivier (Student)" w:date="2026-03-11T13:17:00Z" w16du:dateUtc="2026-03-11T00:17:00Z"/>
+        </w:rPr>
+        <w:pPrChange w:id="686" w:author="Raven, Olivier (Student)" w:date="2026-03-11T13:17:00Z" w16du:dateUtc="2026-03-11T00:17:00Z">
           <w:pPr/>
         </w:pPrChange>
       </w:pPr>
-      <w:ins w:id="729" w:author="Raven, Olivier (Student)" w:date="2026-03-11T13:18:00Z">
+      <w:ins w:id="687" w:author="Raven, Olivier (Student)" w:date="2026-03-11T13:18:00Z">
         <w:r>
           <w:rPr>
             <w:color w:val="auto"/>
@@ -19702,7 +19525,7 @@
           <w:t>Fig. S2 Raw relationships between significant habitat predictors and kōura CPUE (upper panels) and BPUE (lower panels) at sites where kōura were present. Points represent observed values at individual sites. Temperature</w:t>
         </w:r>
       </w:ins>
-      <w:ins w:id="730" w:author="Raven, Olivier (Student)" w:date="2026-03-13T11:07:00Z" w16du:dateUtc="2026-03-12T22:07:00Z">
+      <w:ins w:id="688" w:author="Raven, Olivier (Student)" w:date="2026-03-13T11:07:00Z" w16du:dateUtc="2026-03-12T22:07:00Z">
         <w:r>
           <w:rPr>
             <w:color w:val="auto"/>
@@ -19728,7 +19551,7 @@
           <w:t>)</w:t>
         </w:r>
       </w:ins>
-      <w:ins w:id="731" w:author="Raven, Olivier (Student)" w:date="2026-03-11T13:18:00Z">
+      <w:ins w:id="689" w:author="Raven, Olivier (Student)" w:date="2026-03-11T13:18:00Z">
         <w:r>
           <w:rPr>
             <w:color w:val="auto"/>
@@ -19736,7 +19559,7 @@
           <w:t>, pH, and emergent native vegetation cover</w:t>
         </w:r>
       </w:ins>
-      <w:ins w:id="732" w:author="Raven, Olivier (Student)" w:date="2026-03-13T11:07:00Z" w16du:dateUtc="2026-03-12T22:07:00Z">
+      <w:ins w:id="690" w:author="Raven, Olivier (Student)" w:date="2026-03-13T11:07:00Z" w16du:dateUtc="2026-03-12T22:07:00Z">
         <w:r>
           <w:rPr>
             <w:color w:val="auto"/>
@@ -19744,7 +19567,7 @@
           <w:t xml:space="preserve"> (%)</w:t>
         </w:r>
       </w:ins>
-      <w:ins w:id="733" w:author="Raven, Olivier (Student)" w:date="2026-03-11T13:18:00Z">
+      <w:ins w:id="691" w:author="Raven, Olivier (Student)" w:date="2026-03-11T13:18:00Z">
         <w:r>
           <w:rPr>
             <w:color w:val="auto"/>
@@ -19752,7 +19575,7 @@
           <w:t xml:space="preserve"> are shown for CPUE; pH and emergent native vegetation cover</w:t>
         </w:r>
       </w:ins>
-      <w:ins w:id="734" w:author="Raven, Olivier (Student)" w:date="2026-03-13T11:07:00Z" w16du:dateUtc="2026-03-12T22:07:00Z">
+      <w:ins w:id="692" w:author="Raven, Olivier (Student)" w:date="2026-03-13T11:07:00Z" w16du:dateUtc="2026-03-12T22:07:00Z">
         <w:r>
           <w:rPr>
             <w:color w:val="auto"/>
@@ -19760,7 +19583,7 @@
           <w:t xml:space="preserve"> (%)</w:t>
         </w:r>
       </w:ins>
-      <w:ins w:id="735" w:author="Raven, Olivier (Student)" w:date="2026-03-11T13:18:00Z">
+      <w:ins w:id="693" w:author="Raven, Olivier (Student)" w:date="2026-03-11T13:18:00Z">
         <w:r>
           <w:rPr>
             <w:color w:val="auto"/>
@@ -19772,17 +19595,17 @@
     <w:p>
       <w:pPr>
         <w:rPr>
-          <w:del w:id="736" w:author="Raven, Olivier (Student)" w:date="2026-03-11T13:19:00Z" w16du:dateUtc="2026-03-11T00:19:00Z"/>
-          <w:rPrChange w:id="737" w:author="Raven, Olivier (Student)" w:date="2026-03-11T13:16:00Z" w16du:dateUtc="2026-03-11T00:16:00Z">
+          <w:del w:id="694" w:author="Raven, Olivier (Student)" w:date="2026-03-11T13:19:00Z" w16du:dateUtc="2026-03-11T00:19:00Z"/>
+          <w:rPrChange w:id="695" w:author="Raven, Olivier (Student)" w:date="2026-03-11T13:16:00Z" w16du:dateUtc="2026-03-11T00:16:00Z">
             <w:rPr>
-              <w:del w:id="738" w:author="Raven, Olivier (Student)" w:date="2026-03-11T13:19:00Z" w16du:dateUtc="2026-03-11T00:19:00Z"/>
+              <w:del w:id="696" w:author="Raven, Olivier (Student)" w:date="2026-03-11T13:19:00Z" w16du:dateUtc="2026-03-11T00:19:00Z"/>
               <w:b/>
               <w:bCs/>
               <w:color w:val="auto"/>
             </w:rPr>
           </w:rPrChange>
         </w:rPr>
-        <w:pPrChange w:id="739" w:author="Raven, Olivier (Student)" w:date="2026-03-11T13:16:00Z" w16du:dateUtc="2026-03-11T00:16:00Z">
+        <w:pPrChange w:id="697" w:author="Raven, Olivier (Student)" w:date="2026-03-11T13:16:00Z" w16du:dateUtc="2026-03-11T00:16:00Z">
           <w:pPr>
             <w:pStyle w:val="Caption"/>
             <w:jc w:val="left"/>
@@ -19851,16 +19674,16 @@
         <w:tblLook w:val="04A0" w:firstRow="1" w:lastRow="0" w:firstColumn="1" w:lastColumn="0" w:noHBand="0" w:noVBand="1"/>
       </w:tblPr>
       <w:tblGrid>
-        <w:gridCol w:w="956"/>
-        <w:gridCol w:w="2391"/>
-        <w:gridCol w:w="767"/>
-        <w:gridCol w:w="724"/>
-        <w:gridCol w:w="673"/>
-        <w:gridCol w:w="748"/>
-        <w:gridCol w:w="673"/>
-        <w:gridCol w:w="673"/>
-        <w:gridCol w:w="673"/>
-        <w:gridCol w:w="748"/>
+        <w:gridCol w:w="995"/>
+        <w:gridCol w:w="2509"/>
+        <w:gridCol w:w="797"/>
+        <w:gridCol w:w="379"/>
+        <w:gridCol w:w="698"/>
+        <w:gridCol w:w="777"/>
+        <w:gridCol w:w="698"/>
+        <w:gridCol w:w="698"/>
+        <w:gridCol w:w="698"/>
+        <w:gridCol w:w="777"/>
       </w:tblGrid>
       <w:tr>
         <w:trPr>
@@ -19886,7 +19709,7 @@
                 <w:szCs w:val="16"/>
                 <w:lang w:eastAsia="en-GB"/>
                 <w14:ligatures w14:val="none"/>
-                <w:rPrChange w:id="740" w:author="Raven, Olivier (Student)" w:date="2026-03-23T10:49:00Z" w16du:dateUtc="2026-03-22T21:49:00Z">
+                <w:rPrChange w:id="698" w:author="Raven, Olivier (Student)" w:date="2026-03-23T10:49:00Z" w16du:dateUtc="2026-03-22T21:49:00Z">
                   <w:rPr>
                     <w:rFonts w:eastAsia="Times New Roman" w:cstheme="minorHAnsi"/>
                     <w:color w:val="000000"/>
@@ -19910,7 +19733,7 @@
                 <w:szCs w:val="16"/>
                 <w:lang w:eastAsia="en-GB"/>
                 <w14:ligatures w14:val="none"/>
-                <w:rPrChange w:id="741" w:author="Raven, Olivier (Student)" w:date="2026-03-23T10:49:00Z" w16du:dateUtc="2026-03-22T21:49:00Z">
+                <w:rPrChange w:id="699" w:author="Raven, Olivier (Student)" w:date="2026-03-23T10:49:00Z" w16du:dateUtc="2026-03-22T21:49:00Z">
                   <w:rPr>
                     <w:rFonts w:eastAsia="Times New Roman" w:cstheme="minorHAnsi"/>
                     <w:color w:val="000000"/>
@@ -19946,7 +19769,7 @@
                 <w:szCs w:val="16"/>
                 <w:lang w:eastAsia="en-GB"/>
                 <w14:ligatures w14:val="none"/>
-                <w:rPrChange w:id="742" w:author="Raven, Olivier (Student)" w:date="2026-03-23T10:49:00Z" w16du:dateUtc="2026-03-22T21:49:00Z">
+                <w:rPrChange w:id="700" w:author="Raven, Olivier (Student)" w:date="2026-03-23T10:49:00Z" w16du:dateUtc="2026-03-22T21:49:00Z">
                   <w:rPr>
                     <w:rFonts w:eastAsia="Times New Roman" w:cstheme="minorHAnsi"/>
                     <w:color w:val="000000"/>
@@ -19970,7 +19793,7 @@
                 <w:szCs w:val="16"/>
                 <w:lang w:eastAsia="en-GB"/>
                 <w14:ligatures w14:val="none"/>
-                <w:rPrChange w:id="743" w:author="Raven, Olivier (Student)" w:date="2026-03-23T10:49:00Z" w16du:dateUtc="2026-03-22T21:49:00Z">
+                <w:rPrChange w:id="701" w:author="Raven, Olivier (Student)" w:date="2026-03-23T10:49:00Z" w16du:dateUtc="2026-03-22T21:49:00Z">
                   <w:rPr>
                     <w:rFonts w:eastAsia="Times New Roman" w:cstheme="minorHAnsi"/>
                     <w:color w:val="000000"/>
@@ -20006,7 +19829,7 @@
                 <w:szCs w:val="16"/>
                 <w:lang w:eastAsia="en-GB"/>
                 <w14:ligatures w14:val="none"/>
-                <w:rPrChange w:id="744" w:author="Raven, Olivier (Student)" w:date="2026-03-23T10:49:00Z" w16du:dateUtc="2026-03-22T21:49:00Z">
+                <w:rPrChange w:id="702" w:author="Raven, Olivier (Student)" w:date="2026-03-23T10:49:00Z" w16du:dateUtc="2026-03-22T21:49:00Z">
                   <w:rPr>
                     <w:rFonts w:eastAsia="Times New Roman" w:cstheme="minorHAnsi"/>
                     <w:color w:val="000000"/>
@@ -20030,7 +19853,7 @@
                 <w:szCs w:val="16"/>
                 <w:lang w:eastAsia="en-GB"/>
                 <w14:ligatures w14:val="none"/>
-                <w:rPrChange w:id="745" w:author="Raven, Olivier (Student)" w:date="2026-03-23T10:49:00Z" w16du:dateUtc="2026-03-22T21:49:00Z">
+                <w:rPrChange w:id="703" w:author="Raven, Olivier (Student)" w:date="2026-03-23T10:49:00Z" w16du:dateUtc="2026-03-22T21:49:00Z">
                   <w:rPr>
                     <w:rFonts w:eastAsia="Times New Roman" w:cstheme="minorHAnsi"/>
                     <w:color w:val="000000"/>
@@ -20066,7 +19889,7 @@
                 <w:szCs w:val="16"/>
                 <w:lang w:eastAsia="en-GB"/>
                 <w14:ligatures w14:val="none"/>
-                <w:rPrChange w:id="746" w:author="Raven, Olivier (Student)" w:date="2026-03-23T10:49:00Z" w16du:dateUtc="2026-03-22T21:49:00Z">
+                <w:rPrChange w:id="704" w:author="Raven, Olivier (Student)" w:date="2026-03-23T10:49:00Z" w16du:dateUtc="2026-03-22T21:49:00Z">
                   <w:rPr>
                     <w:rFonts w:eastAsia="Times New Roman" w:cstheme="minorHAnsi"/>
                     <w:color w:val="000000"/>
@@ -20090,7 +19913,7 @@
                 <w:szCs w:val="16"/>
                 <w:lang w:eastAsia="en-GB"/>
                 <w14:ligatures w14:val="none"/>
-                <w:rPrChange w:id="747" w:author="Raven, Olivier (Student)" w:date="2026-03-23T10:49:00Z" w16du:dateUtc="2026-03-22T21:49:00Z">
+                <w:rPrChange w:id="705" w:author="Raven, Olivier (Student)" w:date="2026-03-23T10:49:00Z" w16du:dateUtc="2026-03-22T21:49:00Z">
                   <w:rPr>
                     <w:rFonts w:eastAsia="Times New Roman" w:cstheme="minorHAnsi"/>
                     <w:color w:val="000000"/>
@@ -20126,7 +19949,7 @@
                 <w:szCs w:val="16"/>
                 <w:lang w:eastAsia="en-GB"/>
                 <w14:ligatures w14:val="none"/>
-                <w:rPrChange w:id="748" w:author="Raven, Olivier (Student)" w:date="2026-03-23T10:49:00Z" w16du:dateUtc="2026-03-22T21:49:00Z">
+                <w:rPrChange w:id="706" w:author="Raven, Olivier (Student)" w:date="2026-03-23T10:49:00Z" w16du:dateUtc="2026-03-22T21:49:00Z">
                   <w:rPr>
                     <w:rFonts w:eastAsia="Times New Roman" w:cstheme="minorHAnsi"/>
                     <w:color w:val="000000"/>
@@ -20150,7 +19973,7 @@
                 <w:szCs w:val="16"/>
                 <w:lang w:eastAsia="en-GB"/>
                 <w14:ligatures w14:val="none"/>
-                <w:rPrChange w:id="749" w:author="Raven, Olivier (Student)" w:date="2026-03-23T10:49:00Z" w16du:dateUtc="2026-03-22T21:49:00Z">
+                <w:rPrChange w:id="707" w:author="Raven, Olivier (Student)" w:date="2026-03-23T10:49:00Z" w16du:dateUtc="2026-03-22T21:49:00Z">
                   <w:rPr>
                     <w:rFonts w:eastAsia="Times New Roman" w:cstheme="minorHAnsi"/>
                     <w:color w:val="000000"/>
@@ -20186,7 +20009,7 @@
                 <w:szCs w:val="16"/>
                 <w:lang w:eastAsia="en-GB"/>
                 <w14:ligatures w14:val="none"/>
-                <w:rPrChange w:id="750" w:author="Raven, Olivier (Student)" w:date="2026-03-23T10:49:00Z" w16du:dateUtc="2026-03-22T21:49:00Z">
+                <w:rPrChange w:id="708" w:author="Raven, Olivier (Student)" w:date="2026-03-23T10:49:00Z" w16du:dateUtc="2026-03-22T21:49:00Z">
                   <w:rPr>
                     <w:rFonts w:eastAsia="Times New Roman" w:cstheme="minorHAnsi"/>
                     <w:color w:val="000000"/>
@@ -20210,7 +20033,7 @@
                 <w:szCs w:val="16"/>
                 <w:lang w:eastAsia="en-GB"/>
                 <w14:ligatures w14:val="none"/>
-                <w:rPrChange w:id="751" w:author="Raven, Olivier (Student)" w:date="2026-03-23T10:49:00Z" w16du:dateUtc="2026-03-22T21:49:00Z">
+                <w:rPrChange w:id="709" w:author="Raven, Olivier (Student)" w:date="2026-03-23T10:49:00Z" w16du:dateUtc="2026-03-22T21:49:00Z">
                   <w:rPr>
                     <w:rFonts w:eastAsia="Times New Roman" w:cstheme="minorHAnsi"/>
                     <w:color w:val="000000"/>
@@ -20246,7 +20069,7 @@
                 <w:szCs w:val="16"/>
                 <w:lang w:eastAsia="en-GB"/>
                 <w14:ligatures w14:val="none"/>
-                <w:rPrChange w:id="752" w:author="Raven, Olivier (Student)" w:date="2026-03-23T10:49:00Z" w16du:dateUtc="2026-03-22T21:49:00Z">
+                <w:rPrChange w:id="710" w:author="Raven, Olivier (Student)" w:date="2026-03-23T10:49:00Z" w16du:dateUtc="2026-03-22T21:49:00Z">
                   <w:rPr>
                     <w:rFonts w:eastAsia="Times New Roman" w:cstheme="minorHAnsi"/>
                     <w:color w:val="000000"/>
@@ -20270,7 +20093,7 @@
                 <w:szCs w:val="16"/>
                 <w:lang w:eastAsia="en-GB"/>
                 <w14:ligatures w14:val="none"/>
-                <w:rPrChange w:id="753" w:author="Raven, Olivier (Student)" w:date="2026-03-23T10:49:00Z" w16du:dateUtc="2026-03-22T21:49:00Z">
+                <w:rPrChange w:id="711" w:author="Raven, Olivier (Student)" w:date="2026-03-23T10:49:00Z" w16du:dateUtc="2026-03-22T21:49:00Z">
                   <w:rPr>
                     <w:rFonts w:eastAsia="Times New Roman" w:cstheme="minorHAnsi"/>
                     <w:color w:val="000000"/>
@@ -20306,7 +20129,7 @@
                 <w:szCs w:val="16"/>
                 <w:lang w:eastAsia="en-GB"/>
                 <w14:ligatures w14:val="none"/>
-                <w:rPrChange w:id="754" w:author="Raven, Olivier (Student)" w:date="2026-03-23T10:49:00Z" w16du:dateUtc="2026-03-22T21:49:00Z">
+                <w:rPrChange w:id="712" w:author="Raven, Olivier (Student)" w:date="2026-03-23T10:49:00Z" w16du:dateUtc="2026-03-22T21:49:00Z">
                   <w:rPr>
                     <w:rFonts w:eastAsia="Times New Roman" w:cstheme="minorHAnsi"/>
                     <w:color w:val="000000"/>
@@ -20330,7 +20153,7 @@
                 <w:szCs w:val="16"/>
                 <w:lang w:eastAsia="en-GB"/>
                 <w14:ligatures w14:val="none"/>
-                <w:rPrChange w:id="755" w:author="Raven, Olivier (Student)" w:date="2026-03-23T10:49:00Z" w16du:dateUtc="2026-03-22T21:49:00Z">
+                <w:rPrChange w:id="713" w:author="Raven, Olivier (Student)" w:date="2026-03-23T10:49:00Z" w16du:dateUtc="2026-03-22T21:49:00Z">
                   <w:rPr>
                     <w:rFonts w:eastAsia="Times New Roman" w:cstheme="minorHAnsi"/>
                     <w:color w:val="000000"/>
@@ -20366,7 +20189,7 @@
                 <w:szCs w:val="16"/>
                 <w:lang w:eastAsia="en-GB"/>
                 <w14:ligatures w14:val="none"/>
-                <w:rPrChange w:id="756" w:author="Raven, Olivier (Student)" w:date="2026-03-23T10:49:00Z" w16du:dateUtc="2026-03-22T21:49:00Z">
+                <w:rPrChange w:id="714" w:author="Raven, Olivier (Student)" w:date="2026-03-23T10:49:00Z" w16du:dateUtc="2026-03-22T21:49:00Z">
                   <w:rPr>
                     <w:rFonts w:eastAsia="Times New Roman" w:cstheme="minorHAnsi"/>
                     <w:color w:val="000000"/>
@@ -20390,7 +20213,7 @@
                 <w:szCs w:val="16"/>
                 <w:lang w:eastAsia="en-GB"/>
                 <w14:ligatures w14:val="none"/>
-                <w:rPrChange w:id="757" w:author="Raven, Olivier (Student)" w:date="2026-03-23T10:49:00Z" w16du:dateUtc="2026-03-22T21:49:00Z">
+                <w:rPrChange w:id="715" w:author="Raven, Olivier (Student)" w:date="2026-03-23T10:49:00Z" w16du:dateUtc="2026-03-22T21:49:00Z">
                   <w:rPr>
                     <w:rFonts w:eastAsia="Times New Roman" w:cstheme="minorHAnsi"/>
                     <w:color w:val="000000"/>
@@ -20415,7 +20238,7 @@
                 <w:szCs w:val="16"/>
                 <w:lang w:eastAsia="en-GB"/>
                 <w14:ligatures w14:val="none"/>
-                <w:rPrChange w:id="758" w:author="Raven, Olivier (Student)" w:date="2026-03-23T10:49:00Z" w16du:dateUtc="2026-03-22T21:49:00Z">
+                <w:rPrChange w:id="716" w:author="Raven, Olivier (Student)" w:date="2026-03-23T10:49:00Z" w16du:dateUtc="2026-03-22T21:49:00Z">
                   <w:rPr>
                     <w:rFonts w:eastAsia="Times New Roman" w:cstheme="minorHAnsi"/>
                     <w:color w:val="000000"/>
@@ -20440,7 +20263,7 @@
                 <w:szCs w:val="16"/>
                 <w:lang w:eastAsia="en-GB"/>
                 <w14:ligatures w14:val="none"/>
-                <w:rPrChange w:id="759" w:author="Raven, Olivier (Student)" w:date="2026-03-23T10:49:00Z" w16du:dateUtc="2026-03-22T21:49:00Z">
+                <w:rPrChange w:id="717" w:author="Raven, Olivier (Student)" w:date="2026-03-23T10:49:00Z" w16du:dateUtc="2026-03-22T21:49:00Z">
                   <w:rPr>
                     <w:rFonts w:eastAsia="Times New Roman" w:cstheme="minorHAnsi"/>
                     <w:color w:val="000000"/>
@@ -20476,7 +20299,7 @@
                 <w:szCs w:val="16"/>
                 <w:lang w:eastAsia="en-GB"/>
                 <w14:ligatures w14:val="none"/>
-                <w:rPrChange w:id="760" w:author="Raven, Olivier (Student)" w:date="2026-03-23T10:49:00Z" w16du:dateUtc="2026-03-22T21:49:00Z">
+                <w:rPrChange w:id="718" w:author="Raven, Olivier (Student)" w:date="2026-03-23T10:49:00Z" w16du:dateUtc="2026-03-22T21:49:00Z">
                   <w:rPr>
                     <w:rFonts w:eastAsia="Times New Roman" w:cstheme="minorHAnsi"/>
                     <w:color w:val="000000"/>
@@ -20500,7 +20323,7 @@
                 <w:szCs w:val="16"/>
                 <w:lang w:eastAsia="en-GB"/>
                 <w14:ligatures w14:val="none"/>
-                <w:rPrChange w:id="761" w:author="Raven, Olivier (Student)" w:date="2026-03-23T10:49:00Z" w16du:dateUtc="2026-03-22T21:49:00Z">
+                <w:rPrChange w:id="719" w:author="Raven, Olivier (Student)" w:date="2026-03-23T10:49:00Z" w16du:dateUtc="2026-03-22T21:49:00Z">
                   <w:rPr>
                     <w:rFonts w:eastAsia="Times New Roman" w:cstheme="minorHAnsi"/>
                     <w:color w:val="000000"/>
@@ -20525,7 +20348,7 @@
                 <w:szCs w:val="16"/>
                 <w:lang w:eastAsia="en-GB"/>
                 <w14:ligatures w14:val="none"/>
-                <w:rPrChange w:id="762" w:author="Raven, Olivier (Student)" w:date="2026-03-23T10:49:00Z" w16du:dateUtc="2026-03-22T21:49:00Z">
+                <w:rPrChange w:id="720" w:author="Raven, Olivier (Student)" w:date="2026-03-23T10:49:00Z" w16du:dateUtc="2026-03-22T21:49:00Z">
                   <w:rPr>
                     <w:rFonts w:eastAsia="Times New Roman" w:cstheme="minorHAnsi"/>
                     <w:color w:val="000000"/>
@@ -20550,7 +20373,7 @@
                 <w:szCs w:val="16"/>
                 <w:lang w:eastAsia="en-GB"/>
                 <w14:ligatures w14:val="none"/>
-                <w:rPrChange w:id="763" w:author="Raven, Olivier (Student)" w:date="2026-03-23T10:49:00Z" w16du:dateUtc="2026-03-22T21:49:00Z">
+                <w:rPrChange w:id="721" w:author="Raven, Olivier (Student)" w:date="2026-03-23T10:49:00Z" w16du:dateUtc="2026-03-22T21:49:00Z">
                   <w:rPr>
                     <w:rFonts w:eastAsia="Times New Roman" w:cstheme="minorHAnsi"/>
                     <w:color w:val="000000"/>
@@ -20681,7 +20504,6 @@
                 <w14:ligatures w14:val="none"/>
               </w:rPr>
             </w:pPr>
-            <w:commentRangeStart w:id="764"/>
             <w:r>
               <w:rPr>
                 <w:rFonts w:eastAsia="Times New Roman"/>
@@ -20692,31 +20514,7 @@
                 <w:lang w:eastAsia="en-GB"/>
                 <w14:ligatures w14:val="none"/>
               </w:rPr>
-              <w:t>1</w:t>
-            </w:r>
-            <w:commentRangeEnd w:id="764"/>
-            <w:r>
-              <w:rPr>
-                <w:rStyle w:val="CommentReference"/>
-                <w:rFonts w:eastAsia="Times New Roman"/>
-                <w:color w:val="000000"/>
-                <w:kern w:val="0"/>
-                <w:lang w:eastAsia="en-GB"/>
-                <w14:ligatures w14:val="none"/>
-              </w:rPr>
-              <w:commentReference w:id="764"/>
-            </w:r>
-            <w:r>
-              <w:rPr>
-                <w:rFonts w:eastAsia="Times New Roman"/>
-                <w:color w:val="000000"/>
-                <w:kern w:val="0"/>
-                <w:sz w:val="16"/>
-                <w:szCs w:val="16"/>
-                <w:lang w:eastAsia="en-GB"/>
-                <w14:ligatures w14:val="none"/>
-              </w:rPr>
-              <w:t>2</w:t>
+              <w:t>12</w:t>
             </w:r>
           </w:p>
         </w:tc>
@@ -55143,7 +54941,7 @@
       </w:pPr>
     </w:p>
     <w:sectPr>
-      <w:footerReference w:type="default" r:id="rId37"/>
+      <w:footerReference w:type="default" r:id="rId33"/>
       <w:pgSz w:w="11906" w:h="16838"/>
       <w:pgMar w:top="1440" w:right="1440" w:bottom="1440" w:left="1440" w:header="708" w:footer="708" w:gutter="0"/>
       <w:lnNumType w:countBy="1" w:restart="continuous"/>
@@ -55152,865 +54950,6 @@
     </w:sectPr>
   </w:body>
 </w:document>
-</file>
-
-<file path=word/comments.xml><?xml version="1.0" encoding="utf-8"?>
-<w:comments xmlns:wpc="http://schemas.microsoft.com/office/word/2010/wordprocessingCanvas" xmlns:cx="http://schemas.microsoft.com/office/drawing/2014/chartex" xmlns:cx1="http://schemas.microsoft.com/office/drawing/2015/9/8/chartex" xmlns:cx2="http://schemas.microsoft.com/office/drawing/2015/10/21/chartex" xmlns:cx3="http://schemas.microsoft.com/office/drawing/2016/5/9/chartex" xmlns:cx4="http://schemas.microsoft.com/office/drawing/2016/5/10/chartex" xmlns:cx5="http://schemas.microsoft.com/office/drawing/2016/5/11/chartex" xmlns:cx6="http://schemas.microsoft.com/office/drawing/2016/5/12/chartex" xmlns:cx7="http://schemas.microsoft.com/office/drawing/2016/5/13/chartex" xmlns:cx8="http://schemas.microsoft.com/office/drawing/2016/5/14/chartex" xmlns:mc="http://schemas.openxmlformats.org/markup-compatibility/2006" xmlns:aink="http://schemas.microsoft.com/office/drawing/2016/ink" xmlns:am3d="http://schemas.microsoft.com/office/drawing/2017/model3d" xmlns:o="urn:schemas-microsoft-com:office:office" xmlns:oel="http://schemas.microsoft.com/office/2019/extlst" xmlns:r="http://schemas.openxmlformats.org/officeDocument/2006/relationships" xmlns:m="http://schemas.openxmlformats.org/officeDocument/2006/math" xmlns:v="urn:schemas-microsoft-com:vml" xmlns:wp14="http://schemas.microsoft.com/office/word/2010/wordprocessingDrawing" xmlns:wp="http://schemas.openxmlformats.org/drawingml/2006/wordprocessingDrawing" xmlns:w10="urn:schemas-microsoft-com:office:word" xmlns:w="http://schemas.openxmlformats.org/wordprocessingml/2006/main" xmlns:w14="http://schemas.microsoft.com/office/word/2010/wordml" xmlns:w15="http://schemas.microsoft.com/office/word/2012/wordml" xmlns:w16cex="http://schemas.microsoft.com/office/word/2018/wordml/cex" xmlns:w16cid="http://schemas.microsoft.com/office/word/2016/wordml/cid" xmlns:w16="http://schemas.microsoft.com/office/word/2018/wordml" xmlns:w16du="http://schemas.microsoft.com/office/word/2023/wordml/word16du" xmlns:w16sdtdh="http://schemas.microsoft.com/office/word/2020/wordml/sdtdatahash" xmlns:w16sdtfl="http://schemas.microsoft.com/office/word/2024/wordml/sdtformatlock" xmlns:w16se="http://schemas.microsoft.com/office/word/2015/wordml/symex" xmlns:wpg="http://schemas.microsoft.com/office/word/2010/wordprocessingGroup" xmlns:wpi="http://schemas.microsoft.com/office/word/2010/wordprocessingInk" xmlns:wne="http://schemas.microsoft.com/office/word/2006/wordml" xmlns:wps="http://schemas.microsoft.com/office/word/2010/wordprocessingShape" mc:Ignorable="w14 w15 w16se w16cid w16 w16cex w16sdtdh w16sdtfl w16du wp14">
-  <w:comment w:id="8" w:author="Frank Burdon" w:date="2026-03-13T13:15:00Z" w:initials="FB">
-    <w:p>
-      <w:pPr>
-        <w:pStyle w:val="CommentText"/>
-      </w:pPr>
-      <w:r>
-        <w:rPr>
-          <w:rStyle w:val="CommentReference"/>
-        </w:rPr>
-        <w:annotationRef/>
-      </w:r>
-      <w:r>
-        <w:t>"influences" might be more appropriate as this is a correlative study</w:t>
-      </w:r>
-    </w:p>
-  </w:comment>
-  <w:comment w:id="0" w:author="Raven, Olivier (Student)" w:date="2026-03-13T11:56:00Z" w:initials="OR">
-    <w:p>
-      <w:pPr>
-        <w:pStyle w:val="CommentText"/>
-        <w:jc w:val="left"/>
-      </w:pPr>
-      <w:r>
-        <w:rPr>
-          <w:rStyle w:val="CommentReference"/>
-        </w:rPr>
-        <w:annotationRef/>
-      </w:r>
-      <w:r>
-        <w:t xml:space="preserve">In this paper, complexity is used as a general term in some cases (e.g, line 83), specific in other cases (e.g., line 126: substrate index). It is also just one of those ecological terms that can take on many meanings depending on the goals of a particular study, highlighting the need to be extremely clear about what it means for a particular manuscript (see also my comment for line 23-24). There are many environmental components measured in this study that could be subsumed into a "habitat complexity" index besides just substrate. Have the authors considered using PCA to collapse environmental variables into one habitat complexity score (sensu Braaten and Guy 1999; Albertson et al. 2013) and then using that score to evaluate drivers of kōura abundance? If there isn't a complexity score, I would recommend adjusting the wording throughout (including the title) to better represent that this study investigates a series of individual drivers, and to only use complexity when referring a response where the variation is the key metric (e.g., substrate complexity = variation in sediment sizes) rather than complexity more generally. Especially since complexity imparted by macrophytes did not support high density (line 307-308). However, even when referring specifically to substrate and the substrate index, the results of this study indicate that the type of substrate (hard vs vegetative) is what appears to matter here, not the complexity of it. Or even more precisely, the presence of large, coarse substrates is what matters, rather than variation per se. </w:t>
-      </w:r>
-    </w:p>
-    <w:p>
-      <w:pPr>
-        <w:pStyle w:val="CommentText"/>
-        <w:jc w:val="left"/>
-      </w:pPr>
-    </w:p>
-    <w:p>
-      <w:pPr>
-        <w:pStyle w:val="CommentText"/>
-        <w:jc w:val="left"/>
-      </w:pPr>
-      <w:r>
-        <w:t>Albertson, L. K., Koenig, L. E., Lewis, B. L., Zeug, S. C., Harrison, L. R., &amp; Cardinale, B. J. (2013). How does restored habitat for Chinook Salmon (Oncorhynchus tshawytscha) in the Merced River in California compare with other Chinook streams?. River Research and Applications, 29(4), 469-482.</w:t>
-      </w:r>
-    </w:p>
-    <w:p>
-      <w:pPr>
-        <w:pStyle w:val="CommentText"/>
-        <w:jc w:val="left"/>
-      </w:pPr>
-    </w:p>
-    <w:p>
-      <w:pPr>
-        <w:pStyle w:val="CommentText"/>
-        <w:jc w:val="left"/>
-      </w:pPr>
-      <w:r>
-        <w:t>Braaten, P. J., &amp; Guy, C. S. (1999). Relations between physicochemical factors and abundance of fishes in tributary confluences of the lower channelized Missouri River. Transactions of the American Fisheries Society, 128(6), 1213-1221.</w:t>
-      </w:r>
-    </w:p>
-  </w:comment>
-  <w:comment w:id="14" w:author="Raven, Olivier (Student)" w:date="2026-03-10T11:30:00Z" w:initials="OR">
-    <w:p>
-      <w:pPr>
-        <w:pStyle w:val="CommentText"/>
-        <w:jc w:val="left"/>
-      </w:pPr>
-      <w:r>
-        <w:rPr>
-          <w:rStyle w:val="CommentReference"/>
-        </w:rPr>
-        <w:annotationRef/>
-      </w:r>
-      <w:r>
-        <w:t xml:space="preserve">line 18, not yet clear what a substrate index is, please rephrase to explain to a reader who hasn't yet read the methods </w:t>
-      </w:r>
-    </w:p>
-  </w:comment>
-  <w:comment w:id="25" w:author="Raven, Olivier (Student)" w:date="2026-03-10T11:30:00Z" w:initials="OR">
-    <w:p>
-      <w:pPr>
-        <w:pStyle w:val="CommentText"/>
-        <w:jc w:val="left"/>
-      </w:pPr>
-      <w:r>
-        <w:rPr>
-          <w:rStyle w:val="CommentReference"/>
-        </w:rPr>
-        <w:annotationRef/>
-      </w:r>
-      <w:r>
-        <w:t>line 23-24, not yet clear what creates the complexity. Macrophytes could create complexity for example but they are associated with lower abundance and biomass, discussed starting in line 306. This concluding sentence sounds too strong as currently written and could be tempered to better reflex the findings.</w:t>
-      </w:r>
-    </w:p>
-  </w:comment>
-  <w:comment w:id="41" w:author="Raven, Olivier (Student)" w:date="2026-03-10T10:52:00Z" w:initials="OR">
-    <w:p>
-      <w:pPr>
-        <w:pStyle w:val="CommentText"/>
-        <w:jc w:val="left"/>
-      </w:pPr>
-      <w:r>
-        <w:rPr>
-          <w:rStyle w:val="CommentReference"/>
-        </w:rPr>
-        <w:annotationRef/>
-      </w:r>
-      <w:r>
-        <w:t xml:space="preserve">-In the introduction you have a citation for White, 1842 on line 42 but it is not listed in your reference section. </w:t>
-      </w:r>
-    </w:p>
-  </w:comment>
-  <w:comment w:id="43" w:author="Raven, Olivier (Student)" w:date="2026-03-12T15:10:00Z" w:initials="OR">
-    <w:p>
-      <w:pPr>
-        <w:pStyle w:val="CommentText"/>
-        <w:jc w:val="left"/>
-      </w:pPr>
-      <w:r>
-        <w:rPr>
-          <w:rStyle w:val="CommentReference"/>
-        </w:rPr>
-        <w:annotationRef/>
-      </w:r>
-      <w:r>
-        <w:rPr>
-          <w:lang w:val="en-NZ"/>
-        </w:rPr>
-        <w:t>Still in review?</w:t>
-      </w:r>
-    </w:p>
-  </w:comment>
-  <w:comment w:id="44" w:author="Frank Burdon" w:date="2026-03-13T17:51:00Z" w:initials="FB">
-    <w:p>
-      <w:pPr>
-        <w:pStyle w:val="CommentText"/>
-      </w:pPr>
-      <w:r>
-        <w:rPr>
-          <w:rStyle w:val="CommentReference"/>
-        </w:rPr>
-        <w:annotationRef/>
-      </w:r>
-      <w:r>
-        <w:t>In revision - just about to send revised version back</w:t>
-      </w:r>
-    </w:p>
-  </w:comment>
-  <w:comment w:id="52" w:author="Raven, Olivier (Student)" w:date="2026-03-10T10:49:00Z" w:initials="OR">
-    <w:p>
-      <w:pPr>
-        <w:pStyle w:val="CommentText"/>
-        <w:jc w:val="left"/>
-      </w:pPr>
-      <w:r>
-        <w:rPr>
-          <w:rStyle w:val="CommentReference"/>
-        </w:rPr>
-        <w:annotationRef/>
-      </w:r>
-      <w:r>
-        <w:t xml:space="preserve">-On line 72 there is a list of citations "(Usio &amp; Townsend, 73 2000; Parkyn et al., 2009; Parkyn &amp; Collier, 2004; Jowett et al., 2008)". From my understanding, the citations should be in chronological order, so Parkyn et al., 2009 should be at the end of the list.  </w:t>
-      </w:r>
-    </w:p>
-  </w:comment>
-  <w:comment w:id="53" w:author="Raven, Olivier (Student)" w:date="2026-03-10T10:59:00Z" w:initials="OR">
-    <w:p>
-      <w:pPr>
-        <w:pStyle w:val="CommentText"/>
-        <w:jc w:val="left"/>
-      </w:pPr>
-      <w:r>
-        <w:rPr>
-          <w:rStyle w:val="CommentReference"/>
-        </w:rPr>
-        <w:annotationRef/>
-      </w:r>
-      <w:r>
-        <w:t>Lines 72 - 73: citations are out of order</w:t>
-      </w:r>
-    </w:p>
-  </w:comment>
-  <w:comment w:id="60" w:author="ian.kusabs@outlook.com" w:date="2026-03-20T15:31:00Z" w:initials="ia">
-    <w:p>
-      <w:pPr>
-        <w:pStyle w:val="CommentText"/>
-      </w:pPr>
-      <w:r>
-        <w:rPr>
-          <w:rStyle w:val="CommentReference"/>
-        </w:rPr>
-        <w:annotationRef/>
-      </w:r>
-      <w:r>
-        <w:t>would be good to mention trout as thety were the main predator at that time i.e., pre-catfish</w:t>
-      </w:r>
-    </w:p>
-  </w:comment>
-  <w:comment w:id="85" w:author="ian.kusabs@outlook.com" w:date="2026-03-20T15:35:00Z" w:initials="ia">
-    <w:p>
-      <w:pPr>
-        <w:pStyle w:val="CommentText"/>
-      </w:pPr>
-      <w:r>
-        <w:rPr>
-          <w:rStyle w:val="CommentReference"/>
-        </w:rPr>
-        <w:annotationRef/>
-      </w:r>
-      <w:r>
-        <w:t>native biodiversity is pretty broad . I see that this is mentioned in the discussion. Is it worth adding more detail here say...by displacing native macrophytes, altering habitat structure, and modifying ecological processesing.</w:t>
-      </w:r>
-    </w:p>
-  </w:comment>
-  <w:comment w:id="109" w:author="Raven, Olivier (Student)" w:date="2026-03-10T11:08:00Z" w:initials="OR">
-    <w:p>
-      <w:pPr>
-        <w:pStyle w:val="CommentText"/>
-        <w:jc w:val="left"/>
-      </w:pPr>
-      <w:r>
-        <w:rPr>
-          <w:rStyle w:val="CommentReference"/>
-        </w:rPr>
-        <w:annotationRef/>
-      </w:r>
-      <w:r>
-        <w:t>Line 84-87, this reads like methods, and the final paragraph of the Intro would benefit from additional detail about hypotheses/predictions. For example, habitat complexity is stronger, but stronger than what other driver(s) specifically and why is that pattern expected?</w:t>
-      </w:r>
-    </w:p>
-  </w:comment>
-  <w:comment w:id="110" w:author="Frank Burdon" w:date="2026-03-13T17:52:00Z" w:initials="FB">
-    <w:p>
-      <w:pPr>
-        <w:pStyle w:val="CommentText"/>
-      </w:pPr>
-      <w:r>
-        <w:rPr>
-          <w:rStyle w:val="CommentReference"/>
-        </w:rPr>
-        <w:annotationRef/>
-      </w:r>
-      <w:r>
-        <w:t>Fair comment - better to emphasise the hypotheses.. One might be that lake identify would override local habitat variability due to impacts of water quality</w:t>
-      </w:r>
-    </w:p>
-  </w:comment>
-  <w:comment w:id="118" w:author="Raven, Olivier (Student)" w:date="2026-03-10T11:09:00Z" w:initials="OR">
-    <w:p>
-      <w:pPr>
-        <w:pStyle w:val="CommentText"/>
-        <w:jc w:val="left"/>
-      </w:pPr>
-      <w:r>
-        <w:rPr>
-          <w:rStyle w:val="CommentReference"/>
-        </w:rPr>
-        <w:annotationRef/>
-      </w:r>
-      <w:r>
-        <w:t>Line 104-105, unsafe for human sampling or unsafe for the crayfish?</w:t>
-      </w:r>
-    </w:p>
-  </w:comment>
-  <w:comment w:id="146" w:author="Raven, Olivier (Student)" w:date="2026-03-10T10:50:00Z" w:initials="OR">
-    <w:p>
-      <w:pPr>
-        <w:pStyle w:val="CommentText"/>
-        <w:jc w:val="left"/>
-      </w:pPr>
-      <w:r>
-        <w:rPr>
-          <w:rStyle w:val="CommentReference"/>
-        </w:rPr>
-        <w:annotationRef/>
-      </w:r>
-      <w:r>
-        <w:t xml:space="preserve">-The sentence starting on line 111 ". Within each habitat type, site locations were generated using..." reads awkwardly. I would suggest rewriting it.  </w:t>
-      </w:r>
-    </w:p>
-  </w:comment>
-  <w:comment w:id="154" w:author="Raven, Olivier (Student)" w:date="2026-03-10T11:10:00Z" w:initials="OR">
-    <w:p>
-      <w:pPr>
-        <w:pStyle w:val="CommentText"/>
-        <w:jc w:val="left"/>
-      </w:pPr>
-      <w:r>
-        <w:rPr>
-          <w:rStyle w:val="CommentReference"/>
-        </w:rPr>
-        <w:annotationRef/>
-      </w:r>
-      <w:r>
-        <w:t>Line 126-128, a brief explanation of why these weights are used would be helpful, even if already published in other papers. Many crayfish successfully live in silt or sediment, so the heavier weight on larger substrates could use some additional references/detail.</w:t>
-      </w:r>
-    </w:p>
-  </w:comment>
-  <w:comment w:id="176" w:author="Raven, Olivier (Student)" w:date="2026-03-10T11:00:00Z" w:initials="OR">
-    <w:p>
-      <w:pPr>
-        <w:pStyle w:val="CommentText"/>
-        <w:jc w:val="left"/>
-      </w:pPr>
-      <w:r>
-        <w:rPr>
-          <w:rStyle w:val="CommentReference"/>
-        </w:rPr>
-        <w:annotationRef/>
-      </w:r>
-      <w:r>
-        <w:t>Lines 150 - 151: citations are needed for BPUE and CPUE</w:t>
-      </w:r>
-    </w:p>
-  </w:comment>
-  <w:comment w:id="182" w:author="Raven, Olivier (Student)" w:date="2026-03-10T11:00:00Z" w:initials="OR">
-    <w:p>
-      <w:pPr>
-        <w:pStyle w:val="CommentText"/>
-        <w:jc w:val="left"/>
-      </w:pPr>
-      <w:r>
-        <w:rPr>
-          <w:rStyle w:val="CommentReference"/>
-        </w:rPr>
-        <w:annotationRef/>
-      </w:r>
-      <w:r>
-        <w:t>Lines 166 - 167: citations are needed for GLMM and Tweedie GLMM. Also Tweedie GLMM was mentioned out of the blue and not explained.</w:t>
-      </w:r>
-    </w:p>
-  </w:comment>
-  <w:comment w:id="200" w:author="Raven, Olivier (Student)" w:date="2026-03-10T16:02:00Z" w:initials="OR">
-    <w:p>
-      <w:pPr>
-        <w:pStyle w:val="CommentText"/>
-        <w:jc w:val="left"/>
-      </w:pPr>
-      <w:r>
-        <w:rPr>
-          <w:rStyle w:val="CommentReference"/>
-        </w:rPr>
-        <w:annotationRef/>
-      </w:r>
-      <w:r>
-        <w:t>Line 179: citation needed for GAMM with a logit link</w:t>
-      </w:r>
-    </w:p>
-  </w:comment>
-  <w:comment w:id="199" w:author="Raven, Olivier (Student)" w:date="2026-03-11T10:41:00Z" w:initials="OR">
-    <w:p>
-      <w:pPr>
-        <w:pStyle w:val="CommentText"/>
-        <w:jc w:val="left"/>
-      </w:pPr>
-      <w:r>
-        <w:rPr>
-          <w:rStyle w:val="CommentReference"/>
-        </w:rPr>
-        <w:annotationRef/>
-      </w:r>
-      <w:r>
-        <w:t>Lines 226, 230, and 243: describe smoother terms in the Materials and Methods. This term is used in the results out of thin air with no explanation.</w:t>
-      </w:r>
-    </w:p>
-  </w:comment>
-  <w:comment w:id="209" w:author="Raven, Olivier (Student)" w:date="2026-03-10T11:01:00Z" w:initials="OR">
-    <w:p>
-      <w:pPr>
-        <w:pStyle w:val="CommentText"/>
-        <w:jc w:val="left"/>
-      </w:pPr>
-      <w:r>
-        <w:rPr>
-          <w:rStyle w:val="CommentReference"/>
-        </w:rPr>
-        <w:annotationRef/>
-      </w:r>
-      <w:r>
-        <w:t>Line 198: citation needed.</w:t>
-      </w:r>
-    </w:p>
-  </w:comment>
-  <w:comment w:id="212" w:author="Raven, Olivier (Student)" w:date="2026-03-10T11:02:00Z" w:initials="OR">
-    <w:p>
-      <w:pPr>
-        <w:pStyle w:val="CommentText"/>
-        <w:jc w:val="left"/>
-      </w:pPr>
-      <w:r>
-        <w:rPr>
-          <w:rStyle w:val="CommentReference"/>
-        </w:rPr>
-        <w:annotationRef/>
-      </w:r>
-      <w:r>
-        <w:t>Lines 199 - 202: citations and explanations/descriptions needed for each metric. Why are you measuring these things, i.e., what do they tell you? Be specific about each one.</w:t>
-      </w:r>
-    </w:p>
-  </w:comment>
-  <w:comment w:id="267" w:author="Raven, Olivier (Student)" w:date="2026-03-10T11:11:00Z" w:initials="OR">
-    <w:p>
-      <w:pPr>
-        <w:pStyle w:val="CommentText"/>
-        <w:jc w:val="left"/>
-      </w:pPr>
-      <w:r>
-        <w:rPr>
-          <w:rStyle w:val="CommentReference"/>
-        </w:rPr>
-        <w:annotationRef/>
-      </w:r>
-      <w:r>
-        <w:t>Line 228-230, the direction of these relationships for the abiotic drivers is not stated. I recommend modifying this sentence to more closely match the structure of the sentence for biotic drivers (lines 232-233) so that the direction of relationship is clear. This change is especially important so that managers know in which direction this paper is recommending improving habitat quality (line 283-285).</w:t>
-      </w:r>
-    </w:p>
-  </w:comment>
-  <w:comment w:id="268" w:author="Frank Burdon" w:date="2026-03-13T18:01:00Z" w:initials="FB">
-    <w:p>
-      <w:pPr>
-        <w:pStyle w:val="CommentText"/>
-      </w:pPr>
-      <w:r>
-        <w:rPr>
-          <w:rStyle w:val="CommentReference"/>
-        </w:rPr>
-        <w:annotationRef/>
-      </w:r>
-      <w:r>
-        <w:t>See suggested change i.e. write it out so that reader understands what you mean</w:t>
-      </w:r>
-    </w:p>
-  </w:comment>
-  <w:comment w:id="315" w:author="Raven, Olivier (Student)" w:date="2026-03-10T10:47:00Z" w:initials="OR">
-    <w:p>
-      <w:pPr>
-        <w:pStyle w:val="CommentText"/>
-        <w:jc w:val="left"/>
-      </w:pPr>
-      <w:r>
-        <w:rPr>
-          <w:rStyle w:val="CommentReference"/>
-        </w:rPr>
-        <w:annotationRef/>
-      </w:r>
-      <w:r>
-        <w:t>Also, expanding the discussion of the role of habitat complexity would make this ms more relevant to the current theme.</w:t>
-      </w:r>
-    </w:p>
-  </w:comment>
-  <w:comment w:id="314" w:author="Raven, Olivier (Student)" w:date="2026-03-11T13:26:00Z" w:initials="OR">
-    <w:p>
-      <w:pPr>
-        <w:pStyle w:val="CommentText"/>
-        <w:jc w:val="left"/>
-      </w:pPr>
-      <w:r>
-        <w:rPr>
-          <w:rStyle w:val="CommentReference"/>
-        </w:rPr>
-        <w:annotationRef/>
-      </w:r>
-      <w:r>
-        <w:t>The authors interpret "lake effect" as "lake-scale processes," but this is not well explained. They should clarify what they mean by this term. In particular, it would be helpful to note that it is unlikely they overlooked a major factor operating at the scale of entire lakes, because lake identity was not significant once the other variables in the model were accounted for. They explained this in the methods in a way, but they should carry it over to the Discussion.</w:t>
-      </w:r>
-    </w:p>
-  </w:comment>
-  <w:comment w:id="333" w:author="Raven, Olivier (Student)" w:date="2026-03-10T11:07:00Z" w:initials="OR">
-    <w:p>
-      <w:pPr>
-        <w:pStyle w:val="CommentText"/>
-        <w:jc w:val="left"/>
-      </w:pPr>
-      <w:r>
-        <w:rPr>
-          <w:rStyle w:val="CommentReference"/>
-        </w:rPr>
-        <w:annotationRef/>
-      </w:r>
-      <w:r>
-        <w:t>Related to the above (First comment at the title of manuscript) topic, I think some careful tweaking of the wording in the discussion lines 287-305 related to substrate is needed. Homogenous substrates actually have larger pore spaces than heterogenous substrate mixtures where smaller particles can clog up void spaces.  As such, complexity (variation) of substrate sizes might actually reduce refugia from predators rather than accentuate it. It appears to me that the presence of large substrates that create large pores that would be the stronger driver in this study. Furthermore, there is no direct statement about what the refugia are. I'm guessing the authors mean pore spaces (voids) within the cobbles where crayfish can hide from predators or find wetted habitat during low lake water levels (although they say flow refuge is less of a driver in lakes probably), but adding in details related to these ideas about why substrate on shorelines actually matters would be helpful here. I don't quite follow the argument that coarse substrates in lakes are stable structure. The authors have just argued that flow isn't much of a concern in lakes, so why would stability of those particles be important if those substrates are not likely to move anyway? Coarse sediment in rivers is also relatively more stable (less like to be transported during high flows) but the authors wording suggests stable, coarse substrates in lakes are unique. I've included a river-specific reference about sediment and a lake-specific invertebrate habitat use reference that may be useful.</w:t>
-      </w:r>
-    </w:p>
-    <w:p>
-      <w:pPr>
-        <w:pStyle w:val="CommentText"/>
-        <w:jc w:val="left"/>
-      </w:pPr>
-    </w:p>
-    <w:p>
-      <w:pPr>
-        <w:pStyle w:val="CommentText"/>
-        <w:jc w:val="left"/>
-      </w:pPr>
-      <w:r>
-        <w:t>Haschenburger, J. K., &amp; Roest, P. (2009). Substrate indices as indicators of interstitial pore space in gravel‐bed channels. River Research and Applications, 25(1), 98-105.</w:t>
-      </w:r>
-    </w:p>
-    <w:p>
-      <w:pPr>
-        <w:pStyle w:val="CommentText"/>
-        <w:jc w:val="left"/>
-      </w:pPr>
-    </w:p>
-    <w:p>
-      <w:pPr>
-        <w:pStyle w:val="CommentText"/>
-        <w:jc w:val="left"/>
-      </w:pPr>
-      <w:r>
-        <w:t>White, J., &amp; Irvine, K. (2003). The use of littoral mesohabitats and their macroinvertebrate assemblages in the ecological assessment of lakes. Aquatic Conservation: Marine and Freshwater Ecosystems, 13(4), 331-351.</w:t>
-      </w:r>
-    </w:p>
-  </w:comment>
-  <w:comment w:id="465" w:author="Raven, Olivier (Student)" w:date="2026-03-13T12:00:00Z" w:initials="OR">
-    <w:p>
-      <w:pPr>
-        <w:pStyle w:val="CommentText"/>
-        <w:jc w:val="left"/>
-      </w:pPr>
-      <w:r>
-        <w:rPr>
-          <w:rStyle w:val="CommentReference"/>
-        </w:rPr>
-        <w:annotationRef/>
-      </w:r>
-      <w:r>
-        <w:t>Line 320, the heading could be rephrased to better represent the topic since direct interactions are consistently discussed as not likely being that important.</w:t>
-      </w:r>
-    </w:p>
-  </w:comment>
-  <w:comment w:id="470" w:author="Raven, Olivier (Student)" w:date="2026-03-10T11:03:00Z" w:initials="OR">
-    <w:p>
-      <w:pPr>
-        <w:pStyle w:val="CommentText"/>
-        <w:jc w:val="left"/>
-      </w:pPr>
-      <w:r>
-        <w:rPr>
-          <w:rStyle w:val="CommentReference"/>
-        </w:rPr>
-        <w:annotationRef/>
-      </w:r>
-      <w:r>
-        <w:t>Lines 332-341: Consider incorporating a discussion of Levin (1992) (</w:t>
-      </w:r>
-      <w:hyperlink r:id="rId1" w:history="1">
-        <w:r>
-          <w:rPr>
-            <w:rStyle w:val="Hyperlink"/>
-          </w:rPr>
-          <w:t>https://www.columbia.edu/cu/e3bgrads/JC/Levin_1992_Ecology.pdf</w:t>
-        </w:r>
-      </w:hyperlink>
-      <w:r>
-        <w:t>). Ecological relationships are often scale-dependent, such that a positive association observed at one spatial scale may become negative at another. For example, catfish and crayfish might both be associated with the same general habitat type when compared across different habitats. However, if the analysis were restricted to that habitat type alone, a negative association might emerge if the catfish are actively preying on the crayfish. This could be tested relatively easily by conducting a more focused analysis within the relevant habitat type. If the observed pattern is primarily a consequence of scale, restricting the habitat type of the analysis should help reveal it. I think you should try this.</w:t>
-      </w:r>
-    </w:p>
-  </w:comment>
-  <w:comment w:id="471" w:author="Raven, Olivier (Student)" w:date="2026-03-11T13:02:00Z" w:initials="OR">
-    <w:p>
-      <w:pPr>
-        <w:pStyle w:val="CommentText"/>
-        <w:jc w:val="left"/>
-      </w:pPr>
-      <w:r>
-        <w:rPr>
-          <w:rStyle w:val="CommentReference"/>
-        </w:rPr>
-        <w:annotationRef/>
-      </w:r>
-      <w:r>
-        <w:rPr>
-          <w:lang w:val="en-NZ"/>
-        </w:rPr>
-        <w:t xml:space="preserve">Catfish where found in all four habitat types and as there were only 6 sites with catfish a within habitat analisis would not tell much. But we looked at site level and lake level effects and these have been added to better understand the association between kōura and catfish. </w:t>
-      </w:r>
-    </w:p>
-  </w:comment>
-  <w:comment w:id="523" w:author="Raven, Olivier (Student)" w:date="2026-03-10T10:51:00Z" w:initials="OR">
-    <w:p>
-      <w:pPr>
-        <w:pStyle w:val="CommentText"/>
-        <w:jc w:val="left"/>
-      </w:pPr>
-      <w:r>
-        <w:rPr>
-          <w:rStyle w:val="CommentReference"/>
-        </w:rPr>
-        <w:annotationRef/>
-      </w:r>
-      <w:r>
-        <w:t xml:space="preserve">-Change experiences to experience for the sentence starting on line 351 "Lake Rotoiti 352 and Ōkāreka, for example, experiences...". </w:t>
-      </w:r>
-    </w:p>
-  </w:comment>
-  <w:comment w:id="581" w:author="Raven, Olivier (Student)" w:date="2026-03-12T14:19:00Z" w:initials="OR">
-    <w:p>
-      <w:pPr>
-        <w:pStyle w:val="CommentText"/>
-        <w:jc w:val="left"/>
-      </w:pPr>
-      <w:r>
-        <w:rPr>
-          <w:rStyle w:val="CommentReference"/>
-        </w:rPr>
-        <w:annotationRef/>
-      </w:r>
-      <w:r>
-        <w:rPr>
-          <w:lang w:val="en-NZ"/>
-        </w:rPr>
-        <w:t xml:space="preserve">Where shall I make data available? OSF or Zenodo </w:t>
-      </w:r>
-    </w:p>
-  </w:comment>
-  <w:comment w:id="582" w:author="Raven, Olivier (Student)" w:date="2026-03-13T11:50:00Z" w:initials="OR">
-    <w:p>
-      <w:pPr>
-        <w:pStyle w:val="CommentText"/>
-        <w:jc w:val="left"/>
-      </w:pPr>
-      <w:r>
-        <w:rPr>
-          <w:rStyle w:val="CommentReference"/>
-        </w:rPr>
-        <w:annotationRef/>
-      </w:r>
-      <w:r>
-        <w:rPr>
-          <w:lang w:val="en-NZ"/>
-        </w:rPr>
-        <w:t>Will ask Talt for permission</w:t>
-      </w:r>
-    </w:p>
-  </w:comment>
-  <w:comment w:id="595" w:author="Raven, Olivier (Student)" w:date="2026-03-13T11:50:00Z" w:initials="OR">
-    <w:p>
-      <w:pPr>
-        <w:pStyle w:val="CommentText"/>
-        <w:jc w:val="left"/>
-      </w:pPr>
-      <w:r>
-        <w:rPr>
-          <w:rStyle w:val="CommentReference"/>
-        </w:rPr>
-        <w:annotationRef/>
-      </w:r>
-      <w:r>
-        <w:rPr>
-          <w:lang w:val="en-NZ"/>
-        </w:rPr>
-        <w:t>Will ask editor if this is allowed according to journal gidelines</w:t>
-      </w:r>
-    </w:p>
-  </w:comment>
-  <w:comment w:id="713" w:author="Raven, Olivier (Student)" w:date="2026-03-10T10:46:00Z" w:initials="OR">
-    <w:p>
-      <w:pPr>
-        <w:pStyle w:val="CommentText"/>
-        <w:jc w:val="left"/>
-      </w:pPr>
-      <w:r>
-        <w:rPr>
-          <w:rStyle w:val="CommentReference"/>
-        </w:rPr>
-        <w:annotationRef/>
-      </w:r>
-      <w:r>
-        <w:t xml:space="preserve">In addition, please rescale Fig. 2 as it can easily fit one panel of a printed paper (i.e., make boxplots thinner) </w:t>
-      </w:r>
-    </w:p>
-  </w:comment>
-  <w:comment w:id="716" w:author="Raven, Olivier (Student)" w:date="2026-03-11T11:25:00Z" w:initials="OR">
-    <w:p>
-      <w:pPr>
-        <w:pStyle w:val="CommentText"/>
-        <w:jc w:val="left"/>
-      </w:pPr>
-      <w:r>
-        <w:rPr>
-          <w:rStyle w:val="CommentReference"/>
-        </w:rPr>
-        <w:annotationRef/>
-      </w:r>
-      <w:r>
-        <w:t xml:space="preserve">and please present raw data for relationships modelled in Figures 4-5, even if Supplemental Information. </w:t>
-      </w:r>
-    </w:p>
-  </w:comment>
-  <w:comment w:id="721" w:author="Raven, Olivier (Student)" w:date="2026-03-11T11:25:00Z" w:initials="OR">
-    <w:p>
-      <w:pPr>
-        <w:pStyle w:val="CommentText"/>
-        <w:jc w:val="left"/>
-      </w:pPr>
-      <w:r>
-        <w:rPr>
-          <w:rStyle w:val="CommentReference"/>
-        </w:rPr>
-        <w:annotationRef/>
-      </w:r>
-      <w:r>
-        <w:t xml:space="preserve">and please present raw data for relationships modelled in Figures 4-5, even if Supplemental Information. </w:t>
-      </w:r>
-    </w:p>
-  </w:comment>
-  <w:comment w:id="764" w:author="ian.kusabs@outlook.com" w:date="2026-03-20T16:09:00Z" w:initials="ia">
-    <w:p>
-      <w:pPr>
-        <w:pStyle w:val="CommentText"/>
-      </w:pPr>
-      <w:r>
-        <w:rPr>
-          <w:rStyle w:val="CommentReference"/>
-        </w:rPr>
-        <w:annotationRef/>
-      </w:r>
-      <w:r>
-        <w:t>are these meant to be out of line?</w:t>
-      </w:r>
-    </w:p>
-  </w:comment>
-</w:comments>
-</file>
-
-<file path=word/commentsExtended.xml><?xml version="1.0" encoding="utf-8"?>
-<w15:commentsEx xmlns:wpc="http://schemas.microsoft.com/office/word/2010/wordprocessingCanvas" xmlns:cx="http://schemas.microsoft.com/office/drawing/2014/chartex" xmlns:cx1="http://schemas.microsoft.com/office/drawing/2015/9/8/chartex" xmlns:cx2="http://schemas.microsoft.com/office/drawing/2015/10/21/chartex" xmlns:cx3="http://schemas.microsoft.com/office/drawing/2016/5/9/chartex" xmlns:cx4="http://schemas.microsoft.com/office/drawing/2016/5/10/chartex" xmlns:cx5="http://schemas.microsoft.com/office/drawing/2016/5/11/chartex" xmlns:cx6="http://schemas.microsoft.com/office/drawing/2016/5/12/chartex" xmlns:cx7="http://schemas.microsoft.com/office/drawing/2016/5/13/chartex" xmlns:cx8="http://schemas.microsoft.com/office/drawing/2016/5/14/chartex" xmlns:mc="http://schemas.openxmlformats.org/markup-compatibility/2006" xmlns:aink="http://schemas.microsoft.com/office/drawing/2016/ink" xmlns:am3d="http://schemas.microsoft.com/office/drawing/2017/model3d" xmlns:o="urn:schemas-microsoft-com:office:office" xmlns:oel="http://schemas.microsoft.com/office/2019/extlst" xmlns:r="http://schemas.openxmlformats.org/officeDocument/2006/relationships" xmlns:m="http://schemas.openxmlformats.org/officeDocument/2006/math" xmlns:v="urn:schemas-microsoft-com:vml" xmlns:wp14="http://schemas.microsoft.com/office/word/2010/wordprocessingDrawing" xmlns:wp="http://schemas.openxmlformats.org/drawingml/2006/wordprocessingDrawing" xmlns:w10="urn:schemas-microsoft-com:office:word" xmlns:w="http://schemas.openxmlformats.org/wordprocessingml/2006/main" xmlns:w14="http://schemas.microsoft.com/office/word/2010/wordml" xmlns:w15="http://schemas.microsoft.com/office/word/2012/wordml" xmlns:w16cex="http://schemas.microsoft.com/office/word/2018/wordml/cex" xmlns:w16cid="http://schemas.microsoft.com/office/word/2016/wordml/cid" xmlns:w16="http://schemas.microsoft.com/office/word/2018/wordml" xmlns:w16du="http://schemas.microsoft.com/office/word/2023/wordml/word16du" xmlns:w16sdtdh="http://schemas.microsoft.com/office/word/2020/wordml/sdtdatahash" xmlns:w16sdtfl="http://schemas.microsoft.com/office/word/2024/wordml/sdtformatlock" xmlns:w16se="http://schemas.microsoft.com/office/word/2015/wordml/symex" xmlns:wpg="http://schemas.microsoft.com/office/word/2010/wordprocessingGroup" xmlns:wpi="http://schemas.microsoft.com/office/word/2010/wordprocessingInk" xmlns:wne="http://schemas.microsoft.com/office/word/2006/wordml" xmlns:wps="http://schemas.microsoft.com/office/word/2010/wordprocessingShape" mc:Ignorable="w14 w15 w16se w16cid w16 w16cex w16sdtdh w16sdtfl w16du wp14">
-  <w15:commentEx w15:paraId="23A3AE31" w15:done="0"/>
-  <w15:commentEx w15:paraId="3B894A51" w15:done="0"/>
-  <w15:commentEx w15:paraId="2ECF8C1C" w15:done="0"/>
-  <w15:commentEx w15:paraId="4DC1021D" w15:done="0"/>
-  <w15:commentEx w15:paraId="1B6A9C20" w15:done="0"/>
-  <w15:commentEx w15:paraId="699C9971" w15:done="0"/>
-  <w15:commentEx w15:paraId="71FBA293" w15:paraIdParent="699C9971" w15:done="0"/>
-  <w15:commentEx w15:paraId="3CE9214C" w15:done="0"/>
-  <w15:commentEx w15:paraId="04AF4781" w15:paraIdParent="3CE9214C" w15:done="0"/>
-  <w15:commentEx w15:paraId="2335FD9E" w15:done="0"/>
-  <w15:commentEx w15:paraId="32C77DC4" w15:done="0"/>
-  <w15:commentEx w15:paraId="54F80496" w15:done="0"/>
-  <w15:commentEx w15:paraId="77FEFD1D" w15:paraIdParent="54F80496" w15:done="0"/>
-  <w15:commentEx w15:paraId="5A08FBCF" w15:done="0"/>
-  <w15:commentEx w15:paraId="43B36E2A" w15:done="0"/>
-  <w15:commentEx w15:paraId="12868A89" w15:done="0"/>
-  <w15:commentEx w15:paraId="1F4A87EA" w15:done="0"/>
-  <w15:commentEx w15:paraId="210DA94F" w15:done="0"/>
-  <w15:commentEx w15:paraId="7FF1D15E" w15:done="0"/>
-  <w15:commentEx w15:paraId="5B99C568" w15:done="0"/>
-  <w15:commentEx w15:paraId="783F8F1E" w15:done="0"/>
-  <w15:commentEx w15:paraId="7E866BEB" w15:done="0"/>
-  <w15:commentEx w15:paraId="3B457FE1" w15:done="0"/>
-  <w15:commentEx w15:paraId="080514B1" w15:paraIdParent="3B457FE1" w15:done="0"/>
-  <w15:commentEx w15:paraId="69227EB0" w15:done="0"/>
-  <w15:commentEx w15:paraId="5510FA2A" w15:done="0"/>
-  <w15:commentEx w15:paraId="0DC35342" w15:done="0"/>
-  <w15:commentEx w15:paraId="22D306AD" w15:done="0"/>
-  <w15:commentEx w15:paraId="5B73CCF2" w15:done="0"/>
-  <w15:commentEx w15:paraId="5BC69DF9" w15:paraIdParent="5B73CCF2" w15:done="0"/>
-  <w15:commentEx w15:paraId="2E8E8921" w15:done="0"/>
-  <w15:commentEx w15:paraId="0ABD2895" w15:done="0"/>
-  <w15:commentEx w15:paraId="0788197D" w15:paraIdParent="0ABD2895" w15:done="0"/>
-  <w15:commentEx w15:paraId="289B2AD6" w15:done="0"/>
-  <w15:commentEx w15:paraId="6BC06DD2" w15:done="0"/>
-  <w15:commentEx w15:paraId="3665081C" w15:done="0"/>
-  <w15:commentEx w15:paraId="36291025" w15:done="0"/>
-  <w15:commentEx w15:paraId="53905CAA" w15:done="0"/>
-</w15:commentsEx>
-</file>
-
-<file path=word/commentsExtensible.xml><?xml version="1.0" encoding="utf-8"?>
-<w16cex:commentsExtensible xmlns:wpc="http://schemas.microsoft.com/office/word/2010/wordprocessingCanvas" xmlns:cx="http://schemas.microsoft.com/office/drawing/2014/chartex" xmlns:cx1="http://schemas.microsoft.com/office/drawing/2015/9/8/chartex" xmlns:cx2="http://schemas.microsoft.com/office/drawing/2015/10/21/chartex" xmlns:cx3="http://schemas.microsoft.com/office/drawing/2016/5/9/chartex" xmlns:cx4="http://schemas.microsoft.com/office/drawing/2016/5/10/chartex" xmlns:cx5="http://schemas.microsoft.com/office/drawing/2016/5/11/chartex" xmlns:cx6="http://schemas.microsoft.com/office/drawing/2016/5/12/chartex" xmlns:cx7="http://schemas.microsoft.com/office/drawing/2016/5/13/chartex" xmlns:cx8="http://schemas.microsoft.com/office/drawing/2016/5/14/chartex" xmlns:cr="http://schemas.microsoft.com/office/comments/2020/reactions" xmlns:mc="http://schemas.openxmlformats.org/markup-compatibility/2006" xmlns:aink="http://schemas.microsoft.com/office/drawing/2016/ink" xmlns:am3d="http://schemas.microsoft.com/office/drawing/2017/model3d" xmlns:o="urn:schemas-microsoft-com:office:office" xmlns:oel="http://schemas.microsoft.com/office/2019/extlst" xmlns:r="http://schemas.openxmlformats.org/officeDocument/2006/relationships" xmlns:m="http://schemas.openxmlformats.org/officeDocument/2006/math" xmlns:v="urn:schemas-microsoft-com:vml" xmlns:wp14="http://schemas.microsoft.com/office/word/2010/wordprocessingDrawing" xmlns:wp="http://schemas.openxmlformats.org/drawingml/2006/wordprocessingDrawing" xmlns:w10="urn:schemas-microsoft-com:office:word" xmlns:w="http://schemas.openxmlformats.org/wordprocessingml/2006/main" xmlns:w14="http://schemas.microsoft.com/office/word/2010/wordml" xmlns:w15="http://schemas.microsoft.com/office/word/2012/wordml" xmlns:w16cex="http://schemas.microsoft.com/office/word/2018/wordml/cex" xmlns:w16cid="http://schemas.microsoft.com/office/word/2016/wordml/cid" xmlns:w16="http://schemas.microsoft.com/office/word/2018/wordml" xmlns:w16du="http://schemas.microsoft.com/office/word/2023/wordml/word16du" xmlns:w16sdtdh="http://schemas.microsoft.com/office/word/2020/wordml/sdtdatahash" xmlns:w16sdtfl="http://schemas.microsoft.com/office/word/2024/wordml/sdtformatlock" xmlns:w16se="http://schemas.microsoft.com/office/word/2015/wordml/symex" xmlns:wpg="http://schemas.microsoft.com/office/word/2010/wordprocessingGroup" xmlns:wpi="http://schemas.microsoft.com/office/word/2010/wordprocessingInk" xmlns:wne="http://schemas.microsoft.com/office/word/2006/wordml" xmlns:wps="http://schemas.microsoft.com/office/word/2010/wordprocessingShape" mc:Ignorable="w14 w15 w16se w16cid w16 w16cex w16sdtdh w16sdtfl cr w16du wp14">
-  <w16cex:commentExtensible w16cex:durableId="0B1F33F4" w16cex:dateUtc="2026-03-13T00:15:00Z"/>
-  <w16cex:commentExtensible w16cex:durableId="199CEDC0" w16cex:dateUtc="2026-03-12T22:56:00Z"/>
-  <w16cex:commentExtensible w16cex:durableId="2B63AB84" w16cex:dateUtc="2026-03-09T22:30:00Z"/>
-  <w16cex:commentExtensible w16cex:durableId="688906F1" w16cex:dateUtc="2026-03-09T22:30:00Z"/>
-  <w16cex:commentExtensible w16cex:durableId="43FFB4E6" w16cex:dateUtc="2026-03-09T21:52:00Z"/>
-  <w16cex:commentExtensible w16cex:durableId="3901759C" w16cex:dateUtc="2026-03-12T02:10:00Z"/>
-  <w16cex:commentExtensible w16cex:durableId="381E357F" w16cex:dateUtc="2026-03-13T04:51:00Z"/>
-  <w16cex:commentExtensible w16cex:durableId="70C57473" w16cex:dateUtc="2026-03-09T21:49:00Z"/>
-  <w16cex:commentExtensible w16cex:durableId="29F1543F" w16cex:dateUtc="2026-03-09T21:59:00Z"/>
-  <w16cex:commentExtensible w16cex:durableId="1C1C4833" w16cex:dateUtc="2026-03-20T02:31:00Z"/>
-  <w16cex:commentExtensible w16cex:durableId="483E7334" w16cex:dateUtc="2026-03-20T02:35:00Z"/>
-  <w16cex:commentExtensible w16cex:durableId="5583EFE1" w16cex:dateUtc="2026-03-09T22:08:00Z"/>
-  <w16cex:commentExtensible w16cex:durableId="69B18D57" w16cex:dateUtc="2026-03-13T04:52:00Z"/>
-  <w16cex:commentExtensible w16cex:durableId="2EDCC1F4" w16cex:dateUtc="2026-03-09T22:09:00Z"/>
-  <w16cex:commentExtensible w16cex:durableId="55CB4F79" w16cex:dateUtc="2026-03-09T21:50:00Z"/>
-  <w16cex:commentExtensible w16cex:durableId="29F4A73C" w16cex:dateUtc="2026-03-09T22:10:00Z"/>
-  <w16cex:commentExtensible w16cex:durableId="7B9F88D3" w16cex:dateUtc="2026-03-09T22:00:00Z"/>
-  <w16cex:commentExtensible w16cex:durableId="17D70CFB" w16cex:dateUtc="2026-03-09T22:00:00Z"/>
-  <w16cex:commentExtensible w16cex:durableId="6C361BED" w16cex:dateUtc="2026-03-10T03:02:00Z"/>
-  <w16cex:commentExtensible w16cex:durableId="2BA86E16" w16cex:dateUtc="2026-03-10T21:41:00Z"/>
-  <w16cex:commentExtensible w16cex:durableId="703208DF" w16cex:dateUtc="2026-03-09T22:01:00Z"/>
-  <w16cex:commentExtensible w16cex:durableId="44172AA3" w16cex:dateUtc="2026-03-09T22:02:00Z"/>
-  <w16cex:commentExtensible w16cex:durableId="37110C27" w16cex:dateUtc="2026-03-09T22:11:00Z"/>
-  <w16cex:commentExtensible w16cex:durableId="12100CB4" w16cex:dateUtc="2026-03-13T05:01:00Z"/>
-  <w16cex:commentExtensible w16cex:durableId="702AF74C" w16cex:dateUtc="2026-03-09T21:47:00Z"/>
-  <w16cex:commentExtensible w16cex:durableId="16772D2B" w16cex:dateUtc="2026-03-11T00:26:00Z"/>
-  <w16cex:commentExtensible w16cex:durableId="5ECEB16D" w16cex:dateUtc="2026-03-09T22:07:00Z"/>
-  <w16cex:commentExtensible w16cex:durableId="505DF9FC" w16cex:dateUtc="2026-03-12T23:00:00Z"/>
-  <w16cex:commentExtensible w16cex:durableId="3E2F20EE" w16cex:dateUtc="2026-03-09T22:03:00Z"/>
-  <w16cex:commentExtensible w16cex:durableId="608A16D6" w16cex:dateUtc="2026-03-11T00:02:00Z"/>
-  <w16cex:commentExtensible w16cex:durableId="143BF3C9" w16cex:dateUtc="2026-03-09T21:51:00Z"/>
-  <w16cex:commentExtensible w16cex:durableId="4A3E0AB8" w16cex:dateUtc="2026-03-12T01:19:00Z"/>
-  <w16cex:commentExtensible w16cex:durableId="39702975" w16cex:dateUtc="2026-03-12T22:50:00Z"/>
-  <w16cex:commentExtensible w16cex:durableId="00BAF93F" w16cex:dateUtc="2026-03-12T22:50:00Z"/>
-  <w16cex:commentExtensible w16cex:durableId="716E7EA3" w16cex:dateUtc="2026-03-09T21:46:00Z"/>
-  <w16cex:commentExtensible w16cex:durableId="4BC23B8A" w16cex:dateUtc="2026-03-10T22:25:00Z"/>
-  <w16cex:commentExtensible w16cex:durableId="6FFE9BDD" w16cex:dateUtc="2026-03-10T22:25:00Z"/>
-  <w16cex:commentExtensible w16cex:durableId="7EDF3EDB" w16cex:dateUtc="2026-03-20T03:09:00Z"/>
-</w16cex:commentsExtensible>
-</file>
-
-<file path=word/commentsIds.xml><?xml version="1.0" encoding="utf-8"?>
-<w16cid:commentsIds xmlns:wpc="http://schemas.microsoft.com/office/word/2010/wordprocessingCanvas" xmlns:cx="http://schemas.microsoft.com/office/drawing/2014/chartex" xmlns:cx1="http://schemas.microsoft.com/office/drawing/2015/9/8/chartex" xmlns:cx2="http://schemas.microsoft.com/office/drawing/2015/10/21/chartex" xmlns:cx3="http://schemas.microsoft.com/office/drawing/2016/5/9/chartex" xmlns:cx4="http://schemas.microsoft.com/office/drawing/2016/5/10/chartex" xmlns:cx5="http://schemas.microsoft.com/office/drawing/2016/5/11/chartex" xmlns:cx6="http://schemas.microsoft.com/office/drawing/2016/5/12/chartex" xmlns:cx7="http://schemas.microsoft.com/office/drawing/2016/5/13/chartex" xmlns:cx8="http://schemas.microsoft.com/office/drawing/2016/5/14/chartex" xmlns:mc="http://schemas.openxmlformats.org/markup-compatibility/2006" xmlns:aink="http://schemas.microsoft.com/office/drawing/2016/ink" xmlns:am3d="http://schemas.microsoft.com/office/drawing/2017/model3d" xmlns:o="urn:schemas-microsoft-com:office:office" xmlns:oel="http://schemas.microsoft.com/office/2019/extlst" xmlns:r="http://schemas.openxmlformats.org/officeDocument/2006/relationships" xmlns:m="http://schemas.openxmlformats.org/officeDocument/2006/math" xmlns:v="urn:schemas-microsoft-com:vml" xmlns:wp14="http://schemas.microsoft.com/office/word/2010/wordprocessingDrawing" xmlns:wp="http://schemas.openxmlformats.org/drawingml/2006/wordprocessingDrawing" xmlns:w10="urn:schemas-microsoft-com:office:word" xmlns:w="http://schemas.openxmlformats.org/wordprocessingml/2006/main" xmlns:w14="http://schemas.microsoft.com/office/word/2010/wordml" xmlns:w15="http://schemas.microsoft.com/office/word/2012/wordml" xmlns:w16cex="http://schemas.microsoft.com/office/word/2018/wordml/cex" xmlns:w16cid="http://schemas.microsoft.com/office/word/2016/wordml/cid" xmlns:w16="http://schemas.microsoft.com/office/word/2018/wordml" xmlns:w16du="http://schemas.microsoft.com/office/word/2023/wordml/word16du" xmlns:w16sdtdh="http://schemas.microsoft.com/office/word/2020/wordml/sdtdatahash" xmlns:w16sdtfl="http://schemas.microsoft.com/office/word/2024/wordml/sdtformatlock" xmlns:w16se="http://schemas.microsoft.com/office/word/2015/wordml/symex" xmlns:wpg="http://schemas.microsoft.com/office/word/2010/wordprocessingGroup" xmlns:wpi="http://schemas.microsoft.com/office/word/2010/wordprocessingInk" xmlns:wne="http://schemas.microsoft.com/office/word/2006/wordml" xmlns:wps="http://schemas.microsoft.com/office/word/2010/wordprocessingShape" mc:Ignorable="w14 w15 w16se w16cid w16 w16cex w16sdtdh w16sdtfl w16du wp14">
-  <w16cid:commentId w16cid:paraId="23A3AE31" w16cid:durableId="0B1F33F4"/>
-  <w16cid:commentId w16cid:paraId="3B894A51" w16cid:durableId="199CEDC0"/>
-  <w16cid:commentId w16cid:paraId="2ECF8C1C" w16cid:durableId="2B63AB84"/>
-  <w16cid:commentId w16cid:paraId="4DC1021D" w16cid:durableId="688906F1"/>
-  <w16cid:commentId w16cid:paraId="1B6A9C20" w16cid:durableId="43FFB4E6"/>
-  <w16cid:commentId w16cid:paraId="699C9971" w16cid:durableId="3901759C"/>
-  <w16cid:commentId w16cid:paraId="71FBA293" w16cid:durableId="381E357F"/>
-  <w16cid:commentId w16cid:paraId="3CE9214C" w16cid:durableId="70C57473"/>
-  <w16cid:commentId w16cid:paraId="04AF4781" w16cid:durableId="29F1543F"/>
-  <w16cid:commentId w16cid:paraId="2335FD9E" w16cid:durableId="1C1C4833"/>
-  <w16cid:commentId w16cid:paraId="32C77DC4" w16cid:durableId="483E7334"/>
-  <w16cid:commentId w16cid:paraId="54F80496" w16cid:durableId="5583EFE1"/>
-  <w16cid:commentId w16cid:paraId="77FEFD1D" w16cid:durableId="69B18D57"/>
-  <w16cid:commentId w16cid:paraId="5A08FBCF" w16cid:durableId="2EDCC1F4"/>
-  <w16cid:commentId w16cid:paraId="43B36E2A" w16cid:durableId="55CB4F79"/>
-  <w16cid:commentId w16cid:paraId="12868A89" w16cid:durableId="29F4A73C"/>
-  <w16cid:commentId w16cid:paraId="1F4A87EA" w16cid:durableId="7B9F88D3"/>
-  <w16cid:commentId w16cid:paraId="210DA94F" w16cid:durableId="17D70CFB"/>
-  <w16cid:commentId w16cid:paraId="7FF1D15E" w16cid:durableId="6C361BED"/>
-  <w16cid:commentId w16cid:paraId="5B99C568" w16cid:durableId="2BA86E16"/>
-  <w16cid:commentId w16cid:paraId="783F8F1E" w16cid:durableId="703208DF"/>
-  <w16cid:commentId w16cid:paraId="7E866BEB" w16cid:durableId="44172AA3"/>
-  <w16cid:commentId w16cid:paraId="3B457FE1" w16cid:durableId="37110C27"/>
-  <w16cid:commentId w16cid:paraId="080514B1" w16cid:durableId="12100CB4"/>
-  <w16cid:commentId w16cid:paraId="69227EB0" w16cid:durableId="702AF74C"/>
-  <w16cid:commentId w16cid:paraId="5510FA2A" w16cid:durableId="16772D2B"/>
-  <w16cid:commentId w16cid:paraId="0DC35342" w16cid:durableId="5ECEB16D"/>
-  <w16cid:commentId w16cid:paraId="22D306AD" w16cid:durableId="505DF9FC"/>
-  <w16cid:commentId w16cid:paraId="5B73CCF2" w16cid:durableId="3E2F20EE"/>
-  <w16cid:commentId w16cid:paraId="5BC69DF9" w16cid:durableId="608A16D6"/>
-  <w16cid:commentId w16cid:paraId="2E8E8921" w16cid:durableId="143BF3C9"/>
-  <w16cid:commentId w16cid:paraId="0ABD2895" w16cid:durableId="4A3E0AB8"/>
-  <w16cid:commentId w16cid:paraId="0788197D" w16cid:durableId="39702975"/>
-  <w16cid:commentId w16cid:paraId="289B2AD6" w16cid:durableId="00BAF93F"/>
-  <w16cid:commentId w16cid:paraId="6BC06DD2" w16cid:durableId="716E7EA3"/>
-  <w16cid:commentId w16cid:paraId="3665081C" w16cid:durableId="4BC23B8A"/>
-  <w16cid:commentId w16cid:paraId="36291025" w16cid:durableId="6FFE9BDD"/>
-  <w16cid:commentId w16cid:paraId="53905CAA" w16cid:durableId="7EDF3EDB"/>
-</w16cid:commentsIds>
 </file>
 
 <file path=word/endnotes.xml><?xml version="1.0" encoding="utf-8"?>
@@ -59978,11 +58917,11 @@
   <w15:person w15:author="Raven, Olivier (Student)">
     <w15:presenceInfo w15:providerId="AD" w15:userId="S::or81@students.waikato.ac.nz::e271f6c9-056d-4468-bbaf-9e72d555f806"/>
   </w15:person>
+  <w15:person w15:author="ian.kusabs@outlook.com">
+    <w15:presenceInfo w15:providerId="AD" w15:userId="S::urn:spo:guest#ian.kusabs@outlook.com::"/>
+  </w15:person>
   <w15:person w15:author="Frank Burdon">
     <w15:presenceInfo w15:providerId="AD" w15:userId="S::frank.burdon@waikato.ac.nz::266a3963-8d8e-4a25-8b9d-09f4644bb8d2"/>
-  </w15:person>
-  <w15:person w15:author="ian.kusabs@outlook.com">
-    <w15:presenceInfo w15:providerId="AD" w15:userId="S::urn:spo:guest#ian.kusabs@outlook.com::"/>
   </w15:person>
 </w15:people>
 </file>
@@ -60592,6 +59531,7 @@
   <w:style w:type="character" w:default="1" w:styleId="DefaultParagraphFont">
     <w:name w:val="Default Paragraph Font"/>
     <w:uiPriority w:val="1"/>
+    <w:semiHidden/>
     <w:unhideWhenUsed/>
   </w:style>
   <w:style w:type="table" w:default="1" w:styleId="TableNormal">

--- a/manuscript/Manuscript_v2_revised_track_changes.docx
+++ b/manuscript/Manuscript_v2_revised_track_changes.docx
@@ -582,20 +582,48 @@
         <w:t xml:space="preserve"> conservation</w:t>
       </w:r>
       <w:r>
-        <w:t xml:space="preserve"> of freshwater crayfish </w:t>
-      </w:r>
-      <w:r>
-        <w:t xml:space="preserve">in </w:t>
-      </w:r>
-      <w:r>
-        <w:t xml:space="preserve">the </w:t>
-      </w:r>
-      <w:r>
-        <w:t>face of</w:t>
-      </w:r>
+        <w:t xml:space="preserve"> of </w:t>
+      </w:r>
+      <w:del w:id="9" w:author="Raven, Olivier (Student)" w:date="2026-04-24T09:50:00Z" w16du:dateUtc="2026-04-23T21:50:00Z">
+        <w:r>
+          <w:delText xml:space="preserve">freshwater </w:delText>
+        </w:r>
+      </w:del>
+      <w:r>
+        <w:t xml:space="preserve">crayfish </w:t>
+      </w:r>
+      <w:del w:id="10" w:author="Raven, Olivier (Student)" w:date="2026-04-24T09:50:00Z" w16du:dateUtc="2026-04-23T21:50:00Z">
+        <w:r>
+          <w:delText xml:space="preserve">in </w:delText>
+        </w:r>
+        <w:r>
+          <w:delText xml:space="preserve">the </w:delText>
+        </w:r>
+      </w:del>
+      <w:r>
+        <w:t>fac</w:t>
+      </w:r>
+      <w:del w:id="11" w:author="Raven, Olivier (Student)" w:date="2026-04-24T09:50:00Z" w16du:dateUtc="2026-04-23T21:50:00Z">
+        <w:r>
+          <w:delText>e</w:delText>
+        </w:r>
+      </w:del>
+      <w:ins w:id="12" w:author="Raven, Olivier (Student)" w:date="2026-04-24T09:50:00Z" w16du:dateUtc="2026-04-23T21:50:00Z">
+        <w:r>
+          <w:t>ing</w:t>
+        </w:r>
+      </w:ins>
       <w:r>
         <w:t xml:space="preserve"> </w:t>
       </w:r>
+      <w:del w:id="13" w:author="Raven, Olivier (Student)" w:date="2026-04-24T09:50:00Z" w16du:dateUtc="2026-04-23T21:50:00Z">
+        <w:r>
+          <w:delText>of</w:delText>
+        </w:r>
+      </w:del>
+      <w:r>
+        <w:t xml:space="preserve"> </w:t>
+      </w:r>
       <w:r>
         <w:t>multiple</w:t>
       </w:r>
@@ -641,7 +669,7 @@
       <w:r>
         <w:t xml:space="preserve">by habitat </w:t>
       </w:r>
-      <w:ins w:id="9" w:author="Raven, Olivier (Student)" w:date="2026-03-11T15:26:00Z" w16du:dateUtc="2026-03-11T02:26:00Z">
+      <w:ins w:id="14" w:author="Raven, Olivier (Student)" w:date="2026-03-11T15:26:00Z" w16du:dateUtc="2026-03-11T02:26:00Z">
         <w:r>
           <w:t>characteristics</w:t>
         </w:r>
@@ -649,7 +677,7 @@
           <w:t xml:space="preserve"> </w:t>
         </w:r>
       </w:ins>
-      <w:del w:id="10" w:author="Raven, Olivier (Student)" w:date="2026-03-11T15:26:00Z" w16du:dateUtc="2026-03-11T02:26:00Z">
+      <w:del w:id="15" w:author="Raven, Olivier (Student)" w:date="2026-03-11T15:26:00Z" w16du:dateUtc="2026-03-11T02:26:00Z">
         <w:r>
           <w:delText xml:space="preserve">conditions </w:delText>
         </w:r>
@@ -657,12 +685,12 @@
       <w:r>
         <w:t xml:space="preserve">rather than lake-scale processes. Occupancy increased with shoreline habitat </w:t>
       </w:r>
-      <w:ins w:id="11" w:author="Raven, Olivier (Student)" w:date="2026-03-11T15:17:00Z">
+      <w:ins w:id="16" w:author="Raven, Olivier (Student)" w:date="2026-03-11T15:17:00Z">
         <w:r>
           <w:t>characteristics</w:t>
         </w:r>
       </w:ins>
-      <w:del w:id="12" w:author="Raven, Olivier (Student)" w:date="2026-03-11T15:17:00Z" w16du:dateUtc="2026-03-11T02:17:00Z">
+      <w:del w:id="17" w:author="Raven, Olivier (Student)" w:date="2026-03-11T15:17:00Z" w16du:dateUtc="2026-03-11T02:17:00Z">
         <w:r>
           <w:delText>complexity</w:delText>
         </w:r>
@@ -670,32 +698,32 @@
       <w:r>
         <w:t xml:space="preserve">, particularly </w:t>
       </w:r>
-      <w:del w:id="13" w:author="Raven, Olivier (Student)" w:date="2026-03-10T11:31:00Z" w16du:dateUtc="2026-03-09T22:31:00Z">
+      <w:del w:id="18" w:author="Raven, Olivier (Student)" w:date="2026-03-10T11:31:00Z" w16du:dateUtc="2026-03-09T22:31:00Z">
         <w:r>
           <w:delText xml:space="preserve">higher substrate </w:delText>
         </w:r>
       </w:del>
-      <w:ins w:id="14" w:author="Raven, Olivier (Student)" w:date="2026-03-10T11:29:00Z" w16du:dateUtc="2026-03-09T22:29:00Z">
+      <w:ins w:id="19" w:author="Raven, Olivier (Student)" w:date="2026-03-10T11:29:00Z" w16du:dateUtc="2026-03-09T22:29:00Z">
         <w:r>
           <w:t>coarse</w:t>
         </w:r>
       </w:ins>
-      <w:ins w:id="15" w:author="Raven, Olivier (Student)" w:date="2026-03-10T11:31:00Z" w16du:dateUtc="2026-03-09T22:31:00Z">
+      <w:ins w:id="20" w:author="Raven, Olivier (Student)" w:date="2026-03-10T11:31:00Z" w16du:dateUtc="2026-03-09T22:31:00Z">
         <w:r>
           <w:t>r</w:t>
         </w:r>
       </w:ins>
-      <w:ins w:id="16" w:author="Raven, Olivier (Student)" w:date="2026-03-10T11:29:00Z" w16du:dateUtc="2026-03-09T22:29:00Z">
+      <w:ins w:id="21" w:author="Raven, Olivier (Student)" w:date="2026-03-10T11:29:00Z" w16du:dateUtc="2026-03-09T22:29:00Z">
         <w:r>
           <w:t xml:space="preserve"> substrate types</w:t>
         </w:r>
       </w:ins>
-      <w:ins w:id="17" w:author="Raven, Olivier (Student)" w:date="2026-03-10T11:30:00Z" w16du:dateUtc="2026-03-09T22:30:00Z">
+      <w:ins w:id="22" w:author="Raven, Olivier (Student)" w:date="2026-03-10T11:30:00Z" w16du:dateUtc="2026-03-09T22:30:00Z">
         <w:r>
           <w:t xml:space="preserve"> </w:t>
         </w:r>
       </w:ins>
-      <w:del w:id="18" w:author="Raven, Olivier (Student)" w:date="2026-03-10T11:28:00Z" w16du:dateUtc="2026-03-09T22:28:00Z">
+      <w:del w:id="23" w:author="Raven, Olivier (Student)" w:date="2026-03-10T11:28:00Z" w16du:dateUtc="2026-03-09T22:28:00Z">
         <w:r>
           <w:delText xml:space="preserve">index values </w:delText>
         </w:r>
@@ -706,7 +734,7 @@
       <w:r>
         <w:t xml:space="preserve">, </w:t>
       </w:r>
-      <w:del w:id="19" w:author="Raven, Olivier (Student)" w:date="2026-03-12T15:06:00Z" w16du:dateUtc="2026-03-12T02:06:00Z">
+      <w:del w:id="24" w:author="Raven, Olivier (Student)" w:date="2026-03-12T15:06:00Z" w16du:dateUtc="2026-03-12T02:06:00Z">
         <w:r>
           <w:delText xml:space="preserve">pH and </w:delText>
         </w:r>
@@ -714,7 +742,7 @@
       <w:r>
         <w:t>conductivity</w:t>
       </w:r>
-      <w:ins w:id="20" w:author="Raven, Olivier (Student)" w:date="2026-03-12T15:06:00Z" w16du:dateUtc="2026-03-12T02:06:00Z">
+      <w:ins w:id="25" w:author="Raven, Olivier (Student)" w:date="2026-03-12T15:06:00Z" w16du:dateUtc="2026-03-12T02:06:00Z">
         <w:r>
           <w:t xml:space="preserve"> </w:t>
         </w:r>
@@ -737,12 +765,12 @@
       <w:r>
         <w:t xml:space="preserve"> results </w:t>
       </w:r>
-      <w:ins w:id="21" w:author="Raven, Olivier (Student)" w:date="2026-03-10T11:32:00Z" w16du:dateUtc="2026-03-09T22:32:00Z">
+      <w:ins w:id="26" w:author="Raven, Olivier (Student)" w:date="2026-03-10T11:32:00Z" w16du:dateUtc="2026-03-09T22:32:00Z">
         <w:r>
           <w:t xml:space="preserve">suggest that </w:t>
         </w:r>
       </w:ins>
-      <w:ins w:id="22" w:author="Raven, Olivier (Student)" w:date="2026-03-10T11:33:00Z" w16du:dateUtc="2026-03-09T22:33:00Z">
+      <w:ins w:id="27" w:author="Raven, Olivier (Student)" w:date="2026-03-10T11:33:00Z" w16du:dateUtc="2026-03-09T22:33:00Z">
         <w:r>
           <w:t>the comp</w:t>
         </w:r>
@@ -750,12 +778,12 @@
           <w:t xml:space="preserve">osition and physical structure </w:t>
         </w:r>
       </w:ins>
-      <w:ins w:id="23" w:author="Raven, Olivier (Student)" w:date="2026-03-10T11:34:00Z" w16du:dateUtc="2026-03-09T22:34:00Z">
+      <w:ins w:id="28" w:author="Raven, Olivier (Student)" w:date="2026-03-10T11:34:00Z" w16du:dateUtc="2026-03-09T22:34:00Z">
         <w:r>
           <w:t xml:space="preserve">of </w:t>
         </w:r>
       </w:ins>
-      <w:del w:id="24" w:author="Raven, Olivier (Student)" w:date="2026-03-10T11:34:00Z" w16du:dateUtc="2026-03-09T22:34:00Z">
+      <w:del w:id="29" w:author="Raven, Olivier (Student)" w:date="2026-03-10T11:34:00Z" w16du:dateUtc="2026-03-09T22:34:00Z">
         <w:r>
           <w:delText xml:space="preserve">demonstrate the importance of structurally complex </w:delText>
         </w:r>
@@ -763,7 +791,7 @@
       <w:r>
         <w:t>littoral habitats</w:t>
       </w:r>
-      <w:ins w:id="25" w:author="Raven, Olivier (Student)" w:date="2026-03-10T11:37:00Z" w16du:dateUtc="2026-03-09T22:37:00Z">
+      <w:ins w:id="30" w:author="Raven, Olivier (Student)" w:date="2026-03-10T11:37:00Z" w16du:dateUtc="2026-03-09T22:37:00Z">
         <w:r>
           <w:t xml:space="preserve"> are important drivers</w:t>
         </w:r>
@@ -771,17 +799,17 @@
           <w:t xml:space="preserve"> of </w:t>
         </w:r>
       </w:ins>
-      <w:del w:id="26" w:author="Raven, Olivier (Student)" w:date="2026-03-10T11:35:00Z" w16du:dateUtc="2026-03-09T22:35:00Z">
+      <w:del w:id="31" w:author="Raven, Olivier (Student)" w:date="2026-03-10T11:35:00Z" w16du:dateUtc="2026-03-09T22:35:00Z">
         <w:r>
           <w:delText xml:space="preserve"> </w:delText>
         </w:r>
       </w:del>
-      <w:del w:id="27" w:author="Raven, Olivier (Student)" w:date="2026-03-10T11:37:00Z" w16du:dateUtc="2026-03-09T22:37:00Z">
+      <w:del w:id="32" w:author="Raven, Olivier (Student)" w:date="2026-03-10T11:37:00Z" w16du:dateUtc="2026-03-09T22:37:00Z">
         <w:r>
           <w:delText>in supporting</w:delText>
         </w:r>
       </w:del>
-      <w:del w:id="28" w:author="Raven, Olivier (Student)" w:date="2026-03-12T15:05:00Z" w16du:dateUtc="2026-03-12T02:05:00Z">
+      <w:del w:id="33" w:author="Raven, Olivier (Student)" w:date="2026-03-12T15:05:00Z" w16du:dateUtc="2026-03-12T02:05:00Z">
         <w:r>
           <w:delText xml:space="preserve"> </w:delText>
         </w:r>
@@ -789,12 +817,12 @@
       <w:r>
         <w:t xml:space="preserve">kōura </w:t>
       </w:r>
-      <w:del w:id="29" w:author="Raven, Olivier (Student)" w:date="2026-03-10T11:38:00Z" w16du:dateUtc="2026-03-09T22:38:00Z">
+      <w:del w:id="34" w:author="Raven, Olivier (Student)" w:date="2026-03-10T11:38:00Z" w16du:dateUtc="2026-03-09T22:38:00Z">
         <w:r>
           <w:delText>populations</w:delText>
         </w:r>
       </w:del>
-      <w:ins w:id="30" w:author="Raven, Olivier (Student)" w:date="2026-03-10T11:38:00Z" w16du:dateUtc="2026-03-09T22:38:00Z">
+      <w:ins w:id="35" w:author="Raven, Olivier (Student)" w:date="2026-03-10T11:38:00Z" w16du:dateUtc="2026-03-09T22:38:00Z">
         <w:r>
           <w:t xml:space="preserve">distribution and </w:t>
         </w:r>
@@ -826,17 +854,17 @@
       <w:r>
         <w:t xml:space="preserve">are difficult to manage, targeted protection and restoration of </w:t>
       </w:r>
-      <w:ins w:id="31" w:author="Raven, Olivier (Student)" w:date="2026-03-12T12:10:00Z">
+      <w:ins w:id="36" w:author="Raven, Olivier (Student)" w:date="2026-03-12T12:10:00Z">
         <w:r>
           <w:t>coarse substrate</w:t>
         </w:r>
       </w:ins>
-      <w:ins w:id="32" w:author="Raven, Olivier (Student)" w:date="2026-03-12T13:06:00Z" w16du:dateUtc="2026-03-12T00:06:00Z">
+      <w:ins w:id="37" w:author="Raven, Olivier (Student)" w:date="2026-03-12T13:06:00Z" w16du:dateUtc="2026-03-12T00:06:00Z">
         <w:r>
           <w:t xml:space="preserve"> </w:t>
         </w:r>
       </w:ins>
-      <w:del w:id="33" w:author="Raven, Olivier (Student)" w:date="2026-03-12T12:10:00Z" w16du:dateUtc="2026-03-11T23:10:00Z">
+      <w:del w:id="38" w:author="Raven, Olivier (Student)" w:date="2026-03-12T12:10:00Z" w16du:dateUtc="2026-03-11T23:10:00Z">
         <w:r>
           <w:delText xml:space="preserve">complex </w:delText>
         </w:r>
@@ -962,9 +990,6 @@
         <w:rPr>
           <w:i/>
           <w:iCs/>
-          <w:rPrChange w:id="34" w:author="ian.kusabs@outlook.com" w:date="2026-03-20T02:23:00Z" w16du:dateUtc="2026-03-20T02:23:16Z">
-            <w:rPr/>
-          </w:rPrChange>
         </w:rPr>
         <w:t>Paranephrops planifrons</w:t>
       </w:r>
@@ -1231,7 +1256,7 @@
       <w:r>
         <w:t xml:space="preserve"> </w:t>
       </w:r>
-      <w:del w:id="35" w:author="Raven, Olivier (Student)" w:date="2026-03-10T10:53:00Z" w16du:dateUtc="2026-03-09T21:53:00Z">
+      <w:del w:id="39" w:author="Raven, Olivier (Student)" w:date="2026-03-10T10:53:00Z" w16du:dateUtc="2026-03-09T21:53:00Z">
         <w:r>
           <w:delText>(</w:delText>
         </w:r>
@@ -1239,7 +1264,7 @@
       <w:r>
         <w:t>White, 1842</w:t>
       </w:r>
-      <w:del w:id="36" w:author="Raven, Olivier (Student)" w:date="2026-03-10T10:53:00Z" w16du:dateUtc="2026-03-09T21:53:00Z">
+      <w:del w:id="40" w:author="Raven, Olivier (Student)" w:date="2026-03-10T10:53:00Z" w16du:dateUtc="2026-03-09T21:53:00Z">
         <w:r>
           <w:delText>)</w:delText>
         </w:r>
@@ -1436,12 +1461,12 @@
       <w:r>
         <w:t>rev</w:t>
       </w:r>
-      <w:ins w:id="37" w:author="Raven, Olivier (Student)" w:date="2026-03-16T10:13:00Z" w16du:dateUtc="2026-03-15T21:13:00Z">
+      <w:ins w:id="41" w:author="Raven, Olivier (Student)" w:date="2026-03-16T10:13:00Z" w16du:dateUtc="2026-03-15T21:13:00Z">
         <w:r>
           <w:t>ision)</w:t>
         </w:r>
       </w:ins>
-      <w:del w:id="38" w:author="Raven, Olivier (Student)" w:date="2026-03-16T10:13:00Z" w16du:dateUtc="2026-03-15T21:13:00Z">
+      <w:del w:id="42" w:author="Raven, Olivier (Student)" w:date="2026-03-16T10:13:00Z" w16du:dateUtc="2026-03-15T21:13:00Z">
         <w:r>
           <w:delText>iew</w:delText>
         </w:r>
@@ -1576,12 +1601,12 @@
       <w:r>
         <w:t>re</w:t>
       </w:r>
-      <w:ins w:id="39" w:author="Raven, Olivier (Student)" w:date="2026-03-16T10:13:00Z" w16du:dateUtc="2026-03-15T21:13:00Z">
+      <w:ins w:id="43" w:author="Raven, Olivier (Student)" w:date="2026-03-16T10:13:00Z" w16du:dateUtc="2026-03-15T21:13:00Z">
         <w:r>
           <w:t>vision</w:t>
         </w:r>
       </w:ins>
-      <w:del w:id="40" w:author="Raven, Olivier (Student)" w:date="2026-03-16T10:13:00Z" w16du:dateUtc="2026-03-15T21:13:00Z">
+      <w:del w:id="44" w:author="Raven, Olivier (Student)" w:date="2026-03-16T10:13:00Z" w16du:dateUtc="2026-03-15T21:13:00Z">
         <w:r>
           <w:delText>view</w:delText>
         </w:r>
@@ -1947,12 +1972,12 @@
       <w:r>
         <w:t xml:space="preserve">has shown that kōura preferentially occupy </w:t>
       </w:r>
-      <w:del w:id="41" w:author="Raven, Olivier (Student)" w:date="2026-03-12T15:22:00Z" w16du:dateUtc="2026-03-12T02:22:00Z">
+      <w:del w:id="45" w:author="Raven, Olivier (Student)" w:date="2026-03-12T15:22:00Z" w16du:dateUtc="2026-03-12T02:22:00Z">
         <w:r>
           <w:delText xml:space="preserve">structurally </w:delText>
         </w:r>
       </w:del>
-      <w:ins w:id="42" w:author="Raven, Olivier (Student)" w:date="2026-03-11T17:12:00Z" w16du:dateUtc="2026-03-11T17:12:00Z">
+      <w:ins w:id="46" w:author="Raven, Olivier (Student)" w:date="2026-03-11T17:12:00Z" w16du:dateUtc="2026-03-11T17:12:00Z">
         <w:r>
           <w:t>habitats with physical structure and shelter</w:t>
         </w:r>
@@ -1960,7 +1985,7 @@
           <w:t xml:space="preserve"> including </w:t>
         </w:r>
       </w:ins>
-      <w:del w:id="43" w:author="Raven, Olivier (Student)" w:date="2026-03-11T17:12:00Z" w16du:dateUtc="2026-03-11T04:12:00Z">
+      <w:del w:id="47" w:author="Raven, Olivier (Student)" w:date="2026-03-11T17:12:00Z" w16du:dateUtc="2026-03-11T04:12:00Z">
         <w:r>
           <w:delText xml:space="preserve">complex habitats characterised by </w:delText>
         </w:r>
@@ -1977,7 +2002,7 @@
         </w:rPr>
         <w:t>Usio &amp; Townsend, 2000</w:t>
       </w:r>
-      <w:del w:id="44" w:author="Raven, Olivier (Student)" w:date="2026-03-10T10:50:00Z" w16du:dateUtc="2026-03-09T21:50:00Z">
+      <w:del w:id="48" w:author="Raven, Olivier (Student)" w:date="2026-03-10T10:50:00Z" w16du:dateUtc="2026-03-09T21:50:00Z">
         <w:r>
           <w:rPr>
             <w:lang w:val="en-NZ"/>
@@ -1991,7 +2016,7 @@
         </w:rPr>
         <w:t>; Parkyn &amp; Collier, 2004; Jowett et al., 2008</w:t>
       </w:r>
-      <w:ins w:id="45" w:author="Raven, Olivier (Student)" w:date="2026-03-10T10:50:00Z" w16du:dateUtc="2026-03-09T21:50:00Z">
+      <w:ins w:id="49" w:author="Raven, Olivier (Student)" w:date="2026-03-10T10:50:00Z" w16du:dateUtc="2026-03-09T21:50:00Z">
         <w:r>
           <w:rPr>
             <w:lang w:val="en-NZ"/>
@@ -2005,12 +2030,12 @@
       <w:r>
         <w:t xml:space="preserve">In contrast, </w:t>
       </w:r>
-      <w:ins w:id="46" w:author="Raven, Olivier (Student)" w:date="2026-03-12T15:19:00Z" w16du:dateUtc="2026-03-12T02:19:00Z">
+      <w:ins w:id="50" w:author="Raven, Olivier (Student)" w:date="2026-03-12T15:19:00Z" w16du:dateUtc="2026-03-12T02:19:00Z">
         <w:r>
           <w:t xml:space="preserve">habitats </w:t>
         </w:r>
       </w:ins>
-      <w:ins w:id="47" w:author="Raven, Olivier (Student)" w:date="2026-03-12T15:20:00Z" w16du:dateUtc="2026-03-12T02:20:00Z">
+      <w:ins w:id="51" w:author="Raven, Olivier (Student)" w:date="2026-03-12T15:20:00Z" w16du:dateUtc="2026-03-12T02:20:00Z">
         <w:r>
           <w:t xml:space="preserve">used by </w:t>
         </w:r>
@@ -2018,12 +2043,12 @@
       <w:r>
         <w:t xml:space="preserve">kōura </w:t>
       </w:r>
-      <w:del w:id="48" w:author="Raven, Olivier (Student)" w:date="2026-03-12T15:19:00Z" w16du:dateUtc="2026-03-12T02:19:00Z">
+      <w:del w:id="52" w:author="Raven, Olivier (Student)" w:date="2026-03-12T15:19:00Z" w16du:dateUtc="2026-03-12T02:19:00Z">
         <w:r>
           <w:delText xml:space="preserve">habitat </w:delText>
         </w:r>
       </w:del>
-      <w:del w:id="49" w:author="Raven, Olivier (Student)" w:date="2026-03-12T15:20:00Z" w16du:dateUtc="2026-03-12T02:20:00Z">
+      <w:del w:id="53" w:author="Raven, Olivier (Student)" w:date="2026-03-12T15:20:00Z" w16du:dateUtc="2026-03-12T02:20:00Z">
         <w:r>
           <w:delText xml:space="preserve">use </w:delText>
         </w:r>
@@ -2076,12 +2101,12 @@
       <w:r>
         <w:t>predator</w:t>
       </w:r>
-      <w:ins w:id="50" w:author="Raven, Olivier (Student)" w:date="2026-04-17T09:32:00Z" w16du:dateUtc="2026-04-16T21:32:00Z">
+      <w:ins w:id="54" w:author="Raven, Olivier (Student)" w:date="2026-04-17T09:32:00Z" w16du:dateUtc="2026-04-16T21:32:00Z">
         <w:r>
           <w:t xml:space="preserve"> </w:t>
         </w:r>
       </w:ins>
-      <w:del w:id="51" w:author="ian.kusabs@outlook.com" w:date="2026-03-20T02:29:00Z" w16du:dateUtc="2026-03-20T02:29:46Z">
+      <w:del w:id="55" w:author="ian.kusabs@outlook.com" w:date="2026-03-20T02:29:00Z" w16du:dateUtc="2026-03-20T02:29:46Z">
         <w:r>
           <w:delText xml:space="preserve"> </w:delText>
         </w:r>
@@ -2089,17 +2114,17 @@
       <w:r>
         <w:t>abundance</w:t>
       </w:r>
-      <w:del w:id="52" w:author="ian.kusabs@outlook.com" w:date="2026-03-20T02:30:00Z" w16du:dateUtc="2026-03-20T02:30:27Z">
+      <w:del w:id="56" w:author="ian.kusabs@outlook.com" w:date="2026-03-20T02:30:00Z" w16du:dateUtc="2026-03-20T02:30:27Z">
         <w:r>
           <w:delText>s</w:delText>
         </w:r>
       </w:del>
-      <w:ins w:id="53" w:author="ian.kusabs@outlook.com" w:date="2026-03-20T02:30:00Z" w16du:dateUtc="2026-03-20T02:30:39Z">
+      <w:ins w:id="57" w:author="ian.kusabs@outlook.com" w:date="2026-03-20T02:30:00Z" w16du:dateUtc="2026-03-20T02:30:39Z">
         <w:r>
           <w:t>—specifically rainbow trout—</w:t>
         </w:r>
       </w:ins>
-      <w:del w:id="54" w:author="ian.kusabs@outlook.com" w:date="2026-03-20T02:30:00Z" w16du:dateUtc="2026-03-20T02:30:48Z">
+      <w:del w:id="58" w:author="ian.kusabs@outlook.com" w:date="2026-03-20T02:30:00Z" w16du:dateUtc="2026-03-20T02:30:48Z">
         <w:r>
           <w:delText xml:space="preserve"> </w:delText>
         </w:r>
@@ -2206,7 +2231,7 @@
       <w:r>
         <w:t xml:space="preserve"> abundance and biomass</w:t>
       </w:r>
-      <w:ins w:id="55" w:author="Raven, Olivier (Student)" w:date="2026-03-12T12:32:00Z" w16du:dateUtc="2026-03-11T23:32:00Z">
+      <w:ins w:id="59" w:author="Raven, Olivier (Student)" w:date="2026-03-12T12:32:00Z" w16du:dateUtc="2026-03-11T23:32:00Z">
         <w:r>
           <w:t xml:space="preserve"> across five Rotorua Te Arawa Lakes</w:t>
         </w:r>
@@ -2223,40 +2248,40 @@
       <w:r>
         <w:t xml:space="preserve">that </w:t>
       </w:r>
-      <w:ins w:id="56" w:author="Raven, Olivier (Student)" w:date="2026-03-12T12:50:00Z" w16du:dateUtc="2026-03-12T12:50:00Z">
+      <w:ins w:id="60" w:author="Raven, Olivier (Student)" w:date="2026-03-12T12:50:00Z" w16du:dateUtc="2026-03-12T12:50:00Z">
         <w:r>
           <w:t xml:space="preserve">structurally </w:t>
-        </w:r>
-      </w:ins>
-      <w:ins w:id="57" w:author="Raven, Olivier (Student)" w:date="2026-03-12T12:38:00Z" w16du:dateUtc="2026-03-11T23:38:00Z">
-        <w:r>
-          <w:t>diverse littoral habitats</w:t>
-        </w:r>
-      </w:ins>
-      <w:ins w:id="58" w:author="Raven, Olivier (Student)" w:date="2026-03-12T12:51:00Z" w16du:dateUtc="2026-03-11T23:51:00Z">
-        <w:r>
-          <w:t>,</w:t>
-        </w:r>
-      </w:ins>
-      <w:ins w:id="59" w:author="Raven, Olivier (Student)" w:date="2026-03-12T12:38:00Z" w16du:dateUtc="2026-03-11T23:38:00Z">
-        <w:r>
-          <w:t xml:space="preserve"> including coarse substrates and </w:t>
-        </w:r>
-        <w:r>
-          <w:t xml:space="preserve">native aquatic vegetation, would </w:t>
-        </w:r>
-      </w:ins>
-      <w:ins w:id="60" w:author="Raven, Olivier (Student)" w:date="2026-03-12T12:39:00Z" w16du:dateUtc="2026-03-11T23:39:00Z">
-        <w:r>
-          <w:t>be</w:t>
         </w:r>
       </w:ins>
       <w:ins w:id="61" w:author="Raven, Olivier (Student)" w:date="2026-03-12T12:38:00Z" w16du:dateUtc="2026-03-11T23:38:00Z">
         <w:r>
+          <w:t>diverse littoral habitats</w:t>
+        </w:r>
+      </w:ins>
+      <w:ins w:id="62" w:author="Raven, Olivier (Student)" w:date="2026-03-12T12:51:00Z" w16du:dateUtc="2026-03-11T23:51:00Z">
+        <w:r>
+          <w:t>,</w:t>
+        </w:r>
+      </w:ins>
+      <w:ins w:id="63" w:author="Raven, Olivier (Student)" w:date="2026-03-12T12:38:00Z" w16du:dateUtc="2026-03-11T23:38:00Z">
+        <w:r>
+          <w:t xml:space="preserve"> including coarse substrates and </w:t>
+        </w:r>
+        <w:r>
+          <w:t xml:space="preserve">native aquatic vegetation, would </w:t>
+        </w:r>
+      </w:ins>
+      <w:ins w:id="64" w:author="Raven, Olivier (Student)" w:date="2026-03-12T12:39:00Z" w16du:dateUtc="2026-03-11T23:39:00Z">
+        <w:r>
+          <w:t>be</w:t>
+        </w:r>
+      </w:ins>
+      <w:ins w:id="65" w:author="Raven, Olivier (Student)" w:date="2026-03-12T12:38:00Z" w16du:dateUtc="2026-03-11T23:38:00Z">
+        <w:r>
           <w:t xml:space="preserve"> </w:t>
         </w:r>
       </w:ins>
-      <w:ins w:id="62" w:author="Raven, Olivier (Student)" w:date="2026-03-12T12:39:00Z" w16du:dateUtc="2026-03-11T23:39:00Z">
+      <w:ins w:id="66" w:author="Raven, Olivier (Student)" w:date="2026-03-12T12:39:00Z" w16du:dateUtc="2026-03-11T23:39:00Z">
         <w:r>
           <w:t>positively associated with kōura occurrence and abundance</w:t>
         </w:r>
@@ -2264,17 +2289,17 @@
           <w:t xml:space="preserve">, </w:t>
         </w:r>
       </w:ins>
-      <w:ins w:id="63" w:author="Raven, Olivier (Student)" w:date="2026-03-12T12:40:00Z" w16du:dateUtc="2026-03-11T23:40:00Z">
+      <w:ins w:id="67" w:author="Raven, Olivier (Student)" w:date="2026-03-12T12:40:00Z" w16du:dateUtc="2026-03-11T23:40:00Z">
         <w:r>
           <w:t>as the</w:t>
         </w:r>
       </w:ins>
-      <w:ins w:id="64" w:author="Raven, Olivier (Student)" w:date="2026-03-12T12:51:00Z" w16du:dateUtc="2026-03-11T23:51:00Z">
+      <w:ins w:id="68" w:author="Raven, Olivier (Student)" w:date="2026-03-12T12:51:00Z" w16du:dateUtc="2026-03-11T23:51:00Z">
         <w:r>
           <w:t xml:space="preserve">y </w:t>
         </w:r>
       </w:ins>
-      <w:ins w:id="65" w:author="Raven, Olivier (Student)" w:date="2026-03-12T12:40:00Z" w16du:dateUtc="2026-03-11T23:40:00Z">
+      <w:ins w:id="69" w:author="Raven, Olivier (Student)" w:date="2026-03-12T12:40:00Z" w16du:dateUtc="2026-03-11T23:40:00Z">
         <w:r>
           <w:t xml:space="preserve">provide physical refuge </w:t>
         </w:r>
@@ -2282,177 +2307,177 @@
           <w:t>and foraging opportunities.</w:t>
         </w:r>
       </w:ins>
-      <w:ins w:id="66" w:author="Raven, Olivier (Student)" w:date="2026-03-12T12:42:00Z" w16du:dateUtc="2026-03-11T23:42:00Z">
+      <w:ins w:id="70" w:author="Raven, Olivier (Student)" w:date="2026-03-12T12:42:00Z" w16du:dateUtc="2026-03-11T23:42:00Z">
         <w:r>
           <w:t xml:space="preserve"> </w:t>
         </w:r>
       </w:ins>
-      <w:ins w:id="67" w:author="Raven, Olivier (Student)" w:date="2026-03-12T12:52:00Z" w16du:dateUtc="2026-03-12T12:52:00Z">
+      <w:ins w:id="71" w:author="Raven, Olivier (Student)" w:date="2026-03-12T12:52:00Z" w16du:dateUtc="2026-03-12T12:52:00Z">
         <w:r>
           <w:t>Conversely,</w:t>
         </w:r>
       </w:ins>
-      <w:ins w:id="68" w:author="Raven, Olivier (Student)" w:date="2026-03-12T12:47:00Z" w16du:dateUtc="2026-03-11T23:47:00Z">
+      <w:ins w:id="72" w:author="Raven, Olivier (Student)" w:date="2026-03-12T12:47:00Z" w16du:dateUtc="2026-03-11T23:47:00Z">
         <w:r>
           <w:t xml:space="preserve"> </w:t>
-        </w:r>
-      </w:ins>
-      <w:ins w:id="69" w:author="Raven, Olivier (Student)" w:date="2026-03-12T12:48:00Z" w16du:dateUtc="2026-03-11T23:48:00Z">
-        <w:r>
-          <w:t xml:space="preserve">invasive submerged </w:t>
-        </w:r>
-        <w:r>
-          <w:t xml:space="preserve">weed </w:t>
-        </w:r>
-      </w:ins>
-      <w:ins w:id="70" w:author="Raven, Olivier (Student)" w:date="2026-03-12T12:52:00Z" w16du:dateUtc="2026-03-11T23:52:00Z">
-        <w:r>
-          <w:t xml:space="preserve">beds </w:t>
-        </w:r>
-      </w:ins>
-      <w:ins w:id="71" w:author="Raven, Olivier (Student)" w:date="2026-03-12T12:48:00Z" w16du:dateUtc="2026-03-11T23:48:00Z">
-        <w:r>
-          <w:t>w</w:t>
-        </w:r>
-      </w:ins>
-      <w:ins w:id="72" w:author="Raven, Olivier (Student)" w:date="2026-03-12T12:53:00Z" w16du:dateUtc="2026-03-11T23:53:00Z">
-        <w:r>
-          <w:t xml:space="preserve">ere expected to have negative associations </w:t>
-        </w:r>
-        <w:r>
-          <w:t>with kōura as these dense beds</w:t>
         </w:r>
       </w:ins>
       <w:ins w:id="73" w:author="Raven, Olivier (Student)" w:date="2026-03-12T12:48:00Z" w16du:dateUtc="2026-03-11T23:48:00Z">
         <w:r>
+          <w:t xml:space="preserve">invasive submerged </w:t>
+        </w:r>
+        <w:r>
+          <w:t xml:space="preserve">weed </w:t>
+        </w:r>
+      </w:ins>
+      <w:ins w:id="74" w:author="Raven, Olivier (Student)" w:date="2026-03-12T12:52:00Z" w16du:dateUtc="2026-03-11T23:52:00Z">
+        <w:r>
+          <w:t xml:space="preserve">beds </w:t>
+        </w:r>
+      </w:ins>
+      <w:ins w:id="75" w:author="Raven, Olivier (Student)" w:date="2026-03-12T12:48:00Z" w16du:dateUtc="2026-03-11T23:48:00Z">
+        <w:r>
+          <w:t>w</w:t>
+        </w:r>
+      </w:ins>
+      <w:ins w:id="76" w:author="Raven, Olivier (Student)" w:date="2026-03-12T12:53:00Z" w16du:dateUtc="2026-03-11T23:53:00Z">
+        <w:r>
+          <w:t xml:space="preserve">ere expected to have negative associations </w:t>
+        </w:r>
+        <w:r>
+          <w:t>with kōura as these dense beds</w:t>
+        </w:r>
+      </w:ins>
+      <w:ins w:id="77" w:author="Raven, Olivier (Student)" w:date="2026-03-12T12:48:00Z" w16du:dateUtc="2026-03-11T23:48:00Z">
+        <w:r>
           <w:t xml:space="preserve"> hinder movement and </w:t>
         </w:r>
         <w:r>
           <w:t>reduce native biodiversity</w:t>
         </w:r>
       </w:ins>
-      <w:ins w:id="74" w:author="Raven, Olivier (Student)" w:date="2026-03-23T10:42:00Z" w16du:dateUtc="2026-03-22T21:42:00Z">
+      <w:ins w:id="78" w:author="Raven, Olivier (Student)" w:date="2026-03-23T10:42:00Z" w16du:dateUtc="2026-03-22T21:42:00Z">
         <w:r>
           <w:t xml:space="preserve"> </w:t>
         </w:r>
       </w:ins>
-      <w:ins w:id="75" w:author="Raven, Olivier (Student)" w:date="2026-03-23T10:42:00Z">
+      <w:ins w:id="79" w:author="Raven, Olivier (Student)" w:date="2026-03-23T10:42:00Z">
         <w:r>
           <w:t xml:space="preserve">by displacing native macrophytes, altering habitat structure, and modifying ecological </w:t>
         </w:r>
       </w:ins>
-      <w:ins w:id="76" w:author="Raven, Olivier (Student)" w:date="2026-03-23T10:43:00Z" w16du:dateUtc="2026-03-22T21:43:00Z">
+      <w:ins w:id="80" w:author="Raven, Olivier (Student)" w:date="2026-03-23T10:43:00Z" w16du:dateUtc="2026-03-22T21:43:00Z">
         <w:r>
           <w:t>processes</w:t>
         </w:r>
       </w:ins>
-      <w:ins w:id="77" w:author="Raven, Olivier (Student)" w:date="2026-03-12T12:49:00Z" w16du:dateUtc="2026-03-11T23:49:00Z">
+      <w:ins w:id="81" w:author="Raven, Olivier (Student)" w:date="2026-03-12T12:49:00Z" w16du:dateUtc="2026-03-11T23:49:00Z">
         <w:r>
           <w:t xml:space="preserve">. </w:t>
-        </w:r>
-      </w:ins>
-      <w:ins w:id="78" w:author="Raven, Olivier (Student)" w:date="2026-03-12T12:46:00Z" w16du:dateUtc="2026-03-11T23:46:00Z">
-        <w:r>
-          <w:t xml:space="preserve">We </w:t>
-        </w:r>
-      </w:ins>
-      <w:ins w:id="79" w:author="Raven, Olivier (Student)" w:date="2026-03-12T12:55:00Z" w16du:dateUtc="2026-03-11T23:55:00Z">
-        <w:r>
-          <w:t>further</w:t>
-        </w:r>
-      </w:ins>
-      <w:ins w:id="80" w:author="Raven, Olivier (Student)" w:date="2026-03-12T12:46:00Z" w16du:dateUtc="2026-03-11T23:46:00Z">
-        <w:r>
-          <w:t xml:space="preserve"> expected that </w:t>
-        </w:r>
-      </w:ins>
-      <w:ins w:id="81" w:author="Raven, Olivier (Student)" w:date="2026-03-12T12:55:00Z" w16du:dateUtc="2026-03-11T23:55:00Z">
-        <w:r>
-          <w:t xml:space="preserve">kōura abundance </w:t>
-        </w:r>
-        <w:r>
-          <w:t xml:space="preserve">would be lower in </w:t>
         </w:r>
       </w:ins>
       <w:ins w:id="82" w:author="Raven, Olivier (Student)" w:date="2026-03-12T12:46:00Z" w16du:dateUtc="2026-03-11T23:46:00Z">
         <w:r>
-          <w:t xml:space="preserve">lakes </w:t>
+          <w:t xml:space="preserve">We </w:t>
         </w:r>
       </w:ins>
-      <w:ins w:id="83" w:author="Raven, Olivier (Student)" w:date="2026-03-12T12:56:00Z" w16du:dateUtc="2026-03-11T23:56:00Z">
-        <w:r>
-          <w:t>where</w:t>
+      <w:ins w:id="83" w:author="Raven, Olivier (Student)" w:date="2026-03-12T12:55:00Z" w16du:dateUtc="2026-03-11T23:55:00Z">
+        <w:r>
+          <w:t>further</w:t>
         </w:r>
       </w:ins>
       <w:ins w:id="84" w:author="Raven, Olivier (Student)" w:date="2026-03-12T12:46:00Z" w16du:dateUtc="2026-03-11T23:46:00Z">
         <w:r>
+          <w:t xml:space="preserve"> expected that </w:t>
+        </w:r>
+      </w:ins>
+      <w:ins w:id="85" w:author="Raven, Olivier (Student)" w:date="2026-03-12T12:55:00Z" w16du:dateUtc="2026-03-11T23:55:00Z">
+        <w:r>
+          <w:t xml:space="preserve">kōura abundance </w:t>
+        </w:r>
+        <w:r>
+          <w:t xml:space="preserve">would be lower in </w:t>
+        </w:r>
+      </w:ins>
+      <w:ins w:id="86" w:author="Raven, Olivier (Student)" w:date="2026-03-12T12:46:00Z" w16du:dateUtc="2026-03-11T23:46:00Z">
+        <w:r>
+          <w:t xml:space="preserve">lakes </w:t>
+        </w:r>
+      </w:ins>
+      <w:ins w:id="87" w:author="Raven, Olivier (Student)" w:date="2026-03-12T12:56:00Z" w16du:dateUtc="2026-03-11T23:56:00Z">
+        <w:r>
+          <w:t>where</w:t>
+        </w:r>
+      </w:ins>
+      <w:ins w:id="88" w:author="Raven, Olivier (Student)" w:date="2026-03-12T12:46:00Z" w16du:dateUtc="2026-03-11T23:46:00Z">
+        <w:r>
           <w:t xml:space="preserve"> catfish</w:t>
         </w:r>
       </w:ins>
-      <w:ins w:id="85" w:author="Raven, Olivier (Student)" w:date="2026-03-12T12:49:00Z" w16du:dateUtc="2026-03-11T23:49:00Z">
+      <w:ins w:id="89" w:author="Raven, Olivier (Student)" w:date="2026-03-12T12:49:00Z" w16du:dateUtc="2026-03-11T23:49:00Z">
         <w:r>
           <w:t xml:space="preserve"> </w:t>
-        </w:r>
-      </w:ins>
-      <w:ins w:id="86" w:author="Raven, Olivier (Student)" w:date="2026-03-12T12:56:00Z" w16du:dateUtc="2026-03-11T23:56:00Z">
-        <w:r>
-          <w:t xml:space="preserve">are present, as </w:t>
-        </w:r>
-      </w:ins>
-      <w:ins w:id="87" w:author="Raven, Olivier (Student)" w:date="2026-03-12T12:58:00Z" w16du:dateUtc="2026-03-11T23:58:00Z">
-        <w:r>
-          <w:t>catfish</w:t>
-        </w:r>
-      </w:ins>
-      <w:ins w:id="88" w:author="Raven, Olivier (Student)" w:date="2026-03-12T12:56:00Z" w16du:dateUtc="2026-03-11T23:56:00Z">
-        <w:r>
-          <w:t xml:space="preserve"> are </w:t>
-        </w:r>
-      </w:ins>
-      <w:ins w:id="89" w:author="Raven, Olivier (Student)" w:date="2026-03-12T12:57:00Z" w16du:dateUtc="2026-03-11T23:57:00Z">
-        <w:r>
-          <w:t xml:space="preserve">a </w:t>
         </w:r>
       </w:ins>
       <w:ins w:id="90" w:author="Raven, Olivier (Student)" w:date="2026-03-12T12:56:00Z" w16du:dateUtc="2026-03-11T23:56:00Z">
         <w:r>
+          <w:t xml:space="preserve">are present, as </w:t>
+        </w:r>
+      </w:ins>
+      <w:ins w:id="91" w:author="Raven, Olivier (Student)" w:date="2026-03-12T12:58:00Z" w16du:dateUtc="2026-03-11T23:58:00Z">
+        <w:r>
+          <w:t>catfish</w:t>
+        </w:r>
+      </w:ins>
+      <w:ins w:id="92" w:author="Raven, Olivier (Student)" w:date="2026-03-12T12:56:00Z" w16du:dateUtc="2026-03-11T23:56:00Z">
+        <w:r>
+          <w:t xml:space="preserve"> are </w:t>
+        </w:r>
+      </w:ins>
+      <w:ins w:id="93" w:author="Raven, Olivier (Student)" w:date="2026-03-12T12:57:00Z" w16du:dateUtc="2026-03-11T23:57:00Z">
+        <w:r>
+          <w:t xml:space="preserve">a </w:t>
+        </w:r>
+      </w:ins>
+      <w:ins w:id="94" w:author="Raven, Olivier (Student)" w:date="2026-03-12T12:56:00Z" w16du:dateUtc="2026-03-11T23:56:00Z">
+        <w:r>
           <w:t xml:space="preserve">known predator </w:t>
         </w:r>
         <w:r>
           <w:t>on benthic invertebrates and native fauna.</w:t>
         </w:r>
       </w:ins>
-      <w:ins w:id="91" w:author="Raven, Olivier (Student)" w:date="2026-03-12T12:55:00Z" w16du:dateUtc="2026-03-11T23:55:00Z">
+      <w:ins w:id="95" w:author="Raven, Olivier (Student)" w:date="2026-03-12T12:55:00Z" w16du:dateUtc="2026-03-11T23:55:00Z">
         <w:r>
           <w:t xml:space="preserve"> </w:t>
         </w:r>
       </w:ins>
-      <w:del w:id="92" w:author="Raven, Olivier (Student)" w:date="2026-03-12T12:40:00Z" w16du:dateUtc="2026-03-11T23:40:00Z">
+      <w:del w:id="96" w:author="Raven, Olivier (Student)" w:date="2026-03-12T12:40:00Z" w16du:dateUtc="2026-03-11T23:40:00Z">
         <w:r>
           <w:delText xml:space="preserve">habitat </w:delText>
         </w:r>
       </w:del>
-      <w:del w:id="93" w:author="Raven, Olivier (Student)" w:date="2026-03-11T15:17:00Z" w16du:dateUtc="2026-03-11T02:17:00Z">
+      <w:del w:id="97" w:author="Raven, Olivier (Student)" w:date="2026-03-11T15:17:00Z" w16du:dateUtc="2026-03-11T02:17:00Z">
         <w:r>
           <w:delText xml:space="preserve">complexity </w:delText>
         </w:r>
       </w:del>
-      <w:del w:id="94" w:author="Raven, Olivier (Student)" w:date="2026-03-12T12:40:00Z" w16du:dateUtc="2026-03-11T23:40:00Z">
+      <w:del w:id="98" w:author="Raven, Olivier (Student)" w:date="2026-03-12T12:40:00Z" w16du:dateUtc="2026-03-11T23:40:00Z">
         <w:r>
           <w:delText>would be a strong driver of kōura presence</w:delText>
         </w:r>
       </w:del>
-      <w:del w:id="95" w:author="Raven, Olivier (Student)" w:date="2026-03-12T12:58:00Z" w16du:dateUtc="2026-03-11T23:58:00Z">
+      <w:del w:id="99" w:author="Raven, Olivier (Student)" w:date="2026-03-12T12:58:00Z" w16du:dateUtc="2026-03-11T23:58:00Z">
         <w:r>
           <w:delText xml:space="preserve">. </w:delText>
         </w:r>
       </w:del>
-      <w:del w:id="96" w:author="Raven, Olivier (Student)" w:date="2026-03-12T12:47:00Z" w16du:dateUtc="2026-03-11T23:47:00Z">
+      <w:del w:id="100" w:author="Raven, Olivier (Student)" w:date="2026-03-12T12:47:00Z" w16du:dateUtc="2026-03-11T23:47:00Z">
         <w:r>
           <w:delText>Shoreline habitats were surveyed</w:delText>
         </w:r>
       </w:del>
-      <w:del w:id="97" w:author="Raven, Olivier (Student)" w:date="2026-03-12T12:32:00Z" w16du:dateUtc="2026-03-11T23:32:00Z">
+      <w:del w:id="101" w:author="Raven, Olivier (Student)" w:date="2026-03-12T12:32:00Z" w16du:dateUtc="2026-03-11T23:32:00Z">
         <w:r>
           <w:delText xml:space="preserve"> across </w:delText>
         </w:r>
@@ -2463,7 +2488,7 @@
           <w:delText>Te Arawa Lakes</w:delText>
         </w:r>
       </w:del>
-      <w:del w:id="98" w:author="Raven, Olivier (Student)" w:date="2026-03-12T12:47:00Z" w16du:dateUtc="2026-03-11T23:47:00Z">
+      <w:del w:id="102" w:author="Raven, Olivier (Student)" w:date="2026-03-12T12:47:00Z" w16du:dateUtc="2026-03-11T23:47:00Z">
         <w:r>
           <w:delText>,</w:delText>
         </w:r>
@@ -2516,7 +2541,7 @@
       <w:r>
         <w:t xml:space="preserve">By quantifying </w:t>
       </w:r>
-      <w:ins w:id="99" w:author="Raven, Olivier (Student)" w:date="2026-03-12T12:47:00Z" w16du:dateUtc="2026-03-11T23:47:00Z">
+      <w:ins w:id="103" w:author="Raven, Olivier (Student)" w:date="2026-03-12T12:47:00Z" w16du:dateUtc="2026-03-11T23:47:00Z">
         <w:r>
           <w:t xml:space="preserve">these </w:t>
         </w:r>
@@ -2680,7 +2705,7 @@
       <w:r>
         <w:t xml:space="preserve">was </w:t>
       </w:r>
-      <w:ins w:id="100" w:author="ian.kusabs@outlook.com" w:date="2026-03-20T02:36:00Z" w16du:dateUtc="2026-03-20T02:36:40Z">
+      <w:ins w:id="104" w:author="ian.kusabs@outlook.com" w:date="2026-03-20T02:36:00Z" w16du:dateUtc="2026-03-20T02:36:40Z">
         <w:r>
           <w:t xml:space="preserve">officially </w:t>
         </w:r>
@@ -2775,12 +2800,12 @@
       <w:r>
         <w:t>then ground</w:t>
       </w:r>
-      <w:ins w:id="101" w:author="ian.kusabs@outlook.com" w:date="2026-03-20T02:37:00Z" w16du:dateUtc="2026-03-20T02:37:15Z">
+      <w:ins w:id="105" w:author="ian.kusabs@outlook.com" w:date="2026-03-20T02:37:00Z" w16du:dateUtc="2026-03-20T02:37:15Z">
         <w:r>
           <w:t xml:space="preserve"> </w:t>
         </w:r>
       </w:ins>
-      <w:del w:id="102" w:author="ian.kusabs@outlook.com" w:date="2026-03-20T02:37:00Z" w16du:dateUtc="2026-03-20T02:37:15Z">
+      <w:del w:id="106" w:author="ian.kusabs@outlook.com" w:date="2026-03-20T02:37:00Z" w16du:dateUtc="2026-03-20T02:37:15Z">
         <w:r>
           <w:delText>-</w:delText>
         </w:r>
@@ -2869,17 +2894,17 @@
       <w:r>
         <w:t xml:space="preserve"> </w:t>
       </w:r>
-      <w:del w:id="103" w:author="Raven, Olivier (Student)" w:date="2026-03-10T11:43:00Z" w16du:dateUtc="2026-03-09T22:43:00Z">
+      <w:del w:id="107" w:author="Raven, Olivier (Student)" w:date="2026-03-10T11:43:00Z" w16du:dateUtc="2026-03-09T22:43:00Z">
         <w:r>
           <w:delText xml:space="preserve">If a </w:delText>
         </w:r>
       </w:del>
-      <w:ins w:id="104" w:author="Raven, Olivier (Student)" w:date="2026-03-10T11:43:00Z" w16du:dateUtc="2026-03-09T22:43:00Z">
+      <w:ins w:id="108" w:author="Raven, Olivier (Student)" w:date="2026-03-10T11:43:00Z" w16du:dateUtc="2026-03-09T22:43:00Z">
         <w:r>
           <w:t>S</w:t>
         </w:r>
       </w:ins>
-      <w:del w:id="105" w:author="Raven, Olivier (Student)" w:date="2026-03-10T11:43:00Z" w16du:dateUtc="2026-03-09T22:43:00Z">
+      <w:del w:id="109" w:author="Raven, Olivier (Student)" w:date="2026-03-10T11:43:00Z" w16du:dateUtc="2026-03-09T22:43:00Z">
         <w:r>
           <w:delText>s</w:delText>
         </w:r>
@@ -2887,7 +2912,7 @@
       <w:r>
         <w:t>horeline site</w:t>
       </w:r>
-      <w:ins w:id="106" w:author="ian.kusabs@outlook.com" w:date="2026-03-20T02:38:00Z" w16du:dateUtc="2026-03-20T02:38:07Z">
+      <w:ins w:id="110" w:author="ian.kusabs@outlook.com" w:date="2026-03-20T02:38:00Z" w16du:dateUtc="2026-03-20T02:38:07Z">
         <w:r>
           <w:t>s</w:t>
         </w:r>
@@ -2895,12 +2920,12 @@
       <w:r>
         <w:t xml:space="preserve"> </w:t>
       </w:r>
-      <w:ins w:id="107" w:author="Raven, Olivier (Student)" w:date="2026-03-10T11:44:00Z" w16du:dateUtc="2026-03-09T22:44:00Z">
+      <w:ins w:id="111" w:author="Raven, Olivier (Student)" w:date="2026-03-10T11:44:00Z" w16du:dateUtc="2026-03-09T22:44:00Z">
         <w:r>
           <w:t xml:space="preserve">exceeding </w:t>
         </w:r>
       </w:ins>
-      <w:del w:id="108" w:author="Raven, Olivier (Student)" w:date="2026-03-10T11:44:00Z" w16du:dateUtc="2026-03-09T22:44:00Z">
+      <w:del w:id="112" w:author="Raven, Olivier (Student)" w:date="2026-03-10T11:44:00Z" w16du:dateUtc="2026-03-09T22:44:00Z">
         <w:r>
           <w:delText>had a</w:delText>
         </w:r>
@@ -2908,12 +2933,12 @@
           <w:delText xml:space="preserve"> </w:delText>
         </w:r>
       </w:del>
-      <w:ins w:id="109" w:author="Raven, Olivier (Student)" w:date="2026-03-10T11:44:00Z" w16du:dateUtc="2026-03-09T22:44:00Z">
+      <w:ins w:id="113" w:author="Raven, Olivier (Student)" w:date="2026-03-10T11:44:00Z" w16du:dateUtc="2026-03-09T22:44:00Z">
         <w:r>
           <w:t xml:space="preserve">two meters </w:t>
         </w:r>
       </w:ins>
-      <w:ins w:id="110" w:author="ian.kusabs@outlook.com" w:date="2026-03-20T02:38:00Z" w16du:dateUtc="2026-03-20T02:38:30Z">
+      <w:ins w:id="114" w:author="ian.kusabs@outlook.com" w:date="2026-03-20T02:38:00Z" w16du:dateUtc="2026-03-20T02:38:30Z">
         <w:r>
           <w:t xml:space="preserve">in </w:t>
         </w:r>
@@ -2921,7 +2946,7 @@
       <w:r>
         <w:t xml:space="preserve">depth </w:t>
       </w:r>
-      <w:del w:id="111" w:author="Raven, Olivier (Student)" w:date="2026-03-10T11:44:00Z" w16du:dateUtc="2026-03-09T22:44:00Z">
+      <w:del w:id="115" w:author="Raven, Olivier (Student)" w:date="2026-03-10T11:44:00Z" w16du:dateUtc="2026-03-09T22:44:00Z">
         <w:r>
           <w:delText xml:space="preserve">over </w:delText>
         </w:r>
@@ -2944,11 +2969,11 @@
       <w:r>
         <w:t>or</w:t>
       </w:r>
-      <w:ins w:id="112" w:author="Raven, Olivier (Student)" w:date="2026-03-10T11:44:00Z" w16du:dateUtc="2026-03-09T22:44:00Z">
+      <w:ins w:id="116" w:author="Raven, Olivier (Student)" w:date="2026-03-10T11:44:00Z" w16du:dateUtc="2026-03-09T22:44:00Z">
         <w:r>
           <w:t xml:space="preserve"> </w:t>
         </w:r>
-        <w:del w:id="113" w:author="ian.kusabs@outlook.com" w:date="2026-03-20T02:38:00Z" w16du:dateUtc="2026-03-20T02:38:34Z">
+        <w:del w:id="117" w:author="ian.kusabs@outlook.com" w:date="2026-03-20T02:38:00Z" w16du:dateUtc="2026-03-20T02:38:34Z">
           <w:r>
             <w:delText xml:space="preserve">where </w:delText>
           </w:r>
@@ -2957,7 +2982,7 @@
           <w:t>classified as</w:t>
         </w:r>
       </w:ins>
-      <w:del w:id="114" w:author="Raven, Olivier (Student)" w:date="2026-03-10T11:44:00Z" w16du:dateUtc="2026-03-09T22:44:00Z">
+      <w:del w:id="118" w:author="Raven, Olivier (Student)" w:date="2026-03-10T11:44:00Z" w16du:dateUtc="2026-03-09T22:44:00Z">
         <w:r>
           <w:delText xml:space="preserve"> was</w:delText>
         </w:r>
@@ -2965,12 +2990,12 @@
       <w:r>
         <w:t xml:space="preserve"> geothermal </w:t>
       </w:r>
-      <w:del w:id="115" w:author="Raven, Olivier (Student)" w:date="2026-03-10T11:45:00Z" w16du:dateUtc="2026-03-09T22:45:00Z">
+      <w:del w:id="119" w:author="Raven, Olivier (Student)" w:date="2026-03-10T11:45:00Z" w16du:dateUtc="2026-03-09T22:45:00Z">
         <w:r>
           <w:delText>it was</w:delText>
         </w:r>
       </w:del>
-      <w:ins w:id="116" w:author="Raven, Olivier (Student)" w:date="2026-03-10T11:45:00Z" w16du:dateUtc="2026-03-09T22:45:00Z">
+      <w:ins w:id="120" w:author="Raven, Olivier (Student)" w:date="2026-03-10T11:45:00Z" w16du:dateUtc="2026-03-09T22:45:00Z">
         <w:r>
           <w:t>were</w:t>
         </w:r>
@@ -2978,7 +3003,7 @@
       <w:r>
         <w:t xml:space="preserve"> excluded</w:t>
       </w:r>
-      <w:ins w:id="117" w:author="Raven, Olivier (Student)" w:date="2026-03-10T11:45:00Z" w16du:dateUtc="2026-03-09T22:45:00Z">
+      <w:ins w:id="121" w:author="Raven, Olivier (Student)" w:date="2026-03-10T11:45:00Z" w16du:dateUtc="2026-03-09T22:45:00Z">
         <w:r>
           <w:t>, as</w:t>
         </w:r>
@@ -2986,7 +3011,7 @@
       <w:r>
         <w:t xml:space="preserve"> </w:t>
       </w:r>
-      <w:del w:id="118" w:author="Raven, Olivier (Student)" w:date="2026-03-10T11:45:00Z" w16du:dateUtc="2026-03-09T22:45:00Z">
+      <w:del w:id="122" w:author="Raven, Olivier (Student)" w:date="2026-03-10T11:45:00Z" w16du:dateUtc="2026-03-09T22:45:00Z">
         <w:r>
           <w:delText xml:space="preserve">because </w:delText>
         </w:r>
@@ -2994,12 +3019,12 @@
       <w:r>
         <w:t>the</w:t>
       </w:r>
-      <w:ins w:id="119" w:author="Raven, Olivier (Student)" w:date="2026-03-10T11:45:00Z" w16du:dateUtc="2026-03-09T22:45:00Z">
+      <w:ins w:id="123" w:author="Raven, Olivier (Student)" w:date="2026-03-10T11:45:00Z" w16du:dateUtc="2026-03-09T22:45:00Z">
         <w:r>
           <w:t>se</w:t>
         </w:r>
       </w:ins>
-      <w:del w:id="120" w:author="Raven, Olivier (Student)" w:date="2026-03-10T11:45:00Z" w16du:dateUtc="2026-03-09T22:45:00Z">
+      <w:del w:id="124" w:author="Raven, Olivier (Student)" w:date="2026-03-10T11:45:00Z" w16du:dateUtc="2026-03-09T22:45:00Z">
         <w:r>
           <w:delText>y</w:delText>
         </w:r>
@@ -3007,17 +3032,17 @@
       <w:r>
         <w:t xml:space="preserve"> </w:t>
       </w:r>
-      <w:ins w:id="121" w:author="Raven, Olivier (Student)" w:date="2026-03-10T11:45:00Z" w16du:dateUtc="2026-03-09T22:45:00Z">
+      <w:ins w:id="125" w:author="Raven, Olivier (Student)" w:date="2026-03-10T11:45:00Z" w16du:dateUtc="2026-03-09T22:45:00Z">
         <w:r>
           <w:t>conditions were either</w:t>
         </w:r>
       </w:ins>
-      <w:del w:id="122" w:author="Raven, Olivier (Student)" w:date="2026-03-10T11:45:00Z" w16du:dateUtc="2026-03-09T22:45:00Z">
+      <w:del w:id="126" w:author="Raven, Olivier (Student)" w:date="2026-03-10T11:45:00Z" w16du:dateUtc="2026-03-09T22:45:00Z">
         <w:r>
           <w:delText>provide atypical</w:delText>
         </w:r>
       </w:del>
-      <w:ins w:id="123" w:author="Raven, Olivier (Student)" w:date="2026-03-10T11:46:00Z" w16du:dateUtc="2026-03-09T22:46:00Z">
+      <w:ins w:id="127" w:author="Raven, Olivier (Student)" w:date="2026-03-10T11:46:00Z" w16du:dateUtc="2026-03-09T22:46:00Z">
         <w:r>
           <w:t xml:space="preserve"> unsuitable</w:t>
         </w:r>
@@ -3028,32 +3053,32 @@
       <w:r>
         <w:t xml:space="preserve"> or </w:t>
       </w:r>
-      <w:ins w:id="124" w:author="Raven, Olivier (Student)" w:date="2026-03-10T11:46:00Z" w16du:dateUtc="2026-03-09T22:46:00Z">
+      <w:ins w:id="128" w:author="Raven, Olivier (Student)" w:date="2026-03-10T11:46:00Z" w16du:dateUtc="2026-03-09T22:46:00Z">
         <w:r>
           <w:t xml:space="preserve">inaccessible </w:t>
         </w:r>
       </w:ins>
-      <w:ins w:id="125" w:author="Raven, Olivier (Student)" w:date="2026-03-10T11:47:00Z" w16du:dateUtc="2026-03-09T22:47:00Z">
+      <w:ins w:id="129" w:author="Raven, Olivier (Student)" w:date="2026-03-10T11:47:00Z" w16du:dateUtc="2026-03-09T22:47:00Z">
         <w:r>
           <w:t>for field sampling</w:t>
         </w:r>
       </w:ins>
-      <w:ins w:id="126" w:author="Raven, Olivier (Student)" w:date="2026-04-17T10:23:00Z" w16du:dateUtc="2026-04-16T22:23:00Z">
+      <w:ins w:id="130" w:author="Raven, Olivier (Student)" w:date="2026-04-17T10:23:00Z" w16du:dateUtc="2026-04-16T22:23:00Z">
         <w:r>
           <w:t xml:space="preserve"> </w:t>
         </w:r>
       </w:ins>
-      <w:ins w:id="127" w:author="Raven, Olivier (Student)" w:date="2026-04-17T10:23:00Z">
+      <w:ins w:id="131" w:author="Raven, Olivier (Student)" w:date="2026-04-17T10:23:00Z">
         <w:r>
           <w:t>,</w:t>
         </w:r>
       </w:ins>
-      <w:ins w:id="128" w:author="Raven, Olivier (Student)" w:date="2026-04-17T10:23:00Z" w16du:dateUtc="2026-04-16T22:23:00Z">
+      <w:ins w:id="132" w:author="Raven, Olivier (Student)" w:date="2026-04-17T10:23:00Z" w16du:dateUtc="2026-04-16T22:23:00Z">
         <w:r>
           <w:t>respectively</w:t>
         </w:r>
       </w:ins>
-      <w:del w:id="129" w:author="Raven, Olivier (Student)" w:date="2026-03-10T11:47:00Z" w16du:dateUtc="2026-03-09T22:47:00Z">
+      <w:del w:id="133" w:author="Raven, Olivier (Student)" w:date="2026-03-10T11:47:00Z" w16du:dateUtc="2026-03-09T22:47:00Z">
         <w:r>
           <w:delText>unsafe habitat conditions</w:delText>
         </w:r>
@@ -3166,12 +3191,12 @@
       <w:r>
         <w:t>)</w:t>
       </w:r>
-      <w:ins w:id="130" w:author="Raven, Olivier (Student)" w:date="2026-03-10T11:54:00Z" w16du:dateUtc="2026-03-09T22:54:00Z">
+      <w:ins w:id="134" w:author="Raven, Olivier (Student)" w:date="2026-03-10T11:54:00Z" w16du:dateUtc="2026-03-09T22:54:00Z">
         <w:r>
           <w:t>,</w:t>
         </w:r>
       </w:ins>
-      <w:del w:id="131" w:author="Raven, Olivier (Student)" w:date="2026-03-10T11:54:00Z" w16du:dateUtc="2026-03-09T22:54:00Z">
+      <w:del w:id="135" w:author="Raven, Olivier (Student)" w:date="2026-03-10T11:54:00Z" w16du:dateUtc="2026-03-09T22:54:00Z">
         <w:r>
           <w:delText>.</w:delText>
         </w:r>
@@ -3179,7 +3204,7 @@
       <w:r>
         <w:t xml:space="preserve"> </w:t>
       </w:r>
-      <w:del w:id="132" w:author="Raven, Olivier (Student)" w:date="2026-03-10T11:54:00Z" w16du:dateUtc="2026-03-09T22:54:00Z">
+      <w:del w:id="136" w:author="Raven, Olivier (Student)" w:date="2026-03-10T11:54:00Z" w16du:dateUtc="2026-03-09T22:54:00Z">
         <w:r>
           <w:delText xml:space="preserve">This procedure </w:delText>
         </w:r>
@@ -3187,12 +3212,12 @@
       <w:r>
         <w:t>produc</w:t>
       </w:r>
-      <w:ins w:id="133" w:author="Raven, Olivier (Student)" w:date="2026-03-10T11:54:00Z" w16du:dateUtc="2026-03-09T22:54:00Z">
+      <w:ins w:id="137" w:author="Raven, Olivier (Student)" w:date="2026-03-10T11:54:00Z" w16du:dateUtc="2026-03-09T22:54:00Z">
         <w:r>
           <w:t>ing</w:t>
         </w:r>
       </w:ins>
-      <w:del w:id="134" w:author="Raven, Olivier (Student)" w:date="2026-03-10T11:54:00Z" w16du:dateUtc="2026-03-09T22:54:00Z">
+      <w:del w:id="138" w:author="Raven, Olivier (Student)" w:date="2026-03-10T11:54:00Z" w16du:dateUtc="2026-03-09T22:54:00Z">
         <w:r>
           <w:delText>ed</w:delText>
         </w:r>
@@ -3200,7 +3225,7 @@
       <w:r>
         <w:t xml:space="preserve"> unbiased random coordinates</w:t>
       </w:r>
-      <w:del w:id="135" w:author="Raven, Olivier (Student)" w:date="2026-03-10T11:55:00Z" w16du:dateUtc="2026-03-09T22:55:00Z">
+      <w:del w:id="139" w:author="Raven, Olivier (Student)" w:date="2026-03-10T11:55:00Z" w16du:dateUtc="2026-03-09T22:55:00Z">
         <w:r>
           <w:delText xml:space="preserve"> within each habitat </w:delText>
         </w:r>
@@ -3208,7 +3233,7 @@
           <w:delText>type</w:delText>
         </w:r>
       </w:del>
-      <w:del w:id="136" w:author="Raven, Olivier (Student)" w:date="2026-03-10T11:54:00Z" w16du:dateUtc="2026-03-09T22:54:00Z">
+      <w:del w:id="140" w:author="Raven, Olivier (Student)" w:date="2026-03-10T11:54:00Z" w16du:dateUtc="2026-03-09T22:54:00Z">
         <w:r>
           <w:delText>,</w:delText>
         </w:r>
@@ -3475,32 +3500,32 @@
         <w:spacing w:before="120" w:line="360" w:lineRule="auto"/>
         <w:jc w:val="left"/>
       </w:pPr>
-      <w:ins w:id="137" w:author="Raven, Olivier (Student)" w:date="2026-03-10T15:26:00Z" w16du:dateUtc="2026-03-10T15:26:00Z">
+      <w:ins w:id="141" w:author="Raven, Olivier (Student)" w:date="2026-03-10T15:26:00Z" w16du:dateUtc="2026-03-10T15:26:00Z">
         <w:r>
           <w:t>Larger substrate classes were assigned higher weights because coarse substrates such as cobble and boulders create greater interstitial pore spaces</w:t>
         </w:r>
       </w:ins>
-      <w:ins w:id="138" w:author="Frank Burdon" w:date="2026-03-13T04:55:00Z" w16du:dateUtc="2026-03-13T04:55:59Z">
+      <w:ins w:id="142" w:author="Frank Burdon" w:date="2026-03-13T04:55:00Z" w16du:dateUtc="2026-03-13T04:55:59Z">
         <w:r>
           <w:t xml:space="preserve"> and stable</w:t>
         </w:r>
       </w:ins>
-      <w:ins w:id="139" w:author="Frank Burdon" w:date="2026-03-13T04:56:00Z" w16du:dateUtc="2026-03-13T04:56:05Z">
+      <w:ins w:id="143" w:author="Frank Burdon" w:date="2026-03-13T04:56:00Z" w16du:dateUtc="2026-03-13T04:56:05Z">
         <w:r>
           <w:t xml:space="preserve"> structures</w:t>
         </w:r>
       </w:ins>
-      <w:ins w:id="140" w:author="Raven, Olivier (Student)" w:date="2026-03-10T15:26:00Z" w16du:dateUtc="2026-03-10T15:26:00Z">
+      <w:ins w:id="144" w:author="Raven, Olivier (Student)" w:date="2026-03-10T15:26:00Z" w16du:dateUtc="2026-03-10T15:26:00Z">
         <w:r>
           <w:t xml:space="preserve"> that kōura use as refuge from predators, </w:t>
         </w:r>
       </w:ins>
-      <w:ins w:id="141" w:author="Raven, Olivier (Student)" w:date="2026-03-16T11:52:00Z">
+      <w:ins w:id="145" w:author="Raven, Olivier (Student)" w:date="2026-03-16T11:52:00Z">
         <w:r>
           <w:t xml:space="preserve">as coarse substrate availability has been shown to mediate crayfish vulnerability to predation and directly influence crayfish abundance in lakes </w:t>
         </w:r>
       </w:ins>
-      <w:ins w:id="142" w:author="Raven, Olivier (Student)" w:date="2026-03-16T11:51:00Z" w16du:dateUtc="2026-03-15T22:51:00Z">
+      <w:ins w:id="146" w:author="Raven, Olivier (Student)" w:date="2026-03-16T11:51:00Z" w16du:dateUtc="2026-03-15T22:51:00Z">
         <w:r>
           <w:t>(</w:t>
         </w:r>
@@ -3523,8 +3548,8 @@
           <w:t xml:space="preserve"> </w:t>
         </w:r>
       </w:ins>
-      <w:ins w:id="143" w:author="Raven, Olivier (Student)" w:date="2026-03-10T15:26:00Z" w16du:dateUtc="2026-03-10T15:26:00Z">
-        <w:del w:id="144" w:author="Frank Burdon" w:date="2026-03-13T04:56:00Z" w16du:dateUtc="2026-03-13T04:56:13Z">
+      <w:ins w:id="147" w:author="Raven, Olivier (Student)" w:date="2026-03-10T15:26:00Z" w16du:dateUtc="2026-03-10T15:26:00Z">
+        <w:del w:id="148" w:author="Frank Burdon" w:date="2026-03-13T04:56:00Z" w16du:dateUtc="2026-03-13T04:56:13Z">
           <w:r>
             <w:delText xml:space="preserve">and provide </w:delText>
           </w:r>
@@ -3539,7 +3564,7 @@
           <w:t>whereas fine substrates such as silt and mud alone offer limited physical refugia</w:t>
         </w:r>
       </w:ins>
-      <w:ins w:id="145" w:author="Raven, Olivier (Student)" w:date="2026-04-17T10:24:00Z" w16du:dateUtc="2026-04-16T22:24:00Z">
+      <w:ins w:id="149" w:author="Raven, Olivier (Student)" w:date="2026-04-17T10:24:00Z" w16du:dateUtc="2026-04-16T22:24:00Z">
         <w:r>
           <w:t xml:space="preserve"> </w:t>
         </w:r>
@@ -3550,7 +3575,7 @@
           <w:t>due to high mobility of</w:t>
         </w:r>
       </w:ins>
-      <w:ins w:id="146" w:author="Raven, Olivier (Student)" w:date="2026-04-17T10:25:00Z" w16du:dateUtc="2026-04-16T22:25:00Z">
+      <w:ins w:id="150" w:author="Raven, Olivier (Student)" w:date="2026-04-17T10:25:00Z" w16du:dateUtc="2026-04-16T22:25:00Z">
         <w:r>
           <w:rPr>
             <w:color w:val="0070C0"/>
@@ -3558,7 +3583,7 @@
           <w:t xml:space="preserve"> </w:t>
         </w:r>
       </w:ins>
-      <w:ins w:id="147" w:author="Raven, Olivier (Student)" w:date="2026-04-17T10:24:00Z" w16du:dateUtc="2026-04-16T22:24:00Z">
+      <w:ins w:id="151" w:author="Raven, Olivier (Student)" w:date="2026-04-17T10:24:00Z" w16du:dateUtc="2026-04-16T22:24:00Z">
         <w:r>
           <w:rPr>
             <w:color w:val="0070C0"/>
@@ -3566,7 +3591,7 @@
           <w:t>these sediment</w:t>
         </w:r>
       </w:ins>
-      <w:ins w:id="148" w:author="Raven, Olivier (Student)" w:date="2026-04-17T10:25:00Z" w16du:dateUtc="2026-04-16T22:25:00Z">
+      <w:ins w:id="152" w:author="Raven, Olivier (Student)" w:date="2026-04-17T10:25:00Z" w16du:dateUtc="2026-04-16T22:25:00Z">
         <w:r>
           <w:rPr>
             <w:color w:val="0070C0"/>
@@ -3574,12 +3599,12 @@
           <w:t>s</w:t>
         </w:r>
       </w:ins>
-      <w:ins w:id="149" w:author="Raven, Olivier (Student)" w:date="2026-03-16T11:51:00Z" w16du:dateUtc="2026-03-15T22:51:00Z">
+      <w:ins w:id="153" w:author="Raven, Olivier (Student)" w:date="2026-03-16T11:51:00Z" w16du:dateUtc="2026-03-15T22:51:00Z">
         <w:r>
           <w:t>.</w:t>
         </w:r>
       </w:ins>
-      <w:ins w:id="150" w:author="Raven, Olivier (Student)" w:date="2026-03-10T15:26:00Z" w16du:dateUtc="2026-03-10T15:26:00Z">
+      <w:ins w:id="154" w:author="Raven, Olivier (Student)" w:date="2026-03-10T15:26:00Z" w16du:dateUtc="2026-03-10T15:26:00Z">
         <w:r>
           <w:t xml:space="preserve"> </w:t>
         </w:r>
@@ -3666,7 +3691,7 @@
         <w:t xml:space="preserve">Catch data for kōura and fish were collected using two single-winged, double-throated fyke nets (600 mm high D-shaped entrance hoop) and two collapsible </w:t>
       </w:r>
       <w:proofErr w:type="gramStart"/>
-      <w:ins w:id="151" w:author="Raven, Olivier (Student)" w:date="2026-03-12T15:30:00Z" w16du:dateUtc="2026-03-12T02:30:00Z">
+      <w:ins w:id="155" w:author="Raven, Olivier (Student)" w:date="2026-03-12T15:30:00Z" w16du:dateUtc="2026-03-12T02:30:00Z">
         <w:r>
           <w:t>bait</w:t>
         </w:r>
@@ -3675,7 +3700,7 @@
           <w:t xml:space="preserve"> </w:t>
         </w:r>
       </w:ins>
-      <w:del w:id="152" w:author="Raven, Olivier (Student)" w:date="2026-03-12T15:30:00Z" w16du:dateUtc="2026-03-12T02:30:00Z">
+      <w:del w:id="156" w:author="Raven, Olivier (Student)" w:date="2026-03-12T15:30:00Z" w16du:dateUtc="2026-03-12T02:30:00Z">
         <w:r>
           <w:delText xml:space="preserve">box </w:delText>
         </w:r>
@@ -3683,12 +3708,12 @@
       <w:r>
         <w:t>traps baited with trout flesh (4</w:t>
       </w:r>
-      <w:ins w:id="153" w:author="Raven, Olivier (Student)" w:date="2026-03-12T15:30:00Z" w16du:dateUtc="2026-03-12T02:30:00Z">
+      <w:ins w:id="157" w:author="Raven, Olivier (Student)" w:date="2026-03-12T15:30:00Z" w16du:dateUtc="2026-03-12T02:30:00Z">
         <w:r>
           <w:t>8</w:t>
         </w:r>
       </w:ins>
-      <w:del w:id="154" w:author="Raven, Olivier (Student)" w:date="2026-03-12T15:30:00Z" w16du:dateUtc="2026-03-12T02:30:00Z">
+      <w:del w:id="158" w:author="Raven, Olivier (Student)" w:date="2026-03-12T15:30:00Z" w16du:dateUtc="2026-03-12T02:30:00Z">
         <w:r>
           <w:delText>5</w:delText>
         </w:r>
@@ -3696,12 +3721,12 @@
       <w:r>
         <w:t xml:space="preserve">0 × 250 mm; two 50 mm entrance openings). Fyke nets were placed perpendicular to the shoreline at 10 m intervals, with box traps positioned between them. All equipment was deployed simultaneously at each site for a 24-h period. The use of two fyke nets and two baited </w:t>
       </w:r>
-      <w:del w:id="155" w:author="Raven, Olivier (Student)" w:date="2026-03-12T15:33:00Z" w16du:dateUtc="2026-03-12T02:33:00Z">
+      <w:del w:id="159" w:author="Raven, Olivier (Student)" w:date="2026-03-12T15:33:00Z" w16du:dateUtc="2026-03-12T02:33:00Z">
         <w:r>
           <w:delText xml:space="preserve">box </w:delText>
         </w:r>
       </w:del>
-      <w:ins w:id="156" w:author="Raven, Olivier (Student)" w:date="2026-03-12T15:33:00Z" w16du:dateUtc="2026-03-12T02:33:00Z">
+      <w:ins w:id="160" w:author="Raven, Olivier (Student)" w:date="2026-03-12T15:33:00Z" w16du:dateUtc="2026-03-12T02:33:00Z">
         <w:r>
           <w:t xml:space="preserve">bait </w:t>
         </w:r>
@@ -3764,7 +3789,7 @@
       <w:r>
         <w:t>), kōaro (</w:t>
       </w:r>
-      <w:del w:id="157" w:author="ian.kusabs@outlook.com" w:date="2026-03-20T02:43:00Z" w16du:dateUtc="2026-03-20T02:43:08Z">
+      <w:del w:id="161" w:author="ian.kusabs@outlook.com" w:date="2026-03-20T02:43:00Z" w16du:dateUtc="2026-03-20T02:43:08Z">
         <w:r>
           <w:delText>climbing galaxias;</w:delText>
         </w:r>
@@ -3848,7 +3873,7 @@
       <w:r>
         <w:t xml:space="preserve"> used at each site</w:t>
       </w:r>
-      <w:ins w:id="158" w:author="Raven, Olivier (Student)" w:date="2026-03-10T15:33:00Z" w16du:dateUtc="2026-03-10T02:33:00Z">
+      <w:ins w:id="162" w:author="Raven, Olivier (Student)" w:date="2026-03-10T15:33:00Z" w16du:dateUtc="2026-03-10T02:33:00Z">
         <w:r>
           <w:t xml:space="preserve"> </w:t>
         </w:r>
@@ -3856,7 +3881,7 @@
           <w:t>(</w:t>
         </w:r>
       </w:ins>
-      <w:ins w:id="159" w:author="Raven, Olivier (Student)" w:date="2026-03-10T15:34:00Z" w16du:dateUtc="2026-03-10T02:34:00Z">
+      <w:ins w:id="163" w:author="Raven, Olivier (Student)" w:date="2026-03-10T15:34:00Z" w16du:dateUtc="2026-03-10T02:34:00Z">
         <w:r>
           <w:t>Kusab</w:t>
         </w:r>
@@ -3864,7 +3889,7 @@
           <w:t>s et al., 2015b</w:t>
         </w:r>
       </w:ins>
-      <w:ins w:id="160" w:author="Raven, Olivier (Student)" w:date="2026-03-10T15:33:00Z" w16du:dateUtc="2026-03-10T02:33:00Z">
+      <w:ins w:id="164" w:author="Raven, Olivier (Student)" w:date="2026-03-10T15:33:00Z" w16du:dateUtc="2026-03-10T02:33:00Z">
         <w:r>
           <w:t>)</w:t>
         </w:r>
@@ -3997,12 +4022,12 @@
       <w:r>
         <w:t>Kōura presence or absence, CPUE, and BPUE were analysed using mixed-effects models to account for non-independence among sampling sites</w:t>
       </w:r>
-      <w:ins w:id="161" w:author="Raven, Olivier (Student)" w:date="2026-03-10T15:46:00Z" w16du:dateUtc="2026-03-10T02:46:00Z">
+      <w:ins w:id="165" w:author="Raven, Olivier (Student)" w:date="2026-03-10T15:46:00Z" w16du:dateUtc="2026-03-10T02:46:00Z">
         <w:r>
           <w:t xml:space="preserve"> </w:t>
         </w:r>
       </w:ins>
-      <w:ins w:id="162" w:author="Raven, Olivier (Student)" w:date="2026-03-10T15:46:00Z">
+      <w:ins w:id="166" w:author="Raven, Olivier (Student)" w:date="2026-03-10T15:46:00Z">
         <w:r>
           <w:t>(Bolker et al., 2009)</w:t>
         </w:r>
@@ -4019,22 +4044,22 @@
       <w:r>
         <w:t>logit link)</w:t>
       </w:r>
-      <w:ins w:id="163" w:author="Raven, Olivier (Student)" w:date="2026-03-10T15:37:00Z" w16du:dateUtc="2026-03-10T02:37:00Z">
+      <w:ins w:id="167" w:author="Raven, Olivier (Student)" w:date="2026-03-10T15:37:00Z" w16du:dateUtc="2026-03-10T02:37:00Z">
         <w:r>
           <w:t>.</w:t>
         </w:r>
       </w:ins>
-      <w:del w:id="164" w:author="Raven, Olivier (Student)" w:date="2026-03-10T15:37:00Z" w16du:dateUtc="2026-03-10T02:37:00Z">
+      <w:del w:id="168" w:author="Raven, Olivier (Student)" w:date="2026-03-10T15:37:00Z" w16du:dateUtc="2026-03-10T02:37:00Z">
         <w:r>
           <w:delText>,</w:delText>
         </w:r>
       </w:del>
-      <w:del w:id="165" w:author="Raven, Olivier (Student)" w:date="2026-03-12T15:38:00Z" w16du:dateUtc="2026-03-12T02:38:00Z">
+      <w:del w:id="169" w:author="Raven, Olivier (Student)" w:date="2026-03-12T15:38:00Z" w16du:dateUtc="2026-03-12T02:38:00Z">
         <w:r>
           <w:delText xml:space="preserve"> </w:delText>
         </w:r>
       </w:del>
-      <w:del w:id="166" w:author="Raven, Olivier (Student)" w:date="2026-03-10T15:38:00Z" w16du:dateUtc="2026-03-10T02:38:00Z">
+      <w:del w:id="170" w:author="Raven, Olivier (Student)" w:date="2026-03-10T15:38:00Z" w16du:dateUtc="2026-03-10T02:38:00Z">
         <w:r>
           <w:delText>and</w:delText>
         </w:r>
@@ -4048,27 +4073,27 @@
       <w:r>
         <w:t xml:space="preserve"> (log link)</w:t>
       </w:r>
-      <w:ins w:id="167" w:author="Raven, Olivier (Student)" w:date="2026-03-10T15:38:00Z" w16du:dateUtc="2026-03-10T02:38:00Z">
+      <w:ins w:id="171" w:author="Raven, Olivier (Student)" w:date="2026-03-10T15:38:00Z" w16du:dateUtc="2026-03-10T02:38:00Z">
         <w:r>
           <w:t>, which is appro</w:t>
         </w:r>
       </w:ins>
-      <w:ins w:id="168" w:author="Raven, Olivier (Student)" w:date="2026-03-10T15:40:00Z" w16du:dateUtc="2026-03-10T02:40:00Z">
+      <w:ins w:id="172" w:author="Raven, Olivier (Student)" w:date="2026-03-10T15:40:00Z" w16du:dateUtc="2026-03-10T02:40:00Z">
         <w:r>
           <w:t xml:space="preserve">priate </w:t>
         </w:r>
       </w:ins>
-      <w:ins w:id="169" w:author="Raven, Olivier (Student)" w:date="2026-03-10T15:41:00Z" w16du:dateUtc="2026-03-10T02:41:00Z">
+      <w:ins w:id="173" w:author="Raven, Olivier (Student)" w:date="2026-03-10T15:41:00Z" w16du:dateUtc="2026-03-10T02:41:00Z">
         <w:r>
           <w:t xml:space="preserve">for </w:t>
         </w:r>
       </w:ins>
-      <w:ins w:id="170" w:author="Raven, Olivier (Student)" w:date="2026-03-10T15:42:00Z" w16du:dateUtc="2026-03-10T02:42:00Z">
+      <w:ins w:id="174" w:author="Raven, Olivier (Student)" w:date="2026-03-10T15:42:00Z" w16du:dateUtc="2026-03-10T02:42:00Z">
         <w:r>
           <w:t>continuous</w:t>
         </w:r>
       </w:ins>
-      <w:ins w:id="171" w:author="Raven, Olivier (Student)" w:date="2026-03-10T15:41:00Z" w16du:dateUtc="2026-03-10T02:41:00Z">
+      <w:ins w:id="175" w:author="Raven, Olivier (Student)" w:date="2026-03-10T15:41:00Z" w16du:dateUtc="2026-03-10T02:41:00Z">
         <w:r>
           <w:t xml:space="preserve"> </w:t>
         </w:r>
@@ -4077,45 +4102,45 @@
         </w:r>
         <w:r>
           <w:t>common in ecological count and biomass data</w:t>
-        </w:r>
-      </w:ins>
-      <w:ins w:id="172" w:author="Raven, Olivier (Student)" w:date="2026-03-10T15:42:00Z" w16du:dateUtc="2026-03-10T02:42:00Z">
-        <w:r>
-          <w:t xml:space="preserve"> </w:t>
-        </w:r>
-      </w:ins>
-      <w:ins w:id="173" w:author="Raven, Olivier (Student)" w:date="2026-03-10T15:56:00Z">
-        <w:r>
-          <w:t>(Shono, 2008)</w:t>
-        </w:r>
-      </w:ins>
-      <w:r>
-        <w:t xml:space="preserve">. These models were fitted using </w:t>
-      </w:r>
-      <w:ins w:id="174" w:author="Raven, Olivier (Student)" w:date="2026-03-10T15:52:00Z" w16du:dateUtc="2026-03-10T02:52:00Z">
-        <w:r>
-          <w:t xml:space="preserve">the </w:t>
-        </w:r>
-      </w:ins>
-      <w:r>
-        <w:t>glmmTMB</w:t>
-      </w:r>
-      <w:ins w:id="175" w:author="Raven, Olivier (Student)" w:date="2026-03-10T15:52:00Z" w16du:dateUtc="2026-03-10T02:52:00Z">
-        <w:r>
-          <w:t xml:space="preserve"> package</w:t>
         </w:r>
       </w:ins>
       <w:ins w:id="176" w:author="Raven, Olivier (Student)" w:date="2026-03-10T15:42:00Z" w16du:dateUtc="2026-03-10T02:42:00Z">
         <w:r>
+          <w:t xml:space="preserve"> </w:t>
+        </w:r>
+      </w:ins>
+      <w:ins w:id="177" w:author="Raven, Olivier (Student)" w:date="2026-03-10T15:56:00Z">
+        <w:r>
+          <w:t>(Shono, 2008)</w:t>
+        </w:r>
+      </w:ins>
+      <w:r>
+        <w:t xml:space="preserve">. These models were fitted using </w:t>
+      </w:r>
+      <w:ins w:id="178" w:author="Raven, Olivier (Student)" w:date="2026-03-10T15:52:00Z" w16du:dateUtc="2026-03-10T02:52:00Z">
+        <w:r>
+          <w:t xml:space="preserve">the </w:t>
+        </w:r>
+      </w:ins>
+      <w:r>
+        <w:t>glmmTMB</w:t>
+      </w:r>
+      <w:ins w:id="179" w:author="Raven, Olivier (Student)" w:date="2026-03-10T15:52:00Z" w16du:dateUtc="2026-03-10T02:52:00Z">
+        <w:r>
+          <w:t xml:space="preserve"> package</w:t>
+        </w:r>
+      </w:ins>
+      <w:ins w:id="180" w:author="Raven, Olivier (Student)" w:date="2026-03-10T15:42:00Z" w16du:dateUtc="2026-03-10T02:42:00Z">
+        <w:r>
           <w:t xml:space="preserve"> (</w:t>
         </w:r>
       </w:ins>
-      <w:ins w:id="177" w:author="Raven, Olivier (Student)" w:date="2026-03-10T15:52:00Z">
+      <w:ins w:id="181" w:author="Raven, Olivier (Student)" w:date="2026-03-10T15:52:00Z">
         <w:r>
           <w:t>Brooks et al., 2017</w:t>
         </w:r>
       </w:ins>
-      <w:ins w:id="178" w:author="Raven, Olivier (Student)" w:date="2026-03-10T15:42:00Z" w16du:dateUtc="2026-03-10T02:42:00Z">
+      <w:ins w:id="182" w:author="Raven, Olivier (Student)" w:date="2026-03-10T15:42:00Z" w16du:dateUtc="2026-03-10T02:42:00Z">
         <w:r>
           <w:t>)</w:t>
         </w:r>
@@ -4202,17 +4227,17 @@
         <w:lastRenderedPageBreak/>
         <w:t>For occupancy analyses, kōura presence–absence was modelled using a binomial GAMM with a logit link function</w:t>
       </w:r>
-      <w:ins w:id="179" w:author="Raven, Olivier (Student)" w:date="2026-03-10T16:01:00Z" w16du:dateUtc="2026-03-10T03:01:00Z">
+      <w:ins w:id="183" w:author="Raven, Olivier (Student)" w:date="2026-03-10T16:01:00Z" w16du:dateUtc="2026-03-10T03:01:00Z">
         <w:r>
           <w:t xml:space="preserve"> (</w:t>
         </w:r>
       </w:ins>
-      <w:ins w:id="180" w:author="Raven, Olivier (Student)" w:date="2026-03-11T10:51:00Z">
+      <w:ins w:id="184" w:author="Raven, Olivier (Student)" w:date="2026-03-11T10:51:00Z">
         <w:r>
           <w:t>Zuur et al., 2009; Wood, 2017</w:t>
         </w:r>
       </w:ins>
-      <w:ins w:id="181" w:author="Raven, Olivier (Student)" w:date="2026-03-10T16:01:00Z" w16du:dateUtc="2026-03-10T03:01:00Z">
+      <w:ins w:id="185" w:author="Raven, Olivier (Student)" w:date="2026-03-10T16:01:00Z" w16du:dateUtc="2026-03-10T03:01:00Z">
         <w:r>
           <w:t>)</w:t>
         </w:r>
@@ -4295,12 +4320,12 @@
       <w:r>
         <w:t>⁻¹), pH, specific conductivity (µS cm⁻¹), and the presence of catfish, eels, goldfish, and common smelt. Continuous predictors were centred and standardised prior to modelling to improve convergence and facilitate comparison of effect sizes</w:t>
       </w:r>
-      <w:del w:id="182" w:author="Raven, Olivier (Student)" w:date="2026-03-11T10:48:00Z" w16du:dateUtc="2026-03-10T21:48:00Z">
+      <w:del w:id="186" w:author="Raven, Olivier (Student)" w:date="2026-03-11T10:48:00Z" w16du:dateUtc="2026-03-10T21:48:00Z">
         <w:r>
           <w:delText>.</w:delText>
         </w:r>
       </w:del>
-      <w:ins w:id="183" w:author="Raven, Olivier (Student)" w:date="2026-03-11T10:48:00Z" w16du:dateUtc="2026-03-10T21:48:00Z">
+      <w:ins w:id="187" w:author="Raven, Olivier (Student)" w:date="2026-03-11T10:48:00Z" w16du:dateUtc="2026-03-10T21:48:00Z">
         <w:r>
           <w:t>, a</w:t>
         </w:r>
@@ -4308,7 +4333,7 @@
           <w:t xml:space="preserve">nd </w:t>
         </w:r>
       </w:ins>
-      <w:ins w:id="184" w:author="Raven, Olivier (Student)" w:date="2026-03-11T10:46:00Z">
+      <w:ins w:id="188" w:author="Raven, Olivier (Student)" w:date="2026-03-11T10:46:00Z">
         <w:r>
           <w:t>were modelled as smooth terms using thin plate regression splines (bs = '</w:t>
         </w:r>
@@ -4321,12 +4346,12 @@
           <w:t xml:space="preserve">), which apply additional shrinkage to penalise overly complex relationships and can shrink smooth terms fully to zero during selection (Wood, 2017). Basis dimensions (k) were set based on the number of unique values per predictor and adjusted where necessary to balance flexibility and parsimony. </w:t>
         </w:r>
       </w:ins>
-      <w:ins w:id="185" w:author="Raven, Olivier (Student)" w:date="2026-03-11T10:52:00Z">
+      <w:ins w:id="189" w:author="Raven, Olivier (Student)" w:date="2026-03-11T10:52:00Z">
         <w:r>
           <w:t xml:space="preserve">Binary </w:t>
         </w:r>
       </w:ins>
-      <w:ins w:id="186" w:author="Raven, Olivier (Student)" w:date="2026-03-11T10:46:00Z">
+      <w:ins w:id="190" w:author="Raven, Olivier (Student)" w:date="2026-03-11T10:46:00Z">
         <w:r>
           <w:t>predictors (fish presence variables) were included as parametric terms.</w:t>
         </w:r>
@@ -4374,7 +4399,7 @@
       <w:r>
         <w:t>Lake identity (LID) was included as a random effect in all GAMMs to account for spatial clustering and non-independence among observations and was not subject to the variable selection procedure</w:t>
       </w:r>
-      <w:ins w:id="187" w:author="Raven, Olivier (Student)" w:date="2026-03-10T16:16:00Z" w16du:dateUtc="2026-03-10T03:16:00Z">
+      <w:ins w:id="191" w:author="Raven, Olivier (Student)" w:date="2026-03-10T16:16:00Z" w16du:dateUtc="2026-03-10T03:16:00Z">
         <w:r>
           <w:t xml:space="preserve"> (Zuur et al</w:t>
         </w:r>
@@ -4394,28 +4419,28 @@
         <w:spacing w:before="120" w:line="360" w:lineRule="auto"/>
         <w:jc w:val="left"/>
         <w:rPr>
-          <w:ins w:id="188" w:author="Raven, Olivier (Student)" w:date="2026-03-11T12:03:00Z" w16du:dateUtc="2026-03-10T23:03:00Z"/>
+          <w:ins w:id="192" w:author="Raven, Olivier (Student)" w:date="2026-03-11T12:03:00Z" w16du:dateUtc="2026-03-10T23:03:00Z"/>
         </w:rPr>
       </w:pPr>
       <w:r>
         <w:t xml:space="preserve">Model diagnostics </w:t>
       </w:r>
-      <w:ins w:id="189" w:author="Raven, Olivier (Student)" w:date="2026-03-10T16:23:00Z" w16du:dateUtc="2026-03-10T03:23:00Z">
+      <w:ins w:id="193" w:author="Raven, Olivier (Student)" w:date="2026-03-10T16:23:00Z" w16du:dateUtc="2026-03-10T03:23:00Z">
         <w:r>
           <w:t>were p</w:t>
         </w:r>
       </w:ins>
-      <w:ins w:id="190" w:author="Raven, Olivier (Student)" w:date="2026-03-10T17:06:00Z" w16du:dateUtc="2026-03-10T04:06:00Z">
+      <w:ins w:id="194" w:author="Raven, Olivier (Student)" w:date="2026-03-10T17:06:00Z" w16du:dateUtc="2026-03-10T04:06:00Z">
         <w:r>
           <w:t>e</w:t>
         </w:r>
       </w:ins>
-      <w:ins w:id="191" w:author="Raven, Olivier (Student)" w:date="2026-03-10T16:23:00Z" w16du:dateUtc="2026-03-10T03:23:00Z">
+      <w:ins w:id="195" w:author="Raven, Olivier (Student)" w:date="2026-03-10T16:23:00Z" w16du:dateUtc="2026-03-10T03:23:00Z">
         <w:r>
           <w:t>r</w:t>
         </w:r>
       </w:ins>
-      <w:ins w:id="192" w:author="Raven, Olivier (Student)" w:date="2026-03-10T16:24:00Z" w16du:dateUtc="2026-03-10T03:24:00Z">
+      <w:ins w:id="196" w:author="Raven, Olivier (Student)" w:date="2026-03-10T16:24:00Z" w16du:dateUtc="2026-03-10T03:24:00Z">
         <w:r>
           <w:t xml:space="preserve">formed to evaluate </w:t>
         </w:r>
@@ -4423,12 +4448,12 @@
           <w:t>model fit and assumptions.</w:t>
         </w:r>
       </w:ins>
-      <w:del w:id="193" w:author="Raven, Olivier (Student)" w:date="2026-03-10T16:24:00Z" w16du:dateUtc="2026-03-10T03:24:00Z">
+      <w:del w:id="197" w:author="Raven, Olivier (Student)" w:date="2026-03-10T16:24:00Z" w16du:dateUtc="2026-03-10T03:24:00Z">
         <w:r>
           <w:delText>included inspection of r</w:delText>
         </w:r>
       </w:del>
-      <w:ins w:id="194" w:author="Raven, Olivier (Student)" w:date="2026-03-10T16:24:00Z" w16du:dateUtc="2026-03-10T03:24:00Z">
+      <w:ins w:id="198" w:author="Raven, Olivier (Student)" w:date="2026-03-10T16:24:00Z" w16du:dateUtc="2026-03-10T03:24:00Z">
         <w:r>
           <w:t xml:space="preserve"> </w:t>
         </w:r>
@@ -4439,59 +4464,59 @@
       <w:r>
         <w:t>esiduals</w:t>
       </w:r>
-      <w:ins w:id="195" w:author="Raven, Olivier (Student)" w:date="2026-03-10T16:24:00Z" w16du:dateUtc="2026-03-10T03:24:00Z">
+      <w:ins w:id="199" w:author="Raven, Olivier (Student)" w:date="2026-03-10T16:24:00Z" w16du:dateUtc="2026-03-10T03:24:00Z">
         <w:r>
           <w:t xml:space="preserve"> were inspected </w:t>
         </w:r>
       </w:ins>
-      <w:ins w:id="196" w:author="Raven, Olivier (Student)" w:date="2026-03-10T16:25:00Z" w16du:dateUtc="2026-03-10T03:25:00Z">
+      <w:ins w:id="200" w:author="Raven, Olivier (Student)" w:date="2026-03-10T16:25:00Z" w16du:dateUtc="2026-03-10T03:25:00Z">
         <w:r>
           <w:t>to asses</w:t>
         </w:r>
       </w:ins>
-      <w:ins w:id="197" w:author="Raven, Olivier (Student)" w:date="2026-03-10T17:08:00Z" w16du:dateUtc="2026-03-10T04:08:00Z">
+      <w:ins w:id="201" w:author="Raven, Olivier (Student)" w:date="2026-03-10T17:08:00Z" w16du:dateUtc="2026-03-10T04:08:00Z">
         <w:r>
           <w:t>s</w:t>
-        </w:r>
-      </w:ins>
-      <w:ins w:id="198" w:author="Raven, Olivier (Student)" w:date="2026-03-10T16:25:00Z" w16du:dateUtc="2026-03-10T03:25:00Z">
-        <w:r>
-          <w:t xml:space="preserve"> homogeneity of variance</w:t>
-        </w:r>
-        <w:r>
-          <w:t xml:space="preserve"> and normality (Zuur et al., 2009).</w:t>
-        </w:r>
-      </w:ins>
-      <w:del w:id="199" w:author="Raven, Olivier (Student)" w:date="2026-03-10T16:25:00Z" w16du:dateUtc="2026-03-10T03:25:00Z">
-        <w:r>
-          <w:delText>,</w:delText>
-        </w:r>
-      </w:del>
-      <w:r>
-        <w:t xml:space="preserve"> </w:t>
-      </w:r>
-      <w:ins w:id="200" w:author="Raven, Olivier (Student)" w:date="2026-03-10T16:25:00Z" w16du:dateUtc="2026-03-10T03:25:00Z">
-        <w:r>
-          <w:t>C</w:t>
-        </w:r>
-        <w:r>
-          <w:t>oncurvity</w:t>
-        </w:r>
-      </w:ins>
-      <w:ins w:id="201" w:author="Raven, Olivier (Student)" w:date="2026-03-10T16:27:00Z" w16du:dateUtc="2026-03-10T03:27:00Z">
-        <w:r>
-          <w:t>, the degree to which smooth terms can be approximated by other smooths in the model,</w:t>
         </w:r>
       </w:ins>
       <w:ins w:id="202" w:author="Raven, Olivier (Student)" w:date="2026-03-10T16:25:00Z" w16du:dateUtc="2026-03-10T03:25:00Z">
         <w:r>
+          <w:t xml:space="preserve"> homogeneity of variance</w:t>
+        </w:r>
+        <w:r>
+          <w:t xml:space="preserve"> and normality (Zuur et al., 2009).</w:t>
+        </w:r>
+      </w:ins>
+      <w:del w:id="203" w:author="Raven, Olivier (Student)" w:date="2026-03-10T16:25:00Z" w16du:dateUtc="2026-03-10T03:25:00Z">
+        <w:r>
+          <w:delText>,</w:delText>
+        </w:r>
+      </w:del>
+      <w:r>
+        <w:t xml:space="preserve"> </w:t>
+      </w:r>
+      <w:ins w:id="204" w:author="Raven, Olivier (Student)" w:date="2026-03-10T16:25:00Z" w16du:dateUtc="2026-03-10T03:25:00Z">
+        <w:r>
+          <w:t>C</w:t>
+        </w:r>
+        <w:r>
+          <w:t>oncurvity</w:t>
+        </w:r>
+      </w:ins>
+      <w:ins w:id="205" w:author="Raven, Olivier (Student)" w:date="2026-03-10T16:27:00Z" w16du:dateUtc="2026-03-10T03:27:00Z">
+        <w:r>
+          <w:t>, the degree to which smooth terms can be approximated by other smooths in the model,</w:t>
+        </w:r>
+      </w:ins>
+      <w:ins w:id="206" w:author="Raven, Olivier (Student)" w:date="2026-03-10T16:25:00Z" w16du:dateUtc="2026-03-10T03:25:00Z">
+        <w:r>
           <w:t xml:space="preserve"> </w:t>
         </w:r>
         <w:r>
           <w:t>was</w:t>
         </w:r>
       </w:ins>
-      <w:ins w:id="203" w:author="Raven, Olivier (Student)" w:date="2026-03-10T16:26:00Z" w16du:dateUtc="2026-03-10T03:26:00Z">
+      <w:ins w:id="207" w:author="Raven, Olivier (Student)" w:date="2026-03-10T16:26:00Z" w16du:dateUtc="2026-03-10T03:26:00Z">
         <w:r>
           <w:t xml:space="preserve"> </w:t>
         </w:r>
@@ -4499,22 +4524,22 @@
       <w:r>
         <w:t>assess</w:t>
       </w:r>
-      <w:ins w:id="204" w:author="Raven, Olivier (Student)" w:date="2026-03-10T16:26:00Z" w16du:dateUtc="2026-03-10T03:26:00Z">
+      <w:ins w:id="208" w:author="Raven, Olivier (Student)" w:date="2026-03-10T16:26:00Z" w16du:dateUtc="2026-03-10T03:26:00Z">
         <w:r>
           <w:t>ed</w:t>
         </w:r>
       </w:ins>
-      <w:del w:id="205" w:author="Raven, Olivier (Student)" w:date="2026-03-10T16:26:00Z" w16du:dateUtc="2026-03-10T03:26:00Z">
+      <w:del w:id="209" w:author="Raven, Olivier (Student)" w:date="2026-03-10T16:26:00Z" w16du:dateUtc="2026-03-10T03:26:00Z">
         <w:r>
           <w:delText>ment of</w:delText>
         </w:r>
       </w:del>
-      <w:del w:id="206" w:author="Raven, Olivier (Student)" w:date="2026-03-10T16:25:00Z" w16du:dateUtc="2026-03-10T03:25:00Z">
+      <w:del w:id="210" w:author="Raven, Olivier (Student)" w:date="2026-03-10T16:25:00Z" w16du:dateUtc="2026-03-10T03:25:00Z">
         <w:r>
           <w:delText xml:space="preserve"> concurvity</w:delText>
         </w:r>
       </w:del>
-      <w:ins w:id="207" w:author="Raven, Olivier (Student)" w:date="2026-03-10T16:26:00Z" w16du:dateUtc="2026-03-10T03:26:00Z">
+      <w:ins w:id="211" w:author="Raven, Olivier (Student)" w:date="2026-03-10T16:26:00Z" w16du:dateUtc="2026-03-10T03:26:00Z">
         <w:r>
           <w:t xml:space="preserve"> to identify potential instability </w:t>
         </w:r>
@@ -4522,17 +4547,17 @@
           <w:t>in smooth term estimates (</w:t>
         </w:r>
       </w:ins>
-      <w:ins w:id="208" w:author="Raven, Olivier (Student)" w:date="2026-03-11T10:24:00Z" w16du:dateUtc="2026-03-10T21:24:00Z">
+      <w:ins w:id="212" w:author="Raven, Olivier (Student)" w:date="2026-03-11T10:24:00Z" w16du:dateUtc="2026-03-10T21:24:00Z">
         <w:r>
           <w:t>Wood, 2017</w:t>
         </w:r>
       </w:ins>
-      <w:ins w:id="209" w:author="Raven, Olivier (Student)" w:date="2026-03-10T16:26:00Z" w16du:dateUtc="2026-03-10T03:26:00Z">
+      <w:ins w:id="213" w:author="Raven, Olivier (Student)" w:date="2026-03-10T16:26:00Z" w16du:dateUtc="2026-03-10T03:26:00Z">
         <w:r>
           <w:t>).</w:t>
         </w:r>
       </w:ins>
-      <w:del w:id="210" w:author="Raven, Olivier (Student)" w:date="2026-03-10T16:26:00Z" w16du:dateUtc="2026-03-10T03:26:00Z">
+      <w:del w:id="214" w:author="Raven, Olivier (Student)" w:date="2026-03-10T16:26:00Z" w16du:dateUtc="2026-03-10T03:26:00Z">
         <w:r>
           <w:delText>,</w:delText>
         </w:r>
@@ -4540,12 +4565,12 @@
       <w:r>
         <w:t xml:space="preserve"> </w:t>
       </w:r>
-      <w:ins w:id="211" w:author="Raven, Olivier (Student)" w:date="2026-03-10T16:27:00Z" w16du:dateUtc="2026-03-10T03:27:00Z">
+      <w:ins w:id="215" w:author="Raven, Olivier (Student)" w:date="2026-03-10T16:27:00Z" w16du:dateUtc="2026-03-10T03:27:00Z">
         <w:r>
           <w:t>B</w:t>
         </w:r>
       </w:ins>
-      <w:del w:id="212" w:author="Raven, Olivier (Student)" w:date="2026-03-10T16:27:00Z" w16du:dateUtc="2026-03-10T03:27:00Z">
+      <w:del w:id="216" w:author="Raven, Olivier (Student)" w:date="2026-03-10T16:27:00Z" w16du:dateUtc="2026-03-10T03:27:00Z">
         <w:r>
           <w:delText>b</w:delText>
         </w:r>
@@ -4553,17 +4578,17 @@
       <w:r>
         <w:t>asis dimension checks using effective degrees of freedom (</w:t>
       </w:r>
-      <w:del w:id="213" w:author="Raven, Olivier (Student)" w:date="2026-03-10T17:01:00Z" w16du:dateUtc="2026-03-10T04:01:00Z">
+      <w:del w:id="217" w:author="Raven, Olivier (Student)" w:date="2026-03-10T17:01:00Z" w16du:dateUtc="2026-03-10T04:01:00Z">
         <w:r>
           <w:delText>E</w:delText>
         </w:r>
       </w:del>
-      <w:ins w:id="214" w:author="Raven, Olivier (Student)" w:date="2026-03-10T17:00:00Z" w16du:dateUtc="2026-03-10T04:00:00Z">
+      <w:ins w:id="218" w:author="Raven, Olivier (Student)" w:date="2026-03-10T17:00:00Z" w16du:dateUtc="2026-03-10T04:00:00Z">
         <w:r>
           <w:t>edf</w:t>
         </w:r>
       </w:ins>
-      <w:del w:id="215" w:author="Raven, Olivier (Student)" w:date="2026-03-10T17:00:00Z" w16du:dateUtc="2026-03-10T04:00:00Z">
+      <w:del w:id="219" w:author="Raven, Olivier (Student)" w:date="2026-03-10T17:00:00Z" w16du:dateUtc="2026-03-10T04:00:00Z">
         <w:r>
           <w:delText>DF</w:delText>
         </w:r>
@@ -4571,17 +4596,17 @@
       <w:r>
         <w:t>)</w:t>
       </w:r>
-      <w:ins w:id="216" w:author="Raven, Olivier (Student)" w:date="2026-03-10T16:28:00Z" w16du:dateUtc="2026-03-10T03:28:00Z">
+      <w:ins w:id="220" w:author="Raven, Olivier (Student)" w:date="2026-03-10T16:28:00Z" w16du:dateUtc="2026-03-10T03:28:00Z">
         <w:r>
           <w:t xml:space="preserve"> were pe</w:t>
         </w:r>
       </w:ins>
-      <w:ins w:id="217" w:author="Raven, Olivier (Student)" w:date="2026-03-10T17:07:00Z" w16du:dateUtc="2026-03-10T04:07:00Z">
+      <w:ins w:id="221" w:author="Raven, Olivier (Student)" w:date="2026-03-10T17:07:00Z" w16du:dateUtc="2026-03-10T04:07:00Z">
         <w:r>
           <w:t>r</w:t>
         </w:r>
       </w:ins>
-      <w:ins w:id="218" w:author="Raven, Olivier (Student)" w:date="2026-03-10T16:28:00Z" w16du:dateUtc="2026-03-10T03:28:00Z">
+      <w:ins w:id="222" w:author="Raven, Olivier (Student)" w:date="2026-03-10T16:28:00Z" w16du:dateUtc="2026-03-10T03:28:00Z">
         <w:r>
           <w:t xml:space="preserve">formed to ensure </w:t>
         </w:r>
@@ -4589,23 +4614,23 @@
           <w:t xml:space="preserve">smoothing terms had sufficient flexibility to capture underlying patterns without overfitting </w:t>
         </w:r>
       </w:ins>
-      <w:ins w:id="219" w:author="Raven, Olivier (Student)" w:date="2026-03-10T17:00:00Z" w16du:dateUtc="2026-03-10T04:00:00Z">
+      <w:ins w:id="223" w:author="Raven, Olivier (Student)" w:date="2026-03-10T17:00:00Z" w16du:dateUtc="2026-03-10T04:00:00Z">
         <w:r>
           <w:lastRenderedPageBreak/>
           <w:t>(Zuur et al., 2009</w:t>
         </w:r>
       </w:ins>
-      <w:ins w:id="220" w:author="Raven, Olivier (Student)" w:date="2026-03-10T16:28:00Z" w16du:dateUtc="2026-03-10T03:28:00Z">
+      <w:ins w:id="224" w:author="Raven, Olivier (Student)" w:date="2026-03-10T16:28:00Z" w16du:dateUtc="2026-03-10T03:28:00Z">
         <w:r>
           <w:t>)</w:t>
         </w:r>
       </w:ins>
-      <w:ins w:id="221" w:author="Raven, Olivier (Student)" w:date="2026-03-10T16:37:00Z" w16du:dateUtc="2026-03-10T03:37:00Z">
+      <w:ins w:id="225" w:author="Raven, Olivier (Student)" w:date="2026-03-10T16:37:00Z" w16du:dateUtc="2026-03-10T03:37:00Z">
         <w:r>
           <w:t>.</w:t>
         </w:r>
       </w:ins>
-      <w:del w:id="222" w:author="Raven, Olivier (Student)" w:date="2026-03-10T16:37:00Z" w16du:dateUtc="2026-03-10T03:37:00Z">
+      <w:del w:id="226" w:author="Raven, Olivier (Student)" w:date="2026-03-10T16:37:00Z" w16du:dateUtc="2026-03-10T03:37:00Z">
         <w:r>
           <w:delText>,</w:delText>
         </w:r>
@@ -4613,7 +4638,7 @@
       <w:r>
         <w:t xml:space="preserve"> </w:t>
       </w:r>
-      <w:ins w:id="223" w:author="Raven, Olivier (Student)" w:date="2026-03-10T16:38:00Z" w16du:dateUtc="2026-03-10T03:38:00Z">
+      <w:ins w:id="227" w:author="Raven, Olivier (Student)" w:date="2026-03-10T16:38:00Z" w16du:dateUtc="2026-03-10T03:38:00Z">
         <w:r>
           <w:t>F</w:t>
         </w:r>
@@ -4630,12 +4655,12 @@
           <w:t xml:space="preserve"> </w:t>
         </w:r>
       </w:ins>
-      <w:del w:id="224" w:author="Raven, Olivier (Student)" w:date="2026-03-10T16:38:00Z" w16du:dateUtc="2026-03-10T03:38:00Z">
+      <w:del w:id="228" w:author="Raven, Olivier (Student)" w:date="2026-03-10T16:38:00Z" w16du:dateUtc="2026-03-10T03:38:00Z">
         <w:r>
           <w:delText xml:space="preserve">evaluation </w:delText>
         </w:r>
       </w:del>
-      <w:ins w:id="225" w:author="Raven, Olivier (Student)" w:date="2026-03-10T16:38:00Z" w16du:dateUtc="2026-03-10T03:38:00Z">
+      <w:ins w:id="229" w:author="Raven, Olivier (Student)" w:date="2026-03-10T16:38:00Z" w16du:dateUtc="2026-03-10T03:38:00Z">
         <w:r>
           <w:t>evaluat</w:t>
         </w:r>
@@ -4649,7 +4674,7 @@
           <w:t>using</w:t>
         </w:r>
       </w:ins>
-      <w:del w:id="226" w:author="Raven, Olivier (Student)" w:date="2026-03-10T16:38:00Z" w16du:dateUtc="2026-03-10T03:38:00Z">
+      <w:del w:id="230" w:author="Raven, Olivier (Student)" w:date="2026-03-10T16:38:00Z" w16du:dateUtc="2026-03-10T03:38:00Z">
         <w:r>
           <w:delText>of</w:delText>
         </w:r>
@@ -4657,7 +4682,7 @@
       <w:r>
         <w:t xml:space="preserve"> Receiver Operating Characteristic and Area Under the Curve (ROC/AUC)</w:t>
       </w:r>
-      <w:del w:id="227" w:author="Raven, Olivier (Student)" w:date="2026-03-10T16:38:00Z" w16du:dateUtc="2026-03-10T03:38:00Z">
+      <w:del w:id="231" w:author="Raven, Olivier (Student)" w:date="2026-03-10T16:38:00Z" w16du:dateUtc="2026-03-10T03:38:00Z">
         <w:r>
           <w:delText xml:space="preserve"> for binomial components</w:delText>
         </w:r>
@@ -4665,7 +4690,7 @@
       <w:r>
         <w:t xml:space="preserve">, </w:t>
       </w:r>
-      <w:ins w:id="228" w:author="Raven, Olivier (Student)" w:date="2026-03-10T16:39:00Z" w16du:dateUtc="2026-03-10T03:39:00Z">
+      <w:ins w:id="232" w:author="Raven, Olivier (Student)" w:date="2026-03-10T16:39:00Z" w16du:dateUtc="2026-03-10T03:39:00Z">
         <w:r>
           <w:t xml:space="preserve">where values approaching 1 indicate perfect discrimination between </w:t>
         </w:r>
@@ -4673,37 +4698,37 @@
           <w:t>presences and absences</w:t>
         </w:r>
       </w:ins>
-      <w:ins w:id="229" w:author="Raven, Olivier (Student)" w:date="2026-03-10T16:40:00Z" w16du:dateUtc="2026-03-10T03:40:00Z">
+      <w:ins w:id="233" w:author="Raven, Olivier (Student)" w:date="2026-03-10T16:40:00Z" w16du:dateUtc="2026-03-10T03:40:00Z">
         <w:r>
           <w:t xml:space="preserve"> </w:t>
         </w:r>
       </w:ins>
-      <w:ins w:id="230" w:author="Raven, Olivier (Student)" w:date="2026-03-10T16:44:00Z">
+      <w:ins w:id="234" w:author="Raven, Olivier (Student)" w:date="2026-03-10T16:44:00Z">
         <w:r>
           <w:t>(Fielding &amp; Bell, 1997)</w:t>
         </w:r>
       </w:ins>
-      <w:ins w:id="231" w:author="Raven, Olivier (Student)" w:date="2026-03-10T16:40:00Z" w16du:dateUtc="2026-03-10T03:40:00Z">
+      <w:ins w:id="235" w:author="Raven, Olivier (Student)" w:date="2026-03-10T16:40:00Z" w16du:dateUtc="2026-03-10T03:40:00Z">
         <w:r>
           <w:t>.</w:t>
         </w:r>
       </w:ins>
-      <w:ins w:id="232" w:author="Raven, Olivier (Student)" w:date="2026-03-10T16:39:00Z" w16du:dateUtc="2026-03-10T03:39:00Z">
+      <w:ins w:id="236" w:author="Raven, Olivier (Student)" w:date="2026-03-10T16:39:00Z" w16du:dateUtc="2026-03-10T03:39:00Z">
         <w:r>
           <w:t xml:space="preserve"> </w:t>
         </w:r>
       </w:ins>
-      <w:del w:id="233" w:author="Raven, Olivier (Student)" w:date="2026-03-10T16:45:00Z" w16du:dateUtc="2026-03-10T03:45:00Z">
+      <w:del w:id="237" w:author="Raven, Olivier (Student)" w:date="2026-03-10T16:45:00Z" w16du:dateUtc="2026-03-10T03:45:00Z">
         <w:r>
           <w:delText xml:space="preserve">and comparison of predicted versus observed values </w:delText>
         </w:r>
       </w:del>
-      <w:ins w:id="234" w:author="Raven, Olivier (Student)" w:date="2026-03-10T16:45:00Z" w16du:dateUtc="2026-03-10T03:45:00Z">
+      <w:ins w:id="238" w:author="Raven, Olivier (Student)" w:date="2026-03-10T16:45:00Z" w16du:dateUtc="2026-03-10T03:45:00Z">
         <w:r>
           <w:t>F</w:t>
         </w:r>
       </w:ins>
-      <w:del w:id="235" w:author="Raven, Olivier (Student)" w:date="2026-03-10T16:45:00Z" w16du:dateUtc="2026-03-10T03:45:00Z">
+      <w:del w:id="239" w:author="Raven, Olivier (Student)" w:date="2026-03-10T16:45:00Z" w16du:dateUtc="2026-03-10T03:45:00Z">
         <w:r>
           <w:delText>f</w:delText>
         </w:r>
@@ -4711,12 +4736,12 @@
       <w:r>
         <w:t>or positive-only abundance models</w:t>
       </w:r>
-      <w:del w:id="236" w:author="Raven, Olivier (Student)" w:date="2026-03-10T16:45:00Z" w16du:dateUtc="2026-03-10T03:45:00Z">
+      <w:del w:id="240" w:author="Raven, Olivier (Student)" w:date="2026-03-10T16:45:00Z" w16du:dateUtc="2026-03-10T03:45:00Z">
         <w:r>
           <w:delText>.</w:delText>
         </w:r>
       </w:del>
-      <w:ins w:id="237" w:author="Raven, Olivier (Student)" w:date="2026-03-10T16:45:00Z" w16du:dateUtc="2026-03-10T03:45:00Z">
+      <w:ins w:id="241" w:author="Raven, Olivier (Student)" w:date="2026-03-10T16:45:00Z" w16du:dateUtc="2026-03-10T03:45:00Z">
         <w:r>
           <w:t>,</w:t>
         </w:r>
@@ -4724,12 +4749,12 @@
           <w:t xml:space="preserve"> </w:t>
         </w:r>
       </w:ins>
-      <w:ins w:id="238" w:author="Raven, Olivier (Student)" w:date="2026-03-10T17:06:00Z">
+      <w:ins w:id="242" w:author="Raven, Olivier (Student)" w:date="2026-03-10T17:06:00Z">
         <w:r>
           <w:t>predicted versus observed values were compared to assess how well the model reproduces observed CPUE and BPUE values across the range of the data</w:t>
         </w:r>
       </w:ins>
-      <w:ins w:id="239" w:author="Raven, Olivier (Student)" w:date="2026-03-10T16:46:00Z" w16du:dateUtc="2026-03-10T03:46:00Z">
+      <w:ins w:id="243" w:author="Raven, Olivier (Student)" w:date="2026-03-10T16:46:00Z" w16du:dateUtc="2026-03-10T03:46:00Z">
         <w:r>
           <w:t>.</w:t>
         </w:r>
@@ -4740,12 +4765,12 @@
         <w:spacing w:before="120" w:line="360" w:lineRule="auto"/>
         <w:jc w:val="left"/>
       </w:pPr>
-      <w:ins w:id="240" w:author="Raven, Olivier (Student)" w:date="2026-03-11T12:03:00Z">
+      <w:ins w:id="244" w:author="Raven, Olivier (Student)" w:date="2026-03-11T12:03:00Z">
         <w:r>
           <w:t xml:space="preserve">To </w:t>
         </w:r>
       </w:ins>
-      <w:ins w:id="241" w:author="Raven, Olivier (Student)" w:date="2026-03-11T12:04:00Z" w16du:dateUtc="2026-03-10T23:04:00Z">
+      <w:ins w:id="245" w:author="Raven, Olivier (Student)" w:date="2026-03-11T12:04:00Z" w16du:dateUtc="2026-03-10T23:04:00Z">
         <w:r>
           <w:t>provide conte</w:t>
         </w:r>
@@ -4753,7 +4778,7 @@
           <w:t>xt for</w:t>
         </w:r>
       </w:ins>
-      <w:ins w:id="242" w:author="Raven, Olivier (Student)" w:date="2026-03-11T12:03:00Z">
+      <w:ins w:id="246" w:author="Raven, Olivier (Student)" w:date="2026-03-11T12:03:00Z">
         <w:r>
           <w:t xml:space="preserve"> the association between catfish presence and kōura metrics detected in the GAMM, a descriptive comparison of kōura presence rate, CPUE, and BPUE was conducted across catfish-present and catfish-absent sites, and across lakes with and without catfish.</w:t>
         </w:r>
@@ -5244,7 +5269,7 @@
       <w:r>
         <w:t>) and retained</w:t>
       </w:r>
-      <w:ins w:id="243" w:author="Frank Burdon" w:date="2026-03-13T04:59:00Z" w16du:dateUtc="2026-03-13T04:59:20Z">
+      <w:ins w:id="247" w:author="Frank Burdon" w:date="2026-03-13T04:59:00Z" w16du:dateUtc="2026-03-13T04:59:20Z">
         <w:r>
           <w:t xml:space="preserve"> positive influences of</w:t>
         </w:r>
@@ -5255,8 +5280,8 @@
       <w:r>
         <w:t>riparian vegetation (</w:t>
       </w:r>
-      <w:ins w:id="244" w:author="Raven, Olivier (Student)" w:date="2026-03-11T10:33:00Z" w16du:dateUtc="2026-03-10T21:33:00Z">
-        <w:del w:id="245" w:author="Frank Burdon" w:date="2026-03-13T04:59:00Z" w16du:dateUtc="2026-03-13T04:59:30Z">
+      <w:ins w:id="248" w:author="Raven, Olivier (Student)" w:date="2026-03-11T10:33:00Z" w16du:dateUtc="2026-03-10T21:33:00Z">
+        <w:del w:id="249" w:author="Frank Burdon" w:date="2026-03-13T04:59:00Z" w16du:dateUtc="2026-03-13T04:59:30Z">
           <w:r>
             <w:delText xml:space="preserve">positive, </w:delText>
           </w:r>
@@ -5278,7 +5303,7 @@
       <w:r>
         <w:t>)</w:t>
       </w:r>
-      <w:ins w:id="246" w:author="Raven, Olivier (Student)" w:date="2026-03-16T10:19:00Z" w16du:dateUtc="2026-03-15T21:19:00Z">
+      <w:ins w:id="250" w:author="Raven, Olivier (Student)" w:date="2026-03-16T10:19:00Z" w16du:dateUtc="2026-03-15T21:19:00Z">
         <w:r>
           <w:t>,</w:t>
         </w:r>
@@ -5289,18 +5314,18 @@
       <w:r>
         <w:t>ubstrate index</w:t>
       </w:r>
-      <w:del w:id="247" w:author="Frank Burdon" w:date="2026-03-13T05:00:00Z" w16du:dateUtc="2026-03-13T05:00:28Z">
+      <w:del w:id="251" w:author="Frank Burdon" w:date="2026-03-13T05:00:00Z" w16du:dateUtc="2026-03-13T05:00:28Z">
         <w:r>
           <w:delText xml:space="preserve"> (</w:delText>
         </w:r>
       </w:del>
-      <w:ins w:id="248" w:author="Frank Burdon" w:date="2026-03-13T05:00:00Z" w16du:dateUtc="2026-03-13T05:00:33Z">
+      <w:ins w:id="252" w:author="Frank Burdon" w:date="2026-03-13T05:00:00Z" w16du:dateUtc="2026-03-13T05:00:33Z">
         <w:r>
           <w:t>(</w:t>
         </w:r>
       </w:ins>
-      <w:ins w:id="249" w:author="Raven, Olivier (Student)" w:date="2026-03-11T10:33:00Z" w16du:dateUtc="2026-03-11T10:33:00Z">
-        <w:del w:id="250" w:author="Frank Burdon" w:date="2026-03-13T05:00:00Z" w16du:dateUtc="2026-03-13T05:00:27Z">
+      <w:ins w:id="253" w:author="Raven, Olivier (Student)" w:date="2026-03-11T10:33:00Z" w16du:dateUtc="2026-03-11T10:33:00Z">
+        <w:del w:id="254" w:author="Frank Burdon" w:date="2026-03-13T05:00:00Z" w16du:dateUtc="2026-03-13T05:00:27Z">
           <w:r>
             <w:delText xml:space="preserve">positive, </w:delText>
           </w:r>
@@ -5325,11 +5350,11 @@
       <w:r>
         <w:t>,</w:t>
       </w:r>
-      <w:ins w:id="251" w:author="Frank Burdon" w:date="2026-03-13T04:59:00Z" w16du:dateUtc="2026-03-13T04:59:56Z">
+      <w:ins w:id="255" w:author="Frank Burdon" w:date="2026-03-13T04:59:00Z" w16du:dateUtc="2026-03-13T04:59:56Z">
         <w:r>
           <w:t xml:space="preserve"> specific conductivity (</w:t>
         </w:r>
-        <w:del w:id="252" w:author="Raven, Olivier (Student)" w:date="2026-03-16T10:17:00Z" w16du:dateUtc="2026-03-15T21:17:00Z">
+        <w:del w:id="256" w:author="Raven, Olivier (Student)" w:date="2026-03-16T10:17:00Z" w16du:dateUtc="2026-03-15T21:17:00Z">
           <w:r>
             <w:delText xml:space="preserve">positive, </w:delText>
           </w:r>
@@ -5345,17 +5370,17 @@
           <w:t xml:space="preserve"> = 0.0019) a</w:t>
         </w:r>
       </w:ins>
-      <w:ins w:id="253" w:author="Frank Burdon" w:date="2026-03-13T05:00:00Z" w16du:dateUtc="2026-03-13T05:00:17Z">
+      <w:ins w:id="257" w:author="Frank Burdon" w:date="2026-03-13T05:00:00Z" w16du:dateUtc="2026-03-13T05:00:17Z">
         <w:r>
           <w:t>nd a negative influence of</w:t>
         </w:r>
       </w:ins>
-      <w:ins w:id="254" w:author="Raven, Olivier (Student)" w:date="2026-03-16T13:21:00Z" w16du:dateUtc="2026-03-16T00:21:00Z">
+      <w:ins w:id="258" w:author="Raven, Olivier (Student)" w:date="2026-03-16T13:21:00Z" w16du:dateUtc="2026-03-16T00:21:00Z">
         <w:r>
           <w:t xml:space="preserve"> </w:t>
         </w:r>
       </w:ins>
-      <w:del w:id="255" w:author="Frank Burdon" w:date="2026-03-13T05:00:00Z" w16du:dateUtc="2026-03-13T05:00:07Z">
+      <w:del w:id="259" w:author="Frank Burdon" w:date="2026-03-13T05:00:00Z" w16du:dateUtc="2026-03-13T05:00:07Z">
         <w:r>
           <w:delText xml:space="preserve"> </w:delText>
         </w:r>
@@ -5366,8 +5391,8 @@
       <w:r>
         <w:t>emperature (</w:t>
       </w:r>
-      <w:ins w:id="256" w:author="Raven, Olivier (Student)" w:date="2026-03-11T10:33:00Z" w16du:dateUtc="2026-03-10T21:33:00Z">
-        <w:del w:id="257" w:author="Frank Burdon" w:date="2026-03-13T05:00:00Z" w16du:dateUtc="2026-03-13T05:00:21Z">
+      <w:ins w:id="260" w:author="Raven, Olivier (Student)" w:date="2026-03-11T10:33:00Z" w16du:dateUtc="2026-03-10T21:33:00Z">
+        <w:del w:id="261" w:author="Frank Burdon" w:date="2026-03-13T05:00:00Z" w16du:dateUtc="2026-03-13T05:00:21Z">
           <w:r>
             <w:delText xml:space="preserve">negative, </w:delText>
           </w:r>
@@ -5392,12 +5417,12 @@
       <w:r>
         <w:t>, a</w:t>
       </w:r>
-      <w:del w:id="258" w:author="Frank Burdon" w:date="2026-03-13T05:01:00Z" w16du:dateUtc="2026-03-13T05:01:17Z">
+      <w:del w:id="262" w:author="Frank Burdon" w:date="2026-03-13T05:01:00Z" w16du:dateUtc="2026-03-13T05:01:17Z">
         <w:r>
           <w:delText xml:space="preserve">nd </w:delText>
         </w:r>
       </w:del>
-      <w:del w:id="259" w:author="Frank Burdon" w:date="2026-03-13T04:59:00Z" w16du:dateUtc="2026-03-13T04:59:56Z">
+      <w:del w:id="263" w:author="Frank Burdon" w:date="2026-03-13T04:59:00Z" w16du:dateUtc="2026-03-13T04:59:56Z">
         <w:r>
           <w:delText>specific conductivity</w:delText>
         </w:r>
@@ -5405,14 +5430,14 @@
           <w:delText xml:space="preserve"> (</w:delText>
         </w:r>
       </w:del>
-      <w:ins w:id="260" w:author="Raven, Olivier (Student)" w:date="2026-03-11T10:33:00Z" w16du:dateUtc="2026-03-10T21:33:00Z">
-        <w:del w:id="261" w:author="Frank Burdon" w:date="2026-03-13T04:59:00Z" w16du:dateUtc="2026-03-13T04:59:56Z">
+      <w:ins w:id="264" w:author="Raven, Olivier (Student)" w:date="2026-03-11T10:33:00Z" w16du:dateUtc="2026-03-10T21:33:00Z">
+        <w:del w:id="265" w:author="Frank Burdon" w:date="2026-03-13T04:59:00Z" w16du:dateUtc="2026-03-13T04:59:56Z">
           <w:r>
             <w:delText xml:space="preserve">positive, </w:delText>
           </w:r>
         </w:del>
       </w:ins>
-      <w:del w:id="262" w:author="Frank Burdon" w:date="2026-03-13T04:59:00Z" w16du:dateUtc="2026-03-13T04:59:56Z">
+      <w:del w:id="266" w:author="Frank Burdon" w:date="2026-03-13T04:59:00Z" w16du:dateUtc="2026-03-13T04:59:56Z">
         <w:r>
           <w:rPr>
             <w:i/>
@@ -5559,22 +5584,22 @@
       <w:r>
         <w:t>). Model diagnostics showed no evidence of overfitting (</w:t>
       </w:r>
-      <w:del w:id="263" w:author="Raven, Olivier (Student)" w:date="2026-03-11T12:10:00Z" w16du:dateUtc="2026-03-10T23:10:00Z">
+      <w:del w:id="267" w:author="Raven, Olivier (Student)" w:date="2026-03-11T12:10:00Z" w16du:dateUtc="2026-03-10T23:10:00Z">
         <w:r>
           <w:delText xml:space="preserve">EDF </w:delText>
         </w:r>
       </w:del>
-      <w:ins w:id="264" w:author="Raven, Olivier (Student)" w:date="2026-03-11T12:10:00Z" w16du:dateUtc="2026-03-10T23:10:00Z">
+      <w:ins w:id="268" w:author="Raven, Olivier (Student)" w:date="2026-03-11T12:10:00Z" w16du:dateUtc="2026-03-10T23:10:00Z">
         <w:r>
           <w:t>ed</w:t>
         </w:r>
       </w:ins>
-      <w:ins w:id="265" w:author="Raven, Olivier (Student)" w:date="2026-03-11T12:11:00Z" w16du:dateUtc="2026-03-10T23:11:00Z">
+      <w:ins w:id="269" w:author="Raven, Olivier (Student)" w:date="2026-03-11T12:11:00Z" w16du:dateUtc="2026-03-10T23:11:00Z">
         <w:r>
           <w:t>f</w:t>
         </w:r>
       </w:ins>
-      <w:ins w:id="266" w:author="Raven, Olivier (Student)" w:date="2026-03-11T12:10:00Z" w16du:dateUtc="2026-03-10T23:10:00Z">
+      <w:ins w:id="270" w:author="Raven, Olivier (Student)" w:date="2026-03-11T12:10:00Z" w16du:dateUtc="2026-03-10T23:10:00Z">
         <w:r>
           <w:t xml:space="preserve"> </w:t>
         </w:r>
@@ -5789,7 +5814,7 @@
       <w:r>
         <w:t xml:space="preserve">² = 0.195) and retained </w:t>
       </w:r>
-      <w:ins w:id="267" w:author="Raven, Olivier (Student)" w:date="2026-03-16T10:17:00Z" w16du:dateUtc="2026-03-15T21:17:00Z">
+      <w:ins w:id="271" w:author="Raven, Olivier (Student)" w:date="2026-03-16T10:17:00Z" w16du:dateUtc="2026-03-15T21:17:00Z">
         <w:r>
           <w:t>p</w:t>
         </w:r>
@@ -5797,7 +5822,7 @@
           <w:t xml:space="preserve">ositive influence of </w:t>
         </w:r>
       </w:ins>
-      <w:ins w:id="268" w:author="Raven, Olivier (Student)" w:date="2026-03-16T10:18:00Z" w16du:dateUtc="2026-03-15T21:18:00Z">
+      <w:ins w:id="272" w:author="Raven, Olivier (Student)" w:date="2026-03-16T10:18:00Z" w16du:dateUtc="2026-03-15T21:18:00Z">
         <w:r>
           <w:t>pH (</w:t>
         </w:r>
@@ -5841,7 +5866,7 @@
       <w:r>
         <w:t>)</w:t>
       </w:r>
-      <w:del w:id="269" w:author="Raven, Olivier (Student)" w:date="2026-03-16T10:18:00Z" w16du:dateUtc="2026-03-15T21:18:00Z">
+      <w:del w:id="273" w:author="Raven, Olivier (Student)" w:date="2026-03-16T10:18:00Z" w16du:dateUtc="2026-03-15T21:18:00Z">
         <w:r>
           <w:delText>,</w:delText>
         </w:r>
@@ -5849,7 +5874,7 @@
       <w:r>
         <w:t xml:space="preserve"> </w:t>
       </w:r>
-      <w:del w:id="270" w:author="Raven, Olivier (Student)" w:date="2026-03-16T10:18:00Z" w16du:dateUtc="2026-03-15T21:18:00Z">
+      <w:del w:id="274" w:author="Raven, Olivier (Student)" w:date="2026-03-16T10:18:00Z" w16du:dateUtc="2026-03-15T21:18:00Z">
         <w:r>
           <w:delText>pH (</w:delText>
         </w:r>
@@ -5967,7 +5992,7 @@
       <w:r>
         <w:t>emperature and pH, but both variables were retained because they were ecologically interpretable and contributed significantly to model fit. Model diagnostics showed no evidence of overfitting (</w:t>
       </w:r>
-      <w:del w:id="271" w:author="Raven, Olivier (Student)" w:date="2026-03-11T12:11:00Z" w16du:dateUtc="2026-03-10T23:11:00Z">
+      <w:del w:id="275" w:author="Raven, Olivier (Student)" w:date="2026-03-11T12:11:00Z" w16du:dateUtc="2026-03-10T23:11:00Z">
         <w:r>
           <w:delText>EDF</w:delText>
         </w:r>
@@ -5975,7 +6000,7 @@
           <w:delText xml:space="preserve"> </w:delText>
         </w:r>
       </w:del>
-      <w:ins w:id="272" w:author="Raven, Olivier (Student)" w:date="2026-03-11T12:11:00Z" w16du:dateUtc="2026-03-10T23:11:00Z">
+      <w:ins w:id="276" w:author="Raven, Olivier (Student)" w:date="2026-03-11T12:11:00Z" w16du:dateUtc="2026-03-10T23:11:00Z">
         <w:r>
           <w:t>edf</w:t>
         </w:r>
@@ -6153,32 +6178,32 @@
       <w:r>
         <w:t xml:space="preserve">² = 0.14) and retained </w:t>
       </w:r>
-      <w:ins w:id="273" w:author="Raven, Olivier (Student)" w:date="2026-03-16T10:22:00Z" w16du:dateUtc="2026-03-15T21:22:00Z">
+      <w:ins w:id="277" w:author="Raven, Olivier (Student)" w:date="2026-03-16T10:22:00Z" w16du:dateUtc="2026-03-15T21:22:00Z">
         <w:r>
           <w:t xml:space="preserve">a </w:t>
         </w:r>
       </w:ins>
-      <w:ins w:id="274" w:author="Raven, Olivier (Student)" w:date="2026-03-16T10:18:00Z" w16du:dateUtc="2026-03-15T21:18:00Z">
+      <w:ins w:id="278" w:author="Raven, Olivier (Student)" w:date="2026-03-16T10:18:00Z" w16du:dateUtc="2026-03-15T21:18:00Z">
         <w:r>
           <w:t>positive influence</w:t>
         </w:r>
       </w:ins>
-      <w:ins w:id="275" w:author="Raven, Olivier (Student)" w:date="2026-03-16T10:19:00Z" w16du:dateUtc="2026-03-15T21:19:00Z">
+      <w:ins w:id="279" w:author="Raven, Olivier (Student)" w:date="2026-03-16T10:19:00Z" w16du:dateUtc="2026-03-15T21:19:00Z">
         <w:r>
           <w:t xml:space="preserve"> </w:t>
         </w:r>
       </w:ins>
-      <w:ins w:id="276" w:author="Raven, Olivier (Student)" w:date="2026-03-16T10:22:00Z" w16du:dateUtc="2026-03-15T21:22:00Z">
+      <w:ins w:id="280" w:author="Raven, Olivier (Student)" w:date="2026-03-16T10:22:00Z" w16du:dateUtc="2026-03-15T21:22:00Z">
         <w:r>
           <w:t>of</w:t>
         </w:r>
       </w:ins>
-      <w:ins w:id="277" w:author="Raven, Olivier (Student)" w:date="2026-03-16T10:19:00Z" w16du:dateUtc="2026-03-15T21:19:00Z">
+      <w:ins w:id="281" w:author="Raven, Olivier (Student)" w:date="2026-03-16T10:19:00Z" w16du:dateUtc="2026-03-15T21:19:00Z">
         <w:r>
           <w:t xml:space="preserve"> </w:t>
         </w:r>
       </w:ins>
-      <w:del w:id="278" w:author="Raven, Olivier (Student)" w:date="2026-03-16T10:19:00Z" w16du:dateUtc="2026-03-15T21:19:00Z">
+      <w:del w:id="282" w:author="Raven, Olivier (Student)" w:date="2026-03-16T10:19:00Z" w16du:dateUtc="2026-03-15T21:19:00Z">
         <w:r>
           <w:delText xml:space="preserve">both </w:delText>
         </w:r>
@@ -6195,22 +6220,22 @@
       <w:r>
         <w:t xml:space="preserve">= 0.0015) and </w:t>
       </w:r>
-      <w:ins w:id="279" w:author="Raven, Olivier (Student)" w:date="2026-03-16T10:22:00Z" w16du:dateUtc="2026-03-15T21:22:00Z">
+      <w:ins w:id="283" w:author="Raven, Olivier (Student)" w:date="2026-03-16T10:22:00Z" w16du:dateUtc="2026-03-15T21:22:00Z">
         <w:r>
           <w:t xml:space="preserve">a </w:t>
         </w:r>
       </w:ins>
-      <w:ins w:id="280" w:author="Raven, Olivier (Student)" w:date="2026-03-16T10:19:00Z" w16du:dateUtc="2026-03-15T21:19:00Z">
+      <w:ins w:id="284" w:author="Raven, Olivier (Student)" w:date="2026-03-16T10:19:00Z" w16du:dateUtc="2026-03-15T21:19:00Z">
         <w:r>
           <w:t xml:space="preserve">negative influence </w:t>
         </w:r>
       </w:ins>
-      <w:ins w:id="281" w:author="Raven, Olivier (Student)" w:date="2026-03-16T10:21:00Z" w16du:dateUtc="2026-03-15T21:21:00Z">
+      <w:ins w:id="285" w:author="Raven, Olivier (Student)" w:date="2026-03-16T10:21:00Z" w16du:dateUtc="2026-03-15T21:21:00Z">
         <w:r>
           <w:t>of</w:t>
         </w:r>
       </w:ins>
-      <w:ins w:id="282" w:author="Raven, Olivier (Student)" w:date="2026-03-16T10:19:00Z" w16du:dateUtc="2026-03-15T21:19:00Z">
+      <w:ins w:id="286" w:author="Raven, Olivier (Student)" w:date="2026-03-16T10:19:00Z" w16du:dateUtc="2026-03-15T21:19:00Z">
         <w:r>
           <w:t xml:space="preserve"> </w:t>
         </w:r>
@@ -6260,12 +6285,12 @@
       <w:r>
         <w:t xml:space="preserve"> </w:t>
       </w:r>
-      <w:ins w:id="283" w:author="Raven, Olivier (Student)" w:date="2026-03-12T15:55:00Z" w16du:dateUtc="2026-03-12T02:55:00Z">
+      <w:ins w:id="287" w:author="Raven, Olivier (Student)" w:date="2026-03-12T15:55:00Z" w16du:dateUtc="2026-03-12T02:55:00Z">
         <w:r>
           <w:t xml:space="preserve">identity </w:t>
         </w:r>
       </w:ins>
-      <w:del w:id="284" w:author="Raven, Olivier (Student)" w:date="2026-03-12T15:55:00Z" w16du:dateUtc="2026-03-12T02:55:00Z">
+      <w:del w:id="288" w:author="Raven, Olivier (Student)" w:date="2026-03-12T15:55:00Z" w16du:dateUtc="2026-03-12T02:55:00Z">
         <w:r>
           <w:delText>ID</w:delText>
         </w:r>
@@ -6297,17 +6322,17 @@
       <w:r>
         <w:t>lake variation after accounting for environmental predictors. Diagnostic checks showed appropriate basis dimensions (</w:t>
       </w:r>
-      <w:del w:id="285" w:author="Raven, Olivier (Student)" w:date="2026-03-11T12:11:00Z" w16du:dateUtc="2026-03-10T23:11:00Z">
+      <w:del w:id="289" w:author="Raven, Olivier (Student)" w:date="2026-03-11T12:11:00Z" w16du:dateUtc="2026-03-10T23:11:00Z">
         <w:r>
           <w:delText>E</w:delText>
         </w:r>
       </w:del>
-      <w:ins w:id="286" w:author="Raven, Olivier (Student)" w:date="2026-03-11T12:10:00Z" w16du:dateUtc="2026-03-10T23:10:00Z">
+      <w:ins w:id="290" w:author="Raven, Olivier (Student)" w:date="2026-03-11T12:10:00Z" w16du:dateUtc="2026-03-10T23:10:00Z">
         <w:r>
           <w:t>edf</w:t>
         </w:r>
       </w:ins>
-      <w:del w:id="287" w:author="Raven, Olivier (Student)" w:date="2026-03-11T12:10:00Z" w16du:dateUtc="2026-03-10T23:10:00Z">
+      <w:del w:id="291" w:author="Raven, Olivier (Student)" w:date="2026-03-11T12:10:00Z" w16du:dateUtc="2026-03-10T23:10:00Z">
         <w:r>
           <w:delText>DF</w:delText>
         </w:r>
@@ -6432,7 +6457,7 @@
       <w:r>
         <w:t xml:space="preserve"> In the final models, lake identity was retained </w:t>
       </w:r>
-      <w:del w:id="288" w:author="Raven, Olivier (Student)" w:date="2026-03-11T13:34:00Z" w16du:dateUtc="2026-03-11T00:34:00Z">
+      <w:del w:id="292" w:author="Raven, Olivier (Student)" w:date="2026-03-11T13:34:00Z" w16du:dateUtc="2026-03-11T00:34:00Z">
         <w:r>
           <w:delText xml:space="preserve">only </w:delText>
         </w:r>
@@ -6440,12 +6465,12 @@
       <w:r>
         <w:t xml:space="preserve">as a random effect </w:t>
       </w:r>
-      <w:ins w:id="289" w:author="Raven, Olivier (Student)" w:date="2026-03-11T13:36:00Z" w16du:dateUtc="2026-03-11T00:36:00Z">
+      <w:ins w:id="293" w:author="Raven, Olivier (Student)" w:date="2026-03-11T13:36:00Z" w16du:dateUtc="2026-03-11T00:36:00Z">
         <w:r>
           <w:t xml:space="preserve">to account for spatial </w:t>
         </w:r>
       </w:ins>
-      <w:ins w:id="290" w:author="Raven, Olivier (Student)" w:date="2026-03-11T13:37:00Z" w16du:dateUtc="2026-03-11T00:37:00Z">
+      <w:ins w:id="294" w:author="Raven, Olivier (Student)" w:date="2026-03-11T13:37:00Z" w16du:dateUtc="2026-03-11T00:37:00Z">
         <w:r>
           <w:t>non-independence a</w:t>
         </w:r>
@@ -6456,12 +6481,12 @@
           <w:t xml:space="preserve">tistically significant, indicating </w:t>
         </w:r>
       </w:ins>
-      <w:ins w:id="291" w:author="Raven, Olivier (Student)" w:date="2026-03-11T13:38:00Z" w16du:dateUtc="2026-03-11T00:38:00Z">
+      <w:ins w:id="295" w:author="Raven, Olivier (Student)" w:date="2026-03-11T13:38:00Z" w16du:dateUtc="2026-03-11T00:38:00Z">
         <w:r>
           <w:t>that it</w:t>
         </w:r>
       </w:ins>
-      <w:del w:id="292" w:author="Raven, Olivier (Student)" w:date="2026-03-11T13:40:00Z" w16du:dateUtc="2026-03-11T00:40:00Z">
+      <w:del w:id="296" w:author="Raven, Olivier (Student)" w:date="2026-03-11T13:40:00Z" w16du:dateUtc="2026-03-11T00:40:00Z">
         <w:r>
           <w:delText>and</w:delText>
         </w:r>
@@ -6469,12 +6494,12 @@
       <w:r>
         <w:t xml:space="preserve"> did not explain additional variation beyond that accounted for by littoral habitat characteristics and fish composition. </w:t>
       </w:r>
-      <w:ins w:id="293" w:author="Raven, Olivier (Student)" w:date="2026-03-11T13:40:00Z" w16du:dateUtc="2026-03-11T00:40:00Z">
+      <w:ins w:id="297" w:author="Raven, Olivier (Student)" w:date="2026-03-11T13:40:00Z" w16du:dateUtc="2026-03-11T00:40:00Z">
         <w:r>
           <w:t xml:space="preserve">This finding </w:t>
         </w:r>
       </w:ins>
-      <w:ins w:id="294" w:author="Raven, Olivier (Student)" w:date="2026-03-11T13:46:00Z" w16du:dateUtc="2026-03-11T00:46:00Z">
+      <w:ins w:id="298" w:author="Raven, Olivier (Student)" w:date="2026-03-11T13:46:00Z" w16du:dateUtc="2026-03-11T00:46:00Z">
         <w:r>
           <w:t>suggest</w:t>
         </w:r>
@@ -6482,7 +6507,7 @@
           <w:t>s</w:t>
         </w:r>
       </w:ins>
-      <w:ins w:id="295" w:author="Raven, Olivier (Student)" w:date="2026-03-11T13:41:00Z" w16du:dateUtc="2026-03-11T00:41:00Z">
+      <w:ins w:id="299" w:author="Raven, Olivier (Student)" w:date="2026-03-11T13:41:00Z" w16du:dateUtc="2026-03-11T00:41:00Z">
         <w:r>
           <w:t xml:space="preserve"> that major lake</w:t>
         </w:r>
@@ -6490,50 +6515,50 @@
           <w:t>-scale processes</w:t>
         </w:r>
       </w:ins>
-      <w:ins w:id="296" w:author="Raven, Olivier (Student)" w:date="2026-03-12T15:56:00Z" w16du:dateUtc="2026-03-12T02:56:00Z">
+      <w:ins w:id="300" w:author="Raven, Olivier (Student)" w:date="2026-03-12T15:56:00Z" w16du:dateUtc="2026-03-12T02:56:00Z">
         <w:r>
           <w:t>,</w:t>
-        </w:r>
-      </w:ins>
-      <w:ins w:id="297" w:author="Raven, Olivier (Student)" w:date="2026-03-11T13:47:00Z" w16du:dateUtc="2026-03-11T13:47:00Z">
-        <w:r>
-          <w:t xml:space="preserve"> are less important determinants of kōura distribution than local, within-lake variation in habitat quality. </w:t>
-        </w:r>
-      </w:ins>
-      <w:ins w:id="298" w:author="Raven, Olivier (Student)" w:date="2026-03-11T13:48:00Z" w16du:dateUtc="2026-03-11T00:48:00Z">
-        <w:r>
-          <w:t xml:space="preserve">If </w:t>
-        </w:r>
-      </w:ins>
-      <w:ins w:id="299" w:author="Raven, Olivier (Student)" w:date="2026-03-11T13:47:00Z" w16du:dateUtc="2026-03-11T13:47:00Z">
-        <w:r>
-          <w:t xml:space="preserve">lake-scale processes </w:t>
-        </w:r>
-      </w:ins>
-      <w:ins w:id="300" w:author="Raven, Olivier (Student)" w:date="2026-03-11T13:49:00Z" w16du:dateUtc="2026-03-11T00:49:00Z">
-        <w:r>
-          <w:t>were</w:t>
         </w:r>
       </w:ins>
       <w:ins w:id="301" w:author="Raven, Olivier (Student)" w:date="2026-03-11T13:47:00Z" w16du:dateUtc="2026-03-11T13:47:00Z">
         <w:r>
-          <w:t xml:space="preserve"> primary drivers, lake identity would be expected to remain significant even after </w:t>
+          <w:t xml:space="preserve"> are less important determinants of kōura distribution than local, within-lake variation in habitat quality. </w:t>
         </w:r>
       </w:ins>
-      <w:ins w:id="302" w:author="Raven, Olivier (Student)" w:date="2026-03-11T13:49:00Z" w16du:dateUtc="2026-03-11T00:49:00Z">
-        <w:r>
-          <w:t>including</w:t>
+      <w:ins w:id="302" w:author="Raven, Olivier (Student)" w:date="2026-03-11T13:48:00Z" w16du:dateUtc="2026-03-11T00:48:00Z">
+        <w:r>
+          <w:t xml:space="preserve">If </w:t>
         </w:r>
       </w:ins>
       <w:ins w:id="303" w:author="Raven, Olivier (Student)" w:date="2026-03-11T13:47:00Z" w16du:dateUtc="2026-03-11T13:47:00Z">
         <w:r>
+          <w:t xml:space="preserve">lake-scale processes </w:t>
+        </w:r>
+      </w:ins>
+      <w:ins w:id="304" w:author="Raven, Olivier (Student)" w:date="2026-03-11T13:49:00Z" w16du:dateUtc="2026-03-11T00:49:00Z">
+        <w:r>
+          <w:t>were</w:t>
+        </w:r>
+      </w:ins>
+      <w:ins w:id="305" w:author="Raven, Olivier (Student)" w:date="2026-03-11T13:47:00Z" w16du:dateUtc="2026-03-11T13:47:00Z">
+        <w:r>
+          <w:t xml:space="preserve"> primary drivers, lake identity would be expected to remain significant even after </w:t>
+        </w:r>
+      </w:ins>
+      <w:ins w:id="306" w:author="Raven, Olivier (Student)" w:date="2026-03-11T13:49:00Z" w16du:dateUtc="2026-03-11T00:49:00Z">
+        <w:r>
+          <w:t>including</w:t>
+        </w:r>
+      </w:ins>
+      <w:ins w:id="307" w:author="Raven, Olivier (Student)" w:date="2026-03-11T13:47:00Z" w16du:dateUtc="2026-03-11T13:47:00Z">
+        <w:r>
           <w:t xml:space="preserve"> local predictors. </w:t>
         </w:r>
       </w:ins>
       <w:r>
         <w:t>As predictors were often correlated at the site scale, the GAMMs are best interpreted as identifying habitat associations rather than mechanistic drivers of kōura distribution.</w:t>
       </w:r>
-      <w:del w:id="304" w:author="Raven, Olivier (Student)" w:date="2026-03-12T16:00:00Z" w16du:dateUtc="2026-03-12T03:00:00Z">
+      <w:del w:id="308" w:author="Raven, Olivier (Student)" w:date="2026-03-12T16:00:00Z" w16du:dateUtc="2026-03-12T03:00:00Z">
         <w:r>
           <w:delText xml:space="preserve"> </w:delText>
         </w:r>
@@ -6653,12 +6678,12 @@
         <w:lastRenderedPageBreak/>
         <w:t xml:space="preserve">Kōura occurrence </w:t>
       </w:r>
-      <w:del w:id="305" w:author="Raven, Olivier (Student)" w:date="2026-03-11T17:14:00Z" w16du:dateUtc="2026-03-11T04:14:00Z">
+      <w:del w:id="309" w:author="Raven, Olivier (Student)" w:date="2026-03-11T17:14:00Z" w16du:dateUtc="2026-03-11T04:14:00Z">
         <w:r>
           <w:delText>and abundance were</w:delText>
         </w:r>
       </w:del>
-      <w:ins w:id="306" w:author="Raven, Olivier (Student)" w:date="2026-03-11T17:14:00Z" w16du:dateUtc="2026-03-11T04:14:00Z">
+      <w:ins w:id="310" w:author="Raven, Olivier (Student)" w:date="2026-03-11T17:14:00Z" w16du:dateUtc="2026-03-11T04:14:00Z">
         <w:r>
           <w:t>was</w:t>
         </w:r>
@@ -6666,40 +6691,40 @@
       <w:r>
         <w:t xml:space="preserve"> consistently associated with </w:t>
       </w:r>
-      <w:ins w:id="307" w:author="Raven, Olivier (Student)" w:date="2026-03-11T17:15:00Z" w16du:dateUtc="2026-03-11T04:15:00Z">
+      <w:ins w:id="311" w:author="Raven, Olivier (Student)" w:date="2026-03-11T17:15:00Z" w16du:dateUtc="2026-03-11T04:15:00Z">
         <w:r>
           <w:t xml:space="preserve">coarser substrate types </w:t>
         </w:r>
         <w:r>
           <w:t>a</w:t>
-        </w:r>
-      </w:ins>
-      <w:ins w:id="308" w:author="Raven, Olivier (Student)" w:date="2026-03-11T17:16:00Z" w16du:dateUtc="2026-03-11T04:16:00Z">
-        <w:r>
-          <w:t>n</w:t>
-        </w:r>
-      </w:ins>
-      <w:ins w:id="309" w:author="Raven, Olivier (Student)" w:date="2026-03-12T10:50:00Z" w16du:dateUtc="2026-03-11T21:50:00Z">
-        <w:r>
-          <w:t>d</w:t>
-        </w:r>
-      </w:ins>
-      <w:ins w:id="310" w:author="Raven, Olivier (Student)" w:date="2026-03-11T17:16:00Z" w16du:dateUtc="2026-03-11T04:16:00Z">
-        <w:r>
-          <w:t xml:space="preserve"> gr</w:t>
-        </w:r>
-      </w:ins>
-      <w:ins w:id="311" w:author="Raven, Olivier (Student)" w:date="2026-03-12T10:50:00Z" w16du:dateUtc="2026-03-11T21:50:00Z">
-        <w:r>
-          <w:t>e</w:t>
         </w:r>
       </w:ins>
       <w:ins w:id="312" w:author="Raven, Olivier (Student)" w:date="2026-03-11T17:16:00Z" w16du:dateUtc="2026-03-11T04:16:00Z">
         <w:r>
+          <w:t>n</w:t>
+        </w:r>
+      </w:ins>
+      <w:ins w:id="313" w:author="Raven, Olivier (Student)" w:date="2026-03-12T10:50:00Z" w16du:dateUtc="2026-03-11T21:50:00Z">
+        <w:r>
+          <w:t>d</w:t>
+        </w:r>
+      </w:ins>
+      <w:ins w:id="314" w:author="Raven, Olivier (Student)" w:date="2026-03-11T17:16:00Z" w16du:dateUtc="2026-03-11T04:16:00Z">
+        <w:r>
+          <w:t xml:space="preserve"> gr</w:t>
+        </w:r>
+      </w:ins>
+      <w:ins w:id="315" w:author="Raven, Olivier (Student)" w:date="2026-03-12T10:50:00Z" w16du:dateUtc="2026-03-11T21:50:00Z">
+        <w:r>
+          <w:t>e</w:t>
+        </w:r>
+      </w:ins>
+      <w:ins w:id="316" w:author="Raven, Olivier (Student)" w:date="2026-03-11T17:16:00Z" w16du:dateUtc="2026-03-11T04:16:00Z">
+        <w:r>
           <w:t>ater riparian vegetation cover.</w:t>
         </w:r>
       </w:ins>
-      <w:del w:id="313" w:author="Raven, Olivier (Student)" w:date="2026-03-11T17:16:00Z" w16du:dateUtc="2026-03-11T04:16:00Z">
+      <w:del w:id="317" w:author="Raven, Olivier (Student)" w:date="2026-03-11T17:16:00Z" w16du:dateUtc="2026-03-11T04:16:00Z">
         <w:r>
           <w:delText xml:space="preserve">structurally complex littoral habitats, particularly higher substrate </w:delText>
         </w:r>
@@ -6762,7 +6787,7 @@
       <w:r>
         <w:t>rse</w:t>
       </w:r>
-      <w:del w:id="314" w:author="Raven, Olivier (Student)" w:date="2026-03-11T17:17:00Z" w16du:dateUtc="2026-03-11T04:17:00Z">
+      <w:del w:id="318" w:author="Raven, Olivier (Student)" w:date="2026-03-11T17:17:00Z" w16du:dateUtc="2026-03-11T04:17:00Z">
         <w:r>
           <w:delText>, stable</w:delText>
         </w:r>
@@ -6770,12 +6795,12 @@
       <w:r>
         <w:t xml:space="preserve"> substrates rather than proportional mixing</w:t>
       </w:r>
-      <w:ins w:id="315" w:author="Raven, Olivier (Student)" w:date="2026-03-11T17:17:00Z" w16du:dateUtc="2026-03-11T04:17:00Z">
+      <w:ins w:id="319" w:author="Raven, Olivier (Student)" w:date="2026-03-11T17:17:00Z" w16du:dateUtc="2026-03-11T04:17:00Z">
         <w:r>
           <w:t xml:space="preserve"> </w:t>
         </w:r>
       </w:ins>
-      <w:ins w:id="316" w:author="Raven, Olivier (Student)" w:date="2026-03-11T17:17:00Z">
+      <w:ins w:id="320" w:author="Raven, Olivier (Student)" w:date="2026-03-11T17:17:00Z">
         <w:r>
           <w:t>of particle sizes</w:t>
         </w:r>
@@ -6786,69 +6811,69 @@
       <w:r>
         <w:t xml:space="preserve"> </w:t>
       </w:r>
-      <w:ins w:id="317" w:author="Raven, Olivier (Student)" w:date="2026-03-11T17:25:00Z" w16du:dateUtc="2026-03-11T04:25:00Z">
+      <w:ins w:id="321" w:author="Raven, Olivier (Student)" w:date="2026-03-11T17:25:00Z" w16du:dateUtc="2026-03-11T04:25:00Z">
         <w:r>
           <w:t xml:space="preserve">Higher substrate index values </w:t>
         </w:r>
       </w:ins>
-      <w:ins w:id="318" w:author="Raven, Olivier (Student)" w:date="2026-03-12T16:03:00Z">
+      <w:ins w:id="322" w:author="Raven, Olivier (Student)" w:date="2026-03-12T16:03:00Z">
         <w:r>
           <w:t>therefore reflect</w:t>
         </w:r>
       </w:ins>
-      <w:ins w:id="319" w:author="Raven, Olivier (Student)" w:date="2026-03-12T16:03:00Z" w16du:dateUtc="2026-03-12T03:03:00Z">
+      <w:ins w:id="323" w:author="Raven, Olivier (Student)" w:date="2026-03-12T16:03:00Z" w16du:dateUtc="2026-03-12T03:03:00Z">
         <w:r>
           <w:t xml:space="preserve"> </w:t>
         </w:r>
       </w:ins>
-      <w:ins w:id="320" w:author="Raven, Olivier (Student)" w:date="2026-03-11T17:26:00Z" w16du:dateUtc="2026-03-11T04:26:00Z">
+      <w:ins w:id="324" w:author="Raven, Olivier (Student)" w:date="2026-03-11T17:26:00Z" w16du:dateUtc="2026-03-11T04:26:00Z">
         <w:r>
           <w:t xml:space="preserve">the </w:t>
-        </w:r>
-      </w:ins>
-      <w:ins w:id="321" w:author="Raven, Olivier (Student)" w:date="2026-03-11T17:27:00Z" w16du:dateUtc="2026-03-11T04:27:00Z">
-        <w:r>
-          <w:t>presence</w:t>
-        </w:r>
-      </w:ins>
-      <w:ins w:id="322" w:author="Raven, Olivier (Student)" w:date="2026-03-11T17:26:00Z" w16du:dateUtc="2026-03-11T04:26:00Z">
-        <w:r>
-          <w:t xml:space="preserve"> </w:t>
-        </w:r>
-      </w:ins>
-      <w:ins w:id="323" w:author="Raven, Olivier (Student)" w:date="2026-03-11T17:27:00Z" w16du:dateUtc="2026-03-11T04:27:00Z">
-        <w:r>
-          <w:t xml:space="preserve">of large </w:t>
-        </w:r>
-        <w:r>
-          <w:t>particles</w:t>
-        </w:r>
-        <w:r>
-          <w:t xml:space="preserve"> like bedrock, boulders and </w:t>
-        </w:r>
-        <w:r>
-          <w:t>c</w:t>
-        </w:r>
-        <w:r>
-          <w:t>obbles</w:t>
-        </w:r>
-      </w:ins>
-      <w:ins w:id="324" w:author="Raven, Olivier (Student)" w:date="2026-03-12T16:05:00Z" w16du:dateUtc="2026-03-12T03:05:00Z">
-        <w:r>
-          <w:t>,</w:t>
         </w:r>
       </w:ins>
       <w:ins w:id="325" w:author="Raven, Olivier (Student)" w:date="2026-03-11T17:27:00Z" w16du:dateUtc="2026-03-11T04:27:00Z">
         <w:r>
+          <w:t>presence</w:t>
+        </w:r>
+      </w:ins>
+      <w:ins w:id="326" w:author="Raven, Olivier (Student)" w:date="2026-03-11T17:26:00Z" w16du:dateUtc="2026-03-11T04:26:00Z">
+        <w:r>
           <w:t xml:space="preserve"> </w:t>
         </w:r>
       </w:ins>
-      <w:ins w:id="326" w:author="Raven, Olivier (Student)" w:date="2026-03-12T16:05:00Z" w16du:dateUtc="2026-03-12T03:05:00Z">
+      <w:ins w:id="327" w:author="Raven, Olivier (Student)" w:date="2026-03-11T17:27:00Z" w16du:dateUtc="2026-03-11T04:27:00Z">
+        <w:r>
+          <w:t xml:space="preserve">of large </w:t>
+        </w:r>
+        <w:r>
+          <w:t>particles</w:t>
+        </w:r>
+        <w:r>
+          <w:t xml:space="preserve"> like bedrock, boulders and </w:t>
+        </w:r>
+        <w:r>
+          <w:t>c</w:t>
+        </w:r>
+        <w:r>
+          <w:t>obbles</w:t>
+        </w:r>
+      </w:ins>
+      <w:ins w:id="328" w:author="Raven, Olivier (Student)" w:date="2026-03-12T16:05:00Z" w16du:dateUtc="2026-03-12T03:05:00Z">
+        <w:r>
+          <w:t>,</w:t>
+        </w:r>
+      </w:ins>
+      <w:ins w:id="329" w:author="Raven, Olivier (Student)" w:date="2026-03-11T17:27:00Z" w16du:dateUtc="2026-03-11T04:27:00Z">
+        <w:r>
+          <w:t xml:space="preserve"> </w:t>
+        </w:r>
+      </w:ins>
+      <w:ins w:id="330" w:author="Raven, Olivier (Student)" w:date="2026-03-12T16:05:00Z" w16du:dateUtc="2026-03-12T03:05:00Z">
         <w:r>
           <w:t>which</w:t>
         </w:r>
       </w:ins>
-      <w:del w:id="327" w:author="Raven, Olivier (Student)" w:date="2026-03-11T17:25:00Z" w16du:dateUtc="2026-03-11T04:25:00Z">
+      <w:del w:id="331" w:author="Raven, Olivier (Student)" w:date="2026-03-11T17:25:00Z" w16du:dateUtc="2026-03-11T04:25:00Z">
         <w:r>
           <w:delText xml:space="preserve">This pattern indicates a strong affinity for heterogeneous shoreline environments that provide physical structure within the littoral zone </w:delText>
         </w:r>
@@ -6862,22 +6887,22 @@
           <w:delText>)</w:delText>
         </w:r>
       </w:del>
-      <w:del w:id="328" w:author="Raven, Olivier (Student)" w:date="2026-03-12T16:01:00Z" w16du:dateUtc="2026-03-12T03:01:00Z">
+      <w:del w:id="332" w:author="Raven, Olivier (Student)" w:date="2026-03-12T16:01:00Z" w16du:dateUtc="2026-03-12T03:01:00Z">
         <w:r>
           <w:delText xml:space="preserve">. </w:delText>
         </w:r>
       </w:del>
-      <w:del w:id="329" w:author="Raven, Olivier (Student)" w:date="2026-03-12T16:05:00Z" w16du:dateUtc="2026-03-12T03:05:00Z">
+      <w:del w:id="333" w:author="Raven, Olivier (Student)" w:date="2026-03-12T16:05:00Z" w16du:dateUtc="2026-03-12T03:05:00Z">
         <w:r>
           <w:delText xml:space="preserve">Coarse </w:delText>
         </w:r>
       </w:del>
-      <w:del w:id="330" w:author="Raven, Olivier (Student)" w:date="2026-03-12T09:44:00Z" w16du:dateUtc="2026-03-11T20:44:00Z">
+      <w:del w:id="334" w:author="Raven, Olivier (Student)" w:date="2026-03-12T09:44:00Z" w16du:dateUtc="2026-03-11T20:44:00Z">
         <w:r>
           <w:delText xml:space="preserve">and mixed </w:delText>
         </w:r>
       </w:del>
-      <w:del w:id="331" w:author="Raven, Olivier (Student)" w:date="2026-03-12T16:05:00Z" w16du:dateUtc="2026-03-12T03:05:00Z">
+      <w:del w:id="335" w:author="Raven, Olivier (Student)" w:date="2026-03-12T16:05:00Z" w16du:dateUtc="2026-03-12T03:05:00Z">
         <w:r>
           <w:delText>substrates</w:delText>
         </w:r>
@@ -6885,7 +6910,7 @@
       <w:r>
         <w:t xml:space="preserve"> </w:t>
       </w:r>
-      <w:ins w:id="332" w:author="Raven, Olivier (Student)" w:date="2026-03-12T09:46:00Z" w16du:dateUtc="2026-03-11T20:46:00Z">
+      <w:ins w:id="336" w:author="Raven, Olivier (Student)" w:date="2026-03-12T09:46:00Z" w16du:dateUtc="2026-03-11T20:46:00Z">
         <w:r>
           <w:t xml:space="preserve">create large </w:t>
         </w:r>
@@ -6893,17 +6918,17 @@
           <w:t>inter</w:t>
         </w:r>
       </w:ins>
-      <w:ins w:id="333" w:author="Raven, Olivier (Student)" w:date="2026-03-12T09:47:00Z" w16du:dateUtc="2026-03-11T20:47:00Z">
+      <w:ins w:id="337" w:author="Raven, Olivier (Student)" w:date="2026-03-12T09:47:00Z" w16du:dateUtc="2026-03-11T20:47:00Z">
         <w:r>
           <w:t xml:space="preserve">stitial pore spaces that function as </w:t>
         </w:r>
       </w:ins>
-      <w:ins w:id="334" w:author="Raven, Olivier (Student)" w:date="2026-03-12T09:48:00Z" w16du:dateUtc="2026-03-11T20:48:00Z">
+      <w:ins w:id="338" w:author="Raven, Olivier (Student)" w:date="2026-03-12T09:48:00Z" w16du:dateUtc="2026-03-11T20:48:00Z">
         <w:r>
           <w:t xml:space="preserve">physical refugia, providing shelter from </w:t>
         </w:r>
       </w:ins>
-      <w:ins w:id="335" w:author="Raven, Olivier (Student)" w:date="2026-03-12T09:49:00Z" w16du:dateUtc="2026-03-11T20:49:00Z">
+      <w:ins w:id="339" w:author="Raven, Olivier (Student)" w:date="2026-03-12T09:49:00Z" w16du:dateUtc="2026-03-11T20:49:00Z">
         <w:r>
           <w:t xml:space="preserve">predators </w:t>
         </w:r>
@@ -6929,27 +6954,27 @@
           <w:t xml:space="preserve">. </w:t>
         </w:r>
       </w:ins>
-      <w:ins w:id="336" w:author="Raven, Olivier (Student)" w:date="2026-03-16T10:59:00Z">
+      <w:ins w:id="340" w:author="Raven, Olivier (Student)" w:date="2026-03-16T10:59:00Z">
         <w:r>
           <w:t xml:space="preserve">The relationship between substrate size and </w:t>
         </w:r>
       </w:ins>
-      <w:ins w:id="337" w:author="Raven, Olivier (Student)" w:date="2026-03-16T11:22:00Z">
+      <w:ins w:id="341" w:author="Raven, Olivier (Student)" w:date="2026-03-16T11:22:00Z">
         <w:r>
           <w:t>benthic invertebrates</w:t>
         </w:r>
       </w:ins>
-      <w:ins w:id="338" w:author="Raven, Olivier (Student)" w:date="2026-03-16T11:22:00Z" w16du:dateUtc="2026-03-15T22:22:00Z">
+      <w:ins w:id="342" w:author="Raven, Olivier (Student)" w:date="2026-03-16T11:22:00Z" w16du:dateUtc="2026-03-15T22:22:00Z">
         <w:r>
           <w:t xml:space="preserve"> </w:t>
         </w:r>
       </w:ins>
-      <w:ins w:id="339" w:author="Raven, Olivier (Student)" w:date="2026-03-16T10:59:00Z">
+      <w:ins w:id="343" w:author="Raven, Olivier (Student)" w:date="2026-03-16T10:59:00Z">
         <w:r>
           <w:t>is not linear</w:t>
         </w:r>
       </w:ins>
-      <w:ins w:id="340" w:author="Raven, Olivier (Student)" w:date="2026-03-16T11:23:00Z" w16du:dateUtc="2026-03-15T22:23:00Z">
+      <w:ins w:id="344" w:author="Raven, Olivier (Student)" w:date="2026-03-16T11:23:00Z" w16du:dateUtc="2026-03-15T22:23:00Z">
         <w:r>
           <w:t xml:space="preserve"> </w:t>
         </w:r>
@@ -6957,57 +6982,57 @@
           <w:t>(Quinn &amp; Hickey, 1990)</w:t>
         </w:r>
       </w:ins>
-      <w:ins w:id="341" w:author="Raven, Olivier (Student)" w:date="2026-03-16T11:26:00Z" w16du:dateUtc="2026-03-15T22:26:00Z">
+      <w:ins w:id="345" w:author="Raven, Olivier (Student)" w:date="2026-03-16T11:26:00Z" w16du:dateUtc="2026-03-15T22:26:00Z">
         <w:r>
           <w:t xml:space="preserve">, where </w:t>
-        </w:r>
-      </w:ins>
-      <w:ins w:id="342" w:author="Raven, Olivier (Student)" w:date="2026-03-16T10:59:00Z">
-        <w:r>
-          <w:t xml:space="preserve">larger pore spaces between coarse particles </w:t>
-        </w:r>
-      </w:ins>
-      <w:ins w:id="343" w:author="Raven, Olivier (Student)" w:date="2026-03-16T11:00:00Z" w16du:dateUtc="2026-03-15T22:00:00Z">
-        <w:r>
-          <w:t xml:space="preserve">may </w:t>
-        </w:r>
-      </w:ins>
-      <w:ins w:id="344" w:author="Raven, Olivier (Student)" w:date="2026-03-16T10:59:00Z">
-        <w:r>
-          <w:t xml:space="preserve">favour adult kōura, smaller interstitial spaces within mixed substrates may provide refugia for juveniles, suggesting that </w:t>
-        </w:r>
-      </w:ins>
-      <w:ins w:id="345" w:author="Raven, Olivier (Student)" w:date="2026-03-16T11:01:00Z" w16du:dateUtc="2026-03-15T22:01:00Z">
-        <w:r>
-          <w:t xml:space="preserve">heterogenous </w:t>
         </w:r>
       </w:ins>
       <w:ins w:id="346" w:author="Raven, Olivier (Student)" w:date="2026-03-16T10:59:00Z">
         <w:r>
-          <w:t>substrate</w:t>
+          <w:t xml:space="preserve">larger pore spaces between coarse particles </w:t>
         </w:r>
       </w:ins>
-      <w:ins w:id="347" w:author="Raven, Olivier (Student)" w:date="2026-03-16T11:02:00Z" w16du:dateUtc="2026-03-15T22:02:00Z">
-        <w:r>
-          <w:t>s</w:t>
+      <w:ins w:id="347" w:author="Raven, Olivier (Student)" w:date="2026-03-16T11:00:00Z" w16du:dateUtc="2026-03-15T22:00:00Z">
+        <w:r>
+          <w:t xml:space="preserve">may </w:t>
         </w:r>
       </w:ins>
       <w:ins w:id="348" w:author="Raven, Olivier (Student)" w:date="2026-03-16T10:59:00Z">
         <w:r>
+          <w:t xml:space="preserve">favour adult kōura, smaller interstitial spaces within mixed substrates may provide refugia for juveniles, suggesting that </w:t>
+        </w:r>
+      </w:ins>
+      <w:ins w:id="349" w:author="Raven, Olivier (Student)" w:date="2026-03-16T11:01:00Z" w16du:dateUtc="2026-03-15T22:01:00Z">
+        <w:r>
+          <w:t xml:space="preserve">heterogenous </w:t>
+        </w:r>
+      </w:ins>
+      <w:ins w:id="350" w:author="Raven, Olivier (Student)" w:date="2026-03-16T10:59:00Z">
+        <w:r>
+          <w:t>substrate</w:t>
+        </w:r>
+      </w:ins>
+      <w:ins w:id="351" w:author="Raven, Olivier (Student)" w:date="2026-03-16T11:02:00Z" w16du:dateUtc="2026-03-15T22:02:00Z">
+        <w:r>
+          <w:t>s</w:t>
+        </w:r>
+      </w:ins>
+      <w:ins w:id="352" w:author="Raven, Olivier (Student)" w:date="2026-03-16T10:59:00Z">
+        <w:r>
           <w:t xml:space="preserve"> support kōura across life stages</w:t>
         </w:r>
       </w:ins>
-      <w:ins w:id="349" w:author="Raven, Olivier (Student)" w:date="2026-03-16T11:23:00Z" w16du:dateUtc="2026-03-15T22:23:00Z">
+      <w:ins w:id="353" w:author="Raven, Olivier (Student)" w:date="2026-03-16T11:23:00Z" w16du:dateUtc="2026-03-15T22:23:00Z">
         <w:r>
           <w:t>.</w:t>
         </w:r>
       </w:ins>
-      <w:ins w:id="350" w:author="Raven, Olivier (Student)" w:date="2026-03-16T11:02:00Z" w16du:dateUtc="2026-03-15T22:02:00Z">
+      <w:ins w:id="354" w:author="Raven, Olivier (Student)" w:date="2026-03-16T11:02:00Z" w16du:dateUtc="2026-03-15T22:02:00Z">
         <w:r>
           <w:t xml:space="preserve"> </w:t>
         </w:r>
       </w:ins>
-      <w:ins w:id="351" w:author="Raven, Olivier (Student)" w:date="2026-03-16T11:03:00Z" w16du:dateUtc="2026-03-15T22:03:00Z">
+      <w:ins w:id="355" w:author="Raven, Olivier (Student)" w:date="2026-03-16T11:03:00Z" w16du:dateUtc="2026-03-15T22:03:00Z">
         <w:r>
           <w:t>However</w:t>
         </w:r>
@@ -7024,7 +7049,7 @@
           <w:t xml:space="preserve"> for adults. </w:t>
         </w:r>
       </w:ins>
-      <w:del w:id="352" w:author="Raven, Olivier (Student)" w:date="2026-03-12T09:49:00Z" w16du:dateUtc="2026-03-11T20:49:00Z">
+      <w:del w:id="356" w:author="Raven, Olivier (Student)" w:date="2026-03-12T09:49:00Z" w16du:dateUtc="2026-03-11T20:49:00Z">
         <w:r>
           <w:delText xml:space="preserve">are likely to offer stable shelter across a range of spatial scales, supporting kōura occupancy by providing refuge from </w:delText>
         </w:r>
@@ -7062,17 +7087,17 @@
           <w:delText xml:space="preserve"> </w:delText>
         </w:r>
       </w:del>
-      <w:ins w:id="353" w:author="Raven, Olivier (Student)" w:date="2026-03-12T10:06:00Z" w16du:dateUtc="2026-03-11T21:06:00Z">
+      <w:ins w:id="357" w:author="Raven, Olivier (Student)" w:date="2026-03-12T10:06:00Z" w16du:dateUtc="2026-03-11T21:06:00Z">
         <w:r>
           <w:t>A</w:t>
         </w:r>
       </w:ins>
-      <w:ins w:id="354" w:author="Raven, Olivier (Student)" w:date="2026-03-12T10:06:00Z">
+      <w:ins w:id="358" w:author="Raven, Olivier (Student)" w:date="2026-03-12T10:06:00Z">
         <w:r>
           <w:t xml:space="preserve">dditionally </w:t>
         </w:r>
       </w:ins>
-      <w:ins w:id="355" w:author="Raven, Olivier (Student)" w:date="2026-03-12T10:06:00Z" w16du:dateUtc="2026-03-11T21:06:00Z">
+      <w:ins w:id="359" w:author="Raven, Olivier (Student)" w:date="2026-03-12T10:06:00Z" w16du:dateUtc="2026-03-11T21:06:00Z">
         <w:r>
           <w:t>c</w:t>
         </w:r>
@@ -7080,12 +7105,12 @@
           <w:t xml:space="preserve">oarse substrates may </w:t>
         </w:r>
       </w:ins>
-      <w:ins w:id="356" w:author="Raven, Olivier (Student)" w:date="2026-03-12T10:06:00Z">
+      <w:ins w:id="360" w:author="Raven, Olivier (Student)" w:date="2026-03-12T10:06:00Z">
         <w:r>
           <w:t>facilitate burrowing by kōura at the margins of rocky areas where softer sediments are accessible, providing an additional form of refuge (Usio &amp; Townsend, 2000)</w:t>
         </w:r>
       </w:ins>
-      <w:ins w:id="357" w:author="Raven, Olivier (Student)" w:date="2026-03-12T10:07:00Z" w16du:dateUtc="2026-03-11T21:07:00Z">
+      <w:ins w:id="361" w:author="Raven, Olivier (Student)" w:date="2026-03-12T10:07:00Z" w16du:dateUtc="2026-03-11T21:07:00Z">
         <w:r>
           <w:t xml:space="preserve">. </w:t>
         </w:r>
@@ -7093,22 +7118,22 @@
       <w:r>
         <w:t xml:space="preserve">Similar </w:t>
       </w:r>
-      <w:del w:id="358" w:author="Raven, Olivier (Student)" w:date="2026-03-12T10:10:00Z" w16du:dateUtc="2026-03-11T21:10:00Z">
+      <w:del w:id="362" w:author="Raven, Olivier (Student)" w:date="2026-03-12T10:10:00Z" w16du:dateUtc="2026-03-11T21:10:00Z">
         <w:r>
           <w:delText xml:space="preserve">associations </w:delText>
         </w:r>
       </w:del>
-      <w:ins w:id="359" w:author="Raven, Olivier (Student)" w:date="2026-03-12T10:10:00Z" w16du:dateUtc="2026-03-11T21:10:00Z">
+      <w:ins w:id="363" w:author="Raven, Olivier (Student)" w:date="2026-03-12T10:10:00Z" w16du:dateUtc="2026-03-11T21:10:00Z">
         <w:r>
           <w:t>preference</w:t>
         </w:r>
       </w:ins>
-      <w:ins w:id="360" w:author="Raven, Olivier (Student)" w:date="2026-03-16T11:20:00Z" w16du:dateUtc="2026-03-15T22:20:00Z">
+      <w:ins w:id="364" w:author="Raven, Olivier (Student)" w:date="2026-03-16T11:20:00Z" w16du:dateUtc="2026-03-15T22:20:00Z">
         <w:r>
           <w:t>s</w:t>
         </w:r>
       </w:ins>
-      <w:ins w:id="361" w:author="Raven, Olivier (Student)" w:date="2026-03-12T10:10:00Z" w16du:dateUtc="2026-03-11T21:10:00Z">
+      <w:ins w:id="365" w:author="Raven, Olivier (Student)" w:date="2026-03-12T10:10:00Z" w16du:dateUtc="2026-03-11T21:10:00Z">
         <w:r>
           <w:t xml:space="preserve"> for coarse substrates</w:t>
         </w:r>
@@ -7116,7 +7141,7 @@
           <w:t xml:space="preserve"> </w:t>
         </w:r>
       </w:ins>
-      <w:del w:id="362" w:author="Raven, Olivier (Student)" w:date="2026-03-12T10:11:00Z" w16du:dateUtc="2026-03-11T21:11:00Z">
+      <w:del w:id="366" w:author="Raven, Olivier (Student)" w:date="2026-03-12T10:11:00Z" w16du:dateUtc="2026-03-11T21:11:00Z">
         <w:r>
           <w:delText xml:space="preserve">between shelter availability and kōura distribution </w:delText>
         </w:r>
@@ -7124,77 +7149,77 @@
       <w:r>
         <w:t xml:space="preserve">have been reported in stream environments (Olsson et al., 2006; Jowett et al., 2008), </w:t>
       </w:r>
-      <w:ins w:id="363" w:author="Raven, Olivier (Student)" w:date="2026-03-16T11:35:00Z">
+      <w:ins w:id="367" w:author="Raven, Olivier (Student)" w:date="2026-03-16T11:35:00Z">
         <w:r>
           <w:t xml:space="preserve">although the optimal substrate size may differ between habitat types. </w:t>
         </w:r>
       </w:ins>
-      <w:ins w:id="364" w:author="Raven, Olivier (Student)" w:date="2026-03-16T11:39:00Z">
+      <w:ins w:id="368" w:author="Raven, Olivier (Student)" w:date="2026-03-16T11:39:00Z">
         <w:r>
           <w:t>In streams, kōura show a non-linear response to substrate size with an optimum around 130 mm, with probability of occurrence declining at boulder substrates larger than 256 mm, likely because larger substrates are associated with higher flow velocities that kōura actively avoid</w:t>
         </w:r>
       </w:ins>
-      <w:ins w:id="365" w:author="Raven, Olivier (Student)" w:date="2026-03-16T11:39:00Z" w16du:dateUtc="2026-03-15T22:39:00Z">
+      <w:ins w:id="369" w:author="Raven, Olivier (Student)" w:date="2026-03-16T11:39:00Z" w16du:dateUtc="2026-03-15T22:39:00Z">
         <w:r>
           <w:t xml:space="preserve"> </w:t>
         </w:r>
       </w:ins>
-      <w:del w:id="366" w:author="Raven, Olivier (Student)" w:date="2026-03-16T11:35:00Z" w16du:dateUtc="2026-03-15T22:35:00Z">
+      <w:del w:id="370" w:author="Raven, Olivier (Student)" w:date="2026-03-16T11:35:00Z" w16du:dateUtc="2026-03-15T22:35:00Z">
         <w:r>
           <w:delText xml:space="preserve">although the </w:delText>
         </w:r>
       </w:del>
-      <w:del w:id="367" w:author="Raven, Olivier (Student)" w:date="2026-03-12T10:11:00Z" w16du:dateUtc="2026-03-11T21:11:00Z">
+      <w:del w:id="371" w:author="Raven, Olivier (Student)" w:date="2026-03-12T10:11:00Z" w16du:dateUtc="2026-03-11T21:11:00Z">
         <w:r>
           <w:delText>ecological context</w:delText>
         </w:r>
       </w:del>
-      <w:del w:id="368" w:author="Raven, Olivier (Student)" w:date="2026-03-16T11:35:00Z" w16du:dateUtc="2026-03-15T22:35:00Z">
+      <w:del w:id="372" w:author="Raven, Olivier (Student)" w:date="2026-03-16T11:35:00Z" w16du:dateUtc="2026-03-15T22:35:00Z">
         <w:r>
           <w:delText xml:space="preserve"> differ</w:delText>
         </w:r>
       </w:del>
-      <w:del w:id="369" w:author="Raven, Olivier (Student)" w:date="2026-03-12T10:12:00Z" w16du:dateUtc="2026-03-11T21:12:00Z">
+      <w:del w:id="373" w:author="Raven, Olivier (Student)" w:date="2026-03-12T10:12:00Z" w16du:dateUtc="2026-03-11T21:12:00Z">
         <w:r>
           <w:delText>s</w:delText>
         </w:r>
       </w:del>
-      <w:del w:id="370" w:author="Raven, Olivier (Student)" w:date="2026-03-12T10:11:00Z" w16du:dateUtc="2026-03-11T21:11:00Z">
+      <w:del w:id="374" w:author="Raven, Olivier (Student)" w:date="2026-03-12T10:11:00Z" w16du:dateUtc="2026-03-11T21:11:00Z">
         <w:r>
           <w:delText xml:space="preserve"> between lotic and lentic systems</w:delText>
         </w:r>
       </w:del>
-      <w:del w:id="371" w:author="Raven, Olivier (Student)" w:date="2026-03-16T11:35:00Z" w16du:dateUtc="2026-03-15T22:35:00Z">
+      <w:del w:id="375" w:author="Raven, Olivier (Student)" w:date="2026-03-16T11:35:00Z" w16du:dateUtc="2026-03-15T22:35:00Z">
         <w:r>
           <w:delText>.</w:delText>
         </w:r>
       </w:del>
-      <w:ins w:id="372" w:author="Raven, Olivier (Student)" w:date="2026-03-12T10:16:00Z" w16du:dateUtc="2026-03-11T21:16:00Z">
+      <w:ins w:id="376" w:author="Raven, Olivier (Student)" w:date="2026-03-12T10:16:00Z" w16du:dateUtc="2026-03-11T21:16:00Z">
         <w:r>
           <w:t>(</w:t>
         </w:r>
       </w:ins>
-      <w:ins w:id="373" w:author="Raven, Olivier (Student)" w:date="2026-03-12T11:11:00Z" w16du:dateUtc="2026-03-11T22:11:00Z">
+      <w:ins w:id="377" w:author="Raven, Olivier (Student)" w:date="2026-03-12T11:11:00Z" w16du:dateUtc="2026-03-11T22:11:00Z">
         <w:r>
           <w:t>Jowett et al., 2008</w:t>
         </w:r>
       </w:ins>
-      <w:ins w:id="374" w:author="Raven, Olivier (Student)" w:date="2026-03-12T10:16:00Z">
+      <w:ins w:id="378" w:author="Raven, Olivier (Student)" w:date="2026-03-12T10:16:00Z">
         <w:r>
           <w:t>)</w:t>
         </w:r>
       </w:ins>
-      <w:ins w:id="375" w:author="Raven, Olivier (Student)" w:date="2026-03-12T10:16:00Z" w16du:dateUtc="2026-03-11T21:16:00Z">
+      <w:ins w:id="379" w:author="Raven, Olivier (Student)" w:date="2026-03-12T10:16:00Z" w16du:dateUtc="2026-03-11T21:16:00Z">
         <w:r>
           <w:t>.</w:t>
         </w:r>
       </w:ins>
-      <w:ins w:id="376" w:author="Raven, Olivier (Student)" w:date="2026-03-16T11:12:00Z" w16du:dateUtc="2026-03-15T22:12:00Z">
+      <w:ins w:id="380" w:author="Raven, Olivier (Student)" w:date="2026-03-16T11:12:00Z" w16du:dateUtc="2026-03-15T22:12:00Z">
         <w:r>
           <w:t xml:space="preserve"> </w:t>
         </w:r>
       </w:ins>
-      <w:ins w:id="377" w:author="Raven, Olivier (Student)" w:date="2026-03-16T11:12:00Z">
+      <w:ins w:id="381" w:author="Raven, Olivier (Student)" w:date="2026-03-16T11:12:00Z">
         <w:r>
           <w:t>Coarse particles in streams are also relatively stable under typical flow conditions, as their size reduces the likelihood of transport during high flows.</w:t>
         </w:r>
@@ -7202,22 +7227,22 @@
       <w:r>
         <w:t xml:space="preserve"> </w:t>
       </w:r>
-      <w:ins w:id="378" w:author="Raven, Olivier (Student)" w:date="2026-03-16T11:40:00Z">
+      <w:ins w:id="382" w:author="Raven, Olivier (Student)" w:date="2026-03-16T11:40:00Z">
         <w:r>
           <w:t>In lakes, where flow is minimal, kōura may preferentially use larger substrates such as boulders, as this constraint is removed and larger particles create more accessible interstitial refugia.</w:t>
         </w:r>
       </w:ins>
-      <w:del w:id="379" w:author="Raven, Olivier (Student)" w:date="2026-03-16T11:40:00Z" w16du:dateUtc="2026-03-15T22:40:00Z">
+      <w:del w:id="383" w:author="Raven, Olivier (Student)" w:date="2026-03-16T11:40:00Z" w16du:dateUtc="2026-03-15T22:40:00Z">
         <w:r>
           <w:delText>In lake</w:delText>
         </w:r>
       </w:del>
-      <w:del w:id="380" w:author="Raven, Olivier (Student)" w:date="2026-03-12T10:16:00Z" w16du:dateUtc="2026-03-11T21:16:00Z">
+      <w:del w:id="384" w:author="Raven, Olivier (Student)" w:date="2026-03-12T10:16:00Z" w16du:dateUtc="2026-03-11T21:16:00Z">
         <w:r>
           <w:delText xml:space="preserve"> environments</w:delText>
         </w:r>
       </w:del>
-      <w:del w:id="381" w:author="Raven, Olivier (Student)" w:date="2026-03-16T11:40:00Z" w16du:dateUtc="2026-03-15T22:40:00Z">
+      <w:del w:id="385" w:author="Raven, Olivier (Student)" w:date="2026-03-16T11:40:00Z" w16du:dateUtc="2026-03-15T22:40:00Z">
         <w:r>
           <w:delText>, coarse substrates</w:delText>
         </w:r>
@@ -7225,90 +7250,90 @@
       <w:r>
         <w:t xml:space="preserve"> </w:t>
       </w:r>
-      <w:ins w:id="382" w:author="Raven, Olivier (Student)" w:date="2026-03-16T11:06:00Z" w16du:dateUtc="2026-03-15T22:06:00Z">
+      <w:ins w:id="386" w:author="Raven, Olivier (Student)" w:date="2026-03-16T11:06:00Z" w16du:dateUtc="2026-03-15T22:06:00Z">
         <w:r>
           <w:t xml:space="preserve">However, </w:t>
-        </w:r>
-      </w:ins>
-      <w:ins w:id="383" w:author="Raven, Olivier (Student)" w:date="2026-03-16T11:07:00Z" w16du:dateUtc="2026-03-15T22:07:00Z">
-        <w:r>
-          <w:t>substrate stability</w:t>
-        </w:r>
-        <w:r>
-          <w:t xml:space="preserve"> </w:t>
-        </w:r>
-      </w:ins>
-      <w:ins w:id="384" w:author="Raven, Olivier (Student)" w:date="2026-03-16T11:06:00Z" w16du:dateUtc="2026-03-15T22:06:00Z">
-        <w:r>
-          <w:t xml:space="preserve">in </w:t>
-        </w:r>
-      </w:ins>
-      <w:ins w:id="385" w:author="Raven, Olivier (Student)" w:date="2026-03-16T11:14:00Z" w16du:dateUtc="2026-03-15T22:14:00Z">
-        <w:r>
-          <w:t xml:space="preserve">these </w:t>
-        </w:r>
-      </w:ins>
-      <w:ins w:id="386" w:author="Raven, Olivier (Student)" w:date="2026-03-16T11:09:00Z" w16du:dateUtc="2026-03-15T22:09:00Z">
-        <w:r>
-          <w:t>volcanic</w:t>
         </w:r>
       </w:ins>
       <w:ins w:id="387" w:author="Raven, Olivier (Student)" w:date="2026-03-16T11:07:00Z" w16du:dateUtc="2026-03-15T22:07:00Z">
         <w:r>
+          <w:t>substrate stability</w:t>
+        </w:r>
+        <w:r>
+          <w:t xml:space="preserve"> </w:t>
+        </w:r>
+      </w:ins>
+      <w:ins w:id="388" w:author="Raven, Olivier (Student)" w:date="2026-03-16T11:06:00Z" w16du:dateUtc="2026-03-15T22:06:00Z">
+        <w:r>
+          <w:t xml:space="preserve">in </w:t>
+        </w:r>
+      </w:ins>
+      <w:ins w:id="389" w:author="Raven, Olivier (Student)" w:date="2026-03-16T11:14:00Z" w16du:dateUtc="2026-03-15T22:14:00Z">
+        <w:r>
+          <w:t xml:space="preserve">these </w:t>
+        </w:r>
+      </w:ins>
+      <w:ins w:id="390" w:author="Raven, Olivier (Student)" w:date="2026-03-16T11:09:00Z" w16du:dateUtc="2026-03-15T22:09:00Z">
+        <w:r>
+          <w:t>volcanic</w:t>
+        </w:r>
+      </w:ins>
+      <w:ins w:id="391" w:author="Raven, Olivier (Student)" w:date="2026-03-16T11:07:00Z" w16du:dateUtc="2026-03-15T22:07:00Z">
+        <w:r>
           <w:t xml:space="preserve"> lakes </w:t>
         </w:r>
       </w:ins>
-      <w:ins w:id="388" w:author="Raven, Olivier (Student)" w:date="2026-03-16T11:15:00Z">
+      <w:ins w:id="392" w:author="Raven, Olivier (Student)" w:date="2026-03-16T11:15:00Z">
         <w:r>
           <w:t>remain</w:t>
         </w:r>
       </w:ins>
-      <w:ins w:id="389" w:author="Raven, Olivier (Student)" w:date="2026-03-16T11:16:00Z" w16du:dateUtc="2026-03-15T22:16:00Z">
+      <w:ins w:id="393" w:author="Raven, Olivier (Student)" w:date="2026-03-16T11:16:00Z" w16du:dateUtc="2026-03-15T22:16:00Z">
         <w:r>
           <w:t>s</w:t>
         </w:r>
       </w:ins>
-      <w:ins w:id="390" w:author="Raven, Olivier (Student)" w:date="2026-03-16T11:15:00Z">
+      <w:ins w:id="394" w:author="Raven, Olivier (Student)" w:date="2026-03-16T11:15:00Z">
         <w:r>
           <w:t xml:space="preserve"> relevant in wave-exposed littoral zones</w:t>
         </w:r>
       </w:ins>
-      <w:ins w:id="391" w:author="Raven, Olivier (Student)" w:date="2026-03-16T11:15:00Z" w16du:dateUtc="2026-03-15T22:15:00Z">
+      <w:ins w:id="395" w:author="Raven, Olivier (Student)" w:date="2026-03-16T11:15:00Z" w16du:dateUtc="2026-03-15T22:15:00Z">
         <w:r>
           <w:t xml:space="preserve">, as </w:t>
-        </w:r>
-      </w:ins>
-      <w:ins w:id="392" w:author="Raven, Olivier (Student)" w:date="2026-03-16T11:21:00Z">
-        <w:r>
-          <w:t xml:space="preserve">pumice substrates, being lighter than other lithologies of </w:t>
-        </w:r>
-      </w:ins>
-      <w:ins w:id="393" w:author="Raven, Olivier (Student)" w:date="2026-03-16T11:41:00Z" w16du:dateUtc="2026-03-15T22:41:00Z">
-        <w:r>
-          <w:t>similar</w:t>
-        </w:r>
-      </w:ins>
-      <w:ins w:id="394" w:author="Raven, Olivier (Student)" w:date="2026-03-16T11:21:00Z">
-        <w:r>
-          <w:t xml:space="preserve"> size, are more </w:t>
-        </w:r>
-      </w:ins>
-      <w:ins w:id="395" w:author="Raven, Olivier (Student)" w:date="2026-03-16T11:41:00Z" w16du:dateUtc="2026-03-15T22:41:00Z">
-        <w:r>
-          <w:t>likely</w:t>
         </w:r>
       </w:ins>
       <w:ins w:id="396" w:author="Raven, Olivier (Student)" w:date="2026-03-16T11:21:00Z">
         <w:r>
+          <w:t xml:space="preserve">pumice substrates, being lighter than other lithologies of </w:t>
+        </w:r>
+      </w:ins>
+      <w:ins w:id="397" w:author="Raven, Olivier (Student)" w:date="2026-03-16T11:41:00Z" w16du:dateUtc="2026-03-15T22:41:00Z">
+        <w:r>
+          <w:t>similar</w:t>
+        </w:r>
+      </w:ins>
+      <w:ins w:id="398" w:author="Raven, Olivier (Student)" w:date="2026-03-16T11:21:00Z">
+        <w:r>
+          <w:t xml:space="preserve"> size, are more </w:t>
+        </w:r>
+      </w:ins>
+      <w:ins w:id="399" w:author="Raven, Olivier (Student)" w:date="2026-03-16T11:41:00Z" w16du:dateUtc="2026-03-15T22:41:00Z">
+        <w:r>
+          <w:t>likely</w:t>
+        </w:r>
+      </w:ins>
+      <w:ins w:id="400" w:author="Raven, Olivier (Student)" w:date="2026-03-16T11:21:00Z">
+        <w:r>
           <w:t xml:space="preserve"> to redistribution</w:t>
         </w:r>
       </w:ins>
-      <w:ins w:id="397" w:author="Raven, Olivier (Student)" w:date="2026-03-16T11:21:00Z" w16du:dateUtc="2026-03-15T22:21:00Z">
+      <w:ins w:id="401" w:author="Raven, Olivier (Student)" w:date="2026-03-16T11:21:00Z" w16du:dateUtc="2026-03-15T22:21:00Z">
         <w:r>
           <w:t xml:space="preserve"> </w:t>
         </w:r>
       </w:ins>
-      <w:ins w:id="398" w:author="Raven, Olivier (Student)" w:date="2026-03-16T11:16:00Z">
+      <w:ins w:id="402" w:author="Raven, Olivier (Student)" w:date="2026-03-16T11:16:00Z">
         <w:r>
           <w:t xml:space="preserve">during wave action, </w:t>
         </w:r>
@@ -7317,12 +7342,12 @@
           <w:t>potentially reducing the stability of interstitial refugia.</w:t>
         </w:r>
       </w:ins>
-      <w:ins w:id="399" w:author="Raven, Olivier (Student)" w:date="2026-03-16T11:18:00Z" w16du:dateUtc="2026-03-15T22:18:00Z">
+      <w:ins w:id="403" w:author="Raven, Olivier (Student)" w:date="2026-03-16T11:18:00Z" w16du:dateUtc="2026-03-15T22:18:00Z">
         <w:r>
           <w:t xml:space="preserve"> </w:t>
         </w:r>
       </w:ins>
-      <w:del w:id="400" w:author="Raven, Olivier (Student)" w:date="2026-03-12T10:45:00Z" w16du:dateUtc="2026-03-11T21:45:00Z">
+      <w:del w:id="404" w:author="Raven, Olivier (Student)" w:date="2026-03-12T10:45:00Z" w16du:dateUtc="2026-03-11T21:45:00Z">
         <w:r>
           <w:delText>primarily function as stable structural habitat rather than as hydraulic refuges, emphasising the role of physical complexity itself rather than flow-mediated processes. Structural complexity in lentic systems can reduce encounter rates between crayfish and predators by increasing habitat heterogeneity and the availability of refugia, thereby lowering predation risk even in the absence of flow (Lodge et al., 1988)</w:delText>
         </w:r>
@@ -7333,12 +7358,12 @@
           <w:delText xml:space="preserve"> </w:delText>
         </w:r>
       </w:del>
-      <w:del w:id="401" w:author="Raven, Olivier (Student)" w:date="2026-03-12T16:58:00Z" w16du:dateUtc="2026-03-12T03:58:00Z">
+      <w:del w:id="405" w:author="Raven, Olivier (Student)" w:date="2026-03-12T16:58:00Z" w16du:dateUtc="2026-03-12T03:58:00Z">
         <w:r>
           <w:delText>Although</w:delText>
         </w:r>
       </w:del>
-      <w:ins w:id="402" w:author="Raven, Olivier (Student)" w:date="2026-03-16T11:17:00Z" w16du:dateUtc="2026-03-15T22:17:00Z">
+      <w:ins w:id="406" w:author="Raven, Olivier (Student)" w:date="2026-03-16T11:17:00Z" w16du:dateUtc="2026-03-15T22:17:00Z">
         <w:r>
           <w:t>Al</w:t>
         </w:r>
@@ -7349,7 +7374,7 @@
       <w:r>
         <w:t xml:space="preserve"> fyke net</w:t>
       </w:r>
-      <w:del w:id="403" w:author="Raven, Olivier (Student)" w:date="2026-03-16T11:21:00Z" w16du:dateUtc="2026-03-15T22:21:00Z">
+      <w:del w:id="407" w:author="Raven, Olivier (Student)" w:date="2026-03-16T11:21:00Z" w16du:dateUtc="2026-03-15T22:21:00Z">
         <w:r>
           <w:delText>s</w:delText>
         </w:r>
@@ -7357,12 +7382,12 @@
       <w:r>
         <w:t xml:space="preserve"> </w:t>
       </w:r>
-      <w:del w:id="404" w:author="Raven, Olivier (Student)" w:date="2026-03-12T16:58:00Z" w16du:dateUtc="2026-03-12T03:58:00Z">
+      <w:del w:id="408" w:author="Raven, Olivier (Student)" w:date="2026-03-12T16:58:00Z" w16du:dateUtc="2026-03-12T03:58:00Z">
         <w:r>
           <w:delText xml:space="preserve">are </w:delText>
         </w:r>
       </w:del>
-      <w:ins w:id="405" w:author="Raven, Olivier (Student)" w:date="2026-03-12T16:58:00Z" w16du:dateUtc="2026-03-12T03:58:00Z">
+      <w:ins w:id="409" w:author="Raven, Olivier (Student)" w:date="2026-03-12T16:58:00Z" w16du:dateUtc="2026-03-12T03:58:00Z">
         <w:r>
           <w:t>deployment is</w:t>
         </w:r>
@@ -7373,12 +7398,12 @@
       <w:r>
         <w:t xml:space="preserve">more </w:t>
       </w:r>
-      <w:ins w:id="406" w:author="Raven, Olivier (Student)" w:date="2026-03-12T16:58:00Z">
+      <w:ins w:id="410" w:author="Raven, Olivier (Student)" w:date="2026-03-12T16:58:00Z">
         <w:r>
           <w:t xml:space="preserve">challenging </w:t>
         </w:r>
       </w:ins>
-      <w:del w:id="407" w:author="Raven, Olivier (Student)" w:date="2026-03-12T16:58:00Z" w16du:dateUtc="2026-03-12T03:58:00Z">
+      <w:del w:id="411" w:author="Raven, Olivier (Student)" w:date="2026-03-12T16:58:00Z" w16du:dateUtc="2026-03-12T03:58:00Z">
         <w:r>
           <w:delText xml:space="preserve">difficult to deploy effectively </w:delText>
         </w:r>
@@ -7386,12 +7411,12 @@
       <w:r>
         <w:t>in highly structured rocky habitats</w:t>
       </w:r>
-      <w:ins w:id="408" w:author="Raven, Olivier (Student)" w:date="2026-03-12T16:58:00Z" w16du:dateUtc="2026-03-12T03:58:00Z">
+      <w:ins w:id="412" w:author="Raven, Olivier (Student)" w:date="2026-03-12T16:58:00Z" w16du:dateUtc="2026-03-12T03:58:00Z">
         <w:r>
           <w:t xml:space="preserve"> and may lead </w:t>
         </w:r>
       </w:ins>
-      <w:del w:id="409" w:author="Raven, Olivier (Student)" w:date="2026-03-12T16:59:00Z" w16du:dateUtc="2026-03-12T03:59:00Z">
+      <w:del w:id="413" w:author="Raven, Olivier (Student)" w:date="2026-03-12T16:59:00Z" w16du:dateUtc="2026-03-12T03:59:00Z">
         <w:r>
           <w:delText xml:space="preserve">, potentially leading </w:delText>
         </w:r>
@@ -7411,7 +7436,7 @@
       <w:r>
         <w:t xml:space="preserve"> across </w:t>
       </w:r>
-      <w:ins w:id="410" w:author="Raven, Olivier (Student)" w:date="2026-03-12T16:59:00Z" w16du:dateUtc="2026-03-12T03:59:00Z">
+      <w:ins w:id="414" w:author="Raven, Olivier (Student)" w:date="2026-03-12T16:59:00Z" w16du:dateUtc="2026-03-12T03:59:00Z">
         <w:r>
           <w:t xml:space="preserve">all five </w:t>
         </w:r>
@@ -7419,12 +7444,12 @@
       <w:r>
         <w:t xml:space="preserve">lakes highlights the importance of </w:t>
       </w:r>
-      <w:del w:id="411" w:author="Raven, Olivier (Student)" w:date="2026-03-12T10:09:00Z" w16du:dateUtc="2026-03-11T21:09:00Z">
+      <w:del w:id="415" w:author="Raven, Olivier (Student)" w:date="2026-03-12T10:09:00Z" w16du:dateUtc="2026-03-11T21:09:00Z">
         <w:r>
           <w:delText>structurally complex</w:delText>
         </w:r>
       </w:del>
-      <w:ins w:id="412" w:author="Raven, Olivier (Student)" w:date="2026-03-12T10:09:00Z" w16du:dateUtc="2026-03-11T21:09:00Z">
+      <w:ins w:id="416" w:author="Raven, Olivier (Student)" w:date="2026-03-12T10:09:00Z" w16du:dateUtc="2026-03-11T21:09:00Z">
         <w:r>
           <w:t>coarse</w:t>
         </w:r>
@@ -7432,12 +7457,12 @@
       <w:r>
         <w:t xml:space="preserve"> littoral </w:t>
       </w:r>
-      <w:del w:id="413" w:author="Raven, Olivier (Student)" w:date="2026-03-12T10:09:00Z" w16du:dateUtc="2026-03-11T21:09:00Z">
+      <w:del w:id="417" w:author="Raven, Olivier (Student)" w:date="2026-03-12T10:09:00Z" w16du:dateUtc="2026-03-11T21:09:00Z">
         <w:r>
           <w:delText xml:space="preserve">habitats </w:delText>
         </w:r>
       </w:del>
-      <w:ins w:id="414" w:author="Raven, Olivier (Student)" w:date="2026-03-12T10:09:00Z" w16du:dateUtc="2026-03-11T21:09:00Z">
+      <w:ins w:id="418" w:author="Raven, Olivier (Student)" w:date="2026-03-12T10:09:00Z" w16du:dateUtc="2026-03-11T21:09:00Z">
         <w:r>
           <w:t>substrates</w:t>
         </w:r>
@@ -7454,17 +7479,17 @@
         <w:spacing w:before="120" w:line="360" w:lineRule="auto"/>
         <w:jc w:val="left"/>
       </w:pPr>
-      <w:del w:id="415" w:author="Raven, Olivier (Student)" w:date="2026-03-12T10:55:00Z" w16du:dateUtc="2026-03-11T21:55:00Z">
+      <w:del w:id="419" w:author="Raven, Olivier (Student)" w:date="2026-03-12T10:55:00Z" w16du:dateUtc="2026-03-11T21:55:00Z">
         <w:r>
           <w:delText>Not all forms of littoral habitat complexity were associated with higher kōura abundance or biomass</w:delText>
         </w:r>
       </w:del>
-      <w:ins w:id="416" w:author="Raven, Olivier (Student)" w:date="2026-03-12T10:55:00Z" w16du:dateUtc="2026-03-11T21:55:00Z">
+      <w:ins w:id="420" w:author="Raven, Olivier (Student)" w:date="2026-03-12T10:55:00Z" w16du:dateUtc="2026-03-11T21:55:00Z">
         <w:r>
           <w:t>This refugia mechanism als</w:t>
         </w:r>
       </w:ins>
-      <w:ins w:id="417" w:author="Raven, Olivier (Student)" w:date="2026-03-12T10:56:00Z" w16du:dateUtc="2026-03-11T21:56:00Z">
+      <w:ins w:id="421" w:author="Raven, Olivier (Student)" w:date="2026-03-12T10:56:00Z" w16du:dateUtc="2026-03-11T21:56:00Z">
         <w:r>
           <w:t xml:space="preserve">o helps explain why emergent </w:t>
         </w:r>
@@ -7472,12 +7497,12 @@
           <w:t xml:space="preserve">macrophyte habitats were </w:t>
         </w:r>
       </w:ins>
-      <w:ins w:id="418" w:author="Raven, Olivier (Student)" w:date="2026-03-12T10:57:00Z" w16du:dateUtc="2026-03-11T21:57:00Z">
+      <w:ins w:id="422" w:author="Raven, Olivier (Student)" w:date="2026-03-12T10:57:00Z" w16du:dateUtc="2026-03-11T21:57:00Z">
         <w:r>
           <w:t>negatively</w:t>
         </w:r>
       </w:ins>
-      <w:ins w:id="419" w:author="Raven, Olivier (Student)" w:date="2026-03-12T10:56:00Z" w16du:dateUtc="2026-03-11T21:56:00Z">
+      <w:ins w:id="423" w:author="Raven, Olivier (Student)" w:date="2026-03-12T10:56:00Z" w16du:dateUtc="2026-03-11T21:56:00Z">
         <w:r>
           <w:t xml:space="preserve"> associated with kōura abundance and biomass despite providing vertical structure</w:t>
         </w:r>
@@ -7505,7 +7530,7 @@
       <w:r>
         <w:t xml:space="preserve">), </w:t>
       </w:r>
-      <w:del w:id="420" w:author="Raven, Olivier (Student)" w:date="2026-03-12T10:57:00Z" w16du:dateUtc="2026-03-11T21:57:00Z">
+      <w:del w:id="424" w:author="Raven, Olivier (Student)" w:date="2026-03-12T10:57:00Z" w16du:dateUtc="2026-03-11T21:57:00Z">
         <w:r>
           <w:delText>were negatively associated with kōura CPUE and BPUE</w:delText>
         </w:r>
@@ -7523,7 +7548,7 @@
           <w:delText xml:space="preserve">-dominated </w:delText>
         </w:r>
       </w:del>
-      <w:del w:id="421" w:author="Raven, Olivier (Student)" w:date="2026-03-12T10:58:00Z" w16du:dateUtc="2026-03-11T21:58:00Z">
+      <w:del w:id="425" w:author="Raven, Olivier (Student)" w:date="2026-03-12T10:58:00Z" w16du:dateUtc="2026-03-11T21:58:00Z">
         <w:r>
           <w:delText xml:space="preserve">stands </w:delText>
         </w:r>
@@ -7531,7 +7556,7 @@
       <w:r>
         <w:t>often form</w:t>
       </w:r>
-      <w:ins w:id="422" w:author="Raven, Olivier (Student)" w:date="2026-03-12T10:58:00Z" w16du:dateUtc="2026-03-11T21:58:00Z">
+      <w:ins w:id="426" w:author="Raven, Olivier (Student)" w:date="2026-03-12T10:58:00Z" w16du:dateUtc="2026-03-11T21:58:00Z">
         <w:r>
           <w:t xml:space="preserve"> in</w:t>
         </w:r>
@@ -7539,7 +7564,7 @@
       <w:r>
         <w:t xml:space="preserve"> relatively homogeneous habitats</w:t>
       </w:r>
-      <w:ins w:id="423" w:author="Raven, Olivier (Student)" w:date="2026-03-12T10:58:00Z" w16du:dateUtc="2026-03-11T21:58:00Z">
+      <w:ins w:id="427" w:author="Raven, Olivier (Student)" w:date="2026-03-12T10:58:00Z" w16du:dateUtc="2026-03-11T21:58:00Z">
         <w:r>
           <w:t>,</w:t>
         </w:r>
@@ -7577,12 +7602,12 @@
       <w:r>
         <w:t xml:space="preserve"> </w:t>
       </w:r>
-      <w:del w:id="424" w:author="Raven, Olivier (Student)" w:date="2026-03-12T11:16:00Z" w16du:dateUtc="2026-03-11T22:16:00Z">
+      <w:del w:id="428" w:author="Raven, Olivier (Student)" w:date="2026-03-12T11:16:00Z" w16du:dateUtc="2026-03-11T22:16:00Z">
         <w:r>
           <w:delText>In contrast</w:delText>
         </w:r>
       </w:del>
-      <w:ins w:id="425" w:author="Raven, Olivier (Student)" w:date="2026-03-12T11:16:00Z" w16du:dateUtc="2026-03-11T22:16:00Z">
+      <w:ins w:id="429" w:author="Raven, Olivier (Student)" w:date="2026-03-12T11:16:00Z" w16du:dateUtc="2026-03-11T22:16:00Z">
         <w:r>
           <w:t>Th</w:t>
         </w:r>
@@ -7593,22 +7618,22 @@
       <w:r>
         <w:t xml:space="preserve">, rocky shorelines </w:t>
       </w:r>
-      <w:ins w:id="426" w:author="Raven, Olivier (Student)" w:date="2026-03-12T11:16:00Z" w16du:dateUtc="2026-03-11T22:16:00Z">
+      <w:ins w:id="430" w:author="Raven, Olivier (Student)" w:date="2026-03-12T11:16:00Z" w16du:dateUtc="2026-03-11T22:16:00Z">
         <w:r>
           <w:t xml:space="preserve">maintain </w:t>
         </w:r>
       </w:ins>
-      <w:ins w:id="427" w:author="Raven, Olivier (Student)" w:date="2026-03-12T11:17:00Z" w16du:dateUtc="2026-03-11T22:17:00Z">
+      <w:ins w:id="431" w:author="Raven, Olivier (Student)" w:date="2026-03-12T11:17:00Z" w16du:dateUtc="2026-03-11T22:17:00Z">
         <w:r>
           <w:t xml:space="preserve">accessible </w:t>
         </w:r>
       </w:ins>
-      <w:ins w:id="428" w:author="Raven, Olivier (Student)" w:date="2026-03-12T11:17:00Z">
+      <w:ins w:id="432" w:author="Raven, Olivier (Student)" w:date="2026-03-12T11:17:00Z">
         <w:r>
           <w:t xml:space="preserve">interstitial </w:t>
         </w:r>
       </w:ins>
-      <w:ins w:id="429" w:author="Raven, Olivier (Student)" w:date="2026-03-12T11:17:00Z" w16du:dateUtc="2026-03-11T22:17:00Z">
+      <w:ins w:id="433" w:author="Raven, Olivier (Student)" w:date="2026-03-12T11:17:00Z" w16du:dateUtc="2026-03-11T22:17:00Z">
         <w:r>
           <w:t>pore spaces</w:t>
         </w:r>
@@ -7619,32 +7644,32 @@
           <w:t xml:space="preserve">that function as </w:t>
         </w:r>
       </w:ins>
-      <w:ins w:id="430" w:author="Raven, Olivier (Student)" w:date="2026-03-12T11:18:00Z" w16du:dateUtc="2026-03-11T22:18:00Z">
+      <w:ins w:id="434" w:author="Raven, Olivier (Student)" w:date="2026-03-12T11:18:00Z" w16du:dateUtc="2026-03-11T22:18:00Z">
         <w:r>
           <w:t>refugia</w:t>
         </w:r>
       </w:ins>
-      <w:ins w:id="431" w:author="Raven, Olivier (Student)" w:date="2026-03-12T11:18:00Z">
+      <w:ins w:id="435" w:author="Raven, Olivier (Student)" w:date="2026-03-12T11:18:00Z">
         <w:r>
           <w:t>, whereas macrophyte-dominated habitats accumulate fine sediments that infill potential void spaces and reduce refugia availability.</w:t>
         </w:r>
       </w:ins>
-      <w:del w:id="432" w:author="Raven, Olivier (Student)" w:date="2026-03-12T11:17:00Z" w16du:dateUtc="2026-03-11T22:17:00Z">
+      <w:del w:id="436" w:author="Raven, Olivier (Student)" w:date="2026-03-12T11:17:00Z" w16du:dateUtc="2026-03-11T22:17:00Z">
         <w:r>
           <w:delText xml:space="preserve">provide </w:delText>
         </w:r>
       </w:del>
-      <w:del w:id="433" w:author="Raven, Olivier (Student)" w:date="2026-03-12T11:01:00Z" w16du:dateUtc="2026-03-11T22:01:00Z">
+      <w:del w:id="437" w:author="Raven, Olivier (Student)" w:date="2026-03-12T11:01:00Z" w16du:dateUtc="2026-03-11T22:01:00Z">
         <w:r>
           <w:delText xml:space="preserve">structural complexity while maintaining substrate stability and limiting sediment infilling of </w:delText>
         </w:r>
       </w:del>
-      <w:del w:id="434" w:author="Raven, Olivier (Student)" w:date="2026-03-12T11:18:00Z" w16du:dateUtc="2026-03-11T22:18:00Z">
+      <w:del w:id="438" w:author="Raven, Olivier (Student)" w:date="2026-03-12T11:18:00Z" w16du:dateUtc="2026-03-11T22:18:00Z">
         <w:r>
           <w:delText xml:space="preserve">refuge spaces. </w:delText>
         </w:r>
       </w:del>
-      <w:del w:id="435" w:author="Raven, Olivier (Student)" w:date="2026-03-12T11:01:00Z" w16du:dateUtc="2026-03-11T22:01:00Z">
+      <w:del w:id="439" w:author="Raven, Olivier (Student)" w:date="2026-03-12T11:01:00Z" w16du:dateUtc="2026-03-11T22:01:00Z">
         <w:r>
           <w:delText xml:space="preserve">Together, these patterns suggest that kōura benefit more from habitat complexity derived from coarse, </w:delText>
         </w:r>
@@ -7663,7 +7688,7 @@
           <w:iCs/>
         </w:rPr>
       </w:pPr>
-      <w:ins w:id="436" w:author="Raven, Olivier (Student)" w:date="2026-03-11T13:29:00Z" w16du:dateUtc="2026-03-11T00:29:00Z">
+      <w:ins w:id="440" w:author="Raven, Olivier (Student)" w:date="2026-03-11T13:29:00Z" w16du:dateUtc="2026-03-11T00:29:00Z">
         <w:r>
           <w:rPr>
             <w:b/>
@@ -7681,7 +7706,7 @@
           <w:t>associations as in</w:t>
         </w:r>
       </w:ins>
-      <w:ins w:id="437" w:author="Raven, Olivier (Student)" w:date="2026-03-11T13:30:00Z" w16du:dateUtc="2026-03-11T00:30:00Z">
+      <w:ins w:id="441" w:author="Raven, Olivier (Student)" w:date="2026-03-11T13:30:00Z" w16du:dateUtc="2026-03-11T00:30:00Z">
         <w:r>
           <w:rPr>
             <w:b/>
@@ -7699,7 +7724,7 @@
           <w:t>tor of habitat quality</w:t>
         </w:r>
       </w:ins>
-      <w:del w:id="438" w:author="Raven, Olivier (Student)" w:date="2026-03-11T13:30:00Z" w16du:dateUtc="2026-03-11T00:30:00Z">
+      <w:del w:id="442" w:author="Raven, Olivier (Student)" w:date="2026-03-11T13:30:00Z" w16du:dateUtc="2026-03-11T00:30:00Z">
         <w:r>
           <w:rPr>
             <w:b/>
@@ -7742,12 +7767,12 @@
       <w:r>
         <w:t xml:space="preserve">A weak positive association between catfish presence and kōura </w:t>
       </w:r>
-      <w:del w:id="439" w:author="Raven, Olivier (Student)" w:date="2026-03-11T11:57:00Z" w16du:dateUtc="2026-03-10T22:57:00Z">
+      <w:del w:id="443" w:author="Raven, Olivier (Student)" w:date="2026-03-11T11:57:00Z" w16du:dateUtc="2026-03-10T22:57:00Z">
         <w:r>
           <w:delText xml:space="preserve">abundance </w:delText>
         </w:r>
       </w:del>
-      <w:ins w:id="440" w:author="Raven, Olivier (Student)" w:date="2026-03-11T11:57:00Z" w16du:dateUtc="2026-03-10T22:57:00Z">
+      <w:ins w:id="444" w:author="Raven, Olivier (Student)" w:date="2026-03-11T11:57:00Z" w16du:dateUtc="2026-03-10T22:57:00Z">
         <w:r>
           <w:t>occupancy</w:t>
         </w:r>
@@ -7758,17 +7783,17 @@
       <w:r>
         <w:t xml:space="preserve">was </w:t>
       </w:r>
-      <w:del w:id="441" w:author="Raven, Olivier (Student)" w:date="2026-03-11T12:29:00Z" w16du:dateUtc="2026-03-10T23:29:00Z">
+      <w:del w:id="445" w:author="Raven, Olivier (Student)" w:date="2026-03-11T12:29:00Z" w16du:dateUtc="2026-03-10T23:29:00Z">
         <w:r>
           <w:delText>observed</w:delText>
         </w:r>
       </w:del>
-      <w:ins w:id="442" w:author="Raven, Olivier (Student)" w:date="2026-03-11T12:29:00Z" w16du:dateUtc="2026-03-10T23:29:00Z">
+      <w:ins w:id="446" w:author="Raven, Olivier (Student)" w:date="2026-03-11T12:29:00Z" w16du:dateUtc="2026-03-10T23:29:00Z">
         <w:r>
           <w:t xml:space="preserve">detected </w:t>
         </w:r>
       </w:ins>
-      <w:ins w:id="443" w:author="Raven, Olivier (Student)" w:date="2026-03-11T11:57:00Z" w16du:dateUtc="2026-03-10T22:57:00Z">
+      <w:ins w:id="447" w:author="Raven, Olivier (Student)" w:date="2026-03-11T11:57:00Z" w16du:dateUtc="2026-03-10T22:57:00Z">
         <w:r>
           <w:t>in the GAMM</w:t>
         </w:r>
@@ -7776,7 +7801,7 @@
       <w:r>
         <w:t xml:space="preserve">, although this pattern </w:t>
       </w:r>
-      <w:del w:id="444" w:author="Raven, Olivier (Student)" w:date="2026-03-11T11:59:00Z" w16du:dateUtc="2026-03-10T22:59:00Z">
+      <w:del w:id="448" w:author="Raven, Olivier (Student)" w:date="2026-03-11T11:59:00Z" w16du:dateUtc="2026-03-10T22:59:00Z">
         <w:r>
           <w:delText xml:space="preserve">was based on a small number of sites and </w:delText>
         </w:r>
@@ -7784,37 +7809,37 @@
       <w:r>
         <w:t>should be interpreted cautiously.</w:t>
       </w:r>
-      <w:ins w:id="445" w:author="Raven, Olivier (Student)" w:date="2026-03-11T11:59:00Z" w16du:dateUtc="2026-03-10T22:59:00Z">
+      <w:ins w:id="449" w:author="Raven, Olivier (Student)" w:date="2026-03-11T11:59:00Z" w16du:dateUtc="2026-03-10T22:59:00Z">
         <w:r>
           <w:t xml:space="preserve"> </w:t>
         </w:r>
       </w:ins>
-      <w:ins w:id="446" w:author="Raven, Olivier (Student)" w:date="2026-03-11T11:59:00Z">
+      <w:ins w:id="450" w:author="Raven, Olivier (Student)" w:date="2026-03-11T11:59:00Z">
         <w:r>
           <w:t xml:space="preserve">Catfish were restricted to </w:t>
         </w:r>
       </w:ins>
-      <w:ins w:id="447" w:author="Raven, Olivier (Student)" w:date="2026-03-11T11:59:00Z" w16du:dateUtc="2026-03-10T22:59:00Z">
+      <w:ins w:id="451" w:author="Raven, Olivier (Student)" w:date="2026-03-11T11:59:00Z" w16du:dateUtc="2026-03-10T22:59:00Z">
         <w:r>
           <w:t xml:space="preserve">lakes </w:t>
         </w:r>
       </w:ins>
-      <w:ins w:id="448" w:author="Raven, Olivier (Student)" w:date="2026-03-11T11:59:00Z">
+      <w:ins w:id="452" w:author="Raven, Olivier (Student)" w:date="2026-03-11T11:59:00Z">
         <w:r>
           <w:t>Rotorua and Rotoiti, occurring at only 6 of 24 sites within these two lakes</w:t>
         </w:r>
       </w:ins>
-      <w:ins w:id="449" w:author="Raven, Olivier (Student)" w:date="2026-03-11T11:59:00Z" w16du:dateUtc="2026-03-10T22:59:00Z">
+      <w:ins w:id="453" w:author="Raven, Olivier (Student)" w:date="2026-03-11T11:59:00Z" w16du:dateUtc="2026-03-10T22:59:00Z">
         <w:r>
           <w:t>.</w:t>
         </w:r>
       </w:ins>
-      <w:ins w:id="450" w:author="Raven, Olivier (Student)" w:date="2026-03-11T12:29:00Z" w16du:dateUtc="2026-03-10T23:29:00Z">
+      <w:ins w:id="454" w:author="Raven, Olivier (Student)" w:date="2026-03-11T12:29:00Z" w16du:dateUtc="2026-03-10T23:29:00Z">
         <w:r>
           <w:t xml:space="preserve"> </w:t>
         </w:r>
       </w:ins>
-      <w:ins w:id="451" w:author="Raven, Olivier (Student)" w:date="2026-03-11T12:29:00Z">
+      <w:ins w:id="455" w:author="Raven, Olivier (Student)" w:date="2026-03-11T12:29:00Z">
         <w:r>
           <w:t xml:space="preserve">Examining this association across multiple spatial scales reveals a scale-dependent pattern consistent with Levin (1992), who demonstrated that ecological relationships </w:t>
         </w:r>
@@ -7830,148 +7855,128 @@
       <w:r>
         <w:t xml:space="preserve"> </w:t>
       </w:r>
-      <w:ins w:id="452" w:author="Raven, Olivier (Student)" w:date="2026-03-11T12:23:00Z" w16du:dateUtc="2026-03-10T23:23:00Z">
+      <w:ins w:id="456" w:author="Raven, Olivier (Student)" w:date="2026-03-11T12:23:00Z" w16du:dateUtc="2026-03-10T23:23:00Z">
         <w:r>
           <w:t xml:space="preserve">At </w:t>
         </w:r>
       </w:ins>
-      <w:ins w:id="453" w:author="Raven, Olivier (Student)" w:date="2026-03-11T12:26:00Z" w16du:dateUtc="2026-03-10T23:26:00Z">
+      <w:ins w:id="457" w:author="Raven, Olivier (Student)" w:date="2026-03-11T12:26:00Z" w16du:dateUtc="2026-03-10T23:26:00Z">
         <w:r>
           <w:t>the</w:t>
-        </w:r>
-      </w:ins>
-      <w:ins w:id="454" w:author="Raven, Olivier (Student)" w:date="2026-03-11T12:23:00Z" w16du:dateUtc="2026-03-10T23:23:00Z">
-        <w:r>
-          <w:t xml:space="preserve"> lake </w:t>
-        </w:r>
-      </w:ins>
-      <w:ins w:id="455" w:author="Raven, Olivier (Student)" w:date="2026-03-11T12:30:00Z" w16du:dateUtc="2026-03-10T23:30:00Z">
-        <w:r>
-          <w:t>scale,</w:t>
-        </w:r>
-      </w:ins>
-      <w:ins w:id="456" w:author="Raven, Olivier (Student)" w:date="2026-03-11T12:23:00Z" w16du:dateUtc="2026-03-10T23:23:00Z">
-        <w:r>
-          <w:t xml:space="preserve"> </w:t>
-        </w:r>
-      </w:ins>
-      <w:ins w:id="457" w:author="Raven, Olivier (Student)" w:date="2026-03-11T12:30:00Z" w16du:dateUtc="2026-03-10T23:30:00Z">
-        <w:r>
-          <w:t>kōura</w:t>
-        </w:r>
-        <w:r>
-          <w:t xml:space="preserve"> presence, CPUE, and BPUE </w:t>
-        </w:r>
-        <w:r>
-          <w:t xml:space="preserve">were all substantially lower in </w:t>
         </w:r>
       </w:ins>
       <w:ins w:id="458" w:author="Raven, Olivier (Student)" w:date="2026-03-11T12:23:00Z" w16du:dateUtc="2026-03-10T23:23:00Z">
         <w:r>
-          <w:t>catfish</w:t>
+          <w:t xml:space="preserve"> lake </w:t>
         </w:r>
       </w:ins>
-      <w:ins w:id="459" w:author="Raven, Olivier (Student)" w:date="2026-03-11T12:37:00Z" w16du:dateUtc="2026-03-10T23:37:00Z">
-        <w:r>
-          <w:t>-</w:t>
+      <w:ins w:id="459" w:author="Raven, Olivier (Student)" w:date="2026-03-11T12:30:00Z" w16du:dateUtc="2026-03-10T23:30:00Z">
+        <w:r>
+          <w:t>scale,</w:t>
         </w:r>
       </w:ins>
       <w:ins w:id="460" w:author="Raven, Olivier (Student)" w:date="2026-03-11T12:23:00Z" w16du:dateUtc="2026-03-10T23:23:00Z">
         <w:r>
-          <w:t>invaded lakes</w:t>
+          <w:t xml:space="preserve"> </w:t>
         </w:r>
       </w:ins>
       <w:ins w:id="461" w:author="Raven, Olivier (Student)" w:date="2026-03-11T12:30:00Z" w16du:dateUtc="2026-03-10T23:30:00Z">
         <w:r>
+          <w:t>kōura</w:t>
+        </w:r>
+        <w:r>
+          <w:t xml:space="preserve"> presence, CPUE, and BPUE </w:t>
+        </w:r>
+        <w:r>
+          <w:t xml:space="preserve">were all substantially lower in </w:t>
+        </w:r>
+      </w:ins>
+      <w:ins w:id="462" w:author="Raven, Olivier (Student)" w:date="2026-03-11T12:23:00Z" w16du:dateUtc="2026-03-10T23:23:00Z">
+        <w:r>
+          <w:t>catfish</w:t>
+        </w:r>
+      </w:ins>
+      <w:ins w:id="463" w:author="Raven, Olivier (Student)" w:date="2026-03-11T12:37:00Z" w16du:dateUtc="2026-03-10T23:37:00Z">
+        <w:r>
+          <w:t>-</w:t>
+        </w:r>
+      </w:ins>
+      <w:ins w:id="464" w:author="Raven, Olivier (Student)" w:date="2026-03-11T12:23:00Z" w16du:dateUtc="2026-03-10T23:23:00Z">
+        <w:r>
+          <w:t>invaded lakes</w:t>
+        </w:r>
+      </w:ins>
+      <w:ins w:id="465" w:author="Raven, Olivier (Student)" w:date="2026-03-11T12:30:00Z" w16du:dateUtc="2026-03-10T23:30:00Z">
+        <w:r>
           <w:t xml:space="preserve"> than in catfish</w:t>
-        </w:r>
-      </w:ins>
-      <w:ins w:id="462" w:author="Raven, Olivier (Student)" w:date="2026-03-11T12:31:00Z" w16du:dateUtc="2026-03-10T23:31:00Z">
-        <w:r>
-          <w:t>-</w:t>
-        </w:r>
-      </w:ins>
-      <w:ins w:id="463" w:author="Raven, Olivier (Student)" w:date="2026-03-11T12:30:00Z" w16du:dateUtc="2026-03-10T23:30:00Z">
-        <w:r>
-          <w:t xml:space="preserve">free </w:t>
-        </w:r>
-      </w:ins>
-      <w:ins w:id="464" w:author="Raven, Olivier (Student)" w:date="2026-03-11T12:31:00Z" w16du:dateUtc="2026-03-10T23:31:00Z">
-        <w:r>
-          <w:t>lakes</w:t>
-        </w:r>
-        <w:r>
-          <w:t>, suggesting a negative association</w:t>
-        </w:r>
-      </w:ins>
-      <w:ins w:id="465" w:author="Raven, Olivier (Student)" w:date="2026-03-11T12:26:00Z" w16du:dateUtc="2026-03-10T23:26:00Z">
-        <w:r>
-          <w:t xml:space="preserve">. At the site </w:t>
         </w:r>
       </w:ins>
       <w:ins w:id="466" w:author="Raven, Olivier (Student)" w:date="2026-03-11T12:31:00Z" w16du:dateUtc="2026-03-10T23:31:00Z">
         <w:r>
-          <w:t>scale within invaded lakes</w:t>
+          <w:t>-</w:t>
         </w:r>
       </w:ins>
-      <w:ins w:id="467" w:author="Raven, Olivier (Student)" w:date="2026-03-11T12:26:00Z" w16du:dateUtc="2026-03-10T23:26:00Z">
-        <w:r>
-          <w:t xml:space="preserve">, </w:t>
+      <w:ins w:id="467" w:author="Raven, Olivier (Student)" w:date="2026-03-11T12:30:00Z" w16du:dateUtc="2026-03-10T23:30:00Z">
+        <w:r>
+          <w:t xml:space="preserve">free </w:t>
         </w:r>
       </w:ins>
       <w:ins w:id="468" w:author="Raven, Olivier (Student)" w:date="2026-03-11T12:31:00Z" w16du:dateUtc="2026-03-10T23:31:00Z">
         <w:r>
+          <w:t>lakes</w:t>
+        </w:r>
+        <w:r>
+          <w:t>, suggesting a negative association</w:t>
+        </w:r>
+      </w:ins>
+      <w:ins w:id="469" w:author="Raven, Olivier (Student)" w:date="2026-03-11T12:26:00Z" w16du:dateUtc="2026-03-10T23:26:00Z">
+        <w:r>
+          <w:t xml:space="preserve">. At the site </w:t>
+        </w:r>
+      </w:ins>
+      <w:ins w:id="470" w:author="Raven, Olivier (Student)" w:date="2026-03-11T12:31:00Z" w16du:dateUtc="2026-03-10T23:31:00Z">
+        <w:r>
+          <w:t>scale within invaded lakes</w:t>
+        </w:r>
+      </w:ins>
+      <w:ins w:id="471" w:author="Raven, Olivier (Student)" w:date="2026-03-11T12:26:00Z" w16du:dateUtc="2026-03-10T23:26:00Z">
+        <w:r>
+          <w:t xml:space="preserve">, </w:t>
+        </w:r>
+      </w:ins>
+      <w:ins w:id="472" w:author="Raven, Olivier (Student)" w:date="2026-03-11T12:31:00Z" w16du:dateUtc="2026-03-10T23:31:00Z">
+        <w:r>
           <w:t xml:space="preserve">catfish-present sites </w:t>
         </w:r>
       </w:ins>
-      <w:ins w:id="469" w:author="Raven, Olivier (Student)" w:date="2026-03-11T12:32:00Z" w16du:dateUtc="2026-03-10T23:32:00Z">
+      <w:ins w:id="473" w:author="Raven, Olivier (Student)" w:date="2026-03-11T12:32:00Z" w16du:dateUtc="2026-03-10T23:32:00Z">
         <w:r>
           <w:t>also</w:t>
         </w:r>
       </w:ins>
-      <w:ins w:id="470" w:author="Raven, Olivier (Student)" w:date="2026-03-11T12:32:00Z">
+      <w:ins w:id="474" w:author="Raven, Olivier (Student)" w:date="2026-03-11T12:32:00Z">
         <w:r>
           <w:t xml:space="preserve"> had lower kōura presence rates and abundance than catfish-absent sites</w:t>
         </w:r>
       </w:ins>
-      <w:ins w:id="471" w:author="Raven, Olivier (Student)" w:date="2026-03-11T12:27:00Z" w16du:dateUtc="2026-03-10T23:27:00Z">
+      <w:ins w:id="475" w:author="Raven, Olivier (Student)" w:date="2026-03-11T12:27:00Z" w16du:dateUtc="2026-03-10T23:27:00Z">
         <w:r>
           <w:t xml:space="preserve">. </w:t>
         </w:r>
       </w:ins>
-      <w:ins w:id="472" w:author="Raven, Olivier (Student)" w:date="2026-03-11T12:32:00Z">
+      <w:ins w:id="476" w:author="Raven, Olivier (Student)" w:date="2026-03-11T12:32:00Z">
         <w:r>
           <w:t>The positive parametric term in the GAMM therefore likely</w:t>
         </w:r>
       </w:ins>
-      <w:ins w:id="473" w:author="Raven, Olivier (Student)" w:date="2026-03-11T12:33:00Z" w16du:dateUtc="2026-03-10T23:33:00Z">
+      <w:ins w:id="477" w:author="Raven, Olivier (Student)" w:date="2026-03-11T12:33:00Z" w16du:dateUtc="2026-03-10T23:33:00Z">
         <w:r>
           <w:t xml:space="preserve"> result</w:t>
         </w:r>
       </w:ins>
-      <w:ins w:id="474" w:author="Raven, Olivier (Student)" w:date="2026-03-11T12:39:00Z" w16du:dateUtc="2026-03-10T23:39:00Z">
+      <w:ins w:id="478" w:author="Raven, Olivier (Student)" w:date="2026-03-11T12:39:00Z" w16du:dateUtc="2026-03-10T23:39:00Z">
         <w:r>
           <w:t>ed</w:t>
-        </w:r>
-      </w:ins>
-      <w:ins w:id="475" w:author="Raven, Olivier (Student)" w:date="2026-03-11T12:32:00Z">
-        <w:r>
-          <w:t xml:space="preserve"> </w:t>
-        </w:r>
-      </w:ins>
-      <w:ins w:id="476" w:author="Raven, Olivier (Student)" w:date="2026-03-11T12:39:00Z" w16du:dateUtc="2026-03-10T23:39:00Z">
-        <w:r>
-          <w:t>from</w:t>
-        </w:r>
-      </w:ins>
-      <w:ins w:id="477" w:author="Raven, Olivier (Student)" w:date="2026-03-11T12:32:00Z">
-        <w:r>
-          <w:t xml:space="preserve"> habitat covariate adjustment, where catfish and kōura co-occur in </w:t>
-        </w:r>
-      </w:ins>
-      <w:ins w:id="478" w:author="Raven, Olivier (Student)" w:date="2026-03-12T11:20:00Z" w16du:dateUtc="2026-03-11T22:20:00Z">
-        <w:r>
-          <w:t>coarse substrate</w:t>
         </w:r>
       </w:ins>
       <w:ins w:id="479" w:author="Raven, Olivier (Student)" w:date="2026-03-11T12:32:00Z">
@@ -7979,7 +7984,27 @@
           <w:t xml:space="preserve"> </w:t>
         </w:r>
       </w:ins>
-      <w:del w:id="480" w:author="Raven, Olivier (Student)" w:date="2026-03-11T12:34:00Z" w16du:dateUtc="2026-03-10T23:34:00Z">
+      <w:ins w:id="480" w:author="Raven, Olivier (Student)" w:date="2026-03-11T12:39:00Z" w16du:dateUtc="2026-03-10T23:39:00Z">
+        <w:r>
+          <w:t>from</w:t>
+        </w:r>
+      </w:ins>
+      <w:ins w:id="481" w:author="Raven, Olivier (Student)" w:date="2026-03-11T12:32:00Z">
+        <w:r>
+          <w:t xml:space="preserve"> habitat covariate adjustment, where catfish and kōura co-occur in </w:t>
+        </w:r>
+      </w:ins>
+      <w:ins w:id="482" w:author="Raven, Olivier (Student)" w:date="2026-03-12T11:20:00Z" w16du:dateUtc="2026-03-11T22:20:00Z">
+        <w:r>
+          <w:t>coarse substrate</w:t>
+        </w:r>
+      </w:ins>
+      <w:ins w:id="483" w:author="Raven, Olivier (Student)" w:date="2026-03-11T12:32:00Z">
+        <w:r>
+          <w:t xml:space="preserve"> </w:t>
+        </w:r>
+      </w:ins>
+      <w:del w:id="484" w:author="Raven, Olivier (Student)" w:date="2026-03-11T12:34:00Z" w16du:dateUtc="2026-03-10T23:34:00Z">
         <w:r>
           <w:delText xml:space="preserve">Rather than indicating a positive effect of catfish on kōura, this association likely reflects co-occurrence in productive </w:delText>
         </w:r>
@@ -7987,7 +8012,7 @@
       <w:r>
         <w:t>littoral habitats that support higher benthic invertebrate biomass and historically higher kōura densities (Barnes, 1996; Barnes &amp; Hicks, 2003). Importantly,</w:t>
       </w:r>
-      <w:ins w:id="481" w:author="Raven, Olivier (Student)" w:date="2026-03-11T12:34:00Z" w16du:dateUtc="2026-03-10T23:34:00Z">
+      <w:ins w:id="485" w:author="Raven, Olivier (Student)" w:date="2026-03-11T12:34:00Z" w16du:dateUtc="2026-03-10T23:34:00Z">
         <w:r>
           <w:t xml:space="preserve"> the positive GAMM</w:t>
         </w:r>
@@ -7995,12 +8020,12 @@
       <w:r>
         <w:t xml:space="preserve"> </w:t>
       </w:r>
-      <w:ins w:id="482" w:author="Raven, Olivier (Student)" w:date="2026-03-11T12:39:00Z" w16du:dateUtc="2026-03-10T23:39:00Z">
+      <w:ins w:id="486" w:author="Raven, Olivier (Student)" w:date="2026-03-11T12:39:00Z" w16du:dateUtc="2026-03-10T23:39:00Z">
         <w:r>
           <w:t xml:space="preserve">term </w:t>
         </w:r>
       </w:ins>
-      <w:del w:id="483" w:author="Raven, Olivier (Student)" w:date="2026-03-11T12:35:00Z" w16du:dateUtc="2026-03-10T23:35:00Z">
+      <w:del w:id="487" w:author="Raven, Olivier (Student)" w:date="2026-03-11T12:35:00Z" w16du:dateUtc="2026-03-10T23:35:00Z">
         <w:r>
           <w:delText xml:space="preserve">this pattern </w:delText>
         </w:r>
@@ -8008,7 +8033,7 @@
       <w:r>
         <w:t xml:space="preserve">does not preclude strong negative impacts of catfish during earlier stages of invasion; instead, </w:t>
       </w:r>
-      <w:ins w:id="484" w:author="Raven, Olivier (Student)" w:date="2026-03-11T12:36:00Z">
+      <w:ins w:id="488" w:author="Raven, Olivier (Student)" w:date="2026-03-11T12:36:00Z">
         <w:r>
           <w:t>current distributions</w:t>
         </w:r>
@@ -8016,7 +8041,7 @@
           <w:t xml:space="preserve"> </w:t>
         </w:r>
       </w:ins>
-      <w:del w:id="485" w:author="Raven, Olivier (Student)" w:date="2026-03-11T12:36:00Z" w16du:dateUtc="2026-03-10T23:36:00Z">
+      <w:del w:id="489" w:author="Raven, Olivier (Student)" w:date="2026-03-11T12:36:00Z" w16du:dateUtc="2026-03-10T23:36:00Z">
         <w:r>
           <w:delText xml:space="preserve">it </w:delText>
         </w:r>
@@ -8024,7 +8049,7 @@
       <w:r>
         <w:t xml:space="preserve">may represent a residual distribution following substantial historical declines, with </w:t>
       </w:r>
-      <w:del w:id="486" w:author="Raven, Olivier (Student)" w:date="2026-03-11T12:42:00Z" w16du:dateUtc="2026-03-10T23:42:00Z">
+      <w:del w:id="490" w:author="Raven, Olivier (Student)" w:date="2026-03-11T12:42:00Z" w16du:dateUtc="2026-03-10T23:42:00Z">
         <w:r>
           <w:delText xml:space="preserve">remaining </w:delText>
         </w:r>
@@ -8032,7 +8057,7 @@
       <w:r>
         <w:t xml:space="preserve">kōura </w:t>
       </w:r>
-      <w:del w:id="487" w:author="Raven, Olivier (Student)" w:date="2026-03-11T12:40:00Z" w16du:dateUtc="2026-03-10T23:40:00Z">
+      <w:del w:id="491" w:author="Raven, Olivier (Student)" w:date="2026-03-11T12:40:00Z" w16du:dateUtc="2026-03-10T23:40:00Z">
         <w:r>
           <w:delText xml:space="preserve">populations </w:delText>
         </w:r>
@@ -8043,12 +8068,12 @@
       <w:r>
         <w:t>in revi</w:t>
       </w:r>
-      <w:ins w:id="488" w:author="Raven, Olivier (Student)" w:date="2026-03-16T10:13:00Z" w16du:dateUtc="2026-03-15T21:13:00Z">
+      <w:ins w:id="492" w:author="Raven, Olivier (Student)" w:date="2026-03-16T10:13:00Z" w16du:dateUtc="2026-03-15T21:13:00Z">
         <w:r>
           <w:t>sion</w:t>
         </w:r>
       </w:ins>
-      <w:del w:id="489" w:author="Raven, Olivier (Student)" w:date="2026-03-16T10:13:00Z" w16du:dateUtc="2026-03-15T21:13:00Z">
+      <w:del w:id="493" w:author="Raven, Olivier (Student)" w:date="2026-03-16T10:13:00Z" w16du:dateUtc="2026-03-15T21:13:00Z">
         <w:r>
           <w:delText>ew</w:delText>
         </w:r>
@@ -8103,7 +8128,7 @@
       <w:r>
         <w:t xml:space="preserve"> experience</w:t>
       </w:r>
-      <w:del w:id="490" w:author="Raven, Olivier (Student)" w:date="2026-03-10T10:52:00Z" w16du:dateUtc="2026-03-09T21:52:00Z">
+      <w:del w:id="494" w:author="Raven, Olivier (Student)" w:date="2026-03-10T10:52:00Z" w16du:dateUtc="2026-03-09T21:52:00Z">
         <w:r>
           <w:delText>s</w:delText>
         </w:r>
@@ -8124,15 +8149,7 @@
         <w:t xml:space="preserve"> (</w:t>
       </w:r>
       <w:r>
-        <w:t xml:space="preserve">von </w:t>
-      </w:r>
-      <w:proofErr w:type="spellStart"/>
-      <w:r>
-        <w:t>Westernhagen</w:t>
-      </w:r>
-      <w:proofErr w:type="spellEnd"/>
-      <w:r>
-        <w:t xml:space="preserve"> et al., 2010</w:t>
+        <w:t>von Westernhagen et al., 2010</w:t>
       </w:r>
       <w:r>
         <w:t>),</w:t>
@@ -8152,17 +8169,17 @@
       <w:r>
         <w:t xml:space="preserve">Importantly, this temperature effect was detected independently of littoral habitat structure, suggesting that elevated summer temperatures may compress kōura into a narrower subset of thermally and structurally suitable microhabitats, where local habitat </w:t>
       </w:r>
-      <w:ins w:id="491" w:author="Raven, Olivier (Student)" w:date="2026-03-11T15:18:00Z">
+      <w:ins w:id="495" w:author="Raven, Olivier (Student)" w:date="2026-03-11T15:18:00Z">
         <w:r>
           <w:t>characteristics</w:t>
         </w:r>
       </w:ins>
-      <w:ins w:id="492" w:author="Raven, Olivier (Student)" w:date="2026-03-11T15:18:00Z" w16du:dateUtc="2026-03-11T02:18:00Z">
+      <w:ins w:id="496" w:author="Raven, Olivier (Student)" w:date="2026-03-11T15:18:00Z" w16du:dateUtc="2026-03-11T02:18:00Z">
         <w:r>
           <w:t xml:space="preserve"> </w:t>
         </w:r>
       </w:ins>
-      <w:del w:id="493" w:author="Raven, Olivier (Student)" w:date="2026-03-11T15:18:00Z" w16du:dateUtc="2026-03-11T02:18:00Z">
+      <w:del w:id="497" w:author="Raven, Olivier (Student)" w:date="2026-03-11T15:18:00Z" w16du:dateUtc="2026-03-11T02:18:00Z">
         <w:r>
           <w:delText xml:space="preserve">complexity </w:delText>
         </w:r>
@@ -8257,7 +8274,7 @@
         <w:spacing w:before="120" w:line="360" w:lineRule="auto"/>
         <w:jc w:val="left"/>
         <w:rPr>
-          <w:ins w:id="494" w:author="Raven, Olivier (Student)" w:date="2026-03-12T11:41:00Z" w16du:dateUtc="2026-03-11T22:41:00Z"/>
+          <w:ins w:id="498" w:author="Raven, Olivier (Student)" w:date="2026-03-12T11:41:00Z" w16du:dateUtc="2026-03-11T22:41:00Z"/>
         </w:rPr>
       </w:pPr>
       <w:r>
@@ -8266,7 +8283,7 @@
       <w:r>
         <w:t xml:space="preserve"> study demonstrates that kōura occurrence and abundance </w:t>
       </w:r>
-      <w:ins w:id="495" w:author="ian.kusabs@outlook.com" w:date="2026-03-20T02:59:00Z" w16du:dateUtc="2026-03-20T02:59:43Z">
+      <w:ins w:id="499" w:author="ian.kusabs@outlook.com" w:date="2026-03-20T02:59:00Z" w16du:dateUtc="2026-03-20T02:59:43Z">
         <w:r>
           <w:t xml:space="preserve">in nearshore habitats </w:t>
         </w:r>
@@ -8280,17 +8297,17 @@
       <w:r>
         <w:t xml:space="preserve"> by local littoral habitat conditions rather than by lake-scale processes. </w:t>
       </w:r>
-      <w:ins w:id="496" w:author="Raven, Olivier (Student)" w:date="2026-03-12T11:40:00Z" w16du:dateUtc="2026-03-11T22:40:00Z">
+      <w:ins w:id="500" w:author="Raven, Olivier (Student)" w:date="2026-03-12T11:40:00Z" w16du:dateUtc="2026-03-11T22:40:00Z">
         <w:r>
           <w:t xml:space="preserve">Coarse substrate availability </w:t>
         </w:r>
       </w:ins>
-      <w:del w:id="497" w:author="Raven, Olivier (Student)" w:date="2026-03-12T11:40:00Z" w16du:dateUtc="2026-03-11T22:40:00Z">
+      <w:del w:id="501" w:author="Raven, Olivier (Student)" w:date="2026-03-12T11:40:00Z" w16du:dateUtc="2026-03-11T22:40:00Z">
         <w:r>
           <w:delText xml:space="preserve">Structural habitat </w:delText>
         </w:r>
       </w:del>
-      <w:del w:id="498" w:author="Raven, Olivier (Student)" w:date="2026-03-11T15:19:00Z" w16du:dateUtc="2026-03-11T02:19:00Z">
+      <w:del w:id="502" w:author="Raven, Olivier (Student)" w:date="2026-03-11T15:19:00Z" w16du:dateUtc="2026-03-11T02:19:00Z">
         <w:r>
           <w:delText xml:space="preserve">complexity </w:delText>
         </w:r>
@@ -8308,27 +8325,27 @@
         <w:spacing w:before="120" w:line="360" w:lineRule="auto"/>
         <w:jc w:val="left"/>
       </w:pPr>
-      <w:ins w:id="499" w:author="Raven, Olivier (Student)" w:date="2026-03-12T11:56:00Z">
+      <w:ins w:id="503" w:author="Raven, Olivier (Student)" w:date="2026-03-12T11:56:00Z">
         <w:r>
           <w:t xml:space="preserve">This study contributes to understanding of how habitat complexity structures </w:t>
         </w:r>
       </w:ins>
-      <w:ins w:id="500" w:author="Raven, Olivier (Student)" w:date="2026-03-23T10:55:00Z" w16du:dateUtc="2026-03-22T21:55:00Z">
+      <w:ins w:id="504" w:author="Raven, Olivier (Student)" w:date="2026-03-23T10:55:00Z" w16du:dateUtc="2026-03-22T21:55:00Z">
         <w:r>
           <w:t xml:space="preserve">influence </w:t>
         </w:r>
       </w:ins>
-      <w:ins w:id="501" w:author="Raven, Olivier (Student)" w:date="2026-03-12T11:56:00Z">
+      <w:ins w:id="505" w:author="Raven, Olivier (Student)" w:date="2026-03-12T11:56:00Z">
         <w:r>
           <w:t xml:space="preserve">freshwater crayfish </w:t>
         </w:r>
       </w:ins>
-      <w:ins w:id="502" w:author="Raven, Olivier (Student)" w:date="2026-03-12T11:56:00Z" w16du:dateUtc="2026-03-11T22:56:00Z">
+      <w:ins w:id="506" w:author="Raven, Olivier (Student)" w:date="2026-03-12T11:56:00Z" w16du:dateUtc="2026-03-11T22:56:00Z">
         <w:r>
           <w:t>populations and</w:t>
         </w:r>
       </w:ins>
-      <w:ins w:id="503" w:author="Raven, Olivier (Student)" w:date="2026-03-12T11:56:00Z">
+      <w:ins w:id="507" w:author="Raven, Olivier (Student)" w:date="2026-03-12T11:56:00Z">
         <w:r>
           <w:t xml:space="preserve"> demonstrates that not all forms of structural complexity equally support biodiversity. </w:t>
         </w:r>
@@ -8336,12 +8353,12 @@
           <w:t>Different forms of structural complexity likely support different species and ecological functions, meaning that maintaining diversity of habitat types within the littoral zone is important for broader biodiversity conservation</w:t>
         </w:r>
       </w:ins>
-      <w:ins w:id="504" w:author="Raven, Olivier (Student)" w:date="2026-03-12T17:03:00Z" w16du:dateUtc="2026-03-12T04:03:00Z">
+      <w:ins w:id="508" w:author="Raven, Olivier (Student)" w:date="2026-03-12T17:03:00Z" w16du:dateUtc="2026-03-12T04:03:00Z">
         <w:r>
           <w:t xml:space="preserve"> </w:t>
         </w:r>
       </w:ins>
-      <w:ins w:id="505" w:author="Raven, Olivier (Student)" w:date="2026-03-13T11:47:00Z">
+      <w:ins w:id="509" w:author="Raven, Olivier (Student)" w:date="2026-03-13T11:47:00Z">
         <w:r>
           <w:t>(</w:t>
         </w:r>
@@ -8362,22 +8379,22 @@
           <w:t xml:space="preserve"> Ángeles González-Sagrario, 2022)</w:t>
         </w:r>
       </w:ins>
-      <w:ins w:id="506" w:author="Raven, Olivier (Student)" w:date="2026-03-12T11:56:00Z">
+      <w:ins w:id="510" w:author="Raven, Olivier (Student)" w:date="2026-03-12T11:56:00Z">
         <w:r>
           <w:t>.</w:t>
         </w:r>
       </w:ins>
-      <w:ins w:id="507" w:author="Raven, Olivier (Student)" w:date="2026-03-12T11:56:00Z" w16du:dateUtc="2026-03-11T22:56:00Z">
+      <w:ins w:id="511" w:author="Raven, Olivier (Student)" w:date="2026-03-12T11:56:00Z" w16du:dateUtc="2026-03-11T22:56:00Z">
         <w:r>
           <w:t xml:space="preserve"> </w:t>
         </w:r>
       </w:ins>
-      <w:ins w:id="508" w:author="Raven, Olivier (Student)" w:date="2026-03-12T11:51:00Z">
+      <w:ins w:id="512" w:author="Raven, Olivier (Student)" w:date="2026-03-12T11:51:00Z">
         <w:r>
           <w:t xml:space="preserve">As shoreline modification, sedimentation, and invasive macrophyte expansion </w:t>
         </w:r>
       </w:ins>
-      <w:ins w:id="509" w:author="Raven, Olivier (Student)" w:date="2026-03-12T11:57:00Z">
+      <w:ins w:id="513" w:author="Raven, Olivier (Student)" w:date="2026-03-12T11:57:00Z">
         <w:r>
           <w:t>continue to reduce variation and structural diversity in littoral habitats, understanding which components of habitat complexity are functionally important for target species becomes critical for effective restoration planning.</w:t>
         </w:r>
@@ -8415,12 +8432,12 @@
       <w:r>
         <w:t xml:space="preserve">Climate warming is expected to impose increasing constraints on freshwater crayfish populations through rising summer water temperatures, prolonged periods of thermal stratification, and intensified interactions with non-native species that are better adapted to warmer conditions (Capinha et al., 2013; Lee et al., 2025). While such broad-scale drivers are difficult to manage directly, local habitat conditions represent a tractable management lever. The strong association between kōura occurrence and </w:t>
       </w:r>
-      <w:ins w:id="510" w:author="Raven, Olivier (Student)" w:date="2026-03-12T11:30:00Z" w16du:dateUtc="2026-03-11T22:30:00Z">
+      <w:ins w:id="514" w:author="Raven, Olivier (Student)" w:date="2026-03-12T11:30:00Z" w16du:dateUtc="2026-03-11T22:30:00Z">
         <w:r>
           <w:t>c</w:t>
         </w:r>
       </w:ins>
-      <w:ins w:id="511" w:author="Raven, Olivier (Student)" w:date="2026-03-12T11:31:00Z" w16du:dateUtc="2026-03-11T22:31:00Z">
+      <w:ins w:id="515" w:author="Raven, Olivier (Student)" w:date="2026-03-12T11:31:00Z" w16du:dateUtc="2026-03-11T22:31:00Z">
         <w:r>
           <w:t xml:space="preserve">oarse </w:t>
         </w:r>
@@ -8428,17 +8445,17 @@
           <w:t xml:space="preserve">substrate availability </w:t>
         </w:r>
       </w:ins>
-      <w:del w:id="512" w:author="Raven, Olivier (Student)" w:date="2026-03-12T11:31:00Z" w16du:dateUtc="2026-03-11T22:31:00Z">
+      <w:del w:id="516" w:author="Raven, Olivier (Student)" w:date="2026-03-12T11:31:00Z" w16du:dateUtc="2026-03-11T22:31:00Z">
         <w:r>
           <w:delText xml:space="preserve">structural habitat </w:delText>
         </w:r>
       </w:del>
-      <w:del w:id="513" w:author="Raven, Olivier (Student)" w:date="2026-03-11T15:19:00Z" w16du:dateUtc="2026-03-11T02:19:00Z">
+      <w:del w:id="517" w:author="Raven, Olivier (Student)" w:date="2026-03-11T15:19:00Z" w16du:dateUtc="2026-03-11T02:19:00Z">
         <w:r>
           <w:delText xml:space="preserve">complexity </w:delText>
         </w:r>
       </w:del>
-      <w:del w:id="514" w:author="Raven, Olivier (Student)" w:date="2026-03-12T11:35:00Z" w16du:dateUtc="2026-03-11T22:35:00Z">
+      <w:del w:id="518" w:author="Raven, Olivier (Student)" w:date="2026-03-12T11:35:00Z" w16du:dateUtc="2026-03-11T22:35:00Z">
         <w:r>
           <w:delText xml:space="preserve">observed in this study </w:delText>
         </w:r>
@@ -8446,12 +8463,12 @@
       <w:r>
         <w:t xml:space="preserve">suggests that </w:t>
       </w:r>
-      <w:ins w:id="515" w:author="Raven, Olivier (Student)" w:date="2026-03-12T12:00:00Z">
+      <w:ins w:id="519" w:author="Raven, Olivier (Student)" w:date="2026-03-12T12:00:00Z">
         <w:r>
           <w:t xml:space="preserve">interstitial refuge </w:t>
         </w:r>
       </w:ins>
-      <w:del w:id="516" w:author="Raven, Olivier (Student)" w:date="2026-03-12T12:00:00Z" w16du:dateUtc="2026-03-11T23:00:00Z">
+      <w:del w:id="520" w:author="Raven, Olivier (Student)" w:date="2026-03-12T12:00:00Z" w16du:dateUtc="2026-03-11T23:00:00Z">
         <w:r>
           <w:delText xml:space="preserve">shelter </w:delText>
         </w:r>
@@ -8459,12 +8476,12 @@
       <w:r>
         <w:t xml:space="preserve">availability may act as a limiting factor in these systems. Accordingly, management actions that prioritise the protection and enhancement of </w:t>
       </w:r>
-      <w:del w:id="517" w:author="Raven, Olivier (Student)" w:date="2026-03-12T11:29:00Z" w16du:dateUtc="2026-03-11T22:29:00Z">
+      <w:del w:id="521" w:author="Raven, Olivier (Student)" w:date="2026-03-12T11:29:00Z" w16du:dateUtc="2026-03-11T22:29:00Z">
         <w:r>
           <w:delText>structurally complex</w:delText>
         </w:r>
       </w:del>
-      <w:ins w:id="518" w:author="Raven, Olivier (Student)" w:date="2026-03-12T11:29:00Z" w16du:dateUtc="2026-03-11T22:29:00Z">
+      <w:ins w:id="522" w:author="Raven, Olivier (Student)" w:date="2026-03-12T11:29:00Z" w16du:dateUtc="2026-03-11T22:29:00Z">
         <w:r>
           <w:t>coarse</w:t>
         </w:r>
@@ -8472,12 +8489,12 @@
       <w:r>
         <w:t xml:space="preserve"> littoral </w:t>
       </w:r>
-      <w:del w:id="519" w:author="Raven, Olivier (Student)" w:date="2026-03-12T11:29:00Z" w16du:dateUtc="2026-03-11T22:29:00Z">
+      <w:del w:id="523" w:author="Raven, Olivier (Student)" w:date="2026-03-12T11:29:00Z" w16du:dateUtc="2026-03-11T22:29:00Z">
         <w:r>
           <w:delText>habitats</w:delText>
         </w:r>
       </w:del>
-      <w:ins w:id="520" w:author="Raven, Olivier (Student)" w:date="2026-03-12T11:29:00Z" w16du:dateUtc="2026-03-11T22:29:00Z">
+      <w:ins w:id="524" w:author="Raven, Olivier (Student)" w:date="2026-03-12T11:29:00Z" w16du:dateUtc="2026-03-11T22:29:00Z">
         <w:r>
           <w:t>substrates and riparian vegetation</w:t>
         </w:r>
@@ -8500,12 +8517,12 @@
       <w:r>
         <w:t>in lakes</w:t>
       </w:r>
-      <w:ins w:id="521" w:author="Raven, Olivier (Student)" w:date="2026-03-12T12:04:00Z" w16du:dateUtc="2026-03-11T23:04:00Z">
+      <w:ins w:id="525" w:author="Raven, Olivier (Student)" w:date="2026-03-12T12:04:00Z" w16du:dateUtc="2026-03-11T23:04:00Z">
         <w:r>
           <w:t xml:space="preserve"> </w:t>
         </w:r>
       </w:ins>
-      <w:ins w:id="522" w:author="Raven, Olivier (Student)" w:date="2026-03-12T12:04:00Z">
+      <w:ins w:id="526" w:author="Raven, Olivier (Student)" w:date="2026-03-12T12:04:00Z">
         <w:r>
           <w:t>and represent a practical approach to conserving functionally important habitat complexity in littoral ecosystems</w:t>
         </w:r>
@@ -8539,22 +8556,22 @@
       <w:r>
         <w:t>We thank Te Arawa Lakes Trust and Te Komiti Whakahaere for the opportunity to study kōura in these special lakes. We are grateful to Soweeta Fort-D’ath and William Anaru (Te Arawa Lakes Trust), and Tihini Grant</w:t>
       </w:r>
-      <w:ins w:id="523" w:author="ian.kusabs@outlook.com" w:date="2026-03-20T03:10:00Z" w16du:dateUtc="2026-03-20T03:10:02Z">
+      <w:ins w:id="527" w:author="ian.kusabs@outlook.com" w:date="2026-03-20T03:10:00Z" w16du:dateUtc="2026-03-20T03:10:02Z">
         <w:r>
           <w:t xml:space="preserve"> </w:t>
         </w:r>
       </w:ins>
-      <w:ins w:id="524" w:author="ian.kusabs@outlook.com" w:date="2026-03-20T03:11:00Z" w16du:dateUtc="2026-03-20T03:11:28Z">
+      <w:ins w:id="528" w:author="ian.kusabs@outlook.com" w:date="2026-03-20T03:11:00Z" w16du:dateUtc="2026-03-20T03:11:28Z">
         <w:r>
           <w:t xml:space="preserve">(Ngāti </w:t>
         </w:r>
       </w:ins>
-      <w:ins w:id="525" w:author="ian.kusabs@outlook.com" w:date="2026-03-20T04:03:00Z" w16du:dateUtc="2026-03-20T04:03:58Z">
+      <w:ins w:id="529" w:author="ian.kusabs@outlook.com" w:date="2026-03-20T04:03:00Z" w16du:dateUtc="2026-03-20T04:03:58Z">
         <w:r>
           <w:t>Pikiao</w:t>
         </w:r>
       </w:ins>
-      <w:ins w:id="526" w:author="ian.kusabs@outlook.com" w:date="2026-03-20T03:11:00Z" w16du:dateUtc="2026-03-20T03:11:28Z">
+      <w:ins w:id="530" w:author="ian.kusabs@outlook.com" w:date="2026-03-20T03:11:00Z" w16du:dateUtc="2026-03-20T03:11:28Z">
         <w:r>
           <w:t>)</w:t>
         </w:r>
@@ -8566,50 +8583,50 @@
         <w:lastRenderedPageBreak/>
         <w:t>Bruere and Bay of Plenty Regional Council in helping to fund the fieldwork.</w:t>
       </w:r>
-      <w:ins w:id="527" w:author="Raven, Olivier (Student)" w:date="2026-03-31T12:01:00Z" w16du:dateUtc="2026-03-30T23:01:00Z">
+      <w:ins w:id="531" w:author="Raven, Olivier (Student)" w:date="2026-03-31T12:01:00Z" w16du:dateUtc="2026-03-30T23:01:00Z">
         <w:r>
           <w:t xml:space="preserve"> </w:t>
-        </w:r>
-      </w:ins>
-      <w:ins w:id="528" w:author="Raven, Olivier (Student)" w:date="2026-03-10T12:19:00Z" w16du:dateUtc="2026-03-09T23:19:00Z">
-        <w:r>
-          <w:t xml:space="preserve">We thank </w:t>
-        </w:r>
-      </w:ins>
-      <w:ins w:id="529" w:author="Raven, Olivier (Student)" w:date="2026-03-31T12:03:00Z" w16du:dateUtc="2026-03-30T23:03:00Z">
-        <w:r>
-          <w:t>Calum MacNeil</w:t>
-        </w:r>
-        <w:r>
-          <w:t xml:space="preserve"> and </w:t>
-        </w:r>
-      </w:ins>
-      <w:ins w:id="530" w:author="Raven, Olivier (Student)" w:date="2026-03-10T12:19:00Z" w16du:dateUtc="2026-03-09T23:19:00Z">
-        <w:r>
-          <w:t xml:space="preserve">three </w:t>
-        </w:r>
-      </w:ins>
-      <w:ins w:id="531" w:author="Raven, Olivier (Student)" w:date="2026-03-10T12:20:00Z" w16du:dateUtc="2026-03-10T12:20:00Z">
-        <w:r>
-          <w:t xml:space="preserve">anonymous </w:t>
         </w:r>
       </w:ins>
       <w:ins w:id="532" w:author="Raven, Olivier (Student)" w:date="2026-03-10T12:19:00Z" w16du:dateUtc="2026-03-09T23:19:00Z">
         <w:r>
-          <w:t>reviewers for feedback on a</w:t>
+          <w:t xml:space="preserve">We thank </w:t>
         </w:r>
       </w:ins>
-      <w:ins w:id="533" w:author="Raven, Olivier (Student)" w:date="2026-03-10T12:20:00Z" w16du:dateUtc="2026-03-09T23:20:00Z">
-        <w:r>
-          <w:t>n</w:t>
+      <w:ins w:id="533" w:author="Raven, Olivier (Student)" w:date="2026-03-31T12:03:00Z" w16du:dateUtc="2026-03-30T23:03:00Z">
+        <w:r>
+          <w:t>Calum MacNeil</w:t>
+        </w:r>
+        <w:r>
+          <w:t xml:space="preserve"> and </w:t>
         </w:r>
       </w:ins>
       <w:ins w:id="534" w:author="Raven, Olivier (Student)" w:date="2026-03-10T12:19:00Z" w16du:dateUtc="2026-03-09T23:19:00Z">
         <w:r>
+          <w:t xml:space="preserve">three </w:t>
+        </w:r>
+      </w:ins>
+      <w:ins w:id="535" w:author="Raven, Olivier (Student)" w:date="2026-03-10T12:20:00Z" w16du:dateUtc="2026-03-10T12:20:00Z">
+        <w:r>
+          <w:t xml:space="preserve">anonymous </w:t>
+        </w:r>
+      </w:ins>
+      <w:ins w:id="536" w:author="Raven, Olivier (Student)" w:date="2026-03-10T12:19:00Z" w16du:dateUtc="2026-03-09T23:19:00Z">
+        <w:r>
+          <w:t>reviewers for feedback on a</w:t>
+        </w:r>
+      </w:ins>
+      <w:ins w:id="537" w:author="Raven, Olivier (Student)" w:date="2026-03-10T12:20:00Z" w16du:dateUtc="2026-03-09T23:20:00Z">
+        <w:r>
+          <w:t>n</w:t>
+        </w:r>
+      </w:ins>
+      <w:ins w:id="538" w:author="Raven, Olivier (Student)" w:date="2026-03-10T12:19:00Z" w16du:dateUtc="2026-03-09T23:19:00Z">
+        <w:r>
           <w:t xml:space="preserve"> </w:t>
         </w:r>
       </w:ins>
-      <w:ins w:id="535" w:author="Raven, Olivier (Student)" w:date="2026-03-10T12:20:00Z" w16du:dateUtc="2026-03-09T23:20:00Z">
+      <w:ins w:id="539" w:author="Raven, Olivier (Student)" w:date="2026-03-10T12:20:00Z" w16du:dateUtc="2026-03-09T23:20:00Z">
         <w:r>
           <w:t>earlier version of this manuscript.</w:t>
         </w:r>
@@ -8683,7 +8700,7 @@
       <w:r>
         <w:t xml:space="preserve"> I.A.</w:t>
       </w:r>
-      <w:ins w:id="536" w:author="ian.kusabs@outlook.com" w:date="2026-03-20T02:56:00Z" w16du:dateUtc="2026-03-20T02:56:03Z">
+      <w:ins w:id="540" w:author="ian.kusabs@outlook.com" w:date="2026-03-20T02:56:00Z" w16du:dateUtc="2026-03-20T02:56:03Z">
         <w:r>
           <w:t>K.</w:t>
         </w:r>
@@ -8694,12 +8711,12 @@
       <w:r>
         <w:t xml:space="preserve"> R.H., and D.Ö. Fieldwork was conducted by O.V.R. Data analysis was performed by O.V.R., with statistical advice from F.J.B. Local ecological knowledge was contributed by </w:t>
       </w:r>
-      <w:ins w:id="537" w:author="Raven, Olivier (Student)" w:date="2026-03-23T10:14:00Z" w16du:dateUtc="2026-03-22T21:14:00Z">
+      <w:ins w:id="541" w:author="Raven, Olivier (Student)" w:date="2026-03-23T10:14:00Z" w16du:dateUtc="2026-03-22T21:14:00Z">
         <w:r>
           <w:t>I.A.K.K</w:t>
         </w:r>
       </w:ins>
-      <w:del w:id="538" w:author="Raven, Olivier (Student)" w:date="2026-03-23T10:14:00Z" w16du:dateUtc="2026-03-22T21:14:00Z">
+      <w:del w:id="542" w:author="Raven, Olivier (Student)" w:date="2026-03-23T10:14:00Z" w16du:dateUtc="2026-03-22T21:14:00Z">
         <w:r>
           <w:delText>I.A.K</w:delText>
         </w:r>
@@ -8773,12 +8790,12 @@
         <w:spacing w:before="120" w:line="360" w:lineRule="auto"/>
         <w:jc w:val="left"/>
         <w:rPr>
-          <w:del w:id="539" w:author="Raven, Olivier (Student)" w:date="2026-03-12T13:41:00Z" w16du:dateUtc="2026-03-12T00:41:00Z"/>
+          <w:del w:id="543" w:author="Raven, Olivier (Student)" w:date="2026-03-12T13:41:00Z" w16du:dateUtc="2026-03-12T00:41:00Z"/>
           <w:b/>
           <w:bCs/>
         </w:rPr>
       </w:pPr>
-      <w:del w:id="540" w:author="Raven, Olivier (Student)" w:date="2026-03-12T13:41:00Z" w16du:dateUtc="2026-03-12T00:41:00Z">
+      <w:del w:id="544" w:author="Raven, Olivier (Student)" w:date="2026-03-12T13:41:00Z" w16du:dateUtc="2026-03-12T00:41:00Z">
         <w:r>
           <w:rPr>
             <w:b/>
@@ -8807,10 +8824,10 @@
         <w:spacing w:before="120" w:line="360" w:lineRule="auto"/>
         <w:jc w:val="left"/>
         <w:rPr>
-          <w:del w:id="541" w:author="Raven, Olivier (Student)" w:date="2026-03-12T13:41:00Z" w16du:dateUtc="2026-03-12T00:41:00Z"/>
+          <w:del w:id="545" w:author="Raven, Olivier (Student)" w:date="2026-03-12T13:41:00Z" w16du:dateUtc="2026-03-12T00:41:00Z"/>
         </w:rPr>
       </w:pPr>
-      <w:del w:id="542" w:author="Raven, Olivier (Student)" w:date="2026-03-12T13:41:00Z" w16du:dateUtc="2026-03-12T00:41:00Z">
+      <w:del w:id="546" w:author="Raven, Olivier (Student)" w:date="2026-03-12T13:41:00Z" w16du:dateUtc="2026-03-12T00:41:00Z">
         <w:r>
           <w:delText>Not applicable.</w:delText>
         </w:r>
@@ -8821,12 +8838,12 @@
         <w:spacing w:before="120" w:line="360" w:lineRule="auto"/>
         <w:jc w:val="left"/>
         <w:rPr>
-          <w:del w:id="543" w:author="Raven, Olivier (Student)" w:date="2026-03-12T13:41:00Z" w16du:dateUtc="2026-03-12T00:41:00Z"/>
+          <w:del w:id="547" w:author="Raven, Olivier (Student)" w:date="2026-03-12T13:41:00Z" w16du:dateUtc="2026-03-12T00:41:00Z"/>
           <w:b/>
           <w:bCs/>
         </w:rPr>
       </w:pPr>
-      <w:del w:id="544" w:author="Raven, Olivier (Student)" w:date="2026-03-12T13:41:00Z" w16du:dateUtc="2026-03-12T00:41:00Z">
+      <w:del w:id="548" w:author="Raven, Olivier (Student)" w:date="2026-03-12T13:41:00Z" w16du:dateUtc="2026-03-12T00:41:00Z">
         <w:r>
           <w:rPr>
             <w:b/>
@@ -8855,10 +8872,10 @@
         <w:spacing w:before="120" w:line="360" w:lineRule="auto"/>
         <w:jc w:val="left"/>
         <w:rPr>
-          <w:del w:id="545" w:author="Raven, Olivier (Student)" w:date="2026-03-12T13:41:00Z" w16du:dateUtc="2026-03-12T00:41:00Z"/>
+          <w:del w:id="549" w:author="Raven, Olivier (Student)" w:date="2026-03-12T13:41:00Z" w16du:dateUtc="2026-03-12T00:41:00Z"/>
         </w:rPr>
       </w:pPr>
-      <w:del w:id="546" w:author="Raven, Olivier (Student)" w:date="2026-03-12T13:41:00Z" w16du:dateUtc="2026-03-12T00:41:00Z">
+      <w:del w:id="550" w:author="Raven, Olivier (Student)" w:date="2026-03-12T13:41:00Z" w16du:dateUtc="2026-03-12T00:41:00Z">
         <w:r>
           <w:delText>Not applicable.</w:delText>
         </w:r>
@@ -8946,7 +8963,7 @@
         <w:br/>
         <w:t xml:space="preserve">The </w:t>
       </w:r>
-      <w:ins w:id="547" w:author="Raven, Olivier (Student)" w:date="2026-03-12T15:01:00Z" w16du:dateUtc="2026-03-12T02:01:00Z">
+      <w:ins w:id="551" w:author="Raven, Olivier (Student)" w:date="2026-03-12T15:01:00Z" w16du:dateUtc="2026-03-12T02:01:00Z">
         <w:r>
           <w:t xml:space="preserve">code and </w:t>
         </w:r>
@@ -8957,7 +8974,7 @@
       <w:r>
         <w:t xml:space="preserve">data </w:t>
       </w:r>
-      <w:del w:id="548" w:author="Raven, Olivier (Student)" w:date="2026-03-12T15:01:00Z" w16du:dateUtc="2026-03-12T02:01:00Z">
+      <w:del w:id="552" w:author="Raven, Olivier (Student)" w:date="2026-03-12T15:01:00Z" w16du:dateUtc="2026-03-12T02:01:00Z">
         <w:r>
           <w:delText xml:space="preserve">and code </w:delText>
         </w:r>
@@ -8965,43 +8982,43 @@
       <w:r>
         <w:t xml:space="preserve">supporting the findings of this study </w:t>
       </w:r>
-      <w:ins w:id="549" w:author="Raven, Olivier (Student)" w:date="2026-03-12T14:59:00Z" w16du:dateUtc="2026-03-12T01:59:00Z">
+      <w:ins w:id="553" w:author="Raven, Olivier (Student)" w:date="2026-03-12T14:59:00Z" w16du:dateUtc="2026-03-12T01:59:00Z">
         <w:r>
           <w:t>are</w:t>
         </w:r>
       </w:ins>
-      <w:ins w:id="550" w:author="Raven, Olivier (Student)" w:date="2026-03-12T15:01:00Z" w16du:dateUtc="2026-03-12T02:01:00Z">
+      <w:ins w:id="554" w:author="Raven, Olivier (Student)" w:date="2026-03-12T15:01:00Z" w16du:dateUtc="2026-03-12T02:01:00Z">
         <w:r>
           <w:t xml:space="preserve"> openly</w:t>
-        </w:r>
-      </w:ins>
-      <w:ins w:id="551" w:author="Raven, Olivier (Student)" w:date="2026-03-12T14:59:00Z" w16du:dateUtc="2026-03-12T01:59:00Z">
-        <w:r>
-          <w:t xml:space="preserve"> </w:t>
-        </w:r>
-      </w:ins>
-      <w:del w:id="552" w:author="Raven, Olivier (Student)" w:date="2026-03-12T14:59:00Z" w16du:dateUtc="2026-03-12T01:59:00Z">
-        <w:r>
-          <w:delText xml:space="preserve">will be made publicly </w:delText>
-        </w:r>
-      </w:del>
-      <w:r>
-        <w:t xml:space="preserve">available </w:t>
-      </w:r>
-      <w:del w:id="553" w:author="Raven, Olivier (Student)" w:date="2026-03-12T15:01:00Z" w16du:dateUtc="2026-03-12T02:01:00Z">
-        <w:r>
-          <w:delText xml:space="preserve">in an </w:delText>
-        </w:r>
-      </w:del>
-      <w:ins w:id="554" w:author="Raven, Olivier (Student)" w:date="2026-03-12T15:01:00Z" w16du:dateUtc="2026-03-12T02:01:00Z">
-        <w:r>
-          <w:t>on GitHub at</w:t>
         </w:r>
       </w:ins>
       <w:ins w:id="555" w:author="Raven, Olivier (Student)" w:date="2026-03-12T14:59:00Z" w16du:dateUtc="2026-03-12T01:59:00Z">
         <w:r>
           <w:t xml:space="preserve"> </w:t>
         </w:r>
+      </w:ins>
+      <w:del w:id="556" w:author="Raven, Olivier (Student)" w:date="2026-03-12T14:59:00Z" w16du:dateUtc="2026-03-12T01:59:00Z">
+        <w:r>
+          <w:delText xml:space="preserve">will be made publicly </w:delText>
+        </w:r>
+      </w:del>
+      <w:r>
+        <w:t xml:space="preserve">available </w:t>
+      </w:r>
+      <w:del w:id="557" w:author="Raven, Olivier (Student)" w:date="2026-03-12T15:01:00Z" w16du:dateUtc="2026-03-12T02:01:00Z">
+        <w:r>
+          <w:delText xml:space="preserve">in an </w:delText>
+        </w:r>
+      </w:del>
+      <w:ins w:id="558" w:author="Raven, Olivier (Student)" w:date="2026-03-12T15:01:00Z" w16du:dateUtc="2026-03-12T02:01:00Z">
+        <w:r>
+          <w:t>on GitHub at</w:t>
+        </w:r>
+      </w:ins>
+      <w:ins w:id="559" w:author="Raven, Olivier (Student)" w:date="2026-03-12T14:59:00Z" w16du:dateUtc="2026-03-12T01:59:00Z">
+        <w:r>
+          <w:t xml:space="preserve"> </w:t>
+        </w:r>
         <w:r>
           <w:t>https://github.com/OlivierRaven/Koura_shoreline_habitats.git</w:t>
         </w:r>
@@ -9009,12 +9026,12 @@
       <w:r>
         <w:t>.</w:t>
       </w:r>
-      <w:ins w:id="556" w:author="Raven, Olivier (Student)" w:date="2026-03-12T13:41:00Z" w16du:dateUtc="2026-03-12T00:41:00Z">
+      <w:ins w:id="560" w:author="Raven, Olivier (Student)" w:date="2026-03-12T13:41:00Z" w16du:dateUtc="2026-03-12T00:41:00Z">
         <w:r>
           <w:t xml:space="preserve"> </w:t>
         </w:r>
       </w:ins>
-      <w:ins w:id="557" w:author="Raven, Olivier (Student)" w:date="2026-03-12T15:02:00Z">
+      <w:ins w:id="561" w:author="Raven, Olivier (Student)" w:date="2026-03-12T15:02:00Z">
         <w:r>
           <w:t>The primary raw dataset will be archived in an open-access repository upon manuscript acceptance (DOI to be added). Peer review documents including the cover letter and reviewer responses are also available in the manuscript repository in the interest of open and transparent science.</w:t>
         </w:r>
@@ -9058,7 +9075,7 @@
         </w:rPr>
         <w:t xml:space="preserve">Albertson, L. K., &amp; Daniels, M. D. (2018). </w:t>
       </w:r>
-      <w:bookmarkStart w:id="558" w:name="_Int_OdNN9IVh"/>
+      <w:bookmarkStart w:id="562" w:name="_Int_OdNN9IVh"/>
       <w:r>
         <w:rPr>
           <w:sz w:val="18"/>
@@ -9066,7 +9083,7 @@
         </w:rPr>
         <w:t>Crayfish ecosystem engineering effects on riverbed disturbance and topography are mediated by size and behavior.</w:t>
       </w:r>
-      <w:bookmarkEnd w:id="558"/>
+      <w:bookmarkEnd w:id="562"/>
       <w:r>
         <w:rPr>
           <w:sz w:val="18"/>
@@ -9109,7 +9126,7 @@
         <w:lastRenderedPageBreak/>
         <w:t xml:space="preserve">Angilletta, M. J., Jr., Steury, T. D., &amp; Sears, M. W. (2004). </w:t>
       </w:r>
-      <w:bookmarkStart w:id="559" w:name="_Int_g7KExUUm"/>
+      <w:bookmarkStart w:id="563" w:name="_Int_g7KExUUm"/>
       <w:r>
         <w:rPr>
           <w:sz w:val="18"/>
@@ -9117,7 +9134,7 @@
         </w:rPr>
         <w:t>Temperature, Growth Rate, and Body Size in Ectotherms: Fitting Pieces of a Life-History Puzzle1.</w:t>
       </w:r>
-      <w:bookmarkEnd w:id="559"/>
+      <w:bookmarkEnd w:id="563"/>
       <w:r>
         <w:rPr>
           <w:sz w:val="18"/>
@@ -9148,12 +9165,12 @@
         <w:ind w:left="810" w:hanging="720"/>
         <w:jc w:val="left"/>
         <w:rPr>
-          <w:ins w:id="560" w:author="Raven, Olivier (Student)" w:date="2026-03-23T11:09:00Z" w16du:dateUtc="2026-03-22T22:09:00Z"/>
+          <w:ins w:id="564" w:author="Raven, Olivier (Student)" w:date="2026-03-23T11:09:00Z" w16du:dateUtc="2026-03-22T22:09:00Z"/>
           <w:sz w:val="18"/>
           <w:szCs w:val="18"/>
         </w:rPr>
       </w:pPr>
-      <w:ins w:id="561" w:author="Raven, Olivier (Student)" w:date="2026-03-23T11:09:00Z" w16du:dateUtc="2026-03-22T22:09:00Z">
+      <w:ins w:id="565" w:author="Raven, Olivier (Student)" w:date="2026-03-23T11:09:00Z" w16du:dateUtc="2026-03-22T22:09:00Z">
         <w:r>
           <w:rPr>
             <w:sz w:val="18"/>
@@ -9263,11 +9280,12 @@
         <w:ind w:left="810" w:hanging="720"/>
         <w:jc w:val="left"/>
         <w:rPr>
+          <w:ins w:id="566" w:author="Raven, Olivier (Student)" w:date="2026-04-24T09:58:00Z" w16du:dateUtc="2026-04-23T21:58:00Z"/>
           <w:sz w:val="18"/>
           <w:szCs w:val="18"/>
         </w:rPr>
       </w:pPr>
-      <w:del w:id="562" w:author="Raven, Olivier (Student)" w:date="2026-03-23T11:09:00Z" w16du:dateUtc="2026-03-22T22:09:00Z">
+      <w:del w:id="567" w:author="Raven, Olivier (Student)" w:date="2026-03-23T11:09:00Z" w16du:dateUtc="2026-03-22T22:09:00Z">
         <w:r>
           <w:rPr>
             <w:sz w:val="18"/>
@@ -9292,7 +9310,19 @@
           <w:delText xml:space="preserve">) in Lake Taupo (Thesis, Master of Science (MSc)). </w:delText>
         </w:r>
       </w:del>
-      <w:ins w:id="563" w:author="Raven, Olivier (Student)" w:date="2026-03-12T13:09:00Z">
+    </w:p>
+    <w:p>
+      <w:pPr>
+        <w:spacing w:line="360" w:lineRule="auto"/>
+        <w:ind w:left="810" w:hanging="720"/>
+        <w:jc w:val="left"/>
+        <w:rPr>
+          <w:del w:id="568" w:author="Raven, Olivier (Student)" w:date="2026-04-24T09:58:00Z" w16du:dateUtc="2026-04-23T21:58:00Z"/>
+          <w:sz w:val="18"/>
+          <w:szCs w:val="18"/>
+        </w:rPr>
+      </w:pPr>
+      <w:ins w:id="569" w:author="Raven, Olivier (Student)" w:date="2026-04-24T09:58:00Z" w16du:dateUtc="2026-04-23T21:58:00Z">
         <w:r>
           <w:rPr>
             <w:sz w:val="18"/>
@@ -9366,18 +9396,9 @@
             <w:sz w:val="18"/>
             <w:szCs w:val="18"/>
             <w:u w:val="none"/>
-            <w:rPrChange w:id="564" w:author="Raven, Olivier (Student)" w:date="2026-03-12T13:12:00Z" w16du:dateUtc="2026-03-12T00:12:00Z">
-              <w:rPr>
-                <w:rStyle w:val="Hyperlink"/>
-                <w:sz w:val="18"/>
-                <w:szCs w:val="18"/>
-              </w:rPr>
-            </w:rPrChange>
           </w:rPr>
           <w:t>https://doi.org/10.1016/j.tree.2008.10.008</w:t>
         </w:r>
-      </w:ins>
-      <w:ins w:id="565" w:author="Raven, Olivier (Student)" w:date="2026-03-12T13:09:00Z" w16du:dateUtc="2026-03-12T00:09:00Z">
         <w:r>
           <w:rPr>
             <w:sz w:val="18"/>
@@ -9393,12 +9414,12 @@
         <w:ind w:left="810" w:hanging="720"/>
         <w:jc w:val="left"/>
         <w:rPr>
-          <w:ins w:id="566" w:author="Raven, Olivier (Student)" w:date="2026-03-12T13:11:00Z" w16du:dateUtc="2026-03-12T00:11:00Z"/>
+          <w:ins w:id="570" w:author="Raven, Olivier (Student)" w:date="2026-04-24T09:57:00Z" w16du:dateUtc="2026-04-23T21:57:00Z"/>
           <w:sz w:val="18"/>
           <w:szCs w:val="18"/>
         </w:rPr>
       </w:pPr>
-      <w:ins w:id="567" w:author="Raven, Olivier (Student)" w:date="2026-03-12T13:11:00Z">
+      <w:ins w:id="571" w:author="Raven, Olivier (Student)" w:date="2026-04-24T09:57:00Z" w16du:dateUtc="2026-04-23T21:57:00Z">
         <w:r>
           <w:rPr>
             <w:sz w:val="18"/>
@@ -9472,18 +9493,9 @@
             <w:sz w:val="18"/>
             <w:szCs w:val="18"/>
             <w:u w:val="none"/>
-            <w:rPrChange w:id="568" w:author="Raven, Olivier (Student)" w:date="2026-03-12T13:12:00Z" w16du:dateUtc="2026-03-12T00:12:00Z">
-              <w:rPr>
-                <w:rStyle w:val="Hyperlink"/>
-                <w:sz w:val="18"/>
-                <w:szCs w:val="18"/>
-              </w:rPr>
-            </w:rPrChange>
           </w:rPr>
           <w:t>https://doi.org/10.32614/RJ-2017-066</w:t>
         </w:r>
-      </w:ins>
-      <w:ins w:id="569" w:author="Raven, Olivier (Student)" w:date="2026-03-12T13:11:00Z" w16du:dateUtc="2026-03-12T00:11:00Z">
         <w:r>
           <w:rPr>
             <w:sz w:val="18"/>
@@ -9510,7 +9522,7 @@
         </w:rPr>
         <w:t xml:space="preserve">Broughton, R. J., Marsden, I. D., Hill, J. V., &amp; Glover, C. N. (2017). </w:t>
       </w:r>
-      <w:bookmarkStart w:id="570" w:name="_Int_eMpWWp2Y"/>
+      <w:bookmarkStart w:id="572" w:name="_Int_eMpWWp2Y"/>
       <w:r>
         <w:rPr>
           <w:sz w:val="18"/>
@@ -9534,7 +9546,7 @@
         </w:rPr>
         <w:t>.</w:t>
       </w:r>
-      <w:bookmarkEnd w:id="570"/>
+      <w:bookmarkEnd w:id="572"/>
       <w:r>
         <w:rPr>
           <w:sz w:val="18"/>
@@ -9684,7 +9696,7 @@
         </w:rPr>
         <w:t xml:space="preserve">Chambers, P. A. (1987). </w:t>
       </w:r>
-      <w:bookmarkStart w:id="571" w:name="_Int_8tDOL1WN"/>
+      <w:bookmarkStart w:id="573" w:name="_Int_8tDOL1WN"/>
       <w:r>
         <w:rPr>
           <w:sz w:val="18"/>
@@ -9692,7 +9704,7 @@
         </w:rPr>
         <w:t>Nearshore Occurrence of Submersed Aquatic Macrophytes in Relation to Wave Action.</w:t>
       </w:r>
-      <w:bookmarkEnd w:id="571"/>
+      <w:bookmarkEnd w:id="573"/>
       <w:r>
         <w:rPr>
           <w:sz w:val="18"/>
@@ -9734,7 +9746,7 @@
         </w:rPr>
         <w:t xml:space="preserve">Coffey, B. T., &amp; Clayton, J. S. (1988). </w:t>
       </w:r>
-      <w:bookmarkStart w:id="572" w:name="_Int_miwunxuW"/>
+      <w:bookmarkStart w:id="574" w:name="_Int_miwunxuW"/>
       <w:r>
         <w:rPr>
           <w:sz w:val="18"/>
@@ -9774,7 +9786,7 @@
         </w:rPr>
         <w:t>, 22(2), 225–230.</w:t>
       </w:r>
-      <w:bookmarkEnd w:id="572"/>
+      <w:bookmarkEnd w:id="574"/>
       <w:r>
         <w:rPr>
           <w:sz w:val="18"/>
@@ -9865,7 +9877,7 @@
           <w:szCs w:val="18"/>
         </w:rPr>
       </w:pPr>
-      <w:bookmarkStart w:id="573" w:name="_Int_sKNHLq5d"/>
+      <w:bookmarkStart w:id="575" w:name="_Int_sKNHLq5d"/>
       <w:r>
         <w:rPr>
           <w:sz w:val="18"/>
@@ -9873,7 +9885,7 @@
         </w:rPr>
         <w:t>Danilović, M., Maguire, I., &amp; Füreder, L. (2022). Overlooked keystone species in conservation plans of fluvial ecosystems in Southeast Europe: A review of native freshwater crayfish species.</w:t>
       </w:r>
-      <w:bookmarkEnd w:id="573"/>
+      <w:bookmarkEnd w:id="575"/>
       <w:r>
         <w:rPr>
           <w:sz w:val="18"/>
@@ -9915,7 +9927,7 @@
         </w:rPr>
         <w:t xml:space="preserve">Dedual, M. (2002). </w:t>
       </w:r>
-      <w:bookmarkStart w:id="574" w:name="_Int_cxUJtc3E"/>
+      <w:bookmarkStart w:id="576" w:name="_Int_cxUJtc3E"/>
       <w:r>
         <w:rPr>
           <w:sz w:val="18"/>
@@ -9939,7 +9951,7 @@
         </w:rPr>
         <w:t xml:space="preserve"> Lesueur 1819) in Motuoapa Bay, southern Lake Taupo, New Zealand.</w:t>
       </w:r>
-      <w:bookmarkEnd w:id="574"/>
+      <w:bookmarkEnd w:id="576"/>
       <w:r>
         <w:rPr>
           <w:sz w:val="18"/>
@@ -9965,7 +9977,7 @@
         </w:rPr>
         <w:t xml:space="preserve">Devcich, A. A. (1979). </w:t>
       </w:r>
-      <w:bookmarkStart w:id="575" w:name="_Int_4jmxGcwc"/>
+      <w:bookmarkStart w:id="577" w:name="_Int_4jmxGcwc"/>
       <w:r>
         <w:rPr>
           <w:sz w:val="18"/>
@@ -10005,7 +10017,7 @@
         </w:rPr>
         <w:t>) in Lake Rotoiti, North Island.</w:t>
       </w:r>
-      <w:bookmarkEnd w:id="575"/>
+      <w:bookmarkEnd w:id="577"/>
       <w:r>
         <w:rPr>
           <w:sz w:val="18"/>
@@ -10020,7 +10032,6 @@
         <w:ind w:left="810" w:hanging="720"/>
         <w:jc w:val="left"/>
         <w:rPr>
-          <w:ins w:id="576" w:author="Raven, Olivier (Student)" w:date="2026-03-12T13:13:00Z" w16du:dateUtc="2026-03-12T00:13:00Z"/>
           <w:sz w:val="18"/>
           <w:szCs w:val="18"/>
         </w:rPr>
@@ -10049,7 +10060,70 @@
         </w:rPr>
         <w:t xml:space="preserve">, 105(3). </w:t>
       </w:r>
-      <w:ins w:id="577" w:author="Raven, Olivier (Student)" w:date="2026-03-12T13:13:00Z" w16du:dateUtc="2026-03-12T00:13:00Z">
+      <w:hyperlink r:id="rId11" w:history="1">
+        <w:r>
+          <w:rPr>
+            <w:rStyle w:val="Hyperlink"/>
+            <w:color w:val="auto"/>
+            <w:sz w:val="18"/>
+            <w:szCs w:val="18"/>
+            <w:u w:val="none"/>
+          </w:rPr>
+          <w:t>https://doi.org/10.18637/jss.v105.i03</w:t>
+        </w:r>
+      </w:hyperlink>
+    </w:p>
+    <w:p>
+      <w:pPr>
+        <w:spacing w:line="360" w:lineRule="auto"/>
+        <w:ind w:left="810" w:hanging="720"/>
+        <w:jc w:val="left"/>
+        <w:rPr>
+          <w:ins w:id="578" w:author="Raven, Olivier (Student)" w:date="2026-04-24T09:59:00Z" w16du:dateUtc="2026-04-23T21:59:00Z"/>
+          <w:sz w:val="18"/>
+          <w:szCs w:val="18"/>
+        </w:rPr>
+      </w:pPr>
+      <w:ins w:id="579" w:author="Raven, Olivier (Student)" w:date="2026-04-24T09:59:00Z" w16du:dateUtc="2026-04-23T21:59:00Z">
+        <w:r>
+          <w:rPr>
+            <w:sz w:val="18"/>
+            <w:szCs w:val="18"/>
+          </w:rPr>
+          <w:t xml:space="preserve">Fielding, A. H., &amp; Bell, J. F. (1997). A review of methods for the assessment of prediction errors in conservation presence/absence models. </w:t>
+        </w:r>
+        <w:r>
+          <w:rPr>
+            <w:i/>
+            <w:iCs/>
+            <w:sz w:val="18"/>
+            <w:szCs w:val="18"/>
+          </w:rPr>
+          <w:t>Environmental Conservation</w:t>
+        </w:r>
+        <w:r>
+          <w:rPr>
+            <w:sz w:val="18"/>
+            <w:szCs w:val="18"/>
+          </w:rPr>
+          <w:t xml:space="preserve">, </w:t>
+        </w:r>
+        <w:r>
+          <w:rPr>
+            <w:i/>
+            <w:iCs/>
+            <w:sz w:val="18"/>
+            <w:szCs w:val="18"/>
+          </w:rPr>
+          <w:t>24</w:t>
+        </w:r>
+        <w:r>
+          <w:rPr>
+            <w:sz w:val="18"/>
+            <w:szCs w:val="18"/>
+          </w:rPr>
+          <w:t xml:space="preserve">(1), 38–49. </w:t>
+        </w:r>
         <w:r>
           <w:rPr>
             <w:sz w:val="18"/>
@@ -10062,23 +10136,7 @@
             <w:sz w:val="18"/>
             <w:szCs w:val="18"/>
           </w:rPr>
-          <w:instrText>HYPERLINK "</w:instrText>
-        </w:r>
-      </w:ins>
-      <w:r>
-        <w:rPr>
-          <w:sz w:val="18"/>
-          <w:szCs w:val="18"/>
-        </w:rPr>
-        <w:instrText>https://doi.org/10.18637/jss.v105.i03</w:instrText>
-      </w:r>
-      <w:ins w:id="578" w:author="Raven, Olivier (Student)" w:date="2026-03-12T13:13:00Z" w16du:dateUtc="2026-03-12T00:13:00Z">
-        <w:r>
-          <w:rPr>
-            <w:sz w:val="18"/>
-            <w:szCs w:val="18"/>
-          </w:rPr>
-          <w:instrText>"</w:instrText>
+          <w:instrText>HYPERLINK "https://doi.org/10.1017/S0376892997000088"</w:instrText>
         </w:r>
         <w:r>
           <w:rPr>
@@ -10093,25 +10151,16 @@
           </w:rPr>
           <w:fldChar w:fldCharType="separate"/>
         </w:r>
-      </w:ins>
-      <w:r>
-        <w:rPr>
-          <w:rStyle w:val="Hyperlink"/>
-          <w:color w:val="auto"/>
-          <w:sz w:val="18"/>
-          <w:szCs w:val="18"/>
-          <w:u w:val="none"/>
-          <w:rPrChange w:id="579" w:author="Raven, Olivier (Student)" w:date="2026-03-12T13:13:00Z" w16du:dateUtc="2026-03-12T00:13:00Z">
-            <w:rPr>
-              <w:rStyle w:val="Hyperlink"/>
-              <w:sz w:val="18"/>
-              <w:szCs w:val="18"/>
-            </w:rPr>
-          </w:rPrChange>
-        </w:rPr>
-        <w:t>https://doi.org/10.18637/jss.v105.i03</w:t>
-      </w:r>
-      <w:ins w:id="580" w:author="Raven, Olivier (Student)" w:date="2026-03-12T13:13:00Z" w16du:dateUtc="2026-03-12T00:13:00Z">
+        <w:r>
+          <w:rPr>
+            <w:rStyle w:val="Hyperlink"/>
+            <w:color w:val="auto"/>
+            <w:sz w:val="18"/>
+            <w:szCs w:val="18"/>
+            <w:u w:val="none"/>
+          </w:rPr>
+          <w:t>https://doi.org/10.1017/S0376892997000088</w:t>
+        </w:r>
         <w:r>
           <w:rPr>
             <w:sz w:val="18"/>
@@ -10131,112 +10180,7 @@
           <w:szCs w:val="18"/>
         </w:rPr>
       </w:pPr>
-      <w:ins w:id="581" w:author="Raven, Olivier (Student)" w:date="2026-03-12T13:13:00Z">
-        <w:r>
-          <w:rPr>
-            <w:sz w:val="18"/>
-            <w:szCs w:val="18"/>
-          </w:rPr>
-          <w:t xml:space="preserve">Fielding, A. H., &amp; Bell, J. F. (1997). A review of methods for the assessment of prediction errors in conservation presence/absence models. </w:t>
-        </w:r>
-        <w:r>
-          <w:rPr>
-            <w:i/>
-            <w:iCs/>
-            <w:sz w:val="18"/>
-            <w:szCs w:val="18"/>
-          </w:rPr>
-          <w:t>Environmental Conservation</w:t>
-        </w:r>
-        <w:r>
-          <w:rPr>
-            <w:sz w:val="18"/>
-            <w:szCs w:val="18"/>
-          </w:rPr>
-          <w:t xml:space="preserve">, </w:t>
-        </w:r>
-        <w:r>
-          <w:rPr>
-            <w:i/>
-            <w:iCs/>
-            <w:sz w:val="18"/>
-            <w:szCs w:val="18"/>
-          </w:rPr>
-          <w:t>24</w:t>
-        </w:r>
-        <w:r>
-          <w:rPr>
-            <w:sz w:val="18"/>
-            <w:szCs w:val="18"/>
-          </w:rPr>
-          <w:t xml:space="preserve">(1), 38–49. </w:t>
-        </w:r>
-        <w:r>
-          <w:rPr>
-            <w:sz w:val="18"/>
-            <w:szCs w:val="18"/>
-          </w:rPr>
-          <w:fldChar w:fldCharType="begin"/>
-        </w:r>
-        <w:r>
-          <w:rPr>
-            <w:sz w:val="18"/>
-            <w:szCs w:val="18"/>
-          </w:rPr>
-          <w:instrText>HYPERLINK "https://doi.org/10.1017/S0376892997000088"</w:instrText>
-        </w:r>
-        <w:r>
-          <w:rPr>
-            <w:sz w:val="18"/>
-            <w:szCs w:val="18"/>
-          </w:rPr>
-        </w:r>
-        <w:r>
-          <w:rPr>
-            <w:sz w:val="18"/>
-            <w:szCs w:val="18"/>
-          </w:rPr>
-          <w:fldChar w:fldCharType="separate"/>
-        </w:r>
-        <w:r>
-          <w:rPr>
-            <w:rStyle w:val="Hyperlink"/>
-            <w:color w:val="auto"/>
-            <w:sz w:val="18"/>
-            <w:szCs w:val="18"/>
-            <w:u w:val="none"/>
-            <w:rPrChange w:id="582" w:author="Raven, Olivier (Student)" w:date="2026-03-12T13:13:00Z" w16du:dateUtc="2026-03-12T00:13:00Z">
-              <w:rPr>
-                <w:rStyle w:val="Hyperlink"/>
-                <w:sz w:val="18"/>
-                <w:szCs w:val="18"/>
-              </w:rPr>
-            </w:rPrChange>
-          </w:rPr>
-          <w:t>https://doi.org/10.1017/S0376892997000088</w:t>
-        </w:r>
-      </w:ins>
-      <w:ins w:id="583" w:author="Raven, Olivier (Student)" w:date="2026-03-12T13:13:00Z" w16du:dateUtc="2026-03-12T00:13:00Z">
-        <w:r>
-          <w:rPr>
-            <w:sz w:val="18"/>
-            <w:szCs w:val="18"/>
-          </w:rPr>
-          <w:fldChar w:fldCharType="end"/>
-        </w:r>
-      </w:ins>
-    </w:p>
-    <w:p>
-      <w:pPr>
-        <w:spacing w:line="360" w:lineRule="auto"/>
-        <w:ind w:left="810" w:hanging="720"/>
-        <w:jc w:val="left"/>
-        <w:rPr>
-          <w:sz w:val="18"/>
-          <w:szCs w:val="18"/>
-        </w:rPr>
-      </w:pPr>
-      <w:bookmarkStart w:id="584" w:name="_Int_9PLvn9q8"/>
+      <w:bookmarkStart w:id="580" w:name="_Int_9PLvn9q8"/>
       <w:r>
         <w:rPr>
           <w:sz w:val="18"/>
@@ -10276,7 +10220,7 @@
         </w:rPr>
         <w:t>, 30(2), 147–152.</w:t>
       </w:r>
-      <w:bookmarkEnd w:id="584"/>
+      <w:bookmarkEnd w:id="580"/>
       <w:r>
         <w:rPr>
           <w:sz w:val="18"/>
@@ -10284,7 +10228,7 @@
         </w:rPr>
         <w:t xml:space="preserve"> </w:t>
       </w:r>
-      <w:hyperlink r:id="rId11">
+      <w:hyperlink r:id="rId12">
         <w:r>
           <w:rPr>
             <w:rStyle w:val="Hyperlink"/>
@@ -10364,7 +10308,7 @@
         </w:rPr>
         <w:t xml:space="preserve">Froese, R. (2006). </w:t>
       </w:r>
-      <w:bookmarkStart w:id="585" w:name="_Int_PnEs04cc"/>
+      <w:bookmarkStart w:id="581" w:name="_Int_PnEs04cc"/>
       <w:r>
         <w:rPr>
           <w:sz w:val="18"/>
@@ -10372,7 +10316,7 @@
         </w:rPr>
         <w:t>Cube law, condition factor and weight–length relationships: History, meta-analysis and recommendations.</w:t>
       </w:r>
-      <w:bookmarkEnd w:id="585"/>
+      <w:bookmarkEnd w:id="581"/>
       <w:r>
         <w:rPr>
           <w:sz w:val="18"/>
@@ -10407,7 +10351,7 @@
           <w:szCs w:val="18"/>
         </w:rPr>
       </w:pPr>
-      <w:bookmarkStart w:id="586" w:name="_Int_MmczO7Wb"/>
+      <w:bookmarkStart w:id="582" w:name="_Int_MmczO7Wb"/>
       <w:r>
         <w:rPr>
           <w:sz w:val="18"/>
@@ -10415,7 +10359,7 @@
         </w:rPr>
         <w:t>Fry, F. E. J., &amp; Hart, J. S. (1948). Cruising Speed of Goldfish in Relation to Water Temperature.</w:t>
       </w:r>
-      <w:bookmarkEnd w:id="586"/>
+      <w:bookmarkEnd w:id="582"/>
       <w:r>
         <w:rPr>
           <w:sz w:val="18"/>
@@ -10509,7 +10453,7 @@
         </w:rPr>
         <w:t xml:space="preserve">Hamilton, D., McBride, C., &amp; Uraoka, T. (2005). </w:t>
       </w:r>
-      <w:bookmarkStart w:id="587" w:name="_Int_XHNaSX2g"/>
+      <w:bookmarkStart w:id="583" w:name="_Int_XHNaSX2g"/>
       <w:r>
         <w:rPr>
           <w:sz w:val="18"/>
@@ -10531,7 +10475,7 @@
         </w:rPr>
         <w:t xml:space="preserve"> to support considerations of Ohau channel diversion from Lake Rotoiti.</w:t>
       </w:r>
-      <w:bookmarkEnd w:id="587"/>
+      <w:bookmarkEnd w:id="583"/>
       <w:r>
         <w:rPr>
           <w:sz w:val="18"/>
@@ -10557,7 +10501,7 @@
         </w:rPr>
         <w:t xml:space="preserve">Hammond, K. S., Hollows, J. W., Townsend, C. R., &amp; Lokman, P. M. (2006). </w:t>
       </w:r>
-      <w:bookmarkStart w:id="588" w:name="_Int_7g7VVxsQ"/>
+      <w:bookmarkStart w:id="584" w:name="_Int_7g7VVxsQ"/>
       <w:r>
         <w:rPr>
           <w:sz w:val="18"/>
@@ -10574,7 +10518,7 @@
         </w:rPr>
         <w:t>Paranephrops zealandicus.</w:t>
       </w:r>
-      <w:bookmarkEnd w:id="588"/>
+      <w:bookmarkEnd w:id="584"/>
       <w:r>
         <w:rPr>
           <w:i/>
@@ -10598,12 +10542,12 @@
         <w:ind w:left="810" w:hanging="720"/>
         <w:jc w:val="left"/>
         <w:rPr>
-          <w:ins w:id="589" w:author="Raven, Olivier (Student)" w:date="2026-03-12T13:27:00Z" w16du:dateUtc="2026-03-12T00:27:00Z"/>
+          <w:ins w:id="585" w:author="Raven, Olivier (Student)" w:date="2026-03-12T13:27:00Z" w16du:dateUtc="2026-03-12T00:27:00Z"/>
           <w:sz w:val="18"/>
           <w:szCs w:val="18"/>
         </w:rPr>
       </w:pPr>
-      <w:bookmarkStart w:id="590" w:name="_Int_7dmYwi9i"/>
+      <w:bookmarkStart w:id="586" w:name="_Int_7dmYwi9i"/>
       <w:r>
         <w:rPr>
           <w:sz w:val="18"/>
@@ -10611,7 +10555,7 @@
         </w:rPr>
         <w:t>Harding, J. S., Clapcott, J. E., Quinn, J. M., Hayes, J. W., Joy, M. K., Storey, R. G., Greig, H. S., Hay, J., James, T., Beech, M. A., Ozane, R., Meredith, A. S., &amp; Boothroyd, I. K. G. (2009).</w:t>
       </w:r>
-      <w:bookmarkEnd w:id="590"/>
+      <w:bookmarkEnd w:id="586"/>
       <w:r>
         <w:rPr>
           <w:sz w:val="18"/>
@@ -10619,7 +10563,7 @@
         </w:rPr>
         <w:t xml:space="preserve"> </w:t>
       </w:r>
-      <w:bookmarkStart w:id="591" w:name="_Int_UOdtaxM8"/>
+      <w:bookmarkStart w:id="587" w:name="_Int_UOdtaxM8"/>
       <w:r>
         <w:rPr>
           <w:sz w:val="18"/>
@@ -10627,7 +10571,7 @@
         </w:rPr>
         <w:t>Stream Habitat Assessment Protocols for wadeable rivers and streams of New Zealand.</w:t>
       </w:r>
-      <w:bookmarkEnd w:id="591"/>
+      <w:bookmarkEnd w:id="587"/>
       <w:r>
         <w:rPr>
           <w:sz w:val="18"/>
@@ -10642,11 +10586,12 @@
         <w:ind w:left="810" w:hanging="720"/>
         <w:jc w:val="left"/>
         <w:rPr>
+          <w:del w:id="588" w:author="Raven, Olivier (Student)" w:date="2026-04-24T09:59:00Z" w16du:dateUtc="2026-04-23T21:59:00Z"/>
           <w:sz w:val="18"/>
           <w:szCs w:val="18"/>
         </w:rPr>
       </w:pPr>
-      <w:ins w:id="592" w:author="Raven, Olivier (Student)" w:date="2026-03-12T13:27:00Z">
+      <w:ins w:id="589" w:author="Raven, Olivier (Student)" w:date="2026-04-24T09:59:00Z" w16du:dateUtc="2026-04-23T21:59:00Z">
         <w:r>
           <w:rPr>
             <w:sz w:val="18"/>
@@ -10720,18 +10665,9 @@
             <w:sz w:val="18"/>
             <w:szCs w:val="18"/>
             <w:u w:val="none"/>
-            <w:rPrChange w:id="593" w:author="Raven, Olivier (Student)" w:date="2026-03-12T13:27:00Z" w16du:dateUtc="2026-03-12T00:27:00Z">
-              <w:rPr>
-                <w:rStyle w:val="Hyperlink"/>
-                <w:sz w:val="18"/>
-                <w:szCs w:val="18"/>
-              </w:rPr>
-            </w:rPrChange>
           </w:rPr>
           <w:t>https://doi.org/10.1002/rra.1168</w:t>
         </w:r>
-      </w:ins>
-      <w:ins w:id="594" w:author="Raven, Olivier (Student)" w:date="2026-03-12T13:27:00Z" w16du:dateUtc="2026-03-12T00:27:00Z">
         <w:r>
           <w:rPr>
             <w:sz w:val="18"/>
@@ -10758,7 +10694,7 @@
         </w:rPr>
         <w:t xml:space="preserve">Hessen, D. O., Skurdal, J., &amp; Braathen, J. E. (2004). </w:t>
       </w:r>
-      <w:bookmarkStart w:id="595" w:name="_Int_0wVf3kf7"/>
+      <w:bookmarkStart w:id="590" w:name="_Int_0wVf3kf7"/>
       <w:r>
         <w:rPr>
           <w:sz w:val="18"/>
@@ -10782,7 +10718,7 @@
         </w:rPr>
         <w:t xml:space="preserve"> Herbivore; Crayfish Population Decline caused by an Invading Waterweed.</w:t>
       </w:r>
-      <w:bookmarkEnd w:id="595"/>
+      <w:bookmarkEnd w:id="590"/>
       <w:r>
         <w:rPr>
           <w:sz w:val="18"/>
@@ -10824,7 +10760,7 @@
         </w:rPr>
         <w:t xml:space="preserve">Hiroa, T. R. (1921). </w:t>
       </w:r>
-      <w:bookmarkStart w:id="596" w:name="_Int_YNVhnzr4"/>
+      <w:bookmarkStart w:id="591" w:name="_Int_YNVhnzr4"/>
       <w:r>
         <w:rPr>
           <w:sz w:val="18"/>
@@ -10839,7 +10775,7 @@
         </w:rPr>
         <w:t xml:space="preserve"> Food-supplies of Lake Rotorua, with Methods of obtaining them, and Usages and Customs appertaining thereto.</w:t>
       </w:r>
-      <w:bookmarkEnd w:id="596"/>
+      <w:bookmarkEnd w:id="591"/>
       <w:r>
         <w:rPr>
           <w:sz w:val="18"/>
@@ -10881,7 +10817,7 @@
         </w:rPr>
         <w:t xml:space="preserve">Hopkins, C. L. (1970). </w:t>
       </w:r>
-      <w:bookmarkStart w:id="597" w:name="_Int_z4hH45JW"/>
+      <w:bookmarkStart w:id="592" w:name="_Int_z4hH45JW"/>
       <w:r>
         <w:rPr>
           <w:sz w:val="18"/>
@@ -10921,7 +10857,7 @@
         </w:rPr>
         <w:t>).</w:t>
       </w:r>
-      <w:bookmarkEnd w:id="597"/>
+      <w:bookmarkEnd w:id="592"/>
       <w:r>
         <w:rPr>
           <w:sz w:val="18"/>
@@ -11016,7 +10952,7 @@
         <w:lastRenderedPageBreak/>
         <w:t xml:space="preserve">Jowett, I. G., &amp; Richardson, J. (1990). </w:t>
       </w:r>
-      <w:bookmarkStart w:id="598" w:name="_Int_aznHVA18"/>
+      <w:bookmarkStart w:id="593" w:name="_Int_aznHVA18"/>
       <w:r>
         <w:rPr>
           <w:sz w:val="18"/>
@@ -11040,7 +10976,7 @@
         </w:rPr>
         <w:t>. New Zealand Journal of Marine and Freshwater Research, 24(1), 19–30.</w:t>
       </w:r>
-      <w:bookmarkEnd w:id="598"/>
+      <w:bookmarkEnd w:id="593"/>
       <w:r>
         <w:rPr>
           <w:sz w:val="18"/>
@@ -11116,7 +11052,7 @@
         </w:rPr>
         <w:t xml:space="preserve">Kusabs, I. A., &amp; Quinn, J. M. (2009). </w:t>
       </w:r>
-      <w:bookmarkStart w:id="599" w:name="_Int_m0hLZJKG"/>
+      <w:bookmarkStart w:id="594" w:name="_Int_m0hLZJKG"/>
       <w:r>
         <w:rPr>
           <w:sz w:val="18"/>
@@ -11154,7 +11090,7 @@
         </w:rPr>
         <w:t>) in Lake Rotoiti, North Island, New Zealand.</w:t>
       </w:r>
-      <w:bookmarkEnd w:id="599"/>
+      <w:bookmarkEnd w:id="594"/>
       <w:r>
         <w:rPr>
           <w:sz w:val="18"/>
@@ -11196,7 +11132,7 @@
         </w:rPr>
         <w:t xml:space="preserve">Kusabs, I. A., Hicks, B. J., Quinn, J. M., &amp; Hamilton, D. P. (2015a). </w:t>
       </w:r>
-      <w:bookmarkStart w:id="600" w:name="_Int_AqC8guwu"/>
+      <w:bookmarkStart w:id="595" w:name="_Int_AqC8guwu"/>
       <w:r>
         <w:rPr>
           <w:sz w:val="18"/>
@@ -11220,7 +11156,7 @@
         </w:rPr>
         <w:t>) in Te Arawa (Rotorua) lakes, North Island, New Zealand.</w:t>
       </w:r>
-      <w:bookmarkEnd w:id="600"/>
+      <w:bookmarkEnd w:id="595"/>
       <w:r>
         <w:rPr>
           <w:sz w:val="18"/>
@@ -11262,7 +11198,7 @@
         </w:rPr>
         <w:t xml:space="preserve">Kusabs, I. A., Quinn, J. M., &amp; Hamilton, D. P. (2015b). </w:t>
       </w:r>
-      <w:bookmarkStart w:id="601" w:name="_Int_SgWbqDvz"/>
+      <w:bookmarkStart w:id="596" w:name="_Int_SgWbqDvz"/>
       <w:r>
         <w:rPr>
           <w:sz w:val="18"/>
@@ -11286,7 +11222,7 @@
         </w:rPr>
         <w:t>) population characteristics in seven Te Arawa (Rotorua) lakes, North Island, New Zealand.</w:t>
       </w:r>
-      <w:bookmarkEnd w:id="601"/>
+      <w:bookmarkEnd w:id="596"/>
       <w:r>
         <w:rPr>
           <w:sz w:val="18"/>
@@ -11310,7 +11246,7 @@
         </w:rPr>
         <w:t xml:space="preserve">, 66(7), 631. </w:t>
       </w:r>
-      <w:hyperlink r:id="rId12" w:history="1">
+      <w:hyperlink r:id="rId13" w:history="1">
         <w:r>
           <w:rPr>
             <w:rStyle w:val="Hyperlink"/>
@@ -11368,37 +11304,53 @@
           <w:sz w:val="18"/>
           <w:szCs w:val="18"/>
         </w:rPr>
-        <w:t>C., Scholes, P., Bruere, A. Te Kurapa, T.</w:t>
-      </w:r>
+        <w:t>C., Scholes, P., Bruere, A.</w:t>
+      </w:r>
+      <w:ins w:id="597" w:author="Raven, Olivier (Student)" w:date="2026-04-24T09:52:00Z" w16du:dateUtc="2026-04-23T21:52:00Z">
+        <w:r>
+          <w:rPr>
+            <w:sz w:val="18"/>
+            <w:szCs w:val="18"/>
+          </w:rPr>
+          <w:t>,</w:t>
+        </w:r>
+      </w:ins>
       <w:r>
         <w:rPr>
           <w:sz w:val="18"/>
           <w:szCs w:val="18"/>
         </w:rPr>
-        <w:t xml:space="preserve"> </w:t>
+        <w:t xml:space="preserve"> Te Kurapa, T.</w:t>
       </w:r>
       <w:r>
         <w:rPr>
           <w:sz w:val="18"/>
           <w:szCs w:val="18"/>
         </w:rPr>
-        <w:t>W., Grant, T., Burdon, F.</w:t>
+        <w:t xml:space="preserve"> </w:t>
       </w:r>
       <w:r>
         <w:rPr>
           <w:sz w:val="18"/>
           <w:szCs w:val="18"/>
         </w:rPr>
-        <w:t xml:space="preserve"> </w:t>
+        <w:t>W., Grant, T., Burdon, F.</w:t>
       </w:r>
       <w:r>
         <w:rPr>
           <w:sz w:val="18"/>
           <w:szCs w:val="18"/>
         </w:rPr>
+        <w:t xml:space="preserve"> </w:t>
+      </w:r>
+      <w:r>
+        <w:rPr>
+          <w:sz w:val="18"/>
+          <w:szCs w:val="18"/>
+        </w:rPr>
         <w:t>J. (</w:t>
       </w:r>
-      <w:del w:id="602" w:author="Raven, Olivier (Student)" w:date="2026-03-16T10:14:00Z" w16du:dateUtc="2026-03-15T21:14:00Z">
+      <w:del w:id="598" w:author="Raven, Olivier (Student)" w:date="2026-03-16T10:14:00Z" w16du:dateUtc="2026-03-15T21:14:00Z">
         <w:r>
           <w:rPr>
             <w:sz w:val="18"/>
@@ -11407,7 +11359,7 @@
           <w:delText xml:space="preserve">under </w:delText>
         </w:r>
       </w:del>
-      <w:ins w:id="603" w:author="Raven, Olivier (Student)" w:date="2026-03-16T10:14:00Z" w16du:dateUtc="2026-03-15T21:14:00Z">
+      <w:ins w:id="599" w:author="Raven, Olivier (Student)" w:date="2026-03-16T10:14:00Z" w16du:dateUtc="2026-03-15T21:14:00Z">
         <w:r>
           <w:rPr>
             <w:sz w:val="18"/>
@@ -11430,7 +11382,7 @@
         </w:rPr>
         <w:t>revi</w:t>
       </w:r>
-      <w:ins w:id="604" w:author="Raven, Olivier (Student)" w:date="2026-03-16T10:14:00Z" w16du:dateUtc="2026-03-15T21:14:00Z">
+      <w:ins w:id="600" w:author="Raven, Olivier (Student)" w:date="2026-03-16T10:14:00Z" w16du:dateUtc="2026-03-15T21:14:00Z">
         <w:r>
           <w:rPr>
             <w:sz w:val="18"/>
@@ -11439,7 +11391,7 @@
           <w:t>sion</w:t>
         </w:r>
       </w:ins>
-      <w:del w:id="605" w:author="Raven, Olivier (Student)" w:date="2026-03-16T10:14:00Z" w16du:dateUtc="2026-03-15T21:14:00Z">
+      <w:del w:id="601" w:author="Raven, Olivier (Student)" w:date="2026-03-16T10:14:00Z" w16du:dateUtc="2026-03-15T21:14:00Z">
         <w:r>
           <w:rPr>
             <w:sz w:val="18"/>
@@ -11455,7 +11407,7 @@
         </w:rPr>
         <w:t>)</w:t>
       </w:r>
-      <w:ins w:id="606" w:author="Raven, Olivier (Student)" w:date="2026-03-16T10:14:00Z" w16du:dateUtc="2026-03-15T21:14:00Z">
+      <w:ins w:id="602" w:author="Raven, Olivier (Student)" w:date="2026-03-16T10:14:00Z" w16du:dateUtc="2026-03-15T21:14:00Z">
         <w:r>
           <w:rPr>
             <w:sz w:val="18"/>
@@ -11469,8 +11421,17 @@
           <w:sz w:val="18"/>
           <w:szCs w:val="18"/>
         </w:rPr>
-        <w:t xml:space="preserve"> Invasive catfish linked to the decline of freshwater crayfish in two Aotearoa New Zealand lakes. Target journal: </w:t>
-      </w:r>
+        <w:t xml:space="preserve"> Invasive catfish linked to the decline of freshwater crayfish in two Aotearoa New Zealand lakes. </w:t>
+      </w:r>
+      <w:del w:id="603" w:author="Raven, Olivier (Student)" w:date="2026-04-24T09:52:00Z" w16du:dateUtc="2026-04-23T21:52:00Z">
+        <w:r>
+          <w:rPr>
+            <w:sz w:val="18"/>
+            <w:szCs w:val="18"/>
+          </w:rPr>
+          <w:delText xml:space="preserve">Target journal: </w:delText>
+        </w:r>
+      </w:del>
       <w:r>
         <w:rPr>
           <w:i/>
@@ -11555,7 +11516,7 @@
         <w:ind w:left="810" w:hanging="720"/>
         <w:jc w:val="left"/>
         <w:rPr>
-          <w:ins w:id="607" w:author="Raven, Olivier (Student)" w:date="2026-03-12T13:29:00Z" w16du:dateUtc="2026-03-12T00:29:00Z"/>
+          <w:ins w:id="604" w:author="Raven, Olivier (Student)" w:date="2026-03-12T13:29:00Z" w16du:dateUtc="2026-03-12T00:29:00Z"/>
         </w:rPr>
       </w:pPr>
       <w:r>
@@ -11581,7 +11542,7 @@
         </w:rPr>
         <w:t xml:space="preserve">, 25(2), 221–239. </w:t>
       </w:r>
-      <w:hyperlink r:id="rId13" w:history="1">
+      <w:hyperlink r:id="rId14" w:history="1">
         <w:r>
           <w:rPr>
             <w:rStyle w:val="Hyperlink"/>
@@ -11600,11 +11561,12 @@
         <w:ind w:left="810" w:hanging="720"/>
         <w:jc w:val="left"/>
         <w:rPr>
+          <w:del w:id="605" w:author="Raven, Olivier (Student)" w:date="2026-04-24T09:59:00Z" w16du:dateUtc="2026-04-23T21:59:00Z"/>
           <w:sz w:val="18"/>
           <w:szCs w:val="18"/>
         </w:rPr>
       </w:pPr>
-      <w:ins w:id="608" w:author="Raven, Olivier (Student)" w:date="2026-03-12T13:29:00Z">
+      <w:ins w:id="606" w:author="Raven, Olivier (Student)" w:date="2026-04-24T09:59:00Z" w16du:dateUtc="2026-04-23T21:59:00Z">
         <w:r>
           <w:rPr>
             <w:sz w:val="18"/>
@@ -11678,18 +11640,9 @@
             <w:sz w:val="18"/>
             <w:szCs w:val="18"/>
             <w:u w:val="none"/>
-            <w:rPrChange w:id="609" w:author="Raven, Olivier (Student)" w:date="2026-03-12T13:30:00Z" w16du:dateUtc="2026-03-12T00:30:00Z">
-              <w:rPr>
-                <w:rStyle w:val="Hyperlink"/>
-                <w:sz w:val="18"/>
-                <w:szCs w:val="18"/>
-              </w:rPr>
-            </w:rPrChange>
           </w:rPr>
           <w:t>https://doi.org/10.2307/1941447</w:t>
         </w:r>
-      </w:ins>
-      <w:ins w:id="610" w:author="Raven, Olivier (Student)" w:date="2026-03-12T13:29:00Z" w16du:dateUtc="2026-03-12T00:29:00Z">
         <w:r>
           <w:rPr>
             <w:sz w:val="18"/>
@@ -11705,7 +11658,7 @@
         <w:ind w:left="810" w:hanging="720"/>
         <w:jc w:val="left"/>
         <w:rPr>
-          <w:ins w:id="611" w:author="Raven, Olivier (Student)" w:date="2026-03-13T11:46:00Z" w16du:dateUtc="2026-03-12T22:46:00Z"/>
+          <w:ins w:id="607" w:author="Raven, Olivier (Student)" w:date="2026-03-13T11:46:00Z" w16du:dateUtc="2026-03-12T22:46:00Z"/>
         </w:rPr>
       </w:pPr>
       <w:r>
@@ -11747,7 +11700,7 @@
         </w:rPr>
         <w:t xml:space="preserve">(8), 1462–1477. </w:t>
       </w:r>
-      <w:hyperlink r:id="rId14" w:history="1">
+      <w:hyperlink r:id="rId15" w:history="1">
         <w:r>
           <w:rPr>
             <w:rStyle w:val="Hyperlink"/>
@@ -11766,11 +11719,12 @@
         <w:ind w:left="810" w:hanging="720"/>
         <w:jc w:val="left"/>
         <w:rPr>
+          <w:del w:id="608" w:author="Raven, Olivier (Student)" w:date="2026-04-24T09:59:00Z" w16du:dateUtc="2026-04-23T21:59:00Z"/>
           <w:sz w:val="18"/>
           <w:szCs w:val="18"/>
         </w:rPr>
       </w:pPr>
-      <w:ins w:id="612" w:author="Raven, Olivier (Student)" w:date="2026-03-13T11:46:00Z">
+      <w:ins w:id="609" w:author="Raven, Olivier (Student)" w:date="2026-04-24T09:59:00Z" w16du:dateUtc="2026-04-23T21:59:00Z">
         <w:r>
           <w:rPr>
             <w:sz w:val="18"/>
@@ -11860,18 +11814,9 @@
             <w:sz w:val="18"/>
             <w:szCs w:val="18"/>
             <w:u w:val="none"/>
-            <w:rPrChange w:id="613" w:author="Raven, Olivier (Student)" w:date="2026-03-13T11:46:00Z" w16du:dateUtc="2026-03-12T22:46:00Z">
-              <w:rPr>
-                <w:rStyle w:val="Hyperlink"/>
-                <w:sz w:val="18"/>
-                <w:szCs w:val="18"/>
-              </w:rPr>
-            </w:rPrChange>
           </w:rPr>
           <w:t>https://doi.org/10.1007/s10750-021-04771-y</w:t>
         </w:r>
-      </w:ins>
-      <w:ins w:id="614" w:author="Raven, Olivier (Student)" w:date="2026-03-13T11:46:00Z" w16du:dateUtc="2026-03-12T22:46:00Z">
         <w:r>
           <w:rPr>
             <w:sz w:val="18"/>
@@ -11887,12 +11832,12 @@
         <w:ind w:left="810" w:hanging="720"/>
         <w:jc w:val="left"/>
         <w:rPr>
-          <w:del w:id="615" w:author="Raven, Olivier (Student)" w:date="2026-03-12T13:29:00Z" w16du:dateUtc="2026-03-12T00:29:00Z"/>
+          <w:del w:id="610" w:author="Raven, Olivier (Student)" w:date="2026-03-12T13:29:00Z" w16du:dateUtc="2026-03-12T00:29:00Z"/>
           <w:sz w:val="18"/>
           <w:szCs w:val="18"/>
         </w:rPr>
       </w:pPr>
-      <w:del w:id="616" w:author="Raven, Olivier (Student)" w:date="2026-03-12T13:29:00Z" w16du:dateUtc="2026-03-12T00:29:00Z">
+      <w:del w:id="611" w:author="Raven, Olivier (Student)" w:date="2026-03-12T13:29:00Z" w16du:dateUtc="2026-03-12T00:29:00Z">
         <w:r>
           <w:rPr>
             <w:sz w:val="18"/>
@@ -11978,7 +11923,7 @@
         <w:ind w:left="810" w:hanging="720"/>
         <w:jc w:val="left"/>
         <w:rPr>
-          <w:ins w:id="617" w:author="Raven, Olivier (Student)" w:date="2026-03-16T11:52:00Z" w16du:dateUtc="2026-03-15T22:52:00Z"/>
+          <w:ins w:id="612" w:author="Raven, Olivier (Student)" w:date="2026-03-16T11:52:00Z" w16du:dateUtc="2026-03-15T22:52:00Z"/>
         </w:rPr>
       </w:pPr>
       <w:r>
@@ -12004,7 +11949,7 @@
         </w:rPr>
         <w:t xml:space="preserve">, 3(1), 33–63. </w:t>
       </w:r>
-      <w:hyperlink r:id="rId15">
+      <w:hyperlink r:id="rId16">
         <w:r>
           <w:rPr>
             <w:rStyle w:val="Hyperlink"/>
@@ -12023,11 +11968,12 @@
         <w:ind w:left="810" w:hanging="720"/>
         <w:jc w:val="left"/>
         <w:rPr>
+          <w:del w:id="613" w:author="Raven, Olivier (Student)" w:date="2026-04-24T09:59:00Z" w16du:dateUtc="2026-04-23T21:59:00Z"/>
           <w:sz w:val="18"/>
           <w:szCs w:val="18"/>
         </w:rPr>
       </w:pPr>
-      <w:ins w:id="618" w:author="Raven, Olivier (Student)" w:date="2026-03-16T11:52:00Z">
+      <w:ins w:id="614" w:author="Raven, Olivier (Student)" w:date="2026-04-24T09:59:00Z" w16du:dateUtc="2026-04-23T21:59:00Z">
         <w:r>
           <w:rPr>
             <w:sz w:val="18"/>
@@ -12101,18 +12047,9 @@
             <w:sz w:val="18"/>
             <w:szCs w:val="18"/>
             <w:u w:val="none"/>
-            <w:rPrChange w:id="619" w:author="Raven, Olivier (Student)" w:date="2026-03-16T11:53:00Z" w16du:dateUtc="2026-03-15T22:53:00Z">
-              <w:rPr>
-                <w:rStyle w:val="Hyperlink"/>
-                <w:sz w:val="18"/>
-                <w:szCs w:val="18"/>
-              </w:rPr>
-            </w:rPrChange>
           </w:rPr>
           <w:t>https://doi.org/10.1111/j.1365-2427.2006.01641.x</w:t>
         </w:r>
-      </w:ins>
-      <w:ins w:id="620" w:author="Raven, Olivier (Student)" w:date="2026-03-16T11:52:00Z" w16du:dateUtc="2026-03-15T22:52:00Z">
         <w:r>
           <w:rPr>
             <w:sz w:val="18"/>
@@ -12139,7 +12076,7 @@
         </w:rPr>
         <w:t xml:space="preserve">Olsson, K., Stenroth, P., Nyström, P., Holmqvist, N., McIntosh, A. R., &amp; Winterbourn, M. J. (2006). </w:t>
       </w:r>
-      <w:bookmarkStart w:id="621" w:name="_Int_D2MSB3Iv"/>
+      <w:bookmarkStart w:id="615" w:name="_Int_D2MSB3Iv"/>
       <w:r>
         <w:rPr>
           <w:sz w:val="18"/>
@@ -12155,7 +12092,7 @@
         <w:lastRenderedPageBreak/>
         <w:t>Coast New Zealand streams?</w:t>
       </w:r>
-      <w:bookmarkEnd w:id="621"/>
+      <w:bookmarkEnd w:id="615"/>
       <w:r>
         <w:rPr>
           <w:sz w:val="18"/>
@@ -12186,12 +12123,12 @@
         <w:ind w:left="810" w:hanging="720"/>
         <w:jc w:val="left"/>
         <w:rPr>
-          <w:ins w:id="622" w:author="Raven, Olivier (Student)" w:date="2026-03-23T11:09:00Z" w16du:dateUtc="2026-03-22T22:09:00Z"/>
+          <w:ins w:id="616" w:author="Raven, Olivier (Student)" w:date="2026-04-24T10:00:00Z" w16du:dateUtc="2026-04-23T22:00:00Z"/>
           <w:sz w:val="18"/>
           <w:szCs w:val="18"/>
         </w:rPr>
       </w:pPr>
-      <w:ins w:id="623" w:author="Raven, Olivier (Student)" w:date="2026-03-23T11:09:00Z" w16du:dateUtc="2026-03-22T22:09:00Z">
+      <w:ins w:id="617" w:author="Raven, Olivier (Student)" w:date="2026-04-24T10:00:00Z" w16du:dateUtc="2026-04-23T22:00:00Z">
         <w:r>
           <w:rPr>
             <w:sz w:val="18"/>
@@ -12307,12 +12244,12 @@
         <w:ind w:left="810" w:hanging="720"/>
         <w:jc w:val="left"/>
         <w:rPr>
-          <w:del w:id="624" w:author="Raven, Olivier (Student)" w:date="2026-03-23T11:09:00Z" w16du:dateUtc="2026-03-22T22:09:00Z"/>
+          <w:del w:id="618" w:author="Raven, Olivier (Student)" w:date="2026-03-23T11:09:00Z" w16du:dateUtc="2026-03-22T22:09:00Z"/>
           <w:sz w:val="18"/>
           <w:szCs w:val="18"/>
         </w:rPr>
       </w:pPr>
-      <w:del w:id="625" w:author="Raven, Olivier (Student)" w:date="2026-03-23T11:09:00Z" w16du:dateUtc="2026-03-22T22:09:00Z">
+      <w:del w:id="619" w:author="Raven, Olivier (Student)" w:date="2026-03-23T11:09:00Z" w16du:dateUtc="2026-03-22T22:09:00Z">
         <w:r>
           <w:rPr>
             <w:sz w:val="18"/>
@@ -12344,12 +12281,12 @@
         <w:ind w:left="810" w:hanging="720"/>
         <w:jc w:val="left"/>
         <w:rPr>
-          <w:del w:id="626" w:author="Raven, Olivier (Student)" w:date="2026-03-12T13:15:00Z" w16du:dateUtc="2026-03-12T00:15:00Z"/>
+          <w:del w:id="620" w:author="Raven, Olivier (Student)" w:date="2026-03-12T13:15:00Z" w16du:dateUtc="2026-03-12T00:15:00Z"/>
           <w:sz w:val="18"/>
           <w:szCs w:val="18"/>
         </w:rPr>
       </w:pPr>
-      <w:del w:id="627" w:author="Raven, Olivier (Student)" w:date="2026-03-12T13:15:00Z" w16du:dateUtc="2026-03-12T00:15:00Z">
+      <w:del w:id="621" w:author="Raven, Olivier (Student)" w:date="2026-03-12T13:15:00Z" w16du:dateUtc="2026-03-12T00:15:00Z">
         <w:r>
           <w:rPr>
             <w:sz w:val="18"/>
@@ -12408,7 +12345,7 @@
         </w:rPr>
         <w:t xml:space="preserve">Parkyn, S. M., Meleason, M. A., &amp; Davies‐Colley, R. J. (2009). </w:t>
       </w:r>
-      <w:bookmarkStart w:id="628" w:name="_Int_2Mu3bJJd"/>
+      <w:bookmarkStart w:id="622" w:name="_Int_2Mu3bJJd"/>
       <w:r>
         <w:rPr>
           <w:sz w:val="18"/>
@@ -12432,7 +12369,7 @@
         </w:rPr>
         <w:t>) habitat in a forested stream.</w:t>
       </w:r>
-      <w:bookmarkEnd w:id="628"/>
+      <w:bookmarkEnd w:id="622"/>
       <w:r>
         <w:rPr>
           <w:sz w:val="18"/>
@@ -12463,12 +12400,12 @@
         <w:ind w:left="810" w:hanging="720"/>
         <w:jc w:val="left"/>
         <w:rPr>
-          <w:ins w:id="629" w:author="Raven, Olivier (Student)" w:date="2026-04-09T15:26:00Z" w16du:dateUtc="2026-04-09T03:26:00Z"/>
+          <w:ins w:id="623" w:author="Raven, Olivier (Student)" w:date="2026-04-09T15:26:00Z" w16du:dateUtc="2026-04-09T03:26:00Z"/>
           <w:sz w:val="18"/>
           <w:szCs w:val="18"/>
         </w:rPr>
       </w:pPr>
-      <w:ins w:id="630" w:author="Raven, Olivier (Student)" w:date="2026-04-09T15:26:00Z" w16du:dateUtc="2026-04-09T03:26:00Z">
+      <w:ins w:id="624" w:author="Raven, Olivier (Student)" w:date="2026-04-09T15:26:00Z" w16du:dateUtc="2026-04-09T03:26:00Z">
         <w:r>
           <w:rPr>
             <w:sz w:val="18"/>
@@ -12560,7 +12497,7 @@
         <w:ind w:left="810" w:hanging="720"/>
         <w:jc w:val="left"/>
         <w:rPr>
-          <w:del w:id="631" w:author="Raven, Olivier (Student)" w:date="2026-04-09T15:26:00Z" w16du:dateUtc="2026-04-09T03:26:00Z"/>
+          <w:del w:id="625" w:author="Raven, Olivier (Student)" w:date="2026-04-09T15:26:00Z" w16du:dateUtc="2026-04-09T03:26:00Z"/>
           <w:sz w:val="18"/>
           <w:szCs w:val="18"/>
         </w:rPr>
@@ -12606,7 +12543,7 @@
         </w:rPr>
         <w:t xml:space="preserve"> Core Team (2025). </w:t>
       </w:r>
-      <w:ins w:id="632" w:author="Raven, Olivier (Student)" w:date="2026-03-23T12:10:00Z" w16du:dateUtc="2026-03-22T23:10:00Z">
+      <w:ins w:id="626" w:author="Raven, Olivier (Student)" w:date="2026-03-23T12:10:00Z" w16du:dateUtc="2026-03-22T23:10:00Z">
         <w:r>
           <w:rPr>
             <w:sz w:val="18"/>
@@ -12622,7 +12559,7 @@
         </w:rPr>
         <w:t xml:space="preserve">R: A Language and Environment for Statistical Computing. R Foundation for Statistical Computing, Vienna, Austria. </w:t>
       </w:r>
-      <w:ins w:id="633" w:author="Raven, Olivier (Student)" w:date="2026-03-23T12:10:00Z" w16du:dateUtc="2026-03-22T23:10:00Z">
+      <w:ins w:id="627" w:author="Raven, Olivier (Student)" w:date="2026-03-23T12:10:00Z" w16du:dateUtc="2026-03-22T23:10:00Z">
         <w:r>
           <w:rPr>
             <w:sz w:val="18"/>
@@ -12631,7 +12568,7 @@
           <w:t>&lt;</w:t>
         </w:r>
       </w:ins>
-      <w:del w:id="634" w:author="Raven, Olivier (Student)" w:date="2026-03-16T12:20:00Z" w16du:dateUtc="2026-03-15T23:20:00Z">
+      <w:del w:id="628" w:author="Raven, Olivier (Student)" w:date="2026-03-16T12:20:00Z" w16du:dateUtc="2026-03-15T23:20:00Z">
         <w:r>
           <w:rPr>
             <w:sz w:val="18"/>
@@ -12647,7 +12584,7 @@
         </w:rPr>
         <w:t>https://www.R-project.org/</w:t>
       </w:r>
-      <w:ins w:id="635" w:author="Raven, Olivier (Student)" w:date="2026-03-23T12:10:00Z" w16du:dateUtc="2026-03-22T23:10:00Z">
+      <w:ins w:id="629" w:author="Raven, Olivier (Student)" w:date="2026-03-23T12:10:00Z" w16du:dateUtc="2026-03-22T23:10:00Z">
         <w:r>
           <w:rPr>
             <w:sz w:val="18"/>
@@ -12656,7 +12593,7 @@
           <w:t>&gt;</w:t>
         </w:r>
       </w:ins>
-      <w:del w:id="636" w:author="Raven, Olivier (Student)" w:date="2026-03-16T12:20:00Z" w16du:dateUtc="2026-03-15T23:20:00Z">
+      <w:del w:id="630" w:author="Raven, Olivier (Student)" w:date="2026-03-16T12:20:00Z" w16du:dateUtc="2026-03-15T23:20:00Z">
         <w:r>
           <w:rPr>
             <w:sz w:val="18"/>
@@ -12699,7 +12636,7 @@
         </w:rPr>
         <w:t xml:space="preserve">, L., Eversole, A. G., Füreder, L., Furse, J. M., Gherardi, F., Hamr, P., … Collen, B. (2015). </w:t>
       </w:r>
-      <w:bookmarkStart w:id="637" w:name="_Int_IuMPugpq"/>
+      <w:bookmarkStart w:id="631" w:name="_Int_IuMPugpq"/>
       <w:r>
         <w:rPr>
           <w:sz w:val="18"/>
@@ -12723,7 +12660,7 @@
         </w:rPr>
         <w:t>).</w:t>
       </w:r>
-      <w:bookmarkEnd w:id="637"/>
+      <w:bookmarkEnd w:id="631"/>
       <w:r>
         <w:rPr>
           <w:sz w:val="18"/>
@@ -12731,7 +12668,7 @@
         </w:rPr>
         <w:t xml:space="preserve"> </w:t>
       </w:r>
-      <w:bookmarkStart w:id="638" w:name="_Int_JLxiY2Df"/>
+      <w:bookmarkStart w:id="632" w:name="_Int_JLxiY2Df"/>
       <w:r>
         <w:rPr>
           <w:i/>
@@ -12748,7 +12685,7 @@
         </w:rPr>
         <w:t>, 370(1662), 20140060.</w:t>
       </w:r>
-      <w:bookmarkEnd w:id="638"/>
+      <w:bookmarkEnd w:id="632"/>
       <w:r>
         <w:rPr>
           <w:sz w:val="18"/>
@@ -12756,7 +12693,7 @@
         </w:rPr>
         <w:t xml:space="preserve"> </w:t>
       </w:r>
-      <w:hyperlink r:id="rId16" w:history="1">
+      <w:hyperlink r:id="rId17" w:history="1">
         <w:r>
           <w:rPr>
             <w:rStyle w:val="Hyperlink"/>
@@ -12856,7 +12793,7 @@
         </w:rPr>
         <w:t xml:space="preserve">(4), 273–282. </w:t>
       </w:r>
-      <w:hyperlink r:id="rId17" w:history="1">
+      <w:hyperlink r:id="rId18" w:history="1">
         <w:r>
           <w:rPr>
             <w:rStyle w:val="Hyperlink"/>
@@ -12886,7 +12823,7 @@
         </w:rPr>
         <w:t xml:space="preserve">Rowe, D. K. (1993). </w:t>
       </w:r>
-      <w:bookmarkStart w:id="639" w:name="_Int_rJX6Amkd"/>
+      <w:bookmarkStart w:id="633" w:name="_Int_rJX6Amkd"/>
       <w:r>
         <w:rPr>
           <w:sz w:val="18"/>
@@ -12910,7 +12847,7 @@
         </w:rPr>
         <w:t xml:space="preserve"> (200 kHz) echosounding in Lake Rotoiti, North Island, New Zealand.</w:t>
       </w:r>
-      <w:bookmarkEnd w:id="639"/>
+      <w:bookmarkEnd w:id="633"/>
       <w:r>
         <w:rPr>
           <w:sz w:val="18"/>
@@ -12934,7 +12871,7 @@
         </w:rPr>
         <w:t xml:space="preserve">, 27(1), 87–100. </w:t>
       </w:r>
-      <w:hyperlink r:id="rId18">
+      <w:hyperlink r:id="rId19">
         <w:r>
           <w:rPr>
             <w:rStyle w:val="Hyperlink"/>
@@ -13008,7 +12945,7 @@
         </w:rPr>
         <w:t xml:space="preserve">(7), 1962–1975. </w:t>
       </w:r>
-      <w:hyperlink r:id="rId19">
+      <w:hyperlink r:id="rId20">
         <w:r>
           <w:rPr>
             <w:rStyle w:val="Hyperlink"/>
@@ -13070,7 +13007,7 @@
         </w:rPr>
         <w:t xml:space="preserve">(6), 1251–1259. </w:t>
       </w:r>
-      <w:hyperlink r:id="rId20" w:history="1">
+      <w:hyperlink r:id="rId21" w:history="1">
         <w:r>
           <w:rPr>
             <w:rStyle w:val="Hyperlink"/>
@@ -13101,7 +13038,7 @@
         <w:lastRenderedPageBreak/>
         <w:t xml:space="preserve">Shave, Cathy. R., Townsend, C. R., &amp; Crowl, T. A. (1994). </w:t>
       </w:r>
-      <w:bookmarkStart w:id="640" w:name="_Int_ntsQPcvK"/>
+      <w:bookmarkStart w:id="634" w:name="_Int_ntsQPcvK"/>
       <w:r>
         <w:rPr>
           <w:sz w:val="18"/>
@@ -13125,7 +13062,7 @@
         </w:rPr>
         <w:t>) to a native and an introduced predator.</w:t>
       </w:r>
-      <w:bookmarkEnd w:id="640"/>
+      <w:bookmarkEnd w:id="634"/>
       <w:r>
         <w:rPr>
           <w:sz w:val="18"/>
@@ -13156,13 +13093,13 @@
         <w:ind w:left="810" w:hanging="720"/>
         <w:jc w:val="left"/>
         <w:rPr>
-          <w:ins w:id="641" w:author="Raven, Olivier (Student)" w:date="2026-03-12T13:10:00Z" w16du:dateUtc="2026-03-12T00:10:00Z"/>
+          <w:ins w:id="635" w:author="Raven, Olivier (Student)" w:date="2026-04-24T10:00:00Z" w16du:dateUtc="2026-04-23T22:00:00Z"/>
           <w:sz w:val="18"/>
           <w:szCs w:val="18"/>
           <w:lang w:val="en-NZ"/>
         </w:rPr>
       </w:pPr>
-      <w:ins w:id="642" w:author="Raven, Olivier (Student)" w:date="2026-03-12T13:10:00Z">
+      <w:ins w:id="636" w:author="Raven, Olivier (Student)" w:date="2026-04-24T10:00:00Z" w16du:dateUtc="2026-04-23T22:00:00Z">
         <w:r>
           <w:rPr>
             <w:sz w:val="18"/>
@@ -13236,18 +13173,9 @@
             <w:sz w:val="18"/>
             <w:szCs w:val="18"/>
             <w:u w:val="none"/>
-            <w:rPrChange w:id="643" w:author="Raven, Olivier (Student)" w:date="2026-03-12T13:10:00Z" w16du:dateUtc="2026-03-12T00:10:00Z">
-              <w:rPr>
-                <w:rStyle w:val="Hyperlink"/>
-                <w:sz w:val="18"/>
-                <w:szCs w:val="18"/>
-              </w:rPr>
-            </w:rPrChange>
           </w:rPr>
           <w:t>https://doi.org/10.1016/j.fishres.2008.03.006</w:t>
         </w:r>
-      </w:ins>
-      <w:ins w:id="644" w:author="Raven, Olivier (Student)" w:date="2026-03-12T13:10:00Z" w16du:dateUtc="2026-03-12T00:10:00Z">
         <w:r>
           <w:rPr>
             <w:sz w:val="18"/>
@@ -13331,7 +13259,7 @@
         </w:rPr>
         <w:t xml:space="preserve">(3), 239–246. </w:t>
       </w:r>
-      <w:hyperlink r:id="rId21">
+      <w:hyperlink r:id="rId22">
         <w:r>
           <w:rPr>
             <w:rStyle w:val="Hyperlink"/>
@@ -13464,7 +13392,7 @@
         </w:rPr>
         <w:t xml:space="preserve">Taylor, C. A., DiStefano, R. J., Larson, E. R., &amp; Stoeckel, J. (2019). </w:t>
       </w:r>
-      <w:bookmarkStart w:id="645" w:name="_Int_gMiZn63W"/>
+      <w:bookmarkStart w:id="637" w:name="_Int_gMiZn63W"/>
       <w:r>
         <w:rPr>
           <w:sz w:val="18"/>
@@ -13488,7 +13416,7 @@
         </w:rPr>
         <w:t>, 846(1), 39–58.</w:t>
       </w:r>
-      <w:bookmarkEnd w:id="645"/>
+      <w:bookmarkEnd w:id="637"/>
       <w:r>
         <w:rPr>
           <w:sz w:val="18"/>
@@ -13514,7 +13442,7 @@
         </w:rPr>
         <w:t xml:space="preserve">Usio, N., &amp; Townsend, C. R. (2000). </w:t>
       </w:r>
-      <w:bookmarkStart w:id="646" w:name="_Int_7nott8bv"/>
+      <w:bookmarkStart w:id="638" w:name="_Int_7nott8bv"/>
       <w:r>
         <w:rPr>
           <w:sz w:val="18"/>
@@ -13538,7 +13466,7 @@
         </w:rPr>
         <w:t>) in relation to stream physico‐chemistry, predatory fish, and invertebrate prey.</w:t>
       </w:r>
-      <w:bookmarkEnd w:id="646"/>
+      <w:bookmarkEnd w:id="638"/>
       <w:r>
         <w:rPr>
           <w:sz w:val="18"/>
@@ -13580,7 +13508,7 @@
         </w:rPr>
         <w:t xml:space="preserve">Usio, N., &amp; Townsend, C. R. (2004). </w:t>
       </w:r>
-      <w:bookmarkStart w:id="647" w:name="_Int_03jp1Aeh"/>
+      <w:bookmarkStart w:id="639" w:name="_Int_03jp1Aeh"/>
       <w:r>
         <w:rPr>
           <w:sz w:val="18"/>
@@ -13588,7 +13516,7 @@
         </w:rPr>
         <w:t>Roles of crayfish: Consequences of predation and bioturbation for stream invertebrates.</w:t>
       </w:r>
-      <w:bookmarkEnd w:id="647"/>
+      <w:bookmarkEnd w:id="639"/>
       <w:r>
         <w:rPr>
           <w:sz w:val="18"/>
@@ -13623,7 +13551,7 @@
           <w:szCs w:val="18"/>
         </w:rPr>
       </w:pPr>
-      <w:bookmarkStart w:id="648" w:name="_Int_soyLvIva"/>
+      <w:bookmarkStart w:id="640" w:name="_Int_soyLvIva"/>
       <w:r>
         <w:rPr>
           <w:sz w:val="18"/>
@@ -13631,7 +13559,7 @@
         </w:rPr>
         <w:t>Vedia, I., Galicia, D., Baquero, E., Oscoz, J., &amp; Miranda, R. (2017). Environmental factors influencing the distribution and abundance of the introduced signal crayfish in the north of Iberian Peninsula.</w:t>
       </w:r>
-      <w:bookmarkEnd w:id="648"/>
+      <w:bookmarkEnd w:id="640"/>
       <w:r>
         <w:rPr>
           <w:sz w:val="18"/>
@@ -13673,7 +13601,7 @@
         </w:rPr>
         <w:t xml:space="preserve">Vincent, W. F., Gibbs, M. M., &amp; Dryden, S. J. (1984). </w:t>
       </w:r>
-      <w:bookmarkStart w:id="649" w:name="_Int_3386iD1L"/>
+      <w:bookmarkStart w:id="641" w:name="_Int_3386iD1L"/>
       <w:r>
         <w:rPr>
           <w:sz w:val="18"/>
@@ -13681,7 +13609,7 @@
         </w:rPr>
         <w:t>Accelerated eutrophication in a New Zealand lake: Lake Rotoiti, central North Island.</w:t>
       </w:r>
-      <w:bookmarkEnd w:id="649"/>
+      <w:bookmarkEnd w:id="641"/>
       <w:r>
         <w:rPr>
           <w:sz w:val="18"/>
@@ -13721,23 +13649,7 @@
           <w:sz w:val="18"/>
           <w:szCs w:val="18"/>
         </w:rPr>
-        <w:t xml:space="preserve">von </w:t>
-      </w:r>
-      <w:proofErr w:type="spellStart"/>
-      <w:r>
-        <w:rPr>
-          <w:sz w:val="18"/>
-          <w:szCs w:val="18"/>
-        </w:rPr>
-        <w:t>Westernhagen</w:t>
-      </w:r>
-      <w:proofErr w:type="spellEnd"/>
-      <w:r>
-        <w:rPr>
-          <w:sz w:val="18"/>
-          <w:szCs w:val="18"/>
-        </w:rPr>
-        <w:t xml:space="preserve">, N., Hamilton, D. P., &amp; </w:t>
+        <w:t xml:space="preserve">von Westernhagen, N., Hamilton, D. P., &amp; </w:t>
       </w:r>
       <w:proofErr w:type="spellStart"/>
       <w:r>
@@ -13787,7 +13699,7 @@
         </w:rPr>
         <w:t xml:space="preserve">, 652(1), 57–70. </w:t>
       </w:r>
-      <w:hyperlink r:id="rId22">
+      <w:hyperlink r:id="rId23">
         <w:r>
           <w:rPr>
             <w:rStyle w:val="Hyperlink"/>
@@ -13806,7 +13718,7 @@
         <w:ind w:left="810" w:hanging="720"/>
         <w:jc w:val="left"/>
         <w:rPr>
-          <w:ins w:id="650" w:author="Raven, Olivier (Student)" w:date="2026-03-12T13:16:00Z" w16du:dateUtc="2026-03-12T00:16:00Z"/>
+          <w:del w:id="642" w:author="Raven, Olivier (Student)" w:date="2026-04-24T10:00:00Z" w16du:dateUtc="2026-04-23T22:00:00Z"/>
           <w:sz w:val="18"/>
           <w:szCs w:val="18"/>
         </w:rPr>
@@ -13816,7 +13728,15 @@
           <w:sz w:val="18"/>
           <w:szCs w:val="18"/>
         </w:rPr>
-        <w:t>Wetzel, R. G. (2001). Limnology: Lake and River Ecosystems. Gulf Professional Publishing.</w:t>
+        <w:t xml:space="preserve">Wetzel, R. G. (2001). Limnology: Lake and River Ecosystems. Gulf Professional </w:t>
+      </w:r>
+      <w:proofErr w:type="spellStart"/>
+      <w:r>
+        <w:rPr>
+          <w:sz w:val="18"/>
+          <w:szCs w:val="18"/>
+        </w:rPr>
+        <w:t>Publishing.</w:t>
       </w:r>
     </w:p>
     <w:p>
@@ -13825,17 +13745,26 @@
         <w:ind w:left="810" w:hanging="720"/>
         <w:jc w:val="left"/>
         <w:rPr>
+          <w:ins w:id="643" w:author="Raven, Olivier (Student)" w:date="2026-04-24T10:00:00Z" w16du:dateUtc="2026-04-23T22:00:00Z"/>
           <w:sz w:val="18"/>
           <w:szCs w:val="18"/>
         </w:rPr>
       </w:pPr>
-      <w:ins w:id="651" w:author="Raven, Olivier (Student)" w:date="2026-03-12T13:16:00Z">
+      <w:ins w:id="644" w:author="Raven, Olivier (Student)" w:date="2026-04-24T10:00:00Z" w16du:dateUtc="2026-04-23T22:00:00Z">
         <w:r>
           <w:rPr>
             <w:sz w:val="18"/>
             <w:szCs w:val="18"/>
           </w:rPr>
-          <w:t xml:space="preserve">White, J., &amp; Irvine, K. (2003). The use of littoral mesohabitats and their macroinvertebrate assemblages in the ecological assessment of lakes. </w:t>
+          <w:t>White</w:t>
+        </w:r>
+        <w:proofErr w:type="spellEnd"/>
+        <w:r>
+          <w:rPr>
+            <w:sz w:val="18"/>
+            <w:szCs w:val="18"/>
+          </w:rPr>
+          <w:t xml:space="preserve">, J., &amp; Irvine, K. (2003). The use of littoral mesohabitats and their macroinvertebrate assemblages in the ecological assessment of lakes. </w:t>
         </w:r>
         <w:r>
           <w:rPr>
@@ -13903,18 +13832,9 @@
             <w:sz w:val="18"/>
             <w:szCs w:val="18"/>
             <w:u w:val="none"/>
-            <w:rPrChange w:id="652" w:author="Raven, Olivier (Student)" w:date="2026-03-13T11:51:00Z" w16du:dateUtc="2026-03-12T22:51:00Z">
-              <w:rPr>
-                <w:rStyle w:val="Hyperlink"/>
-                <w:sz w:val="18"/>
-                <w:szCs w:val="18"/>
-              </w:rPr>
-            </w:rPrChange>
           </w:rPr>
           <w:t>https://doi.org/10.1002/aqc.586</w:t>
         </w:r>
-      </w:ins>
-      <w:ins w:id="653" w:author="Raven, Olivier (Student)" w:date="2026-03-12T13:16:00Z" w16du:dateUtc="2026-03-12T00:16:00Z">
         <w:r>
           <w:rPr>
             <w:sz w:val="18"/>
@@ -13941,7 +13861,7 @@
         </w:rPr>
         <w:t xml:space="preserve">Wood, S. N. (2004). </w:t>
       </w:r>
-      <w:bookmarkStart w:id="654" w:name="_Int_oomhmmwu"/>
+      <w:bookmarkStart w:id="645" w:name="_Int_oomhmmwu"/>
       <w:r>
         <w:rPr>
           <w:sz w:val="18"/>
@@ -13949,7 +13869,7 @@
         </w:rPr>
         <w:t>Stable and Efficient Multiple Smoothing Parameter Estimation for Generalized Additive Models.</w:t>
       </w:r>
-      <w:bookmarkEnd w:id="654"/>
+      <w:bookmarkEnd w:id="645"/>
       <w:r>
         <w:rPr>
           <w:sz w:val="18"/>
@@ -13957,7 +13877,7 @@
         </w:rPr>
         <w:t xml:space="preserve"> </w:t>
       </w:r>
-      <w:bookmarkStart w:id="655" w:name="_Int_TIGLzrOi"/>
+      <w:bookmarkStart w:id="646" w:name="_Int_TIGLzrOi"/>
       <w:r>
         <w:rPr>
           <w:i/>
@@ -13974,7 +13894,7 @@
         </w:rPr>
         <w:t>, 99(467), 673–686.</w:t>
       </w:r>
-      <w:bookmarkEnd w:id="655"/>
+      <w:bookmarkEnd w:id="646"/>
       <w:r>
         <w:rPr>
           <w:sz w:val="18"/>
@@ -14065,7 +13985,7 @@
         </w:rPr>
         <w:t xml:space="preserve">(1), 2318. </w:t>
       </w:r>
-      <w:hyperlink r:id="rId23">
+      <w:hyperlink r:id="rId24">
         <w:r>
           <w:rPr>
             <w:rStyle w:val="Hyperlink"/>
@@ -14123,7 +14043,7 @@
           <w:szCs w:val="18"/>
         </w:rPr>
       </w:pPr>
-      <w:bookmarkStart w:id="656" w:name="_Int_zjJOtydd"/>
+      <w:bookmarkStart w:id="647" w:name="_Int_zjJOtydd"/>
       <w:r>
         <w:rPr>
           <w:sz w:val="18"/>
@@ -14147,7 +14067,7 @@
         </w:rPr>
         <w:t>, E. N., Walker, N., Saveliev, A. A., &amp; Smith, G. M. (2009).</w:t>
       </w:r>
-      <w:bookmarkEnd w:id="656"/>
+      <w:bookmarkEnd w:id="647"/>
       <w:r>
         <w:rPr>
           <w:sz w:val="18"/>
@@ -14155,7 +14075,7 @@
         </w:rPr>
         <w:t xml:space="preserve"> Mixed effects models and extensions in ecology with R. Springer. </w:t>
       </w:r>
-      <w:hyperlink r:id="rId24">
+      <w:hyperlink r:id="rId25">
         <w:r>
           <w:rPr>
             <w:rStyle w:val="Hyperlink"/>
@@ -16383,7 +16303,7 @@
               </w:rPr>
               <w:t xml:space="preserve">Lake </w:t>
             </w:r>
-            <w:ins w:id="657" w:author="Raven, Olivier (Student)" w:date="2026-03-12T15:55:00Z" w16du:dateUtc="2026-03-12T02:55:00Z">
+            <w:ins w:id="648" w:author="Raven, Olivier (Student)" w:date="2026-03-12T15:55:00Z" w16du:dateUtc="2026-03-12T02:55:00Z">
               <w:r>
                 <w:rPr>
                   <w:sz w:val="16"/>
@@ -16392,7 +16312,7 @@
                 <w:t>identity (LID)</w:t>
               </w:r>
             </w:ins>
-            <w:del w:id="658" w:author="Raven, Olivier (Student)" w:date="2026-03-12T15:55:00Z" w16du:dateUtc="2026-03-12T02:55:00Z">
+            <w:del w:id="649" w:author="Raven, Olivier (Student)" w:date="2026-03-12T15:55:00Z" w16du:dateUtc="2026-03-12T02:55:00Z">
               <w:r>
                 <w:rPr>
                   <w:sz w:val="16"/>
@@ -16729,7 +16649,7 @@
               </w:rPr>
               <w:t>Steeper slopes may facilitate access to deeper water during daylight refuging and are often associated with coarser</w:t>
             </w:r>
-            <w:ins w:id="659" w:author="Raven, Olivier (Student)" w:date="2026-03-13T11:52:00Z" w16du:dateUtc="2026-03-12T22:52:00Z">
+            <w:ins w:id="650" w:author="Raven, Olivier (Student)" w:date="2026-03-13T11:52:00Z" w16du:dateUtc="2026-03-12T22:52:00Z">
               <w:r>
                 <w:rPr>
                   <w:sz w:val="16"/>
@@ -16738,7 +16658,7 @@
                 <w:t xml:space="preserve"> </w:t>
               </w:r>
             </w:ins>
-            <w:del w:id="660" w:author="Raven, Olivier (Student)" w:date="2026-03-13T11:52:00Z" w16du:dateUtc="2026-03-12T22:52:00Z">
+            <w:del w:id="651" w:author="Raven, Olivier (Student)" w:date="2026-03-13T11:52:00Z" w16du:dateUtc="2026-03-12T22:52:00Z">
               <w:r>
                 <w:rPr>
                   <w:sz w:val="16"/>
@@ -17144,7 +17064,7 @@
               </w:rPr>
               <w:t>Wood</w:t>
             </w:r>
-            <w:del w:id="661" w:author="Raven, Olivier (Student)" w:date="2026-03-11T15:21:00Z" w16du:dateUtc="2026-03-11T02:21:00Z">
+            <w:del w:id="652" w:author="Raven, Olivier (Student)" w:date="2026-03-11T15:21:00Z" w16du:dateUtc="2026-03-11T02:21:00Z">
               <w:r>
                 <w:rPr>
                   <w:sz w:val="16"/>
@@ -17160,7 +17080,7 @@
               </w:rPr>
               <w:t xml:space="preserve"> provides </w:t>
             </w:r>
-            <w:ins w:id="662" w:author="Raven, Olivier (Student)" w:date="2026-03-11T15:21:00Z">
+            <w:ins w:id="653" w:author="Raven, Olivier (Student)" w:date="2026-03-11T15:21:00Z">
               <w:r>
                 <w:rPr>
                   <w:sz w:val="16"/>
@@ -17169,7 +17089,7 @@
                 <w:t>physical structure</w:t>
               </w:r>
             </w:ins>
-            <w:ins w:id="663" w:author="Raven, Olivier (Student)" w:date="2026-03-11T15:21:00Z" w16du:dateUtc="2026-03-11T02:21:00Z">
+            <w:ins w:id="654" w:author="Raven, Olivier (Student)" w:date="2026-03-11T15:21:00Z" w16du:dateUtc="2026-03-11T02:21:00Z">
               <w:r>
                 <w:rPr>
                   <w:sz w:val="16"/>
@@ -17178,7 +17098,7 @@
                 <w:t xml:space="preserve"> </w:t>
               </w:r>
             </w:ins>
-            <w:ins w:id="664" w:author="Raven, Olivier (Student)" w:date="2026-03-11T15:22:00Z" w16du:dateUtc="2026-03-11T02:22:00Z">
+            <w:ins w:id="655" w:author="Raven, Olivier (Student)" w:date="2026-03-11T15:22:00Z" w16du:dateUtc="2026-03-11T02:22:00Z">
               <w:r>
                 <w:rPr>
                   <w:sz w:val="16"/>
@@ -17187,7 +17107,7 @@
                 <w:t>which creates</w:t>
               </w:r>
             </w:ins>
-            <w:ins w:id="665" w:author="Raven, Olivier (Student)" w:date="2026-03-11T15:21:00Z" w16du:dateUtc="2026-03-11T02:21:00Z">
+            <w:ins w:id="656" w:author="Raven, Olivier (Student)" w:date="2026-03-11T15:21:00Z" w16du:dateUtc="2026-03-11T02:21:00Z">
               <w:r>
                 <w:rPr>
                   <w:sz w:val="16"/>
@@ -17203,7 +17123,7 @@
               </w:rPr>
               <w:t>refuge</w:t>
             </w:r>
-            <w:ins w:id="666" w:author="Raven, Olivier (Student)" w:date="2026-03-11T15:22:00Z" w16du:dateUtc="2026-03-11T02:22:00Z">
+            <w:ins w:id="657" w:author="Raven, Olivier (Student)" w:date="2026-03-11T15:22:00Z" w16du:dateUtc="2026-03-11T02:22:00Z">
               <w:r>
                 <w:rPr>
                   <w:sz w:val="16"/>
@@ -17212,7 +17132,7 @@
                 <w:t xml:space="preserve"> </w:t>
               </w:r>
             </w:ins>
-            <w:del w:id="667" w:author="Raven, Olivier (Student)" w:date="2026-03-13T11:52:00Z" w16du:dateUtc="2026-03-12T22:52:00Z">
+            <w:del w:id="658" w:author="Raven, Olivier (Student)" w:date="2026-03-13T11:52:00Z" w16du:dateUtc="2026-03-12T22:52:00Z">
               <w:r>
                 <w:rPr>
                   <w:sz w:val="16"/>
@@ -17221,7 +17141,7 @@
                 <w:delText>, and</w:delText>
               </w:r>
             </w:del>
-            <w:ins w:id="668" w:author="Raven, Olivier (Student)" w:date="2026-03-13T11:52:00Z" w16du:dateUtc="2026-03-12T22:52:00Z">
+            <w:ins w:id="659" w:author="Raven, Olivier (Student)" w:date="2026-03-13T11:52:00Z" w16du:dateUtc="2026-03-12T22:52:00Z">
               <w:r>
                 <w:rPr>
                   <w:sz w:val="16"/>
@@ -17244,7 +17164,7 @@
               </w:rPr>
               <w:t xml:space="preserve"> supports macroinvertebrate prey</w:t>
             </w:r>
-            <w:ins w:id="669" w:author="Raven, Olivier (Student)" w:date="2026-03-11T15:22:00Z" w16du:dateUtc="2026-03-11T02:22:00Z">
+            <w:ins w:id="660" w:author="Raven, Olivier (Student)" w:date="2026-03-11T15:22:00Z" w16du:dateUtc="2026-03-11T02:22:00Z">
               <w:r>
                 <w:rPr>
                   <w:sz w:val="16"/>
@@ -18208,7 +18128,7 @@
                     </pic:cNvPicPr>
                   </pic:nvPicPr>
                   <pic:blipFill>
-                    <a:blip r:embed="rId25" cstate="print">
+                    <a:blip r:embed="rId26" cstate="print">
                       <a:extLst>
                         <a:ext uri="{28A0092B-C50C-407E-A947-70E740481C1C}">
                           <a14:useLocalDpi xmlns:a14="http://schemas.microsoft.com/office/drawing/2010/main" val="0"/>
@@ -18247,7 +18167,7 @@
           <w:szCs w:val="18"/>
         </w:rPr>
       </w:pPr>
-      <w:bookmarkStart w:id="670" w:name="_Ref214546195"/>
+      <w:bookmarkStart w:id="661" w:name="_Ref214546195"/>
       <w:r>
         <w:rPr>
           <w:i/>
@@ -18321,7 +18241,7 @@
         </w:rPr>
         <w:fldChar w:fldCharType="end"/>
       </w:r>
-      <w:bookmarkEnd w:id="670"/>
+      <w:bookmarkEnd w:id="661"/>
       <w:r>
         <w:rPr>
           <w:i/>
@@ -18527,7 +18447,7 @@
         <w:spacing w:line="360" w:lineRule="auto"/>
         <w:jc w:val="left"/>
       </w:pPr>
-      <w:del w:id="671" w:author="Raven, Olivier (Student)" w:date="2026-03-11T13:10:00Z" w16du:dateUtc="2026-03-11T00:10:00Z">
+      <w:del w:id="662" w:author="Raven, Olivier (Student)" w:date="2026-03-11T13:10:00Z" w16du:dateUtc="2026-03-11T00:10:00Z">
         <w:r>
           <w:rPr>
             <w:noProof/>
@@ -18549,7 +18469,7 @@
                       <pic:cNvPicPr/>
                     </pic:nvPicPr>
                     <pic:blipFill>
-                      <a:blip r:embed="rId26" cstate="print">
+                      <a:blip r:embed="rId27" cstate="print">
                         <a:extLst>
                           <a:ext uri="{28A0092B-C50C-407E-A947-70E740481C1C}">
                             <a14:useLocalDpi xmlns:a14="http://schemas.microsoft.com/office/drawing/2010/main" val="0"/>
@@ -18576,7 +18496,7 @@
           </w:drawing>
         </w:r>
       </w:del>
-      <w:ins w:id="672" w:author="Raven, Olivier (Student)" w:date="2026-03-11T13:10:00Z" w16du:dateUtc="2026-03-11T00:10:00Z">
+      <w:ins w:id="663" w:author="Raven, Olivier (Student)" w:date="2026-03-11T13:10:00Z" w16du:dateUtc="2026-03-11T00:10:00Z">
         <w:r>
           <w:rPr>
             <w:noProof/>
@@ -18597,7 +18517,7 @@
                       <pic:cNvPicPr/>
                     </pic:nvPicPr>
                     <pic:blipFill>
-                      <a:blip r:embed="rId27" cstate="print">
+                      <a:blip r:embed="rId28" cstate="print">
                         <a:extLst>
                           <a:ext uri="{28A0092B-C50C-407E-A947-70E740481C1C}">
                             <a14:useLocalDpi xmlns:a14="http://schemas.microsoft.com/office/drawing/2010/main" val="0"/>
@@ -18634,7 +18554,7 @@
           <w:color w:val="auto"/>
         </w:rPr>
       </w:pPr>
-      <w:bookmarkStart w:id="673" w:name="_Ref214958216"/>
+      <w:bookmarkStart w:id="664" w:name="_Ref214958216"/>
       <w:r>
         <w:rPr>
           <w:color w:val="auto"/>
@@ -18685,7 +18605,7 @@
         </w:rPr>
         <w:fldChar w:fldCharType="end"/>
       </w:r>
-      <w:bookmarkEnd w:id="673"/>
+      <w:bookmarkEnd w:id="664"/>
       <w:r>
         <w:rPr>
           <w:color w:val="auto"/>
@@ -18730,7 +18650,7 @@
                     </pic:cNvPicPr>
                   </pic:nvPicPr>
                   <pic:blipFill>
-                    <a:blip r:embed="rId28">
+                    <a:blip r:embed="rId29">
                       <a:extLst>
                         <a:ext uri="{28A0092B-C50C-407E-A947-70E740481C1C}">
                           <a14:useLocalDpi xmlns:a14="http://schemas.microsoft.com/office/drawing/2010/main" val="0"/>
@@ -18758,7 +18678,7 @@
           </wp:inline>
         </w:drawing>
       </w:r>
-      <w:bookmarkStart w:id="674" w:name="_Ref214960294"/>
+      <w:bookmarkStart w:id="665" w:name="_Ref214960294"/>
       <w:r>
         <w:rPr>
           <w:color w:val="auto"/>
@@ -18814,7 +18734,7 @@
         </w:rPr>
         <w:fldChar w:fldCharType="end"/>
       </w:r>
-      <w:bookmarkEnd w:id="674"/>
+      <w:bookmarkEnd w:id="665"/>
       <w:r>
         <w:rPr>
           <w:color w:val="auto"/>
@@ -18893,7 +18813,7 @@
                     </pic:cNvPicPr>
                   </pic:nvPicPr>
                   <pic:blipFill>
-                    <a:blip r:embed="rId29">
+                    <a:blip r:embed="rId30">
                       <a:extLst>
                         <a:ext uri="{28A0092B-C50C-407E-A947-70E740481C1C}">
                           <a14:useLocalDpi xmlns:a14="http://schemas.microsoft.com/office/drawing/2010/main" val="0"/>
@@ -18932,7 +18852,7 @@
           <w:color w:val="auto"/>
         </w:rPr>
       </w:pPr>
-      <w:bookmarkStart w:id="675" w:name="_Ref214960333"/>
+      <w:bookmarkStart w:id="666" w:name="_Ref214960333"/>
       <w:r>
         <w:rPr>
           <w:color w:val="auto"/>
@@ -18988,7 +18908,7 @@
         </w:rPr>
         <w:fldChar w:fldCharType="end"/>
       </w:r>
-      <w:bookmarkEnd w:id="675"/>
+      <w:bookmarkEnd w:id="666"/>
       <w:r>
         <w:rPr>
           <w:color w:val="auto"/>
@@ -19031,7 +18951,7 @@
         </w:rPr>
         <w:t>.</w:t>
       </w:r>
-      <w:ins w:id="676" w:author="Raven, Olivier (Student)" w:date="2026-03-11T13:16:00Z" w16du:dateUtc="2026-03-11T00:16:00Z">
+      <w:ins w:id="667" w:author="Raven, Olivier (Student)" w:date="2026-03-11T13:16:00Z" w16du:dateUtc="2026-03-11T00:16:00Z">
         <w:r>
           <w:rPr>
             <w:color w:val="auto"/>
@@ -19039,7 +18959,7 @@
           <w:t xml:space="preserve"> </w:t>
         </w:r>
       </w:ins>
-      <w:ins w:id="677" w:author="Raven, Olivier (Student)" w:date="2026-03-11T13:16:00Z">
+      <w:ins w:id="668" w:author="Raven, Olivier (Student)" w:date="2026-03-11T13:16:00Z">
         <w:r>
           <w:rPr>
             <w:color w:val="auto"/>
@@ -19047,7 +18967,7 @@
           <w:t>See Fig. S2 for raw data underlying modelled relationships</w:t>
         </w:r>
       </w:ins>
-      <w:ins w:id="678" w:author="Raven, Olivier (Student)" w:date="2026-03-11T13:19:00Z" w16du:dateUtc="2026-03-11T00:19:00Z">
+      <w:ins w:id="669" w:author="Raven, Olivier (Student)" w:date="2026-03-11T13:19:00Z" w16du:dateUtc="2026-03-11T00:19:00Z">
         <w:r>
           <w:rPr>
             <w:color w:val="auto"/>
@@ -19103,7 +19023,7 @@
                     </pic:cNvPicPr>
                   </pic:nvPicPr>
                   <pic:blipFill>
-                    <a:blip r:embed="rId30">
+                    <a:blip r:embed="rId31">
                       <a:extLst>
                         <a:ext uri="{28A0092B-C50C-407E-A947-70E740481C1C}">
                           <a14:useLocalDpi xmlns:a14="http://schemas.microsoft.com/office/drawing/2010/main" val="0"/>
@@ -19141,7 +19061,7 @@
           <w:color w:val="auto"/>
         </w:rPr>
       </w:pPr>
-      <w:bookmarkStart w:id="679" w:name="_Ref214960353"/>
+      <w:bookmarkStart w:id="670" w:name="_Ref214960353"/>
       <w:r>
         <w:rPr>
           <w:color w:val="auto"/>
@@ -19191,7 +19111,7 @@
         </w:rPr>
         <w:fldChar w:fldCharType="end"/>
       </w:r>
-      <w:bookmarkEnd w:id="679"/>
+      <w:bookmarkEnd w:id="670"/>
       <w:r>
         <w:rPr>
           <w:color w:val="auto"/>
@@ -19234,7 +19154,7 @@
         </w:rPr>
         <w:t>.</w:t>
       </w:r>
-      <w:ins w:id="680" w:author="Raven, Olivier (Student)" w:date="2026-03-11T13:19:00Z" w16du:dateUtc="2026-03-11T00:19:00Z">
+      <w:ins w:id="671" w:author="Raven, Olivier (Student)" w:date="2026-03-11T13:19:00Z" w16du:dateUtc="2026-03-11T00:19:00Z">
         <w:r>
           <w:rPr>
             <w:color w:val="auto"/>
@@ -19360,7 +19280,7 @@
                     <pic:cNvPicPr/>
                   </pic:nvPicPr>
                   <pic:blipFill>
-                    <a:blip r:embed="rId31" cstate="print">
+                    <a:blip r:embed="rId32" cstate="print">
                       <a:extLst>
                         <a:ext uri="{28A0092B-C50C-407E-A947-70E740481C1C}">
                           <a14:useLocalDpi xmlns:a14="http://schemas.microsoft.com/office/drawing/2010/main" val="0"/>
@@ -19392,7 +19312,6 @@
         <w:pStyle w:val="Caption"/>
         <w:jc w:val="left"/>
         <w:rPr>
-          <w:ins w:id="681" w:author="Raven, Olivier (Student)" w:date="2026-03-11T13:16:00Z" w16du:dateUtc="2026-03-11T00:16:00Z"/>
           <w:color w:val="auto"/>
         </w:rPr>
       </w:pPr>
@@ -19450,168 +19369,122 @@
     <w:p>
       <w:pPr>
         <w:keepNext/>
-        <w:rPr>
-          <w:ins w:id="682" w:author="Raven, Olivier (Student)" w:date="2026-03-11T13:17:00Z" w16du:dateUtc="2026-03-11T00:17:00Z"/>
-        </w:rPr>
-        <w:pPrChange w:id="683" w:author="Raven, Olivier (Student)" w:date="2026-03-11T13:17:00Z" w16du:dateUtc="2026-03-11T00:17:00Z">
-          <w:pPr/>
-        </w:pPrChange>
       </w:pPr>
-      <w:ins w:id="684" w:author="Raven, Olivier (Student)" w:date="2026-03-11T13:17:00Z" w16du:dateUtc="2026-03-11T00:17:00Z">
-        <w:r>
-          <w:rPr>
-            <w:noProof/>
-          </w:rPr>
-          <w:lastRenderedPageBreak/>
-          <w:drawing>
-            <wp:inline distT="0" distB="0" distL="0" distR="0" wp14:anchorId="6740A6FA" wp14:editId="643DDDC8">
-              <wp:extent cx="5731510" cy="3820795"/>
-              <wp:effectExtent l="0" t="0" r="2540" b="8255"/>
-              <wp:docPr id="202727169" name="Picture 2"/>
-              <wp:cNvGraphicFramePr>
-                <a:graphicFrameLocks xmlns:a="http://schemas.openxmlformats.org/drawingml/2006/main" noChangeAspect="1"/>
-              </wp:cNvGraphicFramePr>
-              <a:graphic xmlns:a="http://schemas.openxmlformats.org/drawingml/2006/main">
-                <a:graphicData uri="http://schemas.openxmlformats.org/drawingml/2006/picture">
-                  <pic:pic xmlns:pic="http://schemas.openxmlformats.org/drawingml/2006/picture">
-                    <pic:nvPicPr>
-                      <pic:cNvPr id="202727169" name="Picture 202727169"/>
-                      <pic:cNvPicPr/>
-                    </pic:nvPicPr>
-                    <pic:blipFill>
-                      <a:blip r:embed="rId32" cstate="print">
-                        <a:extLst>
-                          <a:ext uri="{28A0092B-C50C-407E-A947-70E740481C1C}">
-                            <a14:useLocalDpi xmlns:a14="http://schemas.microsoft.com/office/drawing/2010/main" val="0"/>
-                          </a:ext>
-                        </a:extLst>
-                      </a:blip>
-                      <a:stretch>
-                        <a:fillRect/>
-                      </a:stretch>
-                    </pic:blipFill>
-                    <pic:spPr>
-                      <a:xfrm>
-                        <a:off x="0" y="0"/>
-                        <a:ext cx="5731510" cy="3820795"/>
-                      </a:xfrm>
-                      <a:prstGeom prst="rect">
-                        <a:avLst/>
-                      </a:prstGeom>
-                    </pic:spPr>
-                  </pic:pic>
-                </a:graphicData>
-              </a:graphic>
-            </wp:inline>
-          </w:drawing>
-        </w:r>
-      </w:ins>
+      <w:r>
+        <w:rPr>
+          <w:noProof/>
+        </w:rPr>
+        <w:lastRenderedPageBreak/>
+        <w:drawing>
+          <wp:inline distT="0" distB="0" distL="0" distR="0" wp14:anchorId="242E3B26" wp14:editId="676D0CD2">
+            <wp:extent cx="5731510" cy="3820795"/>
+            <wp:effectExtent l="0" t="0" r="2540" b="8255"/>
+            <wp:docPr id="202727169" name="Picture 2"/>
+            <wp:cNvGraphicFramePr>
+              <a:graphicFrameLocks xmlns:a="http://schemas.openxmlformats.org/drawingml/2006/main" noChangeAspect="1"/>
+            </wp:cNvGraphicFramePr>
+            <a:graphic xmlns:a="http://schemas.openxmlformats.org/drawingml/2006/main">
+              <a:graphicData uri="http://schemas.openxmlformats.org/drawingml/2006/picture">
+                <pic:pic xmlns:pic="http://schemas.openxmlformats.org/drawingml/2006/picture">
+                  <pic:nvPicPr>
+                    <pic:cNvPr id="202727169" name="Picture 202727169"/>
+                    <pic:cNvPicPr/>
+                  </pic:nvPicPr>
+                  <pic:blipFill>
+                    <a:blip r:embed="rId33" cstate="print">
+                      <a:extLst>
+                        <a:ext uri="{28A0092B-C50C-407E-A947-70E740481C1C}">
+                          <a14:useLocalDpi xmlns:a14="http://schemas.microsoft.com/office/drawing/2010/main" val="0"/>
+                        </a:ext>
+                      </a:extLst>
+                    </a:blip>
+                    <a:stretch>
+                      <a:fillRect/>
+                    </a:stretch>
+                  </pic:blipFill>
+                  <pic:spPr>
+                    <a:xfrm>
+                      <a:off x="0" y="0"/>
+                      <a:ext cx="5731510" cy="3820795"/>
+                    </a:xfrm>
+                    <a:prstGeom prst="rect">
+                      <a:avLst/>
+                    </a:prstGeom>
+                  </pic:spPr>
+                </pic:pic>
+              </a:graphicData>
+            </a:graphic>
+          </wp:inline>
+        </w:drawing>
+      </w:r>
     </w:p>
     <w:p>
       <w:pPr>
         <w:pStyle w:val="Caption"/>
         <w:rPr>
-          <w:ins w:id="685" w:author="Raven, Olivier (Student)" w:date="2026-03-11T13:17:00Z" w16du:dateUtc="2026-03-11T00:17:00Z"/>
-        </w:rPr>
-        <w:pPrChange w:id="686" w:author="Raven, Olivier (Student)" w:date="2026-03-11T13:17:00Z" w16du:dateUtc="2026-03-11T00:17:00Z">
-          <w:pPr/>
-        </w:pPrChange>
+          <w:color w:val="auto"/>
+        </w:rPr>
       </w:pPr>
-      <w:ins w:id="687" w:author="Raven, Olivier (Student)" w:date="2026-03-11T13:18:00Z">
-        <w:r>
-          <w:rPr>
-            <w:color w:val="auto"/>
-          </w:rPr>
-          <w:t>Fig. S2 Raw relationships between significant habitat predictors and kōura CPUE (upper panels) and BPUE (lower panels) at sites where kōura were present. Points represent observed values at individual sites. Temperature</w:t>
-        </w:r>
-      </w:ins>
-      <w:ins w:id="688" w:author="Raven, Olivier (Student)" w:date="2026-03-13T11:07:00Z" w16du:dateUtc="2026-03-12T22:07:00Z">
-        <w:r>
-          <w:rPr>
-            <w:color w:val="auto"/>
-          </w:rPr>
-          <w:t xml:space="preserve"> (</w:t>
-        </w:r>
-        <w:r>
-          <w:rPr>
-            <w:rFonts w:eastAsia="Times New Roman" w:cstheme="minorHAnsi"/>
-            <w:color w:val="000000"/>
-            <w:kern w:val="0"/>
-            <w:sz w:val="16"/>
-            <w:szCs w:val="16"/>
-            <w:lang w:eastAsia="en-GB"/>
-            <w14:ligatures w14:val="none"/>
-          </w:rPr>
-          <w:t>°C</w:t>
-        </w:r>
-        <w:r>
-          <w:rPr>
-            <w:color w:val="auto"/>
-          </w:rPr>
-          <w:t>)</w:t>
-        </w:r>
-      </w:ins>
-      <w:ins w:id="689" w:author="Raven, Olivier (Student)" w:date="2026-03-11T13:18:00Z">
-        <w:r>
-          <w:rPr>
-            <w:color w:val="auto"/>
-          </w:rPr>
-          <w:t>, pH, and emergent native vegetation cover</w:t>
-        </w:r>
-      </w:ins>
-      <w:ins w:id="690" w:author="Raven, Olivier (Student)" w:date="2026-03-13T11:07:00Z" w16du:dateUtc="2026-03-12T22:07:00Z">
-        <w:r>
-          <w:rPr>
-            <w:color w:val="auto"/>
-          </w:rPr>
-          <w:t xml:space="preserve"> (%)</w:t>
-        </w:r>
-      </w:ins>
-      <w:ins w:id="691" w:author="Raven, Olivier (Student)" w:date="2026-03-11T13:18:00Z">
-        <w:r>
-          <w:rPr>
-            <w:color w:val="auto"/>
-          </w:rPr>
-          <w:t xml:space="preserve"> are shown for CPUE; pH and emergent native vegetation cover</w:t>
-        </w:r>
-      </w:ins>
-      <w:ins w:id="692" w:author="Raven, Olivier (Student)" w:date="2026-03-13T11:07:00Z" w16du:dateUtc="2026-03-12T22:07:00Z">
-        <w:r>
-          <w:rPr>
-            <w:color w:val="auto"/>
-          </w:rPr>
-          <w:t xml:space="preserve"> (%)</w:t>
-        </w:r>
-      </w:ins>
-      <w:ins w:id="693" w:author="Raven, Olivier (Student)" w:date="2026-03-11T13:18:00Z">
-        <w:r>
-          <w:rPr>
-            <w:color w:val="auto"/>
-          </w:rPr>
-          <w:t xml:space="preserve"> are shown for BPUE.</w:t>
-        </w:r>
-      </w:ins>
-    </w:p>
-    <w:p>
-      <w:pPr>
-        <w:rPr>
-          <w:del w:id="694" w:author="Raven, Olivier (Student)" w:date="2026-03-11T13:19:00Z" w16du:dateUtc="2026-03-11T00:19:00Z"/>
-          <w:rPrChange w:id="695" w:author="Raven, Olivier (Student)" w:date="2026-03-11T13:16:00Z" w16du:dateUtc="2026-03-11T00:16:00Z">
-            <w:rPr>
-              <w:del w:id="696" w:author="Raven, Olivier (Student)" w:date="2026-03-11T13:19:00Z" w16du:dateUtc="2026-03-11T00:19:00Z"/>
-              <w:b/>
-              <w:bCs/>
-              <w:color w:val="auto"/>
-            </w:rPr>
-          </w:rPrChange>
-        </w:rPr>
-        <w:pPrChange w:id="697" w:author="Raven, Olivier (Student)" w:date="2026-03-11T13:16:00Z" w16du:dateUtc="2026-03-11T00:16:00Z">
-          <w:pPr>
-            <w:pStyle w:val="Caption"/>
-            <w:jc w:val="left"/>
-          </w:pPr>
-        </w:pPrChange>
-      </w:pPr>
+      <w:r>
+        <w:rPr>
+          <w:color w:val="auto"/>
+        </w:rPr>
+        <w:t>Fig. S2 Raw relationships between significant habitat predictors and kōura CPUE (upper panels) and BPUE (lower panels) at sites where kōura were present. Points represent observed values at individual sites. Temperature</w:t>
+      </w:r>
+      <w:r>
+        <w:rPr>
+          <w:color w:val="auto"/>
+        </w:rPr>
+        <w:t xml:space="preserve"> (</w:t>
+      </w:r>
+      <w:r>
+        <w:rPr>
+          <w:rFonts w:eastAsia="Times New Roman" w:cstheme="minorHAnsi"/>
+          <w:color w:val="000000"/>
+          <w:kern w:val="0"/>
+          <w:sz w:val="16"/>
+          <w:szCs w:val="16"/>
+          <w:lang w:eastAsia="en-GB"/>
+          <w14:ligatures w14:val="none"/>
+        </w:rPr>
+        <w:t>°C</w:t>
+      </w:r>
+      <w:r>
+        <w:rPr>
+          <w:color w:val="auto"/>
+        </w:rPr>
+        <w:t>)</w:t>
+      </w:r>
+      <w:r>
+        <w:rPr>
+          <w:color w:val="auto"/>
+        </w:rPr>
+        <w:t>, pH, and emergent native vegetation cover</w:t>
+      </w:r>
+      <w:r>
+        <w:rPr>
+          <w:color w:val="auto"/>
+        </w:rPr>
+        <w:t xml:space="preserve"> (%)</w:t>
+      </w:r>
+      <w:r>
+        <w:rPr>
+          <w:color w:val="auto"/>
+        </w:rPr>
+        <w:t xml:space="preserve"> are shown for CPUE; pH and emergent native vegetation cover</w:t>
+      </w:r>
+      <w:r>
+        <w:rPr>
+          <w:color w:val="auto"/>
+        </w:rPr>
+        <w:t xml:space="preserve"> (%)</w:t>
+      </w:r>
+      <w:r>
+        <w:rPr>
+          <w:color w:val="auto"/>
+        </w:rPr>
+        <w:t xml:space="preserve"> are shown for BPUE.</w:t>
+      </w:r>
     </w:p>
     <w:p>
       <w:pPr>
@@ -19691,10 +19564,9 @@
         </w:trPr>
         <w:tc>
           <w:tcPr>
-            <w:tcW w:w="996" w:type="dxa"/>
-            <w:noWrap/>
-            <w:vAlign w:val="bottom"/>
-            <w:hideMark/>
+            <w:tcW w:w="995" w:type="dxa"/>
+            <w:noWrap/>
+            <w:vAlign w:val="bottom"/>
           </w:tcPr>
           <w:p>
             <w:pPr>
@@ -19709,17 +19581,6 @@
                 <w:szCs w:val="16"/>
                 <w:lang w:eastAsia="en-GB"/>
                 <w14:ligatures w14:val="none"/>
-                <w:rPrChange w:id="698" w:author="Raven, Olivier (Student)" w:date="2026-03-23T10:49:00Z" w16du:dateUtc="2026-03-22T21:49:00Z">
-                  <w:rPr>
-                    <w:rFonts w:eastAsia="Times New Roman" w:cstheme="minorHAnsi"/>
-                    <w:color w:val="000000"/>
-                    <w:kern w:val="0"/>
-                    <w:sz w:val="16"/>
-                    <w:szCs w:val="16"/>
-                    <w:lang w:eastAsia="en-GB"/>
-                    <w14:ligatures w14:val="none"/>
-                  </w:rPr>
-                </w:rPrChange>
               </w:rPr>
             </w:pPr>
             <w:r>
@@ -19733,19 +19594,8 @@
                 <w:szCs w:val="16"/>
                 <w:lang w:eastAsia="en-GB"/>
                 <w14:ligatures w14:val="none"/>
-                <w:rPrChange w:id="699" w:author="Raven, Olivier (Student)" w:date="2026-03-23T10:49:00Z" w16du:dateUtc="2026-03-22T21:49:00Z">
-                  <w:rPr>
-                    <w:rFonts w:eastAsia="Times New Roman" w:cstheme="minorHAnsi"/>
-                    <w:color w:val="000000"/>
-                    <w:kern w:val="0"/>
-                    <w:sz w:val="16"/>
-                    <w:szCs w:val="16"/>
-                    <w:lang w:eastAsia="en-GB"/>
-                    <w14:ligatures w14:val="none"/>
-                  </w:rPr>
-                </w:rPrChange>
-              </w:rPr>
-              <w:t>Lake</w:t>
+              </w:rPr>
+              <w:t xml:space="preserve"> Lake</w:t>
             </w:r>
           </w:p>
         </w:tc>
@@ -19754,7 +19604,6 @@
             <w:tcW w:w="2509" w:type="dxa"/>
             <w:noWrap/>
             <w:vAlign w:val="bottom"/>
-            <w:hideMark/>
           </w:tcPr>
           <w:p>
             <w:pPr>
@@ -19769,17 +19618,6 @@
                 <w:szCs w:val="16"/>
                 <w:lang w:eastAsia="en-GB"/>
                 <w14:ligatures w14:val="none"/>
-                <w:rPrChange w:id="700" w:author="Raven, Olivier (Student)" w:date="2026-03-23T10:49:00Z" w16du:dateUtc="2026-03-22T21:49:00Z">
-                  <w:rPr>
-                    <w:rFonts w:eastAsia="Times New Roman" w:cstheme="minorHAnsi"/>
-                    <w:color w:val="000000"/>
-                    <w:kern w:val="0"/>
-                    <w:sz w:val="16"/>
-                    <w:szCs w:val="16"/>
-                    <w:lang w:eastAsia="en-GB"/>
-                    <w14:ligatures w14:val="none"/>
-                  </w:rPr>
-                </w:rPrChange>
               </w:rPr>
             </w:pPr>
             <w:r>
@@ -19793,17 +19631,6 @@
                 <w:szCs w:val="16"/>
                 <w:lang w:eastAsia="en-GB"/>
                 <w14:ligatures w14:val="none"/>
-                <w:rPrChange w:id="701" w:author="Raven, Olivier (Student)" w:date="2026-03-23T10:49:00Z" w16du:dateUtc="2026-03-22T21:49:00Z">
-                  <w:rPr>
-                    <w:rFonts w:eastAsia="Times New Roman" w:cstheme="minorHAnsi"/>
-                    <w:color w:val="000000"/>
-                    <w:kern w:val="0"/>
-                    <w:sz w:val="16"/>
-                    <w:szCs w:val="16"/>
-                    <w:lang w:eastAsia="en-GB"/>
-                    <w14:ligatures w14:val="none"/>
-                  </w:rPr>
-                </w:rPrChange>
               </w:rPr>
               <w:t>Variable</w:t>
             </w:r>
@@ -19814,7 +19641,6 @@
             <w:tcW w:w="797" w:type="dxa"/>
             <w:noWrap/>
             <w:vAlign w:val="bottom"/>
-            <w:hideMark/>
           </w:tcPr>
           <w:p>
             <w:pPr>
@@ -19829,17 +19655,6 @@
                 <w:szCs w:val="16"/>
                 <w:lang w:eastAsia="en-GB"/>
                 <w14:ligatures w14:val="none"/>
-                <w:rPrChange w:id="702" w:author="Raven, Olivier (Student)" w:date="2026-03-23T10:49:00Z" w16du:dateUtc="2026-03-22T21:49:00Z">
-                  <w:rPr>
-                    <w:rFonts w:eastAsia="Times New Roman" w:cstheme="minorHAnsi"/>
-                    <w:color w:val="000000"/>
-                    <w:kern w:val="0"/>
-                    <w:sz w:val="16"/>
-                    <w:szCs w:val="16"/>
-                    <w:lang w:eastAsia="en-GB"/>
-                    <w14:ligatures w14:val="none"/>
-                  </w:rPr>
-                </w:rPrChange>
               </w:rPr>
             </w:pPr>
             <w:r>
@@ -19853,17 +19668,6 @@
                 <w:szCs w:val="16"/>
                 <w:lang w:eastAsia="en-GB"/>
                 <w14:ligatures w14:val="none"/>
-                <w:rPrChange w:id="703" w:author="Raven, Olivier (Student)" w:date="2026-03-23T10:49:00Z" w16du:dateUtc="2026-03-22T21:49:00Z">
-                  <w:rPr>
-                    <w:rFonts w:eastAsia="Times New Roman" w:cstheme="minorHAnsi"/>
-                    <w:color w:val="000000"/>
-                    <w:kern w:val="0"/>
-                    <w:sz w:val="16"/>
-                    <w:szCs w:val="16"/>
-                    <w:lang w:eastAsia="en-GB"/>
-                    <w14:ligatures w14:val="none"/>
-                  </w:rPr>
-                </w:rPrChange>
               </w:rPr>
               <w:t>Unit</w:t>
             </w:r>
@@ -19871,10 +19675,9 @@
         </w:tc>
         <w:tc>
           <w:tcPr>
-            <w:tcW w:w="378" w:type="dxa"/>
-            <w:noWrap/>
-            <w:vAlign w:val="bottom"/>
-            <w:hideMark/>
+            <w:tcW w:w="379" w:type="dxa"/>
+            <w:noWrap/>
+            <w:vAlign w:val="bottom"/>
           </w:tcPr>
           <w:p>
             <w:pPr>
@@ -19889,17 +19692,6 @@
                 <w:szCs w:val="16"/>
                 <w:lang w:eastAsia="en-GB"/>
                 <w14:ligatures w14:val="none"/>
-                <w:rPrChange w:id="704" w:author="Raven, Olivier (Student)" w:date="2026-03-23T10:49:00Z" w16du:dateUtc="2026-03-22T21:49:00Z">
-                  <w:rPr>
-                    <w:rFonts w:eastAsia="Times New Roman" w:cstheme="minorHAnsi"/>
-                    <w:color w:val="000000"/>
-                    <w:kern w:val="0"/>
-                    <w:sz w:val="16"/>
-                    <w:szCs w:val="16"/>
-                    <w:lang w:eastAsia="en-GB"/>
-                    <w14:ligatures w14:val="none"/>
-                  </w:rPr>
-                </w:rPrChange>
               </w:rPr>
             </w:pPr>
             <w:r>
@@ -19913,17 +19705,6 @@
                 <w:szCs w:val="16"/>
                 <w:lang w:eastAsia="en-GB"/>
                 <w14:ligatures w14:val="none"/>
-                <w:rPrChange w:id="705" w:author="Raven, Olivier (Student)" w:date="2026-03-23T10:49:00Z" w16du:dateUtc="2026-03-22T21:49:00Z">
-                  <w:rPr>
-                    <w:rFonts w:eastAsia="Times New Roman" w:cstheme="minorHAnsi"/>
-                    <w:color w:val="000000"/>
-                    <w:kern w:val="0"/>
-                    <w:sz w:val="16"/>
-                    <w:szCs w:val="16"/>
-                    <w:lang w:eastAsia="en-GB"/>
-                    <w14:ligatures w14:val="none"/>
-                  </w:rPr>
-                </w:rPrChange>
               </w:rPr>
               <w:t>n</w:t>
             </w:r>
@@ -19934,7 +19715,6 @@
             <w:tcW w:w="698" w:type="dxa"/>
             <w:noWrap/>
             <w:vAlign w:val="bottom"/>
-            <w:hideMark/>
           </w:tcPr>
           <w:p>
             <w:pPr>
@@ -19949,17 +19729,6 @@
                 <w:szCs w:val="16"/>
                 <w:lang w:eastAsia="en-GB"/>
                 <w14:ligatures w14:val="none"/>
-                <w:rPrChange w:id="706" w:author="Raven, Olivier (Student)" w:date="2026-03-23T10:49:00Z" w16du:dateUtc="2026-03-22T21:49:00Z">
-                  <w:rPr>
-                    <w:rFonts w:eastAsia="Times New Roman" w:cstheme="minorHAnsi"/>
-                    <w:color w:val="000000"/>
-                    <w:kern w:val="0"/>
-                    <w:sz w:val="16"/>
-                    <w:szCs w:val="16"/>
-                    <w:lang w:eastAsia="en-GB"/>
-                    <w14:ligatures w14:val="none"/>
-                  </w:rPr>
-                </w:rPrChange>
               </w:rPr>
             </w:pPr>
             <w:r>
@@ -19973,17 +19742,6 @@
                 <w:szCs w:val="16"/>
                 <w:lang w:eastAsia="en-GB"/>
                 <w14:ligatures w14:val="none"/>
-                <w:rPrChange w:id="707" w:author="Raven, Olivier (Student)" w:date="2026-03-23T10:49:00Z" w16du:dateUtc="2026-03-22T21:49:00Z">
-                  <w:rPr>
-                    <w:rFonts w:eastAsia="Times New Roman" w:cstheme="minorHAnsi"/>
-                    <w:color w:val="000000"/>
-                    <w:kern w:val="0"/>
-                    <w:sz w:val="16"/>
-                    <w:szCs w:val="16"/>
-                    <w:lang w:eastAsia="en-GB"/>
-                    <w14:ligatures w14:val="none"/>
-                  </w:rPr>
-                </w:rPrChange>
               </w:rPr>
               <w:t>Mean</w:t>
             </w:r>
@@ -19994,7 +19752,6 @@
             <w:tcW w:w="777" w:type="dxa"/>
             <w:noWrap/>
             <w:vAlign w:val="bottom"/>
-            <w:hideMark/>
           </w:tcPr>
           <w:p>
             <w:pPr>
@@ -20009,17 +19766,6 @@
                 <w:szCs w:val="16"/>
                 <w:lang w:eastAsia="en-GB"/>
                 <w14:ligatures w14:val="none"/>
-                <w:rPrChange w:id="708" w:author="Raven, Olivier (Student)" w:date="2026-03-23T10:49:00Z" w16du:dateUtc="2026-03-22T21:49:00Z">
-                  <w:rPr>
-                    <w:rFonts w:eastAsia="Times New Roman" w:cstheme="minorHAnsi"/>
-                    <w:color w:val="000000"/>
-                    <w:kern w:val="0"/>
-                    <w:sz w:val="16"/>
-                    <w:szCs w:val="16"/>
-                    <w:lang w:eastAsia="en-GB"/>
-                    <w14:ligatures w14:val="none"/>
-                  </w:rPr>
-                </w:rPrChange>
               </w:rPr>
             </w:pPr>
             <w:r>
@@ -20033,17 +19779,6 @@
                 <w:szCs w:val="16"/>
                 <w:lang w:eastAsia="en-GB"/>
                 <w14:ligatures w14:val="none"/>
-                <w:rPrChange w:id="709" w:author="Raven, Olivier (Student)" w:date="2026-03-23T10:49:00Z" w16du:dateUtc="2026-03-22T21:49:00Z">
-                  <w:rPr>
-                    <w:rFonts w:eastAsia="Times New Roman" w:cstheme="minorHAnsi"/>
-                    <w:color w:val="000000"/>
-                    <w:kern w:val="0"/>
-                    <w:sz w:val="16"/>
-                    <w:szCs w:val="16"/>
-                    <w:lang w:eastAsia="en-GB"/>
-                    <w14:ligatures w14:val="none"/>
-                  </w:rPr>
-                </w:rPrChange>
               </w:rPr>
               <w:t>Median</w:t>
             </w:r>
@@ -20054,7 +19789,6 @@
             <w:tcW w:w="698" w:type="dxa"/>
             <w:noWrap/>
             <w:vAlign w:val="bottom"/>
-            <w:hideMark/>
           </w:tcPr>
           <w:p>
             <w:pPr>
@@ -20069,17 +19803,6 @@
                 <w:szCs w:val="16"/>
                 <w:lang w:eastAsia="en-GB"/>
                 <w14:ligatures w14:val="none"/>
-                <w:rPrChange w:id="710" w:author="Raven, Olivier (Student)" w:date="2026-03-23T10:49:00Z" w16du:dateUtc="2026-03-22T21:49:00Z">
-                  <w:rPr>
-                    <w:rFonts w:eastAsia="Times New Roman" w:cstheme="minorHAnsi"/>
-                    <w:color w:val="000000"/>
-                    <w:kern w:val="0"/>
-                    <w:sz w:val="16"/>
-                    <w:szCs w:val="16"/>
-                    <w:lang w:eastAsia="en-GB"/>
-                    <w14:ligatures w14:val="none"/>
-                  </w:rPr>
-                </w:rPrChange>
               </w:rPr>
             </w:pPr>
             <w:r>
@@ -20093,17 +19816,6 @@
                 <w:szCs w:val="16"/>
                 <w:lang w:eastAsia="en-GB"/>
                 <w14:ligatures w14:val="none"/>
-                <w:rPrChange w:id="711" w:author="Raven, Olivier (Student)" w:date="2026-03-23T10:49:00Z" w16du:dateUtc="2026-03-22T21:49:00Z">
-                  <w:rPr>
-                    <w:rFonts w:eastAsia="Times New Roman" w:cstheme="minorHAnsi"/>
-                    <w:color w:val="000000"/>
-                    <w:kern w:val="0"/>
-                    <w:sz w:val="16"/>
-                    <w:szCs w:val="16"/>
-                    <w:lang w:eastAsia="en-GB"/>
-                    <w14:ligatures w14:val="none"/>
-                  </w:rPr>
-                </w:rPrChange>
               </w:rPr>
               <w:t>Min</w:t>
             </w:r>
@@ -20114,7 +19826,6 @@
             <w:tcW w:w="698" w:type="dxa"/>
             <w:noWrap/>
             <w:vAlign w:val="bottom"/>
-            <w:hideMark/>
           </w:tcPr>
           <w:p>
             <w:pPr>
@@ -20129,17 +19840,6 @@
                 <w:szCs w:val="16"/>
                 <w:lang w:eastAsia="en-GB"/>
                 <w14:ligatures w14:val="none"/>
-                <w:rPrChange w:id="712" w:author="Raven, Olivier (Student)" w:date="2026-03-23T10:49:00Z" w16du:dateUtc="2026-03-22T21:49:00Z">
-                  <w:rPr>
-                    <w:rFonts w:eastAsia="Times New Roman" w:cstheme="minorHAnsi"/>
-                    <w:color w:val="000000"/>
-                    <w:kern w:val="0"/>
-                    <w:sz w:val="16"/>
-                    <w:szCs w:val="16"/>
-                    <w:lang w:eastAsia="en-GB"/>
-                    <w14:ligatures w14:val="none"/>
-                  </w:rPr>
-                </w:rPrChange>
               </w:rPr>
             </w:pPr>
             <w:r>
@@ -20153,17 +19853,6 @@
                 <w:szCs w:val="16"/>
                 <w:lang w:eastAsia="en-GB"/>
                 <w14:ligatures w14:val="none"/>
-                <w:rPrChange w:id="713" w:author="Raven, Olivier (Student)" w:date="2026-03-23T10:49:00Z" w16du:dateUtc="2026-03-22T21:49:00Z">
-                  <w:rPr>
-                    <w:rFonts w:eastAsia="Times New Roman" w:cstheme="minorHAnsi"/>
-                    <w:color w:val="000000"/>
-                    <w:kern w:val="0"/>
-                    <w:sz w:val="16"/>
-                    <w:szCs w:val="16"/>
-                    <w:lang w:eastAsia="en-GB"/>
-                    <w14:ligatures w14:val="none"/>
-                  </w:rPr>
-                </w:rPrChange>
               </w:rPr>
               <w:t>Max</w:t>
             </w:r>
@@ -20174,7 +19863,6 @@
             <w:tcW w:w="698" w:type="dxa"/>
             <w:noWrap/>
             <w:vAlign w:val="bottom"/>
-            <w:hideMark/>
           </w:tcPr>
           <w:p>
             <w:pPr>
@@ -20189,17 +19877,6 @@
                 <w:szCs w:val="16"/>
                 <w:lang w:eastAsia="en-GB"/>
                 <w14:ligatures w14:val="none"/>
-                <w:rPrChange w:id="714" w:author="Raven, Olivier (Student)" w:date="2026-03-23T10:49:00Z" w16du:dateUtc="2026-03-22T21:49:00Z">
-                  <w:rPr>
-                    <w:rFonts w:eastAsia="Times New Roman" w:cstheme="minorHAnsi"/>
-                    <w:color w:val="000000"/>
-                    <w:kern w:val="0"/>
-                    <w:sz w:val="16"/>
-                    <w:szCs w:val="16"/>
-                    <w:lang w:eastAsia="en-GB"/>
-                    <w14:ligatures w14:val="none"/>
-                  </w:rPr>
-                </w:rPrChange>
               </w:rPr>
             </w:pPr>
             <w:r>
@@ -20213,21 +19890,20 @@
                 <w:szCs w:val="16"/>
                 <w:lang w:eastAsia="en-GB"/>
                 <w14:ligatures w14:val="none"/>
-                <w:rPrChange w:id="715" w:author="Raven, Olivier (Student)" w:date="2026-03-23T10:49:00Z" w16du:dateUtc="2026-03-22T21:49:00Z">
-                  <w:rPr>
-                    <w:rFonts w:eastAsia="Times New Roman" w:cstheme="minorHAnsi"/>
-                    <w:color w:val="000000"/>
-                    <w:kern w:val="0"/>
-                    <w:sz w:val="16"/>
-                    <w:szCs w:val="16"/>
-                    <w:lang w:eastAsia="en-GB"/>
-                    <w14:ligatures w14:val="none"/>
-                  </w:rPr>
-                </w:rPrChange>
-              </w:rPr>
-              <w:t>CI</w:t>
-            </w:r>
-            <w:r>
+              </w:rPr>
+              <w:t>CI low</w:t>
+            </w:r>
+          </w:p>
+        </w:tc>
+        <w:tc>
+          <w:tcPr>
+            <w:tcW w:w="777" w:type="dxa"/>
+            <w:noWrap/>
+            <w:vAlign w:val="bottom"/>
+          </w:tcPr>
+          <w:p>
+            <w:pPr>
+              <w:jc w:val="left"/>
               <w:rPr>
                 <w:rFonts w:eastAsia="Times New Roman" w:cstheme="minorHAnsi"/>
                 <w:b/>
@@ -20238,20 +19914,8 @@
                 <w:szCs w:val="16"/>
                 <w:lang w:eastAsia="en-GB"/>
                 <w14:ligatures w14:val="none"/>
-                <w:rPrChange w:id="716" w:author="Raven, Olivier (Student)" w:date="2026-03-23T10:49:00Z" w16du:dateUtc="2026-03-22T21:49:00Z">
-                  <w:rPr>
-                    <w:rFonts w:eastAsia="Times New Roman" w:cstheme="minorHAnsi"/>
-                    <w:color w:val="000000"/>
-                    <w:kern w:val="0"/>
-                    <w:sz w:val="16"/>
-                    <w:szCs w:val="16"/>
-                    <w:lang w:eastAsia="en-GB"/>
-                    <w14:ligatures w14:val="none"/>
-                  </w:rPr>
-                </w:rPrChange>
-              </w:rPr>
-              <w:t xml:space="preserve"> </w:t>
-            </w:r>
+              </w:rPr>
+            </w:pPr>
             <w:r>
               <w:rPr>
                 <w:rFonts w:eastAsia="Times New Roman" w:cstheme="minorHAnsi"/>
@@ -20263,129 +19927,8 @@
                 <w:szCs w:val="16"/>
                 <w:lang w:eastAsia="en-GB"/>
                 <w14:ligatures w14:val="none"/>
-                <w:rPrChange w:id="717" w:author="Raven, Olivier (Student)" w:date="2026-03-23T10:49:00Z" w16du:dateUtc="2026-03-22T21:49:00Z">
-                  <w:rPr>
-                    <w:rFonts w:eastAsia="Times New Roman" w:cstheme="minorHAnsi"/>
-                    <w:color w:val="000000"/>
-                    <w:kern w:val="0"/>
-                    <w:sz w:val="16"/>
-                    <w:szCs w:val="16"/>
-                    <w:lang w:eastAsia="en-GB"/>
-                    <w14:ligatures w14:val="none"/>
-                  </w:rPr>
-                </w:rPrChange>
-              </w:rPr>
-              <w:t>low</w:t>
-            </w:r>
-          </w:p>
-        </w:tc>
-        <w:tc>
-          <w:tcPr>
-            <w:tcW w:w="777" w:type="dxa"/>
-            <w:noWrap/>
-            <w:vAlign w:val="bottom"/>
-            <w:hideMark/>
-          </w:tcPr>
-          <w:p>
-            <w:pPr>
-              <w:jc w:val="left"/>
-              <w:rPr>
-                <w:rFonts w:eastAsia="Times New Roman" w:cstheme="minorHAnsi"/>
-                <w:b/>
-                <w:bCs/>
-                <w:color w:val="000000"/>
-                <w:kern w:val="0"/>
-                <w:sz w:val="16"/>
-                <w:szCs w:val="16"/>
-                <w:lang w:eastAsia="en-GB"/>
-                <w14:ligatures w14:val="none"/>
-                <w:rPrChange w:id="718" w:author="Raven, Olivier (Student)" w:date="2026-03-23T10:49:00Z" w16du:dateUtc="2026-03-22T21:49:00Z">
-                  <w:rPr>
-                    <w:rFonts w:eastAsia="Times New Roman" w:cstheme="minorHAnsi"/>
-                    <w:color w:val="000000"/>
-                    <w:kern w:val="0"/>
-                    <w:sz w:val="16"/>
-                    <w:szCs w:val="16"/>
-                    <w:lang w:eastAsia="en-GB"/>
-                    <w14:ligatures w14:val="none"/>
-                  </w:rPr>
-                </w:rPrChange>
-              </w:rPr>
-            </w:pPr>
-            <w:r>
-              <w:rPr>
-                <w:rFonts w:eastAsia="Times New Roman" w:cstheme="minorHAnsi"/>
-                <w:b/>
-                <w:bCs/>
-                <w:color w:val="000000"/>
-                <w:kern w:val="0"/>
-                <w:sz w:val="16"/>
-                <w:szCs w:val="16"/>
-                <w:lang w:eastAsia="en-GB"/>
-                <w14:ligatures w14:val="none"/>
-                <w:rPrChange w:id="719" w:author="Raven, Olivier (Student)" w:date="2026-03-23T10:49:00Z" w16du:dateUtc="2026-03-22T21:49:00Z">
-                  <w:rPr>
-                    <w:rFonts w:eastAsia="Times New Roman" w:cstheme="minorHAnsi"/>
-                    <w:color w:val="000000"/>
-                    <w:kern w:val="0"/>
-                    <w:sz w:val="16"/>
-                    <w:szCs w:val="16"/>
-                    <w:lang w:eastAsia="en-GB"/>
-                    <w14:ligatures w14:val="none"/>
-                  </w:rPr>
-                </w:rPrChange>
-              </w:rPr>
-              <w:t>CI</w:t>
-            </w:r>
-            <w:r>
-              <w:rPr>
-                <w:rFonts w:eastAsia="Times New Roman" w:cstheme="minorHAnsi"/>
-                <w:b/>
-                <w:bCs/>
-                <w:color w:val="000000"/>
-                <w:kern w:val="0"/>
-                <w:sz w:val="16"/>
-                <w:szCs w:val="16"/>
-                <w:lang w:eastAsia="en-GB"/>
-                <w14:ligatures w14:val="none"/>
-                <w:rPrChange w:id="720" w:author="Raven, Olivier (Student)" w:date="2026-03-23T10:49:00Z" w16du:dateUtc="2026-03-22T21:49:00Z">
-                  <w:rPr>
-                    <w:rFonts w:eastAsia="Times New Roman" w:cstheme="minorHAnsi"/>
-                    <w:color w:val="000000"/>
-                    <w:kern w:val="0"/>
-                    <w:sz w:val="16"/>
-                    <w:szCs w:val="16"/>
-                    <w:lang w:eastAsia="en-GB"/>
-                    <w14:ligatures w14:val="none"/>
-                  </w:rPr>
-                </w:rPrChange>
-              </w:rPr>
-              <w:t xml:space="preserve"> </w:t>
-            </w:r>
-            <w:r>
-              <w:rPr>
-                <w:rFonts w:eastAsia="Times New Roman" w:cstheme="minorHAnsi"/>
-                <w:b/>
-                <w:bCs/>
-                <w:color w:val="000000"/>
-                <w:kern w:val="0"/>
-                <w:sz w:val="16"/>
-                <w:szCs w:val="16"/>
-                <w:lang w:eastAsia="en-GB"/>
-                <w14:ligatures w14:val="none"/>
-                <w:rPrChange w:id="721" w:author="Raven, Olivier (Student)" w:date="2026-03-23T10:49:00Z" w16du:dateUtc="2026-03-22T21:49:00Z">
-                  <w:rPr>
-                    <w:rFonts w:eastAsia="Times New Roman" w:cstheme="minorHAnsi"/>
-                    <w:color w:val="000000"/>
-                    <w:kern w:val="0"/>
-                    <w:sz w:val="16"/>
-                    <w:szCs w:val="16"/>
-                    <w:lang w:eastAsia="en-GB"/>
-                    <w14:ligatures w14:val="none"/>
-                  </w:rPr>
-                </w:rPrChange>
-              </w:rPr>
-              <w:t>high</w:t>
+              </w:rPr>
+              <w:t>CI high</w:t>
             </w:r>
           </w:p>
         </w:tc>
@@ -20396,7 +19939,7 @@
         </w:trPr>
         <w:tc>
           <w:tcPr>
-            <w:tcW w:w="996" w:type="dxa"/>
+            <w:tcW w:w="995" w:type="dxa"/>
             <w:noWrap/>
             <w:vAlign w:val="bottom"/>
             <w:hideMark/>
@@ -20486,7 +20029,7 @@
         </w:tc>
         <w:tc>
           <w:tcPr>
-            <w:tcW w:w="378" w:type="dxa"/>
+            <w:tcW w:w="379" w:type="dxa"/>
             <w:noWrap/>
             <w:vAlign w:val="bottom"/>
             <w:hideMark/>
@@ -20729,7 +20272,7 @@
         </w:trPr>
         <w:tc>
           <w:tcPr>
-            <w:tcW w:w="996" w:type="dxa"/>
+            <w:tcW w:w="995" w:type="dxa"/>
             <w:noWrap/>
             <w:vAlign w:val="bottom"/>
             <w:hideMark/>
@@ -20819,7 +20362,7 @@
         </w:tc>
         <w:tc>
           <w:tcPr>
-            <w:tcW w:w="378" w:type="dxa"/>
+            <w:tcW w:w="379" w:type="dxa"/>
             <w:noWrap/>
             <w:vAlign w:val="bottom"/>
             <w:hideMark/>
@@ -21062,7 +20605,7 @@
         </w:trPr>
         <w:tc>
           <w:tcPr>
-            <w:tcW w:w="996" w:type="dxa"/>
+            <w:tcW w:w="995" w:type="dxa"/>
             <w:noWrap/>
             <w:vAlign w:val="bottom"/>
             <w:hideMark/>
@@ -21152,7 +20695,7 @@
         </w:tc>
         <w:tc>
           <w:tcPr>
-            <w:tcW w:w="378" w:type="dxa"/>
+            <w:tcW w:w="379" w:type="dxa"/>
             <w:noWrap/>
             <w:vAlign w:val="bottom"/>
             <w:hideMark/>
@@ -21395,7 +20938,7 @@
         </w:trPr>
         <w:tc>
           <w:tcPr>
-            <w:tcW w:w="996" w:type="dxa"/>
+            <w:tcW w:w="995" w:type="dxa"/>
             <w:noWrap/>
             <w:vAlign w:val="bottom"/>
             <w:hideMark/>
@@ -21485,7 +21028,7 @@
         </w:tc>
         <w:tc>
           <w:tcPr>
-            <w:tcW w:w="378" w:type="dxa"/>
+            <w:tcW w:w="379" w:type="dxa"/>
             <w:noWrap/>
             <w:vAlign w:val="bottom"/>
             <w:hideMark/>
@@ -21728,7 +21271,7 @@
         </w:trPr>
         <w:tc>
           <w:tcPr>
-            <w:tcW w:w="996" w:type="dxa"/>
+            <w:tcW w:w="995" w:type="dxa"/>
             <w:noWrap/>
             <w:vAlign w:val="bottom"/>
             <w:hideMark/>
@@ -21818,7 +21361,7 @@
         </w:tc>
         <w:tc>
           <w:tcPr>
-            <w:tcW w:w="378" w:type="dxa"/>
+            <w:tcW w:w="379" w:type="dxa"/>
             <w:noWrap/>
             <w:vAlign w:val="bottom"/>
             <w:hideMark/>
@@ -22061,7 +21604,7 @@
         </w:trPr>
         <w:tc>
           <w:tcPr>
-            <w:tcW w:w="996" w:type="dxa"/>
+            <w:tcW w:w="995" w:type="dxa"/>
             <w:noWrap/>
             <w:vAlign w:val="bottom"/>
             <w:hideMark/>
@@ -22151,7 +21694,7 @@
         </w:tc>
         <w:tc>
           <w:tcPr>
-            <w:tcW w:w="378" w:type="dxa"/>
+            <w:tcW w:w="379" w:type="dxa"/>
             <w:noWrap/>
             <w:vAlign w:val="bottom"/>
             <w:hideMark/>
@@ -22394,7 +21937,7 @@
         </w:trPr>
         <w:tc>
           <w:tcPr>
-            <w:tcW w:w="996" w:type="dxa"/>
+            <w:tcW w:w="995" w:type="dxa"/>
             <w:noWrap/>
             <w:vAlign w:val="bottom"/>
             <w:hideMark/>
@@ -22484,7 +22027,7 @@
         </w:tc>
         <w:tc>
           <w:tcPr>
-            <w:tcW w:w="378" w:type="dxa"/>
+            <w:tcW w:w="379" w:type="dxa"/>
             <w:noWrap/>
             <w:vAlign w:val="bottom"/>
             <w:hideMark/>
@@ -22727,7 +22270,7 @@
         </w:trPr>
         <w:tc>
           <w:tcPr>
-            <w:tcW w:w="996" w:type="dxa"/>
+            <w:tcW w:w="995" w:type="dxa"/>
             <w:noWrap/>
             <w:vAlign w:val="bottom"/>
             <w:hideMark/>
@@ -22817,7 +22360,7 @@
         </w:tc>
         <w:tc>
           <w:tcPr>
-            <w:tcW w:w="378" w:type="dxa"/>
+            <w:tcW w:w="379" w:type="dxa"/>
             <w:noWrap/>
             <w:vAlign w:val="bottom"/>
             <w:hideMark/>
@@ -23060,7 +22603,7 @@
         </w:trPr>
         <w:tc>
           <w:tcPr>
-            <w:tcW w:w="996" w:type="dxa"/>
+            <w:tcW w:w="995" w:type="dxa"/>
             <w:noWrap/>
             <w:vAlign w:val="bottom"/>
             <w:hideMark/>
@@ -23150,7 +22693,7 @@
         </w:tc>
         <w:tc>
           <w:tcPr>
-            <w:tcW w:w="378" w:type="dxa"/>
+            <w:tcW w:w="379" w:type="dxa"/>
             <w:noWrap/>
             <w:vAlign w:val="bottom"/>
             <w:hideMark/>
@@ -23393,7 +22936,7 @@
         </w:trPr>
         <w:tc>
           <w:tcPr>
-            <w:tcW w:w="996" w:type="dxa"/>
+            <w:tcW w:w="995" w:type="dxa"/>
             <w:noWrap/>
             <w:vAlign w:val="bottom"/>
             <w:hideMark/>
@@ -23483,7 +23026,7 @@
         </w:tc>
         <w:tc>
           <w:tcPr>
-            <w:tcW w:w="378" w:type="dxa"/>
+            <w:tcW w:w="379" w:type="dxa"/>
             <w:noWrap/>
             <w:vAlign w:val="bottom"/>
             <w:hideMark/>
@@ -23726,7 +23269,7 @@
         </w:trPr>
         <w:tc>
           <w:tcPr>
-            <w:tcW w:w="996" w:type="dxa"/>
+            <w:tcW w:w="995" w:type="dxa"/>
             <w:noWrap/>
             <w:vAlign w:val="bottom"/>
             <w:hideMark/>
@@ -23816,7 +23359,7 @@
         </w:tc>
         <w:tc>
           <w:tcPr>
-            <w:tcW w:w="378" w:type="dxa"/>
+            <w:tcW w:w="379" w:type="dxa"/>
             <w:noWrap/>
             <w:vAlign w:val="bottom"/>
             <w:hideMark/>
@@ -24059,7 +23602,7 @@
         </w:trPr>
         <w:tc>
           <w:tcPr>
-            <w:tcW w:w="996" w:type="dxa"/>
+            <w:tcW w:w="995" w:type="dxa"/>
             <w:noWrap/>
             <w:vAlign w:val="bottom"/>
             <w:hideMark/>
@@ -24149,7 +23692,7 @@
         </w:tc>
         <w:tc>
           <w:tcPr>
-            <w:tcW w:w="378" w:type="dxa"/>
+            <w:tcW w:w="379" w:type="dxa"/>
             <w:noWrap/>
             <w:vAlign w:val="bottom"/>
             <w:hideMark/>
@@ -24392,7 +23935,7 @@
         </w:trPr>
         <w:tc>
           <w:tcPr>
-            <w:tcW w:w="996" w:type="dxa"/>
+            <w:tcW w:w="995" w:type="dxa"/>
             <w:noWrap/>
             <w:vAlign w:val="bottom"/>
             <w:hideMark/>
@@ -24494,7 +24037,7 @@
         </w:tc>
         <w:tc>
           <w:tcPr>
-            <w:tcW w:w="378" w:type="dxa"/>
+            <w:tcW w:w="379" w:type="dxa"/>
             <w:noWrap/>
             <w:vAlign w:val="bottom"/>
             <w:hideMark/>
@@ -24737,7 +24280,7 @@
         </w:trPr>
         <w:tc>
           <w:tcPr>
-            <w:tcW w:w="996" w:type="dxa"/>
+            <w:tcW w:w="995" w:type="dxa"/>
             <w:noWrap/>
             <w:vAlign w:val="bottom"/>
             <w:hideMark/>
@@ -24839,7 +24382,7 @@
         </w:tc>
         <w:tc>
           <w:tcPr>
-            <w:tcW w:w="378" w:type="dxa"/>
+            <w:tcW w:w="379" w:type="dxa"/>
             <w:noWrap/>
             <w:vAlign w:val="bottom"/>
             <w:hideMark/>
@@ -25082,7 +24625,7 @@
         </w:trPr>
         <w:tc>
           <w:tcPr>
-            <w:tcW w:w="996" w:type="dxa"/>
+            <w:tcW w:w="995" w:type="dxa"/>
             <w:noWrap/>
             <w:vAlign w:val="bottom"/>
             <w:hideMark/>
@@ -25184,7 +24727,7 @@
         </w:tc>
         <w:tc>
           <w:tcPr>
-            <w:tcW w:w="378" w:type="dxa"/>
+            <w:tcW w:w="379" w:type="dxa"/>
             <w:noWrap/>
             <w:vAlign w:val="bottom"/>
             <w:hideMark/>
@@ -25427,7 +24970,7 @@
         </w:trPr>
         <w:tc>
           <w:tcPr>
-            <w:tcW w:w="996" w:type="dxa"/>
+            <w:tcW w:w="995" w:type="dxa"/>
             <w:noWrap/>
             <w:vAlign w:val="bottom"/>
             <w:hideMark/>
@@ -25529,7 +25072,7 @@
         </w:tc>
         <w:tc>
           <w:tcPr>
-            <w:tcW w:w="378" w:type="dxa"/>
+            <w:tcW w:w="379" w:type="dxa"/>
             <w:noWrap/>
             <w:vAlign w:val="bottom"/>
             <w:hideMark/>
@@ -25772,7 +25315,7 @@
         </w:trPr>
         <w:tc>
           <w:tcPr>
-            <w:tcW w:w="996" w:type="dxa"/>
+            <w:tcW w:w="995" w:type="dxa"/>
             <w:noWrap/>
             <w:vAlign w:val="bottom"/>
             <w:hideMark/>
@@ -25874,7 +25417,7 @@
         </w:tc>
         <w:tc>
           <w:tcPr>
-            <w:tcW w:w="378" w:type="dxa"/>
+            <w:tcW w:w="379" w:type="dxa"/>
             <w:noWrap/>
             <w:vAlign w:val="bottom"/>
             <w:hideMark/>
@@ -26117,7 +25660,7 @@
         </w:trPr>
         <w:tc>
           <w:tcPr>
-            <w:tcW w:w="996" w:type="dxa"/>
+            <w:tcW w:w="995" w:type="dxa"/>
             <w:noWrap/>
             <w:vAlign w:val="bottom"/>
             <w:hideMark/>
@@ -26219,7 +25762,7 @@
         </w:tc>
         <w:tc>
           <w:tcPr>
-            <w:tcW w:w="378" w:type="dxa"/>
+            <w:tcW w:w="379" w:type="dxa"/>
             <w:noWrap/>
             <w:vAlign w:val="bottom"/>
             <w:hideMark/>
@@ -26462,7 +26005,7 @@
         </w:trPr>
         <w:tc>
           <w:tcPr>
-            <w:tcW w:w="996" w:type="dxa"/>
+            <w:tcW w:w="995" w:type="dxa"/>
             <w:noWrap/>
             <w:vAlign w:val="bottom"/>
             <w:hideMark/>
@@ -26564,7 +26107,7 @@
         </w:tc>
         <w:tc>
           <w:tcPr>
-            <w:tcW w:w="378" w:type="dxa"/>
+            <w:tcW w:w="379" w:type="dxa"/>
             <w:noWrap/>
             <w:vAlign w:val="bottom"/>
             <w:hideMark/>
@@ -26807,35 +26350,34 @@
         </w:trPr>
         <w:tc>
           <w:tcPr>
-            <w:tcW w:w="996" w:type="dxa"/>
-            <w:noWrap/>
-            <w:vAlign w:val="bottom"/>
-            <w:hideMark/>
-          </w:tcPr>
-          <w:p>
-            <w:pPr>
-              <w:jc w:val="left"/>
-              <w:rPr>
-                <w:rFonts w:eastAsia="Times New Roman" w:cstheme="minorHAnsi"/>
-                <w:color w:val="000000"/>
-                <w:kern w:val="0"/>
-                <w:sz w:val="16"/>
-                <w:szCs w:val="16"/>
-                <w:lang w:eastAsia="en-GB"/>
-                <w14:ligatures w14:val="none"/>
-              </w:rPr>
-            </w:pPr>
-            <w:r>
-              <w:rPr>
-                <w:rFonts w:eastAsia="Times New Roman" w:cstheme="minorHAnsi"/>
-                <w:color w:val="000000"/>
-                <w:kern w:val="0"/>
-                <w:sz w:val="16"/>
-                <w:szCs w:val="16"/>
-                <w:lang w:eastAsia="en-GB"/>
-                <w14:ligatures w14:val="none"/>
-              </w:rPr>
-              <w:lastRenderedPageBreak/>
+            <w:tcW w:w="995" w:type="dxa"/>
+            <w:noWrap/>
+            <w:vAlign w:val="bottom"/>
+            <w:hideMark/>
+          </w:tcPr>
+          <w:p>
+            <w:pPr>
+              <w:jc w:val="left"/>
+              <w:rPr>
+                <w:rFonts w:eastAsia="Times New Roman" w:cstheme="minorHAnsi"/>
+                <w:color w:val="000000"/>
+                <w:kern w:val="0"/>
+                <w:sz w:val="16"/>
+                <w:szCs w:val="16"/>
+                <w:lang w:eastAsia="en-GB"/>
+                <w14:ligatures w14:val="none"/>
+              </w:rPr>
+            </w:pPr>
+            <w:r>
+              <w:rPr>
+                <w:rFonts w:eastAsia="Times New Roman" w:cstheme="minorHAnsi"/>
+                <w:color w:val="000000"/>
+                <w:kern w:val="0"/>
+                <w:sz w:val="16"/>
+                <w:szCs w:val="16"/>
+                <w:lang w:eastAsia="en-GB"/>
+                <w14:ligatures w14:val="none"/>
+              </w:rPr>
               <w:t>Rotoiti</w:t>
             </w:r>
           </w:p>
@@ -26910,7 +26452,7 @@
         </w:tc>
         <w:tc>
           <w:tcPr>
-            <w:tcW w:w="378" w:type="dxa"/>
+            <w:tcW w:w="379" w:type="dxa"/>
             <w:noWrap/>
             <w:vAlign w:val="bottom"/>
             <w:hideMark/>
@@ -27153,34 +26695,35 @@
         </w:trPr>
         <w:tc>
           <w:tcPr>
-            <w:tcW w:w="996" w:type="dxa"/>
-            <w:noWrap/>
-            <w:vAlign w:val="bottom"/>
-            <w:hideMark/>
-          </w:tcPr>
-          <w:p>
-            <w:pPr>
-              <w:jc w:val="left"/>
-              <w:rPr>
-                <w:rFonts w:eastAsia="Times New Roman" w:cstheme="minorHAnsi"/>
-                <w:color w:val="000000"/>
-                <w:kern w:val="0"/>
-                <w:sz w:val="16"/>
-                <w:szCs w:val="16"/>
-                <w:lang w:eastAsia="en-GB"/>
-                <w14:ligatures w14:val="none"/>
-              </w:rPr>
-            </w:pPr>
-            <w:r>
-              <w:rPr>
-                <w:rFonts w:eastAsia="Times New Roman" w:cstheme="minorHAnsi"/>
-                <w:color w:val="000000"/>
-                <w:kern w:val="0"/>
-                <w:sz w:val="16"/>
-                <w:szCs w:val="16"/>
-                <w:lang w:eastAsia="en-GB"/>
-                <w14:ligatures w14:val="none"/>
-              </w:rPr>
+            <w:tcW w:w="995" w:type="dxa"/>
+            <w:noWrap/>
+            <w:vAlign w:val="bottom"/>
+            <w:hideMark/>
+          </w:tcPr>
+          <w:p>
+            <w:pPr>
+              <w:jc w:val="left"/>
+              <w:rPr>
+                <w:rFonts w:eastAsia="Times New Roman" w:cstheme="minorHAnsi"/>
+                <w:color w:val="000000"/>
+                <w:kern w:val="0"/>
+                <w:sz w:val="16"/>
+                <w:szCs w:val="16"/>
+                <w:lang w:eastAsia="en-GB"/>
+                <w14:ligatures w14:val="none"/>
+              </w:rPr>
+            </w:pPr>
+            <w:r>
+              <w:rPr>
+                <w:rFonts w:eastAsia="Times New Roman" w:cstheme="minorHAnsi"/>
+                <w:color w:val="000000"/>
+                <w:kern w:val="0"/>
+                <w:sz w:val="16"/>
+                <w:szCs w:val="16"/>
+                <w:lang w:eastAsia="en-GB"/>
+                <w14:ligatures w14:val="none"/>
+              </w:rPr>
+              <w:lastRenderedPageBreak/>
               <w:t>Rotoehu</w:t>
             </w:r>
           </w:p>
@@ -27255,7 +26798,7 @@
         </w:tc>
         <w:tc>
           <w:tcPr>
-            <w:tcW w:w="378" w:type="dxa"/>
+            <w:tcW w:w="379" w:type="dxa"/>
             <w:noWrap/>
             <w:vAlign w:val="bottom"/>
             <w:hideMark/>
@@ -27498,7 +27041,7 @@
         </w:trPr>
         <w:tc>
           <w:tcPr>
-            <w:tcW w:w="996" w:type="dxa"/>
+            <w:tcW w:w="995" w:type="dxa"/>
             <w:noWrap/>
             <w:vAlign w:val="bottom"/>
             <w:hideMark/>
@@ -27600,7 +27143,7 @@
         </w:tc>
         <w:tc>
           <w:tcPr>
-            <w:tcW w:w="378" w:type="dxa"/>
+            <w:tcW w:w="379" w:type="dxa"/>
             <w:noWrap/>
             <w:vAlign w:val="bottom"/>
             <w:hideMark/>
@@ -27843,7 +27386,7 @@
         </w:trPr>
         <w:tc>
           <w:tcPr>
-            <w:tcW w:w="996" w:type="dxa"/>
+            <w:tcW w:w="995" w:type="dxa"/>
             <w:noWrap/>
             <w:vAlign w:val="bottom"/>
             <w:hideMark/>
@@ -27945,7 +27488,7 @@
         </w:tc>
         <w:tc>
           <w:tcPr>
-            <w:tcW w:w="378" w:type="dxa"/>
+            <w:tcW w:w="379" w:type="dxa"/>
             <w:noWrap/>
             <w:vAlign w:val="bottom"/>
             <w:hideMark/>
@@ -28188,7 +27731,7 @@
         </w:trPr>
         <w:tc>
           <w:tcPr>
-            <w:tcW w:w="996" w:type="dxa"/>
+            <w:tcW w:w="995" w:type="dxa"/>
             <w:noWrap/>
             <w:vAlign w:val="bottom"/>
             <w:hideMark/>
@@ -28290,7 +27833,7 @@
         </w:tc>
         <w:tc>
           <w:tcPr>
-            <w:tcW w:w="378" w:type="dxa"/>
+            <w:tcW w:w="379" w:type="dxa"/>
             <w:noWrap/>
             <w:vAlign w:val="bottom"/>
             <w:hideMark/>
@@ -28533,7 +28076,7 @@
         </w:trPr>
         <w:tc>
           <w:tcPr>
-            <w:tcW w:w="996" w:type="dxa"/>
+            <w:tcW w:w="995" w:type="dxa"/>
             <w:noWrap/>
             <w:vAlign w:val="bottom"/>
             <w:hideMark/>
@@ -28635,7 +28178,7 @@
         </w:tc>
         <w:tc>
           <w:tcPr>
-            <w:tcW w:w="378" w:type="dxa"/>
+            <w:tcW w:w="379" w:type="dxa"/>
             <w:noWrap/>
             <w:vAlign w:val="bottom"/>
             <w:hideMark/>
@@ -28878,7 +28421,7 @@
         </w:trPr>
         <w:tc>
           <w:tcPr>
-            <w:tcW w:w="996" w:type="dxa"/>
+            <w:tcW w:w="995" w:type="dxa"/>
             <w:noWrap/>
             <w:vAlign w:val="bottom"/>
             <w:hideMark/>
@@ -28980,7 +28523,7 @@
         </w:tc>
         <w:tc>
           <w:tcPr>
-            <w:tcW w:w="378" w:type="dxa"/>
+            <w:tcW w:w="379" w:type="dxa"/>
             <w:noWrap/>
             <w:vAlign w:val="bottom"/>
             <w:hideMark/>
@@ -29223,7 +28766,7 @@
         </w:trPr>
         <w:tc>
           <w:tcPr>
-            <w:tcW w:w="996" w:type="dxa"/>
+            <w:tcW w:w="995" w:type="dxa"/>
             <w:noWrap/>
             <w:vAlign w:val="bottom"/>
             <w:hideMark/>
@@ -29325,7 +28868,7 @@
         </w:tc>
         <w:tc>
           <w:tcPr>
-            <w:tcW w:w="378" w:type="dxa"/>
+            <w:tcW w:w="379" w:type="dxa"/>
             <w:noWrap/>
             <w:vAlign w:val="bottom"/>
             <w:hideMark/>
@@ -29568,7 +29111,7 @@
         </w:trPr>
         <w:tc>
           <w:tcPr>
-            <w:tcW w:w="996" w:type="dxa"/>
+            <w:tcW w:w="995" w:type="dxa"/>
             <w:noWrap/>
             <w:vAlign w:val="bottom"/>
             <w:hideMark/>
@@ -29670,7 +29213,7 @@
         </w:tc>
         <w:tc>
           <w:tcPr>
-            <w:tcW w:w="378" w:type="dxa"/>
+            <w:tcW w:w="379" w:type="dxa"/>
             <w:noWrap/>
             <w:vAlign w:val="bottom"/>
             <w:hideMark/>
@@ -29913,7 +29456,7 @@
         </w:trPr>
         <w:tc>
           <w:tcPr>
-            <w:tcW w:w="996" w:type="dxa"/>
+            <w:tcW w:w="995" w:type="dxa"/>
             <w:noWrap/>
             <w:vAlign w:val="bottom"/>
             <w:hideMark/>
@@ -30015,7 +29558,7 @@
         </w:tc>
         <w:tc>
           <w:tcPr>
-            <w:tcW w:w="378" w:type="dxa"/>
+            <w:tcW w:w="379" w:type="dxa"/>
             <w:noWrap/>
             <w:vAlign w:val="bottom"/>
             <w:hideMark/>
@@ -30258,7 +29801,7 @@
         </w:trPr>
         <w:tc>
           <w:tcPr>
-            <w:tcW w:w="996" w:type="dxa"/>
+            <w:tcW w:w="995" w:type="dxa"/>
             <w:noWrap/>
             <w:vAlign w:val="bottom"/>
             <w:hideMark/>
@@ -30360,7 +29903,7 @@
         </w:tc>
         <w:tc>
           <w:tcPr>
-            <w:tcW w:w="378" w:type="dxa"/>
+            <w:tcW w:w="379" w:type="dxa"/>
             <w:noWrap/>
             <w:vAlign w:val="bottom"/>
             <w:hideMark/>
@@ -30603,7 +30146,7 @@
         </w:trPr>
         <w:tc>
           <w:tcPr>
-            <w:tcW w:w="996" w:type="dxa"/>
+            <w:tcW w:w="995" w:type="dxa"/>
             <w:noWrap/>
             <w:vAlign w:val="bottom"/>
             <w:hideMark/>
@@ -30705,7 +30248,7 @@
         </w:tc>
         <w:tc>
           <w:tcPr>
-            <w:tcW w:w="378" w:type="dxa"/>
+            <w:tcW w:w="379" w:type="dxa"/>
             <w:noWrap/>
             <w:vAlign w:val="bottom"/>
             <w:hideMark/>
@@ -30948,7 +30491,7 @@
         </w:trPr>
         <w:tc>
           <w:tcPr>
-            <w:tcW w:w="996" w:type="dxa"/>
+            <w:tcW w:w="995" w:type="dxa"/>
             <w:noWrap/>
             <w:vAlign w:val="bottom"/>
             <w:hideMark/>
@@ -31050,7 +30593,7 @@
         </w:tc>
         <w:tc>
           <w:tcPr>
-            <w:tcW w:w="378" w:type="dxa"/>
+            <w:tcW w:w="379" w:type="dxa"/>
             <w:noWrap/>
             <w:vAlign w:val="bottom"/>
             <w:hideMark/>
@@ -31293,7 +30836,7 @@
         </w:trPr>
         <w:tc>
           <w:tcPr>
-            <w:tcW w:w="996" w:type="dxa"/>
+            <w:tcW w:w="995" w:type="dxa"/>
             <w:noWrap/>
             <w:vAlign w:val="bottom"/>
             <w:hideMark/>
@@ -31395,7 +30938,7 @@
         </w:tc>
         <w:tc>
           <w:tcPr>
-            <w:tcW w:w="378" w:type="dxa"/>
+            <w:tcW w:w="379" w:type="dxa"/>
             <w:noWrap/>
             <w:vAlign w:val="bottom"/>
             <w:hideMark/>
@@ -31638,7 +31181,7 @@
         </w:trPr>
         <w:tc>
           <w:tcPr>
-            <w:tcW w:w="996" w:type="dxa"/>
+            <w:tcW w:w="995" w:type="dxa"/>
             <w:noWrap/>
             <w:vAlign w:val="bottom"/>
             <w:hideMark/>
@@ -31740,7 +31283,7 @@
         </w:tc>
         <w:tc>
           <w:tcPr>
-            <w:tcW w:w="378" w:type="dxa"/>
+            <w:tcW w:w="379" w:type="dxa"/>
             <w:noWrap/>
             <w:vAlign w:val="bottom"/>
             <w:hideMark/>
@@ -31983,7 +31526,7 @@
         </w:trPr>
         <w:tc>
           <w:tcPr>
-            <w:tcW w:w="996" w:type="dxa"/>
+            <w:tcW w:w="995" w:type="dxa"/>
             <w:noWrap/>
             <w:vAlign w:val="bottom"/>
             <w:hideMark/>
@@ -32085,7 +31628,7 @@
         </w:tc>
         <w:tc>
           <w:tcPr>
-            <w:tcW w:w="378" w:type="dxa"/>
+            <w:tcW w:w="379" w:type="dxa"/>
             <w:noWrap/>
             <w:vAlign w:val="bottom"/>
             <w:hideMark/>
@@ -32328,7 +31871,7 @@
         </w:trPr>
         <w:tc>
           <w:tcPr>
-            <w:tcW w:w="996" w:type="dxa"/>
+            <w:tcW w:w="995" w:type="dxa"/>
             <w:noWrap/>
             <w:vAlign w:val="bottom"/>
             <w:hideMark/>
@@ -32430,7 +31973,7 @@
         </w:tc>
         <w:tc>
           <w:tcPr>
-            <w:tcW w:w="378" w:type="dxa"/>
+            <w:tcW w:w="379" w:type="dxa"/>
             <w:noWrap/>
             <w:vAlign w:val="bottom"/>
             <w:hideMark/>
@@ -32673,7 +32216,7 @@
         </w:trPr>
         <w:tc>
           <w:tcPr>
-            <w:tcW w:w="996" w:type="dxa"/>
+            <w:tcW w:w="995" w:type="dxa"/>
             <w:noWrap/>
             <w:vAlign w:val="bottom"/>
             <w:hideMark/>
@@ -32775,7 +32318,7 @@
         </w:tc>
         <w:tc>
           <w:tcPr>
-            <w:tcW w:w="378" w:type="dxa"/>
+            <w:tcW w:w="379" w:type="dxa"/>
             <w:noWrap/>
             <w:vAlign w:val="bottom"/>
             <w:hideMark/>
@@ -33018,7 +32561,7 @@
         </w:trPr>
         <w:tc>
           <w:tcPr>
-            <w:tcW w:w="996" w:type="dxa"/>
+            <w:tcW w:w="995" w:type="dxa"/>
             <w:noWrap/>
             <w:vAlign w:val="bottom"/>
             <w:hideMark/>
@@ -33120,7 +32663,7 @@
         </w:tc>
         <w:tc>
           <w:tcPr>
-            <w:tcW w:w="378" w:type="dxa"/>
+            <w:tcW w:w="379" w:type="dxa"/>
             <w:noWrap/>
             <w:vAlign w:val="bottom"/>
             <w:hideMark/>
@@ -33363,7 +32906,7 @@
         </w:trPr>
         <w:tc>
           <w:tcPr>
-            <w:tcW w:w="996" w:type="dxa"/>
+            <w:tcW w:w="995" w:type="dxa"/>
             <w:noWrap/>
             <w:vAlign w:val="bottom"/>
             <w:hideMark/>
@@ -33465,7 +33008,7 @@
         </w:tc>
         <w:tc>
           <w:tcPr>
-            <w:tcW w:w="378" w:type="dxa"/>
+            <w:tcW w:w="379" w:type="dxa"/>
             <w:noWrap/>
             <w:vAlign w:val="bottom"/>
             <w:hideMark/>
@@ -33708,7 +33251,7 @@
         </w:trPr>
         <w:tc>
           <w:tcPr>
-            <w:tcW w:w="996" w:type="dxa"/>
+            <w:tcW w:w="995" w:type="dxa"/>
             <w:noWrap/>
             <w:vAlign w:val="bottom"/>
             <w:hideMark/>
@@ -33810,7 +33353,7 @@
         </w:tc>
         <w:tc>
           <w:tcPr>
-            <w:tcW w:w="378" w:type="dxa"/>
+            <w:tcW w:w="379" w:type="dxa"/>
             <w:noWrap/>
             <w:vAlign w:val="bottom"/>
             <w:hideMark/>
@@ -34053,7 +33596,7 @@
         </w:trPr>
         <w:tc>
           <w:tcPr>
-            <w:tcW w:w="996" w:type="dxa"/>
+            <w:tcW w:w="995" w:type="dxa"/>
             <w:noWrap/>
             <w:vAlign w:val="bottom"/>
             <w:hideMark/>
@@ -34155,7 +33698,7 @@
         </w:tc>
         <w:tc>
           <w:tcPr>
-            <w:tcW w:w="378" w:type="dxa"/>
+            <w:tcW w:w="379" w:type="dxa"/>
             <w:noWrap/>
             <w:vAlign w:val="bottom"/>
             <w:hideMark/>
@@ -34398,7 +33941,7 @@
         </w:trPr>
         <w:tc>
           <w:tcPr>
-            <w:tcW w:w="996" w:type="dxa"/>
+            <w:tcW w:w="995" w:type="dxa"/>
             <w:noWrap/>
             <w:vAlign w:val="bottom"/>
             <w:hideMark/>
@@ -34500,7 +34043,7 @@
         </w:tc>
         <w:tc>
           <w:tcPr>
-            <w:tcW w:w="378" w:type="dxa"/>
+            <w:tcW w:w="379" w:type="dxa"/>
             <w:noWrap/>
             <w:vAlign w:val="bottom"/>
             <w:hideMark/>
@@ -34743,7 +34286,7 @@
         </w:trPr>
         <w:tc>
           <w:tcPr>
-            <w:tcW w:w="996" w:type="dxa"/>
+            <w:tcW w:w="995" w:type="dxa"/>
             <w:noWrap/>
             <w:vAlign w:val="bottom"/>
             <w:hideMark/>
@@ -34845,7 +34388,7 @@
         </w:tc>
         <w:tc>
           <w:tcPr>
-            <w:tcW w:w="378" w:type="dxa"/>
+            <w:tcW w:w="379" w:type="dxa"/>
             <w:noWrap/>
             <w:vAlign w:val="bottom"/>
             <w:hideMark/>
@@ -35088,7 +34631,7 @@
         </w:trPr>
         <w:tc>
           <w:tcPr>
-            <w:tcW w:w="996" w:type="dxa"/>
+            <w:tcW w:w="995" w:type="dxa"/>
             <w:noWrap/>
             <w:vAlign w:val="bottom"/>
             <w:hideMark/>
@@ -35190,7 +34733,7 @@
         </w:tc>
         <w:tc>
           <w:tcPr>
-            <w:tcW w:w="378" w:type="dxa"/>
+            <w:tcW w:w="379" w:type="dxa"/>
             <w:noWrap/>
             <w:vAlign w:val="bottom"/>
             <w:hideMark/>
@@ -35433,7 +34976,7 @@
         </w:trPr>
         <w:tc>
           <w:tcPr>
-            <w:tcW w:w="996" w:type="dxa"/>
+            <w:tcW w:w="995" w:type="dxa"/>
             <w:noWrap/>
             <w:vAlign w:val="bottom"/>
             <w:hideMark/>
@@ -35535,7 +35078,7 @@
         </w:tc>
         <w:tc>
           <w:tcPr>
-            <w:tcW w:w="378" w:type="dxa"/>
+            <w:tcW w:w="379" w:type="dxa"/>
             <w:noWrap/>
             <w:vAlign w:val="bottom"/>
             <w:hideMark/>
@@ -35778,7 +35321,7 @@
         </w:trPr>
         <w:tc>
           <w:tcPr>
-            <w:tcW w:w="996" w:type="dxa"/>
+            <w:tcW w:w="995" w:type="dxa"/>
             <w:noWrap/>
             <w:vAlign w:val="bottom"/>
             <w:hideMark/>
@@ -35880,7 +35423,7 @@
         </w:tc>
         <w:tc>
           <w:tcPr>
-            <w:tcW w:w="378" w:type="dxa"/>
+            <w:tcW w:w="379" w:type="dxa"/>
             <w:noWrap/>
             <w:vAlign w:val="bottom"/>
             <w:hideMark/>
@@ -36123,7 +35666,7 @@
         </w:trPr>
         <w:tc>
           <w:tcPr>
-            <w:tcW w:w="996" w:type="dxa"/>
+            <w:tcW w:w="995" w:type="dxa"/>
             <w:noWrap/>
             <w:vAlign w:val="bottom"/>
             <w:hideMark/>
@@ -36225,7 +35768,7 @@
         </w:tc>
         <w:tc>
           <w:tcPr>
-            <w:tcW w:w="378" w:type="dxa"/>
+            <w:tcW w:w="379" w:type="dxa"/>
             <w:noWrap/>
             <w:vAlign w:val="bottom"/>
             <w:hideMark/>
@@ -36468,7 +36011,7 @@
         </w:trPr>
         <w:tc>
           <w:tcPr>
-            <w:tcW w:w="996" w:type="dxa"/>
+            <w:tcW w:w="995" w:type="dxa"/>
             <w:noWrap/>
             <w:vAlign w:val="bottom"/>
             <w:hideMark/>
@@ -36570,7 +36113,7 @@
         </w:tc>
         <w:tc>
           <w:tcPr>
-            <w:tcW w:w="378" w:type="dxa"/>
+            <w:tcW w:w="379" w:type="dxa"/>
             <w:noWrap/>
             <w:vAlign w:val="bottom"/>
             <w:hideMark/>
@@ -36813,7 +36356,7 @@
         </w:trPr>
         <w:tc>
           <w:tcPr>
-            <w:tcW w:w="996" w:type="dxa"/>
+            <w:tcW w:w="995" w:type="dxa"/>
             <w:noWrap/>
             <w:vAlign w:val="bottom"/>
             <w:hideMark/>
@@ -36915,7 +36458,7 @@
         </w:tc>
         <w:tc>
           <w:tcPr>
-            <w:tcW w:w="378" w:type="dxa"/>
+            <w:tcW w:w="379" w:type="dxa"/>
             <w:noWrap/>
             <w:vAlign w:val="bottom"/>
             <w:hideMark/>
@@ -37158,7 +36701,7 @@
         </w:trPr>
         <w:tc>
           <w:tcPr>
-            <w:tcW w:w="996" w:type="dxa"/>
+            <w:tcW w:w="995" w:type="dxa"/>
             <w:noWrap/>
             <w:vAlign w:val="bottom"/>
             <w:hideMark/>
@@ -37260,7 +36803,7 @@
         </w:tc>
         <w:tc>
           <w:tcPr>
-            <w:tcW w:w="378" w:type="dxa"/>
+            <w:tcW w:w="379" w:type="dxa"/>
             <w:noWrap/>
             <w:vAlign w:val="bottom"/>
             <w:hideMark/>
@@ -37503,7 +37046,7 @@
         </w:trPr>
         <w:tc>
           <w:tcPr>
-            <w:tcW w:w="996" w:type="dxa"/>
+            <w:tcW w:w="995" w:type="dxa"/>
             <w:noWrap/>
             <w:vAlign w:val="bottom"/>
             <w:hideMark/>
@@ -37605,7 +37148,7 @@
         </w:tc>
         <w:tc>
           <w:tcPr>
-            <w:tcW w:w="378" w:type="dxa"/>
+            <w:tcW w:w="379" w:type="dxa"/>
             <w:noWrap/>
             <w:vAlign w:val="bottom"/>
             <w:hideMark/>
@@ -37848,7 +37391,7 @@
         </w:trPr>
         <w:tc>
           <w:tcPr>
-            <w:tcW w:w="996" w:type="dxa"/>
+            <w:tcW w:w="995" w:type="dxa"/>
             <w:noWrap/>
             <w:vAlign w:val="bottom"/>
             <w:hideMark/>
@@ -37950,7 +37493,7 @@
         </w:tc>
         <w:tc>
           <w:tcPr>
-            <w:tcW w:w="378" w:type="dxa"/>
+            <w:tcW w:w="379" w:type="dxa"/>
             <w:noWrap/>
             <w:vAlign w:val="bottom"/>
             <w:hideMark/>
@@ -38193,7 +37736,7 @@
         </w:trPr>
         <w:tc>
           <w:tcPr>
-            <w:tcW w:w="996" w:type="dxa"/>
+            <w:tcW w:w="995" w:type="dxa"/>
             <w:noWrap/>
             <w:vAlign w:val="bottom"/>
             <w:hideMark/>
@@ -38295,7 +37838,7 @@
         </w:tc>
         <w:tc>
           <w:tcPr>
-            <w:tcW w:w="378" w:type="dxa"/>
+            <w:tcW w:w="379" w:type="dxa"/>
             <w:noWrap/>
             <w:vAlign w:val="bottom"/>
             <w:hideMark/>
@@ -38538,7 +38081,7 @@
         </w:trPr>
         <w:tc>
           <w:tcPr>
-            <w:tcW w:w="996" w:type="dxa"/>
+            <w:tcW w:w="995" w:type="dxa"/>
             <w:noWrap/>
             <w:vAlign w:val="bottom"/>
             <w:hideMark/>
@@ -38640,7 +38183,7 @@
         </w:tc>
         <w:tc>
           <w:tcPr>
-            <w:tcW w:w="378" w:type="dxa"/>
+            <w:tcW w:w="379" w:type="dxa"/>
             <w:noWrap/>
             <w:vAlign w:val="bottom"/>
             <w:hideMark/>
@@ -38883,7 +38426,7 @@
         </w:trPr>
         <w:tc>
           <w:tcPr>
-            <w:tcW w:w="996" w:type="dxa"/>
+            <w:tcW w:w="995" w:type="dxa"/>
             <w:noWrap/>
             <w:vAlign w:val="bottom"/>
             <w:hideMark/>
@@ -38985,7 +38528,7 @@
         </w:tc>
         <w:tc>
           <w:tcPr>
-            <w:tcW w:w="378" w:type="dxa"/>
+            <w:tcW w:w="379" w:type="dxa"/>
             <w:noWrap/>
             <w:vAlign w:val="bottom"/>
             <w:hideMark/>
@@ -39228,7 +38771,7 @@
         </w:trPr>
         <w:tc>
           <w:tcPr>
-            <w:tcW w:w="996" w:type="dxa"/>
+            <w:tcW w:w="995" w:type="dxa"/>
             <w:noWrap/>
             <w:vAlign w:val="bottom"/>
             <w:hideMark/>
@@ -39330,7 +38873,7 @@
         </w:tc>
         <w:tc>
           <w:tcPr>
-            <w:tcW w:w="378" w:type="dxa"/>
+            <w:tcW w:w="379" w:type="dxa"/>
             <w:noWrap/>
             <w:vAlign w:val="bottom"/>
             <w:hideMark/>
@@ -39573,7 +39116,7 @@
         </w:trPr>
         <w:tc>
           <w:tcPr>
-            <w:tcW w:w="996" w:type="dxa"/>
+            <w:tcW w:w="995" w:type="dxa"/>
             <w:noWrap/>
             <w:vAlign w:val="bottom"/>
             <w:hideMark/>
@@ -39675,7 +39218,7 @@
         </w:tc>
         <w:tc>
           <w:tcPr>
-            <w:tcW w:w="378" w:type="dxa"/>
+            <w:tcW w:w="379" w:type="dxa"/>
             <w:noWrap/>
             <w:vAlign w:val="bottom"/>
             <w:hideMark/>
@@ -39918,7 +39461,7 @@
         </w:trPr>
         <w:tc>
           <w:tcPr>
-            <w:tcW w:w="996" w:type="dxa"/>
+            <w:tcW w:w="995" w:type="dxa"/>
             <w:noWrap/>
             <w:vAlign w:val="bottom"/>
             <w:hideMark/>
@@ -40020,7 +39563,7 @@
         </w:tc>
         <w:tc>
           <w:tcPr>
-            <w:tcW w:w="378" w:type="dxa"/>
+            <w:tcW w:w="379" w:type="dxa"/>
             <w:noWrap/>
             <w:vAlign w:val="bottom"/>
             <w:hideMark/>
@@ -40263,7 +39806,7 @@
         </w:trPr>
         <w:tc>
           <w:tcPr>
-            <w:tcW w:w="996" w:type="dxa"/>
+            <w:tcW w:w="995" w:type="dxa"/>
             <w:noWrap/>
             <w:vAlign w:val="bottom"/>
             <w:hideMark/>
@@ -40365,7 +39908,7 @@
         </w:tc>
         <w:tc>
           <w:tcPr>
-            <w:tcW w:w="378" w:type="dxa"/>
+            <w:tcW w:w="379" w:type="dxa"/>
             <w:noWrap/>
             <w:vAlign w:val="bottom"/>
             <w:hideMark/>
@@ -40608,7 +40151,7 @@
         </w:trPr>
         <w:tc>
           <w:tcPr>
-            <w:tcW w:w="996" w:type="dxa"/>
+            <w:tcW w:w="995" w:type="dxa"/>
             <w:noWrap/>
             <w:vAlign w:val="bottom"/>
             <w:hideMark/>
@@ -40710,7 +40253,7 @@
         </w:tc>
         <w:tc>
           <w:tcPr>
-            <w:tcW w:w="378" w:type="dxa"/>
+            <w:tcW w:w="379" w:type="dxa"/>
             <w:noWrap/>
             <w:vAlign w:val="bottom"/>
             <w:hideMark/>
@@ -40953,7 +40496,7 @@
         </w:trPr>
         <w:tc>
           <w:tcPr>
-            <w:tcW w:w="996" w:type="dxa"/>
+            <w:tcW w:w="995" w:type="dxa"/>
             <w:noWrap/>
             <w:vAlign w:val="bottom"/>
             <w:hideMark/>
@@ -41043,7 +40586,7 @@
         </w:tc>
         <w:tc>
           <w:tcPr>
-            <w:tcW w:w="378" w:type="dxa"/>
+            <w:tcW w:w="379" w:type="dxa"/>
             <w:noWrap/>
             <w:vAlign w:val="bottom"/>
             <w:hideMark/>
@@ -41286,7 +40829,7 @@
         </w:trPr>
         <w:tc>
           <w:tcPr>
-            <w:tcW w:w="996" w:type="dxa"/>
+            <w:tcW w:w="995" w:type="dxa"/>
             <w:noWrap/>
             <w:vAlign w:val="bottom"/>
             <w:hideMark/>
@@ -41376,7 +40919,7 @@
         </w:tc>
         <w:tc>
           <w:tcPr>
-            <w:tcW w:w="378" w:type="dxa"/>
+            <w:tcW w:w="379" w:type="dxa"/>
             <w:noWrap/>
             <w:vAlign w:val="bottom"/>
             <w:hideMark/>
@@ -41619,7 +41162,7 @@
         </w:trPr>
         <w:tc>
           <w:tcPr>
-            <w:tcW w:w="996" w:type="dxa"/>
+            <w:tcW w:w="995" w:type="dxa"/>
             <w:noWrap/>
             <w:vAlign w:val="bottom"/>
             <w:hideMark/>
@@ -41709,7 +41252,7 @@
         </w:tc>
         <w:tc>
           <w:tcPr>
-            <w:tcW w:w="378" w:type="dxa"/>
+            <w:tcW w:w="379" w:type="dxa"/>
             <w:noWrap/>
             <w:vAlign w:val="bottom"/>
             <w:hideMark/>
@@ -41952,7 +41495,7 @@
         </w:trPr>
         <w:tc>
           <w:tcPr>
-            <w:tcW w:w="996" w:type="dxa"/>
+            <w:tcW w:w="995" w:type="dxa"/>
             <w:noWrap/>
             <w:vAlign w:val="bottom"/>
             <w:hideMark/>
@@ -42042,7 +41585,7 @@
         </w:tc>
         <w:tc>
           <w:tcPr>
-            <w:tcW w:w="378" w:type="dxa"/>
+            <w:tcW w:w="379" w:type="dxa"/>
             <w:noWrap/>
             <w:vAlign w:val="bottom"/>
             <w:hideMark/>
@@ -42285,7 +41828,7 @@
         </w:trPr>
         <w:tc>
           <w:tcPr>
-            <w:tcW w:w="996" w:type="dxa"/>
+            <w:tcW w:w="995" w:type="dxa"/>
             <w:noWrap/>
             <w:vAlign w:val="bottom"/>
             <w:hideMark/>
@@ -42375,7 +41918,7 @@
         </w:tc>
         <w:tc>
           <w:tcPr>
-            <w:tcW w:w="378" w:type="dxa"/>
+            <w:tcW w:w="379" w:type="dxa"/>
             <w:noWrap/>
             <w:vAlign w:val="bottom"/>
             <w:hideMark/>
@@ -42618,35 +42161,34 @@
         </w:trPr>
         <w:tc>
           <w:tcPr>
-            <w:tcW w:w="996" w:type="dxa"/>
-            <w:noWrap/>
-            <w:vAlign w:val="bottom"/>
-            <w:hideMark/>
-          </w:tcPr>
-          <w:p>
-            <w:pPr>
-              <w:jc w:val="left"/>
-              <w:rPr>
-                <w:rFonts w:eastAsia="Times New Roman" w:cstheme="minorHAnsi"/>
-                <w:color w:val="000000"/>
-                <w:kern w:val="0"/>
-                <w:sz w:val="16"/>
-                <w:szCs w:val="16"/>
-                <w:lang w:eastAsia="en-GB"/>
-                <w14:ligatures w14:val="none"/>
-              </w:rPr>
-            </w:pPr>
-            <w:r>
-              <w:rPr>
-                <w:rFonts w:eastAsia="Times New Roman" w:cstheme="minorHAnsi"/>
-                <w:color w:val="000000"/>
-                <w:kern w:val="0"/>
-                <w:sz w:val="16"/>
-                <w:szCs w:val="16"/>
-                <w:lang w:eastAsia="en-GB"/>
-                <w14:ligatures w14:val="none"/>
-              </w:rPr>
-              <w:lastRenderedPageBreak/>
+            <w:tcW w:w="995" w:type="dxa"/>
+            <w:noWrap/>
+            <w:vAlign w:val="bottom"/>
+            <w:hideMark/>
+          </w:tcPr>
+          <w:p>
+            <w:pPr>
+              <w:jc w:val="left"/>
+              <w:rPr>
+                <w:rFonts w:eastAsia="Times New Roman" w:cstheme="minorHAnsi"/>
+                <w:color w:val="000000"/>
+                <w:kern w:val="0"/>
+                <w:sz w:val="16"/>
+                <w:szCs w:val="16"/>
+                <w:lang w:eastAsia="en-GB"/>
+                <w14:ligatures w14:val="none"/>
+              </w:rPr>
+            </w:pPr>
+            <w:r>
+              <w:rPr>
+                <w:rFonts w:eastAsia="Times New Roman" w:cstheme="minorHAnsi"/>
+                <w:color w:val="000000"/>
+                <w:kern w:val="0"/>
+                <w:sz w:val="16"/>
+                <w:szCs w:val="16"/>
+                <w:lang w:eastAsia="en-GB"/>
+                <w14:ligatures w14:val="none"/>
+              </w:rPr>
               <w:t>All lakes</w:t>
             </w:r>
           </w:p>
@@ -42709,7 +42251,7 @@
         </w:tc>
         <w:tc>
           <w:tcPr>
-            <w:tcW w:w="378" w:type="dxa"/>
+            <w:tcW w:w="379" w:type="dxa"/>
             <w:noWrap/>
             <w:vAlign w:val="bottom"/>
             <w:hideMark/>
@@ -42952,34 +42494,35 @@
         </w:trPr>
         <w:tc>
           <w:tcPr>
-            <w:tcW w:w="996" w:type="dxa"/>
-            <w:noWrap/>
-            <w:vAlign w:val="bottom"/>
-            <w:hideMark/>
-          </w:tcPr>
-          <w:p>
-            <w:pPr>
-              <w:jc w:val="left"/>
-              <w:rPr>
-                <w:rFonts w:eastAsia="Times New Roman" w:cstheme="minorHAnsi"/>
-                <w:color w:val="000000"/>
-                <w:kern w:val="0"/>
-                <w:sz w:val="16"/>
-                <w:szCs w:val="16"/>
-                <w:lang w:eastAsia="en-GB"/>
-                <w14:ligatures w14:val="none"/>
-              </w:rPr>
-            </w:pPr>
-            <w:r>
-              <w:rPr>
-                <w:rFonts w:eastAsia="Times New Roman" w:cstheme="minorHAnsi"/>
-                <w:color w:val="000000"/>
-                <w:kern w:val="0"/>
-                <w:sz w:val="16"/>
-                <w:szCs w:val="16"/>
-                <w:lang w:eastAsia="en-GB"/>
-                <w14:ligatures w14:val="none"/>
-              </w:rPr>
+            <w:tcW w:w="995" w:type="dxa"/>
+            <w:noWrap/>
+            <w:vAlign w:val="bottom"/>
+            <w:hideMark/>
+          </w:tcPr>
+          <w:p>
+            <w:pPr>
+              <w:jc w:val="left"/>
+              <w:rPr>
+                <w:rFonts w:eastAsia="Times New Roman" w:cstheme="minorHAnsi"/>
+                <w:color w:val="000000"/>
+                <w:kern w:val="0"/>
+                <w:sz w:val="16"/>
+                <w:szCs w:val="16"/>
+                <w:lang w:eastAsia="en-GB"/>
+                <w14:ligatures w14:val="none"/>
+              </w:rPr>
+            </w:pPr>
+            <w:r>
+              <w:rPr>
+                <w:rFonts w:eastAsia="Times New Roman" w:cstheme="minorHAnsi"/>
+                <w:color w:val="000000"/>
+                <w:kern w:val="0"/>
+                <w:sz w:val="16"/>
+                <w:szCs w:val="16"/>
+                <w:lang w:eastAsia="en-GB"/>
+                <w14:ligatures w14:val="none"/>
+              </w:rPr>
+              <w:lastRenderedPageBreak/>
               <w:t>Rotorua</w:t>
             </w:r>
           </w:p>
@@ -43042,7 +42585,7 @@
         </w:tc>
         <w:tc>
           <w:tcPr>
-            <w:tcW w:w="378" w:type="dxa"/>
+            <w:tcW w:w="379" w:type="dxa"/>
             <w:noWrap/>
             <w:vAlign w:val="bottom"/>
             <w:hideMark/>
@@ -43285,7 +42828,7 @@
         </w:trPr>
         <w:tc>
           <w:tcPr>
-            <w:tcW w:w="996" w:type="dxa"/>
+            <w:tcW w:w="995" w:type="dxa"/>
             <w:noWrap/>
             <w:vAlign w:val="bottom"/>
             <w:hideMark/>
@@ -43375,7 +42918,7 @@
         </w:tc>
         <w:tc>
           <w:tcPr>
-            <w:tcW w:w="378" w:type="dxa"/>
+            <w:tcW w:w="379" w:type="dxa"/>
             <w:noWrap/>
             <w:vAlign w:val="bottom"/>
             <w:hideMark/>
@@ -43618,7 +43161,7 @@
         </w:trPr>
         <w:tc>
           <w:tcPr>
-            <w:tcW w:w="996" w:type="dxa"/>
+            <w:tcW w:w="995" w:type="dxa"/>
             <w:noWrap/>
             <w:vAlign w:val="bottom"/>
             <w:hideMark/>
@@ -43708,7 +43251,7 @@
         </w:tc>
         <w:tc>
           <w:tcPr>
-            <w:tcW w:w="378" w:type="dxa"/>
+            <w:tcW w:w="379" w:type="dxa"/>
             <w:noWrap/>
             <w:vAlign w:val="bottom"/>
             <w:hideMark/>
@@ -43951,7 +43494,7 @@
         </w:trPr>
         <w:tc>
           <w:tcPr>
-            <w:tcW w:w="996" w:type="dxa"/>
+            <w:tcW w:w="995" w:type="dxa"/>
             <w:noWrap/>
             <w:vAlign w:val="bottom"/>
             <w:hideMark/>
@@ -44041,7 +43584,7 @@
         </w:tc>
         <w:tc>
           <w:tcPr>
-            <w:tcW w:w="378" w:type="dxa"/>
+            <w:tcW w:w="379" w:type="dxa"/>
             <w:noWrap/>
             <w:vAlign w:val="bottom"/>
             <w:hideMark/>
@@ -44284,7 +43827,7 @@
         </w:trPr>
         <w:tc>
           <w:tcPr>
-            <w:tcW w:w="996" w:type="dxa"/>
+            <w:tcW w:w="995" w:type="dxa"/>
             <w:noWrap/>
             <w:vAlign w:val="bottom"/>
             <w:hideMark/>
@@ -44374,7 +43917,7 @@
         </w:tc>
         <w:tc>
           <w:tcPr>
-            <w:tcW w:w="378" w:type="dxa"/>
+            <w:tcW w:w="379" w:type="dxa"/>
             <w:noWrap/>
             <w:vAlign w:val="bottom"/>
             <w:hideMark/>
@@ -44617,7 +44160,7 @@
         </w:trPr>
         <w:tc>
           <w:tcPr>
-            <w:tcW w:w="996" w:type="dxa"/>
+            <w:tcW w:w="995" w:type="dxa"/>
             <w:noWrap/>
             <w:vAlign w:val="bottom"/>
             <w:hideMark/>
@@ -44707,7 +44250,7 @@
         </w:tc>
         <w:tc>
           <w:tcPr>
-            <w:tcW w:w="378" w:type="dxa"/>
+            <w:tcW w:w="379" w:type="dxa"/>
             <w:noWrap/>
             <w:vAlign w:val="bottom"/>
             <w:hideMark/>
@@ -44950,7 +44493,7 @@
         </w:trPr>
         <w:tc>
           <w:tcPr>
-            <w:tcW w:w="996" w:type="dxa"/>
+            <w:tcW w:w="995" w:type="dxa"/>
             <w:noWrap/>
             <w:vAlign w:val="bottom"/>
             <w:hideMark/>
@@ -45040,7 +44583,7 @@
         </w:tc>
         <w:tc>
           <w:tcPr>
-            <w:tcW w:w="378" w:type="dxa"/>
+            <w:tcW w:w="379" w:type="dxa"/>
             <w:noWrap/>
             <w:vAlign w:val="bottom"/>
             <w:hideMark/>
@@ -45283,7 +44826,7 @@
         </w:trPr>
         <w:tc>
           <w:tcPr>
-            <w:tcW w:w="996" w:type="dxa"/>
+            <w:tcW w:w="995" w:type="dxa"/>
             <w:noWrap/>
             <w:vAlign w:val="bottom"/>
             <w:hideMark/>
@@ -45373,7 +44916,7 @@
         </w:tc>
         <w:tc>
           <w:tcPr>
-            <w:tcW w:w="378" w:type="dxa"/>
+            <w:tcW w:w="379" w:type="dxa"/>
             <w:noWrap/>
             <w:vAlign w:val="bottom"/>
             <w:hideMark/>
@@ -45616,7 +45159,7 @@
         </w:trPr>
         <w:tc>
           <w:tcPr>
-            <w:tcW w:w="996" w:type="dxa"/>
+            <w:tcW w:w="995" w:type="dxa"/>
             <w:noWrap/>
             <w:vAlign w:val="bottom"/>
             <w:hideMark/>
@@ -45706,7 +45249,7 @@
         </w:tc>
         <w:tc>
           <w:tcPr>
-            <w:tcW w:w="378" w:type="dxa"/>
+            <w:tcW w:w="379" w:type="dxa"/>
             <w:noWrap/>
             <w:vAlign w:val="bottom"/>
             <w:hideMark/>
@@ -45949,7 +45492,7 @@
         </w:trPr>
         <w:tc>
           <w:tcPr>
-            <w:tcW w:w="996" w:type="dxa"/>
+            <w:tcW w:w="995" w:type="dxa"/>
             <w:noWrap/>
             <w:vAlign w:val="bottom"/>
             <w:hideMark/>
@@ -46039,7 +45582,7 @@
         </w:tc>
         <w:tc>
           <w:tcPr>
-            <w:tcW w:w="378" w:type="dxa"/>
+            <w:tcW w:w="379" w:type="dxa"/>
             <w:noWrap/>
             <w:vAlign w:val="bottom"/>
             <w:hideMark/>
@@ -46282,7 +45825,7 @@
         </w:trPr>
         <w:tc>
           <w:tcPr>
-            <w:tcW w:w="996" w:type="dxa"/>
+            <w:tcW w:w="995" w:type="dxa"/>
             <w:noWrap/>
             <w:vAlign w:val="bottom"/>
             <w:hideMark/>
@@ -46372,7 +45915,7 @@
         </w:tc>
         <w:tc>
           <w:tcPr>
-            <w:tcW w:w="378" w:type="dxa"/>
+            <w:tcW w:w="379" w:type="dxa"/>
             <w:noWrap/>
             <w:vAlign w:val="bottom"/>
             <w:hideMark/>
@@ -46615,7 +46158,7 @@
         </w:trPr>
         <w:tc>
           <w:tcPr>
-            <w:tcW w:w="996" w:type="dxa"/>
+            <w:tcW w:w="995" w:type="dxa"/>
             <w:noWrap/>
             <w:vAlign w:val="bottom"/>
             <w:hideMark/>
@@ -46705,7 +46248,7 @@
         </w:tc>
         <w:tc>
           <w:tcPr>
-            <w:tcW w:w="378" w:type="dxa"/>
+            <w:tcW w:w="379" w:type="dxa"/>
             <w:noWrap/>
             <w:vAlign w:val="bottom"/>
             <w:hideMark/>
@@ -46948,7 +46491,7 @@
         </w:trPr>
         <w:tc>
           <w:tcPr>
-            <w:tcW w:w="996" w:type="dxa"/>
+            <w:tcW w:w="995" w:type="dxa"/>
             <w:noWrap/>
             <w:vAlign w:val="bottom"/>
             <w:hideMark/>
@@ -47038,7 +46581,7 @@
         </w:tc>
         <w:tc>
           <w:tcPr>
-            <w:tcW w:w="378" w:type="dxa"/>
+            <w:tcW w:w="379" w:type="dxa"/>
             <w:noWrap/>
             <w:vAlign w:val="bottom"/>
             <w:hideMark/>
@@ -47281,7 +46824,7 @@
         </w:trPr>
         <w:tc>
           <w:tcPr>
-            <w:tcW w:w="996" w:type="dxa"/>
+            <w:tcW w:w="995" w:type="dxa"/>
             <w:noWrap/>
             <w:vAlign w:val="bottom"/>
             <w:hideMark/>
@@ -47371,7 +46914,7 @@
         </w:tc>
         <w:tc>
           <w:tcPr>
-            <w:tcW w:w="378" w:type="dxa"/>
+            <w:tcW w:w="379" w:type="dxa"/>
             <w:noWrap/>
             <w:vAlign w:val="bottom"/>
             <w:hideMark/>
@@ -47614,7 +47157,7 @@
         </w:trPr>
         <w:tc>
           <w:tcPr>
-            <w:tcW w:w="996" w:type="dxa"/>
+            <w:tcW w:w="995" w:type="dxa"/>
             <w:noWrap/>
             <w:vAlign w:val="bottom"/>
             <w:hideMark/>
@@ -47704,7 +47247,7 @@
         </w:tc>
         <w:tc>
           <w:tcPr>
-            <w:tcW w:w="378" w:type="dxa"/>
+            <w:tcW w:w="379" w:type="dxa"/>
             <w:noWrap/>
             <w:vAlign w:val="bottom"/>
             <w:hideMark/>
@@ -47947,7 +47490,7 @@
         </w:trPr>
         <w:tc>
           <w:tcPr>
-            <w:tcW w:w="996" w:type="dxa"/>
+            <w:tcW w:w="995" w:type="dxa"/>
             <w:noWrap/>
             <w:vAlign w:val="bottom"/>
             <w:hideMark/>
@@ -48037,7 +47580,7 @@
         </w:tc>
         <w:tc>
           <w:tcPr>
-            <w:tcW w:w="378" w:type="dxa"/>
+            <w:tcW w:w="379" w:type="dxa"/>
             <w:noWrap/>
             <w:vAlign w:val="bottom"/>
             <w:hideMark/>
@@ -48280,7 +47823,7 @@
         </w:trPr>
         <w:tc>
           <w:tcPr>
-            <w:tcW w:w="996" w:type="dxa"/>
+            <w:tcW w:w="995" w:type="dxa"/>
             <w:noWrap/>
             <w:vAlign w:val="bottom"/>
             <w:hideMark/>
@@ -48370,7 +47913,7 @@
         </w:tc>
         <w:tc>
           <w:tcPr>
-            <w:tcW w:w="378" w:type="dxa"/>
+            <w:tcW w:w="379" w:type="dxa"/>
             <w:noWrap/>
             <w:vAlign w:val="bottom"/>
             <w:hideMark/>
@@ -48613,7 +48156,7 @@
         </w:trPr>
         <w:tc>
           <w:tcPr>
-            <w:tcW w:w="996" w:type="dxa"/>
+            <w:tcW w:w="995" w:type="dxa"/>
             <w:noWrap/>
             <w:vAlign w:val="bottom"/>
             <w:hideMark/>
@@ -48703,7 +48246,7 @@
         </w:tc>
         <w:tc>
           <w:tcPr>
-            <w:tcW w:w="378" w:type="dxa"/>
+            <w:tcW w:w="379" w:type="dxa"/>
             <w:noWrap/>
             <w:vAlign w:val="bottom"/>
             <w:hideMark/>
@@ -48946,7 +48489,7 @@
         </w:trPr>
         <w:tc>
           <w:tcPr>
-            <w:tcW w:w="996" w:type="dxa"/>
+            <w:tcW w:w="995" w:type="dxa"/>
             <w:noWrap/>
             <w:vAlign w:val="bottom"/>
             <w:hideMark/>
@@ -49036,7 +48579,7 @@
         </w:tc>
         <w:tc>
           <w:tcPr>
-            <w:tcW w:w="378" w:type="dxa"/>
+            <w:tcW w:w="379" w:type="dxa"/>
             <w:noWrap/>
             <w:vAlign w:val="bottom"/>
             <w:hideMark/>
@@ -49279,7 +48822,7 @@
         </w:trPr>
         <w:tc>
           <w:tcPr>
-            <w:tcW w:w="996" w:type="dxa"/>
+            <w:tcW w:w="995" w:type="dxa"/>
             <w:noWrap/>
             <w:vAlign w:val="bottom"/>
             <w:hideMark/>
@@ -49369,7 +48912,7 @@
         </w:tc>
         <w:tc>
           <w:tcPr>
-            <w:tcW w:w="378" w:type="dxa"/>
+            <w:tcW w:w="379" w:type="dxa"/>
             <w:noWrap/>
             <w:vAlign w:val="bottom"/>
             <w:hideMark/>
@@ -49612,7 +49155,7 @@
         </w:trPr>
         <w:tc>
           <w:tcPr>
-            <w:tcW w:w="996" w:type="dxa"/>
+            <w:tcW w:w="995" w:type="dxa"/>
             <w:noWrap/>
             <w:vAlign w:val="bottom"/>
             <w:hideMark/>
@@ -49702,7 +49245,7 @@
         </w:tc>
         <w:tc>
           <w:tcPr>
-            <w:tcW w:w="378" w:type="dxa"/>
+            <w:tcW w:w="379" w:type="dxa"/>
             <w:noWrap/>
             <w:vAlign w:val="bottom"/>
             <w:hideMark/>
@@ -49945,7 +49488,7 @@
         </w:trPr>
         <w:tc>
           <w:tcPr>
-            <w:tcW w:w="996" w:type="dxa"/>
+            <w:tcW w:w="995" w:type="dxa"/>
             <w:noWrap/>
             <w:vAlign w:val="bottom"/>
             <w:hideMark/>
@@ -50035,7 +49578,7 @@
         </w:tc>
         <w:tc>
           <w:tcPr>
-            <w:tcW w:w="378" w:type="dxa"/>
+            <w:tcW w:w="379" w:type="dxa"/>
             <w:noWrap/>
             <w:vAlign w:val="bottom"/>
             <w:hideMark/>
@@ -50278,7 +49821,7 @@
         </w:trPr>
         <w:tc>
           <w:tcPr>
-            <w:tcW w:w="996" w:type="dxa"/>
+            <w:tcW w:w="995" w:type="dxa"/>
             <w:noWrap/>
             <w:vAlign w:val="bottom"/>
             <w:hideMark/>
@@ -50368,7 +49911,7 @@
         </w:tc>
         <w:tc>
           <w:tcPr>
-            <w:tcW w:w="378" w:type="dxa"/>
+            <w:tcW w:w="379" w:type="dxa"/>
             <w:noWrap/>
             <w:vAlign w:val="bottom"/>
             <w:hideMark/>
@@ -50611,7 +50154,7 @@
         </w:trPr>
         <w:tc>
           <w:tcPr>
-            <w:tcW w:w="996" w:type="dxa"/>
+            <w:tcW w:w="995" w:type="dxa"/>
             <w:noWrap/>
             <w:vAlign w:val="bottom"/>
             <w:hideMark/>
@@ -50701,7 +50244,7 @@
         </w:tc>
         <w:tc>
           <w:tcPr>
-            <w:tcW w:w="378" w:type="dxa"/>
+            <w:tcW w:w="379" w:type="dxa"/>
             <w:noWrap/>
             <w:vAlign w:val="bottom"/>
             <w:hideMark/>
@@ -50944,7 +50487,7 @@
         </w:trPr>
         <w:tc>
           <w:tcPr>
-            <w:tcW w:w="996" w:type="dxa"/>
+            <w:tcW w:w="995" w:type="dxa"/>
             <w:noWrap/>
             <w:vAlign w:val="bottom"/>
             <w:hideMark/>
@@ -51034,7 +50577,7 @@
         </w:tc>
         <w:tc>
           <w:tcPr>
-            <w:tcW w:w="378" w:type="dxa"/>
+            <w:tcW w:w="379" w:type="dxa"/>
             <w:noWrap/>
             <w:vAlign w:val="bottom"/>
             <w:hideMark/>
@@ -51277,7 +50820,7 @@
         </w:trPr>
         <w:tc>
           <w:tcPr>
-            <w:tcW w:w="996" w:type="dxa"/>
+            <w:tcW w:w="995" w:type="dxa"/>
             <w:noWrap/>
             <w:vAlign w:val="bottom"/>
             <w:hideMark/>
@@ -51367,7 +50910,7 @@
         </w:tc>
         <w:tc>
           <w:tcPr>
-            <w:tcW w:w="378" w:type="dxa"/>
+            <w:tcW w:w="379" w:type="dxa"/>
             <w:noWrap/>
             <w:vAlign w:val="bottom"/>
             <w:hideMark/>
@@ -51610,7 +51153,7 @@
         </w:trPr>
         <w:tc>
           <w:tcPr>
-            <w:tcW w:w="996" w:type="dxa"/>
+            <w:tcW w:w="995" w:type="dxa"/>
             <w:noWrap/>
             <w:vAlign w:val="bottom"/>
             <w:hideMark/>
@@ -51700,7 +51243,7 @@
         </w:tc>
         <w:tc>
           <w:tcPr>
-            <w:tcW w:w="378" w:type="dxa"/>
+            <w:tcW w:w="379" w:type="dxa"/>
             <w:noWrap/>
             <w:vAlign w:val="bottom"/>
             <w:hideMark/>
@@ -51943,7 +51486,7 @@
         </w:trPr>
         <w:tc>
           <w:tcPr>
-            <w:tcW w:w="996" w:type="dxa"/>
+            <w:tcW w:w="995" w:type="dxa"/>
             <w:noWrap/>
             <w:vAlign w:val="bottom"/>
             <w:hideMark/>
@@ -52033,7 +51576,7 @@
         </w:tc>
         <w:tc>
           <w:tcPr>
-            <w:tcW w:w="378" w:type="dxa"/>
+            <w:tcW w:w="379" w:type="dxa"/>
             <w:noWrap/>
             <w:vAlign w:val="bottom"/>
             <w:hideMark/>
@@ -52276,7 +51819,7 @@
         </w:trPr>
         <w:tc>
           <w:tcPr>
-            <w:tcW w:w="996" w:type="dxa"/>
+            <w:tcW w:w="995" w:type="dxa"/>
             <w:noWrap/>
             <w:vAlign w:val="bottom"/>
             <w:hideMark/>
@@ -52366,7 +51909,7 @@
         </w:tc>
         <w:tc>
           <w:tcPr>
-            <w:tcW w:w="378" w:type="dxa"/>
+            <w:tcW w:w="379" w:type="dxa"/>
             <w:noWrap/>
             <w:vAlign w:val="bottom"/>
             <w:hideMark/>
@@ -52609,7 +52152,7 @@
         </w:trPr>
         <w:tc>
           <w:tcPr>
-            <w:tcW w:w="996" w:type="dxa"/>
+            <w:tcW w:w="995" w:type="dxa"/>
             <w:noWrap/>
             <w:vAlign w:val="bottom"/>
             <w:hideMark/>
@@ -52699,7 +52242,7 @@
         </w:tc>
         <w:tc>
           <w:tcPr>
-            <w:tcW w:w="378" w:type="dxa"/>
+            <w:tcW w:w="379" w:type="dxa"/>
             <w:noWrap/>
             <w:vAlign w:val="bottom"/>
             <w:hideMark/>
@@ -52942,7 +52485,7 @@
         </w:trPr>
         <w:tc>
           <w:tcPr>
-            <w:tcW w:w="996" w:type="dxa"/>
+            <w:tcW w:w="995" w:type="dxa"/>
             <w:noWrap/>
             <w:vAlign w:val="bottom"/>
             <w:hideMark/>
@@ -53032,7 +52575,7 @@
         </w:tc>
         <w:tc>
           <w:tcPr>
-            <w:tcW w:w="378" w:type="dxa"/>
+            <w:tcW w:w="379" w:type="dxa"/>
             <w:noWrap/>
             <w:vAlign w:val="bottom"/>
             <w:hideMark/>
@@ -53275,7 +52818,7 @@
         </w:trPr>
         <w:tc>
           <w:tcPr>
-            <w:tcW w:w="996" w:type="dxa"/>
+            <w:tcW w:w="995" w:type="dxa"/>
             <w:noWrap/>
             <w:vAlign w:val="bottom"/>
             <w:hideMark/>
@@ -53365,7 +52908,7 @@
         </w:tc>
         <w:tc>
           <w:tcPr>
-            <w:tcW w:w="378" w:type="dxa"/>
+            <w:tcW w:w="379" w:type="dxa"/>
             <w:noWrap/>
             <w:vAlign w:val="bottom"/>
             <w:hideMark/>
@@ -53608,7 +53151,7 @@
         </w:trPr>
         <w:tc>
           <w:tcPr>
-            <w:tcW w:w="996" w:type="dxa"/>
+            <w:tcW w:w="995" w:type="dxa"/>
             <w:noWrap/>
             <w:vAlign w:val="bottom"/>
             <w:hideMark/>
@@ -53698,7 +53241,7 @@
         </w:tc>
         <w:tc>
           <w:tcPr>
-            <w:tcW w:w="378" w:type="dxa"/>
+            <w:tcW w:w="379" w:type="dxa"/>
             <w:noWrap/>
             <w:vAlign w:val="bottom"/>
             <w:hideMark/>
@@ -53941,7 +53484,7 @@
         </w:trPr>
         <w:tc>
           <w:tcPr>
-            <w:tcW w:w="996" w:type="dxa"/>
+            <w:tcW w:w="995" w:type="dxa"/>
             <w:noWrap/>
             <w:vAlign w:val="bottom"/>
             <w:hideMark/>
@@ -54031,7 +53574,7 @@
         </w:tc>
         <w:tc>
           <w:tcPr>
-            <w:tcW w:w="378" w:type="dxa"/>
+            <w:tcW w:w="379" w:type="dxa"/>
             <w:noWrap/>
             <w:vAlign w:val="bottom"/>
             <w:hideMark/>
@@ -54274,7 +53817,7 @@
         </w:trPr>
         <w:tc>
           <w:tcPr>
-            <w:tcW w:w="996" w:type="dxa"/>
+            <w:tcW w:w="995" w:type="dxa"/>
             <w:noWrap/>
             <w:vAlign w:val="bottom"/>
             <w:hideMark/>
@@ -54364,7 +53907,7 @@
         </w:tc>
         <w:tc>
           <w:tcPr>
-            <w:tcW w:w="378" w:type="dxa"/>
+            <w:tcW w:w="379" w:type="dxa"/>
             <w:noWrap/>
             <w:vAlign w:val="bottom"/>
             <w:hideMark/>
@@ -54607,7 +54150,7 @@
         </w:trPr>
         <w:tc>
           <w:tcPr>
-            <w:tcW w:w="996" w:type="dxa"/>
+            <w:tcW w:w="995" w:type="dxa"/>
             <w:noWrap/>
             <w:vAlign w:val="bottom"/>
             <w:hideMark/>
@@ -54697,7 +54240,7 @@
         </w:tc>
         <w:tc>
           <w:tcPr>
-            <w:tcW w:w="378" w:type="dxa"/>
+            <w:tcW w:w="379" w:type="dxa"/>
             <w:noWrap/>
             <w:vAlign w:val="bottom"/>
             <w:hideMark/>
@@ -54941,7 +54484,7 @@
       </w:pPr>
     </w:p>
     <w:sectPr>
-      <w:footerReference w:type="default" r:id="rId33"/>
+      <w:footerReference w:type="default" r:id="rId34"/>
       <w:pgSz w:w="11906" w:h="16838"/>
       <w:pgMar w:top="1440" w:right="1440" w:bottom="1440" w:left="1440" w:header="708" w:footer="708" w:gutter="0"/>
       <w:lnNumType w:countBy="1" w:restart="continuous"/>
